--- a/plantillas_maestras/06_seguro_hogar_e_inmuebles/anulacion_indebida/2_o_mas_ddos_varios/mujer/TPL_0600_2026_SEGURO_HOGAR_E_INMUEBLES_ANULACION_INDEBIDA_ASEGURADORA_MUJER_R2.docx
+++ b/plantillas_maestras/06_seguro_hogar_e_inmuebles/anulacion_indebida/2_o_mas_ddos_varios/mujer/TPL_0600_2026_SEGURO_HOGAR_E_INMUEBLES_ANULACION_INDEBIDA_ASEGURADORA_MUJER_R2.docx
@@ -417,7 +417,7 @@
           <w14:ligatures w14:val="none"/>
         </w:rPr>
         <w:tab/>
-        <w:t xml:space="preserve">:       </w:t>
+        <w:t xml:space="preserve">: </w:t>
       </w:r>
       <w:r>
         <w:rPr>
@@ -908,7 +908,7 @@
           <w:lang w:val="es-ES" w:eastAsia="es-ES"/>
           <w14:ligatures w14:val="none"/>
         </w:rPr>
-        <w:t>por presuntas infracciones a la Ley N°29571, Código de Protección y Defensa del Consumidor (en adelante, Código)</w:t>
+        <w:t>por presuntas infracciones a la Ley 29571, Código de Protección y Defensa del Consumidor (en adelante, Código)</w:t>
       </w:r>
       <w:r>
         <w:rPr>
@@ -1035,7 +1035,7 @@
           <w:lang w:eastAsia="es-ES"/>
           <w14:ligatures w14:val="none"/>
         </w:rPr>
-        <w:t xml:space="preserve"> N° </w:t>
+        <w:t xml:space="preserve"> </w:t>
       </w:r>
       <w:r>
         <w:rPr>
@@ -1898,7 +1898,7 @@
           <w:lang w:eastAsia="es-ES"/>
           <w14:ligatures w14:val="none"/>
         </w:rPr>
-        <w:t xml:space="preserve">  </w:t>
+        <w:t xml:space="preserve"> </w:t>
       </w:r>
     </w:p>
     <w:p>
@@ -1995,7 +1995,7 @@
           <w:lang w:eastAsia="es-ES"/>
           <w14:ligatures w14:val="none"/>
         </w:rPr>
-        <w:t xml:space="preserve"> N° 41991-2025-SAC/RC, en el cual solicitó la atención de</w:t>
+        <w:t xml:space="preserve"> 41991-2025-SAC/RC, en el cual solicitó la atención de</w:t>
       </w:r>
       <w:r>
         <w:rPr>
@@ -2829,7 +2829,7 @@
           <w:lang w:eastAsia="es-PE"/>
           <w14:ligatures w14:val="none"/>
         </w:rPr>
-        <w:t>Técnica de la Comisión de Protección al Consumidor N°1 (en adelante, la Secretaría Técnica), en ejercicio de sus facultades</w:t>
+        <w:t>Técnica de la Comisión de Protección al Consumidor 1 (en adelante, la Secretaría Técnica), en ejercicio de sus facultades</w:t>
       </w:r>
       <w:r>
         <w:rPr>
@@ -2889,7 +2889,7 @@
           <w:lang w:eastAsia="es-PE"/>
           <w14:ligatures w14:val="none"/>
         </w:rPr>
-        <w:t xml:space="preserve"> Ajustadores y Peritos de Seguros S.A.C. habría emitido un informe de ajuste inadecuado del siniestro ocurrido el 15 de junio de 2025 en virtud de la cobertura del Póliza Domiciliaria N° 1416-20015, sin considerar el presupuesto presentado por la denunciante</w:t>
+        <w:t xml:space="preserve"> Ajustadores y Peritos de Seguros S.A.C. habría emitido un informe de ajuste inadecuado del siniestro ocurrido el 15 de junio de 2025 en virtud de la cobertura del Póliza Domiciliaria 1416-20015, sin considerar el presupuesto presentado por la denunciante</w:t>
       </w:r>
       <w:r>
         <w:rPr>
@@ -2916,7 +2916,7 @@
           <w:lang w:eastAsia="es-PE"/>
           <w14:ligatures w14:val="none"/>
         </w:rPr>
-        <w:t>°</w:t>
+        <w:t/>
       </w:r>
       <w:r>
         <w:rPr>
@@ -2934,7 +2934,7 @@
           <w:lang w:eastAsia="es-PE"/>
           <w14:ligatures w14:val="none"/>
         </w:rPr>
-        <w:t>°</w:t>
+        <w:t/>
       </w:r>
       <w:r>
         <w:rPr>
@@ -3050,7 +3050,7 @@
           <w:lang w:eastAsia="es-PE"/>
           <w14:ligatures w14:val="none"/>
         </w:rPr>
-        <w:t xml:space="preserve"> Ajustadores y Peritos de Seguros S.A.C. y Rímac Seguros y Reaseguros S.A. habrían realizado una liquidación inadecuada del siniestro ocurrido el 15 de junio de 2025 en virtud de la cobertura del Póliza Domiciliaria N° 1416-20015, al señalar que el monto correspondiente a la pérdida se encuentra absorbido por el deducible estipulado en la Póliza Domiciliaria N° 1416-20015</w:t>
+        <w:t xml:space="preserve"> Ajustadores y Peritos de Seguros S.A.C. y Rímac Seguros y Reaseguros S.A. habrían realizado una liquidación inadecuada del siniestro ocurrido el 15 de junio de 2025 en virtud de la cobertura del Póliza Domiciliaria 1416-20015, al señalar que el monto correspondiente a la pérdida se encuentra absorbido por el deducible estipulado en la Póliza Domiciliaria 1416-20015</w:t>
       </w:r>
       <w:r>
         <w:rPr>
@@ -3068,7 +3068,7 @@
           <w:lang w:eastAsia="es-PE"/>
           <w14:ligatures w14:val="none"/>
         </w:rPr>
-        <w:t>°</w:t>
+        <w:t/>
       </w:r>
       <w:r>
         <w:rPr>
@@ -3086,7 +3086,7 @@
           <w:lang w:eastAsia="es-PE"/>
           <w14:ligatures w14:val="none"/>
         </w:rPr>
-        <w:t>°</w:t>
+        <w:t/>
       </w:r>
       <w:r>
         <w:rPr>
@@ -3105,7 +3105,7 @@
           <w:lang w:eastAsia="es-PE"/>
           <w14:ligatures w14:val="none"/>
         </w:rPr>
-        <w:t xml:space="preserve">.  </w:t>
+        <w:t xml:space="preserve">. </w:t>
       </w:r>
     </w:p>
     <w:bookmarkEnd w:id="7"/>
@@ -3171,7 +3171,7 @@
           <w:lang w:eastAsia="es-PE"/>
           <w14:ligatures w14:val="none"/>
         </w:rPr>
-        <w:t>Rímac Seguros y Reaseguros S.A. no habría cumplido con remitir a la denunciante las boletas de pago de la Póliza Domiciliaria N° 1416-20015 a su domicilio ni a su correo electrónico, pese a haberse efectuado el pago de primas correspondiente</w:t>
+        <w:t>Rímac Seguros y Reaseguros S.A. no habría cumplido con remitir a la denunciante las boletas de pago de la Póliza Domiciliaria 1416-20015 a su domicilio ni a su correo electrónico, pese a haberse efectuado el pago de primas correspondiente</w:t>
       </w:r>
       <w:r>
         <w:rPr>
@@ -3189,7 +3189,7 @@
           <w:lang w:eastAsia="es-PE"/>
           <w14:ligatures w14:val="none"/>
         </w:rPr>
-        <w:t>°</w:t>
+        <w:t/>
       </w:r>
       <w:r>
         <w:rPr>
@@ -3207,7 +3207,7 @@
           <w:lang w:eastAsia="es-PE"/>
           <w14:ligatures w14:val="none"/>
         </w:rPr>
-        <w:t>°</w:t>
+        <w:t/>
       </w:r>
       <w:r>
         <w:rPr>
@@ -3287,7 +3287,7 @@
           <w:lang w:eastAsia="es-PE"/>
           <w14:ligatures w14:val="none"/>
         </w:rPr>
-        <w:t>Rímac Seguros y Reaseguros S.A. habría efectuado la anulación anticipada de la Póliza Domiciliaria N° 1416-20015 en julio de 2025 sin una justificación objetiva y razonable comunicada a la denunciante</w:t>
+        <w:t>Rímac Seguros y Reaseguros S.A. habría efectuado la anulación anticipada de la Póliza Domiciliaria 1416-20015 en julio de 2025 sin una justificación objetiva y razonable comunicada a la denunciante</w:t>
       </w:r>
       <w:r>
         <w:rPr>
@@ -3305,7 +3305,7 @@
           <w:lang w:eastAsia="es-PE"/>
           <w14:ligatures w14:val="none"/>
         </w:rPr>
-        <w:t>°</w:t>
+        <w:t/>
       </w:r>
       <w:r>
         <w:rPr>
@@ -3323,7 +3323,7 @@
           <w:lang w:eastAsia="es-PE"/>
           <w14:ligatures w14:val="none"/>
         </w:rPr>
-        <w:t>°</w:t>
+        <w:t/>
       </w:r>
       <w:r>
         <w:rPr>
@@ -3393,7 +3393,7 @@
           <w:kern w:val="0"/>
           <w14:ligatures w14:val="none"/>
         </w:rPr>
-        <w:t>Rímac Seguros y Reaseguros S.A. no habría cumplido con remitir a la denunciante una copia impresa de la Póliza Domiciliaria N° 1416-20015 y su remisión a su domicilio, así como el envío de dicha documentación a su correo electrónico, solicitada entre 2024 y 2025</w:t>
+        <w:t>Rímac Seguros y Reaseguros S.A. no habría cumplido con remitir a la denunciante una copia impresa de la Póliza Domiciliaria 1416-20015 y su remisión a su domicilio, así como el envío de dicha documentación a su correo electrónico, solicitada entre 2024 y 2025</w:t>
       </w:r>
       <w:r>
         <w:rPr>
@@ -3428,7 +3428,7 @@
           <w:lang w:eastAsia="es-PE"/>
           <w14:ligatures w14:val="none"/>
         </w:rPr>
-        <w:t xml:space="preserve">artículo 1°, numeral 1, literal b) </w:t>
+        <w:t xml:space="preserve">artículo 1, numeral 1, literal b) </w:t>
       </w:r>
       <w:bookmarkEnd w:id="8"/>
       <w:r>
@@ -3440,7 +3440,7 @@
           <w:lang w:eastAsia="es-PE"/>
           <w14:ligatures w14:val="none"/>
         </w:rPr>
-        <w:t>y al artículo 2° del Código</w:t>
+        <w:t>y al artículo 2 del Código</w:t>
       </w:r>
       <w:r>
         <w:rPr>
@@ -3485,7 +3485,7 @@
           <w:lang w:eastAsia="es-PE"/>
           <w14:ligatures w14:val="none"/>
         </w:rPr>
-        <w:t xml:space="preserve">    </w:t>
+        <w:t xml:space="preserve"> </w:t>
       </w:r>
     </w:p>
     <w:p>
@@ -3799,7 +3799,7 @@
           <w:lang w:eastAsia="es-ES"/>
           <w14:ligatures w14:val="none"/>
         </w:rPr>
-        <w:t xml:space="preserve"> N° </w:t>
+        <w:t xml:space="preserve"> </w:t>
       </w:r>
       <w:r>
         <w:rPr>
@@ -3901,7 +3901,7 @@
           <w:lang w:eastAsia="es-ES"/>
           <w14:ligatures w14:val="none"/>
         </w:rPr>
-        <w:t xml:space="preserve"> N° </w:t>
+        <w:t xml:space="preserve"> </w:t>
       </w:r>
       <w:r>
         <w:rPr>
@@ -4077,7 +4077,7 @@
           <w:lang w:eastAsia="es-ES"/>
           <w14:ligatures w14:val="none"/>
         </w:rPr>
-        <w:t xml:space="preserve"> N° </w:t>
+        <w:t xml:space="preserve"> </w:t>
       </w:r>
       <w:r>
         <w:rPr>
@@ -4180,7 +4180,7 @@
           <w:lang w:eastAsia="es-PE"/>
           <w14:ligatures w14:val="none"/>
         </w:rPr>
-        <w:t xml:space="preserve">RESOLUCIÓN DE LA SECRETARÍA TÉCNICA  </w:t>
+        <w:t xml:space="preserve">RESOLUCIÓN DE LA SECRETARÍA TÉCNICA </w:t>
       </w:r>
     </w:p>
     <w:p>
@@ -4398,15 +4398,15 @@
           <w14:ligatures w14:val="none"/>
         </w:rPr>
         <w:lastRenderedPageBreak/>
-        <w:t>Presunta infracción a los artículos 18° y 19° de la Ley</w:t>
-      </w:r>
-      <w:r>
-        <w:rPr>
-          <w:rFonts w:ascii="Arial Narrow" w:eastAsia="Arial Narrow" w:hAnsi="Arial Narrow" w:cs="Arial Narrow"/>
-          <w:kern w:val="0"/>
-          <w14:ligatures w14:val="none"/>
-        </w:rPr>
-        <w:t xml:space="preserve"> N°</w:t>
+        <w:t>Presunta infracción a los artículos 18 y 19 de la Ley</w:t>
+      </w:r>
+      <w:r>
+        <w:rPr>
+          <w:rFonts w:ascii="Arial Narrow" w:eastAsia="Arial Narrow" w:hAnsi="Arial Narrow" w:cs="Arial Narrow"/>
+          <w:kern w:val="0"/>
+          <w14:ligatures w14:val="none"/>
+        </w:rPr>
+        <w:t xml:space="preserve"> </w:t>
       </w:r>
       <w:r>
         <w:rPr>
@@ -4484,7 +4484,7 @@
           <w:lang w:eastAsia="es-ES"/>
           <w14:ligatures w14:val="none"/>
         </w:rPr>
-        <w:t>Póliza Domiciliaria N° 1416-20015</w:t>
+        <w:t>Póliza Domiciliaria 1416-20015</w:t>
       </w:r>
       <w:r>
         <w:rPr>
@@ -4508,7 +4508,7 @@
           <w:kern w:val="0"/>
           <w14:ligatures w14:val="none"/>
         </w:rPr>
-        <w:t xml:space="preserve">  </w:t>
+        <w:t xml:space="preserve"> </w:t>
       </w:r>
     </w:p>
     <w:p>
@@ -4549,15 +4549,15 @@
           <w:kern w:val="0"/>
           <w14:ligatures w14:val="none"/>
         </w:rPr>
-        <w:t>Presunta infracción a los artículos 18° y 19° de la Ley</w:t>
-      </w:r>
-      <w:r>
-        <w:rPr>
-          <w:rFonts w:ascii="Arial Narrow" w:eastAsia="Arial Narrow" w:hAnsi="Arial Narrow" w:cs="Arial Narrow"/>
-          <w:kern w:val="0"/>
-          <w14:ligatures w14:val="none"/>
-        </w:rPr>
-        <w:t xml:space="preserve"> N°</w:t>
+        <w:t>Presunta infracción a los artículos 18 y 19 de la Ley</w:t>
+      </w:r>
+      <w:r>
+        <w:rPr>
+          <w:rFonts w:ascii="Arial Narrow" w:eastAsia="Arial Narrow" w:hAnsi="Arial Narrow" w:cs="Arial Narrow"/>
+          <w:kern w:val="0"/>
+          <w14:ligatures w14:val="none"/>
+        </w:rPr>
+        <w:t xml:space="preserve"> </w:t>
       </w:r>
       <w:r>
         <w:rPr>
@@ -4662,7 +4662,7 @@
           <w:lang w:eastAsia="es-ES"/>
           <w14:ligatures w14:val="none"/>
         </w:rPr>
-        <w:t>Póliza Domiciliaria N° 1416-20015</w:t>
+        <w:t>Póliza Domiciliaria 1416-20015</w:t>
       </w:r>
       <w:r>
         <w:rPr>
@@ -4680,7 +4680,7 @@
           <w:kern w:val="0"/>
           <w14:ligatures w14:val="none"/>
         </w:rPr>
-        <w:t>Póliza Domiciliaria N° 1416-20015</w:t>
+        <w:t>Póliza Domiciliaria 1416-20015</w:t>
       </w:r>
       <w:r>
         <w:rPr>
@@ -4734,15 +4734,15 @@
           <w:kern w:val="0"/>
           <w14:ligatures w14:val="none"/>
         </w:rPr>
-        <w:t>Presunta infracción a los artículos 18° y 19° de la Ley</w:t>
-      </w:r>
-      <w:r>
-        <w:rPr>
-          <w:rFonts w:ascii="Arial Narrow" w:eastAsia="Arial Narrow" w:hAnsi="Arial Narrow" w:cs="Arial Narrow"/>
-          <w:kern w:val="0"/>
-          <w14:ligatures w14:val="none"/>
-        </w:rPr>
-        <w:t xml:space="preserve"> N°</w:t>
+        <w:t>Presunta infracción a los artículos 18 y 19 de la Ley</w:t>
+      </w:r>
+      <w:r>
+        <w:rPr>
+          <w:rFonts w:ascii="Arial Narrow" w:eastAsia="Arial Narrow" w:hAnsi="Arial Narrow" w:cs="Arial Narrow"/>
+          <w:kern w:val="0"/>
+          <w14:ligatures w14:val="none"/>
+        </w:rPr>
+        <w:t xml:space="preserve"> </w:t>
       </w:r>
       <w:r>
         <w:rPr>
@@ -4769,7 +4769,7 @@
           <w:kern w:val="0"/>
           <w14:ligatures w14:val="none"/>
         </w:rPr>
-        <w:t>a la denunciante las boletas de pago de la Póliza Domiciliaria N° 1416-20015 a su domicilio ni a su correo electrónico, pese a haberse efectuado el pago de primas correspondiente.</w:t>
+        <w:t>a la denunciante las boletas de pago de la Póliza Domiciliaria 1416-20015 a su domicilio ni a su correo electrónico, pese a haberse efectuado el pago de primas correspondiente.</w:t>
       </w:r>
       <w:r>
         <w:rPr>
@@ -4815,15 +4815,15 @@
           <w:kern w:val="0"/>
           <w14:ligatures w14:val="none"/>
         </w:rPr>
-        <w:t xml:space="preserve">Presunta infracción a los artículos 18° y 19° de la Ley </w:t>
-      </w:r>
-      <w:r>
-        <w:rPr>
-          <w:rFonts w:ascii="Arial Narrow" w:eastAsia="Arial Narrow" w:hAnsi="Arial Narrow" w:cs="Arial Narrow"/>
-          <w:kern w:val="0"/>
-          <w14:ligatures w14:val="none"/>
-        </w:rPr>
-        <w:t xml:space="preserve">N° </w:t>
+        <w:t xml:space="preserve">Presunta infracción a los artículos 18 y 19 de la Ley </w:t>
+      </w:r>
+      <w:r>
+        <w:rPr>
+          <w:rFonts w:ascii="Arial Narrow" w:eastAsia="Arial Narrow" w:hAnsi="Arial Narrow" w:cs="Arial Narrow"/>
+          <w:kern w:val="0"/>
+          <w14:ligatures w14:val="none"/>
+        </w:rPr>
+        <w:t xml:space="preserve"/>
       </w:r>
       <w:r>
         <w:rPr>
@@ -4866,7 +4866,7 @@
           <w:kern w:val="0"/>
           <w14:ligatures w14:val="none"/>
         </w:rPr>
-        <w:t>ón anticipada de la Póliza Domiciliaria N° 1416-20015 en julio de 2025 sin una justificación objetiva y razonable comunicada a la denunciante.</w:t>
+        <w:t>ón anticipada de la Póliza Domiciliaria 1416-20015 en julio de 2025 sin una justificación objetiva y razonable comunicada a la denunciante.</w:t>
       </w:r>
     </w:p>
     <w:p>
@@ -4907,15 +4907,15 @@
           <w:kern w:val="0"/>
           <w14:ligatures w14:val="none"/>
         </w:rPr>
-        <w:t xml:space="preserve">Presunta infracción al artículo 1°, numeral 1, literal b) y al artículo 2° de la Ley </w:t>
-      </w:r>
-      <w:r>
-        <w:rPr>
-          <w:rFonts w:ascii="Arial Narrow" w:eastAsia="Arial Narrow" w:hAnsi="Arial Narrow" w:cs="Arial Narrow"/>
-          <w:kern w:val="0"/>
-          <w14:ligatures w14:val="none"/>
-        </w:rPr>
-        <w:t xml:space="preserve">N° </w:t>
+        <w:t xml:space="preserve">Presunta infracción al artículo 1, numeral 1, literal b) y al artículo 2 de la Ley </w:t>
+      </w:r>
+      <w:r>
+        <w:rPr>
+          <w:rFonts w:ascii="Arial Narrow" w:eastAsia="Arial Narrow" w:hAnsi="Arial Narrow" w:cs="Arial Narrow"/>
+          <w:kern w:val="0"/>
+          <w14:ligatures w14:val="none"/>
+        </w:rPr>
+        <w:t xml:space="preserve"/>
       </w:r>
       <w:r>
         <w:rPr>
@@ -4960,7 +4960,7 @@
           <w:kern w:val="0"/>
           <w14:ligatures w14:val="none"/>
         </w:rPr>
-        <w:t xml:space="preserve">de la Póliza Domiciliaria N° 1416-20015 </w:t>
+        <w:t xml:space="preserve">de la Póliza Domiciliaria 1416-20015 </w:t>
       </w:r>
       <w:r>
         <w:rPr>
@@ -5330,7 +5330,7 @@
           <w:lang w:eastAsia="es-PE"/>
           <w14:ligatures w14:val="none"/>
         </w:rPr>
-        <w:t>°</w:t>
+        <w:t/>
       </w:r>
       <w:r>
         <w:rPr>
@@ -5435,7 +5435,7 @@
           <w:lang w:eastAsia="es-PE"/>
           <w14:ligatures w14:val="none"/>
         </w:rPr>
-        <w:t>°</w:t>
+        <w:t/>
       </w:r>
       <w:r>
         <w:rPr>
@@ -5621,7 +5621,7 @@
           <w:lang w:eastAsia="es-PE"/>
           <w14:ligatures w14:val="none"/>
         </w:rPr>
-        <w:t>°</w:t>
+        <w:t/>
       </w:r>
       <w:r>
         <w:rPr>
@@ -5812,7 +5812,7 @@
           <w:lang w:eastAsia="es-ES"/>
           <w14:ligatures w14:val="none"/>
         </w:rPr>
-        <w:t xml:space="preserve"> N° </w:t>
+        <w:t xml:space="preserve"> </w:t>
       </w:r>
       <w:r>
         <w:rPr>
@@ -5914,7 +5914,7 @@
           <w:lang w:eastAsia="es-ES"/>
           <w14:ligatures w14:val="none"/>
         </w:rPr>
-        <w:t xml:space="preserve"> N° </w:t>
+        <w:t xml:space="preserve"> </w:t>
       </w:r>
       <w:r>
         <w:rPr>
@@ -6135,7 +6135,7 @@
           <w:lang w:eastAsia="es-ES"/>
           <w14:ligatures w14:val="none"/>
         </w:rPr>
-        <w:t xml:space="preserve"> N° </w:t>
+        <w:t xml:space="preserve"> </w:t>
       </w:r>
       <w:r>
         <w:rPr>
@@ -6187,7 +6187,7 @@
           <w:lang w:val="es-ES" w:eastAsia="es-ES"/>
           <w14:ligatures w14:val="none"/>
         </w:rPr>
-        <w:t xml:space="preserve">  </w:t>
+        <w:t xml:space="preserve"> </w:t>
       </w:r>
     </w:p>
     <w:p>
@@ -6256,7 +6256,7 @@
           <w:lang w:eastAsia="es-PE"/>
           <w14:ligatures w14:val="none"/>
         </w:rPr>
-        <w:t>°</w:t>
+        <w:t/>
       </w:r>
       <w:r>
         <w:rPr>
@@ -6297,7 +6297,7 @@
           <w:lang w:eastAsia="es-PE"/>
           <w14:ligatures w14:val="none"/>
         </w:rPr>
-        <w:t>°</w:t>
+        <w:t/>
       </w:r>
       <w:r>
         <w:rPr>
@@ -6317,7 +6317,7 @@
           <w:lang w:eastAsia="es-PE"/>
           <w14:ligatures w14:val="none"/>
         </w:rPr>
-        <w:t>°</w:t>
+        <w:t/>
       </w:r>
       <w:r>
         <w:rPr>
@@ -6337,7 +6337,7 @@
           <w:lang w:eastAsia="es-PE"/>
           <w14:ligatures w14:val="none"/>
         </w:rPr>
-        <w:t>°</w:t>
+        <w:t/>
       </w:r>
       <w:r>
         <w:rPr>
@@ -6390,7 +6390,7 @@
           <w:lang w:eastAsia="es-PE"/>
           <w14:ligatures w14:val="none"/>
         </w:rPr>
-        <w:t>°</w:t>
+        <w:t/>
       </w:r>
       <w:r>
         <w:rPr>
@@ -6476,7 +6476,7 @@
           <w:lang w:eastAsia="es-PE"/>
           <w14:ligatures w14:val="none"/>
         </w:rPr>
-        <w:t>°</w:t>
+        <w:t/>
       </w:r>
       <w:r>
         <w:rPr>
@@ -6580,7 +6580,7 @@
           <w:lang w:eastAsia="es-PE"/>
           <w14:ligatures w14:val="none"/>
         </w:rPr>
-        <w:t>°</w:t>
+        <w:t/>
       </w:r>
       <w:r>
         <w:rPr>
@@ -6588,7 +6588,7 @@
           <w:kern w:val="0"/>
           <w14:ligatures w14:val="none"/>
         </w:rPr>
-        <w:t xml:space="preserve"> del Decreto Legislativo N° 807</w:t>
+        <w:t xml:space="preserve"> del Decreto Legislativo 807</w:t>
       </w:r>
       <w:r>
         <w:rPr>
@@ -6888,7 +6888,7 @@
           <w:lang w:eastAsia="es-PE"/>
           <w14:ligatures w14:val="none"/>
         </w:rPr>
-        <w:t>°</w:t>
+        <w:t/>
       </w:r>
       <w:r>
         <w:rPr>
@@ -6905,7 +6905,7 @@
           <w:lang w:eastAsia="es-PE"/>
           <w14:ligatures w14:val="none"/>
         </w:rPr>
-        <w:t>°</w:t>
+        <w:t/>
       </w:r>
       <w:r>
         <w:rPr>
@@ -7116,7 +7116,7 @@
           <w:color w:val="000000"/>
           <w:lang w:eastAsia="es-PE"/>
         </w:rPr>
-        <w:t>Comisión de Protección al Consumidor N°1</w:t>
+        <w:t>Comisión de Protección al Consumidor 1</w:t>
       </w:r>
     </w:p>
     <w:p>
@@ -7318,7 +7318,7 @@
           <w:sz w:val="14"/>
           <w:szCs w:val="14"/>
         </w:rPr>
-        <w:t xml:space="preserve">DOCUMENTO DE TRASLADO N° 051-2026-PS1/INDECOPI de fecha 18 de febrero de 2026, </w:t>
+        <w:t xml:space="preserve">DOCUMENTO DE TRASLADO 051-2026-PS1/INDECOPI de fecha 18 de febrero de 2026, </w:t>
       </w:r>
       <w:proofErr w:type="spellStart"/>
       <w:r>
@@ -7461,7 +7461,7 @@
           <w:sz w:val="14"/>
           <w:szCs w:val="14"/>
         </w:rPr>
-        <w:t xml:space="preserve">  </w:t>
+        <w:t xml:space="preserve"> </w:t>
       </w:r>
       <w:r>
         <w:rPr>
@@ -7479,7 +7479,7 @@
           <w:sz w:val="14"/>
           <w:szCs w:val="14"/>
         </w:rPr>
-        <w:t xml:space="preserve">LEY N° 29571, CÓDIGO DE PROTECCIÓN Y DEFENSA DEL CONSUMIDOR, publicado el 2 de setiembre de 2010 y modificado por Decreto Legislativo N° 1308 </w:t>
+        <w:t xml:space="preserve">LEY 29571, CÓDIGO DE PROTECCIÓN Y DEFENSA DEL CONSUMIDOR, publicado el 2 de setiembre de 2010 y modificado por Decreto Legislativo 1308 </w:t>
       </w:r>
     </w:p>
     <w:p>
@@ -7531,7 +7531,7 @@
           <w:szCs w:val="14"/>
         </w:rPr>
         <w:tab/>
-        <w:t xml:space="preserve">El Instituto Nacional de Defensa de la Competencia y de la Protección de la Propiedad Intelectual (Indecopi) es la autoridad con competencia primaria y de alcance nacional para conocer las presuntas infracciones a las disposiciones contenidas en el presente Código, así como para imponer las sanciones y medidas correctivas establecidas en el presente capítulo, conforme al Decreto Legislativo N° 1033, Ley de Organización y Funciones del Indecopi. Dicha competencia solo puede ser negada cuando ella haya sido asignada o se asigne a favor de otro organismo por norma expresa con rango de ley. </w:t>
+        <w:t xml:space="preserve">El Instituto Nacional de Defensa de la Competencia y de la Protección de la Propiedad Intelectual (Indecopi) es la autoridad con competencia primaria y de alcance nacional para conocer las presuntas infracciones a las disposiciones contenidas en el presente Código, así como para imponer las sanciones y medidas correctivas establecidas en el presente capítulo, conforme al Decreto Legislativo 1033, Ley de Organización y Funciones del Indecopi. Dicha competencia solo puede ser negada cuando ella haya sido asignada o se asigne a favor de otro organismo por norma expresa con rango de ley. </w:t>
       </w:r>
     </w:p>
     <w:p>
@@ -7605,7 +7605,7 @@
           <w:sz w:val="14"/>
           <w:szCs w:val="14"/>
         </w:rPr>
-        <w:t xml:space="preserve">LEY DE ORGANIZACIÓN Y FUNCIONES DEL INDECOPI, APROBADA POR DECRETO LEGISLATIVO N° 1033 </w:t>
+        <w:t xml:space="preserve">LEY DE ORGANIZACIÓN Y FUNCIONES DEL INDECOPI, APROBADA POR DECRETO LEGISLATIVO 1033 </w:t>
       </w:r>
     </w:p>
     <w:p>
@@ -7714,7 +7714,7 @@
           <w:sz w:val="14"/>
           <w:szCs w:val="14"/>
         </w:rPr>
-        <w:t xml:space="preserve">           </w:t>
+        <w:t xml:space="preserve"> </w:t>
       </w:r>
       <w:r>
         <w:rPr>
@@ -7732,7 +7732,7 @@
           <w:sz w:val="14"/>
           <w:szCs w:val="14"/>
         </w:rPr>
-        <w:t xml:space="preserve">LEY N° 29571, CÓDIGO DE PROTECCIÓN Y DEFENSA DEL CONSUMIDOR, publicado el 2 de setiembre de 2010 y modificado por Decreto Legislativo N° 1308   </w:t>
+        <w:t xml:space="preserve">LEY 29571, CÓDIGO DE PROTECCIÓN Y DEFENSA DEL CONSUMIDOR, publicado el 2 de setiembre de 2010 y modificado por Decreto Legislativo 1308 </w:t>
       </w:r>
     </w:p>
     <w:p>
@@ -7756,7 +7756,7 @@
           <w:sz w:val="14"/>
           <w:szCs w:val="14"/>
         </w:rPr>
-        <w:t xml:space="preserve">Artículo 18.- Idoneidad   </w:t>
+        <w:t xml:space="preserve">Artículo 18.- Idoneidad </w:t>
       </w:r>
     </w:p>
     <w:p>
@@ -7776,7 +7776,7 @@
           <w:sz w:val="14"/>
           <w:szCs w:val="14"/>
         </w:rPr>
-        <w:t xml:space="preserve">Se entiende por idoneidad la correspondencia entre lo que un consumidor espera y lo que efectivamente recibe, en función a lo que se le hubiera ofrecido, la publicidad e información transmitida, las condiciones y circunstancias de la transacción, las características y naturaleza del producto o servicio, el precio, entre otros factores, atendiendo a las circunstancias del caso.    </w:t>
+        <w:t xml:space="preserve">Se entiende por idoneidad la correspondencia entre lo que un consumidor espera y lo que efectivamente recibe, en función a lo que se le hubiera ofrecido, la publicidad e información transmitida, las condiciones y circunstancias de la transacción, las características y naturaleza del producto o servicio, el precio, entre otros factores, atendiendo a las circunstancias del caso. </w:t>
       </w:r>
     </w:p>
     <w:p>
@@ -7915,7 +7915,7 @@
           <w:sz w:val="14"/>
           <w:szCs w:val="14"/>
         </w:rPr>
-        <w:t xml:space="preserve">LEY N° 29571, CÓDIGO DE PROTECCIÓN Y DEFENSA DEL CONSUMIDOR, publicado el 2 de setiembre de 2010 y modificado por Decreto Legislativo N° 1308   </w:t>
+        <w:t xml:space="preserve">LEY 29571, CÓDIGO DE PROTECCIÓN Y DEFENSA DEL CONSUMIDOR, publicado el 2 de setiembre de 2010 y modificado por Decreto Legislativo 1308 </w:t>
       </w:r>
     </w:p>
     <w:p>
@@ -8204,7 +8204,7 @@
           <w:sz w:val="14"/>
           <w:szCs w:val="14"/>
         </w:rPr>
-        <w:t xml:space="preserve">  </w:t>
+        <w:t xml:space="preserve"> </w:t>
       </w:r>
       <w:r>
         <w:rPr>
@@ -8222,7 +8222,7 @@
           <w:sz w:val="14"/>
           <w:szCs w:val="14"/>
         </w:rPr>
-        <w:t>LEY SOBRE FACULTADES, NORMAS Y ORGANIZACIÓN DEL INDECOPI, APROBADA POR DECRETO LEGISLATIVO N° 807 Artículo 24.-</w:t>
+        <w:t>LEY SOBRE FACULTADES, NORMAS Y ORGANIZACIÓN DEL INDECOPI, APROBADA POR DECRETO LEGISLATIVO 807 Artículo 24.-</w:t>
       </w:r>
       <w:r>
         <w:rPr>
@@ -8380,7 +8380,7 @@
           <w:szCs w:val="14"/>
         </w:rPr>
         <w:tab/>
-        <w:t xml:space="preserve">El número de trabajadores se atenderá siempre que la empresa haya sido constituida antes de la vigencia de la Ley Nº 30056, publicada el 2 de julio de 2013, que modificó el artículo 5 del Texto Único Ordenado de la Ley de Promoción de la Competitividad, Formalización y Desarrollo de la Micro y Pequeña Empresa y de Acceso al Empleo Decente (LEY MYPE). Ello, en la medida que la Tercera Disposición Complementaria Transitoria de la norma modificatoria precisa que las empresas constituidas antes de la </w:t>
+        <w:t xml:space="preserve">El número de trabajadores se atenderá siempre que la empresa haya sido constituida antes de la vigencia de la Ley 30056, publicada el 2 de julio de 2013, que modificó el artículo 5 del Texto Único Ordenado de la Ley de Promoción de la Competitividad, Formalización y Desarrollo de la Micro y Pequeña Empresa y de Acceso al Empleo Decente (LEY MYPE). Ello, en la medida que la Tercera Disposición Complementaria Transitoria de la norma modificatoria precisa que las empresas constituidas antes de la </w:t>
       </w:r>
       <w:proofErr w:type="gramStart"/>
       <w:r>
@@ -8477,7 +8477,7 @@
           <w:sz w:val="14"/>
           <w:szCs w:val="14"/>
         </w:rPr>
-        <w:t>publicado el 2 de setiembre de 2010 y modificado por Decreto Legislativo N° 1308</w:t>
+        <w:t>publicado el 2 de setiembre de 2010 y modificado por Decreto Legislativo 1308</w:t>
       </w:r>
     </w:p>
     <w:p>
@@ -8634,7 +8634,7 @@
           <w:szCs w:val="14"/>
           <w:vertAlign w:val="superscript"/>
         </w:rPr>
-        <w:t xml:space="preserve">  </w:t>
+        <w:t xml:space="preserve"> </w:t>
       </w:r>
       <w:r>
         <w:rPr>
@@ -8642,7 +8642,7 @@
           <w:sz w:val="14"/>
           <w:szCs w:val="14"/>
         </w:rPr>
-        <w:t xml:space="preserve">     </w:t>
+        <w:t xml:space="preserve"> </w:t>
       </w:r>
       <w:r>
         <w:rPr>
@@ -8678,7 +8678,7 @@
           <w:sz w:val="14"/>
           <w:szCs w:val="14"/>
         </w:rPr>
-        <w:t>publicado el 2 de setiembre de 2010 y modificado por Decreto Legislativo N° 1308</w:t>
+        <w:t>publicado el 2 de setiembre de 2010 y modificado por Decreto Legislativo 1308</w:t>
       </w:r>
     </w:p>
     <w:p>
@@ -8721,7 +8721,7 @@
           <w:sz w:val="14"/>
           <w:szCs w:val="14"/>
         </w:rPr>
-        <w:t>El órgano resolutivo puede sancionar las infracciones administrativas a que se refiere el artículo 108º con amonestación y multas de hasta cuatrocientos cincuenta (450) Unidades Impositivas Tributarias (UIT), las cuales son calificadas de la siguiente manera:</w:t>
+        <w:t>El órgano resolutivo puede sancionar las infracciones administrativas a que se refiere el artículo 108 con amonestación y multas de hasta cuatrocientos cincuenta (450) Unidades Impositivas Tributarias (UIT), las cuales son calificadas de la siguiente manera:</w:t>
       </w:r>
     </w:p>
     <w:p>
@@ -8844,7 +8844,7 @@
           <w:sz w:val="14"/>
           <w:szCs w:val="14"/>
         </w:rPr>
-        <w:t xml:space="preserve">        </w:t>
+        <w:t xml:space="preserve"> </w:t>
       </w:r>
       <w:r>
         <w:rPr>
@@ -9661,7 +9661,7 @@
           <w:sz w:val="14"/>
           <w:szCs w:val="14"/>
         </w:rPr>
-        <w:t xml:space="preserve">         </w:t>
+        <w:t xml:space="preserve"> </w:t>
       </w:r>
       <w:r>
         <w:rPr>
@@ -9697,7 +9697,7 @@
           <w:sz w:val="14"/>
           <w:szCs w:val="14"/>
         </w:rPr>
-        <w:t>publicado el 2 de setiembre de 2010 y modificado por Decreto Legislativo N° 1308</w:t>
+        <w:t>publicado el 2 de setiembre de 2010 y modificado por Decreto Legislativo 1308</w:t>
       </w:r>
     </w:p>
     <w:p>
@@ -9894,7 +9894,7 @@
           <w:szCs w:val="14"/>
         </w:rPr>
         <w:tab/>
-        <w:t>DECRETO LEGISLATIVO Nº 807, LEY SOBRE FACULTADES, NORMAS Y ORGANIZACIÓN DEL INDECOPI FACULTADES DE LAS COMISIONES Y OFICINAS DEL INDECOPI</w:t>
+        <w:t>DECRETO LEGISLATIVO 807, LEY SOBRE FACULTADES, NORMAS Y ORGANIZACIÓN DEL INDECOPI FACULTADES DE LAS COMISIONES Y OFICINAS DEL INDECOPI</w:t>
       </w:r>
     </w:p>
     <w:p>
@@ -10347,7 +10347,7 @@
               <w:sz w:val="16"/>
               <w:szCs w:val="16"/>
             </w:rPr>
-            <w:t xml:space="preserve">CNICA DE LA    </w:t>
+            <w:t xml:space="preserve">CNICA DE LA </w:t>
           </w:r>
         </w:p>
         <w:p>

--- a/plantillas_maestras/06_seguro_hogar_e_inmuebles/anulacion_indebida/2_o_mas_ddos_varios/mujer/TPL_0600_2026_SEGURO_HOGAR_E_INMUEBLES_ANULACION_INDEBIDA_ASEGURADORA_MUJER_R2.docx
+++ b/plantillas_maestras/06_seguro_hogar_e_inmuebles/anulacion_indebida/2_o_mas_ddos_varios/mujer/TPL_0600_2026_SEGURO_HOGAR_E_INMUEBLES_ANULACION_INDEBIDA_ASEGURADORA_MUJER_R2.docx
@@ -104,7 +104,7 @@
           <w:lang w:eastAsia="es-PE"/>
           <w14:ligatures w14:val="none"/>
         </w:rPr>
-        <w:t>DENUNCIANTE</w:t>
+        <w:t xml:space="preserve">DENUNCIANTE:[DENUNCIANTE] (SEÑORA [APELLIDO])</w:t>
       </w:r>
       <w:r>
         <w:rPr>
@@ -116,7 +116,7 @@
           <w14:ligatures w14:val="none"/>
         </w:rPr>
         <w:tab/>
-        <w:t>:</w:t>
+        <w:t/>
       </w:r>
       <w:r>
         <w:rPr>
@@ -138,62 +138,62 @@
           <w:lang w:eastAsia="es-PE"/>
           <w14:ligatures w14:val="none"/>
         </w:rPr>
-        <w:t xml:space="preserve">FLORA JULIA FARFAN RIOS </w:t>
-      </w:r>
-      <w:r>
-        <w:rPr>
-          <w:rFonts w:ascii="Arial Narrow" w:eastAsia="Arial Narrow" w:hAnsi="Arial Narrow" w:cs="Arial Narrow"/>
-          <w:b/>
-          <w:color w:val="000000"/>
-          <w:kern w:val="0"/>
-          <w:lang w:eastAsia="es-PE"/>
-          <w14:ligatures w14:val="none"/>
-        </w:rPr>
-        <w:t>(SEÑOR</w:t>
-      </w:r>
-      <w:r>
-        <w:rPr>
-          <w:rFonts w:ascii="Arial Narrow" w:eastAsia="Arial Narrow" w:hAnsi="Arial Narrow" w:cs="Arial Narrow"/>
-          <w:b/>
-          <w:color w:val="000000"/>
-          <w:kern w:val="0"/>
-          <w:lang w:eastAsia="es-PE"/>
-          <w14:ligatures w14:val="none"/>
-        </w:rPr>
-        <w:t>A</w:t>
-      </w:r>
-      <w:r>
-        <w:rPr>
-          <w:rFonts w:ascii="Arial Narrow" w:eastAsia="Arial Narrow" w:hAnsi="Arial Narrow" w:cs="Arial Narrow"/>
-          <w:b/>
-          <w:color w:val="000000"/>
-          <w:kern w:val="0"/>
-          <w:lang w:eastAsia="es-PE"/>
-          <w14:ligatures w14:val="none"/>
-        </w:rPr>
-        <w:t xml:space="preserve"> </w:t>
-      </w:r>
-      <w:r>
-        <w:rPr>
-          <w:rFonts w:ascii="Arial Narrow" w:eastAsia="Arial Narrow" w:hAnsi="Arial Narrow" w:cs="Arial Narrow"/>
-          <w:b/>
-          <w:color w:val="000000"/>
-          <w:kern w:val="0"/>
-          <w:lang w:eastAsia="es-PE"/>
-          <w14:ligatures w14:val="none"/>
-        </w:rPr>
-        <w:t>FARFAN</w:t>
-      </w:r>
-      <w:r>
-        <w:rPr>
-          <w:rFonts w:ascii="Arial Narrow" w:eastAsia="Arial Narrow" w:hAnsi="Arial Narrow" w:cs="Arial Narrow"/>
-          <w:b/>
-          <w:color w:val="000000"/>
-          <w:kern w:val="0"/>
-          <w:lang w:eastAsia="es-PE"/>
-          <w14:ligatures w14:val="none"/>
-        </w:rPr>
-        <w:t>)</w:t>
+        <w:t xml:space="preserve"/>
+      </w:r>
+      <w:r>
+        <w:rPr>
+          <w:rFonts w:ascii="Arial Narrow" w:eastAsia="Arial Narrow" w:hAnsi="Arial Narrow" w:cs="Arial Narrow"/>
+          <w:b/>
+          <w:color w:val="000000"/>
+          <w:kern w:val="0"/>
+          <w:lang w:eastAsia="es-PE"/>
+          <w14:ligatures w14:val="none"/>
+        </w:rPr>
+        <w:t/>
+      </w:r>
+      <w:r>
+        <w:rPr>
+          <w:rFonts w:ascii="Arial Narrow" w:eastAsia="Arial Narrow" w:hAnsi="Arial Narrow" w:cs="Arial Narrow"/>
+          <w:b/>
+          <w:color w:val="000000"/>
+          <w:kern w:val="0"/>
+          <w:lang w:eastAsia="es-PE"/>
+          <w14:ligatures w14:val="none"/>
+        </w:rPr>
+        <w:t/>
+      </w:r>
+      <w:r>
+        <w:rPr>
+          <w:rFonts w:ascii="Arial Narrow" w:eastAsia="Arial Narrow" w:hAnsi="Arial Narrow" w:cs="Arial Narrow"/>
+          <w:b/>
+          <w:color w:val="000000"/>
+          <w:kern w:val="0"/>
+          <w:lang w:eastAsia="es-PE"/>
+          <w14:ligatures w14:val="none"/>
+        </w:rPr>
+        <w:t xml:space="preserve"/>
+      </w:r>
+      <w:r>
+        <w:rPr>
+          <w:rFonts w:ascii="Arial Narrow" w:eastAsia="Arial Narrow" w:hAnsi="Arial Narrow" w:cs="Arial Narrow"/>
+          <w:b/>
+          <w:color w:val="000000"/>
+          <w:kern w:val="0"/>
+          <w:lang w:eastAsia="es-PE"/>
+          <w14:ligatures w14:val="none"/>
+        </w:rPr>
+        <w:t/>
+      </w:r>
+      <w:r>
+        <w:rPr>
+          <w:rFonts w:ascii="Arial Narrow" w:eastAsia="Arial Narrow" w:hAnsi="Arial Narrow" w:cs="Arial Narrow"/>
+          <w:b/>
+          <w:color w:val="000000"/>
+          <w:kern w:val="0"/>
+          <w:lang w:eastAsia="es-PE"/>
+          <w14:ligatures w14:val="none"/>
+        </w:rPr>
+        <w:t/>
       </w:r>
     </w:p>
     <w:p>
@@ -699,17 +699,17 @@
           <w:lang w:val="es-ES" w:eastAsia="es-ES"/>
           <w14:ligatures w14:val="none"/>
         </w:rPr>
-        <w:t xml:space="preserve">Mediante la denuncia del </w:t>
-      </w:r>
-      <w:r>
-        <w:rPr>
-          <w:rFonts w:ascii="Arial Narrow" w:eastAsia="Times New Roman" w:hAnsi="Arial Narrow" w:cs="Arial"/>
-          <w:color w:val="000000"/>
-          <w:kern w:val="0"/>
-          <w:lang w:val="es-ES" w:eastAsia="es-ES"/>
-          <w14:ligatures w14:val="none"/>
-        </w:rPr>
-        <w:t>30 de diciembre de 2025</w:t>
+        <w:t xml:space="preserve">Mediante la denuncia del 30 de diciembre de 2025, complementado mediante dos (2) escritos del 29 de enero de 2026, subsanada mediante dos (2) escritos del 12 de marzo de 2026, la señora [APELLIDO] denunció a Rímac y Baukost por presuntas infracciones a la Ley 29571, Código de Protección y Defensa del Consumidor (en adelante, Código), señalando lo siguiente:</w:t>
+      </w:r>
+      <w:r>
+        <w:rPr>
+          <w:rFonts w:ascii="Arial Narrow" w:eastAsia="Times New Roman" w:hAnsi="Arial Narrow" w:cs="Arial"/>
+          <w:color w:val="000000"/>
+          <w:kern w:val="0"/>
+          <w:lang w:val="es-ES" w:eastAsia="es-ES"/>
+          <w14:ligatures w14:val="none"/>
+        </w:rPr>
+        <w:t/>
       </w:r>
       <w:r>
         <w:rPr>
@@ -730,67 +730,67 @@
           <w:lang w:val="es-ES" w:eastAsia="es-ES"/>
           <w14:ligatures w14:val="none"/>
         </w:rPr>
-        <w:t xml:space="preserve">, </w:t>
-      </w:r>
-      <w:r>
-        <w:rPr>
-          <w:rFonts w:ascii="Arial Narrow" w:eastAsia="Times New Roman" w:hAnsi="Arial Narrow" w:cs="Arial"/>
-          <w:color w:val="000000"/>
-          <w:kern w:val="0"/>
-          <w:lang w:val="es-ES" w:eastAsia="es-ES"/>
-          <w14:ligatures w14:val="none"/>
-        </w:rPr>
-        <w:t xml:space="preserve">complementado mediante dos (2) escritos del 29 de enero de 2026, </w:t>
-      </w:r>
-      <w:r>
-        <w:rPr>
-          <w:rFonts w:ascii="Arial Narrow" w:eastAsia="Times New Roman" w:hAnsi="Arial Narrow" w:cs="Arial"/>
-          <w:color w:val="000000"/>
-          <w:kern w:val="0"/>
-          <w:lang w:val="es-ES" w:eastAsia="es-ES"/>
-          <w14:ligatures w14:val="none"/>
-        </w:rPr>
-        <w:t xml:space="preserve">subsanada </w:t>
-      </w:r>
-      <w:r>
-        <w:rPr>
-          <w:rFonts w:ascii="Arial Narrow" w:eastAsia="Times New Roman" w:hAnsi="Arial Narrow" w:cs="Arial"/>
-          <w:color w:val="000000"/>
-          <w:kern w:val="0"/>
-          <w:lang w:val="es-ES" w:eastAsia="es-ES"/>
-          <w14:ligatures w14:val="none"/>
-        </w:rPr>
-        <w:t xml:space="preserve">mediante </w:t>
-      </w:r>
-      <w:r>
-        <w:rPr>
-          <w:rFonts w:ascii="Arial Narrow" w:eastAsia="Times New Roman" w:hAnsi="Arial Narrow" w:cs="Arial"/>
-          <w:color w:val="000000"/>
-          <w:kern w:val="0"/>
-          <w:lang w:val="es-ES" w:eastAsia="es-ES"/>
-          <w14:ligatures w14:val="none"/>
-        </w:rPr>
-        <w:t>dos (2) escritos</w:t>
-      </w:r>
-      <w:r>
-        <w:rPr>
-          <w:rFonts w:ascii="Arial Narrow" w:eastAsia="Times New Roman" w:hAnsi="Arial Narrow" w:cs="Arial"/>
-          <w:color w:val="000000"/>
-          <w:kern w:val="0"/>
-          <w:lang w:val="es-ES" w:eastAsia="es-ES"/>
-          <w14:ligatures w14:val="none"/>
-        </w:rPr>
-        <w:t xml:space="preserve"> del </w:t>
-      </w:r>
-      <w:r>
-        <w:rPr>
-          <w:rFonts w:ascii="Arial Narrow" w:eastAsia="Times New Roman" w:hAnsi="Arial Narrow" w:cs="Arial"/>
-          <w:color w:val="000000"/>
-          <w:kern w:val="0"/>
-          <w:lang w:val="es-ES" w:eastAsia="es-ES"/>
-          <w14:ligatures w14:val="none"/>
-        </w:rPr>
-        <w:t>12 de marzo de 2026</w:t>
+        <w:t xml:space="preserve"/>
+      </w:r>
+      <w:r>
+        <w:rPr>
+          <w:rFonts w:ascii="Arial Narrow" w:eastAsia="Times New Roman" w:hAnsi="Arial Narrow" w:cs="Arial"/>
+          <w:color w:val="000000"/>
+          <w:kern w:val="0"/>
+          <w:lang w:val="es-ES" w:eastAsia="es-ES"/>
+          <w14:ligatures w14:val="none"/>
+        </w:rPr>
+        <w:t xml:space="preserve"/>
+      </w:r>
+      <w:r>
+        <w:rPr>
+          <w:rFonts w:ascii="Arial Narrow" w:eastAsia="Times New Roman" w:hAnsi="Arial Narrow" w:cs="Arial"/>
+          <w:color w:val="000000"/>
+          <w:kern w:val="0"/>
+          <w:lang w:val="es-ES" w:eastAsia="es-ES"/>
+          <w14:ligatures w14:val="none"/>
+        </w:rPr>
+        <w:t xml:space="preserve"/>
+      </w:r>
+      <w:r>
+        <w:rPr>
+          <w:rFonts w:ascii="Arial Narrow" w:eastAsia="Times New Roman" w:hAnsi="Arial Narrow" w:cs="Arial"/>
+          <w:color w:val="000000"/>
+          <w:kern w:val="0"/>
+          <w:lang w:val="es-ES" w:eastAsia="es-ES"/>
+          <w14:ligatures w14:val="none"/>
+        </w:rPr>
+        <w:t xml:space="preserve"/>
+      </w:r>
+      <w:r>
+        <w:rPr>
+          <w:rFonts w:ascii="Arial Narrow" w:eastAsia="Times New Roman" w:hAnsi="Arial Narrow" w:cs="Arial"/>
+          <w:color w:val="000000"/>
+          <w:kern w:val="0"/>
+          <w:lang w:val="es-ES" w:eastAsia="es-ES"/>
+          <w14:ligatures w14:val="none"/>
+        </w:rPr>
+        <w:t/>
+      </w:r>
+      <w:r>
+        <w:rPr>
+          <w:rFonts w:ascii="Arial Narrow" w:eastAsia="Times New Roman" w:hAnsi="Arial Narrow" w:cs="Arial"/>
+          <w:color w:val="000000"/>
+          <w:kern w:val="0"/>
+          <w:lang w:val="es-ES" w:eastAsia="es-ES"/>
+          <w14:ligatures w14:val="none"/>
+        </w:rPr>
+        <w:t xml:space="preserve"/>
+      </w:r>
+      <w:r>
+        <w:rPr>
+          <w:rFonts w:ascii="Arial Narrow" w:eastAsia="Times New Roman" w:hAnsi="Arial Narrow" w:cs="Arial"/>
+          <w:color w:val="000000"/>
+          <w:kern w:val="0"/>
+          <w:lang w:val="es-ES" w:eastAsia="es-ES"/>
+          <w14:ligatures w14:val="none"/>
+        </w:rPr>
+        <w:t/>
       </w:r>
       <w:r>
         <w:rPr>
@@ -798,7 +798,7 @@
           <w:kern w:val="0"/>
           <w14:ligatures w14:val="none"/>
         </w:rPr>
-        <w:t xml:space="preserve">, </w:t>
+        <w:t xml:space="preserve"/>
       </w:r>
       <w:r>
         <w:rPr>
@@ -806,7 +806,7 @@
           <w:kern w:val="0"/>
           <w14:ligatures w14:val="none"/>
         </w:rPr>
-        <w:t>la</w:t>
+        <w:t/>
       </w:r>
       <w:r>
         <w:rPr>
@@ -814,7 +814,7 @@
           <w:kern w:val="0"/>
           <w14:ligatures w14:val="none"/>
         </w:rPr>
-        <w:t xml:space="preserve"> señor</w:t>
+        <w:t xml:space="preserve"/>
       </w:r>
       <w:r>
         <w:rPr>
@@ -822,7 +822,7 @@
           <w:kern w:val="0"/>
           <w14:ligatures w14:val="none"/>
         </w:rPr>
-        <w:t>a</w:t>
+        <w:t/>
       </w:r>
       <w:r>
         <w:rPr>
@@ -830,7 +830,7 @@
           <w:kern w:val="0"/>
           <w14:ligatures w14:val="none"/>
         </w:rPr>
-        <w:t xml:space="preserve"> </w:t>
+        <w:t xml:space="preserve"/>
       </w:r>
       <w:r>
         <w:rPr>
@@ -838,7 +838,7 @@
           <w:kern w:val="0"/>
           <w14:ligatures w14:val="none"/>
         </w:rPr>
-        <w:t xml:space="preserve">Farfan </w:t>
+        <w:t xml:space="preserve"/>
       </w:r>
       <w:r>
         <w:rPr>
@@ -846,37 +846,37 @@
           <w:kern w:val="0"/>
           <w14:ligatures w14:val="none"/>
         </w:rPr>
-        <w:t>d</w:t>
-      </w:r>
-      <w:r>
-        <w:rPr>
-          <w:rFonts w:ascii="Arial Narrow" w:eastAsia="Times New Roman" w:hAnsi="Arial Narrow" w:cs="Arial"/>
-          <w:color w:val="000000"/>
-          <w:kern w:val="0"/>
-          <w:lang w:val="es-ES" w:eastAsia="es-ES"/>
-          <w14:ligatures w14:val="none"/>
-        </w:rPr>
-        <w:t xml:space="preserve">enunció a </w:t>
-      </w:r>
-      <w:r>
-        <w:rPr>
-          <w:rFonts w:ascii="Arial Narrow" w:eastAsia="Times New Roman" w:hAnsi="Arial Narrow" w:cs="Arial"/>
-          <w:color w:val="000000"/>
-          <w:kern w:val="0"/>
-          <w:lang w:val="es-ES" w:eastAsia="es-ES"/>
-          <w14:ligatures w14:val="none"/>
-        </w:rPr>
-        <w:t xml:space="preserve">Rímac </w:t>
-      </w:r>
-      <w:r>
-        <w:rPr>
-          <w:rFonts w:ascii="Arial Narrow" w:eastAsia="Times New Roman" w:hAnsi="Arial Narrow" w:cs="Arial"/>
-          <w:color w:val="000000"/>
-          <w:kern w:val="0"/>
-          <w:lang w:val="es-ES" w:eastAsia="es-ES"/>
-          <w14:ligatures w14:val="none"/>
-        </w:rPr>
-        <w:t xml:space="preserve">y </w:t>
+        <w:t/>
+      </w:r>
+      <w:r>
+        <w:rPr>
+          <w:rFonts w:ascii="Arial Narrow" w:eastAsia="Times New Roman" w:hAnsi="Arial Narrow" w:cs="Arial"/>
+          <w:color w:val="000000"/>
+          <w:kern w:val="0"/>
+          <w:lang w:val="es-ES" w:eastAsia="es-ES"/>
+          <w14:ligatures w14:val="none"/>
+        </w:rPr>
+        <w:t xml:space="preserve"/>
+      </w:r>
+      <w:r>
+        <w:rPr>
+          <w:rFonts w:ascii="Arial Narrow" w:eastAsia="Times New Roman" w:hAnsi="Arial Narrow" w:cs="Arial"/>
+          <w:color w:val="000000"/>
+          <w:kern w:val="0"/>
+          <w:lang w:val="es-ES" w:eastAsia="es-ES"/>
+          <w14:ligatures w14:val="none"/>
+        </w:rPr>
+        <w:t xml:space="preserve"/>
+      </w:r>
+      <w:r>
+        <w:rPr>
+          <w:rFonts w:ascii="Arial Narrow" w:eastAsia="Times New Roman" w:hAnsi="Arial Narrow" w:cs="Arial"/>
+          <w:color w:val="000000"/>
+          <w:kern w:val="0"/>
+          <w:lang w:val="es-ES" w:eastAsia="es-ES"/>
+          <w14:ligatures w14:val="none"/>
+        </w:rPr>
+        <w:t xml:space="preserve"/>
       </w:r>
       <w:proofErr w:type="spellStart"/>
       <w:r>
@@ -887,7 +887,7 @@
           <w:lang w:val="es-ES" w:eastAsia="es-ES"/>
           <w14:ligatures w14:val="none"/>
         </w:rPr>
-        <w:t>Baukost</w:t>
+        <w:t/>
       </w:r>
       <w:proofErr w:type="spellEnd"/>
       <w:r>
@@ -898,17 +898,17 @@
           <w:lang w:val="es-ES" w:eastAsia="es-ES"/>
           <w14:ligatures w14:val="none"/>
         </w:rPr>
-        <w:t xml:space="preserve"> </w:t>
-      </w:r>
-      <w:r>
-        <w:rPr>
-          <w:rFonts w:ascii="Arial Narrow" w:eastAsia="Times New Roman" w:hAnsi="Arial Narrow" w:cs="Arial"/>
-          <w:color w:val="000000"/>
-          <w:kern w:val="0"/>
-          <w:lang w:val="es-ES" w:eastAsia="es-ES"/>
-          <w14:ligatures w14:val="none"/>
-        </w:rPr>
-        <w:t>por presuntas infracciones a la Ley 29571, Código de Protección y Defensa del Consumidor (en adelante, Código)</w:t>
+        <w:t xml:space="preserve"/>
+      </w:r>
+      <w:r>
+        <w:rPr>
+          <w:rFonts w:ascii="Arial Narrow" w:eastAsia="Times New Roman" w:hAnsi="Arial Narrow" w:cs="Arial"/>
+          <w:color w:val="000000"/>
+          <w:kern w:val="0"/>
+          <w:lang w:val="es-ES" w:eastAsia="es-ES"/>
+          <w14:ligatures w14:val="none"/>
+        </w:rPr>
+        <w:t/>
       </w:r>
       <w:r>
         <w:rPr>
@@ -929,7 +929,7 @@
           <w:lang w:val="es-ES" w:eastAsia="es-ES"/>
           <w14:ligatures w14:val="none"/>
         </w:rPr>
-        <w:t xml:space="preserve">, señalando </w:t>
+        <w:t xml:space="preserve"/>
       </w:r>
       <w:r>
         <w:rPr>
@@ -940,7 +940,7 @@
           <w:lang w:val="es-ES" w:eastAsia="es-ES"/>
           <w14:ligatures w14:val="none"/>
         </w:rPr>
-        <w:t>lo siguiente:</w:t>
+        <w:t/>
       </w:r>
     </w:p>
     <w:p>
@@ -2248,17 +2248,17 @@
           <w:lang w:val="es-ES" w:eastAsia="es-ES"/>
           <w14:ligatures w14:val="none"/>
         </w:rPr>
-        <w:t>La</w:t>
-      </w:r>
-      <w:r>
-        <w:rPr>
-          <w:rFonts w:ascii="Arial Narrow" w:eastAsia="Times New Roman" w:hAnsi="Arial Narrow" w:cs="Arial"/>
-          <w:color w:val="000000"/>
-          <w:kern w:val="0"/>
-          <w:lang w:val="es-ES" w:eastAsia="es-ES"/>
-          <w14:ligatures w14:val="none"/>
-        </w:rPr>
-        <w:t xml:space="preserve"> </w:t>
+        <w:t xml:space="preserve">La señora [APELLIDO] solicitó, en calidad de medida correctiva, que Rímac cumpla con: (i) devolver el monto respecto de los pagos realizados de las primas de la Póliza Domiciliaria desde su adquisición hasta el cese; o, en su defecto, cumplir con cubrir el siniestro del 15 de junio de 2025 por el monto de S/10 363,00; (ii) remitir la copia de todas las boletas de pago de primas de todas las pólizas adquiridas hasta la fecha y que gestiona la compañía aseguradora; (iii) remitir el listado de todos los productos registrados en Rímac a su nombre vigentes y no vigentes desde el 2007 en adelante; y, (iv) informar de todos los servicios adicionales solicitados como cerrajería, gasfitería, electricista, lavado de colchones, médicos a domicilio y otros; y, (v) remitir el registro de todos los siniestros reportados de todas las pólizas y accidentes atendidos y no atendidos. Asimismo, requirió el reembolso de costos y costas del presente procedimiento.</w:t>
+      </w:r>
+      <w:r>
+        <w:rPr>
+          <w:rFonts w:ascii="Arial Narrow" w:eastAsia="Times New Roman" w:hAnsi="Arial Narrow" w:cs="Arial"/>
+          <w:color w:val="000000"/>
+          <w:kern w:val="0"/>
+          <w:lang w:val="es-ES" w:eastAsia="es-ES"/>
+          <w14:ligatures w14:val="none"/>
+        </w:rPr>
+        <w:t xml:space="preserve"/>
       </w:r>
       <w:r>
         <w:rPr>
@@ -2266,17 +2266,17 @@
           <w:kern w:val="0"/>
           <w14:ligatures w14:val="none"/>
         </w:rPr>
-        <w:t xml:space="preserve">señora Farfan </w:t>
-      </w:r>
-      <w:r>
-        <w:rPr>
-          <w:rFonts w:ascii="Arial Narrow" w:eastAsia="Times New Roman" w:hAnsi="Arial Narrow" w:cs="Arial"/>
-          <w:color w:val="000000"/>
-          <w:kern w:val="0"/>
-          <w:lang w:val="es-ES" w:eastAsia="es-ES"/>
-          <w14:ligatures w14:val="none"/>
-        </w:rPr>
-        <w:t xml:space="preserve">solicitó, en calidad de medida correctiva, que </w:t>
+        <w:t xml:space="preserve"/>
+      </w:r>
+      <w:r>
+        <w:rPr>
+          <w:rFonts w:ascii="Arial Narrow" w:eastAsia="Times New Roman" w:hAnsi="Arial Narrow" w:cs="Arial"/>
+          <w:color w:val="000000"/>
+          <w:kern w:val="0"/>
+          <w:lang w:val="es-ES" w:eastAsia="es-ES"/>
+          <w14:ligatures w14:val="none"/>
+        </w:rPr>
+        <w:t xml:space="preserve"/>
       </w:r>
       <w:bookmarkStart w:id="2" w:name="_Hlk206587071"/>
       <w:r>
@@ -2287,197 +2287,197 @@
           <w:lang w:val="es-ES" w:eastAsia="es-ES"/>
           <w14:ligatures w14:val="none"/>
         </w:rPr>
-        <w:t xml:space="preserve">Rímac </w:t>
-      </w:r>
-      <w:r>
-        <w:rPr>
-          <w:rFonts w:ascii="Arial Narrow" w:eastAsia="Times New Roman" w:hAnsi="Arial Narrow" w:cs="Arial"/>
-          <w:color w:val="000000"/>
-          <w:kern w:val="0"/>
-          <w:lang w:val="es-ES" w:eastAsia="es-ES"/>
-          <w14:ligatures w14:val="none"/>
-        </w:rPr>
-        <w:t>cumpla</w:t>
-      </w:r>
-      <w:r>
-        <w:rPr>
-          <w:rFonts w:ascii="Arial Narrow" w:eastAsia="Times New Roman" w:hAnsi="Arial Narrow" w:cs="Arial"/>
-          <w:color w:val="000000"/>
-          <w:kern w:val="0"/>
-          <w:lang w:val="es-ES" w:eastAsia="es-ES"/>
-          <w14:ligatures w14:val="none"/>
-        </w:rPr>
-        <w:t xml:space="preserve"> con: (i) devolver </w:t>
-      </w:r>
-      <w:r>
-        <w:rPr>
-          <w:rFonts w:ascii="Arial Narrow" w:eastAsia="Times New Roman" w:hAnsi="Arial Narrow" w:cs="Arial"/>
-          <w:color w:val="000000"/>
-          <w:kern w:val="0"/>
-          <w:lang w:val="es-ES" w:eastAsia="es-ES"/>
-          <w14:ligatures w14:val="none"/>
-        </w:rPr>
-        <w:t xml:space="preserve">el monto respecto de los pagos realizados de las primas de </w:t>
-      </w:r>
-      <w:r>
-        <w:rPr>
-          <w:rFonts w:ascii="Arial Narrow" w:eastAsia="Times New Roman" w:hAnsi="Arial Narrow" w:cs="Arial"/>
-          <w:color w:val="000000"/>
-          <w:kern w:val="0"/>
-          <w:lang w:eastAsia="es-ES"/>
-          <w14:ligatures w14:val="none"/>
-        </w:rPr>
-        <w:t xml:space="preserve">la </w:t>
-      </w:r>
-      <w:r>
-        <w:rPr>
-          <w:rFonts w:ascii="Arial Narrow" w:eastAsia="Times New Roman" w:hAnsi="Arial Narrow" w:cs="Arial"/>
-          <w:color w:val="000000"/>
-          <w:kern w:val="0"/>
-          <w:lang w:eastAsia="es-ES"/>
-          <w14:ligatures w14:val="none"/>
-        </w:rPr>
-        <w:t>Póliza Domiciliari</w:t>
-      </w:r>
-      <w:r>
-        <w:rPr>
-          <w:rFonts w:ascii="Arial Narrow" w:eastAsia="Times New Roman" w:hAnsi="Arial Narrow" w:cs="Arial"/>
-          <w:color w:val="000000"/>
-          <w:kern w:val="0"/>
-          <w:lang w:eastAsia="es-ES"/>
-          <w14:ligatures w14:val="none"/>
-        </w:rPr>
-        <w:t>a</w:t>
-      </w:r>
-      <w:r>
-        <w:rPr>
-          <w:rFonts w:ascii="Arial Narrow" w:eastAsia="Times New Roman" w:hAnsi="Arial Narrow" w:cs="Arial"/>
-          <w:color w:val="000000"/>
-          <w:kern w:val="0"/>
-          <w:lang w:val="es-ES" w:eastAsia="es-ES"/>
-          <w14:ligatures w14:val="none"/>
-        </w:rPr>
-        <w:t xml:space="preserve"> </w:t>
-      </w:r>
-      <w:r>
-        <w:rPr>
-          <w:rFonts w:ascii="Arial Narrow" w:eastAsia="Times New Roman" w:hAnsi="Arial Narrow" w:cs="Arial"/>
-          <w:color w:val="000000"/>
-          <w:kern w:val="0"/>
-          <w:lang w:val="es-ES" w:eastAsia="es-ES"/>
-          <w14:ligatures w14:val="none"/>
-        </w:rPr>
-        <w:t>desde su adquisición hasta el cese</w:t>
-      </w:r>
-      <w:r>
-        <w:rPr>
-          <w:rFonts w:ascii="Arial Narrow" w:eastAsia="Times New Roman" w:hAnsi="Arial Narrow" w:cs="Arial"/>
-          <w:color w:val="000000"/>
-          <w:kern w:val="0"/>
-          <w:lang w:val="es-ES" w:eastAsia="es-ES"/>
-          <w14:ligatures w14:val="none"/>
-        </w:rPr>
-        <w:t>;</w:t>
-      </w:r>
-      <w:r>
-        <w:rPr>
-          <w:rFonts w:ascii="Arial Narrow" w:eastAsia="Times New Roman" w:hAnsi="Arial Narrow" w:cs="Arial"/>
-          <w:color w:val="000000"/>
-          <w:kern w:val="0"/>
-          <w:lang w:val="es-ES" w:eastAsia="es-ES"/>
-          <w14:ligatures w14:val="none"/>
-        </w:rPr>
-        <w:t xml:space="preserve"> o</w:t>
-      </w:r>
-      <w:r>
-        <w:rPr>
-          <w:rFonts w:ascii="Arial Narrow" w:eastAsia="Times New Roman" w:hAnsi="Arial Narrow" w:cs="Arial"/>
-          <w:color w:val="000000"/>
-          <w:kern w:val="0"/>
-          <w:lang w:val="es-ES" w:eastAsia="es-ES"/>
-          <w14:ligatures w14:val="none"/>
-        </w:rPr>
-        <w:t>, en su defecto,</w:t>
-      </w:r>
-      <w:r>
-        <w:rPr>
-          <w:rFonts w:ascii="Arial Narrow" w:eastAsia="Times New Roman" w:hAnsi="Arial Narrow" w:cs="Arial"/>
-          <w:color w:val="000000"/>
-          <w:kern w:val="0"/>
-          <w:lang w:val="es-ES" w:eastAsia="es-ES"/>
-          <w14:ligatures w14:val="none"/>
-        </w:rPr>
-        <w:t xml:space="preserve"> </w:t>
-      </w:r>
-      <w:r>
-        <w:rPr>
-          <w:rFonts w:ascii="Arial Narrow" w:eastAsia="Times New Roman" w:hAnsi="Arial Narrow" w:cs="Arial"/>
-          <w:color w:val="000000"/>
-          <w:kern w:val="0"/>
-          <w:lang w:val="es-ES" w:eastAsia="es-ES"/>
-          <w14:ligatures w14:val="none"/>
-        </w:rPr>
-        <w:t xml:space="preserve">cumplir con </w:t>
-      </w:r>
-      <w:r>
-        <w:rPr>
-          <w:rFonts w:ascii="Arial Narrow" w:eastAsia="Times New Roman" w:hAnsi="Arial Narrow" w:cs="Arial"/>
-          <w:color w:val="000000"/>
-          <w:kern w:val="0"/>
-          <w:lang w:val="es-ES" w:eastAsia="es-ES"/>
-          <w14:ligatures w14:val="none"/>
-        </w:rPr>
-        <w:t>cubrir el siniestro de</w:t>
-      </w:r>
-      <w:r>
-        <w:rPr>
-          <w:rFonts w:ascii="Arial Narrow" w:eastAsia="Times New Roman" w:hAnsi="Arial Narrow" w:cs="Arial"/>
-          <w:color w:val="000000"/>
-          <w:kern w:val="0"/>
-          <w:lang w:val="es-ES" w:eastAsia="es-ES"/>
-          <w14:ligatures w14:val="none"/>
-        </w:rPr>
-        <w:t>l</w:t>
-      </w:r>
-      <w:r>
-        <w:rPr>
-          <w:rFonts w:ascii="Arial Narrow" w:eastAsia="Times New Roman" w:hAnsi="Arial Narrow" w:cs="Arial"/>
-          <w:color w:val="000000"/>
-          <w:kern w:val="0"/>
-          <w:lang w:val="es-ES" w:eastAsia="es-ES"/>
-          <w14:ligatures w14:val="none"/>
-        </w:rPr>
-        <w:t xml:space="preserve"> </w:t>
-      </w:r>
-      <w:r>
-        <w:rPr>
-          <w:rFonts w:ascii="Arial Narrow" w:eastAsia="Times New Roman" w:hAnsi="Arial Narrow" w:cs="Arial"/>
-          <w:color w:val="000000"/>
-          <w:kern w:val="0"/>
-          <w:lang w:eastAsia="es-ES"/>
-          <w14:ligatures w14:val="none"/>
-        </w:rPr>
-        <w:t>15 de junio de 2025</w:t>
-      </w:r>
-      <w:r>
-        <w:rPr>
-          <w:rFonts w:ascii="Arial Narrow" w:eastAsia="Times New Roman" w:hAnsi="Arial Narrow" w:cs="Arial"/>
-          <w:color w:val="000000"/>
-          <w:kern w:val="0"/>
-          <w:lang w:eastAsia="es-ES"/>
-          <w14:ligatures w14:val="none"/>
-        </w:rPr>
-        <w:t xml:space="preserve"> por el monto de S/10 363,00</w:t>
-      </w:r>
-      <w:r>
-        <w:rPr>
-          <w:rFonts w:ascii="Arial Narrow" w:eastAsia="Times New Roman" w:hAnsi="Arial Narrow" w:cs="Arial"/>
-          <w:color w:val="000000"/>
-          <w:kern w:val="0"/>
-          <w:lang w:val="es-ES" w:eastAsia="es-ES"/>
-          <w14:ligatures w14:val="none"/>
-        </w:rPr>
-        <w:t>; (</w:t>
+        <w:t xml:space="preserve"/>
+      </w:r>
+      <w:r>
+        <w:rPr>
+          <w:rFonts w:ascii="Arial Narrow" w:eastAsia="Times New Roman" w:hAnsi="Arial Narrow" w:cs="Arial"/>
+          <w:color w:val="000000"/>
+          <w:kern w:val="0"/>
+          <w:lang w:val="es-ES" w:eastAsia="es-ES"/>
+          <w14:ligatures w14:val="none"/>
+        </w:rPr>
+        <w:t/>
+      </w:r>
+      <w:r>
+        <w:rPr>
+          <w:rFonts w:ascii="Arial Narrow" w:eastAsia="Times New Roman" w:hAnsi="Arial Narrow" w:cs="Arial"/>
+          <w:color w:val="000000"/>
+          <w:kern w:val="0"/>
+          <w:lang w:val="es-ES" w:eastAsia="es-ES"/>
+          <w14:ligatures w14:val="none"/>
+        </w:rPr>
+        <w:t xml:space="preserve"/>
+      </w:r>
+      <w:r>
+        <w:rPr>
+          <w:rFonts w:ascii="Arial Narrow" w:eastAsia="Times New Roman" w:hAnsi="Arial Narrow" w:cs="Arial"/>
+          <w:color w:val="000000"/>
+          <w:kern w:val="0"/>
+          <w:lang w:val="es-ES" w:eastAsia="es-ES"/>
+          <w14:ligatures w14:val="none"/>
+        </w:rPr>
+        <w:t xml:space="preserve"/>
+      </w:r>
+      <w:r>
+        <w:rPr>
+          <w:rFonts w:ascii="Arial Narrow" w:eastAsia="Times New Roman" w:hAnsi="Arial Narrow" w:cs="Arial"/>
+          <w:color w:val="000000"/>
+          <w:kern w:val="0"/>
+          <w:lang w:eastAsia="es-ES"/>
+          <w14:ligatures w14:val="none"/>
+        </w:rPr>
+        <w:t xml:space="preserve"/>
+      </w:r>
+      <w:r>
+        <w:rPr>
+          <w:rFonts w:ascii="Arial Narrow" w:eastAsia="Times New Roman" w:hAnsi="Arial Narrow" w:cs="Arial"/>
+          <w:color w:val="000000"/>
+          <w:kern w:val="0"/>
+          <w:lang w:eastAsia="es-ES"/>
+          <w14:ligatures w14:val="none"/>
+        </w:rPr>
+        <w:t/>
+      </w:r>
+      <w:r>
+        <w:rPr>
+          <w:rFonts w:ascii="Arial Narrow" w:eastAsia="Times New Roman" w:hAnsi="Arial Narrow" w:cs="Arial"/>
+          <w:color w:val="000000"/>
+          <w:kern w:val="0"/>
+          <w:lang w:eastAsia="es-ES"/>
+          <w14:ligatures w14:val="none"/>
+        </w:rPr>
+        <w:t/>
+      </w:r>
+      <w:r>
+        <w:rPr>
+          <w:rFonts w:ascii="Arial Narrow" w:eastAsia="Times New Roman" w:hAnsi="Arial Narrow" w:cs="Arial"/>
+          <w:color w:val="000000"/>
+          <w:kern w:val="0"/>
+          <w:lang w:val="es-ES" w:eastAsia="es-ES"/>
+          <w14:ligatures w14:val="none"/>
+        </w:rPr>
+        <w:t xml:space="preserve"/>
+      </w:r>
+      <w:r>
+        <w:rPr>
+          <w:rFonts w:ascii="Arial Narrow" w:eastAsia="Times New Roman" w:hAnsi="Arial Narrow" w:cs="Arial"/>
+          <w:color w:val="000000"/>
+          <w:kern w:val="0"/>
+          <w:lang w:val="es-ES" w:eastAsia="es-ES"/>
+          <w14:ligatures w14:val="none"/>
+        </w:rPr>
+        <w:t/>
+      </w:r>
+      <w:r>
+        <w:rPr>
+          <w:rFonts w:ascii="Arial Narrow" w:eastAsia="Times New Roman" w:hAnsi="Arial Narrow" w:cs="Arial"/>
+          <w:color w:val="000000"/>
+          <w:kern w:val="0"/>
+          <w:lang w:val="es-ES" w:eastAsia="es-ES"/>
+          <w14:ligatures w14:val="none"/>
+        </w:rPr>
+        <w:t/>
+      </w:r>
+      <w:r>
+        <w:rPr>
+          <w:rFonts w:ascii="Arial Narrow" w:eastAsia="Times New Roman" w:hAnsi="Arial Narrow" w:cs="Arial"/>
+          <w:color w:val="000000"/>
+          <w:kern w:val="0"/>
+          <w:lang w:val="es-ES" w:eastAsia="es-ES"/>
+          <w14:ligatures w14:val="none"/>
+        </w:rPr>
+        <w:t xml:space="preserve"/>
+      </w:r>
+      <w:r>
+        <w:rPr>
+          <w:rFonts w:ascii="Arial Narrow" w:eastAsia="Times New Roman" w:hAnsi="Arial Narrow" w:cs="Arial"/>
+          <w:color w:val="000000"/>
+          <w:kern w:val="0"/>
+          <w:lang w:val="es-ES" w:eastAsia="es-ES"/>
+          <w14:ligatures w14:val="none"/>
+        </w:rPr>
+        <w:t/>
+      </w:r>
+      <w:r>
+        <w:rPr>
+          <w:rFonts w:ascii="Arial Narrow" w:eastAsia="Times New Roman" w:hAnsi="Arial Narrow" w:cs="Arial"/>
+          <w:color w:val="000000"/>
+          <w:kern w:val="0"/>
+          <w:lang w:val="es-ES" w:eastAsia="es-ES"/>
+          <w14:ligatures w14:val="none"/>
+        </w:rPr>
+        <w:t xml:space="preserve"/>
+      </w:r>
+      <w:r>
+        <w:rPr>
+          <w:rFonts w:ascii="Arial Narrow" w:eastAsia="Times New Roman" w:hAnsi="Arial Narrow" w:cs="Arial"/>
+          <w:color w:val="000000"/>
+          <w:kern w:val="0"/>
+          <w:lang w:val="es-ES" w:eastAsia="es-ES"/>
+          <w14:ligatures w14:val="none"/>
+        </w:rPr>
+        <w:t xml:space="preserve"/>
+      </w:r>
+      <w:r>
+        <w:rPr>
+          <w:rFonts w:ascii="Arial Narrow" w:eastAsia="Times New Roman" w:hAnsi="Arial Narrow" w:cs="Arial"/>
+          <w:color w:val="000000"/>
+          <w:kern w:val="0"/>
+          <w:lang w:val="es-ES" w:eastAsia="es-ES"/>
+          <w14:ligatures w14:val="none"/>
+        </w:rPr>
+        <w:t/>
+      </w:r>
+      <w:r>
+        <w:rPr>
+          <w:rFonts w:ascii="Arial Narrow" w:eastAsia="Times New Roman" w:hAnsi="Arial Narrow" w:cs="Arial"/>
+          <w:color w:val="000000"/>
+          <w:kern w:val="0"/>
+          <w:lang w:val="es-ES" w:eastAsia="es-ES"/>
+          <w14:ligatures w14:val="none"/>
+        </w:rPr>
+        <w:t/>
+      </w:r>
+      <w:r>
+        <w:rPr>
+          <w:rFonts w:ascii="Arial Narrow" w:eastAsia="Times New Roman" w:hAnsi="Arial Narrow" w:cs="Arial"/>
+          <w:color w:val="000000"/>
+          <w:kern w:val="0"/>
+          <w:lang w:val="es-ES" w:eastAsia="es-ES"/>
+          <w14:ligatures w14:val="none"/>
+        </w:rPr>
+        <w:t xml:space="preserve"/>
+      </w:r>
+      <w:r>
+        <w:rPr>
+          <w:rFonts w:ascii="Arial Narrow" w:eastAsia="Times New Roman" w:hAnsi="Arial Narrow" w:cs="Arial"/>
+          <w:color w:val="000000"/>
+          <w:kern w:val="0"/>
+          <w:lang w:eastAsia="es-ES"/>
+          <w14:ligatures w14:val="none"/>
+        </w:rPr>
+        <w:t/>
+      </w:r>
+      <w:r>
+        <w:rPr>
+          <w:rFonts w:ascii="Arial Narrow" w:eastAsia="Times New Roman" w:hAnsi="Arial Narrow" w:cs="Arial"/>
+          <w:color w:val="000000"/>
+          <w:kern w:val="0"/>
+          <w:lang w:eastAsia="es-ES"/>
+          <w14:ligatures w14:val="none"/>
+        </w:rPr>
+        <w:t xml:space="preserve"/>
+      </w:r>
+      <w:r>
+        <w:rPr>
+          <w:rFonts w:ascii="Arial Narrow" w:eastAsia="Times New Roman" w:hAnsi="Arial Narrow" w:cs="Arial"/>
+          <w:color w:val="000000"/>
+          <w:kern w:val="0"/>
+          <w:lang w:val="es-ES" w:eastAsia="es-ES"/>
+          <w14:ligatures w14:val="none"/>
+        </w:rPr>
+        <w:t/>
       </w:r>
       <w:proofErr w:type="spellStart"/>
       <w:r>
@@ -2488,7 +2488,7 @@
           <w:lang w:val="es-ES" w:eastAsia="es-ES"/>
           <w14:ligatures w14:val="none"/>
         </w:rPr>
-        <w:t>ii</w:t>
+        <w:t/>
       </w:r>
       <w:proofErr w:type="spellEnd"/>
       <w:r>
@@ -2499,227 +2499,227 @@
           <w:lang w:val="es-ES" w:eastAsia="es-ES"/>
           <w14:ligatures w14:val="none"/>
         </w:rPr>
-        <w:t xml:space="preserve">) </w:t>
-      </w:r>
-      <w:r>
-        <w:rPr>
-          <w:rFonts w:ascii="Arial Narrow" w:eastAsia="Times New Roman" w:hAnsi="Arial Narrow" w:cs="Arial"/>
-          <w:color w:val="000000"/>
-          <w:kern w:val="0"/>
-          <w:lang w:val="es-ES" w:eastAsia="es-ES"/>
-          <w14:ligatures w14:val="none"/>
-        </w:rPr>
-        <w:t>remitir la c</w:t>
-      </w:r>
-      <w:r>
-        <w:rPr>
-          <w:rFonts w:ascii="Arial Narrow" w:eastAsia="Times New Roman" w:hAnsi="Arial Narrow" w:cs="Arial"/>
-          <w:color w:val="000000"/>
-          <w:kern w:val="0"/>
-          <w:lang w:val="es-ES" w:eastAsia="es-ES"/>
-          <w14:ligatures w14:val="none"/>
-        </w:rPr>
-        <w:t xml:space="preserve">opia de todas </w:t>
-      </w:r>
-      <w:r>
-        <w:rPr>
-          <w:rFonts w:ascii="Arial Narrow" w:eastAsia="Times New Roman" w:hAnsi="Arial Narrow" w:cs="Arial"/>
-          <w:color w:val="000000"/>
-          <w:kern w:val="0"/>
-          <w:lang w:val="es-ES" w:eastAsia="es-ES"/>
-          <w14:ligatures w14:val="none"/>
-        </w:rPr>
-        <w:t>las</w:t>
-      </w:r>
-      <w:r>
-        <w:rPr>
-          <w:rFonts w:ascii="Arial Narrow" w:eastAsia="Times New Roman" w:hAnsi="Arial Narrow" w:cs="Arial"/>
-          <w:color w:val="000000"/>
-          <w:kern w:val="0"/>
-          <w:lang w:val="es-ES" w:eastAsia="es-ES"/>
-          <w14:ligatures w14:val="none"/>
-        </w:rPr>
-        <w:t xml:space="preserve"> boletas </w:t>
-      </w:r>
-      <w:r>
-        <w:rPr>
-          <w:rFonts w:ascii="Arial Narrow" w:eastAsia="Times New Roman" w:hAnsi="Arial Narrow" w:cs="Arial"/>
-          <w:color w:val="000000"/>
-          <w:kern w:val="0"/>
-          <w:lang w:val="es-ES" w:eastAsia="es-ES"/>
-          <w14:ligatures w14:val="none"/>
-        </w:rPr>
-        <w:t>de pago de primas</w:t>
-      </w:r>
-      <w:r>
-        <w:rPr>
-          <w:rFonts w:ascii="Arial Narrow" w:eastAsia="Times New Roman" w:hAnsi="Arial Narrow" w:cs="Arial"/>
-          <w:color w:val="000000"/>
-          <w:kern w:val="0"/>
-          <w:lang w:val="es-ES" w:eastAsia="es-ES"/>
-          <w14:ligatures w14:val="none"/>
-        </w:rPr>
-        <w:t xml:space="preserve"> de todas las pólizas adquiridas hasta la fecha y que </w:t>
-      </w:r>
-      <w:r>
-        <w:rPr>
-          <w:rFonts w:ascii="Arial Narrow" w:eastAsia="Times New Roman" w:hAnsi="Arial Narrow" w:cs="Arial"/>
-          <w:color w:val="000000"/>
-          <w:kern w:val="0"/>
-          <w:lang w:val="es-ES" w:eastAsia="es-ES"/>
-          <w14:ligatures w14:val="none"/>
-        </w:rPr>
-        <w:t>gestiona</w:t>
-      </w:r>
-      <w:r>
-        <w:rPr>
-          <w:rFonts w:ascii="Arial Narrow" w:eastAsia="Times New Roman" w:hAnsi="Arial Narrow" w:cs="Arial"/>
-          <w:color w:val="000000"/>
-          <w:kern w:val="0"/>
-          <w:lang w:val="es-ES" w:eastAsia="es-ES"/>
-          <w14:ligatures w14:val="none"/>
-        </w:rPr>
-        <w:t xml:space="preserve"> la compañía</w:t>
-      </w:r>
-      <w:r>
-        <w:rPr>
-          <w:rFonts w:ascii="Arial Narrow" w:eastAsia="Times New Roman" w:hAnsi="Arial Narrow" w:cs="Arial"/>
-          <w:color w:val="000000"/>
-          <w:kern w:val="0"/>
-          <w:lang w:val="es-ES" w:eastAsia="es-ES"/>
-          <w14:ligatures w14:val="none"/>
-        </w:rPr>
-        <w:t xml:space="preserve"> aseguradora; (iii) remitir el l</w:t>
-      </w:r>
-      <w:r>
-        <w:rPr>
-          <w:rFonts w:ascii="Arial Narrow" w:eastAsia="Times New Roman" w:hAnsi="Arial Narrow" w:cs="Arial"/>
-          <w:color w:val="000000"/>
-          <w:kern w:val="0"/>
-          <w:lang w:val="es-ES" w:eastAsia="es-ES"/>
-          <w14:ligatures w14:val="none"/>
-        </w:rPr>
-        <w:t xml:space="preserve">istado de todos los productos registrados en </w:t>
-      </w:r>
-      <w:r>
-        <w:rPr>
-          <w:rFonts w:ascii="Arial Narrow" w:eastAsia="Times New Roman" w:hAnsi="Arial Narrow" w:cs="Arial"/>
-          <w:color w:val="000000"/>
-          <w:kern w:val="0"/>
-          <w:lang w:val="es-ES" w:eastAsia="es-ES"/>
-          <w14:ligatures w14:val="none"/>
-        </w:rPr>
-        <w:t xml:space="preserve">Rímac </w:t>
-      </w:r>
-      <w:r>
-        <w:rPr>
-          <w:rFonts w:ascii="Arial Narrow" w:eastAsia="Times New Roman" w:hAnsi="Arial Narrow" w:cs="Arial"/>
-          <w:color w:val="000000"/>
-          <w:kern w:val="0"/>
-          <w:lang w:val="es-ES" w:eastAsia="es-ES"/>
-          <w14:ligatures w14:val="none"/>
-        </w:rPr>
-        <w:t xml:space="preserve">a </w:t>
-      </w:r>
-      <w:r>
-        <w:rPr>
-          <w:rFonts w:ascii="Arial Narrow" w:eastAsia="Times New Roman" w:hAnsi="Arial Narrow" w:cs="Arial"/>
-          <w:color w:val="000000"/>
-          <w:kern w:val="0"/>
-          <w:lang w:val="es-ES" w:eastAsia="es-ES"/>
-          <w14:ligatures w14:val="none"/>
-        </w:rPr>
-        <w:t>su</w:t>
-      </w:r>
-      <w:r>
-        <w:rPr>
-          <w:rFonts w:ascii="Arial Narrow" w:eastAsia="Times New Roman" w:hAnsi="Arial Narrow" w:cs="Arial"/>
-          <w:color w:val="000000"/>
-          <w:kern w:val="0"/>
-          <w:lang w:val="es-ES" w:eastAsia="es-ES"/>
-          <w14:ligatures w14:val="none"/>
-        </w:rPr>
-        <w:t xml:space="preserve"> nombre vigentes y no vigentes desde el 2007 en adelante</w:t>
-      </w:r>
-      <w:r>
-        <w:rPr>
-          <w:rFonts w:ascii="Arial Narrow" w:eastAsia="Times New Roman" w:hAnsi="Arial Narrow" w:cs="Arial"/>
-          <w:color w:val="000000"/>
-          <w:kern w:val="0"/>
-          <w:lang w:val="es-ES" w:eastAsia="es-ES"/>
-          <w14:ligatures w14:val="none"/>
-        </w:rPr>
-        <w:t xml:space="preserve">; y, (iv) </w:t>
-      </w:r>
-      <w:r>
-        <w:rPr>
-          <w:rFonts w:ascii="Arial Narrow" w:eastAsia="Times New Roman" w:hAnsi="Arial Narrow" w:cs="Arial"/>
-          <w:color w:val="000000"/>
-          <w:kern w:val="0"/>
-          <w:lang w:val="es-ES" w:eastAsia="es-ES"/>
-          <w14:ligatures w14:val="none"/>
-        </w:rPr>
-        <w:t xml:space="preserve">informar de todos </w:t>
-      </w:r>
-      <w:r>
-        <w:rPr>
-          <w:rFonts w:ascii="Arial Narrow" w:eastAsia="Times New Roman" w:hAnsi="Arial Narrow" w:cs="Arial"/>
-          <w:color w:val="000000"/>
-          <w:kern w:val="0"/>
-          <w:lang w:val="es-ES" w:eastAsia="es-ES"/>
-          <w14:ligatures w14:val="none"/>
-        </w:rPr>
-        <w:t xml:space="preserve">los servicios adicionales solicitados como cerrajería, gasfitería, electricista, lavado de </w:t>
-      </w:r>
-      <w:r>
-        <w:rPr>
-          <w:rFonts w:ascii="Arial Narrow" w:eastAsia="Times New Roman" w:hAnsi="Arial Narrow" w:cs="Arial"/>
-          <w:color w:val="000000"/>
-          <w:kern w:val="0"/>
-          <w:lang w:val="es-ES" w:eastAsia="es-ES"/>
-          <w14:ligatures w14:val="none"/>
-        </w:rPr>
-        <w:t>colchones, médicos a domicilio y otros</w:t>
-      </w:r>
-      <w:r>
-        <w:rPr>
-          <w:rFonts w:ascii="Arial Narrow" w:eastAsia="Times New Roman" w:hAnsi="Arial Narrow" w:cs="Arial"/>
-          <w:color w:val="000000"/>
-          <w:kern w:val="0"/>
-          <w:lang w:val="es-ES" w:eastAsia="es-ES"/>
-          <w14:ligatures w14:val="none"/>
-        </w:rPr>
-        <w:t>; y, (v) remitir el registro de todos los s</w:t>
-      </w:r>
-      <w:r>
-        <w:rPr>
-          <w:rFonts w:ascii="Arial Narrow" w:eastAsia="Times New Roman" w:hAnsi="Arial Narrow" w:cs="Arial"/>
-          <w:color w:val="000000"/>
-          <w:kern w:val="0"/>
-          <w:lang w:val="es-ES" w:eastAsia="es-ES"/>
-          <w14:ligatures w14:val="none"/>
-        </w:rPr>
-        <w:t>iniestros reportados de todas las pólizas y accidentes atendidos y no atendido</w:t>
-      </w:r>
-      <w:r>
-        <w:rPr>
-          <w:rFonts w:ascii="Arial Narrow" w:eastAsia="Times New Roman" w:hAnsi="Arial Narrow" w:cs="Arial"/>
-          <w:color w:val="000000"/>
-          <w:kern w:val="0"/>
-          <w:lang w:val="es-ES" w:eastAsia="es-ES"/>
-          <w14:ligatures w14:val="none"/>
-        </w:rPr>
-        <w:t>s</w:t>
-      </w:r>
-      <w:r>
-        <w:rPr>
-          <w:rFonts w:ascii="Arial Narrow" w:eastAsia="Times New Roman" w:hAnsi="Arial Narrow" w:cs="Arial"/>
-          <w:color w:val="000000"/>
-          <w:kern w:val="0"/>
-          <w:lang w:val="es-ES" w:eastAsia="es-ES"/>
-          <w14:ligatures w14:val="none"/>
-        </w:rPr>
-        <w:t>. Asimismo, requirió el reembolso de costos y costas del presente procedimiento.</w:t>
+        <w:t xml:space="preserve"/>
+      </w:r>
+      <w:r>
+        <w:rPr>
+          <w:rFonts w:ascii="Arial Narrow" w:eastAsia="Times New Roman" w:hAnsi="Arial Narrow" w:cs="Arial"/>
+          <w:color w:val="000000"/>
+          <w:kern w:val="0"/>
+          <w:lang w:val="es-ES" w:eastAsia="es-ES"/>
+          <w14:ligatures w14:val="none"/>
+        </w:rPr>
+        <w:t/>
+      </w:r>
+      <w:r>
+        <w:rPr>
+          <w:rFonts w:ascii="Arial Narrow" w:eastAsia="Times New Roman" w:hAnsi="Arial Narrow" w:cs="Arial"/>
+          <w:color w:val="000000"/>
+          <w:kern w:val="0"/>
+          <w:lang w:val="es-ES" w:eastAsia="es-ES"/>
+          <w14:ligatures w14:val="none"/>
+        </w:rPr>
+        <w:t xml:space="preserve"/>
+      </w:r>
+      <w:r>
+        <w:rPr>
+          <w:rFonts w:ascii="Arial Narrow" w:eastAsia="Times New Roman" w:hAnsi="Arial Narrow" w:cs="Arial"/>
+          <w:color w:val="000000"/>
+          <w:kern w:val="0"/>
+          <w:lang w:val="es-ES" w:eastAsia="es-ES"/>
+          <w14:ligatures w14:val="none"/>
+        </w:rPr>
+        <w:t/>
+      </w:r>
+      <w:r>
+        <w:rPr>
+          <w:rFonts w:ascii="Arial Narrow" w:eastAsia="Times New Roman" w:hAnsi="Arial Narrow" w:cs="Arial"/>
+          <w:color w:val="000000"/>
+          <w:kern w:val="0"/>
+          <w:lang w:val="es-ES" w:eastAsia="es-ES"/>
+          <w14:ligatures w14:val="none"/>
+        </w:rPr>
+        <w:t xml:space="preserve"/>
+      </w:r>
+      <w:r>
+        <w:rPr>
+          <w:rFonts w:ascii="Arial Narrow" w:eastAsia="Times New Roman" w:hAnsi="Arial Narrow" w:cs="Arial"/>
+          <w:color w:val="000000"/>
+          <w:kern w:val="0"/>
+          <w:lang w:val="es-ES" w:eastAsia="es-ES"/>
+          <w14:ligatures w14:val="none"/>
+        </w:rPr>
+        <w:t/>
+      </w:r>
+      <w:r>
+        <w:rPr>
+          <w:rFonts w:ascii="Arial Narrow" w:eastAsia="Times New Roman" w:hAnsi="Arial Narrow" w:cs="Arial"/>
+          <w:color w:val="000000"/>
+          <w:kern w:val="0"/>
+          <w:lang w:val="es-ES" w:eastAsia="es-ES"/>
+          <w14:ligatures w14:val="none"/>
+        </w:rPr>
+        <w:t xml:space="preserve"/>
+      </w:r>
+      <w:r>
+        <w:rPr>
+          <w:rFonts w:ascii="Arial Narrow" w:eastAsia="Times New Roman" w:hAnsi="Arial Narrow" w:cs="Arial"/>
+          <w:color w:val="000000"/>
+          <w:kern w:val="0"/>
+          <w:lang w:val="es-ES" w:eastAsia="es-ES"/>
+          <w14:ligatures w14:val="none"/>
+        </w:rPr>
+        <w:t/>
+      </w:r>
+      <w:r>
+        <w:rPr>
+          <w:rFonts w:ascii="Arial Narrow" w:eastAsia="Times New Roman" w:hAnsi="Arial Narrow" w:cs="Arial"/>
+          <w:color w:val="000000"/>
+          <w:kern w:val="0"/>
+          <w:lang w:val="es-ES" w:eastAsia="es-ES"/>
+          <w14:ligatures w14:val="none"/>
+        </w:rPr>
+        <w:t xml:space="preserve"/>
+      </w:r>
+      <w:r>
+        <w:rPr>
+          <w:rFonts w:ascii="Arial Narrow" w:eastAsia="Times New Roman" w:hAnsi="Arial Narrow" w:cs="Arial"/>
+          <w:color w:val="000000"/>
+          <w:kern w:val="0"/>
+          <w:lang w:val="es-ES" w:eastAsia="es-ES"/>
+          <w14:ligatures w14:val="none"/>
+        </w:rPr>
+        <w:t xml:space="preserve"/>
+      </w:r>
+      <w:r>
+        <w:rPr>
+          <w:rFonts w:ascii="Arial Narrow" w:eastAsia="Times New Roman" w:hAnsi="Arial Narrow" w:cs="Arial"/>
+          <w:color w:val="000000"/>
+          <w:kern w:val="0"/>
+          <w:lang w:val="es-ES" w:eastAsia="es-ES"/>
+          <w14:ligatures w14:val="none"/>
+        </w:rPr>
+        <w:t xml:space="preserve"/>
+      </w:r>
+      <w:r>
+        <w:rPr>
+          <w:rFonts w:ascii="Arial Narrow" w:eastAsia="Times New Roman" w:hAnsi="Arial Narrow" w:cs="Arial"/>
+          <w:color w:val="000000"/>
+          <w:kern w:val="0"/>
+          <w:lang w:val="es-ES" w:eastAsia="es-ES"/>
+          <w14:ligatures w14:val="none"/>
+        </w:rPr>
+        <w:t xml:space="preserve"/>
+      </w:r>
+      <w:r>
+        <w:rPr>
+          <w:rFonts w:ascii="Arial Narrow" w:eastAsia="Times New Roman" w:hAnsi="Arial Narrow" w:cs="Arial"/>
+          <w:color w:val="000000"/>
+          <w:kern w:val="0"/>
+          <w:lang w:val="es-ES" w:eastAsia="es-ES"/>
+          <w14:ligatures w14:val="none"/>
+        </w:rPr>
+        <w:t xml:space="preserve"/>
+      </w:r>
+      <w:r>
+        <w:rPr>
+          <w:rFonts w:ascii="Arial Narrow" w:eastAsia="Times New Roman" w:hAnsi="Arial Narrow" w:cs="Arial"/>
+          <w:color w:val="000000"/>
+          <w:kern w:val="0"/>
+          <w:lang w:val="es-ES" w:eastAsia="es-ES"/>
+          <w14:ligatures w14:val="none"/>
+        </w:rPr>
+        <w:t/>
+      </w:r>
+      <w:r>
+        <w:rPr>
+          <w:rFonts w:ascii="Arial Narrow" w:eastAsia="Times New Roman" w:hAnsi="Arial Narrow" w:cs="Arial"/>
+          <w:color w:val="000000"/>
+          <w:kern w:val="0"/>
+          <w:lang w:val="es-ES" w:eastAsia="es-ES"/>
+          <w14:ligatures w14:val="none"/>
+        </w:rPr>
+        <w:t xml:space="preserve"/>
+      </w:r>
+      <w:r>
+        <w:rPr>
+          <w:rFonts w:ascii="Arial Narrow" w:eastAsia="Times New Roman" w:hAnsi="Arial Narrow" w:cs="Arial"/>
+          <w:color w:val="000000"/>
+          <w:kern w:val="0"/>
+          <w:lang w:val="es-ES" w:eastAsia="es-ES"/>
+          <w14:ligatures w14:val="none"/>
+        </w:rPr>
+        <w:t xml:space="preserve"/>
+      </w:r>
+      <w:r>
+        <w:rPr>
+          <w:rFonts w:ascii="Arial Narrow" w:eastAsia="Times New Roman" w:hAnsi="Arial Narrow" w:cs="Arial"/>
+          <w:color w:val="000000"/>
+          <w:kern w:val="0"/>
+          <w:lang w:val="es-ES" w:eastAsia="es-ES"/>
+          <w14:ligatures w14:val="none"/>
+        </w:rPr>
+        <w:t xml:space="preserve"/>
+      </w:r>
+      <w:r>
+        <w:rPr>
+          <w:rFonts w:ascii="Arial Narrow" w:eastAsia="Times New Roman" w:hAnsi="Arial Narrow" w:cs="Arial"/>
+          <w:color w:val="000000"/>
+          <w:kern w:val="0"/>
+          <w:lang w:val="es-ES" w:eastAsia="es-ES"/>
+          <w14:ligatures w14:val="none"/>
+        </w:rPr>
+        <w:t xml:space="preserve"/>
+      </w:r>
+      <w:r>
+        <w:rPr>
+          <w:rFonts w:ascii="Arial Narrow" w:eastAsia="Times New Roman" w:hAnsi="Arial Narrow" w:cs="Arial"/>
+          <w:color w:val="000000"/>
+          <w:kern w:val="0"/>
+          <w:lang w:val="es-ES" w:eastAsia="es-ES"/>
+          <w14:ligatures w14:val="none"/>
+        </w:rPr>
+        <w:t/>
+      </w:r>
+      <w:r>
+        <w:rPr>
+          <w:rFonts w:ascii="Arial Narrow" w:eastAsia="Times New Roman" w:hAnsi="Arial Narrow" w:cs="Arial"/>
+          <w:color w:val="000000"/>
+          <w:kern w:val="0"/>
+          <w:lang w:val="es-ES" w:eastAsia="es-ES"/>
+          <w14:ligatures w14:val="none"/>
+        </w:rPr>
+        <w:t/>
+      </w:r>
+      <w:r>
+        <w:rPr>
+          <w:rFonts w:ascii="Arial Narrow" w:eastAsia="Times New Roman" w:hAnsi="Arial Narrow" w:cs="Arial"/>
+          <w:color w:val="000000"/>
+          <w:kern w:val="0"/>
+          <w:lang w:val="es-ES" w:eastAsia="es-ES"/>
+          <w14:ligatures w14:val="none"/>
+        </w:rPr>
+        <w:t/>
+      </w:r>
+      <w:r>
+        <w:rPr>
+          <w:rFonts w:ascii="Arial Narrow" w:eastAsia="Times New Roman" w:hAnsi="Arial Narrow" w:cs="Arial"/>
+          <w:color w:val="000000"/>
+          <w:kern w:val="0"/>
+          <w:lang w:val="es-ES" w:eastAsia="es-ES"/>
+          <w14:ligatures w14:val="none"/>
+        </w:rPr>
+        <w:t/>
+      </w:r>
+      <w:r>
+        <w:rPr>
+          <w:rFonts w:ascii="Arial Narrow" w:eastAsia="Times New Roman" w:hAnsi="Arial Narrow" w:cs="Arial"/>
+          <w:color w:val="000000"/>
+          <w:kern w:val="0"/>
+          <w:lang w:val="es-ES" w:eastAsia="es-ES"/>
+          <w14:ligatures w14:val="none"/>
+        </w:rPr>
+        <w:t/>
       </w:r>
     </w:p>
     <w:bookmarkEnd w:id="2"/>
@@ -4218,7 +4218,7 @@
           <w:lang w:eastAsia="es-PE"/>
           <w14:ligatures w14:val="none"/>
         </w:rPr>
-        <w:t xml:space="preserve">PRIMERO: </w:t>
+        <w:t xml:space="preserve">PRIMERO: admitir a trámite la denuncia del 30 de diciembre de 2025, complementado mediante dos (2) escritos del 29 de enero de 2026, subsanada mediante dos (2) escritos del 12 de marzo de 2026, interpuesta por la señora [DENUNCIANTE] contra Rímac Seguros y Reaseguros S.A. y Baukost Ajustadores y Peritos de Seguros S.A.C., por lo siguiente:</w:t>
       </w:r>
       <w:r>
         <w:rPr>
@@ -4229,37 +4229,37 @@
           <w:lang w:eastAsia="es-PE"/>
           <w14:ligatures w14:val="none"/>
         </w:rPr>
-        <w:t xml:space="preserve">admitir a trámite la denuncia del </w:t>
-      </w:r>
-      <w:r>
-        <w:rPr>
-          <w:rFonts w:ascii="Arial Narrow" w:eastAsia="Times New Roman" w:hAnsi="Arial Narrow" w:cs="Arial"/>
-          <w:color w:val="000000"/>
-          <w:kern w:val="0"/>
-          <w:lang w:val="es-ES" w:eastAsia="es-ES"/>
-          <w14:ligatures w14:val="none"/>
-        </w:rPr>
-        <w:t xml:space="preserve">30 de diciembre de 2025, complementado mediante dos (2) escritos del 29 de enero de 2026, </w:t>
-      </w:r>
-      <w:r>
-        <w:rPr>
-          <w:rFonts w:ascii="Arial Narrow" w:eastAsia="Times New Roman" w:hAnsi="Arial Narrow" w:cs="Arial"/>
-          <w:color w:val="000000"/>
-          <w:kern w:val="0"/>
-          <w:lang w:val="es-ES" w:eastAsia="es-ES"/>
-          <w14:ligatures w14:val="none"/>
-        </w:rPr>
-        <w:t>subsanada mediante dos (2) escritos del 12 de marzo de 2026</w:t>
-      </w:r>
-      <w:r>
-        <w:rPr>
-          <w:rFonts w:ascii="Arial Narrow" w:eastAsia="Times New Roman" w:hAnsi="Arial Narrow" w:cs="Arial"/>
-          <w:color w:val="000000"/>
-          <w:kern w:val="0"/>
-          <w:lang w:val="es-ES" w:eastAsia="es-ES"/>
-          <w14:ligatures w14:val="none"/>
-        </w:rPr>
-        <w:t xml:space="preserve">, </w:t>
+        <w:t xml:space="preserve"/>
+      </w:r>
+      <w:r>
+        <w:rPr>
+          <w:rFonts w:ascii="Arial Narrow" w:eastAsia="Times New Roman" w:hAnsi="Arial Narrow" w:cs="Arial"/>
+          <w:color w:val="000000"/>
+          <w:kern w:val="0"/>
+          <w:lang w:val="es-ES" w:eastAsia="es-ES"/>
+          <w14:ligatures w14:val="none"/>
+        </w:rPr>
+        <w:t xml:space="preserve"/>
+      </w:r>
+      <w:r>
+        <w:rPr>
+          <w:rFonts w:ascii="Arial Narrow" w:eastAsia="Times New Roman" w:hAnsi="Arial Narrow" w:cs="Arial"/>
+          <w:color w:val="000000"/>
+          <w:kern w:val="0"/>
+          <w:lang w:val="es-ES" w:eastAsia="es-ES"/>
+          <w14:ligatures w14:val="none"/>
+        </w:rPr>
+        <w:t/>
+      </w:r>
+      <w:r>
+        <w:rPr>
+          <w:rFonts w:ascii="Arial Narrow" w:eastAsia="Times New Roman" w:hAnsi="Arial Narrow" w:cs="Arial"/>
+          <w:color w:val="000000"/>
+          <w:kern w:val="0"/>
+          <w:lang w:val="es-ES" w:eastAsia="es-ES"/>
+          <w14:ligatures w14:val="none"/>
+        </w:rPr>
+        <w:t xml:space="preserve"/>
       </w:r>
       <w:r>
         <w:rPr>
@@ -4270,7 +4270,7 @@
           <w:lang w:eastAsia="es-PE"/>
           <w14:ligatures w14:val="none"/>
         </w:rPr>
-        <w:t xml:space="preserve">interpuesta por </w:t>
+        <w:t xml:space="preserve"/>
       </w:r>
       <w:r>
         <w:rPr>
@@ -4281,7 +4281,7 @@
           <w:lang w:eastAsia="es-PE"/>
           <w14:ligatures w14:val="none"/>
         </w:rPr>
-        <w:t>la</w:t>
+        <w:t/>
       </w:r>
       <w:r>
         <w:rPr>
@@ -4292,7 +4292,7 @@
           <w:lang w:eastAsia="es-PE"/>
           <w14:ligatures w14:val="none"/>
         </w:rPr>
-        <w:t xml:space="preserve"> </w:t>
+        <w:t xml:space="preserve"/>
       </w:r>
       <w:r>
         <w:rPr>
@@ -4302,7 +4302,7 @@
           <w:kern w:val="0"/>
           <w14:ligatures w14:val="none"/>
         </w:rPr>
-        <w:t xml:space="preserve">señora Flora Julia Farfan Rios </w:t>
+        <w:t xml:space="preserve"/>
       </w:r>
       <w:r>
         <w:rPr>
@@ -4313,14 +4313,14 @@
           <w:lang w:eastAsia="es-PE"/>
           <w14:ligatures w14:val="none"/>
         </w:rPr>
-        <w:t xml:space="preserve">contra </w:t>
+        <w:t xml:space="preserve"/>
       </w:r>
       <w:r>
         <w:rPr>
           <w:rFonts w:ascii="Arial Narrow" w:eastAsia="Arial Narrow" w:hAnsi="Arial Narrow" w:cs="Arial Narrow"/>
           <w:bCs/>
         </w:rPr>
-        <w:t xml:space="preserve">Rímac Seguros y Reaseguros S.A. y </w:t>
+        <w:t xml:space="preserve"/>
       </w:r>
       <w:proofErr w:type="spellStart"/>
       <w:r>
@@ -4328,7 +4328,7 @@
           <w:rFonts w:ascii="Arial Narrow" w:eastAsia="Arial Narrow" w:hAnsi="Arial Narrow" w:cs="Arial Narrow"/>
           <w:bCs/>
         </w:rPr>
-        <w:t>Baukost</w:t>
+        <w:t/>
       </w:r>
       <w:proofErr w:type="spellEnd"/>
       <w:r>
@@ -4336,7 +4336,7 @@
           <w:rFonts w:ascii="Arial Narrow" w:eastAsia="Arial Narrow" w:hAnsi="Arial Narrow" w:cs="Arial Narrow"/>
           <w:bCs/>
         </w:rPr>
-        <w:t xml:space="preserve"> Ajustadores y Peritos de Seguros S.A.C.</w:t>
+        <w:t xml:space="preserve"/>
       </w:r>
       <w:r>
         <w:rPr>
@@ -4347,7 +4347,7 @@
           <w:lang w:eastAsia="es-PE"/>
           <w14:ligatures w14:val="none"/>
         </w:rPr>
-        <w:t xml:space="preserve">, </w:t>
+        <w:t xml:space="preserve"/>
       </w:r>
       <w:r>
         <w:rPr>
@@ -4358,7 +4358,7 @@
           <w:lang w:eastAsia="es-PE"/>
           <w14:ligatures w14:val="none"/>
         </w:rPr>
-        <w:t>por lo siguiente:</w:t>
+        <w:t/>
       </w:r>
     </w:p>
     <w:p>
@@ -6732,7 +6732,7 @@
           <w:b/>
           <w:bCs/>
         </w:rPr>
-        <w:t>DÉCIMO</w:t>
+        <w:t xml:space="preserve">DÉCIMO PRIMERO: requerir a la señora [DENUNCIANTE] y Rímac Seguros y Reaseguros S.A. para que, dentro del plazo de dos (2) días hábiles siguientes a la fecha en que reciban la notificación en su bandejas de correo electrónico, efectúen la confirmación de recepción de la notificación remitida por este despacho a sus correos electrónicos, de conformidad con el segundo párrafo del numeral 4 del artículo 20 del Texto Único Ordenado de la Ley del Procedimiento Administrativo General, aprobado mediante Decreto Supremo 006-2026-JUS, bajo apercibimiento de rehacer el acto de notificación y notificarle conforme al numeral 1 del artículo 20 del citado cuerpo normativo.</w:t>
       </w:r>
       <w:r>
         <w:rPr>
@@ -6740,7 +6740,7 @@
           <w:b/>
           <w:bCs/>
         </w:rPr>
-        <w:t xml:space="preserve"> PRIMERO</w:t>
+        <w:t xml:space="preserve"/>
       </w:r>
       <w:r>
         <w:rPr>
@@ -6750,7 +6750,7 @@
           <w:kern w:val="0"/>
           <w14:ligatures w14:val="none"/>
         </w:rPr>
-        <w:t>:</w:t>
+        <w:t/>
       </w:r>
       <w:r>
         <w:rPr>
@@ -6760,7 +6760,7 @@
           <w:kern w:val="0"/>
           <w14:ligatures w14:val="none"/>
         </w:rPr>
-        <w:t xml:space="preserve"> </w:t>
+        <w:t xml:space="preserve"/>
       </w:r>
       <w:r>
         <w:rPr>
@@ -6770,7 +6770,7 @@
           <w:kern w:val="0"/>
           <w14:ligatures w14:val="none"/>
         </w:rPr>
-        <w:t xml:space="preserve">requerir a </w:t>
+        <w:t xml:space="preserve"/>
       </w:r>
       <w:r>
         <w:rPr>
@@ -6780,105 +6780,105 @@
           <w:kern w:val="0"/>
           <w14:ligatures w14:val="none"/>
         </w:rPr>
-        <w:t xml:space="preserve">la señora Flora Julia Farfan Rios y Rímac Seguros y Reaseguros S.A. </w:t>
+        <w:t xml:space="preserve"/>
       </w:r>
       <w:r>
         <w:rPr>
           <w:rFonts w:ascii="Arial Narrow" w:hAnsi="Arial Narrow"/>
           <w:color w:val="000000"/>
         </w:rPr>
-        <w:t>para que, dentro del plazo de dos (2) días hábiles siguientes a la fecha en que reciba</w:t>
+        <w:t/>
       </w:r>
       <w:r>
         <w:rPr>
           <w:rFonts w:ascii="Arial Narrow" w:hAnsi="Arial Narrow"/>
           <w:color w:val="000000"/>
         </w:rPr>
-        <w:t>n</w:t>
+        <w:t/>
       </w:r>
       <w:r>
         <w:rPr>
           <w:rFonts w:ascii="Arial Narrow" w:hAnsi="Arial Narrow"/>
           <w:color w:val="000000"/>
         </w:rPr>
-        <w:t xml:space="preserve"> la notificación en su bandeja</w:t>
+        <w:t xml:space="preserve"/>
       </w:r>
       <w:r>
         <w:rPr>
           <w:rFonts w:ascii="Arial Narrow" w:hAnsi="Arial Narrow"/>
           <w:color w:val="000000"/>
         </w:rPr>
-        <w:t>s</w:t>
+        <w:t/>
       </w:r>
       <w:r>
         <w:rPr>
           <w:rFonts w:ascii="Arial Narrow" w:hAnsi="Arial Narrow"/>
           <w:color w:val="000000"/>
         </w:rPr>
-        <w:t xml:space="preserve"> de correo electrónico, efectúe</w:t>
+        <w:t xml:space="preserve"/>
       </w:r>
       <w:r>
         <w:rPr>
           <w:rFonts w:ascii="Arial Narrow" w:hAnsi="Arial Narrow"/>
           <w:color w:val="000000"/>
         </w:rPr>
-        <w:t>n</w:t>
+        <w:t/>
       </w:r>
       <w:r>
         <w:rPr>
           <w:rFonts w:ascii="Arial Narrow" w:hAnsi="Arial Narrow"/>
           <w:color w:val="000000"/>
         </w:rPr>
-        <w:t xml:space="preserve"> la confirmación de recepción de la notificación remitida por este despacho a su</w:t>
+        <w:t xml:space="preserve"/>
       </w:r>
       <w:r>
         <w:rPr>
           <w:rFonts w:ascii="Arial Narrow" w:hAnsi="Arial Narrow"/>
           <w:color w:val="000000"/>
         </w:rPr>
-        <w:t>s</w:t>
+        <w:t/>
       </w:r>
       <w:r>
         <w:rPr>
           <w:rFonts w:ascii="Arial Narrow" w:hAnsi="Arial Narrow"/>
           <w:color w:val="000000"/>
         </w:rPr>
-        <w:t xml:space="preserve"> correo</w:t>
+        <w:t xml:space="preserve"/>
       </w:r>
       <w:r>
         <w:rPr>
           <w:rFonts w:ascii="Arial Narrow" w:hAnsi="Arial Narrow"/>
           <w:color w:val="000000"/>
         </w:rPr>
-        <w:t>s</w:t>
+        <w:t/>
       </w:r>
       <w:r>
         <w:rPr>
           <w:rFonts w:ascii="Arial Narrow" w:hAnsi="Arial Narrow"/>
           <w:color w:val="000000"/>
         </w:rPr>
-        <w:t xml:space="preserve"> electrónico</w:t>
+        <w:t xml:space="preserve"/>
       </w:r>
       <w:r>
         <w:rPr>
           <w:rFonts w:ascii="Arial Narrow" w:hAnsi="Arial Narrow"/>
           <w:color w:val="000000"/>
         </w:rPr>
-        <w:t>s</w:t>
+        <w:t/>
       </w:r>
       <w:r>
         <w:rPr>
           <w:rFonts w:ascii="Arial Narrow" w:hAnsi="Arial Narrow"/>
           <w:color w:val="000000"/>
         </w:rPr>
-        <w:t>, de</w:t>
+        <w:t/>
       </w:r>
       <w:r>
         <w:rPr>
           <w:rFonts w:ascii="Arial Narrow" w:hAnsi="Arial Narrow"/>
           <w:color w:val="000000"/>
         </w:rPr>
-        <w:t xml:space="preserve"> conformidad con el segundo párrafo del numeral 4 del artículo 20</w:t>
+        <w:t xml:space="preserve"/>
       </w:r>
       <w:r>
         <w:rPr>
@@ -6895,7 +6895,7 @@
           <w:rFonts w:ascii="Arial Narrow" w:hAnsi="Arial Narrow"/>
           <w:color w:val="000000"/>
         </w:rPr>
-        <w:t xml:space="preserve"> del Texto Único Ordenado de la Ley del Procedimiento Administrativo General, aprobado mediante Decreto Supremo 006-2026-JUS, bajo apercibimiento de rehacer el acto de notificación y notificarle conforme al numeral 1 del artículo 20</w:t>
+        <w:t xml:space="preserve"/>
       </w:r>
       <w:r>
         <w:rPr>
@@ -6912,7 +6912,7 @@
           <w:rFonts w:ascii="Arial Narrow" w:hAnsi="Arial Narrow"/>
           <w:color w:val="000000"/>
         </w:rPr>
-        <w:t xml:space="preserve"> del citado cuerpo normativo</w:t>
+        <w:t xml:space="preserve"/>
       </w:r>
       <w:r>
         <w:rPr>
@@ -6925,7 +6925,7 @@
         <w:rPr>
           <w:rFonts w:ascii="Arial Narrow" w:hAnsi="Arial Narrow" w:cs="Arial"/>
         </w:rPr>
-        <w:t>.</w:t>
+        <w:t/>
       </w:r>
     </w:p>
     <w:p>

--- a/plantillas_maestras/06_seguro_hogar_e_inmuebles/anulacion_indebida/2_o_mas_ddos_varios/mujer/TPL_0600_2026_SEGURO_HOGAR_E_INMUEBLES_ANULACION_INDEBIDA_ASEGURADORA_MUJER_R2.docx
+++ b/plantillas_maestras/06_seguro_hogar_e_inmuebles/anulacion_indebida/2_o_mas_ddos_varios/mujer/TPL_0600_2026_SEGURO_HOGAR_E_INMUEBLES_ANULACION_INDEBIDA_ASEGURADORA_MUJER_R2.docx
@@ -713,6 +713,7 @@
       </w:r>
       <w:r>
         <w:rPr>
+          <w:rStyle w:val="Refdenotaalpie"/>
           <w:rFonts w:ascii="Arial Narrow" w:eastAsia="Times New Roman" w:hAnsi="Arial Narrow" w:cs="Times New Roman"/>
           <w:color w:val="000000"/>
           <w:kern w:val="0"/>
@@ -912,6 +913,7 @@
       </w:r>
       <w:r>
         <w:rPr>
+          <w:rStyle w:val="Refdenotaalpie"/>
           <w:rFonts w:ascii="Arial Narrow" w:eastAsia="Times New Roman" w:hAnsi="Arial Narrow" w:cs="Times New Roman"/>
           <w:color w:val="000000"/>
           <w:kern w:val="0"/>
@@ -2833,6 +2835,7 @@
       </w:r>
       <w:r>
         <w:rPr>
+          <w:rStyle w:val="Refdenotaalpie"/>
           <w:rFonts w:ascii="Arial Narrow" w:eastAsia="Arial Narrow" w:hAnsi="Arial Narrow" w:cs="Arial Narrow"/>
           <w:kern w:val="0"/>
           <w:vertAlign w:val="superscript"/>
@@ -2955,6 +2958,7 @@
       </w:r>
       <w:r>
         <w:rPr>
+          <w:rStyle w:val="Refdenotaalpie"/>
           <w:rFonts w:ascii="Arial Narrow" w:eastAsia="Arial Narrow" w:hAnsi="Arial Narrow" w:cs="Arial"/>
           <w:kern w:val="0"/>
           <w:vertAlign w:val="superscript"/>
@@ -3444,6 +3448,7 @@
       </w:r>
       <w:r>
         <w:rPr>
+          <w:rStyle w:val="Refdenotaalpie"/>
           <w:rFonts w:ascii="Arial Narrow" w:eastAsia="Arial Narrow" w:hAnsi="Arial Narrow" w:cs="Arial"/>
           <w:bCs/>
           <w:color w:val="000000"/>
@@ -3517,6 +3522,7 @@
       </w:r>
       <w:r>
         <w:rPr>
+          <w:rStyle w:val="Refdenotaalpie"/>
           <w:rFonts w:ascii="Arial Narrow" w:eastAsia="Arial Narrow" w:hAnsi="Arial Narrow" w:cs="Arial Narrow"/>
           <w:kern w:val="0"/>
           <w:vertAlign w:val="superscript"/>
@@ -5412,6 +5418,7 @@
       </w:r>
       <w:r>
         <w:rPr>
+          <w:rStyle w:val="Refdenotaalpie"/>
           <w:rFonts w:ascii="Arial Narrow" w:eastAsia="Calibri" w:hAnsi="Arial Narrow" w:cs="Arial"/>
           <w:kern w:val="0"/>
           <w:vertAlign w:val="superscript"/>
@@ -5456,6 +5463,7 @@
       </w:r>
       <w:r>
         <w:rPr>
+          <w:rStyle w:val="Refdenotaalpie"/>
           <w:rFonts w:ascii="Arial Narrow" w:eastAsia="Calibri" w:hAnsi="Arial Narrow" w:cs="Arial"/>
           <w:spacing w:val="-2"/>
           <w:kern w:val="0"/>
@@ -6270,6 +6278,7 @@
       </w:r>
       <w:r>
         <w:rPr>
+          <w:rStyle w:val="Refdenotaalpie"/>
           <w:rFonts w:ascii="Arial Narrow" w:eastAsia="Arial Narrow" w:hAnsi="Arial Narrow" w:cs="Times New Roman"/>
           <w:color w:val="000000"/>
           <w:kern w:val="0"/>
@@ -6351,6 +6360,7 @@
       </w:r>
       <w:r>
         <w:rPr>
+          <w:rStyle w:val="Refdenotaalpie"/>
           <w:rFonts w:ascii="Arial Narrow" w:eastAsia="Arial Narrow" w:hAnsi="Arial Narrow" w:cs="Times New Roman"/>
           <w:color w:val="000000"/>
           <w:kern w:val="0"/>
@@ -6404,6 +6414,7 @@
       </w:r>
       <w:r>
         <w:rPr>
+          <w:rStyle w:val="Refdenotaalpie"/>
           <w:rFonts w:ascii="Arial Narrow" w:eastAsia="Arial Narrow" w:hAnsi="Arial Narrow" w:cs="Times New Roman"/>
           <w:color w:val="000000"/>
           <w:kern w:val="0"/>
@@ -6592,6 +6603,7 @@
       </w:r>
       <w:r>
         <w:rPr>
+          <w:rStyle w:val="Refdenotaalpie"/>
           <w:rFonts w:ascii="Arial Narrow" w:eastAsia="Calibri" w:hAnsi="Arial Narrow" w:cs="Arial"/>
           <w:kern w:val="0"/>
           <w:vertAlign w:val="superscript"/>
@@ -6916,6 +6928,7 @@
       </w:r>
       <w:r>
         <w:rPr>
+          <w:rStyle w:val="Refdenotaalpie"/>
           <w:rFonts w:ascii="Arial Narrow" w:hAnsi="Arial Narrow"/>
           <w:vertAlign w:val="superscript"/>
         </w:rPr>
@@ -7189,14 +7202,14 @@
         <w:tab w:val="right" w:pos="8838"/>
       </w:tabs>
       <w:rPr>
-        <w:rFonts w:ascii="Arial" w:eastAsia="Arial" w:hAnsi="Arial" w:cs="Arial"/>
+        <w:rFonts w:ascii="Arial Narrow" w:eastAsia="Arial" w:hAnsi="Arial Narrow" w:cs="Arial"/>
         <w:sz w:val="16"/>
         <w:szCs w:val="16"/>
       </w:rPr>
     </w:pPr>
     <w:r>
       <w:rPr>
-        <w:rFonts w:ascii="Arial" w:eastAsia="Arial" w:hAnsi="Arial" w:cs="Arial"/>
+        <w:rFonts w:ascii="Arial Narrow" w:eastAsia="Arial" w:hAnsi="Arial Narrow" w:cs="Arial"/>
         <w:sz w:val="16"/>
         <w:szCs w:val="16"/>
       </w:rPr>
@@ -7210,7 +7223,7 @@
     </w:pPr>
     <w:r>
       <w:rPr>
-        <w:rFonts w:ascii="Arial" w:eastAsia="Arial" w:hAnsi="Arial" w:cs="Arial"/>
+        <w:rFonts w:ascii="Arial Narrow" w:eastAsia="Arial" w:hAnsi="Arial Narrow" w:cs="Arial"/>
         <w:sz w:val="16"/>
         <w:szCs w:val="16"/>
       </w:rPr>
@@ -7218,7 +7231,7 @@
     </w:r>
     <w:r>
       <w:rPr>
-        <w:rFonts w:ascii="Arial" w:eastAsia="Arial" w:hAnsi="Arial" w:cs="Arial"/>
+        <w:rFonts w:ascii="Arial Narrow" w:eastAsia="Arial" w:hAnsi="Arial Narrow" w:cs="Arial"/>
         <w:sz w:val="16"/>
         <w:szCs w:val="16"/>
       </w:rPr>
@@ -7226,7 +7239,7 @@
     </w:r>
     <w:r>
       <w:rPr>
-        <w:rFonts w:ascii="Arial" w:eastAsia="Arial" w:hAnsi="Arial" w:cs="Arial"/>
+        <w:rFonts w:ascii="Arial Narrow" w:eastAsia="Arial" w:hAnsi="Arial Narrow" w:cs="Arial"/>
         <w:sz w:val="16"/>
         <w:szCs w:val="16"/>
       </w:rPr>
@@ -7234,7 +7247,7 @@
     </w:r>
     <w:r>
       <w:rPr>
-        <w:rFonts w:ascii="Arial" w:eastAsia="Arial" w:hAnsi="Arial" w:cs="Arial"/>
+        <w:rFonts w:ascii="Arial Narrow" w:eastAsia="Arial" w:hAnsi="Arial Narrow" w:cs="Arial"/>
         <w:sz w:val="16"/>
         <w:szCs w:val="16"/>
       </w:rPr>
@@ -7242,7 +7255,7 @@
     </w:r>
     <w:r>
       <w:rPr>
-        <w:rFonts w:ascii="Arial" w:eastAsia="Arial" w:hAnsi="Arial" w:cs="Arial"/>
+        <w:rFonts w:ascii="Arial Narrow" w:eastAsia="Arial" w:hAnsi="Arial Narrow" w:cs="Arial"/>
         <w:sz w:val="16"/>
         <w:szCs w:val="16"/>
       </w:rPr>
@@ -7290,8 +7303,9 @@
         <w:rPr>
           <w:rStyle w:val="Refdenotaalpie"/>
           <w:rFonts w:ascii="Arial Narrow" w:hAnsi="Arial Narrow" w:cs="Arial"/>
-          <w:sz w:val="14"/>
-          <w:szCs w:val="14"/>
+          <w:sz w:val="16"/>
+          <w:szCs w:val="14"/>
+          <w:vertAlign w:val="superscript"/>
         </w:rPr>
         <w:footnoteRef/>
       </w:r>
@@ -7376,8 +7390,9 @@
         <w:rPr>
           <w:rStyle w:val="Refdenotaalpie"/>
           <w:rFonts w:ascii="Arial Narrow" w:hAnsi="Arial Narrow" w:cs="Arial"/>
-          <w:sz w:val="14"/>
-          <w:szCs w:val="14"/>
+          <w:sz w:val="16"/>
+          <w:szCs w:val="14"/>
+          <w:vertAlign w:val="superscript"/>
         </w:rPr>
         <w:footnoteRef/>
       </w:r>
@@ -7450,8 +7465,9 @@
         <w:rPr>
           <w:rStyle w:val="Refdenotaalpie"/>
           <w:rFonts w:ascii="Arial Narrow" w:hAnsi="Arial Narrow" w:cs="Arial"/>
-          <w:sz w:val="14"/>
-          <w:szCs w:val="14"/>
+          <w:sz w:val="16"/>
+          <w:szCs w:val="14"/>
+          <w:vertAlign w:val="superscript"/>
         </w:rPr>
         <w:footnoteRef/>
       </w:r>
@@ -7703,8 +7719,9 @@
         <w:rPr>
           <w:rStyle w:val="Refdenotaalpie"/>
           <w:rFonts w:ascii="Arial Narrow" w:hAnsi="Arial Narrow"/>
-          <w:sz w:val="14"/>
-          <w:szCs w:val="14"/>
+          <w:sz w:val="16"/>
+          <w:szCs w:val="14"/>
+          <w:vertAlign w:val="superscript"/>
         </w:rPr>
         <w:footnoteRef/>
       </w:r>
@@ -7886,8 +7903,9 @@
         <w:rPr>
           <w:rStyle w:val="Refdenotaalpie"/>
           <w:rFonts w:ascii="Arial Narrow" w:hAnsi="Arial Narrow"/>
-          <w:sz w:val="14"/>
-          <w:szCs w:val="14"/>
+          <w:sz w:val="16"/>
+          <w:szCs w:val="14"/>
+          <w:vertAlign w:val="superscript"/>
         </w:rPr>
         <w:footnoteRef/>
       </w:r>
@@ -8193,8 +8211,9 @@
         <w:rPr>
           <w:rStyle w:val="Refdenotaalpie"/>
           <w:rFonts w:ascii="Arial Narrow" w:hAnsi="Arial Narrow" w:cs="Arial"/>
-          <w:sz w:val="14"/>
-          <w:szCs w:val="14"/>
+          <w:sz w:val="16"/>
+          <w:szCs w:val="14"/>
+          <w:vertAlign w:val="superscript"/>
         </w:rPr>
         <w:footnoteRef/>
       </w:r>
@@ -8360,8 +8379,9 @@
         <w:rPr>
           <w:rStyle w:val="Refdenotaalpie"/>
           <w:rFonts w:ascii="Arial Narrow" w:hAnsi="Arial Narrow" w:cs="Arial"/>
-          <w:sz w:val="14"/>
-          <w:szCs w:val="14"/>
+          <w:sz w:val="16"/>
+          <w:szCs w:val="14"/>
+          <w:vertAlign w:val="superscript"/>
         </w:rPr>
         <w:footnoteRef/>
       </w:r>
@@ -8430,8 +8450,9 @@
         <w:rPr>
           <w:rStyle w:val="Refdenotaalpie"/>
           <w:rFonts w:ascii="Arial Narrow" w:hAnsi="Arial Narrow" w:cs="Arial"/>
-          <w:sz w:val="14"/>
-          <w:szCs w:val="14"/>
+          <w:sz w:val="16"/>
+          <w:szCs w:val="14"/>
+          <w:vertAlign w:val="superscript"/>
         </w:rPr>
         <w:footnoteRef/>
       </w:r>
@@ -8619,9 +8640,9 @@
       </w:pPr>
       <w:r>
         <w:rPr>
-          <w:rStyle w:val="TextonotapieCar"/>
+          <w:rStyle w:val="Refdenotaalpie"/>
           <w:rFonts w:ascii="Arial Narrow" w:hAnsi="Arial Narrow" w:cs="Arial"/>
-          <w:sz w:val="14"/>
+          <w:sz w:val="16"/>
           <w:szCs w:val="14"/>
           <w:vertAlign w:val="superscript"/>
         </w:rPr>
@@ -8833,8 +8854,9 @@
         <w:rPr>
           <w:rStyle w:val="Refdenotaalpie"/>
           <w:rFonts w:ascii="Arial Narrow" w:hAnsi="Arial Narrow" w:cs="Arial"/>
-          <w:sz w:val="14"/>
-          <w:szCs w:val="14"/>
+          <w:sz w:val="16"/>
+          <w:szCs w:val="14"/>
+          <w:vertAlign w:val="superscript"/>
         </w:rPr>
         <w:footnoteRef/>
       </w:r>
@@ -9650,8 +9672,9 @@
         <w:rPr>
           <w:rStyle w:val="Refdenotaalpie"/>
           <w:rFonts w:ascii="Arial Narrow" w:hAnsi="Arial Narrow" w:cs="Arial"/>
-          <w:sz w:val="14"/>
-          <w:szCs w:val="14"/>
+          <w:sz w:val="16"/>
+          <w:szCs w:val="14"/>
+          <w:vertAlign w:val="superscript"/>
         </w:rPr>
         <w:footnoteRef/>
       </w:r>
@@ -9870,8 +9893,9 @@
           <w:rFonts w:ascii="Arial Narrow" w:hAnsi="Arial Narrow" w:cs="Arial"/>
           <w:b/>
           <w:bCs/>
-          <w:sz w:val="14"/>
-          <w:szCs w:val="14"/>
+          <w:sz w:val="16"/>
+          <w:szCs w:val="14"/>
+          <w:vertAlign w:val="superscript"/>
         </w:rPr>
         <w:footnoteRef/>
       </w:r>
@@ -9968,8 +9992,9 @@
         <w:rPr>
           <w:rStyle w:val="Refdenotaalpie"/>
           <w:rFonts w:ascii="Arial Narrow" w:hAnsi="Arial Narrow" w:cs="Arial"/>
-          <w:sz w:val="14"/>
-          <w:szCs w:val="14"/>
+          <w:sz w:val="16"/>
+          <w:szCs w:val="14"/>
+          <w:vertAlign w:val="superscript"/>
         </w:rPr>
         <w:footnoteRef/>
       </w:r>
@@ -12548,6 +12573,17 @@
       <w:szCs w:val="20"/>
     </w:rPr>
   </w:style>
+  <w:style w:type="character" w:styleId="FootnoteReference">
+    <w:name w:val="footnote reference"/>
+    <w:basedOn w:val="Fuentedeprrafopredeter"/>
+    <w:uiPriority w:val="99"/>
+    <w:semiHidden/>
+    <w:unhideWhenUsed/>
+    <w:rPr>
+      <w:rFonts w:ascii="Arial Narrow" w:hAnsi="Arial Narrow"/>
+      <w:vertAlign w:val="superscript"/>
+    </w:rPr>
+  </w:style>
 </w:styles>
 </file>
 

--- a/plantillas_maestras/06_seguro_hogar_e_inmuebles/anulacion_indebida/2_o_mas_ddos_varios/mujer/TPL_0600_2026_SEGURO_HOGAR_E_INMUEBLES_ANULACION_INDEBIDA_ASEGURADORA_MUJER_R2.docx
+++ b/plantillas_maestras/06_seguro_hogar_e_inmuebles/anulacion_indebida/2_o_mas_ddos_varios/mujer/TPL_0600_2026_SEGURO_HOGAR_E_INMUEBLES_ANULACION_INDEBIDA_ASEGURADORA_MUJER_R2.docx
@@ -1,8 +1,8 @@
 
 <file path=word/document.xml><?xml version="1.0" encoding="utf-8"?>
-<w:document xmlns:wpc="http://schemas.microsoft.com/office/word/2010/wordprocessingCanvas" xmlns:cx="http://schemas.microsoft.com/office/drawing/2014/chartex" xmlns:cx1="http://schemas.microsoft.com/office/drawing/2015/9/8/chartex" xmlns:cx2="http://schemas.microsoft.com/office/drawing/2015/10/21/chartex" xmlns:cx3="http://schemas.microsoft.com/office/drawing/2016/5/9/chartex" xmlns:cx4="http://schemas.microsoft.com/office/drawing/2016/5/10/chartex" xmlns:cx5="http://schemas.microsoft.com/office/drawing/2016/5/11/chartex" xmlns:cx6="http://schemas.microsoft.com/office/drawing/2016/5/12/chartex" xmlns:cx7="http://schemas.microsoft.com/office/drawing/2016/5/13/chartex" xmlns:cx8="http://schemas.microsoft.com/office/drawing/2016/5/14/chartex" xmlns:mc="http://schemas.openxmlformats.org/markup-compatibility/2006" xmlns:aink="http://schemas.microsoft.com/office/drawing/2016/ink" xmlns:am3d="http://schemas.microsoft.com/office/drawing/2017/model3d" xmlns:o="urn:schemas-microsoft-com:office:office" xmlns:oel="http://schemas.microsoft.com/office/2019/extlst" xmlns:r="http://schemas.openxmlformats.org/officeDocument/2006/relationships" xmlns:m="http://schemas.openxmlformats.org/officeDocument/2006/math" xmlns:v="urn:schemas-microsoft-com:vml" xmlns:wp14="http://schemas.microsoft.com/office/word/2010/wordprocessingDrawing" xmlns:wp="http://schemas.openxmlformats.org/drawingml/2006/wordprocessingDrawing" xmlns:w10="urn:schemas-microsoft-com:office:word" xmlns:w="http://schemas.openxmlformats.org/wordprocessingml/2006/main" xmlns:w14="http://schemas.microsoft.com/office/word/2010/wordml" xmlns:w15="http://schemas.microsoft.com/office/word/2012/wordml" xmlns:w16cex="http://schemas.microsoft.com/office/word/2018/wordml/cex" xmlns:w16cid="http://schemas.microsoft.com/office/word/2016/wordml/cid" xmlns:w16="http://schemas.microsoft.com/office/word/2018/wordml" xmlns:w16du="http://schemas.microsoft.com/office/word/2023/wordml/word16du" xmlns:w16sdtdh="http://schemas.microsoft.com/office/word/2020/wordml/sdtdatahash" xmlns:w16sdtfl="http://schemas.microsoft.com/office/word/2024/wordml/sdtformatlock" xmlns:w16se="http://schemas.microsoft.com/office/word/2015/wordml/symex" xmlns:wpg="http://schemas.microsoft.com/office/word/2010/wordprocessingGroup" xmlns:wpi="http://schemas.microsoft.com/office/word/2010/wordprocessingInk" xmlns:wne="http://schemas.microsoft.com/office/word/2006/wordml" xmlns:wps="http://schemas.microsoft.com/office/word/2010/wordprocessingShape" mc:Ignorable="w14 w15 w16se w16cid w16 w16cex w16sdtdh w16sdtfl w16du wp14">
+<w:document xmlns:ns1="http://schemas.openxmlformats.org/markup-compatibility/2006" xmlns:ns2="http://schemas.microsoft.com/office/word/2010/wordml" xmlns:ns3="http://schemas.openxmlformats.org/officeDocument/2006/relationships" xmlns:w="http://schemas.openxmlformats.org/wordprocessingml/2006/main" ns1:Ignorable="w14 w15 w16se w16cid w16 w16cex w16sdtdh w16sdtfl w16du wp14">
   <w:body>
-    <w:p>
+    <w:p ns2:paraId="4D92E425" ns2:textId="76102B85">
       <w:pPr>
         <w:tabs>
           <w:tab w:val="left" w:pos="1701"/>
@@ -14,7 +14,7 @@
           <w:color w:val="000000"/>
           <w:kern w:val="0"/>
           <w:lang w:eastAsia="es-PE"/>
-          <w14:ligatures w14:val="none"/>
+          <ns2:ligatures ns2:val="none"/>
         </w:rPr>
       </w:pPr>
       <w:bookmarkStart w:id="0" w:name="_Hlk80343540"/>
@@ -25,7 +25,7 @@
           <w:color w:val="000000"/>
           <w:kern w:val="0"/>
           <w:lang w:eastAsia="es-PE"/>
-          <w14:ligatures w14:val="none"/>
+          <ns2:ligatures ns2:val="none"/>
         </w:rPr>
         <w:t>EX</w:t>
       </w:r>
@@ -36,7 +36,7 @@
           <w:color w:val="000000"/>
           <w:kern w:val="0"/>
           <w:lang w:eastAsia="es-PE"/>
-          <w14:ligatures w14:val="none"/>
+          <ns2:ligatures ns2:val="none"/>
         </w:rPr>
         <w:t xml:space="preserve">PEDIENTE </w:t>
       </w:r>
@@ -47,7 +47,7 @@
           <w:color w:val="000000"/>
           <w:kern w:val="0"/>
           <w:lang w:eastAsia="es-PE"/>
-          <w14:ligatures w14:val="none"/>
+          <ns2:ligatures ns2:val="none"/>
         </w:rPr>
         <w:tab/>
         <w:t>:</w:t>
@@ -59,7 +59,7 @@
           <w:color w:val="000000"/>
           <w:kern w:val="0"/>
           <w:lang w:eastAsia="es-PE"/>
-          <w14:ligatures w14:val="none"/>
+          <ns2:ligatures ns2:val="none"/>
         </w:rPr>
         <w:tab/>
       </w:r>
@@ -72,12 +72,12 @@
           <w:kern w:val="0"/>
           <w:shd w:val="clear" w:color="auto" w:fill="FFFFFF"/>
           <w:lang w:eastAsia="es-PE"/>
-          <w14:ligatures w14:val="none"/>
+          <ns2:ligatures ns2:val="none"/>
         </w:rPr>
         <w:t>0600-2026/CC1</w:t>
       </w:r>
     </w:p>
-    <w:p>
+    <w:p ns2:paraId="174737B6" ns2:textId="6EC06DED">
       <w:pPr>
         <w:tabs>
           <w:tab w:val="left" w:pos="1701"/>
@@ -92,17 +92,17 @@
           <w:color w:val="000000"/>
           <w:kern w:val="0"/>
           <w:lang w:eastAsia="es-PE"/>
-          <w14:ligatures w14:val="none"/>
-        </w:rPr>
-      </w:pPr>
-      <w:r>
-        <w:rPr>
-          <w:rFonts w:ascii="Arial Narrow" w:eastAsia="Arial Narrow" w:hAnsi="Arial Narrow" w:cs="Arial Narrow"/>
-          <w:b/>
-          <w:color w:val="000000"/>
-          <w:kern w:val="0"/>
-          <w:lang w:eastAsia="es-PE"/>
-          <w14:ligatures w14:val="none"/>
+          <ns2:ligatures ns2:val="none"/>
+        </w:rPr>
+      </w:pPr>
+      <w:r>
+        <w:rPr>
+          <w:rFonts w:ascii="Arial Narrow" w:eastAsia="Arial Narrow" w:hAnsi="Arial Narrow" w:cs="Arial Narrow"/>
+          <w:b/>
+          <w:color w:val="000000"/>
+          <w:kern w:val="0"/>
+          <w:lang w:eastAsia="es-PE"/>
+          <ns2:ligatures ns2:val="none"/>
         </w:rPr>
         <w:t xml:space="preserve">DENUNCIANTE:[DENUNCIANTE] (SEÑORA [APELLIDO])</w:t>
       </w:r>
@@ -113,7 +113,7 @@
           <w:color w:val="000000"/>
           <w:kern w:val="0"/>
           <w:lang w:eastAsia="es-PE"/>
-          <w14:ligatures w14:val="none"/>
+          <ns2:ligatures ns2:val="none"/>
         </w:rPr>
         <w:tab/>
         <w:t/>
@@ -125,7 +125,7 @@
           <w:color w:val="000000"/>
           <w:kern w:val="0"/>
           <w:lang w:eastAsia="es-PE"/>
-          <w14:ligatures w14:val="none"/>
+          <ns2:ligatures ns2:val="none"/>
         </w:rPr>
         <w:tab/>
       </w:r>
@@ -136,7 +136,7 @@
           <w:color w:val="000000"/>
           <w:kern w:val="0"/>
           <w:lang w:eastAsia="es-PE"/>
-          <w14:ligatures w14:val="none"/>
+          <ns2:ligatures ns2:val="none"/>
         </w:rPr>
         <w:t xml:space="preserve"/>
       </w:r>
@@ -147,7 +147,7 @@
           <w:color w:val="000000"/>
           <w:kern w:val="0"/>
           <w:lang w:eastAsia="es-PE"/>
-          <w14:ligatures w14:val="none"/>
+          <ns2:ligatures ns2:val="none"/>
         </w:rPr>
         <w:t/>
       </w:r>
@@ -158,7 +158,7 @@
           <w:color w:val="000000"/>
           <w:kern w:val="0"/>
           <w:lang w:eastAsia="es-PE"/>
-          <w14:ligatures w14:val="none"/>
+          <ns2:ligatures ns2:val="none"/>
         </w:rPr>
         <w:t/>
       </w:r>
@@ -169,7 +169,7 @@
           <w:color w:val="000000"/>
           <w:kern w:val="0"/>
           <w:lang w:eastAsia="es-PE"/>
-          <w14:ligatures w14:val="none"/>
+          <ns2:ligatures ns2:val="none"/>
         </w:rPr>
         <w:t xml:space="preserve"/>
       </w:r>
@@ -180,7 +180,7 @@
           <w:color w:val="000000"/>
           <w:kern w:val="0"/>
           <w:lang w:eastAsia="es-PE"/>
-          <w14:ligatures w14:val="none"/>
+          <ns2:ligatures ns2:val="none"/>
         </w:rPr>
         <w:t/>
       </w:r>
@@ -191,12 +191,12 @@
           <w:color w:val="000000"/>
           <w:kern w:val="0"/>
           <w:lang w:eastAsia="es-PE"/>
-          <w14:ligatures w14:val="none"/>
+          <ns2:ligatures ns2:val="none"/>
         </w:rPr>
         <w:t/>
       </w:r>
     </w:p>
-    <w:p>
+    <w:p ns2:paraId="223101EF" ns2:textId="47B2DEFA">
       <w:pPr>
         <w:tabs>
           <w:tab w:val="left" w:pos="1701"/>
@@ -211,17 +211,17 @@
           <w:color w:val="000000"/>
           <w:kern w:val="0"/>
           <w:lang w:eastAsia="es-PE"/>
-          <w14:ligatures w14:val="none"/>
-        </w:rPr>
-      </w:pPr>
-      <w:r>
-        <w:rPr>
-          <w:rFonts w:ascii="Arial Narrow" w:eastAsia="Arial Narrow" w:hAnsi="Arial Narrow" w:cs="Arial Narrow"/>
-          <w:b/>
-          <w:color w:val="000000"/>
-          <w:kern w:val="0"/>
-          <w:lang w:eastAsia="es-PE"/>
-          <w14:ligatures w14:val="none"/>
+          <ns2:ligatures ns2:val="none"/>
+        </w:rPr>
+      </w:pPr>
+      <w:r>
+        <w:rPr>
+          <w:rFonts w:ascii="Arial Narrow" w:eastAsia="Arial Narrow" w:hAnsi="Arial Narrow" w:cs="Arial Narrow"/>
+          <w:b/>
+          <w:color w:val="000000"/>
+          <w:kern w:val="0"/>
+          <w:lang w:eastAsia="es-PE"/>
+          <ns2:ligatures ns2:val="none"/>
         </w:rPr>
         <w:t>DENUNCIADOS</w:t>
       </w:r>
@@ -232,7 +232,7 @@
           <w:color w:val="000000"/>
           <w:kern w:val="0"/>
           <w:lang w:eastAsia="es-PE"/>
-          <w14:ligatures w14:val="none"/>
+          <ns2:ligatures ns2:val="none"/>
         </w:rPr>
         <w:tab/>
         <w:t>:</w:t>
@@ -244,7 +244,7 @@
           <w:color w:val="000000"/>
           <w:kern w:val="0"/>
           <w:lang w:eastAsia="es-PE"/>
-          <w14:ligatures w14:val="none"/>
+          <ns2:ligatures ns2:val="none"/>
         </w:rPr>
         <w:tab/>
       </w:r>
@@ -255,7 +255,7 @@
           <w:color w:val="000000"/>
           <w:kern w:val="0"/>
           <w:lang w:eastAsia="es-PE"/>
-          <w14:ligatures w14:val="none"/>
+          <ns2:ligatures ns2:val="none"/>
         </w:rPr>
         <w:t xml:space="preserve">RÍMAC SEGUROS Y REASEGUROS S.A. </w:t>
       </w:r>
@@ -266,7 +266,7 @@
           <w:color w:val="000000"/>
           <w:kern w:val="0"/>
           <w:lang w:eastAsia="es-PE"/>
-          <w14:ligatures w14:val="none"/>
+          <ns2:ligatures ns2:val="none"/>
         </w:rPr>
         <w:t>(</w:t>
       </w:r>
@@ -277,7 +277,7 @@
           <w:color w:val="000000"/>
           <w:kern w:val="0"/>
           <w:lang w:eastAsia="es-PE"/>
-          <w14:ligatures w14:val="none"/>
+          <ns2:ligatures ns2:val="none"/>
         </w:rPr>
         <w:t>RÍMAC</w:t>
       </w:r>
@@ -288,12 +288,12 @@
           <w:color w:val="000000"/>
           <w:kern w:val="0"/>
           <w:lang w:eastAsia="es-PE"/>
-          <w14:ligatures w14:val="none"/>
+          <ns2:ligatures ns2:val="none"/>
         </w:rPr>
         <w:t xml:space="preserve">) </w:t>
       </w:r>
     </w:p>
-    <w:p>
+    <w:p ns2:paraId="4D23E5DF" ns2:textId="0128D072">
       <w:pPr>
         <w:tabs>
           <w:tab w:val="left" w:pos="1701"/>
@@ -308,17 +308,17 @@
           <w:color w:val="000000"/>
           <w:kern w:val="0"/>
           <w:lang w:eastAsia="es-PE"/>
-          <w14:ligatures w14:val="none"/>
-        </w:rPr>
-      </w:pPr>
-      <w:r>
-        <w:rPr>
-          <w:rFonts w:ascii="Arial Narrow" w:eastAsia="Arial Narrow" w:hAnsi="Arial Narrow" w:cs="Arial Narrow"/>
-          <w:b/>
-          <w:color w:val="000000"/>
-          <w:kern w:val="0"/>
-          <w:lang w:eastAsia="es-PE"/>
-          <w14:ligatures w14:val="none"/>
+          <ns2:ligatures ns2:val="none"/>
+        </w:rPr>
+      </w:pPr>
+      <w:r>
+        <w:rPr>
+          <w:rFonts w:ascii="Arial Narrow" w:eastAsia="Arial Narrow" w:hAnsi="Arial Narrow" w:cs="Arial Narrow"/>
+          <w:b/>
+          <w:color w:val="000000"/>
+          <w:kern w:val="0"/>
+          <w:lang w:eastAsia="es-PE"/>
+          <ns2:ligatures ns2:val="none"/>
         </w:rPr>
         <w:tab/>
       </w:r>
@@ -329,7 +329,7 @@
           <w:color w:val="000000"/>
           <w:kern w:val="0"/>
           <w:lang w:eastAsia="es-PE"/>
-          <w14:ligatures w14:val="none"/>
+          <ns2:ligatures ns2:val="none"/>
         </w:rPr>
         <w:tab/>
       </w:r>
@@ -340,7 +340,7 @@
           <w:color w:val="000000"/>
           <w:kern w:val="0"/>
           <w:lang w:eastAsia="es-PE"/>
-          <w14:ligatures w14:val="none"/>
+          <ns2:ligatures ns2:val="none"/>
         </w:rPr>
         <w:t xml:space="preserve">BAUKOST AJUSTADORES Y PERITOS DE SEGUROS S.A.C. </w:t>
       </w:r>
@@ -351,7 +351,7 @@
           <w:color w:val="000000"/>
           <w:kern w:val="0"/>
           <w:lang w:eastAsia="es-PE"/>
-          <w14:ligatures w14:val="none"/>
+          <ns2:ligatures ns2:val="none"/>
         </w:rPr>
         <w:t>(</w:t>
       </w:r>
@@ -362,7 +362,7 @@
           <w:color w:val="000000"/>
           <w:kern w:val="0"/>
           <w:lang w:eastAsia="es-PE"/>
-          <w14:ligatures w14:val="none"/>
+          <ns2:ligatures ns2:val="none"/>
         </w:rPr>
         <w:t>BAUKOST</w:t>
       </w:r>
@@ -373,12 +373,12 @@
           <w:color w:val="000000"/>
           <w:kern w:val="0"/>
           <w:lang w:eastAsia="es-PE"/>
-          <w14:ligatures w14:val="none"/>
+          <ns2:ligatures ns2:val="none"/>
         </w:rPr>
         <w:t>)</w:t>
       </w:r>
     </w:p>
-    <w:p>
+    <w:p ns2:paraId="753670C1" ns2:textId="77777777">
       <w:pPr>
         <w:tabs>
           <w:tab w:val="left" w:pos="1701"/>
@@ -393,17 +393,17 @@
           <w:color w:val="000000"/>
           <w:kern w:val="0"/>
           <w:lang w:eastAsia="es-PE"/>
-          <w14:ligatures w14:val="none"/>
-        </w:rPr>
-      </w:pPr>
-      <w:r>
-        <w:rPr>
-          <w:rFonts w:ascii="Arial Narrow" w:eastAsia="Arial Narrow" w:hAnsi="Arial Narrow" w:cs="Arial Narrow"/>
-          <w:b/>
-          <w:color w:val="000000"/>
-          <w:kern w:val="0"/>
-          <w:lang w:eastAsia="es-PE"/>
-          <w14:ligatures w14:val="none"/>
+          <ns2:ligatures ns2:val="none"/>
+        </w:rPr>
+      </w:pPr>
+      <w:r>
+        <w:rPr>
+          <w:rFonts w:ascii="Arial Narrow" w:eastAsia="Arial Narrow" w:hAnsi="Arial Narrow" w:cs="Arial Narrow"/>
+          <w:b/>
+          <w:color w:val="000000"/>
+          <w:kern w:val="0"/>
+          <w:lang w:eastAsia="es-PE"/>
+          <ns2:ligatures ns2:val="none"/>
         </w:rPr>
         <w:t>MATERIAS</w:t>
       </w:r>
@@ -414,7 +414,7 @@
           <w:color w:val="000000"/>
           <w:kern w:val="0"/>
           <w:lang w:eastAsia="es-PE"/>
-          <w14:ligatures w14:val="none"/>
+          <ns2:ligatures ns2:val="none"/>
         </w:rPr>
         <w:tab/>
         <w:t xml:space="preserve">: </w:t>
@@ -426,13 +426,13 @@
           <w:color w:val="000000"/>
           <w:kern w:val="0"/>
           <w:lang w:eastAsia="es-PE"/>
-          <w14:ligatures w14:val="none"/>
+          <ns2:ligatures ns2:val="none"/>
         </w:rPr>
         <w:tab/>
         <w:t>ADMISIÓN A TRÁMITE</w:t>
       </w:r>
     </w:p>
-    <w:p>
+    <w:p ns2:paraId="449086A9" ns2:textId="77777777">
       <w:pPr>
         <w:tabs>
           <w:tab w:val="left" w:pos="1701"/>
@@ -447,22 +447,22 @@
           <w:color w:val="000000"/>
           <w:kern w:val="0"/>
           <w:lang w:eastAsia="es-PE"/>
-          <w14:ligatures w14:val="none"/>
-        </w:rPr>
-      </w:pPr>
-      <w:r>
-        <w:rPr>
-          <w:rFonts w:ascii="Arial Narrow" w:eastAsia="Arial Narrow" w:hAnsi="Arial Narrow" w:cs="Arial Narrow"/>
-          <w:b/>
-          <w:color w:val="000000"/>
-          <w:kern w:val="0"/>
-          <w:lang w:eastAsia="es-PE"/>
-          <w14:ligatures w14:val="none"/>
+          <ns2:ligatures ns2:val="none"/>
+        </w:rPr>
+      </w:pPr>
+      <w:r>
+        <w:rPr>
+          <w:rFonts w:ascii="Arial Narrow" w:eastAsia="Arial Narrow" w:hAnsi="Arial Narrow" w:cs="Arial Narrow"/>
+          <w:b/>
+          <w:color w:val="000000"/>
+          <w:kern w:val="0"/>
+          <w:lang w:eastAsia="es-PE"/>
+          <ns2:ligatures ns2:val="none"/>
         </w:rPr>
         <w:t xml:space="preserve">REQUERIMIENTO DE INFORMACIÓN </w:t>
       </w:r>
     </w:p>
-    <w:p>
+    <w:p ns2:paraId="778AE69F" ns2:textId="74BE3161">
       <w:pPr>
         <w:tabs>
           <w:tab w:val="left" w:pos="1701"/>
@@ -476,17 +476,17 @@
           <w:color w:val="000000"/>
           <w:kern w:val="0"/>
           <w:lang w:eastAsia="es-PE"/>
-          <w14:ligatures w14:val="none"/>
-        </w:rPr>
-      </w:pPr>
-      <w:r>
-        <w:rPr>
-          <w:rFonts w:ascii="Arial Narrow" w:eastAsia="Arial Narrow" w:hAnsi="Arial Narrow" w:cs="Arial Narrow"/>
-          <w:b/>
-          <w:color w:val="000000"/>
-          <w:kern w:val="0"/>
-          <w:lang w:eastAsia="es-PE"/>
-          <w14:ligatures w14:val="none"/>
+          <ns2:ligatures ns2:val="none"/>
+        </w:rPr>
+      </w:pPr>
+      <w:r>
+        <w:rPr>
+          <w:rFonts w:ascii="Arial Narrow" w:eastAsia="Arial Narrow" w:hAnsi="Arial Narrow" w:cs="Arial Narrow"/>
+          <w:b/>
+          <w:color w:val="000000"/>
+          <w:kern w:val="0"/>
+          <w:lang w:eastAsia="es-PE"/>
+          <ns2:ligatures ns2:val="none"/>
         </w:rPr>
         <w:t xml:space="preserve">RESOLUCIÓN </w:t>
       </w:r>
@@ -497,7 +497,7 @@
           <w:color w:val="000000"/>
           <w:kern w:val="0"/>
           <w:lang w:eastAsia="es-PE"/>
-          <w14:ligatures w14:val="none"/>
+          <ns2:ligatures ns2:val="none"/>
         </w:rPr>
         <w:tab/>
         <w:t>:</w:t>
@@ -509,7 +509,7 @@
           <w:color w:val="000000"/>
           <w:kern w:val="0"/>
           <w:lang w:eastAsia="es-PE"/>
-          <w14:ligatures w14:val="none"/>
+          <ns2:ligatures ns2:val="none"/>
         </w:rPr>
         <w:tab/>
       </w:r>
@@ -520,12 +520,12 @@
           <w:color w:val="000000"/>
           <w:kern w:val="0"/>
           <w:lang w:eastAsia="es-PE"/>
-          <w14:ligatures w14:val="none"/>
+          <ns2:ligatures ns2:val="none"/>
         </w:rPr>
         <w:t>2</w:t>
       </w:r>
     </w:p>
-    <w:p>
+    <w:p ns2:paraId="26BE4AD0" ns2:textId="77777777">
       <w:pPr>
         <w:tabs>
           <w:tab w:val="left" w:pos="1014"/>
@@ -538,11 +538,11 @@
           <w:kern w:val="0"/>
           <w:shd w:val="clear" w:color="auto" w:fill="FFFFFF"/>
           <w:lang w:eastAsia="es-PE"/>
-          <w14:ligatures w14:val="none"/>
-        </w:rPr>
-      </w:pPr>
-    </w:p>
-    <w:p>
+          <ns2:ligatures ns2:val="none"/>
+        </w:rPr>
+      </w:pPr>
+    </w:p>
+    <w:p ns2:paraId="6D48DA83" ns2:textId="32CAAA73">
       <w:pPr>
         <w:tabs>
           <w:tab w:val="left" w:pos="1014"/>
@@ -555,7 +555,7 @@
           <w:kern w:val="0"/>
           <w:shd w:val="clear" w:color="auto" w:fill="FFFFFF"/>
           <w:lang w:eastAsia="es-PE"/>
-          <w14:ligatures w14:val="none"/>
+          <ns2:ligatures ns2:val="none"/>
         </w:rPr>
       </w:pPr>
       <w:r>
@@ -565,7 +565,7 @@
           <w:kern w:val="0"/>
           <w:shd w:val="clear" w:color="auto" w:fill="FFFFFF"/>
           <w:lang w:eastAsia="es-PE"/>
-          <w14:ligatures w14:val="none"/>
+          <ns2:ligatures ns2:val="none"/>
         </w:rPr>
         <w:t xml:space="preserve">Lima, </w:t>
       </w:r>
@@ -576,7 +576,7 @@
           <w:kern w:val="0"/>
           <w:shd w:val="clear" w:color="auto" w:fill="FFFFFF"/>
           <w:lang w:eastAsia="es-PE"/>
-          <w14:ligatures w14:val="none"/>
+          <ns2:ligatures ns2:val="none"/>
         </w:rPr>
         <w:t>19</w:t>
       </w:r>
@@ -587,7 +587,7 @@
           <w:kern w:val="0"/>
           <w:shd w:val="clear" w:color="auto" w:fill="FFFFFF"/>
           <w:lang w:eastAsia="es-PE"/>
-          <w14:ligatures w14:val="none"/>
+          <ns2:ligatures ns2:val="none"/>
         </w:rPr>
         <w:t xml:space="preserve"> de </w:t>
       </w:r>
@@ -599,7 +599,7 @@
           <w:kern w:val="0"/>
           <w:shd w:val="clear" w:color="auto" w:fill="FFFFFF"/>
           <w:lang w:eastAsia="es-PE"/>
-          <w14:ligatures w14:val="none"/>
+          <ns2:ligatures ns2:val="none"/>
         </w:rPr>
         <w:t>marzo</w:t>
       </w:r>
@@ -610,13 +610,13 @@
           <w:kern w:val="0"/>
           <w:shd w:val="clear" w:color="auto" w:fill="FFFFFF"/>
           <w:lang w:eastAsia="es-PE"/>
-          <w14:ligatures w14:val="none"/>
+          <ns2:ligatures ns2:val="none"/>
         </w:rPr>
         <w:t xml:space="preserve"> de 2026</w:t>
       </w:r>
       <w:bookmarkEnd w:id="1"/>
     </w:p>
-    <w:p>
+    <w:p ns2:paraId="1EF3C256" ns2:textId="77777777">
       <w:pPr>
         <w:tabs>
           <w:tab w:val="left" w:pos="1014"/>
@@ -628,11 +628,11 @@
           <w:color w:val="000000"/>
           <w:kern w:val="0"/>
           <w:lang w:eastAsia="es-PE"/>
-          <w14:ligatures w14:val="none"/>
-        </w:rPr>
-      </w:pPr>
-    </w:p>
-    <w:p>
+          <ns2:ligatures ns2:val="none"/>
+        </w:rPr>
+      </w:pPr>
+    </w:p>
+    <w:p ns2:paraId="087322B4" ns2:textId="77777777">
       <w:pPr>
         <w:numPr>
           <w:ilvl w:val="0"/>
@@ -646,22 +646,22 @@
           <w:color w:val="000000"/>
           <w:kern w:val="0"/>
           <w:lang w:eastAsia="es-PE"/>
-          <w14:ligatures w14:val="none"/>
-        </w:rPr>
-      </w:pPr>
-      <w:r>
-        <w:rPr>
-          <w:rFonts w:ascii="Arial Narrow" w:eastAsia="Arial Narrow" w:hAnsi="Arial Narrow" w:cs="Arial Narrow"/>
-          <w:b/>
-          <w:color w:val="000000"/>
-          <w:kern w:val="0"/>
-          <w:lang w:eastAsia="es-PE"/>
-          <w14:ligatures w14:val="none"/>
+          <ns2:ligatures ns2:val="none"/>
+        </w:rPr>
+      </w:pPr>
+      <w:r>
+        <w:rPr>
+          <w:rFonts w:ascii="Arial Narrow" w:eastAsia="Arial Narrow" w:hAnsi="Arial Narrow" w:cs="Arial Narrow"/>
+          <w:b/>
+          <w:color w:val="000000"/>
+          <w:kern w:val="0"/>
+          <w:lang w:eastAsia="es-PE"/>
+          <ns2:ligatures ns2:val="none"/>
         </w:rPr>
         <w:t xml:space="preserve">HECHOS </w:t>
       </w:r>
     </w:p>
-    <w:p>
+    <w:p ns2:paraId="4407157A" ns2:textId="77777777">
       <w:pPr>
         <w:spacing w:after="0" w:line="240" w:lineRule="auto"/>
         <w:jc w:val="both"/>
@@ -670,11 +670,11 @@
           <w:color w:val="000000"/>
           <w:kern w:val="0"/>
           <w:lang w:eastAsia="es-PE"/>
-          <w14:ligatures w14:val="none"/>
-        </w:rPr>
-      </w:pPr>
-    </w:p>
-    <w:p>
+          <ns2:ligatures ns2:val="none"/>
+        </w:rPr>
+      </w:pPr>
+    </w:p>
+    <w:p ns2:paraId="5ECFCB1A" ns2:textId="74BF46A5">
       <w:pPr>
         <w:numPr>
           <w:ilvl w:val="1"/>
@@ -688,16 +688,16 @@
           <w:color w:val="000000"/>
           <w:kern w:val="0"/>
           <w:lang w:val="es-ES" w:eastAsia="es-ES"/>
-          <w14:ligatures w14:val="none"/>
-        </w:rPr>
-      </w:pPr>
-      <w:r>
-        <w:rPr>
-          <w:rFonts w:ascii="Arial Narrow" w:eastAsia="Times New Roman" w:hAnsi="Arial Narrow" w:cs="Arial"/>
-          <w:color w:val="000000"/>
-          <w:kern w:val="0"/>
-          <w:lang w:val="es-ES" w:eastAsia="es-ES"/>
-          <w14:ligatures w14:val="none"/>
+          <ns2:ligatures ns2:val="none"/>
+        </w:rPr>
+      </w:pPr>
+      <w:r>
+        <w:rPr>
+          <w:rFonts w:ascii="Arial Narrow" w:eastAsia="Times New Roman" w:hAnsi="Arial Narrow" w:cs="Arial"/>
+          <w:color w:val="000000"/>
+          <w:kern w:val="0"/>
+          <w:lang w:val="es-ES" w:eastAsia="es-ES"/>
+          <ns2:ligatures ns2:val="none"/>
         </w:rPr>
         <w:t xml:space="preserve">Mediante la denuncia del 30 de diciembre de 2025, complementado mediante dos (2) escritos del 29 de enero de 2026, subsanada mediante dos (2) escritos del 12 de marzo de 2026, la señora [APELLIDO] denunció a Rímac y Baukost por presuntas infracciones a la Ley 29571, Código de Protección y Defensa del Consumidor (en adelante, Código), señalando lo siguiente:</w:t>
       </w:r>
@@ -707,7 +707,7 @@
           <w:color w:val="000000"/>
           <w:kern w:val="0"/>
           <w:lang w:val="es-ES" w:eastAsia="es-ES"/>
-          <w14:ligatures w14:val="none"/>
+          <ns2:ligatures ns2:val="none"/>
         </w:rPr>
         <w:t/>
       </w:r>
@@ -719,7 +719,7 @@
           <w:kern w:val="0"/>
           <w:vertAlign w:val="superscript"/>
           <w:lang w:val="es-ES" w:eastAsia="es-ES"/>
-          <w14:ligatures w14:val="none"/>
+          <ns2:ligatures ns2:val="none"/>
         </w:rPr>
         <w:footnoteReference w:id="1"/>
       </w:r>
@@ -729,7 +729,7 @@
           <w:color w:val="000000"/>
           <w:kern w:val="0"/>
           <w:lang w:val="es-ES" w:eastAsia="es-ES"/>
-          <w14:ligatures w14:val="none"/>
+          <ns2:ligatures ns2:val="none"/>
         </w:rPr>
         <w:t xml:space="preserve"/>
       </w:r>
@@ -739,7 +739,7 @@
           <w:color w:val="000000"/>
           <w:kern w:val="0"/>
           <w:lang w:val="es-ES" w:eastAsia="es-ES"/>
-          <w14:ligatures w14:val="none"/>
+          <ns2:ligatures ns2:val="none"/>
         </w:rPr>
         <w:t xml:space="preserve"/>
       </w:r>
@@ -749,7 +749,7 @@
           <w:color w:val="000000"/>
           <w:kern w:val="0"/>
           <w:lang w:val="es-ES" w:eastAsia="es-ES"/>
-          <w14:ligatures w14:val="none"/>
+          <ns2:ligatures ns2:val="none"/>
         </w:rPr>
         <w:t xml:space="preserve"/>
       </w:r>
@@ -759,7 +759,7 @@
           <w:color w:val="000000"/>
           <w:kern w:val="0"/>
           <w:lang w:val="es-ES" w:eastAsia="es-ES"/>
-          <w14:ligatures w14:val="none"/>
+          <ns2:ligatures ns2:val="none"/>
         </w:rPr>
         <w:t xml:space="preserve"/>
       </w:r>
@@ -769,7 +769,7 @@
           <w:color w:val="000000"/>
           <w:kern w:val="0"/>
           <w:lang w:val="es-ES" w:eastAsia="es-ES"/>
-          <w14:ligatures w14:val="none"/>
+          <ns2:ligatures ns2:val="none"/>
         </w:rPr>
         <w:t/>
       </w:r>
@@ -779,7 +779,7 @@
           <w:color w:val="000000"/>
           <w:kern w:val="0"/>
           <w:lang w:val="es-ES" w:eastAsia="es-ES"/>
-          <w14:ligatures w14:val="none"/>
+          <ns2:ligatures ns2:val="none"/>
         </w:rPr>
         <w:t xml:space="preserve"/>
       </w:r>
@@ -789,7 +789,7 @@
           <w:color w:val="000000"/>
           <w:kern w:val="0"/>
           <w:lang w:val="es-ES" w:eastAsia="es-ES"/>
-          <w14:ligatures w14:val="none"/>
+          <ns2:ligatures ns2:val="none"/>
         </w:rPr>
         <w:t/>
       </w:r>
@@ -797,7 +797,7 @@
         <w:rPr>
           <w:rFonts w:ascii="Arial Narrow" w:eastAsia="Calibri" w:hAnsi="Arial Narrow" w:cs="Arial"/>
           <w:kern w:val="0"/>
-          <w14:ligatures w14:val="none"/>
+          <ns2:ligatures ns2:val="none"/>
         </w:rPr>
         <w:t xml:space="preserve"/>
       </w:r>
@@ -805,7 +805,7 @@
         <w:rPr>
           <w:rFonts w:ascii="Arial Narrow" w:eastAsia="Calibri" w:hAnsi="Arial Narrow" w:cs="Arial"/>
           <w:kern w:val="0"/>
-          <w14:ligatures w14:val="none"/>
+          <ns2:ligatures ns2:val="none"/>
         </w:rPr>
         <w:t/>
       </w:r>
@@ -813,7 +813,7 @@
         <w:rPr>
           <w:rFonts w:ascii="Arial Narrow" w:eastAsia="Calibri" w:hAnsi="Arial Narrow" w:cs="Arial"/>
           <w:kern w:val="0"/>
-          <w14:ligatures w14:val="none"/>
+          <ns2:ligatures ns2:val="none"/>
         </w:rPr>
         <w:t xml:space="preserve"/>
       </w:r>
@@ -821,7 +821,7 @@
         <w:rPr>
           <w:rFonts w:ascii="Arial Narrow" w:eastAsia="Calibri" w:hAnsi="Arial Narrow" w:cs="Arial"/>
           <w:kern w:val="0"/>
-          <w14:ligatures w14:val="none"/>
+          <ns2:ligatures ns2:val="none"/>
         </w:rPr>
         <w:t/>
       </w:r>
@@ -829,7 +829,7 @@
         <w:rPr>
           <w:rFonts w:ascii="Arial Narrow" w:eastAsia="Calibri" w:hAnsi="Arial Narrow" w:cs="Arial"/>
           <w:kern w:val="0"/>
-          <w14:ligatures w14:val="none"/>
+          <ns2:ligatures ns2:val="none"/>
         </w:rPr>
         <w:t xml:space="preserve"/>
       </w:r>
@@ -837,7 +837,7 @@
         <w:rPr>
           <w:rFonts w:ascii="Arial Narrow" w:eastAsia="Calibri" w:hAnsi="Arial Narrow" w:cs="Arial"/>
           <w:kern w:val="0"/>
-          <w14:ligatures w14:val="none"/>
+          <ns2:ligatures ns2:val="none"/>
         </w:rPr>
         <w:t xml:space="preserve"/>
       </w:r>
@@ -845,7 +845,7 @@
         <w:rPr>
           <w:rFonts w:ascii="Arial Narrow" w:eastAsia="Calibri" w:hAnsi="Arial Narrow" w:cs="Arial"/>
           <w:kern w:val="0"/>
-          <w14:ligatures w14:val="none"/>
+          <ns2:ligatures ns2:val="none"/>
         </w:rPr>
         <w:t/>
       </w:r>
@@ -855,7 +855,7 @@
           <w:color w:val="000000"/>
           <w:kern w:val="0"/>
           <w:lang w:val="es-ES" w:eastAsia="es-ES"/>
-          <w14:ligatures w14:val="none"/>
+          <ns2:ligatures ns2:val="none"/>
         </w:rPr>
         <w:t xml:space="preserve"/>
       </w:r>
@@ -865,7 +865,7 @@
           <w:color w:val="000000"/>
           <w:kern w:val="0"/>
           <w:lang w:val="es-ES" w:eastAsia="es-ES"/>
-          <w14:ligatures w14:val="none"/>
+          <ns2:ligatures ns2:val="none"/>
         </w:rPr>
         <w:t xml:space="preserve"/>
       </w:r>
@@ -875,7 +875,7 @@
           <w:color w:val="000000"/>
           <w:kern w:val="0"/>
           <w:lang w:val="es-ES" w:eastAsia="es-ES"/>
-          <w14:ligatures w14:val="none"/>
+          <ns2:ligatures ns2:val="none"/>
         </w:rPr>
         <w:t xml:space="preserve"/>
       </w:r>
@@ -886,7 +886,7 @@
           <w:color w:val="000000"/>
           <w:kern w:val="0"/>
           <w:lang w:val="es-ES" w:eastAsia="es-ES"/>
-          <w14:ligatures w14:val="none"/>
+          <ns2:ligatures ns2:val="none"/>
         </w:rPr>
         <w:t/>
       </w:r>
@@ -897,7 +897,7 @@
           <w:color w:val="000000"/>
           <w:kern w:val="0"/>
           <w:lang w:val="es-ES" w:eastAsia="es-ES"/>
-          <w14:ligatures w14:val="none"/>
+          <ns2:ligatures ns2:val="none"/>
         </w:rPr>
         <w:t xml:space="preserve"/>
       </w:r>
@@ -907,7 +907,7 @@
           <w:color w:val="000000"/>
           <w:kern w:val="0"/>
           <w:lang w:val="es-ES" w:eastAsia="es-ES"/>
-          <w14:ligatures w14:val="none"/>
+          <ns2:ligatures ns2:val="none"/>
         </w:rPr>
         <w:t/>
       </w:r>
@@ -919,7 +919,7 @@
           <w:kern w:val="0"/>
           <w:vertAlign w:val="superscript"/>
           <w:lang w:val="es-ES" w:eastAsia="es-ES"/>
-          <w14:ligatures w14:val="none"/>
+          <ns2:ligatures ns2:val="none"/>
         </w:rPr>
         <w:footnoteReference w:id="2"/>
       </w:r>
@@ -929,7 +929,7 @@
           <w:color w:val="000000"/>
           <w:kern w:val="0"/>
           <w:lang w:val="es-ES" w:eastAsia="es-ES"/>
-          <w14:ligatures w14:val="none"/>
+          <ns2:ligatures ns2:val="none"/>
         </w:rPr>
         <w:t xml:space="preserve"/>
       </w:r>
@@ -940,25 +940,25 @@
           <w:color w:val="000000"/>
           <w:kern w:val="0"/>
           <w:lang w:val="es-ES" w:eastAsia="es-ES"/>
-          <w14:ligatures w14:val="none"/>
+          <ns2:ligatures ns2:val="none"/>
         </w:rPr>
         <w:t/>
       </w:r>
     </w:p>
-    <w:p>
-      <w:pPr>
-        <w:spacing w:after="0" w:line="240" w:lineRule="auto"/>
-        <w:jc w:val="both"/>
-        <w:rPr>
-          <w:rFonts w:ascii="Arial Narrow" w:eastAsia="Times New Roman" w:hAnsi="Arial Narrow" w:cs="Arial"/>
-          <w:color w:val="000000"/>
-          <w:kern w:val="0"/>
-          <w:lang w:eastAsia="es-ES"/>
-          <w14:ligatures w14:val="none"/>
-        </w:rPr>
-      </w:pPr>
-    </w:p>
-    <w:p>
+    <w:p ns2:paraId="25FB0296" ns2:textId="77777777">
+      <w:pPr>
+        <w:spacing w:after="0" w:line="240" w:lineRule="auto"/>
+        <w:jc w:val="both"/>
+        <w:rPr>
+          <w:rFonts w:ascii="Arial Narrow" w:eastAsia="Times New Roman" w:hAnsi="Arial Narrow" w:cs="Arial"/>
+          <w:color w:val="000000"/>
+          <w:kern w:val="0"/>
+          <w:lang w:eastAsia="es-ES"/>
+          <ns2:ligatures ns2:val="none"/>
+        </w:rPr>
+      </w:pPr>
+    </w:p>
+    <w:p ns2:paraId="47CC1C31" ns2:textId="4019F80B">
       <w:pPr>
         <w:pStyle w:val="Prrafodelista"/>
         <w:numPr>
@@ -976,16 +976,16 @@
           <w:color w:val="000000"/>
           <w:kern w:val="0"/>
           <w:lang w:eastAsia="es-ES"/>
-          <w14:ligatures w14:val="none"/>
-        </w:rPr>
-      </w:pPr>
-      <w:r>
-        <w:rPr>
-          <w:rFonts w:ascii="Arial Narrow" w:eastAsia="Times New Roman" w:hAnsi="Arial Narrow" w:cs="Arial"/>
-          <w:color w:val="000000"/>
-          <w:kern w:val="0"/>
-          <w:lang w:eastAsia="es-ES"/>
-          <w14:ligatures w14:val="none"/>
+          <ns2:ligatures ns2:val="none"/>
+        </w:rPr>
+      </w:pPr>
+      <w:r>
+        <w:rPr>
+          <w:rFonts w:ascii="Arial Narrow" w:eastAsia="Times New Roman" w:hAnsi="Arial Narrow" w:cs="Arial"/>
+          <w:color w:val="000000"/>
+          <w:kern w:val="0"/>
+          <w:lang w:eastAsia="es-ES"/>
+          <ns2:ligatures ns2:val="none"/>
         </w:rPr>
         <w:t>En 2019, a</w:t>
       </w:r>
@@ -995,7 +995,7 @@
           <w:color w:val="000000"/>
           <w:kern w:val="0"/>
           <w:lang w:eastAsia="es-ES"/>
-          <w14:ligatures w14:val="none"/>
+          <ns2:ligatures ns2:val="none"/>
         </w:rPr>
         <w:t xml:space="preserve">dquirió </w:t>
       </w:r>
@@ -1005,7 +1005,7 @@
           <w:color w:val="000000"/>
           <w:kern w:val="0"/>
           <w:lang w:eastAsia="es-ES"/>
-          <w14:ligatures w14:val="none"/>
+          <ns2:ligatures ns2:val="none"/>
         </w:rPr>
         <w:t xml:space="preserve">la </w:t>
       </w:r>
@@ -1015,7 +1015,7 @@
           <w:color w:val="000000"/>
           <w:kern w:val="0"/>
           <w:lang w:eastAsia="es-ES"/>
-          <w14:ligatures w14:val="none"/>
+          <ns2:ligatures ns2:val="none"/>
         </w:rPr>
         <w:t>Póliza Domiciliari</w:t>
       </w:r>
@@ -1025,7 +1025,7 @@
           <w:color w:val="000000"/>
           <w:kern w:val="0"/>
           <w:lang w:eastAsia="es-ES"/>
-          <w14:ligatures w14:val="none"/>
+          <ns2:ligatures ns2:val="none"/>
         </w:rPr>
         <w:t>a</w:t>
       </w:r>
@@ -1035,7 +1035,7 @@
           <w:color w:val="000000"/>
           <w:kern w:val="0"/>
           <w:lang w:eastAsia="es-ES"/>
-          <w14:ligatures w14:val="none"/>
+          <ns2:ligatures ns2:val="none"/>
         </w:rPr>
         <w:t xml:space="preserve"> </w:t>
       </w:r>
@@ -1045,7 +1045,7 @@
           <w:color w:val="000000"/>
           <w:kern w:val="0"/>
           <w:lang w:eastAsia="es-ES"/>
-          <w14:ligatures w14:val="none"/>
+          <ns2:ligatures ns2:val="none"/>
         </w:rPr>
         <w:t xml:space="preserve">1416-20015 </w:t>
       </w:r>
@@ -1055,7 +1055,7 @@
           <w:color w:val="000000"/>
           <w:kern w:val="0"/>
           <w:lang w:eastAsia="es-ES"/>
-          <w14:ligatures w14:val="none"/>
+          <ns2:ligatures ns2:val="none"/>
         </w:rPr>
         <w:t>(</w:t>
       </w:r>
@@ -1065,7 +1065,7 @@
           <w:color w:val="000000"/>
           <w:kern w:val="0"/>
           <w:lang w:eastAsia="es-ES"/>
-          <w14:ligatures w14:val="none"/>
+          <ns2:ligatures ns2:val="none"/>
         </w:rPr>
         <w:t xml:space="preserve">en adelante, </w:t>
       </w:r>
@@ -1075,7 +1075,7 @@
           <w:color w:val="000000"/>
           <w:kern w:val="0"/>
           <w:lang w:eastAsia="es-ES"/>
-          <w14:ligatures w14:val="none"/>
+          <ns2:ligatures ns2:val="none"/>
         </w:rPr>
         <w:t>Póliza Domiciliari</w:t>
       </w:r>
@@ -1085,7 +1085,7 @@
           <w:color w:val="000000"/>
           <w:kern w:val="0"/>
           <w:lang w:eastAsia="es-ES"/>
-          <w14:ligatures w14:val="none"/>
+          <ns2:ligatures ns2:val="none"/>
         </w:rPr>
         <w:t>a</w:t>
       </w:r>
@@ -1095,7 +1095,7 @@
           <w:color w:val="000000"/>
           <w:kern w:val="0"/>
           <w:lang w:eastAsia="es-ES"/>
-          <w14:ligatures w14:val="none"/>
+          <ns2:ligatures ns2:val="none"/>
         </w:rPr>
         <w:t>)</w:t>
       </w:r>
@@ -1105,7 +1105,7 @@
           <w:color w:val="000000"/>
           <w:kern w:val="0"/>
           <w:lang w:eastAsia="es-ES"/>
-          <w14:ligatures w14:val="none"/>
+          <ns2:ligatures ns2:val="none"/>
         </w:rPr>
         <w:t xml:space="preserve"> </w:t>
       </w:r>
@@ -1115,7 +1115,7 @@
           <w:color w:val="000000"/>
           <w:kern w:val="0"/>
           <w:lang w:eastAsia="es-ES"/>
-          <w14:ligatures w14:val="none"/>
+          <ns2:ligatures ns2:val="none"/>
         </w:rPr>
         <w:t xml:space="preserve">emitido por </w:t>
       </w:r>
@@ -1125,7 +1125,7 @@
           <w:color w:val="000000"/>
           <w:kern w:val="0"/>
           <w:lang w:val="es-ES" w:eastAsia="es-ES"/>
-          <w14:ligatures w14:val="none"/>
+          <ns2:ligatures ns2:val="none"/>
         </w:rPr>
         <w:t>Rímac</w:t>
       </w:r>
@@ -1135,7 +1135,7 @@
           <w:color w:val="000000"/>
           <w:kern w:val="0"/>
           <w:lang w:val="es-ES" w:eastAsia="es-ES"/>
-          <w14:ligatures w14:val="none"/>
+          <ns2:ligatures ns2:val="none"/>
         </w:rPr>
         <w:t xml:space="preserve"> para su domicilio (en adelante, domicilio asegurado)</w:t>
       </w:r>
@@ -1145,7 +1145,7 @@
           <w:color w:val="000000"/>
           <w:kern w:val="0"/>
           <w:lang w:eastAsia="es-ES"/>
-          <w14:ligatures w14:val="none"/>
+          <ns2:ligatures ns2:val="none"/>
         </w:rPr>
         <w:t>, el cual incluía coberturas por sismos y eventos naturales, así como servicios adicionales, efectuando el pago de primas mediante débito automático en su cuenta de ahorros, sin que le remitieran las boletas de pago a su domicilio ni a su correo electrónico.</w:t>
       </w:r>
@@ -1155,7 +1155,7 @@
           <w:color w:val="000000"/>
           <w:kern w:val="0"/>
           <w:lang w:eastAsia="es-ES"/>
-          <w14:ligatures w14:val="none"/>
+          <ns2:ligatures ns2:val="none"/>
         </w:rPr>
         <w:t xml:space="preserve"> </w:t>
       </w:r>
@@ -1165,25 +1165,25 @@
           <w:color w:val="000000"/>
           <w:kern w:val="0"/>
           <w:lang w:eastAsia="es-ES"/>
-          <w14:ligatures w14:val="none"/>
+          <ns2:ligatures ns2:val="none"/>
         </w:rPr>
         <w:t xml:space="preserve"> </w:t>
       </w:r>
     </w:p>
-    <w:p>
-      <w:pPr>
-        <w:spacing w:after="0" w:line="240" w:lineRule="auto"/>
-        <w:jc w:val="both"/>
-        <w:rPr>
-          <w:rFonts w:ascii="Arial Narrow" w:eastAsia="Times New Roman" w:hAnsi="Arial Narrow" w:cs="Arial"/>
-          <w:color w:val="000000"/>
-          <w:kern w:val="0"/>
-          <w:lang w:eastAsia="es-ES"/>
-          <w14:ligatures w14:val="none"/>
-        </w:rPr>
-      </w:pPr>
-    </w:p>
-    <w:p>
+    <w:p ns2:paraId="124C1B0B" ns2:textId="77777777">
+      <w:pPr>
+        <w:spacing w:after="0" w:line="240" w:lineRule="auto"/>
+        <w:jc w:val="both"/>
+        <w:rPr>
+          <w:rFonts w:ascii="Arial Narrow" w:eastAsia="Times New Roman" w:hAnsi="Arial Narrow" w:cs="Arial"/>
+          <w:color w:val="000000"/>
+          <w:kern w:val="0"/>
+          <w:lang w:eastAsia="es-ES"/>
+          <ns2:ligatures ns2:val="none"/>
+        </w:rPr>
+      </w:pPr>
+    </w:p>
+    <w:p ns2:paraId="0CB63164" ns2:textId="173EE5EB">
       <w:pPr>
         <w:pStyle w:val="Prrafodelista"/>
         <w:numPr>
@@ -1201,16 +1201,16 @@
           <w:color w:val="000000"/>
           <w:kern w:val="0"/>
           <w:lang w:eastAsia="es-ES"/>
-          <w14:ligatures w14:val="none"/>
-        </w:rPr>
-      </w:pPr>
-      <w:r>
-        <w:rPr>
-          <w:rFonts w:ascii="Arial Narrow" w:eastAsia="Times New Roman" w:hAnsi="Arial Narrow" w:cs="Arial"/>
-          <w:color w:val="000000"/>
-          <w:kern w:val="0"/>
-          <w:lang w:eastAsia="es-ES"/>
-          <w14:ligatures w14:val="none"/>
+          <ns2:ligatures ns2:val="none"/>
+        </w:rPr>
+      </w:pPr>
+      <w:r>
+        <w:rPr>
+          <w:rFonts w:ascii="Arial Narrow" w:eastAsia="Times New Roman" w:hAnsi="Arial Narrow" w:cs="Arial"/>
+          <w:color w:val="000000"/>
+          <w:kern w:val="0"/>
+          <w:lang w:eastAsia="es-ES"/>
+          <ns2:ligatures ns2:val="none"/>
         </w:rPr>
         <w:t>E</w:t>
       </w:r>
@@ -1220,7 +1220,7 @@
           <w:color w:val="000000"/>
           <w:kern w:val="0"/>
           <w:lang w:eastAsia="es-ES"/>
-          <w14:ligatures w14:val="none"/>
+          <ns2:ligatures ns2:val="none"/>
         </w:rPr>
         <w:t>ntre 2024 y 2025</w:t>
       </w:r>
@@ -1230,7 +1230,7 @@
           <w:color w:val="000000"/>
           <w:kern w:val="0"/>
           <w:lang w:eastAsia="es-ES"/>
-          <w14:ligatures w14:val="none"/>
+          <ns2:ligatures ns2:val="none"/>
         </w:rPr>
         <w:t>, solicitó en diversas oportunidades información sobre la</w:t>
       </w:r>
@@ -1240,7 +1240,7 @@
           <w:color w:val="000000"/>
           <w:kern w:val="0"/>
           <w:lang w:eastAsia="es-ES"/>
-          <w14:ligatures w14:val="none"/>
+          <ns2:ligatures ns2:val="none"/>
         </w:rPr>
         <w:t xml:space="preserve"> </w:t>
       </w:r>
@@ -1250,7 +1250,7 @@
           <w:color w:val="000000"/>
           <w:kern w:val="0"/>
           <w:lang w:eastAsia="es-ES"/>
-          <w14:ligatures w14:val="none"/>
+          <ns2:ligatures ns2:val="none"/>
         </w:rPr>
         <w:t>Póliza Domiciliari</w:t>
       </w:r>
@@ -1260,7 +1260,7 @@
           <w:color w:val="000000"/>
           <w:kern w:val="0"/>
           <w:lang w:eastAsia="es-ES"/>
-          <w14:ligatures w14:val="none"/>
+          <ns2:ligatures ns2:val="none"/>
         </w:rPr>
         <w:t>a</w:t>
       </w:r>
@@ -1270,7 +1270,7 @@
           <w:color w:val="000000"/>
           <w:kern w:val="0"/>
           <w:lang w:eastAsia="es-ES"/>
-          <w14:ligatures w14:val="none"/>
+          <ns2:ligatures ns2:val="none"/>
         </w:rPr>
         <w:t xml:space="preserve">, incluyendo la impresión de la </w:t>
       </w:r>
@@ -1280,7 +1280,7 @@
           <w:color w:val="000000"/>
           <w:kern w:val="0"/>
           <w:lang w:eastAsia="es-ES"/>
-          <w14:ligatures w14:val="none"/>
+          <ns2:ligatures ns2:val="none"/>
         </w:rPr>
         <w:t>referida póliza</w:t>
       </w:r>
@@ -1290,7 +1290,7 @@
           <w:color w:val="000000"/>
           <w:kern w:val="0"/>
           <w:lang w:eastAsia="es-ES"/>
-          <w14:ligatures w14:val="none"/>
+          <ns2:ligatures ns2:val="none"/>
         </w:rPr>
         <w:t xml:space="preserve"> y su remisión a su domicilio, así como el envío de dicha documentación a su correo electrónico; sin embargo, no obtuvo respuesta oportuna.</w:t>
       </w:r>
@@ -1300,25 +1300,25 @@
           <w:color w:val="000000"/>
           <w:kern w:val="0"/>
           <w:lang w:eastAsia="es-ES"/>
-          <w14:ligatures w14:val="none"/>
+          <ns2:ligatures ns2:val="none"/>
         </w:rPr>
         <w:t xml:space="preserve"> </w:t>
       </w:r>
     </w:p>
-    <w:p>
-      <w:pPr>
-        <w:spacing w:after="0" w:line="240" w:lineRule="auto"/>
-        <w:jc w:val="both"/>
-        <w:rPr>
-          <w:rFonts w:ascii="Arial Narrow" w:eastAsia="Times New Roman" w:hAnsi="Arial Narrow" w:cs="Arial"/>
-          <w:color w:val="000000"/>
-          <w:kern w:val="0"/>
-          <w:lang w:eastAsia="es-ES"/>
-          <w14:ligatures w14:val="none"/>
-        </w:rPr>
-      </w:pPr>
-    </w:p>
-    <w:p>
+    <w:p ns2:paraId="4A7F630A" ns2:textId="77777777">
+      <w:pPr>
+        <w:spacing w:after="0" w:line="240" w:lineRule="auto"/>
+        <w:jc w:val="both"/>
+        <w:rPr>
+          <w:rFonts w:ascii="Arial Narrow" w:eastAsia="Times New Roman" w:hAnsi="Arial Narrow" w:cs="Arial"/>
+          <w:color w:val="000000"/>
+          <w:kern w:val="0"/>
+          <w:lang w:eastAsia="es-ES"/>
+          <ns2:ligatures ns2:val="none"/>
+        </w:rPr>
+      </w:pPr>
+    </w:p>
+    <w:p ns2:paraId="3198C2DF" ns2:textId="6DBA04C1">
       <w:pPr>
         <w:pStyle w:val="Prrafodelista"/>
         <w:numPr>
@@ -1336,16 +1336,16 @@
           <w:color w:val="000000"/>
           <w:kern w:val="0"/>
           <w:lang w:eastAsia="es-ES"/>
-          <w14:ligatures w14:val="none"/>
-        </w:rPr>
-      </w:pPr>
-      <w:r>
-        <w:rPr>
-          <w:rFonts w:ascii="Arial Narrow" w:eastAsia="Times New Roman" w:hAnsi="Arial Narrow" w:cs="Arial"/>
-          <w:color w:val="000000"/>
-          <w:kern w:val="0"/>
-          <w:lang w:eastAsia="es-ES"/>
-          <w14:ligatures w14:val="none"/>
+          <ns2:ligatures ns2:val="none"/>
+        </w:rPr>
+      </w:pPr>
+      <w:r>
+        <w:rPr>
+          <w:rFonts w:ascii="Arial Narrow" w:eastAsia="Times New Roman" w:hAnsi="Arial Narrow" w:cs="Arial"/>
+          <w:color w:val="000000"/>
+          <w:kern w:val="0"/>
+          <w:lang w:eastAsia="es-ES"/>
+          <ns2:ligatures ns2:val="none"/>
         </w:rPr>
         <w:t>El 15 de junio de 2025, se produjo un sismo que generó diversos daños en su domicilio</w:t>
       </w:r>
@@ -1355,7 +1355,7 @@
           <w:color w:val="000000"/>
           <w:kern w:val="0"/>
           <w:lang w:eastAsia="es-ES"/>
-          <w14:ligatures w14:val="none"/>
+          <ns2:ligatures ns2:val="none"/>
         </w:rPr>
         <w:t xml:space="preserve"> asegurado</w:t>
       </w:r>
@@ -1365,7 +1365,7 @@
           <w:color w:val="000000"/>
           <w:kern w:val="0"/>
           <w:lang w:eastAsia="es-ES"/>
-          <w14:ligatures w14:val="none"/>
+          <ns2:ligatures ns2:val="none"/>
         </w:rPr>
         <w:t>, entre ellos rajaduras en pisos, paredes, columnas, techo y fachada, así como filtraciones de agua, los cuales fueron detallados en informes y cotizaciones de reparación por un monto de S/10 363</w:t>
       </w:r>
@@ -1375,7 +1375,7 @@
           <w:color w:val="000000"/>
           <w:kern w:val="0"/>
           <w:lang w:eastAsia="es-ES"/>
-          <w14:ligatures w14:val="none"/>
+          <ns2:ligatures ns2:val="none"/>
         </w:rPr>
         <w:t>,00</w:t>
       </w:r>
@@ -1385,7 +1385,7 @@
           <w:color w:val="000000"/>
           <w:kern w:val="0"/>
           <w:lang w:eastAsia="es-ES"/>
-          <w14:ligatures w14:val="none"/>
+          <ns2:ligatures ns2:val="none"/>
         </w:rPr>
         <w:t>.</w:t>
       </w:r>
@@ -1395,7 +1395,7 @@
           <w:color w:val="000000"/>
           <w:kern w:val="0"/>
           <w:lang w:eastAsia="es-ES"/>
-          <w14:ligatures w14:val="none"/>
+          <ns2:ligatures ns2:val="none"/>
         </w:rPr>
         <w:t xml:space="preserve"> </w:t>
       </w:r>
@@ -1405,7 +1405,7 @@
           <w:color w:val="000000"/>
           <w:kern w:val="0"/>
           <w:lang w:eastAsia="es-ES"/>
-          <w14:ligatures w14:val="none"/>
+          <ns2:ligatures ns2:val="none"/>
         </w:rPr>
         <w:t xml:space="preserve"> El mismo día,</w:t>
       </w:r>
@@ -1415,7 +1415,7 @@
           <w:color w:val="000000"/>
           <w:kern w:val="0"/>
           <w:lang w:eastAsia="es-ES"/>
-          <w14:ligatures w14:val="none"/>
+          <ns2:ligatures ns2:val="none"/>
         </w:rPr>
         <w:t xml:space="preserve"> se comunicó con la c</w:t>
       </w:r>
@@ -1425,7 +1425,7 @@
           <w:color w:val="000000"/>
           <w:kern w:val="0"/>
           <w:lang w:eastAsia="es-ES"/>
-          <w14:ligatures w14:val="none"/>
+          <ns2:ligatures ns2:val="none"/>
         </w:rPr>
         <w:t xml:space="preserve">ompañía aseguradora </w:t>
       </w:r>
@@ -1435,7 +1435,7 @@
           <w:color w:val="000000"/>
           <w:kern w:val="0"/>
           <w:lang w:eastAsia="es-ES"/>
-          <w14:ligatures w14:val="none"/>
+          <ns2:ligatures ns2:val="none"/>
         </w:rPr>
         <w:t xml:space="preserve">para reportar el siniestro, ocasión en la cual le brindaron la opción de elegir entre tres ajustadores, optando por </w:t>
       </w:r>
@@ -1446,7 +1446,7 @@
           <w:color w:val="000000"/>
           <w:kern w:val="0"/>
           <w:lang w:val="es-ES" w:eastAsia="es-ES"/>
-          <w14:ligatures w14:val="none"/>
+          <ns2:ligatures ns2:val="none"/>
         </w:rPr>
         <w:t>Baukost</w:t>
       </w:r>
@@ -1457,12 +1457,12 @@
           <w:color w:val="000000"/>
           <w:kern w:val="0"/>
           <w:lang w:eastAsia="es-ES"/>
-          <w14:ligatures w14:val="none"/>
+          <ns2:ligatures ns2:val="none"/>
         </w:rPr>
         <w:t>.</w:t>
       </w:r>
     </w:p>
-    <w:p>
+    <w:p ns2:paraId="4C78AB12" ns2:textId="77777777">
       <w:pPr>
         <w:pStyle w:val="Prrafodelista"/>
         <w:spacing w:after="0" w:line="240" w:lineRule="auto"/>
@@ -1473,11 +1473,11 @@
           <w:color w:val="000000"/>
           <w:kern w:val="0"/>
           <w:lang w:eastAsia="es-ES"/>
-          <w14:ligatures w14:val="none"/>
-        </w:rPr>
-      </w:pPr>
-    </w:p>
-    <w:p>
+          <ns2:ligatures ns2:val="none"/>
+        </w:rPr>
+      </w:pPr>
+    </w:p>
+    <w:p ns2:paraId="4C47A502" ns2:textId="1030312A">
       <w:pPr>
         <w:pStyle w:val="Prrafodelista"/>
         <w:numPr>
@@ -1495,16 +1495,16 @@
           <w:color w:val="000000"/>
           <w:kern w:val="0"/>
           <w:lang w:eastAsia="es-ES"/>
-          <w14:ligatures w14:val="none"/>
-        </w:rPr>
-      </w:pPr>
-      <w:r>
-        <w:rPr>
-          <w:rFonts w:ascii="Arial Narrow" w:eastAsia="Times New Roman" w:hAnsi="Arial Narrow" w:cs="Arial"/>
-          <w:color w:val="000000"/>
-          <w:kern w:val="0"/>
-          <w:lang w:eastAsia="es-ES"/>
-          <w14:ligatures w14:val="none"/>
+          <ns2:ligatures ns2:val="none"/>
+        </w:rPr>
+      </w:pPr>
+      <w:r>
+        <w:rPr>
+          <w:rFonts w:ascii="Arial Narrow" w:eastAsia="Times New Roman" w:hAnsi="Arial Narrow" w:cs="Arial"/>
+          <w:color w:val="000000"/>
+          <w:kern w:val="0"/>
+          <w:lang w:eastAsia="es-ES"/>
+          <ns2:ligatures ns2:val="none"/>
         </w:rPr>
         <w:t>Posteriormente</w:t>
       </w:r>
@@ -1514,7 +1514,7 @@
           <w:color w:val="000000"/>
           <w:kern w:val="0"/>
           <w:lang w:eastAsia="es-ES"/>
-          <w14:ligatures w14:val="none"/>
+          <ns2:ligatures ns2:val="none"/>
         </w:rPr>
         <w:t xml:space="preserve">, </w:t>
       </w:r>
@@ -1525,7 +1525,7 @@
           <w:color w:val="000000"/>
           <w:kern w:val="0"/>
           <w:lang w:eastAsia="es-ES"/>
-          <w14:ligatures w14:val="none"/>
+          <ns2:ligatures ns2:val="none"/>
         </w:rPr>
         <w:t>Baukost</w:t>
       </w:r>
@@ -1536,7 +1536,7 @@
           <w:color w:val="000000"/>
           <w:kern w:val="0"/>
           <w:lang w:eastAsia="es-ES"/>
-          <w14:ligatures w14:val="none"/>
+          <ns2:ligatures ns2:val="none"/>
         </w:rPr>
         <w:t xml:space="preserve"> designó </w:t>
       </w:r>
@@ -1546,7 +1546,7 @@
           <w:color w:val="000000"/>
           <w:kern w:val="0"/>
           <w:lang w:eastAsia="es-ES"/>
-          <w14:ligatures w14:val="none"/>
+          <ns2:ligatures ns2:val="none"/>
         </w:rPr>
         <w:t>un</w:t>
       </w:r>
@@ -1556,7 +1556,7 @@
           <w:color w:val="000000"/>
           <w:kern w:val="0"/>
           <w:lang w:eastAsia="es-ES"/>
-          <w14:ligatures w14:val="none"/>
+          <ns2:ligatures ns2:val="none"/>
         </w:rPr>
         <w:t xml:space="preserve"> ajustador, quien acudió a su domicilio para realizar la inspección, oportunidad en la que tomó fotografías de los daños reportados; sin embargo, la visita fue breve y que posteriormente no le remitió el informe de inspección a su correo electrónico, sino que lo envió directamente a </w:t>
       </w:r>
@@ -1566,7 +1566,7 @@
           <w:color w:val="000000"/>
           <w:kern w:val="0"/>
           <w:lang w:val="es-ES" w:eastAsia="es-ES"/>
-          <w14:ligatures w14:val="none"/>
+          <ns2:ligatures ns2:val="none"/>
         </w:rPr>
         <w:t>Rímac</w:t>
       </w:r>
@@ -1576,7 +1576,7 @@
           <w:color w:val="000000"/>
           <w:kern w:val="0"/>
           <w:lang w:eastAsia="es-ES"/>
-          <w14:ligatures w14:val="none"/>
+          <ns2:ligatures ns2:val="none"/>
         </w:rPr>
         <w:t>.</w:t>
       </w:r>
@@ -1586,12 +1586,12 @@
           <w:color w:val="000000"/>
           <w:kern w:val="0"/>
           <w:lang w:eastAsia="es-ES"/>
-          <w14:ligatures w14:val="none"/>
+          <ns2:ligatures ns2:val="none"/>
         </w:rPr>
         <w:t xml:space="preserve"> </w:t>
       </w:r>
     </w:p>
-    <w:p>
+    <w:p ns2:paraId="739224E6" ns2:textId="77777777">
       <w:pPr>
         <w:pStyle w:val="Prrafodelista"/>
         <w:spacing w:after="0" w:line="240" w:lineRule="auto"/>
@@ -1602,11 +1602,11 @@
           <w:color w:val="000000"/>
           <w:kern w:val="0"/>
           <w:lang w:eastAsia="es-ES"/>
-          <w14:ligatures w14:val="none"/>
-        </w:rPr>
-      </w:pPr>
-    </w:p>
-    <w:p>
+          <ns2:ligatures ns2:val="none"/>
+        </w:rPr>
+      </w:pPr>
+    </w:p>
+    <w:p ns2:paraId="489E9054" ns2:textId="1F0C1902">
       <w:pPr>
         <w:pStyle w:val="Prrafodelista"/>
         <w:numPr>
@@ -1624,16 +1624,16 @@
           <w:color w:val="000000"/>
           <w:kern w:val="0"/>
           <w:lang w:eastAsia="es-ES"/>
-          <w14:ligatures w14:val="none"/>
-        </w:rPr>
-      </w:pPr>
-      <w:r>
-        <w:rPr>
-          <w:rFonts w:ascii="Arial Narrow" w:eastAsia="Times New Roman" w:hAnsi="Arial Narrow" w:cs="Arial"/>
-          <w:color w:val="000000"/>
-          <w:kern w:val="0"/>
-          <w:lang w:eastAsia="es-ES"/>
-          <w14:ligatures w14:val="none"/>
+          <ns2:ligatures ns2:val="none"/>
+        </w:rPr>
+      </w:pPr>
+      <w:r>
+        <w:rPr>
+          <w:rFonts w:ascii="Arial Narrow" w:eastAsia="Times New Roman" w:hAnsi="Arial Narrow" w:cs="Arial"/>
+          <w:color w:val="000000"/>
+          <w:kern w:val="0"/>
+          <w:lang w:eastAsia="es-ES"/>
+          <ns2:ligatures ns2:val="none"/>
         </w:rPr>
         <w:t>El 8 de julio de 2025, recibió a través de la aplicación de mensajería WhatsApp una comunicación d</w:t>
       </w:r>
@@ -1643,7 +1643,7 @@
           <w:color w:val="000000"/>
           <w:kern w:val="0"/>
           <w:lang w:eastAsia="es-ES"/>
-          <w14:ligatures w14:val="none"/>
+          <ns2:ligatures ns2:val="none"/>
         </w:rPr>
         <w:t>el ajustador</w:t>
       </w:r>
@@ -1653,7 +1653,7 @@
           <w:color w:val="000000"/>
           <w:kern w:val="0"/>
           <w:lang w:eastAsia="es-ES"/>
-          <w14:ligatures w14:val="none"/>
+          <ns2:ligatures ns2:val="none"/>
         </w:rPr>
         <w:t>, mediante la cual le solicitó la presentación de diversos documentos relacionados con el siniestro</w:t>
       </w:r>
@@ -1663,7 +1663,7 @@
           <w:color w:val="000000"/>
           <w:kern w:val="0"/>
           <w:lang w:eastAsia="es-ES"/>
-          <w14:ligatures w14:val="none"/>
+          <ns2:ligatures ns2:val="none"/>
         </w:rPr>
         <w:t xml:space="preserve"> del 15 de junio de 2025</w:t>
       </w:r>
@@ -1673,7 +1673,7 @@
           <w:color w:val="000000"/>
           <w:kern w:val="0"/>
           <w:lang w:eastAsia="es-ES"/>
-          <w14:ligatures w14:val="none"/>
+          <ns2:ligatures ns2:val="none"/>
         </w:rPr>
         <w:t>, incluyendo documentos de la propiedad y de identificación personal, los cuales remitió conforme a lo requerido.</w:t>
       </w:r>
@@ -1683,12 +1683,12 @@
           <w:color w:val="000000"/>
           <w:kern w:val="0"/>
           <w:lang w:eastAsia="es-ES"/>
-          <w14:ligatures w14:val="none"/>
+          <ns2:ligatures ns2:val="none"/>
         </w:rPr>
         <w:t xml:space="preserve"> </w:t>
       </w:r>
     </w:p>
-    <w:p>
+    <w:p ns2:paraId="0613BB43" ns2:textId="77777777">
       <w:pPr>
         <w:pStyle w:val="Prrafodelista"/>
         <w:spacing w:after="0" w:line="240" w:lineRule="auto"/>
@@ -1699,11 +1699,11 @@
           <w:color w:val="000000"/>
           <w:kern w:val="0"/>
           <w:lang w:eastAsia="es-ES"/>
-          <w14:ligatures w14:val="none"/>
-        </w:rPr>
-      </w:pPr>
-    </w:p>
-    <w:p>
+          <ns2:ligatures ns2:val="none"/>
+        </w:rPr>
+      </w:pPr>
+    </w:p>
+    <w:p ns2:paraId="3E03BD86" ns2:textId="551542CB">
       <w:pPr>
         <w:pStyle w:val="Prrafodelista"/>
         <w:numPr>
@@ -1721,16 +1721,16 @@
           <w:color w:val="000000"/>
           <w:kern w:val="0"/>
           <w:lang w:eastAsia="es-ES"/>
-          <w14:ligatures w14:val="none"/>
-        </w:rPr>
-      </w:pPr>
-      <w:r>
-        <w:rPr>
-          <w:rFonts w:ascii="Arial Narrow" w:eastAsia="Times New Roman" w:hAnsi="Arial Narrow" w:cs="Arial"/>
-          <w:color w:val="000000"/>
-          <w:kern w:val="0"/>
-          <w:lang w:eastAsia="es-ES"/>
-          <w14:ligatures w14:val="none"/>
+          <ns2:ligatures ns2:val="none"/>
+        </w:rPr>
+      </w:pPr>
+      <w:r>
+        <w:rPr>
+          <w:rFonts w:ascii="Arial Narrow" w:eastAsia="Times New Roman" w:hAnsi="Arial Narrow" w:cs="Arial"/>
+          <w:color w:val="000000"/>
+          <w:kern w:val="0"/>
+          <w:lang w:eastAsia="es-ES"/>
+          <ns2:ligatures ns2:val="none"/>
         </w:rPr>
         <w:lastRenderedPageBreak/>
         <w:t>El 15 de julio de 2025, presentó una comunicación manifestando su disconformidad con el informe elaborado por el ajustador, señalando que no se habrían considerado todos los daños observados durante la inspección, pese a haberlos documentado y remitido.</w:t>
@@ -1741,12 +1741,12 @@
           <w:color w:val="000000"/>
           <w:kern w:val="0"/>
           <w:lang w:eastAsia="es-ES"/>
-          <w14:ligatures w14:val="none"/>
+          <ns2:ligatures ns2:val="none"/>
         </w:rPr>
         <w:t xml:space="preserve"> </w:t>
       </w:r>
     </w:p>
-    <w:p>
+    <w:p ns2:paraId="308AA2C2" ns2:textId="77777777">
       <w:pPr>
         <w:pStyle w:val="Prrafodelista"/>
         <w:spacing w:after="0" w:line="240" w:lineRule="auto"/>
@@ -1757,11 +1757,11 @@
           <w:color w:val="000000"/>
           <w:kern w:val="0"/>
           <w:lang w:eastAsia="es-ES"/>
-          <w14:ligatures w14:val="none"/>
-        </w:rPr>
-      </w:pPr>
-    </w:p>
-    <w:p>
+          <ns2:ligatures ns2:val="none"/>
+        </w:rPr>
+      </w:pPr>
+    </w:p>
+    <w:p ns2:paraId="5192C797" ns2:textId="198E669E">
       <w:pPr>
         <w:pStyle w:val="Prrafodelista"/>
         <w:numPr>
@@ -1779,16 +1779,16 @@
           <w:color w:val="000000"/>
           <w:kern w:val="0"/>
           <w:lang w:eastAsia="es-ES"/>
-          <w14:ligatures w14:val="none"/>
-        </w:rPr>
-      </w:pPr>
-      <w:r>
-        <w:rPr>
-          <w:rFonts w:ascii="Arial Narrow" w:eastAsia="Times New Roman" w:hAnsi="Arial Narrow" w:cs="Arial"/>
-          <w:color w:val="000000"/>
-          <w:kern w:val="0"/>
-          <w:lang w:eastAsia="es-ES"/>
-          <w14:ligatures w14:val="none"/>
+          <ns2:ligatures ns2:val="none"/>
+        </w:rPr>
+      </w:pPr>
+      <w:r>
+        <w:rPr>
+          <w:rFonts w:ascii="Arial Narrow" w:eastAsia="Times New Roman" w:hAnsi="Arial Narrow" w:cs="Arial"/>
+          <w:color w:val="000000"/>
+          <w:kern w:val="0"/>
+          <w:lang w:eastAsia="es-ES"/>
+          <ns2:ligatures ns2:val="none"/>
         </w:rPr>
         <w:t>E</w:t>
       </w:r>
@@ -1798,7 +1798,7 @@
           <w:color w:val="000000"/>
           <w:kern w:val="0"/>
           <w:lang w:eastAsia="es-ES"/>
-          <w14:ligatures w14:val="none"/>
+          <ns2:ligatures ns2:val="none"/>
         </w:rPr>
         <w:t>n</w:t>
       </w:r>
@@ -1808,7 +1808,7 @@
           <w:color w:val="000000"/>
           <w:kern w:val="0"/>
           <w:lang w:eastAsia="es-ES"/>
-          <w14:ligatures w14:val="none"/>
+          <ns2:ligatures ns2:val="none"/>
         </w:rPr>
         <w:t xml:space="preserve"> julio de 2025, recibió una carta de </w:t>
       </w:r>
@@ -1818,7 +1818,7 @@
           <w:color w:val="000000"/>
           <w:kern w:val="0"/>
           <w:lang w:val="es-ES" w:eastAsia="es-ES"/>
-          <w14:ligatures w14:val="none"/>
+          <ns2:ligatures ns2:val="none"/>
         </w:rPr>
         <w:t>Rímac</w:t>
       </w:r>
@@ -1828,7 +1828,7 @@
           <w:color w:val="000000"/>
           <w:kern w:val="0"/>
           <w:lang w:eastAsia="es-ES"/>
-          <w14:ligatures w14:val="none"/>
+          <ns2:ligatures ns2:val="none"/>
         </w:rPr>
         <w:t xml:space="preserve"> </w:t>
       </w:r>
@@ -1838,7 +1838,7 @@
           <w:color w:val="000000"/>
           <w:kern w:val="0"/>
           <w:lang w:eastAsia="es-ES"/>
-          <w14:ligatures w14:val="none"/>
+          <ns2:ligatures ns2:val="none"/>
         </w:rPr>
         <w:t xml:space="preserve">mediante la cual se le comunicó la cancelación de </w:t>
       </w:r>
@@ -1848,7 +1848,7 @@
           <w:color w:val="000000"/>
           <w:kern w:val="0"/>
           <w:lang w:eastAsia="es-ES"/>
-          <w14:ligatures w14:val="none"/>
+          <ns2:ligatures ns2:val="none"/>
         </w:rPr>
         <w:t xml:space="preserve">la </w:t>
       </w:r>
@@ -1858,7 +1858,7 @@
           <w:color w:val="000000"/>
           <w:kern w:val="0"/>
           <w:lang w:eastAsia="es-ES"/>
-          <w14:ligatures w14:val="none"/>
+          <ns2:ligatures ns2:val="none"/>
         </w:rPr>
         <w:t>Póliza Domiciliari</w:t>
       </w:r>
@@ -1868,7 +1868,7 @@
           <w:color w:val="000000"/>
           <w:kern w:val="0"/>
           <w:lang w:eastAsia="es-ES"/>
-          <w14:ligatures w14:val="none"/>
+          <ns2:ligatures ns2:val="none"/>
         </w:rPr>
         <w:t xml:space="preserve">a </w:t>
       </w:r>
@@ -1878,7 +1878,7 @@
           <w:color w:val="000000"/>
           <w:kern w:val="0"/>
           <w:lang w:eastAsia="es-ES"/>
-          <w14:ligatures w14:val="none"/>
+          <ns2:ligatures ns2:val="none"/>
         </w:rPr>
         <w:t>antes del vencimiento establecido</w:t>
       </w:r>
@@ -1888,7 +1888,7 @@
           <w:color w:val="000000"/>
           <w:kern w:val="0"/>
           <w:lang w:eastAsia="es-ES"/>
-          <w14:ligatures w14:val="none"/>
+          <ns2:ligatures ns2:val="none"/>
         </w:rPr>
         <w:t>, indicando que la cobertura del evento ocurrido el 15 de junio de 2025 sería la última atendida, sin que se le precisaran los fundamentos de dicha decisión.</w:t>
       </w:r>
@@ -1898,12 +1898,12 @@
           <w:color w:val="000000"/>
           <w:kern w:val="0"/>
           <w:lang w:eastAsia="es-ES"/>
-          <w14:ligatures w14:val="none"/>
+          <ns2:ligatures ns2:val="none"/>
         </w:rPr>
         <w:t xml:space="preserve"> </w:t>
       </w:r>
     </w:p>
-    <w:p>
+    <w:p ns2:paraId="06FFC0E7" ns2:textId="77777777">
       <w:pPr>
         <w:pStyle w:val="Prrafodelista"/>
         <w:spacing w:after="0" w:line="240" w:lineRule="auto"/>
@@ -1914,11 +1914,11 @@
           <w:color w:val="000000"/>
           <w:kern w:val="0"/>
           <w:lang w:eastAsia="es-ES"/>
-          <w14:ligatures w14:val="none"/>
-        </w:rPr>
-      </w:pPr>
-    </w:p>
-    <w:p>
+          <ns2:ligatures ns2:val="none"/>
+        </w:rPr>
+      </w:pPr>
+    </w:p>
+    <w:p ns2:paraId="1C98179E" ns2:textId="01383859">
       <w:pPr>
         <w:pStyle w:val="Prrafodelista"/>
         <w:numPr>
@@ -1936,16 +1936,16 @@
           <w:color w:val="000000"/>
           <w:kern w:val="0"/>
           <w:lang w:eastAsia="es-ES"/>
-          <w14:ligatures w14:val="none"/>
-        </w:rPr>
-      </w:pPr>
-      <w:r>
-        <w:rPr>
-          <w:rFonts w:ascii="Arial Narrow" w:eastAsia="Times New Roman" w:hAnsi="Arial Narrow" w:cs="Arial"/>
-          <w:color w:val="000000"/>
-          <w:kern w:val="0"/>
-          <w:lang w:eastAsia="es-ES"/>
-          <w14:ligatures w14:val="none"/>
+          <ns2:ligatures ns2:val="none"/>
+        </w:rPr>
+      </w:pPr>
+      <w:r>
+        <w:rPr>
+          <w:rFonts w:ascii="Arial Narrow" w:eastAsia="Times New Roman" w:hAnsi="Arial Narrow" w:cs="Arial"/>
+          <w:color w:val="000000"/>
+          <w:kern w:val="0"/>
+          <w:lang w:eastAsia="es-ES"/>
+          <ns2:ligatures ns2:val="none"/>
         </w:rPr>
         <w:t>Luego</w:t>
       </w:r>
@@ -1955,7 +1955,7 @@
           <w:color w:val="000000"/>
           <w:kern w:val="0"/>
           <w:lang w:eastAsia="es-ES"/>
-          <w14:ligatures w14:val="none"/>
+          <ns2:ligatures ns2:val="none"/>
         </w:rPr>
         <w:t xml:space="preserve">, </w:t>
       </w:r>
@@ -1965,7 +1965,7 @@
           <w:color w:val="000000"/>
           <w:kern w:val="0"/>
           <w:lang w:eastAsia="es-ES"/>
-          <w14:ligatures w14:val="none"/>
+          <ns2:ligatures ns2:val="none"/>
         </w:rPr>
         <w:t xml:space="preserve">se realizó la gestión para realizarse una audiencia de conciliación con </w:t>
       </w:r>
@@ -1975,7 +1975,7 @@
           <w:color w:val="000000"/>
           <w:kern w:val="0"/>
           <w:lang w:eastAsia="es-ES"/>
-          <w14:ligatures w14:val="none"/>
+          <ns2:ligatures ns2:val="none"/>
         </w:rPr>
         <w:t xml:space="preserve">registro con </w:t>
       </w:r>
@@ -1985,7 +1985,7 @@
           <w:color w:val="000000"/>
           <w:kern w:val="0"/>
           <w:lang w:eastAsia="es-ES"/>
-          <w14:ligatures w14:val="none"/>
+          <ns2:ligatures ns2:val="none"/>
         </w:rPr>
         <w:t>el</w:t>
       </w:r>
@@ -1995,7 +1995,7 @@
           <w:color w:val="000000"/>
           <w:kern w:val="0"/>
           <w:lang w:eastAsia="es-ES"/>
-          <w14:ligatures w14:val="none"/>
+          <ns2:ligatures ns2:val="none"/>
         </w:rPr>
         <w:t xml:space="preserve"> 41991-2025-SAC/RC, en el cual solicitó la atención de</w:t>
       </w:r>
@@ -2005,7 +2005,7 @@
           <w:color w:val="000000"/>
           <w:kern w:val="0"/>
           <w:lang w:eastAsia="es-ES"/>
-          <w14:ligatures w14:val="none"/>
+          <ns2:ligatures ns2:val="none"/>
         </w:rPr>
         <w:t xml:space="preserve">l </w:t>
       </w:r>
@@ -2015,7 +2015,7 @@
           <w:color w:val="000000"/>
           <w:kern w:val="0"/>
           <w:lang w:eastAsia="es-ES"/>
-          <w14:ligatures w14:val="none"/>
+          <ns2:ligatures ns2:val="none"/>
         </w:rPr>
         <w:t>siniestro; sin embargo, no se llegó a un acuerdo,</w:t>
       </w:r>
@@ -2025,7 +2025,7 @@
           <w:color w:val="000000"/>
           <w:kern w:val="0"/>
           <w:lang w:eastAsia="es-ES"/>
-          <w14:ligatures w14:val="none"/>
+          <ns2:ligatures ns2:val="none"/>
         </w:rPr>
         <w:t xml:space="preserve"> siendo </w:t>
       </w:r>
@@ -2035,7 +2035,7 @@
           <w:color w:val="000000"/>
           <w:kern w:val="0"/>
           <w:lang w:eastAsia="es-ES"/>
-          <w14:ligatures w14:val="none"/>
+          <ns2:ligatures ns2:val="none"/>
         </w:rPr>
         <w:t xml:space="preserve">la primera audiencia de conciliación postergada por </w:t>
       </w:r>
@@ -2045,7 +2045,7 @@
           <w:color w:val="000000"/>
           <w:kern w:val="0"/>
           <w:lang w:val="es-ES" w:eastAsia="es-ES"/>
-          <w14:ligatures w14:val="none"/>
+          <ns2:ligatures ns2:val="none"/>
         </w:rPr>
         <w:t>Rímac</w:t>
       </w:r>
@@ -2055,7 +2055,7 @@
           <w:color w:val="000000"/>
           <w:kern w:val="0"/>
           <w:lang w:eastAsia="es-ES"/>
-          <w14:ligatures w14:val="none"/>
+          <ns2:ligatures ns2:val="none"/>
         </w:rPr>
         <w:t xml:space="preserve"> </w:t>
       </w:r>
@@ -2065,7 +2065,7 @@
           <w:color w:val="000000"/>
           <w:kern w:val="0"/>
           <w:lang w:eastAsia="es-ES"/>
-          <w14:ligatures w14:val="none"/>
+          <ns2:ligatures ns2:val="none"/>
         </w:rPr>
         <w:t>y que en la segunda no se le permitió participar al iniciar sin su presencia.</w:t>
       </w:r>
@@ -2075,25 +2075,25 @@
           <w:color w:val="000000"/>
           <w:kern w:val="0"/>
           <w:lang w:eastAsia="es-ES"/>
-          <w14:ligatures w14:val="none"/>
+          <ns2:ligatures ns2:val="none"/>
         </w:rPr>
         <w:t xml:space="preserve"> </w:t>
       </w:r>
     </w:p>
-    <w:p>
-      <w:pPr>
-        <w:spacing w:after="0" w:line="240" w:lineRule="auto"/>
-        <w:jc w:val="both"/>
-        <w:rPr>
-          <w:rFonts w:ascii="Arial Narrow" w:eastAsia="Times New Roman" w:hAnsi="Arial Narrow" w:cs="Arial"/>
-          <w:color w:val="000000"/>
-          <w:kern w:val="0"/>
-          <w:lang w:eastAsia="es-ES"/>
-          <w14:ligatures w14:val="none"/>
-        </w:rPr>
-      </w:pPr>
-    </w:p>
-    <w:p>
+    <w:p ns2:paraId="56B97B67" ns2:textId="77777777">
+      <w:pPr>
+        <w:spacing w:after="0" w:line="240" w:lineRule="auto"/>
+        <w:jc w:val="both"/>
+        <w:rPr>
+          <w:rFonts w:ascii="Arial Narrow" w:eastAsia="Times New Roman" w:hAnsi="Arial Narrow" w:cs="Arial"/>
+          <w:color w:val="000000"/>
+          <w:kern w:val="0"/>
+          <w:lang w:eastAsia="es-ES"/>
+          <ns2:ligatures ns2:val="none"/>
+        </w:rPr>
+      </w:pPr>
+    </w:p>
+    <w:p ns2:paraId="24BFF8C9" ns2:textId="69684B2B">
       <w:pPr>
         <w:pStyle w:val="Prrafodelista"/>
         <w:numPr>
@@ -2111,16 +2111,16 @@
           <w:color w:val="000000"/>
           <w:kern w:val="0"/>
           <w:lang w:eastAsia="es-ES"/>
-          <w14:ligatures w14:val="none"/>
-        </w:rPr>
-      </w:pPr>
-      <w:r>
-        <w:rPr>
-          <w:rFonts w:ascii="Arial Narrow" w:eastAsia="Times New Roman" w:hAnsi="Arial Narrow" w:cs="Arial"/>
-          <w:color w:val="000000"/>
-          <w:kern w:val="0"/>
-          <w:lang w:eastAsia="es-ES"/>
-          <w14:ligatures w14:val="none"/>
+          <ns2:ligatures ns2:val="none"/>
+        </w:rPr>
+      </w:pPr>
+      <w:r>
+        <w:rPr>
+          <w:rFonts w:ascii="Arial Narrow" w:eastAsia="Times New Roman" w:hAnsi="Arial Narrow" w:cs="Arial"/>
+          <w:color w:val="000000"/>
+          <w:kern w:val="0"/>
+          <w:lang w:eastAsia="es-ES"/>
+          <ns2:ligatures ns2:val="none"/>
         </w:rPr>
         <w:t>Asimismo</w:t>
       </w:r>
@@ -2130,7 +2130,7 @@
           <w:color w:val="000000"/>
           <w:kern w:val="0"/>
           <w:lang w:eastAsia="es-ES"/>
-          <w14:ligatures w14:val="none"/>
+          <ns2:ligatures ns2:val="none"/>
         </w:rPr>
         <w:t xml:space="preserve">, efectuó múltiples comunicaciones con la central telefónica de </w:t>
       </w:r>
@@ -2140,7 +2140,7 @@
           <w:color w:val="000000"/>
           <w:kern w:val="0"/>
           <w:lang w:val="es-ES" w:eastAsia="es-ES"/>
-          <w14:ligatures w14:val="none"/>
+          <ns2:ligatures ns2:val="none"/>
         </w:rPr>
         <w:t>Rímac</w:t>
       </w:r>
@@ -2150,7 +2150,7 @@
           <w:color w:val="000000"/>
           <w:kern w:val="0"/>
           <w:lang w:eastAsia="es-ES"/>
-          <w14:ligatures w14:val="none"/>
+          <ns2:ligatures ns2:val="none"/>
         </w:rPr>
         <w:t xml:space="preserve"> </w:t>
       </w:r>
@@ -2160,7 +2160,7 @@
           <w:color w:val="000000"/>
           <w:kern w:val="0"/>
           <w:lang w:eastAsia="es-ES"/>
-          <w14:ligatures w14:val="none"/>
+          <ns2:ligatures ns2:val="none"/>
         </w:rPr>
         <w:t>y con las áreas encargadas de siniestros, a fin de obtener información y seguimiento de su caso, sin obtener una respuesta favorable</w:t>
       </w:r>
@@ -2170,7 +2170,7 @@
           <w:color w:val="000000"/>
           <w:kern w:val="0"/>
           <w:lang w:eastAsia="es-ES"/>
-          <w14:ligatures w14:val="none"/>
+          <ns2:ligatures ns2:val="none"/>
         </w:rPr>
         <w:t xml:space="preserve"> </w:t>
       </w:r>
@@ -2180,7 +2180,7 @@
           <w:color w:val="000000"/>
           <w:kern w:val="0"/>
           <w:lang w:eastAsia="es-ES"/>
-          <w14:ligatures w14:val="none"/>
+          <ns2:ligatures ns2:val="none"/>
         </w:rPr>
         <w:t xml:space="preserve">y </w:t>
       </w:r>
@@ -2190,7 +2190,7 @@
           <w:color w:val="000000"/>
           <w:kern w:val="0"/>
           <w:lang w:eastAsia="es-ES"/>
-          <w14:ligatures w14:val="none"/>
+          <ns2:ligatures ns2:val="none"/>
         </w:rPr>
         <w:t>se le comunicó que el siniestro no sería cubierto por aplicación de deducibles.</w:t>
       </w:r>
@@ -2200,12 +2200,12 @@
           <w:color w:val="000000"/>
           <w:kern w:val="0"/>
           <w:lang w:eastAsia="es-ES"/>
-          <w14:ligatures w14:val="none"/>
+          <ns2:ligatures ns2:val="none"/>
         </w:rPr>
         <w:t xml:space="preserve"> </w:t>
       </w:r>
     </w:p>
-    <w:p>
+    <w:p ns2:paraId="76630485" ns2:textId="58AEAA15">
       <w:pPr>
         <w:tabs>
           <w:tab w:val="left" w:pos="1134"/>
@@ -2217,11 +2217,11 @@
           <w:color w:val="000000"/>
           <w:kern w:val="0"/>
           <w:lang w:eastAsia="es-ES"/>
-          <w14:ligatures w14:val="none"/>
-        </w:rPr>
-      </w:pPr>
-    </w:p>
-    <w:p>
+          <ns2:ligatures ns2:val="none"/>
+        </w:rPr>
+      </w:pPr>
+    </w:p>
+    <w:p ns2:paraId="4FB15987" ns2:textId="0BA4C0E7">
       <w:pPr>
         <w:numPr>
           <w:ilvl w:val="1"/>
@@ -2239,16 +2239,16 @@
           <w:color w:val="000000"/>
           <w:kern w:val="0"/>
           <w:lang w:val="es-ES" w:eastAsia="es-ES"/>
-          <w14:ligatures w14:val="none"/>
-        </w:rPr>
-      </w:pPr>
-      <w:r>
-        <w:rPr>
-          <w:rFonts w:ascii="Arial Narrow" w:eastAsia="Times New Roman" w:hAnsi="Arial Narrow" w:cs="Arial"/>
-          <w:color w:val="000000"/>
-          <w:kern w:val="0"/>
-          <w:lang w:val="es-ES" w:eastAsia="es-ES"/>
-          <w14:ligatures w14:val="none"/>
+          <ns2:ligatures ns2:val="none"/>
+        </w:rPr>
+      </w:pPr>
+      <w:r>
+        <w:rPr>
+          <w:rFonts w:ascii="Arial Narrow" w:eastAsia="Times New Roman" w:hAnsi="Arial Narrow" w:cs="Arial"/>
+          <w:color w:val="000000"/>
+          <w:kern w:val="0"/>
+          <w:lang w:val="es-ES" w:eastAsia="es-ES"/>
+          <ns2:ligatures ns2:val="none"/>
         </w:rPr>
         <w:t xml:space="preserve">La señora [APELLIDO] solicitó, en calidad de medida correctiva, que Rímac cumpla con: (i) devolver el monto respecto de los pagos realizados de las primas de la Póliza Domiciliaria desde su adquisición hasta el cese; o, en su defecto, cumplir con cubrir el siniestro del 15 de junio de 2025 por el monto de S/10 363,00; (ii) remitir la copia de todas las boletas de pago de primas de todas las pólizas adquiridas hasta la fecha y que gestiona la compañía aseguradora; (iii) remitir el listado de todos los productos registrados en Rímac a su nombre vigentes y no vigentes desde el 2007 en adelante; y, (iv) informar de todos los servicios adicionales solicitados como cerrajería, gasfitería, electricista, lavado de colchones, médicos a domicilio y otros; y, (v) remitir el registro de todos los siniestros reportados de todas las pólizas y accidentes atendidos y no atendidos. Asimismo, requirió el reembolso de costos y costas del presente procedimiento.</w:t>
       </w:r>
@@ -2258,7 +2258,7 @@
           <w:color w:val="000000"/>
           <w:kern w:val="0"/>
           <w:lang w:val="es-ES" w:eastAsia="es-ES"/>
-          <w14:ligatures w14:val="none"/>
+          <ns2:ligatures ns2:val="none"/>
         </w:rPr>
         <w:t xml:space="preserve"/>
       </w:r>
@@ -2266,7 +2266,7 @@
         <w:rPr>
           <w:rFonts w:ascii="Arial Narrow" w:eastAsia="Calibri" w:hAnsi="Arial Narrow" w:cs="Arial"/>
           <w:kern w:val="0"/>
-          <w14:ligatures w14:val="none"/>
+          <ns2:ligatures ns2:val="none"/>
         </w:rPr>
         <w:t xml:space="preserve"/>
       </w:r>
@@ -2276,7 +2276,7 @@
           <w:color w:val="000000"/>
           <w:kern w:val="0"/>
           <w:lang w:val="es-ES" w:eastAsia="es-ES"/>
-          <w14:ligatures w14:val="none"/>
+          <ns2:ligatures ns2:val="none"/>
         </w:rPr>
         <w:t xml:space="preserve"/>
       </w:r>
@@ -2287,7 +2287,7 @@
           <w:color w:val="000000"/>
           <w:kern w:val="0"/>
           <w:lang w:val="es-ES" w:eastAsia="es-ES"/>
-          <w14:ligatures w14:val="none"/>
+          <ns2:ligatures ns2:val="none"/>
         </w:rPr>
         <w:t xml:space="preserve"/>
       </w:r>
@@ -2297,7 +2297,7 @@
           <w:color w:val="000000"/>
           <w:kern w:val="0"/>
           <w:lang w:val="es-ES" w:eastAsia="es-ES"/>
-          <w14:ligatures w14:val="none"/>
+          <ns2:ligatures ns2:val="none"/>
         </w:rPr>
         <w:t/>
       </w:r>
@@ -2307,7 +2307,7 @@
           <w:color w:val="000000"/>
           <w:kern w:val="0"/>
           <w:lang w:val="es-ES" w:eastAsia="es-ES"/>
-          <w14:ligatures w14:val="none"/>
+          <ns2:ligatures ns2:val="none"/>
         </w:rPr>
         <w:t xml:space="preserve"/>
       </w:r>
@@ -2317,7 +2317,7 @@
           <w:color w:val="000000"/>
           <w:kern w:val="0"/>
           <w:lang w:val="es-ES" w:eastAsia="es-ES"/>
-          <w14:ligatures w14:val="none"/>
+          <ns2:ligatures ns2:val="none"/>
         </w:rPr>
         <w:t xml:space="preserve"/>
       </w:r>
@@ -2327,7 +2327,7 @@
           <w:color w:val="000000"/>
           <w:kern w:val="0"/>
           <w:lang w:eastAsia="es-ES"/>
-          <w14:ligatures w14:val="none"/>
+          <ns2:ligatures ns2:val="none"/>
         </w:rPr>
         <w:t xml:space="preserve"/>
       </w:r>
@@ -2337,7 +2337,7 @@
           <w:color w:val="000000"/>
           <w:kern w:val="0"/>
           <w:lang w:eastAsia="es-ES"/>
-          <w14:ligatures w14:val="none"/>
+          <ns2:ligatures ns2:val="none"/>
         </w:rPr>
         <w:t/>
       </w:r>
@@ -2347,7 +2347,7 @@
           <w:color w:val="000000"/>
           <w:kern w:val="0"/>
           <w:lang w:eastAsia="es-ES"/>
-          <w14:ligatures w14:val="none"/>
+          <ns2:ligatures ns2:val="none"/>
         </w:rPr>
         <w:t/>
       </w:r>
@@ -2357,7 +2357,7 @@
           <w:color w:val="000000"/>
           <w:kern w:val="0"/>
           <w:lang w:val="es-ES" w:eastAsia="es-ES"/>
-          <w14:ligatures w14:val="none"/>
+          <ns2:ligatures ns2:val="none"/>
         </w:rPr>
         <w:t xml:space="preserve"/>
       </w:r>
@@ -2367,7 +2367,7 @@
           <w:color w:val="000000"/>
           <w:kern w:val="0"/>
           <w:lang w:val="es-ES" w:eastAsia="es-ES"/>
-          <w14:ligatures w14:val="none"/>
+          <ns2:ligatures ns2:val="none"/>
         </w:rPr>
         <w:t/>
       </w:r>
@@ -2377,7 +2377,7 @@
           <w:color w:val="000000"/>
           <w:kern w:val="0"/>
           <w:lang w:val="es-ES" w:eastAsia="es-ES"/>
-          <w14:ligatures w14:val="none"/>
+          <ns2:ligatures ns2:val="none"/>
         </w:rPr>
         <w:t/>
       </w:r>
@@ -2387,7 +2387,7 @@
           <w:color w:val="000000"/>
           <w:kern w:val="0"/>
           <w:lang w:val="es-ES" w:eastAsia="es-ES"/>
-          <w14:ligatures w14:val="none"/>
+          <ns2:ligatures ns2:val="none"/>
         </w:rPr>
         <w:t xml:space="preserve"/>
       </w:r>
@@ -2397,7 +2397,7 @@
           <w:color w:val="000000"/>
           <w:kern w:val="0"/>
           <w:lang w:val="es-ES" w:eastAsia="es-ES"/>
-          <w14:ligatures w14:val="none"/>
+          <ns2:ligatures ns2:val="none"/>
         </w:rPr>
         <w:t/>
       </w:r>
@@ -2407,7 +2407,7 @@
           <w:color w:val="000000"/>
           <w:kern w:val="0"/>
           <w:lang w:val="es-ES" w:eastAsia="es-ES"/>
-          <w14:ligatures w14:val="none"/>
+          <ns2:ligatures ns2:val="none"/>
         </w:rPr>
         <w:t xml:space="preserve"/>
       </w:r>
@@ -2417,7 +2417,7 @@
           <w:color w:val="000000"/>
           <w:kern w:val="0"/>
           <w:lang w:val="es-ES" w:eastAsia="es-ES"/>
-          <w14:ligatures w14:val="none"/>
+          <ns2:ligatures ns2:val="none"/>
         </w:rPr>
         <w:t xml:space="preserve"/>
       </w:r>
@@ -2427,7 +2427,7 @@
           <w:color w:val="000000"/>
           <w:kern w:val="0"/>
           <w:lang w:val="es-ES" w:eastAsia="es-ES"/>
-          <w14:ligatures w14:val="none"/>
+          <ns2:ligatures ns2:val="none"/>
         </w:rPr>
         <w:t/>
       </w:r>
@@ -2437,7 +2437,7 @@
           <w:color w:val="000000"/>
           <w:kern w:val="0"/>
           <w:lang w:val="es-ES" w:eastAsia="es-ES"/>
-          <w14:ligatures w14:val="none"/>
+          <ns2:ligatures ns2:val="none"/>
         </w:rPr>
         <w:t/>
       </w:r>
@@ -2447,7 +2447,7 @@
           <w:color w:val="000000"/>
           <w:kern w:val="0"/>
           <w:lang w:val="es-ES" w:eastAsia="es-ES"/>
-          <w14:ligatures w14:val="none"/>
+          <ns2:ligatures ns2:val="none"/>
         </w:rPr>
         <w:t xml:space="preserve"/>
       </w:r>
@@ -2457,7 +2457,7 @@
           <w:color w:val="000000"/>
           <w:kern w:val="0"/>
           <w:lang w:eastAsia="es-ES"/>
-          <w14:ligatures w14:val="none"/>
+          <ns2:ligatures ns2:val="none"/>
         </w:rPr>
         <w:t/>
       </w:r>
@@ -2467,7 +2467,7 @@
           <w:color w:val="000000"/>
           <w:kern w:val="0"/>
           <w:lang w:eastAsia="es-ES"/>
-          <w14:ligatures w14:val="none"/>
+          <ns2:ligatures ns2:val="none"/>
         </w:rPr>
         <w:t xml:space="preserve"/>
       </w:r>
@@ -2477,7 +2477,7 @@
           <w:color w:val="000000"/>
           <w:kern w:val="0"/>
           <w:lang w:val="es-ES" w:eastAsia="es-ES"/>
-          <w14:ligatures w14:val="none"/>
+          <ns2:ligatures ns2:val="none"/>
         </w:rPr>
         <w:t/>
       </w:r>
@@ -2488,7 +2488,7 @@
           <w:color w:val="000000"/>
           <w:kern w:val="0"/>
           <w:lang w:val="es-ES" w:eastAsia="es-ES"/>
-          <w14:ligatures w14:val="none"/>
+          <ns2:ligatures ns2:val="none"/>
         </w:rPr>
         <w:t/>
       </w:r>
@@ -2499,7 +2499,7 @@
           <w:color w:val="000000"/>
           <w:kern w:val="0"/>
           <w:lang w:val="es-ES" w:eastAsia="es-ES"/>
-          <w14:ligatures w14:val="none"/>
+          <ns2:ligatures ns2:val="none"/>
         </w:rPr>
         <w:t xml:space="preserve"/>
       </w:r>
@@ -2509,7 +2509,7 @@
           <w:color w:val="000000"/>
           <w:kern w:val="0"/>
           <w:lang w:val="es-ES" w:eastAsia="es-ES"/>
-          <w14:ligatures w14:val="none"/>
+          <ns2:ligatures ns2:val="none"/>
         </w:rPr>
         <w:t/>
       </w:r>
@@ -2519,7 +2519,7 @@
           <w:color w:val="000000"/>
           <w:kern w:val="0"/>
           <w:lang w:val="es-ES" w:eastAsia="es-ES"/>
-          <w14:ligatures w14:val="none"/>
+          <ns2:ligatures ns2:val="none"/>
         </w:rPr>
         <w:t xml:space="preserve"/>
       </w:r>
@@ -2529,7 +2529,7 @@
           <w:color w:val="000000"/>
           <w:kern w:val="0"/>
           <w:lang w:val="es-ES" w:eastAsia="es-ES"/>
-          <w14:ligatures w14:val="none"/>
+          <ns2:ligatures ns2:val="none"/>
         </w:rPr>
         <w:t/>
       </w:r>
@@ -2539,7 +2539,7 @@
           <w:color w:val="000000"/>
           <w:kern w:val="0"/>
           <w:lang w:val="es-ES" w:eastAsia="es-ES"/>
-          <w14:ligatures w14:val="none"/>
+          <ns2:ligatures ns2:val="none"/>
         </w:rPr>
         <w:t xml:space="preserve"/>
       </w:r>
@@ -2549,7 +2549,7 @@
           <w:color w:val="000000"/>
           <w:kern w:val="0"/>
           <w:lang w:val="es-ES" w:eastAsia="es-ES"/>
-          <w14:ligatures w14:val="none"/>
+          <ns2:ligatures ns2:val="none"/>
         </w:rPr>
         <w:t/>
       </w:r>
@@ -2559,7 +2559,7 @@
           <w:color w:val="000000"/>
           <w:kern w:val="0"/>
           <w:lang w:val="es-ES" w:eastAsia="es-ES"/>
-          <w14:ligatures w14:val="none"/>
+          <ns2:ligatures ns2:val="none"/>
         </w:rPr>
         <w:t xml:space="preserve"/>
       </w:r>
@@ -2569,7 +2569,7 @@
           <w:color w:val="000000"/>
           <w:kern w:val="0"/>
           <w:lang w:val="es-ES" w:eastAsia="es-ES"/>
-          <w14:ligatures w14:val="none"/>
+          <ns2:ligatures ns2:val="none"/>
         </w:rPr>
         <w:t/>
       </w:r>
@@ -2579,7 +2579,7 @@
           <w:color w:val="000000"/>
           <w:kern w:val="0"/>
           <w:lang w:val="es-ES" w:eastAsia="es-ES"/>
-          <w14:ligatures w14:val="none"/>
+          <ns2:ligatures ns2:val="none"/>
         </w:rPr>
         <w:t xml:space="preserve"/>
       </w:r>
@@ -2589,7 +2589,7 @@
           <w:color w:val="000000"/>
           <w:kern w:val="0"/>
           <w:lang w:val="es-ES" w:eastAsia="es-ES"/>
-          <w14:ligatures w14:val="none"/>
+          <ns2:ligatures ns2:val="none"/>
         </w:rPr>
         <w:t xml:space="preserve"/>
       </w:r>
@@ -2599,7 +2599,7 @@
           <w:color w:val="000000"/>
           <w:kern w:val="0"/>
           <w:lang w:val="es-ES" w:eastAsia="es-ES"/>
-          <w14:ligatures w14:val="none"/>
+          <ns2:ligatures ns2:val="none"/>
         </w:rPr>
         <w:t xml:space="preserve"/>
       </w:r>
@@ -2609,7 +2609,7 @@
           <w:color w:val="000000"/>
           <w:kern w:val="0"/>
           <w:lang w:val="es-ES" w:eastAsia="es-ES"/>
-          <w14:ligatures w14:val="none"/>
+          <ns2:ligatures ns2:val="none"/>
         </w:rPr>
         <w:t xml:space="preserve"/>
       </w:r>
@@ -2619,7 +2619,7 @@
           <w:color w:val="000000"/>
           <w:kern w:val="0"/>
           <w:lang w:val="es-ES" w:eastAsia="es-ES"/>
-          <w14:ligatures w14:val="none"/>
+          <ns2:ligatures ns2:val="none"/>
         </w:rPr>
         <w:t xml:space="preserve"/>
       </w:r>
@@ -2629,7 +2629,7 @@
           <w:color w:val="000000"/>
           <w:kern w:val="0"/>
           <w:lang w:val="es-ES" w:eastAsia="es-ES"/>
-          <w14:ligatures w14:val="none"/>
+          <ns2:ligatures ns2:val="none"/>
         </w:rPr>
         <w:t/>
       </w:r>
@@ -2639,7 +2639,7 @@
           <w:color w:val="000000"/>
           <w:kern w:val="0"/>
           <w:lang w:val="es-ES" w:eastAsia="es-ES"/>
-          <w14:ligatures w14:val="none"/>
+          <ns2:ligatures ns2:val="none"/>
         </w:rPr>
         <w:t xml:space="preserve"/>
       </w:r>
@@ -2649,7 +2649,7 @@
           <w:color w:val="000000"/>
           <w:kern w:val="0"/>
           <w:lang w:val="es-ES" w:eastAsia="es-ES"/>
-          <w14:ligatures w14:val="none"/>
+          <ns2:ligatures ns2:val="none"/>
         </w:rPr>
         <w:t xml:space="preserve"/>
       </w:r>
@@ -2659,7 +2659,7 @@
           <w:color w:val="000000"/>
           <w:kern w:val="0"/>
           <w:lang w:val="es-ES" w:eastAsia="es-ES"/>
-          <w14:ligatures w14:val="none"/>
+          <ns2:ligatures ns2:val="none"/>
         </w:rPr>
         <w:t xml:space="preserve"/>
       </w:r>
@@ -2669,7 +2669,7 @@
           <w:color w:val="000000"/>
           <w:kern w:val="0"/>
           <w:lang w:val="es-ES" w:eastAsia="es-ES"/>
-          <w14:ligatures w14:val="none"/>
+          <ns2:ligatures ns2:val="none"/>
         </w:rPr>
         <w:t xml:space="preserve"/>
       </w:r>
@@ -2679,7 +2679,7 @@
           <w:color w:val="000000"/>
           <w:kern w:val="0"/>
           <w:lang w:val="es-ES" w:eastAsia="es-ES"/>
-          <w14:ligatures w14:val="none"/>
+          <ns2:ligatures ns2:val="none"/>
         </w:rPr>
         <w:t/>
       </w:r>
@@ -2689,7 +2689,7 @@
           <w:color w:val="000000"/>
           <w:kern w:val="0"/>
           <w:lang w:val="es-ES" w:eastAsia="es-ES"/>
-          <w14:ligatures w14:val="none"/>
+          <ns2:ligatures ns2:val="none"/>
         </w:rPr>
         <w:t/>
       </w:r>
@@ -2699,7 +2699,7 @@
           <w:color w:val="000000"/>
           <w:kern w:val="0"/>
           <w:lang w:val="es-ES" w:eastAsia="es-ES"/>
-          <w14:ligatures w14:val="none"/>
+          <ns2:ligatures ns2:val="none"/>
         </w:rPr>
         <w:t/>
       </w:r>
@@ -2709,7 +2709,7 @@
           <w:color w:val="000000"/>
           <w:kern w:val="0"/>
           <w:lang w:val="es-ES" w:eastAsia="es-ES"/>
-          <w14:ligatures w14:val="none"/>
+          <ns2:ligatures ns2:val="none"/>
         </w:rPr>
         <w:t/>
       </w:r>
@@ -2719,13 +2719,13 @@
           <w:color w:val="000000"/>
           <w:kern w:val="0"/>
           <w:lang w:val="es-ES" w:eastAsia="es-ES"/>
-          <w14:ligatures w14:val="none"/>
+          <ns2:ligatures ns2:val="none"/>
         </w:rPr>
         <w:t/>
       </w:r>
     </w:p>
     <w:bookmarkEnd w:id="2"/>
-    <w:p>
+    <w:p ns2:paraId="61C46995" ns2:textId="77777777">
       <w:pPr>
         <w:spacing w:after="0" w:line="240" w:lineRule="auto"/>
         <w:contextualSpacing/>
@@ -2736,11 +2736,11 @@
           <w:color w:val="000000"/>
           <w:kern w:val="0"/>
           <w:lang w:eastAsia="es-PE"/>
-          <w14:ligatures w14:val="none"/>
-        </w:rPr>
-      </w:pPr>
-    </w:p>
-    <w:p>
+          <ns2:ligatures ns2:val="none"/>
+        </w:rPr>
+      </w:pPr>
+    </w:p>
+    <w:p ns2:paraId="4713554A" ns2:textId="77777777">
       <w:pPr>
         <w:pStyle w:val="Prrafodelista"/>
         <w:numPr>
@@ -2760,22 +2760,22 @@
           <w:color w:val="000000"/>
           <w:kern w:val="0"/>
           <w:lang w:eastAsia="es-PE"/>
-          <w14:ligatures w14:val="none"/>
-        </w:rPr>
-      </w:pPr>
-      <w:r>
-        <w:rPr>
-          <w:rFonts w:ascii="Arial Narrow" w:eastAsia="Arial Narrow" w:hAnsi="Arial Narrow" w:cs="Arial Narrow"/>
-          <w:b/>
-          <w:color w:val="000000"/>
-          <w:kern w:val="0"/>
-          <w:lang w:eastAsia="es-PE"/>
-          <w14:ligatures w14:val="none"/>
+          <ns2:ligatures ns2:val="none"/>
+        </w:rPr>
+      </w:pPr>
+      <w:r>
+        <w:rPr>
+          <w:rFonts w:ascii="Arial Narrow" w:eastAsia="Arial Narrow" w:hAnsi="Arial Narrow" w:cs="Arial Narrow"/>
+          <w:b/>
+          <w:color w:val="000000"/>
+          <w:kern w:val="0"/>
+          <w:lang w:eastAsia="es-PE"/>
+          <ns2:ligatures ns2:val="none"/>
         </w:rPr>
         <w:t>DE LA ADMISIÓN A TRÁMITE DE LA DENUNCIA</w:t>
       </w:r>
     </w:p>
-    <w:p>
+    <w:p ns2:paraId="4BBBE1C2" ns2:textId="77777777">
       <w:pPr>
         <w:spacing w:after="0" w:line="240" w:lineRule="auto"/>
         <w:ind w:left="567"/>
@@ -2787,11 +2787,11 @@
           <w:color w:val="000000"/>
           <w:kern w:val="0"/>
           <w:lang w:eastAsia="es-PE"/>
-          <w14:ligatures w14:val="none"/>
-        </w:rPr>
-      </w:pPr>
-    </w:p>
-    <w:p>
+          <ns2:ligatures ns2:val="none"/>
+        </w:rPr>
+      </w:pPr>
+    </w:p>
+    <w:p ns2:paraId="749C69A0" ns2:textId="2FF5CD93">
       <w:pPr>
         <w:pStyle w:val="Prrafodelista"/>
         <w:numPr>
@@ -2804,7 +2804,7 @@
         <w:rPr>
           <w:rFonts w:ascii="Arial Narrow" w:eastAsia="Arial Narrow" w:hAnsi="Arial Narrow" w:cs="Arial Narrow"/>
           <w:kern w:val="0"/>
-          <w14:ligatures w14:val="none"/>
+          <ns2:ligatures ns2:val="none"/>
         </w:rPr>
       </w:pPr>
       <w:bookmarkStart w:id="3" w:name="_Hlk140755208"/>
@@ -2816,7 +2816,7 @@
           <w:color w:val="000000"/>
           <w:kern w:val="0"/>
           <w:lang w:eastAsia="es-PE"/>
-          <w14:ligatures w14:val="none"/>
+          <ns2:ligatures ns2:val="none"/>
         </w:rPr>
         <w:t xml:space="preserve">La Secretaría </w:t>
       </w:r>
@@ -2829,7 +2829,7 @@
           <w:color w:val="000000"/>
           <w:kern w:val="0"/>
           <w:lang w:eastAsia="es-PE"/>
-          <w14:ligatures w14:val="none"/>
+          <ns2:ligatures ns2:val="none"/>
         </w:rPr>
         <w:t>Técnica de la Comisión de Protección al Consumidor 1 (en adelante, la Secretaría Técnica), en ejercicio de sus facultades</w:t>
       </w:r>
@@ -2839,7 +2839,7 @@
           <w:rFonts w:ascii="Arial Narrow" w:eastAsia="Arial Narrow" w:hAnsi="Arial Narrow" w:cs="Arial Narrow"/>
           <w:kern w:val="0"/>
           <w:vertAlign w:val="superscript"/>
-          <w14:ligatures w14:val="none"/>
+          <ns2:ligatures ns2:val="none"/>
         </w:rPr>
         <w:footnoteReference w:id="3"/>
       </w:r>
@@ -2849,7 +2849,7 @@
           <w:color w:val="000000"/>
           <w:kern w:val="0"/>
           <w:lang w:eastAsia="es-PE"/>
-          <w14:ligatures w14:val="none"/>
+          <ns2:ligatures ns2:val="none"/>
         </w:rPr>
         <w:t xml:space="preserve">, considera </w:t>
       </w:r>
@@ -2857,7 +2857,7 @@
         <w:rPr>
           <w:rFonts w:ascii="Arial Narrow" w:eastAsia="Arial Narrow" w:hAnsi="Arial Narrow" w:cs="Arial Narrow"/>
           <w:kern w:val="0"/>
-          <w14:ligatures w14:val="none"/>
+          <ns2:ligatures ns2:val="none"/>
         </w:rPr>
         <w:t xml:space="preserve">que el hecho denunciado, </w:t>
       </w:r>
@@ -2865,7 +2865,7 @@
         <w:rPr>
           <w:rFonts w:ascii="Arial Narrow" w:eastAsia="Arial Narrow" w:hAnsi="Arial Narrow" w:cs="Arial Narrow"/>
           <w:kern w:val="0"/>
-          <w14:ligatures w14:val="none"/>
+          <ns2:ligatures ns2:val="none"/>
         </w:rPr>
         <w:t xml:space="preserve">consistente en que </w:t>
       </w:r>
@@ -2878,7 +2878,7 @@
           <w:kern w:val="0"/>
           <w:shd w:val="clear" w:color="auto" w:fill="FFFFFF"/>
           <w:lang w:eastAsia="es-PE"/>
-          <w14:ligatures w14:val="none"/>
+          <ns2:ligatures ns2:val="none"/>
         </w:rPr>
         <w:t>Baukost</w:t>
       </w:r>
@@ -2890,7 +2890,7 @@
           <w:kern w:val="0"/>
           <w:shd w:val="clear" w:color="auto" w:fill="FFFFFF"/>
           <w:lang w:eastAsia="es-PE"/>
-          <w14:ligatures w14:val="none"/>
+          <ns2:ligatures ns2:val="none"/>
         </w:rPr>
         <w:t xml:space="preserve"> Ajustadores y Peritos de Seguros S.A.C. habría emitido un informe de ajuste inadecuado del siniestro ocurrido el 15 de junio de 2025 en virtud de la cobertura del Póliza Domiciliaria 1416-20015, sin considerar el presupuesto presentado por la denunciante</w:t>
       </w:r>
@@ -2898,7 +2898,7 @@
         <w:rPr>
           <w:rFonts w:ascii="Arial Narrow" w:eastAsia="Arial Narrow" w:hAnsi="Arial Narrow" w:cs="Arial Narrow"/>
           <w:kern w:val="0"/>
-          <w14:ligatures w14:val="none"/>
+          <ns2:ligatures ns2:val="none"/>
         </w:rPr>
         <w:t xml:space="preserve">; involucraría una presunta afectación a sus expectativas, quien no habría encontrado una correspondencia entre lo que </w:t>
       </w:r>
@@ -2906,7 +2906,7 @@
         <w:rPr>
           <w:rFonts w:ascii="Arial Narrow" w:eastAsia="Arial Narrow" w:hAnsi="Arial Narrow" w:cs="Arial Narrow"/>
           <w:kern w:val="0"/>
-          <w14:ligatures w14:val="none"/>
+          <ns2:ligatures ns2:val="none"/>
         </w:rPr>
         <w:lastRenderedPageBreak/>
         <w:t>esperaba recibir de parte del proveedor y lo que realmente recibió. Por consiguiente, corresponde calificar el hecho materia de denuncia como una presunta infracción al deber de idoneidad, tipificado en los artículos 18</w:t>
@@ -2917,7 +2917,7 @@
           <w:color w:val="000000"/>
           <w:kern w:val="0"/>
           <w:lang w:eastAsia="es-PE"/>
-          <w14:ligatures w14:val="none"/>
+          <ns2:ligatures ns2:val="none"/>
         </w:rPr>
         <w:t/>
       </w:r>
@@ -2925,7 +2925,7 @@
         <w:rPr>
           <w:rFonts w:ascii="Arial Narrow" w:eastAsia="Arial Narrow" w:hAnsi="Arial Narrow" w:cs="Arial Narrow"/>
           <w:kern w:val="0"/>
-          <w14:ligatures w14:val="none"/>
+          <ns2:ligatures ns2:val="none"/>
         </w:rPr>
         <w:t xml:space="preserve"> y 19</w:t>
       </w:r>
@@ -2935,7 +2935,7 @@
           <w:color w:val="000000"/>
           <w:kern w:val="0"/>
           <w:lang w:eastAsia="es-PE"/>
-          <w14:ligatures w14:val="none"/>
+          <ns2:ligatures ns2:val="none"/>
         </w:rPr>
         <w:t/>
       </w:r>
@@ -2943,7 +2943,7 @@
         <w:rPr>
           <w:rFonts w:ascii="Arial Narrow" w:eastAsia="Arial Narrow" w:hAnsi="Arial Narrow" w:cs="Arial Narrow"/>
           <w:kern w:val="0"/>
-          <w14:ligatures w14:val="none"/>
+          <ns2:ligatures ns2:val="none"/>
         </w:rPr>
         <w:t xml:space="preserve"> del Código</w:t>
       </w:r>
@@ -2952,7 +2952,7 @@
           <w:rFonts w:ascii="Arial Narrow" w:eastAsia="Arial Narrow" w:hAnsi="Arial Narrow" w:cs="Arial"/>
           <w:kern w:val="0"/>
           <w:vertAlign w:val="superscript"/>
-          <w14:ligatures w14:val="none"/>
+          <ns2:ligatures ns2:val="none"/>
         </w:rPr>
         <w:t xml:space="preserve"> </w:t>
       </w:r>
@@ -2962,7 +2962,7 @@
           <w:rFonts w:ascii="Arial Narrow" w:eastAsia="Arial Narrow" w:hAnsi="Arial Narrow" w:cs="Arial"/>
           <w:kern w:val="0"/>
           <w:vertAlign w:val="superscript"/>
-          <w14:ligatures w14:val="none"/>
+          <ns2:ligatures ns2:val="none"/>
         </w:rPr>
         <w:footnoteReference w:id="4"/>
       </w:r>
@@ -2970,13 +2970,13 @@
         <w:rPr>
           <w:rFonts w:ascii="Arial Narrow" w:eastAsia="Arial Narrow" w:hAnsi="Arial Narrow" w:cs="Arial Narrow"/>
           <w:kern w:val="0"/>
-          <w14:ligatures w14:val="none"/>
+          <ns2:ligatures ns2:val="none"/>
         </w:rPr>
         <w:t>.</w:t>
       </w:r>
       <w:bookmarkEnd w:id="6"/>
     </w:p>
-    <w:p>
+    <w:p ns2:paraId="2F8D23C0" ns2:textId="77777777">
       <w:pPr>
         <w:pStyle w:val="Prrafodelista"/>
         <w:spacing w:after="0" w:line="240" w:lineRule="auto"/>
@@ -2985,11 +2985,11 @@
         <w:rPr>
           <w:rFonts w:ascii="Arial Narrow" w:eastAsia="Arial Narrow" w:hAnsi="Arial Narrow" w:cs="Arial Narrow"/>
           <w:kern w:val="0"/>
-          <w14:ligatures w14:val="none"/>
-        </w:rPr>
-      </w:pPr>
-    </w:p>
-    <w:p>
+          <ns2:ligatures ns2:val="none"/>
+        </w:rPr>
+      </w:pPr>
+    </w:p>
+    <w:p ns2:paraId="54A143B5" ns2:textId="7ACF319B">
       <w:pPr>
         <w:pStyle w:val="Prrafodelista"/>
         <w:numPr>
@@ -3002,14 +3002,14 @@
         <w:rPr>
           <w:rFonts w:ascii="Arial Narrow" w:eastAsia="Arial Narrow" w:hAnsi="Arial Narrow" w:cs="Arial Narrow"/>
           <w:kern w:val="0"/>
-          <w14:ligatures w14:val="none"/>
-        </w:rPr>
-      </w:pPr>
-      <w:r>
-        <w:rPr>
-          <w:rFonts w:ascii="Arial Narrow" w:eastAsia="Arial Narrow" w:hAnsi="Arial Narrow" w:cs="Arial Narrow"/>
-          <w:kern w:val="0"/>
-          <w14:ligatures w14:val="none"/>
+          <ns2:ligatures ns2:val="none"/>
+        </w:rPr>
+      </w:pPr>
+      <w:r>
+        <w:rPr>
+          <w:rFonts w:ascii="Arial Narrow" w:eastAsia="Arial Narrow" w:hAnsi="Arial Narrow" w:cs="Arial Narrow"/>
+          <w:kern w:val="0"/>
+          <ns2:ligatures ns2:val="none"/>
         </w:rPr>
         <w:t xml:space="preserve">Así también, la Secretaría Técnica, en ejercicio de sus facultades, </w:t>
       </w:r>
@@ -3020,7 +3020,7 @@
           <w:color w:val="000000"/>
           <w:kern w:val="0"/>
           <w:lang w:eastAsia="es-PE"/>
-          <w14:ligatures w14:val="none"/>
+          <ns2:ligatures ns2:val="none"/>
         </w:rPr>
         <w:t xml:space="preserve">considera </w:t>
       </w:r>
@@ -3028,7 +3028,7 @@
         <w:rPr>
           <w:rFonts w:ascii="Arial Narrow" w:eastAsia="Arial Narrow" w:hAnsi="Arial Narrow" w:cs="Arial Narrow"/>
           <w:kern w:val="0"/>
-          <w14:ligatures w14:val="none"/>
+          <ns2:ligatures ns2:val="none"/>
         </w:rPr>
         <w:t xml:space="preserve">que el hecho denunciado, consistente en que </w:t>
       </w:r>
@@ -3040,7 +3040,7 @@
           <w:kern w:val="0"/>
           <w:shd w:val="clear" w:color="auto" w:fill="FFFFFF"/>
           <w:lang w:eastAsia="es-PE"/>
-          <w14:ligatures w14:val="none"/>
+          <ns2:ligatures ns2:val="none"/>
         </w:rPr>
         <w:t>Baukost</w:t>
       </w:r>
@@ -3052,7 +3052,7 @@
           <w:kern w:val="0"/>
           <w:shd w:val="clear" w:color="auto" w:fill="FFFFFF"/>
           <w:lang w:eastAsia="es-PE"/>
-          <w14:ligatures w14:val="none"/>
+          <ns2:ligatures ns2:val="none"/>
         </w:rPr>
         <w:t xml:space="preserve"> Ajustadores y Peritos de Seguros S.A.C. y Rímac Seguros y Reaseguros S.A. habrían realizado una liquidación inadecuada del siniestro ocurrido el 15 de junio de 2025 en virtud de la cobertura del Póliza Domiciliaria 1416-20015, al señalar que el monto correspondiente a la pérdida se encuentra absorbido por el deducible estipulado en la Póliza Domiciliaria 1416-20015</w:t>
       </w:r>
@@ -3060,7 +3060,7 @@
         <w:rPr>
           <w:rFonts w:ascii="Arial Narrow" w:eastAsia="Arial Narrow" w:hAnsi="Arial Narrow" w:cs="Arial Narrow"/>
           <w:kern w:val="0"/>
-          <w14:ligatures w14:val="none"/>
+          <ns2:ligatures ns2:val="none"/>
         </w:rPr>
         <w:t>; involucraría una presunta afectación a sus expectativas, quien no habría encontrado una correspondencia entre lo que esperaba recibir de parte del proveedor y lo que realmente recibió. Por consiguiente, corresponde calificar el hecho materia de denuncia como una presunta infracción al deber de idoneidad, tipificado en los artículos 18</w:t>
       </w:r>
@@ -3070,7 +3070,7 @@
           <w:color w:val="000000"/>
           <w:kern w:val="0"/>
           <w:lang w:eastAsia="es-PE"/>
-          <w14:ligatures w14:val="none"/>
+          <ns2:ligatures ns2:val="none"/>
         </w:rPr>
         <w:t/>
       </w:r>
@@ -3078,7 +3078,7 @@
         <w:rPr>
           <w:rFonts w:ascii="Arial Narrow" w:eastAsia="Arial Narrow" w:hAnsi="Arial Narrow" w:cs="Arial Narrow"/>
           <w:kern w:val="0"/>
-          <w14:ligatures w14:val="none"/>
+          <ns2:ligatures ns2:val="none"/>
         </w:rPr>
         <w:t xml:space="preserve"> y 19</w:t>
       </w:r>
@@ -3088,7 +3088,7 @@
           <w:color w:val="000000"/>
           <w:kern w:val="0"/>
           <w:lang w:eastAsia="es-PE"/>
-          <w14:ligatures w14:val="none"/>
+          <ns2:ligatures ns2:val="none"/>
         </w:rPr>
         <w:t/>
       </w:r>
@@ -3096,7 +3096,7 @@
         <w:rPr>
           <w:rFonts w:ascii="Arial Narrow" w:eastAsia="Arial Narrow" w:hAnsi="Arial Narrow" w:cs="Arial Narrow"/>
           <w:kern w:val="0"/>
-          <w14:ligatures w14:val="none"/>
+          <ns2:ligatures ns2:val="none"/>
         </w:rPr>
         <w:t xml:space="preserve"> del Código</w:t>
       </w:r>
@@ -3107,24 +3107,24 @@
           <w:color w:val="000000"/>
           <w:kern w:val="0"/>
           <w:lang w:eastAsia="es-PE"/>
-          <w14:ligatures w14:val="none"/>
+          <ns2:ligatures ns2:val="none"/>
         </w:rPr>
         <w:t xml:space="preserve">. </w:t>
       </w:r>
     </w:p>
     <w:bookmarkEnd w:id="7"/>
-    <w:p>
-      <w:pPr>
-        <w:spacing w:after="0" w:line="240" w:lineRule="auto"/>
-        <w:jc w:val="both"/>
-        <w:rPr>
-          <w:rFonts w:ascii="Arial Narrow" w:eastAsia="Arial Narrow" w:hAnsi="Arial Narrow" w:cs="Arial Narrow"/>
-          <w:kern w:val="0"/>
-          <w14:ligatures w14:val="none"/>
-        </w:rPr>
-      </w:pPr>
-    </w:p>
-    <w:p>
+    <w:p ns2:paraId="6BDA4B7E" ns2:textId="49AF511E">
+      <w:pPr>
+        <w:spacing w:after="0" w:line="240" w:lineRule="auto"/>
+        <w:jc w:val="both"/>
+        <w:rPr>
+          <w:rFonts w:ascii="Arial Narrow" w:eastAsia="Arial Narrow" w:hAnsi="Arial Narrow" w:cs="Arial Narrow"/>
+          <w:kern w:val="0"/>
+          <ns2:ligatures ns2:val="none"/>
+        </w:rPr>
+      </w:pPr>
+    </w:p>
+    <w:p ns2:paraId="308F08C6" ns2:textId="64F04F14">
       <w:pPr>
         <w:pStyle w:val="Prrafodelista"/>
         <w:numPr>
@@ -3137,14 +3137,14 @@
         <w:rPr>
           <w:rFonts w:ascii="Arial Narrow" w:eastAsia="Arial Narrow" w:hAnsi="Arial Narrow" w:cs="Arial Narrow"/>
           <w:kern w:val="0"/>
-          <w14:ligatures w14:val="none"/>
-        </w:rPr>
-      </w:pPr>
-      <w:r>
-        <w:rPr>
-          <w:rFonts w:ascii="Arial Narrow" w:eastAsia="Arial Narrow" w:hAnsi="Arial Narrow" w:cs="Arial Narrow"/>
-          <w:kern w:val="0"/>
-          <w14:ligatures w14:val="none"/>
+          <ns2:ligatures ns2:val="none"/>
+        </w:rPr>
+      </w:pPr>
+      <w:r>
+        <w:rPr>
+          <w:rFonts w:ascii="Arial Narrow" w:eastAsia="Arial Narrow" w:hAnsi="Arial Narrow" w:cs="Arial Narrow"/>
+          <w:kern w:val="0"/>
+          <ns2:ligatures ns2:val="none"/>
         </w:rPr>
         <w:t xml:space="preserve">Asimismo, </w:t>
       </w:r>
@@ -3154,7 +3154,7 @@
           <w:color w:val="000000"/>
           <w:kern w:val="0"/>
           <w:lang w:eastAsia="es-PE"/>
-          <w14:ligatures w14:val="none"/>
+          <ns2:ligatures ns2:val="none"/>
         </w:rPr>
         <w:t xml:space="preserve">la Secretaría Técnica, en ejercicio de sus facultades, considera </w:t>
       </w:r>
@@ -3162,7 +3162,7 @@
         <w:rPr>
           <w:rFonts w:ascii="Arial Narrow" w:eastAsia="Arial Narrow" w:hAnsi="Arial Narrow" w:cs="Arial"/>
           <w:kern w:val="0"/>
-          <w14:ligatures w14:val="none"/>
+          <ns2:ligatures ns2:val="none"/>
         </w:rPr>
         <w:t xml:space="preserve">que el hecho denunciado, consistente en que </w:t>
       </w:r>
@@ -3173,7 +3173,7 @@
           <w:kern w:val="0"/>
           <w:shd w:val="clear" w:color="auto" w:fill="FFFFFF"/>
           <w:lang w:eastAsia="es-PE"/>
-          <w14:ligatures w14:val="none"/>
+          <ns2:ligatures ns2:val="none"/>
         </w:rPr>
         <w:t>Rímac Seguros y Reaseguros S.A. no habría cumplido con remitir a la denunciante las boletas de pago de la Póliza Domiciliaria 1416-20015 a su domicilio ni a su correo electrónico, pese a haberse efectuado el pago de primas correspondiente</w:t>
       </w:r>
@@ -3181,7 +3181,7 @@
         <w:rPr>
           <w:rFonts w:ascii="Arial Narrow" w:eastAsia="Arial Narrow" w:hAnsi="Arial Narrow" w:cs="Arial Narrow"/>
           <w:kern w:val="0"/>
-          <w14:ligatures w14:val="none"/>
+          <ns2:ligatures ns2:val="none"/>
         </w:rPr>
         <w:t>; involucraría una presunta afectación a sus expectativas, quien no habría encontrado una correspondencia entre lo que esperaba recibir de parte del proveedor y lo que realmente recibió. Por consiguiente, corresponde calificar el hecho materia de denuncia como una presunta infracción al deber de idoneidad, tipificado en los artículos 18</w:t>
       </w:r>
@@ -3191,7 +3191,7 @@
           <w:color w:val="000000"/>
           <w:kern w:val="0"/>
           <w:lang w:eastAsia="es-PE"/>
-          <w14:ligatures w14:val="none"/>
+          <ns2:ligatures ns2:val="none"/>
         </w:rPr>
         <w:t/>
       </w:r>
@@ -3199,7 +3199,7 @@
         <w:rPr>
           <w:rFonts w:ascii="Arial Narrow" w:eastAsia="Arial Narrow" w:hAnsi="Arial Narrow" w:cs="Arial Narrow"/>
           <w:kern w:val="0"/>
-          <w14:ligatures w14:val="none"/>
+          <ns2:ligatures ns2:val="none"/>
         </w:rPr>
         <w:t xml:space="preserve"> y 19</w:t>
       </w:r>
@@ -3209,7 +3209,7 @@
           <w:color w:val="000000"/>
           <w:kern w:val="0"/>
           <w:lang w:eastAsia="es-PE"/>
-          <w14:ligatures w14:val="none"/>
+          <ns2:ligatures ns2:val="none"/>
         </w:rPr>
         <w:t/>
       </w:r>
@@ -3217,7 +3217,7 @@
         <w:rPr>
           <w:rFonts w:ascii="Arial Narrow" w:eastAsia="Arial Narrow" w:hAnsi="Arial Narrow" w:cs="Arial Narrow"/>
           <w:kern w:val="0"/>
-          <w14:ligatures w14:val="none"/>
+          <ns2:ligatures ns2:val="none"/>
         </w:rPr>
         <w:t xml:space="preserve"> del Código</w:t>
       </w:r>
@@ -3225,22 +3225,22 @@
         <w:rPr>
           <w:rFonts w:ascii="Arial Narrow" w:eastAsia="Arial Narrow" w:hAnsi="Arial Narrow" w:cs="Arial"/>
           <w:kern w:val="0"/>
-          <w14:ligatures w14:val="none"/>
+          <ns2:ligatures ns2:val="none"/>
         </w:rPr>
         <w:t>.</w:t>
       </w:r>
     </w:p>
-    <w:p>
+    <w:p ns2:paraId="233AFED9" ns2:textId="77777777">
       <w:pPr>
         <w:pStyle w:val="Prrafodelista"/>
         <w:rPr>
           <w:rFonts w:ascii="Arial Narrow" w:eastAsia="Arial Narrow" w:hAnsi="Arial Narrow" w:cs="Arial Narrow"/>
           <w:kern w:val="0"/>
-          <w14:ligatures w14:val="none"/>
-        </w:rPr>
-      </w:pPr>
-    </w:p>
-    <w:p>
+          <ns2:ligatures ns2:val="none"/>
+        </w:rPr>
+      </w:pPr>
+    </w:p>
+    <w:p ns2:paraId="680BAEBA" ns2:textId="3F9C256D">
       <w:pPr>
         <w:pStyle w:val="Prrafodelista"/>
         <w:numPr>
@@ -3253,14 +3253,14 @@
         <w:rPr>
           <w:rFonts w:ascii="Arial Narrow" w:eastAsia="Arial Narrow" w:hAnsi="Arial Narrow" w:cs="Arial Narrow"/>
           <w:kern w:val="0"/>
-          <w14:ligatures w14:val="none"/>
-        </w:rPr>
-      </w:pPr>
-      <w:r>
-        <w:rPr>
-          <w:rFonts w:ascii="Arial Narrow" w:eastAsia="Arial Narrow" w:hAnsi="Arial Narrow" w:cs="Arial Narrow"/>
-          <w:kern w:val="0"/>
-          <w14:ligatures w14:val="none"/>
+          <ns2:ligatures ns2:val="none"/>
+        </w:rPr>
+      </w:pPr>
+      <w:r>
+        <w:rPr>
+          <w:rFonts w:ascii="Arial Narrow" w:eastAsia="Arial Narrow" w:hAnsi="Arial Narrow" w:cs="Arial Narrow"/>
+          <w:kern w:val="0"/>
+          <ns2:ligatures ns2:val="none"/>
         </w:rPr>
         <w:t xml:space="preserve">Adicionalmente, </w:t>
       </w:r>
@@ -3270,7 +3270,7 @@
           <w:color w:val="000000"/>
           <w:kern w:val="0"/>
           <w:lang w:eastAsia="es-PE"/>
-          <w14:ligatures w14:val="none"/>
+          <ns2:ligatures ns2:val="none"/>
         </w:rPr>
         <w:t xml:space="preserve">la Secretaría Técnica, en ejercicio de sus facultades, considera </w:t>
       </w:r>
@@ -3278,7 +3278,7 @@
         <w:rPr>
           <w:rFonts w:ascii="Arial Narrow" w:eastAsia="Arial Narrow" w:hAnsi="Arial Narrow" w:cs="Arial"/>
           <w:kern w:val="0"/>
-          <w14:ligatures w14:val="none"/>
+          <ns2:ligatures ns2:val="none"/>
         </w:rPr>
         <w:t xml:space="preserve">que el hecho denunciado, consistente en que </w:t>
       </w:r>
@@ -3289,7 +3289,7 @@
           <w:kern w:val="0"/>
           <w:shd w:val="clear" w:color="auto" w:fill="FFFFFF"/>
           <w:lang w:eastAsia="es-PE"/>
-          <w14:ligatures w14:val="none"/>
+          <ns2:ligatures ns2:val="none"/>
         </w:rPr>
         <w:t>Rímac Seguros y Reaseguros S.A. habría efectuado la anulación anticipada de la Póliza Domiciliaria 1416-20015 en julio de 2025 sin una justificación objetiva y razonable comunicada a la denunciante</w:t>
       </w:r>
@@ -3297,7 +3297,7 @@
         <w:rPr>
           <w:rFonts w:ascii="Arial Narrow" w:eastAsia="Arial Narrow" w:hAnsi="Arial Narrow" w:cs="Arial Narrow"/>
           <w:kern w:val="0"/>
-          <w14:ligatures w14:val="none"/>
+          <ns2:ligatures ns2:val="none"/>
         </w:rPr>
         <w:t>; involucraría una presunta afectación a sus expectativas, quien no habría encontrado una correspondencia entre lo que esperaba recibir de parte del proveedor y lo que realmente recibió. Por consiguiente, corresponde calificar el hecho materia de denuncia como una presunta infracción al deber de idoneidad, tipificado en los artículos 18</w:t>
       </w:r>
@@ -3307,7 +3307,7 @@
           <w:color w:val="000000"/>
           <w:kern w:val="0"/>
           <w:lang w:eastAsia="es-PE"/>
-          <w14:ligatures w14:val="none"/>
+          <ns2:ligatures ns2:val="none"/>
         </w:rPr>
         <w:t/>
       </w:r>
@@ -3315,7 +3315,7 @@
         <w:rPr>
           <w:rFonts w:ascii="Arial Narrow" w:eastAsia="Arial Narrow" w:hAnsi="Arial Narrow" w:cs="Arial Narrow"/>
           <w:kern w:val="0"/>
-          <w14:ligatures w14:val="none"/>
+          <ns2:ligatures ns2:val="none"/>
         </w:rPr>
         <w:t xml:space="preserve"> y 19</w:t>
       </w:r>
@@ -3325,7 +3325,7 @@
           <w:color w:val="000000"/>
           <w:kern w:val="0"/>
           <w:lang w:eastAsia="es-PE"/>
-          <w14:ligatures w14:val="none"/>
+          <ns2:ligatures ns2:val="none"/>
         </w:rPr>
         <w:t/>
       </w:r>
@@ -3333,7 +3333,7 @@
         <w:rPr>
           <w:rFonts w:ascii="Arial Narrow" w:eastAsia="Arial Narrow" w:hAnsi="Arial Narrow" w:cs="Arial Narrow"/>
           <w:kern w:val="0"/>
-          <w14:ligatures w14:val="none"/>
+          <ns2:ligatures ns2:val="none"/>
         </w:rPr>
         <w:t xml:space="preserve"> del Código</w:t>
       </w:r>
@@ -3341,23 +3341,23 @@
         <w:rPr>
           <w:rFonts w:ascii="Arial Narrow" w:eastAsia="Arial Narrow" w:hAnsi="Arial Narrow" w:cs="Arial"/>
           <w:kern w:val="0"/>
-          <w14:ligatures w14:val="none"/>
+          <ns2:ligatures ns2:val="none"/>
         </w:rPr>
         <w:t>.</w:t>
       </w:r>
     </w:p>
-    <w:p>
-      <w:pPr>
-        <w:spacing w:after="0" w:line="240" w:lineRule="auto"/>
-        <w:jc w:val="both"/>
-        <w:rPr>
-          <w:rFonts w:ascii="Arial Narrow" w:eastAsia="Arial Narrow" w:hAnsi="Arial Narrow" w:cs="Arial Narrow"/>
-          <w:kern w:val="0"/>
-          <w14:ligatures w14:val="none"/>
-        </w:rPr>
-      </w:pPr>
-    </w:p>
-    <w:p>
+    <w:p ns2:paraId="7A507243" ns2:textId="77777777">
+      <w:pPr>
+        <w:spacing w:after="0" w:line="240" w:lineRule="auto"/>
+        <w:jc w:val="both"/>
+        <w:rPr>
+          <w:rFonts w:ascii="Arial Narrow" w:eastAsia="Arial Narrow" w:hAnsi="Arial Narrow" w:cs="Arial Narrow"/>
+          <w:kern w:val="0"/>
+          <ns2:ligatures ns2:val="none"/>
+        </w:rPr>
+      </w:pPr>
+    </w:p>
+    <w:p ns2:paraId="606CA27D" ns2:textId="5CEA8249">
       <w:pPr>
         <w:pStyle w:val="Prrafodelista"/>
         <w:numPr>
@@ -3370,16 +3370,16 @@
         <w:rPr>
           <w:rFonts w:ascii="Arial Narrow" w:eastAsia="Arial Narrow" w:hAnsi="Arial Narrow" w:cs="Arial Narrow"/>
           <w:kern w:val="0"/>
-          <w14:ligatures w14:val="none"/>
-        </w:rPr>
-      </w:pPr>
-      <w:r>
-        <w:rPr>
-          <w:rFonts w:ascii="Arial Narrow" w:eastAsia="Times New Roman" w:hAnsi="Arial Narrow" w:cs="Arial"/>
-          <w:color w:val="000000"/>
-          <w:kern w:val="0"/>
-          <w:lang w:eastAsia="es-PE"/>
-          <w14:ligatures w14:val="none"/>
+          <ns2:ligatures ns2:val="none"/>
+        </w:rPr>
+      </w:pPr>
+      <w:r>
+        <w:rPr>
+          <w:rFonts w:ascii="Arial Narrow" w:eastAsia="Times New Roman" w:hAnsi="Arial Narrow" w:cs="Arial"/>
+          <w:color w:val="000000"/>
+          <w:kern w:val="0"/>
+          <w:lang w:eastAsia="es-PE"/>
+          <ns2:ligatures ns2:val="none"/>
         </w:rPr>
         <w:t xml:space="preserve">Además, la Secretaría Técnica, en ejercicio de sus facultades, considera </w:t>
       </w:r>
@@ -3387,7 +3387,7 @@
         <w:rPr>
           <w:rFonts w:ascii="Arial Narrow" w:eastAsia="Arial Narrow" w:hAnsi="Arial Narrow" w:cs="Arial"/>
           <w:kern w:val="0"/>
-          <w14:ligatures w14:val="none"/>
+          <ns2:ligatures ns2:val="none"/>
         </w:rPr>
         <w:t xml:space="preserve">que el hecho denunciado, consistente en que </w:t>
       </w:r>
@@ -3395,7 +3395,7 @@
         <w:rPr>
           <w:rFonts w:ascii="Arial Narrow" w:eastAsia="Arial Narrow" w:hAnsi="Arial Narrow" w:cs="Arial Narrow"/>
           <w:kern w:val="0"/>
-          <w14:ligatures w14:val="none"/>
+          <ns2:ligatures ns2:val="none"/>
         </w:rPr>
         <w:t>Rímac Seguros y Reaseguros S.A. no habría cumplido con remitir a la denunciante una copia impresa de la Póliza Domiciliaria 1416-20015 y su remisión a su domicilio, así como el envío de dicha documentación a su correo electrónico, solicitada entre 2024 y 2025</w:t>
       </w:r>
@@ -3406,7 +3406,7 @@
           <w:color w:val="000000"/>
           <w:kern w:val="0"/>
           <w:lang w:eastAsia="es-PE"/>
-          <w14:ligatures w14:val="none"/>
+          <ns2:ligatures ns2:val="none"/>
         </w:rPr>
         <w:t xml:space="preserve">. Por </w:t>
       </w:r>
@@ -3417,7 +3417,7 @@
           <w:color w:val="000000"/>
           <w:kern w:val="0"/>
           <w:lang w:eastAsia="es-PE"/>
-          <w14:ligatures w14:val="none"/>
+          <ns2:ligatures ns2:val="none"/>
         </w:rPr>
         <w:lastRenderedPageBreak/>
         <w:t xml:space="preserve">consiguiente, corresponde calificar el hecho materia de denuncia como una presunta infracción al deber de información, tipificado en el </w:t>
@@ -3430,7 +3430,7 @@
           <w:color w:val="000000"/>
           <w:kern w:val="0"/>
           <w:lang w:eastAsia="es-PE"/>
-          <w14:ligatures w14:val="none"/>
+          <ns2:ligatures ns2:val="none"/>
         </w:rPr>
         <w:t xml:space="preserve">artículo 1, numeral 1, literal b) </w:t>
       </w:r>
@@ -3442,7 +3442,7 @@
           <w:color w:val="000000"/>
           <w:kern w:val="0"/>
           <w:lang w:eastAsia="es-PE"/>
-          <w14:ligatures w14:val="none"/>
+          <ns2:ligatures ns2:val="none"/>
         </w:rPr>
         <w:t>y al artículo 2 del Código</w:t>
       </w:r>
@@ -3455,7 +3455,7 @@
           <w:kern w:val="0"/>
           <w:vertAlign w:val="superscript"/>
           <w:lang w:eastAsia="es-PE"/>
-          <w14:ligatures w14:val="none"/>
+          <ns2:ligatures ns2:val="none"/>
         </w:rPr>
         <w:footnoteReference w:id="5"/>
       </w:r>
@@ -3466,19 +3466,19 @@
           <w:color w:val="000000"/>
           <w:kern w:val="0"/>
           <w:lang w:eastAsia="es-PE"/>
-          <w14:ligatures w14:val="none"/>
+          <ns2:ligatures ns2:val="none"/>
         </w:rPr>
         <w:t>.</w:t>
       </w:r>
     </w:p>
-    <w:p>
-      <w:pPr>
-        <w:spacing w:after="0" w:line="240" w:lineRule="auto"/>
-        <w:jc w:val="both"/>
-        <w:rPr>
-          <w:rFonts w:ascii="Arial Narrow" w:eastAsia="Arial Narrow" w:hAnsi="Arial Narrow" w:cs="Arial Narrow"/>
-          <w:kern w:val="0"/>
-          <w14:ligatures w14:val="none"/>
+    <w:p ns2:paraId="2E7770E0" ns2:textId="1D8708E3">
+      <w:pPr>
+        <w:spacing w:after="0" w:line="240" w:lineRule="auto"/>
+        <w:jc w:val="both"/>
+        <w:rPr>
+          <w:rFonts w:ascii="Arial Narrow" w:eastAsia="Arial Narrow" w:hAnsi="Arial Narrow" w:cs="Arial Narrow"/>
+          <w:kern w:val="0"/>
+          <ns2:ligatures ns2:val="none"/>
         </w:rPr>
       </w:pPr>
       <w:r>
@@ -3488,12 +3488,12 @@
           <w:color w:val="000000"/>
           <w:kern w:val="0"/>
           <w:lang w:eastAsia="es-PE"/>
-          <w14:ligatures w14:val="none"/>
+          <ns2:ligatures ns2:val="none"/>
         </w:rPr>
         <w:t xml:space="preserve"> </w:t>
       </w:r>
     </w:p>
-    <w:p>
+    <w:p ns2:paraId="37321452" ns2:textId="77777777">
       <w:pPr>
         <w:pStyle w:val="Prrafodelista"/>
         <w:numPr>
@@ -3507,7 +3507,7 @@
           <w:rFonts w:ascii="Arial Narrow" w:eastAsia="Calibri" w:hAnsi="Arial Narrow" w:cs="Arial Narrow"/>
           <w:kern w:val="0"/>
           <w:lang w:eastAsia="es-PE"/>
-          <w14:ligatures w14:val="none"/>
+          <ns2:ligatures ns2:val="none"/>
         </w:rPr>
       </w:pPr>
       <w:r>
@@ -3516,7 +3516,7 @@
           <w:color w:val="000000"/>
           <w:kern w:val="0"/>
           <w:lang w:eastAsia="es-PE"/>
-          <w14:ligatures w14:val="none"/>
+          <ns2:ligatures ns2:val="none"/>
         </w:rPr>
         <w:t>En tanto la denuncia reúne los requisitos establecidos por la norma citada, corresponde admitirla a trámite</w:t>
       </w:r>
@@ -3526,7 +3526,7 @@
           <w:rFonts w:ascii="Arial Narrow" w:eastAsia="Arial Narrow" w:hAnsi="Arial Narrow" w:cs="Arial Narrow"/>
           <w:kern w:val="0"/>
           <w:vertAlign w:val="superscript"/>
-          <w14:ligatures w14:val="none"/>
+          <ns2:ligatures ns2:val="none"/>
         </w:rPr>
         <w:footnoteReference w:id="6"/>
       </w:r>
@@ -3536,12 +3536,12 @@
           <w:color w:val="000000"/>
           <w:kern w:val="0"/>
           <w:lang w:eastAsia="es-PE"/>
-          <w14:ligatures w14:val="none"/>
+          <ns2:ligatures ns2:val="none"/>
         </w:rPr>
         <w:t>.</w:t>
       </w:r>
     </w:p>
-    <w:p>
+    <w:p ns2:paraId="17426A8E" ns2:textId="77777777">
       <w:pPr>
         <w:spacing w:after="0" w:line="240" w:lineRule="auto"/>
         <w:ind w:left="567"/>
@@ -3552,11 +3552,11 @@
           <w:color w:val="000000"/>
           <w:kern w:val="0"/>
           <w:lang w:eastAsia="es-PE"/>
-          <w14:ligatures w14:val="none"/>
-        </w:rPr>
-      </w:pPr>
-    </w:p>
-    <w:p>
+          <ns2:ligatures ns2:val="none"/>
+        </w:rPr>
+      </w:pPr>
+    </w:p>
+    <w:p ns2:paraId="69FE781D" ns2:textId="77777777">
       <w:pPr>
         <w:pStyle w:val="Prrafodelista"/>
         <w:numPr>
@@ -3576,35 +3576,35 @@
           <w:color w:val="000000"/>
           <w:kern w:val="0"/>
           <w:lang w:eastAsia="es-PE"/>
-          <w14:ligatures w14:val="none"/>
-        </w:rPr>
-      </w:pPr>
-      <w:r>
-        <w:rPr>
-          <w:rFonts w:ascii="Arial Narrow" w:eastAsia="Arial Narrow" w:hAnsi="Arial Narrow" w:cs="Arial Narrow"/>
-          <w:b/>
-          <w:color w:val="000000"/>
-          <w:kern w:val="0"/>
-          <w:lang w:eastAsia="es-PE"/>
-          <w14:ligatures w14:val="none"/>
+          <ns2:ligatures ns2:val="none"/>
+        </w:rPr>
+      </w:pPr>
+      <w:r>
+        <w:rPr>
+          <w:rFonts w:ascii="Arial Narrow" w:eastAsia="Arial Narrow" w:hAnsi="Arial Narrow" w:cs="Arial Narrow"/>
+          <w:b/>
+          <w:color w:val="000000"/>
+          <w:kern w:val="0"/>
+          <w:lang w:eastAsia="es-PE"/>
+          <ns2:ligatures ns2:val="none"/>
         </w:rPr>
         <w:t>REQUERIMIENTO DE INFORMACION</w:t>
       </w:r>
     </w:p>
-    <w:p>
-      <w:pPr>
-        <w:spacing w:after="0" w:line="240" w:lineRule="auto"/>
-        <w:jc w:val="both"/>
-        <w:rPr>
-          <w:rFonts w:ascii="Arial Narrow" w:eastAsia="Times New Roman" w:hAnsi="Arial Narrow" w:cs="Arial"/>
-          <w:color w:val="000000"/>
-          <w:kern w:val="0"/>
-          <w:lang w:val="es-ES" w:eastAsia="es-ES"/>
-          <w14:ligatures w14:val="none"/>
-        </w:rPr>
-      </w:pPr>
-    </w:p>
-    <w:p>
+    <w:p ns2:paraId="6252E905" ns2:textId="77777777">
+      <w:pPr>
+        <w:spacing w:after="0" w:line="240" w:lineRule="auto"/>
+        <w:jc w:val="both"/>
+        <w:rPr>
+          <w:rFonts w:ascii="Arial Narrow" w:eastAsia="Times New Roman" w:hAnsi="Arial Narrow" w:cs="Arial"/>
+          <w:color w:val="000000"/>
+          <w:kern w:val="0"/>
+          <w:lang w:val="es-ES" w:eastAsia="es-ES"/>
+          <ns2:ligatures ns2:val="none"/>
+        </w:rPr>
+      </w:pPr>
+    </w:p>
+    <w:p ns2:paraId="21C241A8" ns2:textId="77777777">
       <w:pPr>
         <w:pStyle w:val="Prrafodelista"/>
         <w:numPr>
@@ -3619,16 +3619,16 @@
           <w:color w:val="000000"/>
           <w:kern w:val="0"/>
           <w:lang w:val="es-ES" w:eastAsia="es-ES"/>
-          <w14:ligatures w14:val="none"/>
-        </w:rPr>
-      </w:pPr>
-      <w:r>
-        <w:rPr>
-          <w:rFonts w:ascii="Arial Narrow" w:eastAsia="Times New Roman" w:hAnsi="Arial Narrow" w:cs="Arial"/>
-          <w:color w:val="000000"/>
-          <w:kern w:val="0"/>
-          <w:lang w:val="es-ES" w:eastAsia="es-ES"/>
-          <w14:ligatures w14:val="none"/>
+          <ns2:ligatures ns2:val="none"/>
+        </w:rPr>
+      </w:pPr>
+      <w:r>
+        <w:rPr>
+          <w:rFonts w:ascii="Arial Narrow" w:eastAsia="Times New Roman" w:hAnsi="Arial Narrow" w:cs="Arial"/>
+          <w:color w:val="000000"/>
+          <w:kern w:val="0"/>
+          <w:lang w:val="es-ES" w:eastAsia="es-ES"/>
+          <ns2:ligatures ns2:val="none"/>
         </w:rPr>
         <w:t xml:space="preserve">A efectos de tener mayores elementos que sirvan para la resolución definitiva del presente caso, </w:t>
       </w:r>
@@ -3638,7 +3638,7 @@
           <w:color w:val="000000"/>
           <w:kern w:val="0"/>
           <w:lang w:val="es-ES" w:eastAsia="es-ES"/>
-          <w14:ligatures w14:val="none"/>
+          <ns2:ligatures ns2:val="none"/>
         </w:rPr>
         <w:t xml:space="preserve">la Secretaría Técnica, </w:t>
       </w:r>
@@ -3648,7 +3648,7 @@
           <w:color w:val="000000"/>
           <w:kern w:val="0"/>
           <w:lang w:val="es-ES" w:eastAsia="es-ES"/>
-          <w14:ligatures w14:val="none"/>
+          <ns2:ligatures ns2:val="none"/>
         </w:rPr>
         <w:t xml:space="preserve">en ejercicio de las facultades que la ley le </w:t>
       </w:r>
@@ -3658,7 +3658,7 @@
           <w:color w:val="000000"/>
           <w:kern w:val="0"/>
           <w:lang w:val="es-ES" w:eastAsia="es-ES"/>
-          <w14:ligatures w14:val="none"/>
+          <ns2:ligatures ns2:val="none"/>
         </w:rPr>
         <w:t xml:space="preserve">confiere, </w:t>
       </w:r>
@@ -3669,7 +3669,7 @@
           <w:color w:val="000000"/>
           <w:kern w:val="0"/>
           <w:lang w:val="es-ES" w:eastAsia="es-ES"/>
-          <w14:ligatures w14:val="none"/>
+          <ns2:ligatures ns2:val="none"/>
         </w:rPr>
         <w:t xml:space="preserve">conviene requerir a los </w:t>
       </w:r>
@@ -3679,7 +3679,7 @@
           <w:color w:val="000000"/>
           <w:kern w:val="0"/>
           <w:lang w:val="es-ES" w:eastAsia="es-ES"/>
-          <w14:ligatures w14:val="none"/>
+          <ns2:ligatures ns2:val="none"/>
         </w:rPr>
         <w:t xml:space="preserve">proveedores denunciados </w:t>
       </w:r>
@@ -3690,7 +3690,7 @@
           <w:color w:val="000000"/>
           <w:kern w:val="0"/>
           <w:lang w:val="es-ES" w:eastAsia="es-ES"/>
-          <w14:ligatures w14:val="none"/>
+          <ns2:ligatures ns2:val="none"/>
         </w:rPr>
         <w:t xml:space="preserve">que, en un plazo no mayor de cinco (5) días hábiles contado a partir del día siguiente de la notificación de la presente resolución, </w:t>
       </w:r>
@@ -3701,12 +3701,12 @@
           <w:color w:val="000000"/>
           <w:kern w:val="0"/>
           <w:lang w:val="es-ES" w:eastAsia="es-ES"/>
-          <w14:ligatures w14:val="none"/>
+          <ns2:ligatures ns2:val="none"/>
         </w:rPr>
         <w:t>cumplan con lo siguiente:</w:t>
       </w:r>
     </w:p>
-    <w:p>
+    <w:p ns2:paraId="345D7F88" ns2:textId="77777777">
       <w:pPr>
         <w:pStyle w:val="Prrafodelista"/>
         <w:spacing w:after="0" w:line="240" w:lineRule="auto"/>
@@ -3717,11 +3717,11 @@
           <w:color w:val="000000"/>
           <w:kern w:val="0"/>
           <w:lang w:val="es-ES" w:eastAsia="es-ES"/>
-          <w14:ligatures w14:val="none"/>
-        </w:rPr>
-      </w:pPr>
-    </w:p>
-    <w:p>
+          <ns2:ligatures ns2:val="none"/>
+        </w:rPr>
+      </w:pPr>
+    </w:p>
+    <w:p ns2:paraId="01F25269" ns2:textId="38BC5B4E">
       <w:pPr>
         <w:pStyle w:val="Prrafodelista"/>
         <w:spacing w:after="0" w:line="240" w:lineRule="auto"/>
@@ -3732,7 +3732,7 @@
           <w:color w:val="000000"/>
           <w:kern w:val="0"/>
           <w:lang w:val="es-ES" w:eastAsia="es-ES"/>
-          <w14:ligatures w14:val="none"/>
+          <ns2:ligatures ns2:val="none"/>
         </w:rPr>
       </w:pPr>
       <w:r>
@@ -3742,7 +3742,7 @@
           <w:kern w:val="0"/>
           <w:u w:val="single"/>
           <w:lang w:val="es-ES" w:eastAsia="es-ES"/>
-          <w14:ligatures w14:val="none"/>
+          <ns2:ligatures ns2:val="none"/>
         </w:rPr>
         <w:t xml:space="preserve">A </w:t>
       </w:r>
@@ -3753,7 +3753,7 @@
           <w:kern w:val="0"/>
           <w:u w:val="single"/>
           <w:lang w:val="es-ES" w:eastAsia="es-ES"/>
-          <w14:ligatures w14:val="none"/>
+          <ns2:ligatures ns2:val="none"/>
         </w:rPr>
         <w:t>Rímac</w:t>
       </w:r>
@@ -3763,7 +3763,7 @@
           <w:color w:val="000000"/>
           <w:kern w:val="0"/>
           <w:lang w:val="es-ES" w:eastAsia="es-ES"/>
-          <w14:ligatures w14:val="none"/>
+          <ns2:ligatures ns2:val="none"/>
         </w:rPr>
         <w:t xml:space="preserve">: </w:t>
       </w:r>
@@ -3773,7 +3773,7 @@
           <w:color w:val="000000"/>
           <w:kern w:val="0"/>
           <w:lang w:val="es-ES" w:eastAsia="es-ES"/>
-          <w14:ligatures w14:val="none"/>
+          <ns2:ligatures ns2:val="none"/>
         </w:rPr>
         <w:t xml:space="preserve">(i) presentar una copia debidamente suscrita de la </w:t>
       </w:r>
@@ -3783,7 +3783,7 @@
           <w:color w:val="000000"/>
           <w:kern w:val="0"/>
           <w:lang w:eastAsia="es-ES"/>
-          <w14:ligatures w14:val="none"/>
+          <ns2:ligatures ns2:val="none"/>
         </w:rPr>
         <w:t>Póliza Domiciliari</w:t>
       </w:r>
@@ -3793,7 +3793,7 @@
           <w:color w:val="000000"/>
           <w:kern w:val="0"/>
           <w:lang w:eastAsia="es-ES"/>
-          <w14:ligatures w14:val="none"/>
+          <ns2:ligatures ns2:val="none"/>
         </w:rPr>
         <w:t>a</w:t>
       </w:r>
@@ -3803,7 +3803,7 @@
           <w:color w:val="000000"/>
           <w:kern w:val="0"/>
           <w:lang w:eastAsia="es-ES"/>
-          <w14:ligatures w14:val="none"/>
+          <ns2:ligatures ns2:val="none"/>
         </w:rPr>
         <w:t xml:space="preserve"> </w:t>
       </w:r>
@@ -3813,7 +3813,7 @@
           <w:color w:val="000000"/>
           <w:kern w:val="0"/>
           <w:lang w:eastAsia="es-ES"/>
-          <w14:ligatures w14:val="none"/>
+          <ns2:ligatures ns2:val="none"/>
         </w:rPr>
         <w:t xml:space="preserve">1416-20015 </w:t>
       </w:r>
@@ -3823,7 +3823,7 @@
           <w:color w:val="000000"/>
           <w:kern w:val="0"/>
           <w:lang w:val="es-ES" w:eastAsia="es-ES"/>
-          <w14:ligatures w14:val="none"/>
+          <ns2:ligatures ns2:val="none"/>
         </w:rPr>
         <w:t>materia de denuncia, así como el cargo de remisión de la póliza; (</w:t>
       </w:r>
@@ -3834,7 +3834,7 @@
           <w:color w:val="000000"/>
           <w:kern w:val="0"/>
           <w:lang w:val="es-ES" w:eastAsia="es-ES"/>
-          <w14:ligatures w14:val="none"/>
+          <ns2:ligatures ns2:val="none"/>
         </w:rPr>
         <w:t>ii</w:t>
       </w:r>
@@ -3845,7 +3845,7 @@
           <w:color w:val="000000"/>
           <w:kern w:val="0"/>
           <w:lang w:val="es-ES" w:eastAsia="es-ES"/>
-          <w14:ligatures w14:val="none"/>
+          <ns2:ligatures ns2:val="none"/>
         </w:rPr>
         <w:t xml:space="preserve">) presentar copia de la liquidación del </w:t>
       </w:r>
@@ -3855,7 +3855,7 @@
           <w:color w:val="000000"/>
           <w:kern w:val="0"/>
           <w:lang w:val="es-ES" w:eastAsia="es-ES"/>
-          <w14:ligatures w14:val="none"/>
+          <ns2:ligatures ns2:val="none"/>
         </w:rPr>
         <w:t xml:space="preserve">siniestro ocurrido el </w:t>
       </w:r>
@@ -3865,7 +3865,7 @@
           <w:color w:val="000000"/>
           <w:kern w:val="0"/>
           <w:lang w:eastAsia="es-ES"/>
-          <w14:ligatures w14:val="none"/>
+          <ns2:ligatures ns2:val="none"/>
         </w:rPr>
         <w:t>15 de junio de 2025</w:t>
       </w:r>
@@ -3875,7 +3875,7 @@
           <w:color w:val="000000"/>
           <w:kern w:val="0"/>
           <w:lang w:val="es-ES" w:eastAsia="es-ES"/>
-          <w14:ligatures w14:val="none"/>
+          <ns2:ligatures ns2:val="none"/>
         </w:rPr>
         <w:t xml:space="preserve"> en virtud de la cobertura de la </w:t>
       </w:r>
@@ -3885,7 +3885,7 @@
           <w:color w:val="000000"/>
           <w:kern w:val="0"/>
           <w:lang w:eastAsia="es-ES"/>
-          <w14:ligatures w14:val="none"/>
+          <ns2:ligatures ns2:val="none"/>
         </w:rPr>
         <w:t>Póliza Domiciliari</w:t>
       </w:r>
@@ -3895,7 +3895,7 @@
           <w:color w:val="000000"/>
           <w:kern w:val="0"/>
           <w:lang w:eastAsia="es-ES"/>
-          <w14:ligatures w14:val="none"/>
+          <ns2:ligatures ns2:val="none"/>
         </w:rPr>
         <w:t>a</w:t>
       </w:r>
@@ -3905,7 +3905,7 @@
           <w:color w:val="000000"/>
           <w:kern w:val="0"/>
           <w:lang w:eastAsia="es-ES"/>
-          <w14:ligatures w14:val="none"/>
+          <ns2:ligatures ns2:val="none"/>
         </w:rPr>
         <w:t xml:space="preserve"> </w:t>
       </w:r>
@@ -3915,7 +3915,7 @@
           <w:color w:val="000000"/>
           <w:kern w:val="0"/>
           <w:lang w:eastAsia="es-ES"/>
-          <w14:ligatures w14:val="none"/>
+          <ns2:ligatures ns2:val="none"/>
         </w:rPr>
         <w:t>1416-20015</w:t>
       </w:r>
@@ -3925,7 +3925,7 @@
           <w:color w:val="000000"/>
           <w:kern w:val="0"/>
           <w:lang w:val="es-ES" w:eastAsia="es-ES"/>
-          <w14:ligatures w14:val="none"/>
+          <ns2:ligatures ns2:val="none"/>
         </w:rPr>
         <w:t>; y, (iii) presentar una copia de todas las comunicaciones cursadas con la denunciante en virtud de los hechos materia de denuncia</w:t>
       </w:r>
@@ -3935,12 +3935,12 @@
           <w:color w:val="000000"/>
           <w:kern w:val="0"/>
           <w:lang w:val="es-ES" w:eastAsia="es-ES"/>
-          <w14:ligatures w14:val="none"/>
+          <ns2:ligatures ns2:val="none"/>
         </w:rPr>
         <w:t>.</w:t>
       </w:r>
     </w:p>
-    <w:p>
+    <w:p ns2:paraId="48503CFE" ns2:textId="77777777">
       <w:pPr>
         <w:pStyle w:val="Prrafodelista"/>
         <w:spacing w:after="0" w:line="240" w:lineRule="auto"/>
@@ -3952,11 +3952,11 @@
           <w:kern w:val="0"/>
           <w:u w:val="single"/>
           <w:lang w:val="es-ES" w:eastAsia="es-ES"/>
-          <w14:ligatures w14:val="none"/>
-        </w:rPr>
-      </w:pPr>
-    </w:p>
-    <w:p>
+          <ns2:ligatures ns2:val="none"/>
+        </w:rPr>
+      </w:pPr>
+    </w:p>
+    <w:p ns2:paraId="0E56AE77" ns2:textId="088B545A">
       <w:pPr>
         <w:pStyle w:val="Prrafodelista"/>
         <w:spacing w:after="0" w:line="240" w:lineRule="auto"/>
@@ -3968,7 +3968,7 @@
           <w:kern w:val="0"/>
           <w:u w:val="single"/>
           <w:lang w:val="es-ES" w:eastAsia="es-ES"/>
-          <w14:ligatures w14:val="none"/>
+          <ns2:ligatures ns2:val="none"/>
         </w:rPr>
       </w:pPr>
       <w:r>
@@ -3978,7 +3978,7 @@
           <w:kern w:val="0"/>
           <w:u w:val="single"/>
           <w:lang w:val="es-ES" w:eastAsia="es-ES"/>
-          <w14:ligatures w14:val="none"/>
+          <ns2:ligatures ns2:val="none"/>
         </w:rPr>
         <w:t xml:space="preserve">A </w:t>
       </w:r>
@@ -3990,7 +3990,7 @@
           <w:kern w:val="0"/>
           <w:u w:val="single"/>
           <w:lang w:val="es-ES" w:eastAsia="es-ES"/>
-          <w14:ligatures w14:val="none"/>
+          <ns2:ligatures ns2:val="none"/>
         </w:rPr>
         <w:t>Baukost</w:t>
       </w:r>
@@ -4001,7 +4001,7 @@
           <w:color w:val="000000"/>
           <w:kern w:val="0"/>
           <w:lang w:val="es-ES" w:eastAsia="es-ES"/>
-          <w14:ligatures w14:val="none"/>
+          <ns2:ligatures ns2:val="none"/>
         </w:rPr>
         <w:t>:</w:t>
       </w:r>
@@ -4011,7 +4011,7 @@
           <w:color w:val="000000"/>
           <w:kern w:val="0"/>
           <w:lang w:eastAsia="es-ES"/>
-          <w14:ligatures w14:val="none"/>
+          <ns2:ligatures ns2:val="none"/>
         </w:rPr>
         <w:t xml:space="preserve"> </w:t>
       </w:r>
@@ -4021,7 +4021,7 @@
           <w:color w:val="000000"/>
           <w:kern w:val="0"/>
           <w:lang w:val="es-ES" w:eastAsia="es-ES"/>
-          <w14:ligatures w14:val="none"/>
+          <ns2:ligatures ns2:val="none"/>
         </w:rPr>
         <w:t xml:space="preserve">(i) presentar los medios probatorios que acrediten que realizó un adecuado ajuste técnico integral del </w:t>
       </w:r>
@@ -4031,7 +4031,7 @@
           <w:color w:val="000000"/>
           <w:kern w:val="0"/>
           <w:lang w:val="es-ES" w:eastAsia="es-ES"/>
-          <w14:ligatures w14:val="none"/>
+          <ns2:ligatures ns2:val="none"/>
         </w:rPr>
         <w:t xml:space="preserve">siniestro ocurrido el </w:t>
       </w:r>
@@ -4041,7 +4041,7 @@
           <w:color w:val="000000"/>
           <w:kern w:val="0"/>
           <w:lang w:eastAsia="es-ES"/>
-          <w14:ligatures w14:val="none"/>
+          <ns2:ligatures ns2:val="none"/>
         </w:rPr>
         <w:t>15 de junio de 2025</w:t>
       </w:r>
@@ -4051,7 +4051,7 @@
           <w:color w:val="000000"/>
           <w:kern w:val="0"/>
           <w:lang w:val="es-ES" w:eastAsia="es-ES"/>
-          <w14:ligatures w14:val="none"/>
+          <ns2:ligatures ns2:val="none"/>
         </w:rPr>
         <w:t xml:space="preserve">, debidamente motivado, basado en la correcta identificación del inmueble asegurado y la suma asegurada de la </w:t>
       </w:r>
@@ -4061,7 +4061,7 @@
           <w:color w:val="000000"/>
           <w:kern w:val="0"/>
           <w:lang w:eastAsia="es-ES"/>
-          <w14:ligatures w14:val="none"/>
+          <ns2:ligatures ns2:val="none"/>
         </w:rPr>
         <w:t>Póliza Domiciliari</w:t>
       </w:r>
@@ -4071,7 +4071,7 @@
           <w:color w:val="000000"/>
           <w:kern w:val="0"/>
           <w:lang w:eastAsia="es-ES"/>
-          <w14:ligatures w14:val="none"/>
+          <ns2:ligatures ns2:val="none"/>
         </w:rPr>
         <w:t>a</w:t>
       </w:r>
@@ -4081,7 +4081,7 @@
           <w:color w:val="000000"/>
           <w:kern w:val="0"/>
           <w:lang w:eastAsia="es-ES"/>
-          <w14:ligatures w14:val="none"/>
+          <ns2:ligatures ns2:val="none"/>
         </w:rPr>
         <w:t xml:space="preserve"> </w:t>
       </w:r>
@@ -4091,7 +4091,7 @@
           <w:color w:val="000000"/>
           <w:kern w:val="0"/>
           <w:lang w:eastAsia="es-ES"/>
-          <w14:ligatures w14:val="none"/>
+          <ns2:ligatures ns2:val="none"/>
         </w:rPr>
         <w:t>1416-20015</w:t>
       </w:r>
@@ -4101,7 +4101,7 @@
           <w:color w:val="000000"/>
           <w:kern w:val="0"/>
           <w:lang w:val="es-ES" w:eastAsia="es-ES"/>
-          <w14:ligatures w14:val="none"/>
+          <ns2:ligatures ns2:val="none"/>
         </w:rPr>
         <w:t>; y, (</w:t>
       </w:r>
@@ -4112,7 +4112,7 @@
           <w:color w:val="000000"/>
           <w:kern w:val="0"/>
           <w:lang w:val="es-ES" w:eastAsia="es-ES"/>
-          <w14:ligatures w14:val="none"/>
+          <ns2:ligatures ns2:val="none"/>
         </w:rPr>
         <w:t>ii</w:t>
       </w:r>
@@ -4123,7 +4123,7 @@
           <w:color w:val="000000"/>
           <w:kern w:val="0"/>
           <w:lang w:val="es-ES" w:eastAsia="es-ES"/>
-          <w14:ligatures w14:val="none"/>
+          <ns2:ligatures ns2:val="none"/>
         </w:rPr>
         <w:t>) presentar todas las comunicaciones cursadas con la parte denunciante en virtud de los hechos materia de denuncia</w:t>
       </w:r>
@@ -4133,13 +4133,13 @@
           <w:color w:val="000000"/>
           <w:kern w:val="0"/>
           <w:lang w:val="es-ES" w:eastAsia="es-ES"/>
-          <w14:ligatures w14:val="none"/>
+          <ns2:ligatures ns2:val="none"/>
         </w:rPr>
         <w:t>.</w:t>
       </w:r>
       <w:bookmarkEnd w:id="10"/>
     </w:p>
-    <w:p>
+    <w:p ns2:paraId="137D6EB1" ns2:textId="77777777">
       <w:pPr>
         <w:pStyle w:val="Prrafodelista"/>
         <w:spacing w:after="0" w:line="240" w:lineRule="auto"/>
@@ -4150,11 +4150,11 @@
           <w:color w:val="000000"/>
           <w:kern w:val="0"/>
           <w:lang w:val="es-ES" w:eastAsia="es-ES"/>
-          <w14:ligatures w14:val="none"/>
-        </w:rPr>
-      </w:pPr>
-    </w:p>
-    <w:p>
+          <ns2:ligatures ns2:val="none"/>
+        </w:rPr>
+      </w:pPr>
+    </w:p>
+    <w:p ns2:paraId="45192A8B" ns2:textId="77777777">
       <w:pPr>
         <w:pStyle w:val="Prrafodelista"/>
         <w:numPr>
@@ -4174,36 +4174,36 @@
           <w:color w:val="000000"/>
           <w:kern w:val="0"/>
           <w:lang w:eastAsia="es-PE"/>
-          <w14:ligatures w14:val="none"/>
-        </w:rPr>
-      </w:pPr>
-      <w:r>
-        <w:rPr>
-          <w:rFonts w:ascii="Arial Narrow" w:eastAsia="Arial Narrow" w:hAnsi="Arial Narrow" w:cs="Arial Narrow"/>
-          <w:b/>
-          <w:color w:val="000000"/>
-          <w:kern w:val="0"/>
-          <w:lang w:eastAsia="es-PE"/>
-          <w14:ligatures w14:val="none"/>
+          <ns2:ligatures ns2:val="none"/>
+        </w:rPr>
+      </w:pPr>
+      <w:r>
+        <w:rPr>
+          <w:rFonts w:ascii="Arial Narrow" w:eastAsia="Arial Narrow" w:hAnsi="Arial Narrow" w:cs="Arial Narrow"/>
+          <w:b/>
+          <w:color w:val="000000"/>
+          <w:kern w:val="0"/>
+          <w:lang w:eastAsia="es-PE"/>
+          <ns2:ligatures ns2:val="none"/>
         </w:rPr>
         <w:t xml:space="preserve">RESOLUCIÓN DE LA SECRETARÍA TÉCNICA </w:t>
       </w:r>
     </w:p>
-    <w:p>
-      <w:pPr>
-        <w:spacing w:after="0" w:line="240" w:lineRule="auto"/>
-        <w:jc w:val="both"/>
-        <w:rPr>
-          <w:rFonts w:ascii="Arial Narrow" w:eastAsia="Arial Narrow" w:hAnsi="Arial Narrow" w:cs="Arial Narrow"/>
-          <w:b/>
-          <w:color w:val="000000"/>
-          <w:kern w:val="0"/>
-          <w:lang w:eastAsia="es-PE"/>
-          <w14:ligatures w14:val="none"/>
-        </w:rPr>
-      </w:pPr>
-    </w:p>
-    <w:p>
+    <w:p ns2:paraId="71820251" ns2:textId="77777777">
+      <w:pPr>
+        <w:spacing w:after="0" w:line="240" w:lineRule="auto"/>
+        <w:jc w:val="both"/>
+        <w:rPr>
+          <w:rFonts w:ascii="Arial Narrow" w:eastAsia="Arial Narrow" w:hAnsi="Arial Narrow" w:cs="Arial Narrow"/>
+          <w:b/>
+          <w:color w:val="000000"/>
+          <w:kern w:val="0"/>
+          <w:lang w:eastAsia="es-PE"/>
+          <ns2:ligatures ns2:val="none"/>
+        </w:rPr>
+      </w:pPr>
+    </w:p>
+    <w:p ns2:paraId="7432D178" ns2:textId="77777777">
       <w:pPr>
         <w:spacing w:after="0" w:line="240" w:lineRule="auto"/>
         <w:jc w:val="both"/>
@@ -4212,17 +4212,17 @@
           <w:color w:val="000000"/>
           <w:kern w:val="0"/>
           <w:lang w:eastAsia="es-PE"/>
-          <w14:ligatures w14:val="none"/>
-        </w:rPr>
-      </w:pPr>
-      <w:r>
-        <w:rPr>
-          <w:rFonts w:ascii="Arial Narrow" w:eastAsia="Arial Narrow" w:hAnsi="Arial Narrow" w:cs="Arial Narrow"/>
-          <w:b/>
-          <w:color w:val="000000"/>
-          <w:kern w:val="0"/>
-          <w:lang w:eastAsia="es-PE"/>
-          <w14:ligatures w14:val="none"/>
+          <ns2:ligatures ns2:val="none"/>
+        </w:rPr>
+      </w:pPr>
+      <w:r>
+        <w:rPr>
+          <w:rFonts w:ascii="Arial Narrow" w:eastAsia="Arial Narrow" w:hAnsi="Arial Narrow" w:cs="Arial Narrow"/>
+          <w:b/>
+          <w:color w:val="000000"/>
+          <w:kern w:val="0"/>
+          <w:lang w:eastAsia="es-PE"/>
+          <ns2:ligatures ns2:val="none"/>
         </w:rPr>
         <w:t xml:space="preserve">PRIMERO: admitir a trámite la denuncia del 30 de diciembre de 2025, complementado mediante dos (2) escritos del 29 de enero de 2026, subsanada mediante dos (2) escritos del 12 de marzo de 2026, interpuesta por la señora [DENUNCIANTE] contra Rímac Seguros y Reaseguros S.A. y Baukost Ajustadores y Peritos de Seguros S.A.C., por lo siguiente:</w:t>
       </w:r>
@@ -4233,7 +4233,7 @@
           <w:kern w:val="0"/>
           <w:shd w:val="clear" w:color="auto" w:fill="FFFFFF"/>
           <w:lang w:eastAsia="es-PE"/>
-          <w14:ligatures w14:val="none"/>
+          <ns2:ligatures ns2:val="none"/>
         </w:rPr>
         <w:t xml:space="preserve"/>
       </w:r>
@@ -4243,7 +4243,7 @@
           <w:color w:val="000000"/>
           <w:kern w:val="0"/>
           <w:lang w:val="es-ES" w:eastAsia="es-ES"/>
-          <w14:ligatures w14:val="none"/>
+          <ns2:ligatures ns2:val="none"/>
         </w:rPr>
         <w:t xml:space="preserve"/>
       </w:r>
@@ -4253,7 +4253,7 @@
           <w:color w:val="000000"/>
           <w:kern w:val="0"/>
           <w:lang w:val="es-ES" w:eastAsia="es-ES"/>
-          <w14:ligatures w14:val="none"/>
+          <ns2:ligatures ns2:val="none"/>
         </w:rPr>
         <w:t/>
       </w:r>
@@ -4263,7 +4263,7 @@
           <w:color w:val="000000"/>
           <w:kern w:val="0"/>
           <w:lang w:val="es-ES" w:eastAsia="es-ES"/>
-          <w14:ligatures w14:val="none"/>
+          <ns2:ligatures ns2:val="none"/>
         </w:rPr>
         <w:t xml:space="preserve"/>
       </w:r>
@@ -4274,7 +4274,7 @@
           <w:kern w:val="0"/>
           <w:shd w:val="clear" w:color="auto" w:fill="FFFFFF"/>
           <w:lang w:eastAsia="es-PE"/>
-          <w14:ligatures w14:val="none"/>
+          <ns2:ligatures ns2:val="none"/>
         </w:rPr>
         <w:t xml:space="preserve"/>
       </w:r>
@@ -4285,7 +4285,7 @@
           <w:kern w:val="0"/>
           <w:shd w:val="clear" w:color="auto" w:fill="FFFFFF"/>
           <w:lang w:eastAsia="es-PE"/>
-          <w14:ligatures w14:val="none"/>
+          <ns2:ligatures ns2:val="none"/>
         </w:rPr>
         <w:t/>
       </w:r>
@@ -4296,7 +4296,7 @@
           <w:kern w:val="0"/>
           <w:shd w:val="clear" w:color="auto" w:fill="FFFFFF"/>
           <w:lang w:eastAsia="es-PE"/>
-          <w14:ligatures w14:val="none"/>
+          <ns2:ligatures ns2:val="none"/>
         </w:rPr>
         <w:t xml:space="preserve"/>
       </w:r>
@@ -4306,7 +4306,7 @@
           <w:bCs/>
           <w:spacing w:val="-3"/>
           <w:kern w:val="0"/>
-          <w14:ligatures w14:val="none"/>
+          <ns2:ligatures ns2:val="none"/>
         </w:rPr>
         <w:t xml:space="preserve"/>
       </w:r>
@@ -4317,7 +4317,7 @@
           <w:kern w:val="0"/>
           <w:shd w:val="clear" w:color="auto" w:fill="FFFFFF"/>
           <w:lang w:eastAsia="es-PE"/>
-          <w14:ligatures w14:val="none"/>
+          <ns2:ligatures ns2:val="none"/>
         </w:rPr>
         <w:t xml:space="preserve"/>
       </w:r>
@@ -4351,7 +4351,7 @@
           <w:kern w:val="0"/>
           <w:shd w:val="clear" w:color="auto" w:fill="FFFFFF"/>
           <w:lang w:eastAsia="es-PE"/>
-          <w14:ligatures w14:val="none"/>
+          <ns2:ligatures ns2:val="none"/>
         </w:rPr>
         <w:t xml:space="preserve"/>
       </w:r>
@@ -4362,23 +4362,23 @@
           <w:kern w:val="0"/>
           <w:shd w:val="clear" w:color="auto" w:fill="FFFFFF"/>
           <w:lang w:eastAsia="es-PE"/>
-          <w14:ligatures w14:val="none"/>
+          <ns2:ligatures ns2:val="none"/>
         </w:rPr>
         <w:t/>
       </w:r>
     </w:p>
-    <w:p>
-      <w:pPr>
-        <w:spacing w:after="0" w:line="240" w:lineRule="auto"/>
-        <w:jc w:val="both"/>
-        <w:rPr>
-          <w:rFonts w:ascii="Arial Narrow" w:eastAsia="Arial Narrow" w:hAnsi="Arial Narrow" w:cs="Arial Narrow"/>
-          <w:kern w:val="0"/>
-          <w14:ligatures w14:val="none"/>
-        </w:rPr>
-      </w:pPr>
-    </w:p>
-    <w:p>
+    <w:p ns2:paraId="5C9AE74C" ns2:textId="77777777">
+      <w:pPr>
+        <w:spacing w:after="0" w:line="240" w:lineRule="auto"/>
+        <w:jc w:val="both"/>
+        <w:rPr>
+          <w:rFonts w:ascii="Arial Narrow" w:eastAsia="Arial Narrow" w:hAnsi="Arial Narrow" w:cs="Arial Narrow"/>
+          <w:kern w:val="0"/>
+          <ns2:ligatures ns2:val="none"/>
+        </w:rPr>
+      </w:pPr>
+    </w:p>
+    <w:p ns2:paraId="2CB1EE25" ns2:textId="1DDBB003">
       <w:pPr>
         <w:pStyle w:val="Prrafodelista"/>
         <w:numPr>
@@ -4394,14 +4394,14 @@
         <w:rPr>
           <w:rFonts w:ascii="Arial Narrow" w:eastAsia="Arial Narrow" w:hAnsi="Arial Narrow" w:cs="Arial Narrow"/>
           <w:kern w:val="0"/>
-          <w14:ligatures w14:val="none"/>
-        </w:rPr>
-      </w:pPr>
-      <w:r>
-        <w:rPr>
-          <w:rFonts w:ascii="Arial Narrow" w:eastAsia="Arial Narrow" w:hAnsi="Arial Narrow" w:cs="Arial Narrow"/>
-          <w:kern w:val="0"/>
-          <w14:ligatures w14:val="none"/>
+          <ns2:ligatures ns2:val="none"/>
+        </w:rPr>
+      </w:pPr>
+      <w:r>
+        <w:rPr>
+          <w:rFonts w:ascii="Arial Narrow" w:eastAsia="Arial Narrow" w:hAnsi="Arial Narrow" w:cs="Arial Narrow"/>
+          <w:kern w:val="0"/>
+          <ns2:ligatures ns2:val="none"/>
         </w:rPr>
         <w:lastRenderedPageBreak/>
         <w:t>Presunta infracción a los artículos 18 y 19 de la Ley</w:t>
@@ -4410,7 +4410,7 @@
         <w:rPr>
           <w:rFonts w:ascii="Arial Narrow" w:eastAsia="Arial Narrow" w:hAnsi="Arial Narrow" w:cs="Arial Narrow"/>
           <w:kern w:val="0"/>
-          <w14:ligatures w14:val="none"/>
+          <ns2:ligatures ns2:val="none"/>
         </w:rPr>
         <w:t xml:space="preserve"> </w:t>
       </w:r>
@@ -4418,7 +4418,7 @@
         <w:rPr>
           <w:rFonts w:ascii="Arial Narrow" w:eastAsia="Arial Narrow" w:hAnsi="Arial Narrow" w:cs="Arial Narrow"/>
           <w:kern w:val="0"/>
-          <w14:ligatures w14:val="none"/>
+          <ns2:ligatures ns2:val="none"/>
         </w:rPr>
         <w:t xml:space="preserve"> 29571, Código de Protección y Defensa del Consumidor, en tanto </w:t>
       </w:r>
@@ -4442,7 +4442,7 @@
         <w:rPr>
           <w:rFonts w:ascii="Arial Narrow" w:eastAsia="Arial Narrow" w:hAnsi="Arial Narrow" w:cs="Arial Narrow"/>
           <w:kern w:val="0"/>
-          <w14:ligatures w14:val="none"/>
+          <ns2:ligatures ns2:val="none"/>
         </w:rPr>
         <w:t xml:space="preserve">habría emitido un informe de ajuste inadecuado del siniestro </w:t>
       </w:r>
@@ -4452,7 +4452,7 @@
           <w:color w:val="000000"/>
           <w:kern w:val="0"/>
           <w:lang w:val="es-ES" w:eastAsia="es-ES"/>
-          <w14:ligatures w14:val="none"/>
+          <ns2:ligatures ns2:val="none"/>
         </w:rPr>
         <w:t xml:space="preserve">ocurrido el </w:t>
       </w:r>
@@ -4462,7 +4462,7 @@
           <w:color w:val="000000"/>
           <w:kern w:val="0"/>
           <w:lang w:eastAsia="es-ES"/>
-          <w14:ligatures w14:val="none"/>
+          <ns2:ligatures ns2:val="none"/>
         </w:rPr>
         <w:t>15 de junio de 2025</w:t>
       </w:r>
@@ -4470,7 +4470,7 @@
         <w:rPr>
           <w:rFonts w:ascii="Arial Narrow" w:eastAsia="Arial Narrow" w:hAnsi="Arial Narrow" w:cs="Arial Narrow"/>
           <w:kern w:val="0"/>
-          <w14:ligatures w14:val="none"/>
+          <ns2:ligatures ns2:val="none"/>
         </w:rPr>
         <w:t xml:space="preserve"> </w:t>
       </w:r>
@@ -4478,7 +4478,7 @@
         <w:rPr>
           <w:rFonts w:ascii="Arial Narrow" w:eastAsia="Arial Narrow" w:hAnsi="Arial Narrow" w:cs="Arial Narrow"/>
           <w:kern w:val="0"/>
-          <w14:ligatures w14:val="none"/>
+          <ns2:ligatures ns2:val="none"/>
         </w:rPr>
         <w:t xml:space="preserve">en virtud de la cobertura del </w:t>
       </w:r>
@@ -4488,7 +4488,7 @@
           <w:color w:val="000000"/>
           <w:kern w:val="0"/>
           <w:lang w:eastAsia="es-ES"/>
-          <w14:ligatures w14:val="none"/>
+          <ns2:ligatures ns2:val="none"/>
         </w:rPr>
         <w:t>Póliza Domiciliaria 1416-20015</w:t>
       </w:r>
@@ -4496,7 +4496,7 @@
         <w:rPr>
           <w:rFonts w:ascii="Arial Narrow" w:eastAsia="Arial Narrow" w:hAnsi="Arial Narrow" w:cs="Arial Narrow"/>
           <w:kern w:val="0"/>
-          <w14:ligatures w14:val="none"/>
+          <ns2:ligatures ns2:val="none"/>
         </w:rPr>
         <w:t xml:space="preserve">, </w:t>
       </w:r>
@@ -4504,7 +4504,7 @@
         <w:rPr>
           <w:rFonts w:ascii="Arial Narrow" w:eastAsia="Arial Narrow" w:hAnsi="Arial Narrow" w:cs="Arial Narrow"/>
           <w:kern w:val="0"/>
-          <w14:ligatures w14:val="none"/>
+          <ns2:ligatures ns2:val="none"/>
         </w:rPr>
         <w:t>sin considerar el presupuesto presentado por la denunciante.</w:t>
       </w:r>
@@ -4512,12 +4512,12 @@
         <w:rPr>
           <w:rFonts w:ascii="Arial Narrow" w:eastAsia="Arial Narrow" w:hAnsi="Arial Narrow" w:cs="Arial Narrow"/>
           <w:kern w:val="0"/>
-          <w14:ligatures w14:val="none"/>
+          <ns2:ligatures ns2:val="none"/>
         </w:rPr>
         <w:t xml:space="preserve"> </w:t>
       </w:r>
     </w:p>
-    <w:p>
+    <w:p ns2:paraId="2168F9B3" ns2:textId="77777777">
       <w:pPr>
         <w:pStyle w:val="Prrafodelista"/>
         <w:spacing w:after="0" w:line="240" w:lineRule="auto"/>
@@ -4526,11 +4526,11 @@
         <w:rPr>
           <w:rFonts w:ascii="Arial Narrow" w:eastAsia="Arial Narrow" w:hAnsi="Arial Narrow" w:cs="Arial Narrow"/>
           <w:kern w:val="0"/>
-          <w14:ligatures w14:val="none"/>
-        </w:rPr>
-      </w:pPr>
-    </w:p>
-    <w:p>
+          <ns2:ligatures ns2:val="none"/>
+        </w:rPr>
+      </w:pPr>
+    </w:p>
+    <w:p ns2:paraId="4109C6FA" ns2:textId="55600282">
       <w:pPr>
         <w:pStyle w:val="Prrafodelista"/>
         <w:numPr>
@@ -4546,14 +4546,14 @@
         <w:rPr>
           <w:rFonts w:ascii="Arial Narrow" w:eastAsia="Arial Narrow" w:hAnsi="Arial Narrow" w:cs="Arial Narrow"/>
           <w:kern w:val="0"/>
-          <w14:ligatures w14:val="none"/>
-        </w:rPr>
-      </w:pPr>
-      <w:r>
-        <w:rPr>
-          <w:rFonts w:ascii="Arial Narrow" w:eastAsia="Arial Narrow" w:hAnsi="Arial Narrow" w:cs="Arial Narrow"/>
-          <w:kern w:val="0"/>
-          <w14:ligatures w14:val="none"/>
+          <ns2:ligatures ns2:val="none"/>
+        </w:rPr>
+      </w:pPr>
+      <w:r>
+        <w:rPr>
+          <w:rFonts w:ascii="Arial Narrow" w:eastAsia="Arial Narrow" w:hAnsi="Arial Narrow" w:cs="Arial Narrow"/>
+          <w:kern w:val="0"/>
+          <ns2:ligatures ns2:val="none"/>
         </w:rPr>
         <w:t>Presunta infracción a los artículos 18 y 19 de la Ley</w:t>
       </w:r>
@@ -4561,7 +4561,7 @@
         <w:rPr>
           <w:rFonts w:ascii="Arial Narrow" w:eastAsia="Arial Narrow" w:hAnsi="Arial Narrow" w:cs="Arial Narrow"/>
           <w:kern w:val="0"/>
-          <w14:ligatures w14:val="none"/>
+          <ns2:ligatures ns2:val="none"/>
         </w:rPr>
         <w:t xml:space="preserve"> </w:t>
       </w:r>
@@ -4569,7 +4569,7 @@
         <w:rPr>
           <w:rFonts w:ascii="Arial Narrow" w:eastAsia="Arial Narrow" w:hAnsi="Arial Narrow" w:cs="Arial Narrow"/>
           <w:kern w:val="0"/>
-          <w14:ligatures w14:val="none"/>
+          <ns2:ligatures ns2:val="none"/>
         </w:rPr>
         <w:t xml:space="preserve"> 29571, Código de Protección y Defensa del Consumidor, en tanto </w:t>
       </w:r>
@@ -4596,7 +4596,7 @@
           <w:kern w:val="0"/>
           <w:shd w:val="clear" w:color="auto" w:fill="FFFFFF"/>
           <w:lang w:eastAsia="es-PE"/>
-          <w14:ligatures w14:val="none"/>
+          <ns2:ligatures ns2:val="none"/>
         </w:rPr>
         <w:t xml:space="preserve">Rímac Seguros y Reaseguros S.A. </w:t>
       </w:r>
@@ -4604,7 +4604,7 @@
         <w:rPr>
           <w:rFonts w:ascii="Arial Narrow" w:eastAsia="Arial Narrow" w:hAnsi="Arial Narrow" w:cs="Arial Narrow"/>
           <w:kern w:val="0"/>
-          <w14:ligatures w14:val="none"/>
+          <ns2:ligatures ns2:val="none"/>
         </w:rPr>
         <w:t xml:space="preserve">habrían realizado una liquidación inadecuada del </w:t>
       </w:r>
@@ -4612,7 +4612,7 @@
         <w:rPr>
           <w:rFonts w:ascii="Arial Narrow" w:eastAsia="Arial Narrow" w:hAnsi="Arial Narrow" w:cs="Arial Narrow"/>
           <w:kern w:val="0"/>
-          <w14:ligatures w14:val="none"/>
+          <ns2:ligatures ns2:val="none"/>
         </w:rPr>
         <w:t xml:space="preserve">siniestro </w:t>
       </w:r>
@@ -4622,7 +4622,7 @@
           <w:color w:val="000000"/>
           <w:kern w:val="0"/>
           <w:lang w:val="es-ES" w:eastAsia="es-ES"/>
-          <w14:ligatures w14:val="none"/>
+          <ns2:ligatures ns2:val="none"/>
         </w:rPr>
         <w:t xml:space="preserve">ocurrido el </w:t>
       </w:r>
@@ -4632,7 +4632,7 @@
           <w:color w:val="000000"/>
           <w:kern w:val="0"/>
           <w:lang w:eastAsia="es-ES"/>
-          <w14:ligatures w14:val="none"/>
+          <ns2:ligatures ns2:val="none"/>
         </w:rPr>
         <w:t>15 de junio de 2025</w:t>
       </w:r>
@@ -4640,7 +4640,7 @@
         <w:rPr>
           <w:rFonts w:ascii="Arial Narrow" w:eastAsia="Arial Narrow" w:hAnsi="Arial Narrow" w:cs="Arial Narrow"/>
           <w:kern w:val="0"/>
-          <w14:ligatures w14:val="none"/>
+          <ns2:ligatures ns2:val="none"/>
         </w:rPr>
         <w:t xml:space="preserve"> </w:t>
       </w:r>
@@ -4648,7 +4648,7 @@
         <w:rPr>
           <w:rFonts w:ascii="Arial Narrow" w:eastAsia="Arial Narrow" w:hAnsi="Arial Narrow" w:cs="Arial Narrow"/>
           <w:kern w:val="0"/>
-          <w14:ligatures w14:val="none"/>
+          <ns2:ligatures ns2:val="none"/>
         </w:rPr>
         <w:t xml:space="preserve">en virtud de la </w:t>
       </w:r>
@@ -4656,7 +4656,7 @@
         <w:rPr>
           <w:rFonts w:ascii="Arial Narrow" w:eastAsia="Arial Narrow" w:hAnsi="Arial Narrow" w:cs="Arial Narrow"/>
           <w:kern w:val="0"/>
-          <w14:ligatures w14:val="none"/>
+          <ns2:ligatures ns2:val="none"/>
         </w:rPr>
         <w:t xml:space="preserve">cobertura del </w:t>
       </w:r>
@@ -4666,7 +4666,7 @@
           <w:color w:val="000000"/>
           <w:kern w:val="0"/>
           <w:lang w:eastAsia="es-ES"/>
-          <w14:ligatures w14:val="none"/>
+          <ns2:ligatures ns2:val="none"/>
         </w:rPr>
         <w:t>Póliza Domiciliaria 1416-20015</w:t>
       </w:r>
@@ -4676,7 +4676,7 @@
           <w:color w:val="000000"/>
           <w:kern w:val="0"/>
           <w:lang w:eastAsia="es-ES"/>
-          <w14:ligatures w14:val="none"/>
+          <ns2:ligatures ns2:val="none"/>
         </w:rPr>
         <w:t xml:space="preserve">, al señalar que el monto correspondiente a la pérdida se encuentra absorbido por el deducible estipulado en la </w:t>
       </w:r>
@@ -4684,7 +4684,7 @@
         <w:rPr>
           <w:rFonts w:ascii="Arial Narrow" w:eastAsia="Arial Narrow" w:hAnsi="Arial Narrow" w:cs="Arial Narrow"/>
           <w:kern w:val="0"/>
-          <w14:ligatures w14:val="none"/>
+          <ns2:ligatures ns2:val="none"/>
         </w:rPr>
         <w:t>Póliza Domiciliaria 1416-20015</w:t>
       </w:r>
@@ -4692,7 +4692,7 @@
         <w:rPr>
           <w:rFonts w:ascii="Arial Narrow" w:eastAsia="Arial Narrow" w:hAnsi="Arial Narrow" w:cs="Arial Narrow"/>
           <w:kern w:val="0"/>
-          <w14:ligatures w14:val="none"/>
+          <ns2:ligatures ns2:val="none"/>
         </w:rPr>
         <w:t>.</w:t>
       </w:r>
@@ -4700,22 +4700,22 @@
         <w:rPr>
           <w:rFonts w:ascii="Arial Narrow" w:eastAsia="Arial Narrow" w:hAnsi="Arial Narrow" w:cs="Arial Narrow"/>
           <w:kern w:val="0"/>
-          <w14:ligatures w14:val="none"/>
+          <ns2:ligatures ns2:val="none"/>
         </w:rPr>
         <w:t xml:space="preserve"> </w:t>
       </w:r>
     </w:p>
-    <w:p>
+    <w:p ns2:paraId="6E32A669" ns2:textId="77777777">
       <w:pPr>
         <w:pStyle w:val="Prrafodelista"/>
         <w:rPr>
           <w:rFonts w:ascii="Arial Narrow" w:eastAsia="Arial Narrow" w:hAnsi="Arial Narrow" w:cs="Arial Narrow"/>
           <w:kern w:val="0"/>
-          <w14:ligatures w14:val="none"/>
-        </w:rPr>
-      </w:pPr>
-    </w:p>
-    <w:p>
+          <ns2:ligatures ns2:val="none"/>
+        </w:rPr>
+      </w:pPr>
+    </w:p>
+    <w:p ns2:paraId="631D181B" ns2:textId="43B6378C">
       <w:pPr>
         <w:pStyle w:val="Prrafodelista"/>
         <w:numPr>
@@ -4731,14 +4731,14 @@
         <w:rPr>
           <w:rFonts w:ascii="Arial Narrow" w:eastAsia="Arial Narrow" w:hAnsi="Arial Narrow" w:cs="Arial Narrow"/>
           <w:kern w:val="0"/>
-          <w14:ligatures w14:val="none"/>
-        </w:rPr>
-      </w:pPr>
-      <w:r>
-        <w:rPr>
-          <w:rFonts w:ascii="Arial Narrow" w:eastAsia="Arial Narrow" w:hAnsi="Arial Narrow" w:cs="Arial Narrow"/>
-          <w:kern w:val="0"/>
-          <w14:ligatures w14:val="none"/>
+          <ns2:ligatures ns2:val="none"/>
+        </w:rPr>
+      </w:pPr>
+      <w:r>
+        <w:rPr>
+          <w:rFonts w:ascii="Arial Narrow" w:eastAsia="Arial Narrow" w:hAnsi="Arial Narrow" w:cs="Arial Narrow"/>
+          <w:kern w:val="0"/>
+          <ns2:ligatures ns2:val="none"/>
         </w:rPr>
         <w:t>Presunta infracción a los artículos 18 y 19 de la Ley</w:t>
       </w:r>
@@ -4746,7 +4746,7 @@
         <w:rPr>
           <w:rFonts w:ascii="Arial Narrow" w:eastAsia="Arial Narrow" w:hAnsi="Arial Narrow" w:cs="Arial Narrow"/>
           <w:kern w:val="0"/>
-          <w14:ligatures w14:val="none"/>
+          <ns2:ligatures ns2:val="none"/>
         </w:rPr>
         <w:t xml:space="preserve"> </w:t>
       </w:r>
@@ -4754,7 +4754,7 @@
         <w:rPr>
           <w:rFonts w:ascii="Arial Narrow" w:eastAsia="Arial Narrow" w:hAnsi="Arial Narrow" w:cs="Arial Narrow"/>
           <w:kern w:val="0"/>
-          <w14:ligatures w14:val="none"/>
+          <ns2:ligatures ns2:val="none"/>
         </w:rPr>
         <w:t xml:space="preserve"> 29571, Código de Protección y Defensa del Consumidor, en tanto </w:t>
       </w:r>
@@ -4765,7 +4765,7 @@
           <w:kern w:val="0"/>
           <w:shd w:val="clear" w:color="auto" w:fill="FFFFFF"/>
           <w:lang w:eastAsia="es-PE"/>
-          <w14:ligatures w14:val="none"/>
+          <ns2:ligatures ns2:val="none"/>
         </w:rPr>
         <w:t xml:space="preserve">Rímac Seguros y Reaseguros S.A. no habría cumplido con remitir </w:t>
       </w:r>
@@ -4773,7 +4773,7 @@
         <w:rPr>
           <w:rFonts w:ascii="Arial Narrow" w:eastAsia="Arial Narrow" w:hAnsi="Arial Narrow" w:cs="Arial Narrow"/>
           <w:kern w:val="0"/>
-          <w14:ligatures w14:val="none"/>
+          <ns2:ligatures ns2:val="none"/>
         </w:rPr>
         <w:t>a la denunciante las boletas de pago de la Póliza Domiciliaria 1416-20015 a su domicilio ni a su correo electrónico, pese a haberse efectuado el pago de primas correspondiente.</w:t>
       </w:r>
@@ -4781,22 +4781,22 @@
         <w:rPr>
           <w:rFonts w:ascii="Arial Narrow" w:eastAsia="Arial Narrow" w:hAnsi="Arial Narrow" w:cs="Arial Narrow"/>
           <w:kern w:val="0"/>
-          <w14:ligatures w14:val="none"/>
+          <ns2:ligatures ns2:val="none"/>
         </w:rPr>
         <w:t xml:space="preserve"> </w:t>
       </w:r>
     </w:p>
-    <w:p>
+    <w:p ns2:paraId="634750F0" ns2:textId="77777777">
       <w:pPr>
         <w:pStyle w:val="Prrafodelista"/>
         <w:rPr>
           <w:rFonts w:ascii="Arial Narrow" w:eastAsia="Arial Narrow" w:hAnsi="Arial Narrow" w:cs="Arial Narrow"/>
           <w:kern w:val="0"/>
-          <w14:ligatures w14:val="none"/>
-        </w:rPr>
-      </w:pPr>
-    </w:p>
-    <w:p>
+          <ns2:ligatures ns2:val="none"/>
+        </w:rPr>
+      </w:pPr>
+    </w:p>
+    <w:p ns2:paraId="11BB8E1B" ns2:textId="0917F2E5">
       <w:pPr>
         <w:pStyle w:val="Prrafodelista"/>
         <w:numPr>
@@ -4812,14 +4812,14 @@
         <w:rPr>
           <w:rFonts w:ascii="Arial Narrow" w:eastAsia="Arial Narrow" w:hAnsi="Arial Narrow" w:cs="Arial Narrow"/>
           <w:kern w:val="0"/>
-          <w14:ligatures w14:val="none"/>
-        </w:rPr>
-      </w:pPr>
-      <w:r>
-        <w:rPr>
-          <w:rFonts w:ascii="Arial Narrow" w:eastAsia="Arial Narrow" w:hAnsi="Arial Narrow" w:cs="Arial Narrow"/>
-          <w:kern w:val="0"/>
-          <w14:ligatures w14:val="none"/>
+          <ns2:ligatures ns2:val="none"/>
+        </w:rPr>
+      </w:pPr>
+      <w:r>
+        <w:rPr>
+          <w:rFonts w:ascii="Arial Narrow" w:eastAsia="Arial Narrow" w:hAnsi="Arial Narrow" w:cs="Arial Narrow"/>
+          <w:kern w:val="0"/>
+          <ns2:ligatures ns2:val="none"/>
         </w:rPr>
         <w:t xml:space="preserve">Presunta infracción a los artículos 18 y 19 de la Ley </w:t>
       </w:r>
@@ -4827,7 +4827,7 @@
         <w:rPr>
           <w:rFonts w:ascii="Arial Narrow" w:eastAsia="Arial Narrow" w:hAnsi="Arial Narrow" w:cs="Arial Narrow"/>
           <w:kern w:val="0"/>
-          <w14:ligatures w14:val="none"/>
+          <ns2:ligatures ns2:val="none"/>
         </w:rPr>
         <w:t xml:space="preserve"/>
       </w:r>
@@ -4835,7 +4835,7 @@
         <w:rPr>
           <w:rFonts w:ascii="Arial Narrow" w:eastAsia="Arial Narrow" w:hAnsi="Arial Narrow" w:cs="Arial Narrow"/>
           <w:kern w:val="0"/>
-          <w14:ligatures w14:val="none"/>
+          <ns2:ligatures ns2:val="none"/>
         </w:rPr>
         <w:t xml:space="preserve">29571, Código de Protección y Defensa del Consumidor, en tanto </w:t>
       </w:r>
@@ -4846,7 +4846,7 @@
           <w:kern w:val="0"/>
           <w:shd w:val="clear" w:color="auto" w:fill="FFFFFF"/>
           <w:lang w:eastAsia="es-PE"/>
-          <w14:ligatures w14:val="none"/>
+          <ns2:ligatures ns2:val="none"/>
         </w:rPr>
         <w:t xml:space="preserve">Rímac Seguros y Reaseguros S.A. </w:t>
       </w:r>
@@ -4854,7 +4854,7 @@
         <w:rPr>
           <w:rFonts w:ascii="Arial Narrow" w:eastAsia="Arial Narrow" w:hAnsi="Arial Narrow" w:cs="Arial Narrow"/>
           <w:kern w:val="0"/>
-          <w14:ligatures w14:val="none"/>
+          <ns2:ligatures ns2:val="none"/>
         </w:rPr>
         <w:t xml:space="preserve">habría efectuado la </w:t>
       </w:r>
@@ -4862,7 +4862,7 @@
         <w:rPr>
           <w:rFonts w:ascii="Arial Narrow" w:eastAsia="Arial Narrow" w:hAnsi="Arial Narrow" w:cs="Arial Narrow"/>
           <w:kern w:val="0"/>
-          <w14:ligatures w14:val="none"/>
+          <ns2:ligatures ns2:val="none"/>
         </w:rPr>
         <w:t>anulaci</w:t>
       </w:r>
@@ -4870,22 +4870,22 @@
         <w:rPr>
           <w:rFonts w:ascii="Arial Narrow" w:eastAsia="Arial Narrow" w:hAnsi="Arial Narrow" w:cs="Arial Narrow"/>
           <w:kern w:val="0"/>
-          <w14:ligatures w14:val="none"/>
+          <ns2:ligatures ns2:val="none"/>
         </w:rPr>
         <w:t>ón anticipada de la Póliza Domiciliaria 1416-20015 en julio de 2025 sin una justificación objetiva y razonable comunicada a la denunciante.</w:t>
       </w:r>
     </w:p>
-    <w:p>
+    <w:p ns2:paraId="212516A7" ns2:textId="77777777">
       <w:pPr>
         <w:pStyle w:val="Prrafodelista"/>
         <w:rPr>
           <w:rFonts w:ascii="Arial Narrow" w:eastAsia="Arial Narrow" w:hAnsi="Arial Narrow" w:cs="Arial Narrow"/>
           <w:kern w:val="0"/>
-          <w14:ligatures w14:val="none"/>
-        </w:rPr>
-      </w:pPr>
-    </w:p>
-    <w:p>
+          <ns2:ligatures ns2:val="none"/>
+        </w:rPr>
+      </w:pPr>
+    </w:p>
+    <w:p ns2:paraId="73A3C808" ns2:textId="76E07F63">
       <w:pPr>
         <w:pStyle w:val="Prrafodelista"/>
         <w:numPr>
@@ -4904,14 +4904,14 @@
           <w:kern w:val="0"/>
           <w:shd w:val="clear" w:color="auto" w:fill="FFFFFF"/>
           <w:lang w:eastAsia="es-PE"/>
-          <w14:ligatures w14:val="none"/>
-        </w:rPr>
-      </w:pPr>
-      <w:r>
-        <w:rPr>
-          <w:rFonts w:ascii="Arial Narrow" w:eastAsia="Arial Narrow" w:hAnsi="Arial Narrow" w:cs="Arial Narrow"/>
-          <w:kern w:val="0"/>
-          <w14:ligatures w14:val="none"/>
+          <ns2:ligatures ns2:val="none"/>
+        </w:rPr>
+      </w:pPr>
+      <w:r>
+        <w:rPr>
+          <w:rFonts w:ascii="Arial Narrow" w:eastAsia="Arial Narrow" w:hAnsi="Arial Narrow" w:cs="Arial Narrow"/>
+          <w:kern w:val="0"/>
+          <ns2:ligatures ns2:val="none"/>
         </w:rPr>
         <w:t xml:space="preserve">Presunta infracción al artículo 1, numeral 1, literal b) y al artículo 2 de la Ley </w:t>
       </w:r>
@@ -4919,7 +4919,7 @@
         <w:rPr>
           <w:rFonts w:ascii="Arial Narrow" w:eastAsia="Arial Narrow" w:hAnsi="Arial Narrow" w:cs="Arial Narrow"/>
           <w:kern w:val="0"/>
-          <w14:ligatures w14:val="none"/>
+          <ns2:ligatures ns2:val="none"/>
         </w:rPr>
         <w:t xml:space="preserve"/>
       </w:r>
@@ -4927,7 +4927,7 @@
         <w:rPr>
           <w:rFonts w:ascii="Arial Narrow" w:eastAsia="Arial Narrow" w:hAnsi="Arial Narrow" w:cs="Arial Narrow"/>
           <w:kern w:val="0"/>
-          <w14:ligatures w14:val="none"/>
+          <ns2:ligatures ns2:val="none"/>
         </w:rPr>
         <w:t xml:space="preserve">29571, Código de Protección y Defensa del Consumidor, en tanto </w:t>
       </w:r>
@@ -4938,7 +4938,7 @@
           <w:kern w:val="0"/>
           <w:shd w:val="clear" w:color="auto" w:fill="FFFFFF"/>
           <w:lang w:eastAsia="es-PE"/>
-          <w14:ligatures w14:val="none"/>
+          <ns2:ligatures ns2:val="none"/>
         </w:rPr>
         <w:t xml:space="preserve">Rímac Seguros y Reaseguros S.A. </w:t>
       </w:r>
@@ -4946,7 +4946,7 @@
         <w:rPr>
           <w:rFonts w:ascii="Arial Narrow" w:eastAsia="Arial Narrow" w:hAnsi="Arial Narrow" w:cs="Arial Narrow"/>
           <w:kern w:val="0"/>
-          <w14:ligatures w14:val="none"/>
+          <ns2:ligatures ns2:val="none"/>
         </w:rPr>
         <w:t xml:space="preserve">no habría cumplido con remitir a la denunciante una copia </w:t>
       </w:r>
@@ -4956,7 +4956,7 @@
           <w:color w:val="000000"/>
           <w:kern w:val="0"/>
           <w:lang w:eastAsia="es-ES"/>
-          <w14:ligatures w14:val="none"/>
+          <ns2:ligatures ns2:val="none"/>
         </w:rPr>
         <w:t xml:space="preserve">impresa </w:t>
       </w:r>
@@ -4964,7 +4964,7 @@
         <w:rPr>
           <w:rFonts w:ascii="Arial Narrow" w:eastAsia="Arial Narrow" w:hAnsi="Arial Narrow" w:cs="Arial Narrow"/>
           <w:kern w:val="0"/>
-          <w14:ligatures w14:val="none"/>
+          <ns2:ligatures ns2:val="none"/>
         </w:rPr>
         <w:t xml:space="preserve">de la Póliza Domiciliaria 1416-20015 </w:t>
       </w:r>
@@ -4974,7 +4974,7 @@
           <w:color w:val="000000"/>
           <w:kern w:val="0"/>
           <w:lang w:eastAsia="es-ES"/>
-          <w14:ligatures w14:val="none"/>
+          <ns2:ligatures ns2:val="none"/>
         </w:rPr>
         <w:t>y su remisión a su domicilio, así como el envío de dicha documentación a su correo electrónico, solicitada entre 2024 y 2025</w:t>
       </w:r>
@@ -4982,7 +4982,7 @@
         <w:rPr>
           <w:rFonts w:ascii="Arial Narrow" w:eastAsia="Arial Narrow" w:hAnsi="Arial Narrow" w:cs="Arial Narrow"/>
           <w:kern w:val="0"/>
-          <w14:ligatures w14:val="none"/>
+          <ns2:ligatures ns2:val="none"/>
         </w:rPr>
         <w:t>.</w:t>
       </w:r>
@@ -4993,7 +4993,7 @@
           <w:kern w:val="0"/>
           <w:shd w:val="clear" w:color="auto" w:fill="FFFFFF"/>
           <w:lang w:eastAsia="es-PE"/>
-          <w14:ligatures w14:val="none"/>
+          <ns2:ligatures ns2:val="none"/>
         </w:rPr>
         <w:t xml:space="preserve"> </w:t>
       </w:r>
@@ -5001,23 +5001,23 @@
         <w:rPr>
           <w:rFonts w:ascii="Arial Narrow" w:eastAsia="Arial Narrow" w:hAnsi="Arial Narrow" w:cs="Arial Narrow"/>
           <w:kern w:val="0"/>
-          <w14:ligatures w14:val="none"/>
+          <ns2:ligatures ns2:val="none"/>
         </w:rPr>
         <w:t>.</w:t>
       </w:r>
     </w:p>
-    <w:p>
-      <w:pPr>
-        <w:spacing w:after="0" w:line="240" w:lineRule="auto"/>
-        <w:jc w:val="both"/>
-        <w:rPr>
-          <w:rFonts w:ascii="Arial Narrow" w:eastAsia="Arial Narrow" w:hAnsi="Arial Narrow" w:cs="Arial Narrow"/>
-          <w:kern w:val="0"/>
-          <w14:ligatures w14:val="none"/>
-        </w:rPr>
-      </w:pPr>
-    </w:p>
-    <w:p>
+    <w:p ns2:paraId="1DEB3481" ns2:textId="6D3DDD0E">
+      <w:pPr>
+        <w:spacing w:after="0" w:line="240" w:lineRule="auto"/>
+        <w:jc w:val="both"/>
+        <w:rPr>
+          <w:rFonts w:ascii="Arial Narrow" w:eastAsia="Arial Narrow" w:hAnsi="Arial Narrow" w:cs="Arial Narrow"/>
+          <w:kern w:val="0"/>
+          <ns2:ligatures ns2:val="none"/>
+        </w:rPr>
+      </w:pPr>
+    </w:p>
+    <w:p ns2:paraId="634A0D61" ns2:textId="01EE00B6">
       <w:pPr>
         <w:spacing w:line="240" w:lineRule="auto"/>
         <w:contextualSpacing/>
@@ -5025,17 +5025,17 @@
         <w:rPr>
           <w:rFonts w:ascii="Arial Narrow" w:eastAsia="Calibri" w:hAnsi="Arial Narrow" w:cs="Arial"/>
           <w:kern w:val="0"/>
-          <w14:ligatures w14:val="none"/>
-        </w:rPr>
-      </w:pPr>
-      <w:r>
-        <w:rPr>
-          <w:rFonts w:ascii="Arial Narrow" w:eastAsia="Arial Narrow" w:hAnsi="Arial Narrow" w:cs="Arial Narrow"/>
-          <w:b/>
-          <w:color w:val="000000"/>
-          <w:kern w:val="0"/>
-          <w:lang w:eastAsia="es-PE"/>
-          <w14:ligatures w14:val="none"/>
+          <ns2:ligatures ns2:val="none"/>
+        </w:rPr>
+      </w:pPr>
+      <w:r>
+        <w:rPr>
+          <w:rFonts w:ascii="Arial Narrow" w:eastAsia="Arial Narrow" w:hAnsi="Arial Narrow" w:cs="Arial Narrow"/>
+          <w:b/>
+          <w:color w:val="000000"/>
+          <w:kern w:val="0"/>
+          <w:lang w:eastAsia="es-PE"/>
+          <ns2:ligatures ns2:val="none"/>
         </w:rPr>
         <w:t>SEGUNDO:</w:t>
       </w:r>
@@ -5045,7 +5045,7 @@
           <w:color w:val="000000"/>
           <w:kern w:val="0"/>
           <w:lang w:eastAsia="es-PE"/>
-          <w14:ligatures w14:val="none"/>
+          <ns2:ligatures ns2:val="none"/>
         </w:rPr>
         <w:t xml:space="preserve"> tener por ofrecidos los medios probatorios presentados</w:t>
       </w:r>
@@ -5055,7 +5055,7 @@
           <w:color w:val="000000"/>
           <w:kern w:val="0"/>
           <w:lang w:eastAsia="es-PE"/>
-          <w14:ligatures w14:val="none"/>
+          <ns2:ligatures ns2:val="none"/>
         </w:rPr>
         <w:t xml:space="preserve"> en el escrito de </w:t>
       </w:r>
@@ -5065,7 +5065,7 @@
           <w:color w:val="000000"/>
           <w:kern w:val="0"/>
           <w:lang w:eastAsia="es-PE"/>
-          <w14:ligatures w14:val="none"/>
+          <ns2:ligatures ns2:val="none"/>
         </w:rPr>
         <w:t xml:space="preserve">denuncia </w:t>
       </w:r>
@@ -5075,7 +5075,7 @@
           <w:color w:val="000000"/>
           <w:kern w:val="0"/>
           <w:lang w:val="es-ES" w:eastAsia="es-ES"/>
-          <w14:ligatures w14:val="none"/>
+          <ns2:ligatures ns2:val="none"/>
         </w:rPr>
         <w:t xml:space="preserve">del </w:t>
       </w:r>
@@ -5085,7 +5085,7 @@
           <w:color w:val="000000"/>
           <w:kern w:val="0"/>
           <w:lang w:val="es-ES" w:eastAsia="es-ES"/>
-          <w14:ligatures w14:val="none"/>
+          <ns2:ligatures ns2:val="none"/>
         </w:rPr>
         <w:t>30 de diciembre de 2025, complementado mediante dos (2) escritos del 29 de enero de 2026, subsanada mediante dos (2) escritos del 12 de marzo de 2026</w:t>
       </w:r>
@@ -5093,12 +5093,12 @@
         <w:rPr>
           <w:rFonts w:ascii="Arial Narrow" w:eastAsia="Calibri" w:hAnsi="Arial Narrow" w:cs="Arial"/>
           <w:kern w:val="0"/>
-          <w14:ligatures w14:val="none"/>
+          <ns2:ligatures ns2:val="none"/>
         </w:rPr>
         <w:t>.</w:t>
       </w:r>
     </w:p>
-    <w:p>
+    <w:p ns2:paraId="2AF03E3F" ns2:textId="77777777">
       <w:pPr>
         <w:spacing w:line="240" w:lineRule="auto"/>
         <w:contextualSpacing/>
@@ -5108,30 +5108,30 @@
           <w:color w:val="000000"/>
           <w:kern w:val="0"/>
           <w:lang w:eastAsia="es-PE"/>
-          <w14:ligatures w14:val="none"/>
-        </w:rPr>
-      </w:pPr>
-    </w:p>
-    <w:p>
-      <w:pPr>
-        <w:spacing w:after="0" w:line="240" w:lineRule="auto"/>
-        <w:jc w:val="both"/>
-        <w:rPr>
-          <w:rFonts w:ascii="Arial Narrow" w:eastAsia="Arial Narrow" w:hAnsi="Arial Narrow" w:cs="Arial Narrow"/>
-          <w:color w:val="000000"/>
-          <w:kern w:val="0"/>
-          <w:lang w:eastAsia="es-PE"/>
-          <w14:ligatures w14:val="none"/>
-        </w:rPr>
-      </w:pPr>
-      <w:r>
-        <w:rPr>
-          <w:rFonts w:ascii="Arial Narrow" w:eastAsia="Arial Narrow" w:hAnsi="Arial Narrow" w:cs="Arial Narrow"/>
-          <w:b/>
-          <w:color w:val="000000"/>
-          <w:kern w:val="0"/>
-          <w:lang w:eastAsia="es-PE"/>
-          <w14:ligatures w14:val="none"/>
+          <ns2:ligatures ns2:val="none"/>
+        </w:rPr>
+      </w:pPr>
+    </w:p>
+    <w:p ns2:paraId="5D90C1F7" ns2:textId="3AC9B558">
+      <w:pPr>
+        <w:spacing w:after="0" w:line="240" w:lineRule="auto"/>
+        <w:jc w:val="both"/>
+        <w:rPr>
+          <w:rFonts w:ascii="Arial Narrow" w:eastAsia="Arial Narrow" w:hAnsi="Arial Narrow" w:cs="Arial Narrow"/>
+          <w:color w:val="000000"/>
+          <w:kern w:val="0"/>
+          <w:lang w:eastAsia="es-PE"/>
+          <ns2:ligatures ns2:val="none"/>
+        </w:rPr>
+      </w:pPr>
+      <w:r>
+        <w:rPr>
+          <w:rFonts w:ascii="Arial Narrow" w:eastAsia="Arial Narrow" w:hAnsi="Arial Narrow" w:cs="Arial Narrow"/>
+          <w:b/>
+          <w:color w:val="000000"/>
+          <w:kern w:val="0"/>
+          <w:lang w:eastAsia="es-PE"/>
+          <ns2:ligatures ns2:val="none"/>
         </w:rPr>
         <w:t xml:space="preserve">TERCERO: </w:t>
       </w:r>
@@ -5141,7 +5141,7 @@
           <w:color w:val="000000"/>
           <w:kern w:val="0"/>
           <w:lang w:eastAsia="es-PE"/>
-          <w14:ligatures w14:val="none"/>
+          <ns2:ligatures ns2:val="none"/>
         </w:rPr>
         <w:t xml:space="preserve">requerir a </w:t>
       </w:r>
@@ -5181,7 +5181,7 @@
           <w:color w:val="000000"/>
           <w:kern w:val="0"/>
           <w:lang w:eastAsia="es-PE"/>
-          <w14:ligatures w14:val="none"/>
+          <ns2:ligatures ns2:val="none"/>
         </w:rPr>
         <w:t>que cumpla</w:t>
       </w:r>
@@ -5191,7 +5191,7 @@
           <w:color w:val="000000"/>
           <w:kern w:val="0"/>
           <w:lang w:eastAsia="es-PE"/>
-          <w14:ligatures w14:val="none"/>
+          <ns2:ligatures ns2:val="none"/>
         </w:rPr>
         <w:t>n</w:t>
       </w:r>
@@ -5201,12 +5201,12 @@
           <w:color w:val="000000"/>
           <w:kern w:val="0"/>
           <w:lang w:eastAsia="es-PE"/>
-          <w14:ligatures w14:val="none"/>
+          <ns2:ligatures ns2:val="none"/>
         </w:rPr>
         <w:t xml:space="preserve"> con lo siguiente:</w:t>
       </w:r>
     </w:p>
-    <w:p>
+    <w:p ns2:paraId="156DFAB9" ns2:textId="77777777">
       <w:pPr>
         <w:spacing w:after="0" w:line="240" w:lineRule="auto"/>
         <w:jc w:val="both"/>
@@ -5215,11 +5215,11 @@
           <w:color w:val="000000"/>
           <w:kern w:val="0"/>
           <w:lang w:eastAsia="es-PE"/>
-          <w14:ligatures w14:val="none"/>
-        </w:rPr>
-      </w:pPr>
-    </w:p>
-    <w:p>
+          <ns2:ligatures ns2:val="none"/>
+        </w:rPr>
+      </w:pPr>
+    </w:p>
+    <w:p ns2:paraId="37384474" ns2:textId="77777777">
       <w:pPr>
         <w:numPr>
           <w:ilvl w:val="0"/>
@@ -5233,21 +5233,21 @@
           <w:color w:val="000000"/>
           <w:kern w:val="0"/>
           <w:lang w:eastAsia="es-PE"/>
-          <w14:ligatures w14:val="none"/>
-        </w:rPr>
-      </w:pPr>
-      <w:r>
-        <w:rPr>
-          <w:rFonts w:ascii="Arial Narrow" w:eastAsia="Arial Narrow" w:hAnsi="Arial Narrow" w:cs="Arial Narrow"/>
-          <w:color w:val="000000"/>
-          <w:kern w:val="0"/>
-          <w:lang w:eastAsia="es-PE"/>
-          <w14:ligatures w14:val="none"/>
+          <ns2:ligatures ns2:val="none"/>
+        </w:rPr>
+      </w:pPr>
+      <w:r>
+        <w:rPr>
+          <w:rFonts w:ascii="Arial Narrow" w:eastAsia="Arial Narrow" w:hAnsi="Arial Narrow" w:cs="Arial Narrow"/>
+          <w:color w:val="000000"/>
+          <w:kern w:val="0"/>
+          <w:lang w:eastAsia="es-PE"/>
+          <ns2:ligatures ns2:val="none"/>
         </w:rPr>
         <w:t>presentar documentos que acrediten su inscripción en los Registros Públicos o una declaración jurada que indique que cuenta con dicha inscripción;</w:t>
       </w:r>
     </w:p>
-    <w:p>
+    <w:p ns2:paraId="04A6E74B" ns2:textId="77777777">
       <w:pPr>
         <w:numPr>
           <w:ilvl w:val="0"/>
@@ -5261,21 +5261,21 @@
           <w:color w:val="000000"/>
           <w:kern w:val="0"/>
           <w:lang w:eastAsia="es-PE"/>
-          <w14:ligatures w14:val="none"/>
-        </w:rPr>
-      </w:pPr>
-      <w:r>
-        <w:rPr>
-          <w:rFonts w:ascii="Arial Narrow" w:eastAsia="Arial Narrow" w:hAnsi="Arial Narrow" w:cs="Arial Narrow"/>
-          <w:color w:val="000000"/>
-          <w:kern w:val="0"/>
-          <w:lang w:eastAsia="es-PE"/>
-          <w14:ligatures w14:val="none"/>
+          <ns2:ligatures ns2:val="none"/>
+        </w:rPr>
+      </w:pPr>
+      <w:r>
+        <w:rPr>
+          <w:rFonts w:ascii="Arial Narrow" w:eastAsia="Arial Narrow" w:hAnsi="Arial Narrow" w:cs="Arial Narrow"/>
+          <w:color w:val="000000"/>
+          <w:kern w:val="0"/>
+          <w:lang w:eastAsia="es-PE"/>
+          <ns2:ligatures ns2:val="none"/>
         </w:rPr>
         <w:t>presentar copia simple de las facultades de representación de su representante legal en el presente procedimiento o la declaración jurada que indique que cuenta con dichas facultades y que estas se encuentran vigentes;</w:t>
       </w:r>
     </w:p>
-    <w:p>
+    <w:p ns2:paraId="1203D0DC" ns2:textId="77777777">
       <w:pPr>
         <w:numPr>
           <w:ilvl w:val="0"/>
@@ -5289,21 +5289,21 @@
           <w:color w:val="000000"/>
           <w:kern w:val="0"/>
           <w:lang w:eastAsia="es-PE"/>
-          <w14:ligatures w14:val="none"/>
-        </w:rPr>
-      </w:pPr>
-      <w:r>
-        <w:rPr>
-          <w:rFonts w:ascii="Arial Narrow" w:eastAsia="Arial Narrow" w:hAnsi="Arial Narrow" w:cs="Arial Narrow"/>
-          <w:color w:val="000000"/>
-          <w:kern w:val="0"/>
-          <w:lang w:eastAsia="es-PE"/>
-          <w14:ligatures w14:val="none"/>
+          <ns2:ligatures ns2:val="none"/>
+        </w:rPr>
+      </w:pPr>
+      <w:r>
+        <w:rPr>
+          <w:rFonts w:ascii="Arial Narrow" w:eastAsia="Arial Narrow" w:hAnsi="Arial Narrow" w:cs="Arial Narrow"/>
+          <w:color w:val="000000"/>
+          <w:kern w:val="0"/>
+          <w:lang w:eastAsia="es-PE"/>
+          <ns2:ligatures ns2:val="none"/>
         </w:rPr>
         <w:t>consignar el Número de Registro Único de Contribuyentes (RUC); y,</w:t>
       </w:r>
     </w:p>
-    <w:p>
+    <w:p ns2:paraId="37704CA2" ns2:textId="77777777">
       <w:pPr>
         <w:numPr>
           <w:ilvl w:val="0"/>
@@ -5315,16 +5315,16 @@
         <w:rPr>
           <w:rFonts w:ascii="Arial Narrow" w:eastAsia="Calibri" w:hAnsi="Arial Narrow" w:cs="Arial"/>
           <w:kern w:val="0"/>
-          <w14:ligatures w14:val="none"/>
-        </w:rPr>
-      </w:pPr>
-      <w:r>
-        <w:rPr>
-          <w:rFonts w:ascii="Arial Narrow" w:eastAsia="Arial Narrow" w:hAnsi="Arial Narrow" w:cs="Arial Narrow"/>
-          <w:color w:val="000000"/>
-          <w:kern w:val="0"/>
-          <w:lang w:eastAsia="es-PE"/>
-          <w14:ligatures w14:val="none"/>
+          <ns2:ligatures ns2:val="none"/>
+        </w:rPr>
+      </w:pPr>
+      <w:r>
+        <w:rPr>
+          <w:rFonts w:ascii="Arial Narrow" w:eastAsia="Arial Narrow" w:hAnsi="Arial Narrow" w:cs="Arial Narrow"/>
+          <w:color w:val="000000"/>
+          <w:kern w:val="0"/>
+          <w:lang w:eastAsia="es-PE"/>
+          <ns2:ligatures ns2:val="none"/>
         </w:rPr>
         <w:t>fijar domicilio procesal para el procedimiento, de conformidad con el numeral 1 del artículo 442</w:t>
       </w:r>
@@ -5334,7 +5334,7 @@
           <w:color w:val="000000"/>
           <w:kern w:val="0"/>
           <w:lang w:eastAsia="es-PE"/>
-          <w14:ligatures w14:val="none"/>
+          <ns2:ligatures ns2:val="none"/>
         </w:rPr>
         <w:t/>
       </w:r>
@@ -5344,7 +5344,7 @@
           <w:color w:val="000000"/>
           <w:kern w:val="0"/>
           <w:lang w:eastAsia="es-PE"/>
-          <w14:ligatures w14:val="none"/>
+          <ns2:ligatures ns2:val="none"/>
         </w:rPr>
         <w:t xml:space="preserve"> del Código Procesal Civil. </w:t>
       </w:r>
@@ -5352,7 +5352,7 @@
         <w:rPr>
           <w:rFonts w:ascii="Arial Narrow" w:eastAsia="Calibri" w:hAnsi="Arial Narrow" w:cs="Arial"/>
           <w:kern w:val="0"/>
-          <w14:ligatures w14:val="none"/>
+          <ns2:ligatures ns2:val="none"/>
         </w:rPr>
         <w:t>Para ello podrá señalar domicilio físico o una dirección electrónica a la que pueda remitirse las notificaciones</w:t>
       </w:r>
@@ -5361,12 +5361,12 @@
           <w:rFonts w:ascii="Arial Narrow" w:eastAsia="Arial" w:hAnsi="Arial Narrow" w:cs="Arial"/>
           <w:kern w:val="0"/>
           <w:lang w:val="es"/>
-          <w14:ligatures w14:val="none"/>
+          <ns2:ligatures ns2:val="none"/>
         </w:rPr>
         <w:t>;</w:t>
       </w:r>
     </w:p>
-    <w:p>
+    <w:p ns2:paraId="6A38ABFB" ns2:textId="77777777">
       <w:pPr>
         <w:numPr>
           <w:ilvl w:val="0"/>
@@ -5378,14 +5378,14 @@
         <w:rPr>
           <w:rFonts w:ascii="Arial Narrow" w:eastAsia="Calibri" w:hAnsi="Arial Narrow" w:cs="Arial"/>
           <w:kern w:val="0"/>
-          <w14:ligatures w14:val="none"/>
+          <ns2:ligatures ns2:val="none"/>
         </w:rPr>
       </w:pPr>
       <w:r>
         <w:rPr>
           <w:rFonts w:ascii="Arial Narrow" w:eastAsia="Calibri" w:hAnsi="Arial Narrow" w:cs="Arial"/>
           <w:kern w:val="0"/>
-          <w14:ligatures w14:val="none"/>
+          <ns2:ligatures ns2:val="none"/>
         </w:rPr>
         <w:t xml:space="preserve">en caso califique como </w:t>
       </w:r>
@@ -5394,7 +5394,7 @@
         <w:rPr>
           <w:rFonts w:ascii="Arial Narrow" w:eastAsia="Calibri" w:hAnsi="Arial Narrow" w:cs="Arial"/>
           <w:kern w:val="0"/>
-          <w14:ligatures w14:val="none"/>
+          <ns2:ligatures ns2:val="none"/>
         </w:rPr>
         <w:t>micro empresa</w:t>
       </w:r>
@@ -5403,7 +5403,7 @@
         <w:rPr>
           <w:rFonts w:ascii="Arial Narrow" w:eastAsia="Calibri" w:hAnsi="Arial Narrow" w:cs="Arial"/>
           <w:kern w:val="0"/>
-          <w14:ligatures w14:val="none"/>
+          <ns2:ligatures ns2:val="none"/>
         </w:rPr>
         <w:t xml:space="preserve"> o pequeña empresa, presentar los documentos que acrediten su volumen de ventas o ingresos brutos percibidos el año anterior relativo a todas sus actividades </w:t>
       </w:r>
@@ -5411,7 +5411,7 @@
         <w:rPr>
           <w:rFonts w:ascii="Arial Narrow" w:eastAsia="Calibri" w:hAnsi="Arial Narrow" w:cs="Arial"/>
           <w:kern w:val="0"/>
-          <w14:ligatures w14:val="none"/>
+          <ns2:ligatures ns2:val="none"/>
         </w:rPr>
         <w:lastRenderedPageBreak/>
         <w:t>económicas y el número de trabajadores con el que cuenta</w:t>
@@ -5422,7 +5422,7 @@
           <w:rFonts w:ascii="Arial Narrow" w:eastAsia="Calibri" w:hAnsi="Arial Narrow" w:cs="Arial"/>
           <w:kern w:val="0"/>
           <w:vertAlign w:val="superscript"/>
-          <w14:ligatures w14:val="none"/>
+          <ns2:ligatures ns2:val="none"/>
         </w:rPr>
         <w:footnoteReference w:id="7"/>
       </w:r>
@@ -5430,7 +5430,7 @@
         <w:rPr>
           <w:rFonts w:ascii="Arial Narrow" w:eastAsia="Calibri" w:hAnsi="Arial Narrow" w:cs="Arial"/>
           <w:kern w:val="0"/>
-          <w14:ligatures w14:val="none"/>
+          <ns2:ligatures ns2:val="none"/>
         </w:rPr>
         <w:t>. Ello, a fin de que la Comisión pueda meritar dicha documentación, conforme lo establece el artículo 110</w:t>
       </w:r>
@@ -5440,7 +5440,7 @@
           <w:color w:val="000000"/>
           <w:kern w:val="0"/>
           <w:lang w:eastAsia="es-PE"/>
-          <w14:ligatures w14:val="none"/>
+          <ns2:ligatures ns2:val="none"/>
         </w:rPr>
         <w:t/>
       </w:r>
@@ -5448,7 +5448,7 @@
         <w:rPr>
           <w:rFonts w:ascii="Arial Narrow" w:eastAsia="Calibri" w:hAnsi="Arial Narrow" w:cs="Arial"/>
           <w:kern w:val="0"/>
-          <w14:ligatures w14:val="none"/>
+          <ns2:ligatures ns2:val="none"/>
         </w:rPr>
         <w:t xml:space="preserve"> del </w:t>
       </w:r>
@@ -5457,7 +5457,7 @@
           <w:rFonts w:ascii="Arial Narrow" w:eastAsia="Calibri" w:hAnsi="Arial Narrow" w:cs="Arial"/>
           <w:spacing w:val="-2"/>
           <w:kern w:val="0"/>
-          <w14:ligatures w14:val="none"/>
+          <ns2:ligatures ns2:val="none"/>
         </w:rPr>
         <w:t>Código</w:t>
       </w:r>
@@ -5468,7 +5468,7 @@
           <w:spacing w:val="-2"/>
           <w:kern w:val="0"/>
           <w:vertAlign w:val="superscript"/>
-          <w14:ligatures w14:val="none"/>
+          <ns2:ligatures ns2:val="none"/>
         </w:rPr>
         <w:footnoteReference w:id="8"/>
       </w:r>
@@ -5477,224 +5477,89 @@
           <w:rFonts w:ascii="Arial Narrow" w:eastAsia="Calibri" w:hAnsi="Arial Narrow" w:cs="Arial"/>
           <w:spacing w:val="-2"/>
           <w:kern w:val="0"/>
-          <w14:ligatures w14:val="none"/>
+          <ns2:ligatures ns2:val="none"/>
         </w:rPr>
         <w:t>.</w:t>
       </w:r>
     </w:p>
+    <w:p ns2:paraId="1B2AA0D1" ns2:textId="77777777">
+      <w:pPr>
+        <w:spacing w:after="0" w:line="240" w:lineRule="auto"/>
+        <w:ind w:left="567"/>
+        <w:jc w:val="both"/>
+        <w:rPr>
+          <w:rFonts w:ascii="Arial Narrow" w:eastAsia="Arial Narrow" w:hAnsi="Arial Narrow" w:cs="Arial Narrow"/>
+          <w:color w:val="000000"/>
+          <w:kern w:val="0"/>
+          <w:lang w:eastAsia="es-PE"/>
+          <ns2:ligatures ns2:val="none"/>
+        </w:rPr>
+      </w:pPr>
+    </w:p>
     <w:p>
       <w:pPr>
         <w:spacing w:after="0" w:line="240" w:lineRule="auto"/>
-        <w:ind w:left="567"/>
-        <w:jc w:val="both"/>
-        <w:rPr>
-          <w:rFonts w:ascii="Arial Narrow" w:eastAsia="Arial Narrow" w:hAnsi="Arial Narrow" w:cs="Arial Narrow"/>
-          <w:color w:val="000000"/>
-          <w:kern w:val="0"/>
-          <w:lang w:eastAsia="es-PE"/>
-          <w14:ligatures w14:val="none"/>
-        </w:rPr>
-      </w:pPr>
-    </w:p>
-    <w:p>
-      <w:pPr>
-        <w:spacing w:after="0" w:line="240" w:lineRule="auto"/>
-        <w:jc w:val="both"/>
-        <w:rPr>
-          <w:rFonts w:ascii="Arial Narrow" w:eastAsia="Arial Narrow" w:hAnsi="Arial Narrow" w:cs="Arial Narrow"/>
-          <w:color w:val="000000"/>
-          <w:kern w:val="0"/>
-          <w:lang w:eastAsia="es-PE"/>
-          <w14:ligatures w14:val="none"/>
-        </w:rPr>
-      </w:pPr>
-      <w:r>
-        <w:rPr>
-          <w:rFonts w:ascii="Arial Narrow" w:eastAsia="Arial Narrow" w:hAnsi="Arial Narrow" w:cs="Arial Narrow"/>
-          <w:b/>
-          <w:color w:val="000000"/>
-          <w:kern w:val="0"/>
-          <w:lang w:eastAsia="es-PE"/>
-          <w14:ligatures w14:val="none"/>
+        <w:jc w:val="both"/>
+        <w:rPr>
+          <w:rFonts w:ascii="Arial Narrow" w:eastAsia="Arial Narrow" w:hAnsi="Arial Narrow" w:cs="Arial Narrow"/>
+          <w:color w:val="000000"/>
+          <w:kern w:val="0"/>
+          <w:lang w:eastAsia="es-PE"/>
+          <ns2:ligatures ns2:val="none"/>
+        </w:rPr>
+      </w:pPr>
+      <w:r>
+        <w:rPr>
+          <w:rFonts w:ascii="Arial Narrow" w:hAnsi="Arial Narrow" w:cs="Arial Narrow"/>
+          <w:b w:val="1"/>
+          <w:bCs w:val="1"/>
+          <w:sz w:val="20"/>
+          <w:szCs w:val="20"/>
         </w:rPr>
         <w:t xml:space="preserve">CUARTO: </w:t>
       </w:r>
       <w:r>
         <w:rPr>
-          <w:rFonts w:ascii="Arial Narrow" w:eastAsia="Arial Narrow" w:hAnsi="Arial Narrow" w:cs="Arial Narrow"/>
-          <w:color w:val="000000"/>
-          <w:kern w:val="0"/>
-          <w:lang w:eastAsia="es-PE"/>
-          <w14:ligatures w14:val="none"/>
-        </w:rPr>
-        <w:t xml:space="preserve">correr traslado de la denuncia interpuesta </w:t>
-      </w:r>
-      <w:r>
-        <w:rPr>
-          <w:rFonts w:ascii="Arial Narrow" w:eastAsia="Times New Roman" w:hAnsi="Arial Narrow" w:cs="Arial"/>
-          <w:color w:val="000000"/>
-          <w:kern w:val="0"/>
-          <w:lang w:val="es-ES" w:eastAsia="es-ES"/>
-          <w14:ligatures w14:val="none"/>
-        </w:rPr>
-        <w:t xml:space="preserve">el </w:t>
-      </w:r>
-      <w:r>
-        <w:rPr>
-          <w:rFonts w:ascii="Arial Narrow" w:eastAsia="Times New Roman" w:hAnsi="Arial Narrow" w:cs="Arial"/>
-          <w:color w:val="000000"/>
-          <w:kern w:val="0"/>
-          <w:lang w:val="es-ES" w:eastAsia="es-ES"/>
-          <w14:ligatures w14:val="none"/>
-        </w:rPr>
-        <w:t>30 de diciembre de 2025, complementado mediante dos (2) escritos del 29 de enero de 2026, subsanada mediante dos (2) escritos del 12 de marzo de 2026</w:t>
-      </w:r>
-      <w:r>
-        <w:rPr>
-          <w:rFonts w:ascii="Arial Narrow" w:eastAsia="Calibri" w:hAnsi="Arial Narrow" w:cs="Arial"/>
-          <w:kern w:val="0"/>
-          <w14:ligatures w14:val="none"/>
-        </w:rPr>
-        <w:t xml:space="preserve">, </w:t>
-      </w:r>
-      <w:r>
-        <w:rPr>
-          <w:rFonts w:ascii="Arial Narrow" w:eastAsia="Arial Narrow" w:hAnsi="Arial Narrow" w:cs="Arial Narrow"/>
-          <w:color w:val="000000"/>
-          <w:kern w:val="0"/>
-          <w:lang w:eastAsia="es-PE"/>
-          <w14:ligatures w14:val="none"/>
-        </w:rPr>
-        <w:t>a</w:t>
-      </w:r>
-      <w:r>
-        <w:rPr>
-          <w:rFonts w:ascii="Arial Narrow" w:eastAsia="Times New Roman" w:hAnsi="Arial Narrow" w:cs="Times New Roman"/>
-          <w:color w:val="000000"/>
-          <w:kern w:val="0"/>
-          <w:shd w:val="clear" w:color="auto" w:fill="FFFFFF"/>
-          <w:lang w:eastAsia="es-PE"/>
-          <w14:ligatures w14:val="none"/>
-        </w:rPr>
-        <w:t xml:space="preserve"> </w:t>
-      </w:r>
-      <w:r>
-        <w:rPr>
-          <w:rFonts w:ascii="Arial Narrow" w:eastAsia="Arial Narrow" w:hAnsi="Arial Narrow" w:cs="Arial Narrow"/>
-          <w:bCs/>
-        </w:rPr>
-        <w:t xml:space="preserve">Rímac Seguros y Reaseguros S.A. y </w:t>
-      </w:r>
-      <w:proofErr w:type="spellStart"/>
-      <w:r>
-        <w:rPr>
-          <w:rFonts w:ascii="Arial Narrow" w:eastAsia="Arial Narrow" w:hAnsi="Arial Narrow" w:cs="Arial Narrow"/>
-          <w:bCs/>
-        </w:rPr>
-        <w:t>Baukost</w:t>
-      </w:r>
-      <w:proofErr w:type="spellEnd"/>
-      <w:r>
-        <w:rPr>
-          <w:rFonts w:ascii="Arial Narrow" w:eastAsia="Arial Narrow" w:hAnsi="Arial Narrow" w:cs="Arial Narrow"/>
-          <w:bCs/>
-        </w:rPr>
-        <w:t xml:space="preserve"> Ajustadores y Peritos de Seguros S.A.C.</w:t>
-      </w:r>
-      <w:r>
-        <w:rPr>
-          <w:rFonts w:ascii="Arial Narrow" w:eastAsia="Arial Narrow" w:hAnsi="Arial Narrow" w:cs="Arial Narrow"/>
-          <w:color w:val="000000"/>
-          <w:kern w:val="0"/>
-          <w:lang w:eastAsia="es-PE"/>
-          <w14:ligatures w14:val="none"/>
-        </w:rPr>
-        <w:t>, pa</w:t>
-      </w:r>
-      <w:r>
-        <w:rPr>
-          <w:rFonts w:ascii="Arial Narrow" w:eastAsia="Arial Narrow" w:hAnsi="Arial Narrow" w:cs="Arial Narrow"/>
-          <w:color w:val="000000"/>
-          <w:kern w:val="0"/>
-          <w:lang w:eastAsia="es-PE"/>
-          <w14:ligatures w14:val="none"/>
-        </w:rPr>
-        <w:t>ra que, de conformidad con lo dispuesto por el artículo 26</w:t>
-      </w:r>
-      <w:r>
-        <w:rPr>
-          <w:rFonts w:ascii="Arial Narrow" w:eastAsia="Times New Roman" w:hAnsi="Arial Narrow" w:cs="Segoe UI"/>
-          <w:color w:val="000000"/>
-          <w:kern w:val="0"/>
-          <w:lang w:eastAsia="es-PE"/>
-          <w14:ligatures w14:val="none"/>
-        </w:rPr>
-        <w:t/>
-      </w:r>
-      <w:r>
-        <w:rPr>
-          <w:rFonts w:ascii="Arial Narrow" w:eastAsia="Arial Narrow" w:hAnsi="Arial Narrow" w:cs="Arial Narrow"/>
-          <w:color w:val="000000"/>
-          <w:kern w:val="0"/>
-          <w:lang w:eastAsia="es-PE"/>
-          <w14:ligatures w14:val="none"/>
-        </w:rPr>
-        <w:t xml:space="preserve"> de la Ley sobre Facultades, Normas y Organización del Indecopi, aprobada por Decreto Legislativo 807, </w:t>
-      </w:r>
-      <w:r>
-        <w:rPr>
-          <w:rFonts w:ascii="Arial Narrow" w:eastAsia="Arial Narrow" w:hAnsi="Arial Narrow" w:cs="Arial Narrow"/>
-          <w:color w:val="000000"/>
-          <w:kern w:val="0"/>
-          <w:lang w:eastAsia="es-PE"/>
-          <w14:ligatures w14:val="none"/>
-        </w:rPr>
-        <w:t>presenten</w:t>
-      </w:r>
-      <w:r>
-        <w:rPr>
-          <w:rFonts w:ascii="Arial Narrow" w:eastAsia="Arial Narrow" w:hAnsi="Arial Narrow" w:cs="Arial Narrow"/>
-          <w:color w:val="000000"/>
-          <w:kern w:val="0"/>
-          <w:lang w:eastAsia="es-PE"/>
-          <w14:ligatures w14:val="none"/>
-        </w:rPr>
-        <w:t xml:space="preserve"> sus descargos en un plazo no mayor de cinco (5) días hábiles contados desde la notificación. </w:t>
-      </w:r>
-    </w:p>
-    <w:p>
-      <w:pPr>
-        <w:spacing w:after="0" w:line="240" w:lineRule="auto"/>
-        <w:jc w:val="both"/>
-        <w:rPr>
-          <w:rFonts w:ascii="Arial Narrow" w:eastAsia="Arial Narrow" w:hAnsi="Arial Narrow" w:cs="Arial Narrow"/>
-          <w:color w:val="000000"/>
-          <w:kern w:val="0"/>
-          <w:lang w:eastAsia="es-PE"/>
-          <w14:ligatures w14:val="none"/>
-        </w:rPr>
-      </w:pPr>
-    </w:p>
-    <w:p>
-      <w:pPr>
-        <w:spacing w:after="0" w:line="240" w:lineRule="auto"/>
-        <w:jc w:val="both"/>
-        <w:rPr>
-          <w:rFonts w:ascii="Arial Narrow" w:eastAsia="Times New Roman" w:hAnsi="Arial Narrow" w:cs="Arial"/>
-          <w:color w:val="000000"/>
-          <w:kern w:val="0"/>
-          <w:lang w:val="es-ES" w:eastAsia="es-ES"/>
-          <w14:ligatures w14:val="none"/>
-        </w:rPr>
-      </w:pPr>
-      <w:r>
-        <w:rPr>
-          <w:rFonts w:ascii="Arial Narrow" w:eastAsia="Arial Narrow" w:hAnsi="Arial Narrow" w:cs="Arial Narrow"/>
-          <w:b/>
-          <w:color w:val="000000"/>
-          <w:kern w:val="0"/>
-          <w:lang w:eastAsia="es-PE"/>
-          <w14:ligatures w14:val="none"/>
+          <w:rFonts w:ascii="Arial Narrow" w:hAnsi="Arial Narrow" w:cs="Arial Narrow"/>
+          <w:sz w:val="20"/>
+          <w:szCs w:val="20"/>
+        </w:rPr>
+        <w:t xml:space="preserve">correr traslado de la presente resolución a Rímac Seguros y Reaseguros S.A. y Baukost Ajustadores y Peritos de Seguros S.A.C para que, de conformidad con lo dispuesto por el artículo 26° de la Ley sobre Facultades, Normas y Organización del Indecopi, aprobado por Decreto Legislativo N° 8079, presenten sus descargos sobre la imputación de cargos realizada en un plazo no mayor a cinco (5) días hábiles contado a partir del día siguiente de la notificación de la presente resolución, vencido el cual, el Secretario Técnico declarará en rebeldía a los denunciados que no lo hubieran presentado. Debe precisarse que de conformidad con lo establecido por el artículo 223° del Texto Único Ordenado de la Ley N° 27444, Ley del Procedimiento Administrativo General, las alegaciones y los hechos relevantes de la reclamación, salvo que hayan sido específicamente negadas en la contestación, se tendrán por aceptadas o meritadas como ciertas.</w:t>
+      </w:r>
+    </w:p>
+    <w:p ns2:paraId="2F1C55D7" ns2:textId="77777777">
+      <w:pPr>
+        <w:spacing w:after="0" w:line="240" w:lineRule="auto"/>
+        <w:jc w:val="both"/>
+        <w:rPr>
+          <w:rFonts w:ascii="Arial Narrow" w:eastAsia="Arial Narrow" w:hAnsi="Arial Narrow" w:cs="Arial Narrow"/>
+          <w:color w:val="000000"/>
+          <w:kern w:val="0"/>
+          <w:lang w:eastAsia="es-PE"/>
+          <ns2:ligatures ns2:val="none"/>
+        </w:rPr>
+      </w:pPr>
+    </w:p>
+    <w:p ns2:paraId="6D15F6EA" ns2:textId="4673E2D2">
+      <w:pPr>
+        <w:spacing w:after="0" w:line="240" w:lineRule="auto"/>
+        <w:jc w:val="both"/>
+        <w:rPr>
+          <w:rFonts w:ascii="Arial Narrow" w:eastAsia="Times New Roman" w:hAnsi="Arial Narrow" w:cs="Arial"/>
+          <w:color w:val="000000"/>
+          <w:kern w:val="0"/>
+          <w:lang w:val="es-ES" w:eastAsia="es-ES"/>
+          <ns2:ligatures ns2:val="none"/>
+        </w:rPr>
+      </w:pPr>
+      <w:r>
+        <w:rPr>
+          <w:rFonts w:ascii="Arial Narrow" w:eastAsia="Arial Narrow" w:hAnsi="Arial Narrow" w:cs="Arial Narrow"/>
+          <w:b/>
+          <w:color w:val="000000"/>
+          <w:kern w:val="0"/>
+          <w:lang w:eastAsia="es-PE"/>
+          <ns2:ligatures ns2:val="none"/>
         </w:rPr>
         <w:t xml:space="preserve">QUINTO: </w:t>
       </w:r>
@@ -5705,7 +5570,7 @@
           <w:color w:val="000000"/>
           <w:kern w:val="0"/>
           <w:lang w:eastAsia="es-ES"/>
-          <w14:ligatures w14:val="none"/>
+          <ns2:ligatures ns2:val="none"/>
         </w:rPr>
         <w:t xml:space="preserve">requerir </w:t>
       </w:r>
@@ -5715,7 +5580,7 @@
           <w:color w:val="000000"/>
           <w:kern w:val="0"/>
           <w:lang w:val="es-ES" w:eastAsia="es-ES"/>
-          <w14:ligatures w14:val="none"/>
+          <ns2:ligatures ns2:val="none"/>
         </w:rPr>
         <w:t xml:space="preserve">que, en un </w:t>
       </w:r>
@@ -5725,7 +5590,7 @@
           <w:color w:val="000000"/>
           <w:kern w:val="0"/>
           <w:lang w:eastAsia="es-ES"/>
-          <w14:ligatures w14:val="none"/>
+          <ns2:ligatures ns2:val="none"/>
         </w:rPr>
         <w:t>plazo no mayor de cinco (5) días hábiles contado a partir del día siguiente de la notificación de la presente resolución</w:t>
       </w:r>
@@ -5736,7 +5601,7 @@
           <w:color w:val="000000"/>
           <w:kern w:val="0"/>
           <w:lang w:eastAsia="es-ES"/>
-          <w14:ligatures w14:val="none"/>
+          <ns2:ligatures ns2:val="none"/>
         </w:rPr>
         <w:t xml:space="preserve">, </w:t>
       </w:r>
@@ -5747,7 +5612,7 @@
           <w:bCs/>
           <w:spacing w:val="-3"/>
           <w:kern w:val="0"/>
-          <w14:ligatures w14:val="none"/>
+          <ns2:ligatures ns2:val="none"/>
         </w:rPr>
         <w:t>Rímac Seguros y Reaseguros S.A.</w:t>
       </w:r>
@@ -5757,7 +5622,7 @@
           <w:color w:val="000000"/>
           <w:kern w:val="0"/>
           <w:lang w:eastAsia="es-ES"/>
-          <w14:ligatures w14:val="none"/>
+          <ns2:ligatures ns2:val="none"/>
         </w:rPr>
         <w:t xml:space="preserve">, </w:t>
       </w:r>
@@ -5768,7 +5633,7 @@
           <w:color w:val="000000"/>
           <w:kern w:val="0"/>
           <w:lang w:val="es-ES" w:eastAsia="es-ES"/>
-          <w14:ligatures w14:val="none"/>
+          <ns2:ligatures ns2:val="none"/>
         </w:rPr>
         <w:t>cumpla</w:t>
       </w:r>
@@ -5778,7 +5643,7 @@
           <w:color w:val="000000"/>
           <w:kern w:val="0"/>
           <w:lang w:val="es-ES" w:eastAsia="es-ES"/>
-          <w14:ligatures w14:val="none"/>
+          <ns2:ligatures ns2:val="none"/>
         </w:rPr>
         <w:t xml:space="preserve"> con: </w:t>
       </w:r>
@@ -5788,7 +5653,7 @@
           <w:color w:val="000000"/>
           <w:kern w:val="0"/>
           <w:lang w:val="es-ES" w:eastAsia="es-ES"/>
-          <w14:ligatures w14:val="none"/>
+          <ns2:ligatures ns2:val="none"/>
         </w:rPr>
         <w:t xml:space="preserve">(i) presentar una copia debidamente suscrita de la </w:t>
       </w:r>
@@ -5798,7 +5663,7 @@
           <w:color w:val="000000"/>
           <w:kern w:val="0"/>
           <w:lang w:eastAsia="es-ES"/>
-          <w14:ligatures w14:val="none"/>
+          <ns2:ligatures ns2:val="none"/>
         </w:rPr>
         <w:t>Póliza Domiciliari</w:t>
       </w:r>
@@ -5808,7 +5673,7 @@
           <w:color w:val="000000"/>
           <w:kern w:val="0"/>
           <w:lang w:eastAsia="es-ES"/>
-          <w14:ligatures w14:val="none"/>
+          <ns2:ligatures ns2:val="none"/>
         </w:rPr>
         <w:t>a</w:t>
       </w:r>
@@ -5818,7 +5683,7 @@
           <w:color w:val="000000"/>
           <w:kern w:val="0"/>
           <w:lang w:eastAsia="es-ES"/>
-          <w14:ligatures w14:val="none"/>
+          <ns2:ligatures ns2:val="none"/>
         </w:rPr>
         <w:t xml:space="preserve"> </w:t>
       </w:r>
@@ -5828,7 +5693,7 @@
           <w:color w:val="000000"/>
           <w:kern w:val="0"/>
           <w:lang w:eastAsia="es-ES"/>
-          <w14:ligatures w14:val="none"/>
+          <ns2:ligatures ns2:val="none"/>
         </w:rPr>
         <w:t xml:space="preserve">1416-20015 </w:t>
       </w:r>
@@ -5838,7 +5703,7 @@
           <w:color w:val="000000"/>
           <w:kern w:val="0"/>
           <w:lang w:val="es-ES" w:eastAsia="es-ES"/>
-          <w14:ligatures w14:val="none"/>
+          <ns2:ligatures ns2:val="none"/>
         </w:rPr>
         <w:t>materia de denuncia, así como el cargo de remisión de la póliza; (</w:t>
       </w:r>
@@ -5849,7 +5714,7 @@
           <w:color w:val="000000"/>
           <w:kern w:val="0"/>
           <w:lang w:val="es-ES" w:eastAsia="es-ES"/>
-          <w14:ligatures w14:val="none"/>
+          <ns2:ligatures ns2:val="none"/>
         </w:rPr>
         <w:t>ii</w:t>
       </w:r>
@@ -5860,7 +5725,7 @@
           <w:color w:val="000000"/>
           <w:kern w:val="0"/>
           <w:lang w:val="es-ES" w:eastAsia="es-ES"/>
-          <w14:ligatures w14:val="none"/>
+          <ns2:ligatures ns2:val="none"/>
         </w:rPr>
         <w:t xml:space="preserve">) presentar copia de la liquidación del </w:t>
       </w:r>
@@ -5870,7 +5735,7 @@
           <w:color w:val="000000"/>
           <w:kern w:val="0"/>
           <w:lang w:val="es-ES" w:eastAsia="es-ES"/>
-          <w14:ligatures w14:val="none"/>
+          <ns2:ligatures ns2:val="none"/>
         </w:rPr>
         <w:t xml:space="preserve">siniestro ocurrido el </w:t>
       </w:r>
@@ -5880,7 +5745,7 @@
           <w:color w:val="000000"/>
           <w:kern w:val="0"/>
           <w:lang w:eastAsia="es-ES"/>
-          <w14:ligatures w14:val="none"/>
+          <ns2:ligatures ns2:val="none"/>
         </w:rPr>
         <w:t>15 de junio de 2025</w:t>
       </w:r>
@@ -5890,7 +5755,7 @@
           <w:color w:val="000000"/>
           <w:kern w:val="0"/>
           <w:lang w:val="es-ES" w:eastAsia="es-ES"/>
-          <w14:ligatures w14:val="none"/>
+          <ns2:ligatures ns2:val="none"/>
         </w:rPr>
         <w:t xml:space="preserve"> en virtud de la cobertura de la </w:t>
       </w:r>
@@ -5900,7 +5765,7 @@
           <w:color w:val="000000"/>
           <w:kern w:val="0"/>
           <w:lang w:eastAsia="es-ES"/>
-          <w14:ligatures w14:val="none"/>
+          <ns2:ligatures ns2:val="none"/>
         </w:rPr>
         <w:t>Póliza Domiciliari</w:t>
       </w:r>
@@ -5910,7 +5775,7 @@
           <w:color w:val="000000"/>
           <w:kern w:val="0"/>
           <w:lang w:eastAsia="es-ES"/>
-          <w14:ligatures w14:val="none"/>
+          <ns2:ligatures ns2:val="none"/>
         </w:rPr>
         <w:t>a</w:t>
       </w:r>
@@ -5920,7 +5785,7 @@
           <w:color w:val="000000"/>
           <w:kern w:val="0"/>
           <w:lang w:eastAsia="es-ES"/>
-          <w14:ligatures w14:val="none"/>
+          <ns2:ligatures ns2:val="none"/>
         </w:rPr>
         <w:t xml:space="preserve"> </w:t>
       </w:r>
@@ -5930,7 +5795,7 @@
           <w:color w:val="000000"/>
           <w:kern w:val="0"/>
           <w:lang w:eastAsia="es-ES"/>
-          <w14:ligatures w14:val="none"/>
+          <ns2:ligatures ns2:val="none"/>
         </w:rPr>
         <w:t>1416-20015</w:t>
       </w:r>
@@ -5940,7 +5805,7 @@
           <w:color w:val="000000"/>
           <w:kern w:val="0"/>
           <w:lang w:val="es-ES" w:eastAsia="es-ES"/>
-          <w14:ligatures w14:val="none"/>
+          <ns2:ligatures ns2:val="none"/>
         </w:rPr>
         <w:t>; y, (iii) presentar una copia de todas las comunicaciones cursadas con la denunciante en virtud de los hechos materia de denuncia</w:t>
       </w:r>
@@ -5950,7 +5815,7 @@
           <w:color w:val="000000"/>
           <w:kern w:val="0"/>
           <w:lang w:val="es-ES" w:eastAsia="es-ES"/>
-          <w14:ligatures w14:val="none"/>
+          <ns2:ligatures ns2:val="none"/>
         </w:rPr>
         <w:t>.</w:t>
       </w:r>
@@ -5960,44 +5825,44 @@
           <w:color w:val="000000"/>
           <w:kern w:val="0"/>
           <w:lang w:val="es-ES" w:eastAsia="es-ES"/>
-          <w14:ligatures w14:val="none"/>
+          <ns2:ligatures ns2:val="none"/>
         </w:rPr>
         <w:t xml:space="preserve"> </w:t>
       </w:r>
     </w:p>
-    <w:p>
-      <w:pPr>
-        <w:spacing w:after="0" w:line="240" w:lineRule="auto"/>
-        <w:jc w:val="both"/>
-        <w:rPr>
-          <w:rFonts w:ascii="Arial Narrow" w:eastAsia="Times New Roman" w:hAnsi="Arial Narrow" w:cs="Arial"/>
-          <w:color w:val="000000"/>
-          <w:kern w:val="0"/>
-          <w:lang w:val="es-ES" w:eastAsia="es-ES"/>
-          <w14:ligatures w14:val="none"/>
-        </w:rPr>
-      </w:pPr>
-    </w:p>
-    <w:p>
-      <w:pPr>
-        <w:spacing w:after="0" w:line="240" w:lineRule="auto"/>
-        <w:jc w:val="both"/>
-        <w:rPr>
-          <w:rFonts w:ascii="Arial Narrow" w:eastAsia="Times New Roman" w:hAnsi="Arial Narrow" w:cs="Arial"/>
-          <w:color w:val="000000"/>
-          <w:kern w:val="0"/>
-          <w:lang w:val="es-ES" w:eastAsia="es-ES"/>
-          <w14:ligatures w14:val="none"/>
-        </w:rPr>
-      </w:pPr>
-      <w:r>
-        <w:rPr>
-          <w:rFonts w:ascii="Arial Narrow" w:eastAsia="Arial Narrow" w:hAnsi="Arial Narrow" w:cs="Arial Narrow"/>
-          <w:b/>
-          <w:color w:val="000000"/>
-          <w:kern w:val="0"/>
-          <w:lang w:eastAsia="es-PE"/>
-          <w14:ligatures w14:val="none"/>
+    <w:p ns2:paraId="7EAE58BA" ns2:textId="77777777">
+      <w:pPr>
+        <w:spacing w:after="0" w:line="240" w:lineRule="auto"/>
+        <w:jc w:val="both"/>
+        <w:rPr>
+          <w:rFonts w:ascii="Arial Narrow" w:eastAsia="Times New Roman" w:hAnsi="Arial Narrow" w:cs="Arial"/>
+          <w:color w:val="000000"/>
+          <w:kern w:val="0"/>
+          <w:lang w:val="es-ES" w:eastAsia="es-ES"/>
+          <ns2:ligatures ns2:val="none"/>
+        </w:rPr>
+      </w:pPr>
+    </w:p>
+    <w:p ns2:paraId="018EE32A" ns2:textId="6F790AC6">
+      <w:pPr>
+        <w:spacing w:after="0" w:line="240" w:lineRule="auto"/>
+        <w:jc w:val="both"/>
+        <w:rPr>
+          <w:rFonts w:ascii="Arial Narrow" w:eastAsia="Times New Roman" w:hAnsi="Arial Narrow" w:cs="Arial"/>
+          <w:color w:val="000000"/>
+          <w:kern w:val="0"/>
+          <w:lang w:val="es-ES" w:eastAsia="es-ES"/>
+          <ns2:ligatures ns2:val="none"/>
+        </w:rPr>
+      </w:pPr>
+      <w:r>
+        <w:rPr>
+          <w:rFonts w:ascii="Arial Narrow" w:eastAsia="Arial Narrow" w:hAnsi="Arial Narrow" w:cs="Arial Narrow"/>
+          <w:b/>
+          <w:color w:val="000000"/>
+          <w:kern w:val="0"/>
+          <w:lang w:eastAsia="es-PE"/>
+          <ns2:ligatures ns2:val="none"/>
         </w:rPr>
         <w:t xml:space="preserve">SEXTO: </w:t>
       </w:r>
@@ -6007,7 +5872,7 @@
           <w:color w:val="000000"/>
           <w:kern w:val="0"/>
           <w:lang w:eastAsia="es-ES"/>
-          <w14:ligatures w14:val="none"/>
+          <ns2:ligatures ns2:val="none"/>
         </w:rPr>
         <w:t xml:space="preserve">requerir </w:t>
       </w:r>
@@ -6017,7 +5882,7 @@
           <w:color w:val="000000"/>
           <w:kern w:val="0"/>
           <w:lang w:val="es-ES" w:eastAsia="es-ES"/>
-          <w14:ligatures w14:val="none"/>
+          <ns2:ligatures ns2:val="none"/>
         </w:rPr>
         <w:t xml:space="preserve">que, en un </w:t>
       </w:r>
@@ -6027,7 +5892,7 @@
           <w:color w:val="000000"/>
           <w:kern w:val="0"/>
           <w:lang w:eastAsia="es-ES"/>
-          <w14:ligatures w14:val="none"/>
+          <ns2:ligatures ns2:val="none"/>
         </w:rPr>
         <w:t xml:space="preserve">plazo no mayor de cinco (5) días hábiles contado a partir del día siguiente de la notificación de la presente resolución, </w:t>
       </w:r>
@@ -6039,7 +5904,7 @@
           <w:kern w:val="0"/>
           <w:shd w:val="clear" w:color="auto" w:fill="FFFFFF"/>
           <w:lang w:eastAsia="es-PE"/>
-          <w14:ligatures w14:val="none"/>
+          <ns2:ligatures ns2:val="none"/>
         </w:rPr>
         <w:t>Baukost</w:t>
       </w:r>
@@ -6051,7 +5916,7 @@
           <w:kern w:val="0"/>
           <w:shd w:val="clear" w:color="auto" w:fill="FFFFFF"/>
           <w:lang w:eastAsia="es-PE"/>
-          <w14:ligatures w14:val="none"/>
+          <ns2:ligatures ns2:val="none"/>
         </w:rPr>
         <w:t xml:space="preserve"> Ajustadores y Peritos de Seguros S.A.C.</w:t>
       </w:r>
@@ -6061,7 +5926,7 @@
           <w:color w:val="000000"/>
           <w:kern w:val="0"/>
           <w:lang w:eastAsia="es-ES"/>
-          <w14:ligatures w14:val="none"/>
+          <ns2:ligatures ns2:val="none"/>
         </w:rPr>
         <w:t xml:space="preserve">, </w:t>
       </w:r>
@@ -6071,7 +5936,7 @@
           <w:color w:val="000000"/>
           <w:kern w:val="0"/>
           <w:lang w:val="es-ES" w:eastAsia="es-ES"/>
-          <w14:ligatures w14:val="none"/>
+          <ns2:ligatures ns2:val="none"/>
         </w:rPr>
         <w:t xml:space="preserve">cumpla con: </w:t>
       </w:r>
@@ -6081,7 +5946,7 @@
           <w:color w:val="000000"/>
           <w:kern w:val="0"/>
           <w:lang w:val="es-ES" w:eastAsia="es-ES"/>
-          <w14:ligatures w14:val="none"/>
+          <ns2:ligatures ns2:val="none"/>
         </w:rPr>
         <w:t xml:space="preserve">(i) presentar los medios probatorios que acrediten que realizó un adecuado ajuste técnico integral del </w:t>
       </w:r>
@@ -6091,7 +5956,7 @@
           <w:color w:val="000000"/>
           <w:kern w:val="0"/>
           <w:lang w:val="es-ES" w:eastAsia="es-ES"/>
-          <w14:ligatures w14:val="none"/>
+          <ns2:ligatures ns2:val="none"/>
         </w:rPr>
         <w:t xml:space="preserve">siniestro ocurrido el </w:t>
       </w:r>
@@ -6101,7 +5966,7 @@
           <w:color w:val="000000"/>
           <w:kern w:val="0"/>
           <w:lang w:eastAsia="es-ES"/>
-          <w14:ligatures w14:val="none"/>
+          <ns2:ligatures ns2:val="none"/>
         </w:rPr>
         <w:t>15 de junio de 2025</w:t>
       </w:r>
@@ -6111,7 +5976,7 @@
           <w:color w:val="000000"/>
           <w:kern w:val="0"/>
           <w:lang w:val="es-ES" w:eastAsia="es-ES"/>
-          <w14:ligatures w14:val="none"/>
+          <ns2:ligatures ns2:val="none"/>
         </w:rPr>
         <w:t xml:space="preserve">, debidamente motivado, basado en la correcta identificación del inmueble asegurado y la suma asegurada de la </w:t>
       </w:r>
@@ -6121,7 +5986,7 @@
           <w:color w:val="000000"/>
           <w:kern w:val="0"/>
           <w:lang w:eastAsia="es-ES"/>
-          <w14:ligatures w14:val="none"/>
+          <ns2:ligatures ns2:val="none"/>
         </w:rPr>
         <w:t>Póliza Domiciliari</w:t>
       </w:r>
@@ -6131,7 +5996,7 @@
           <w:color w:val="000000"/>
           <w:kern w:val="0"/>
           <w:lang w:eastAsia="es-ES"/>
-          <w14:ligatures w14:val="none"/>
+          <ns2:ligatures ns2:val="none"/>
         </w:rPr>
         <w:t>a</w:t>
       </w:r>
@@ -6141,7 +6006,7 @@
           <w:color w:val="000000"/>
           <w:kern w:val="0"/>
           <w:lang w:eastAsia="es-ES"/>
-          <w14:ligatures w14:val="none"/>
+          <ns2:ligatures ns2:val="none"/>
         </w:rPr>
         <w:t xml:space="preserve"> </w:t>
       </w:r>
@@ -6151,7 +6016,7 @@
           <w:color w:val="000000"/>
           <w:kern w:val="0"/>
           <w:lang w:eastAsia="es-ES"/>
-          <w14:ligatures w14:val="none"/>
+          <ns2:ligatures ns2:val="none"/>
         </w:rPr>
         <w:t>1416-20015</w:t>
       </w:r>
@@ -6161,7 +6026,7 @@
           <w:color w:val="000000"/>
           <w:kern w:val="0"/>
           <w:lang w:val="es-ES" w:eastAsia="es-ES"/>
-          <w14:ligatures w14:val="none"/>
+          <ns2:ligatures ns2:val="none"/>
         </w:rPr>
         <w:t>; y, (</w:t>
       </w:r>
@@ -6172,7 +6037,7 @@
           <w:color w:val="000000"/>
           <w:kern w:val="0"/>
           <w:lang w:val="es-ES" w:eastAsia="es-ES"/>
-          <w14:ligatures w14:val="none"/>
+          <ns2:ligatures ns2:val="none"/>
         </w:rPr>
         <w:t>ii</w:t>
       </w:r>
@@ -6183,7 +6048,7 @@
           <w:color w:val="000000"/>
           <w:kern w:val="0"/>
           <w:lang w:val="es-ES" w:eastAsia="es-ES"/>
-          <w14:ligatures w14:val="none"/>
+          <ns2:ligatures ns2:val="none"/>
         </w:rPr>
         <w:t>) presentar todas las comunicaciones cursadas con la parte denunciante en virtud de los hechos materia de denuncia.</w:t>
       </w:r>
@@ -6193,12 +6058,12 @@
           <w:color w:val="000000"/>
           <w:kern w:val="0"/>
           <w:lang w:val="es-ES" w:eastAsia="es-ES"/>
-          <w14:ligatures w14:val="none"/>
+          <ns2:ligatures ns2:val="none"/>
         </w:rPr>
         <w:t xml:space="preserve"> </w:t>
       </w:r>
     </w:p>
-    <w:p>
+    <w:p ns2:paraId="61AD8504" ns2:textId="77777777">
       <w:pPr>
         <w:spacing w:after="0" w:line="240" w:lineRule="auto"/>
         <w:jc w:val="both"/>
@@ -6208,30 +6073,30 @@
           <w:color w:val="000000"/>
           <w:kern w:val="0"/>
           <w:lang w:val="es-ES" w:eastAsia="es-PE"/>
-          <w14:ligatures w14:val="none"/>
-        </w:rPr>
-      </w:pPr>
-    </w:p>
-    <w:p>
-      <w:pPr>
-        <w:spacing w:after="0" w:line="240" w:lineRule="auto"/>
-        <w:jc w:val="both"/>
-        <w:rPr>
-          <w:rFonts w:ascii="Arial Narrow" w:eastAsia="Arial Narrow" w:hAnsi="Arial Narrow" w:cs="Arial Narrow"/>
-          <w:color w:val="000000"/>
-          <w:kern w:val="0"/>
-          <w:lang w:eastAsia="es-PE"/>
-          <w14:ligatures w14:val="none"/>
-        </w:rPr>
-      </w:pPr>
-      <w:r>
-        <w:rPr>
-          <w:rFonts w:ascii="Arial Narrow" w:eastAsia="Arial Narrow" w:hAnsi="Arial Narrow" w:cs="Arial Narrow"/>
-          <w:b/>
-          <w:color w:val="000000"/>
-          <w:kern w:val="0"/>
-          <w:lang w:eastAsia="es-PE"/>
-          <w14:ligatures w14:val="none"/>
+          <ns2:ligatures ns2:val="none"/>
+        </w:rPr>
+      </w:pPr>
+    </w:p>
+    <w:p ns2:paraId="7A5236A4" ns2:textId="4E0C358C">
+      <w:pPr>
+        <w:spacing w:after="0" w:line="240" w:lineRule="auto"/>
+        <w:jc w:val="both"/>
+        <w:rPr>
+          <w:rFonts w:ascii="Arial Narrow" w:eastAsia="Arial Narrow" w:hAnsi="Arial Narrow" w:cs="Arial Narrow"/>
+          <w:color w:val="000000"/>
+          <w:kern w:val="0"/>
+          <w:lang w:eastAsia="es-PE"/>
+          <ns2:ligatures ns2:val="none"/>
+        </w:rPr>
+      </w:pPr>
+      <w:r>
+        <w:rPr>
+          <w:rFonts w:ascii="Arial Narrow" w:eastAsia="Arial Narrow" w:hAnsi="Arial Narrow" w:cs="Arial Narrow"/>
+          <w:b/>
+          <w:color w:val="000000"/>
+          <w:kern w:val="0"/>
+          <w:lang w:eastAsia="es-PE"/>
+          <ns2:ligatures ns2:val="none"/>
         </w:rPr>
         <w:t>SÉTIMO:</w:t>
       </w:r>
@@ -6241,7 +6106,7 @@
           <w:color w:val="000000"/>
           <w:kern w:val="0"/>
           <w:lang w:eastAsia="es-PE"/>
-          <w14:ligatures w14:val="none"/>
+          <ns2:ligatures ns2:val="none"/>
         </w:rPr>
         <w:t xml:space="preserve"> </w:t>
       </w:r>
@@ -6252,7 +6117,7 @@
           <w:color w:val="000000"/>
           <w:kern w:val="0"/>
           <w:lang w:eastAsia="es-PE"/>
-          <w14:ligatures w14:val="none"/>
+          <ns2:ligatures ns2:val="none"/>
         </w:rPr>
         <w:t>informar a las partes que el artículo 110</w:t>
       </w:r>
@@ -6262,7 +6127,7 @@
           <w:color w:val="000000"/>
           <w:kern w:val="0"/>
           <w:lang w:eastAsia="es-PE"/>
-          <w14:ligatures w14:val="none"/>
+          <ns2:ligatures ns2:val="none"/>
         </w:rPr>
         <w:t/>
       </w:r>
@@ -6272,7 +6137,7 @@
           <w:color w:val="000000"/>
           <w:kern w:val="0"/>
           <w:lang w:eastAsia="es-PE"/>
-          <w14:ligatures w14:val="none"/>
+          <ns2:ligatures ns2:val="none"/>
         </w:rPr>
         <w:t xml:space="preserve"> de la Ley 29571, Código de Protección y Defensa del Consumidor</w:t>
       </w:r>
@@ -6284,7 +6149,7 @@
           <w:kern w:val="0"/>
           <w:vertAlign w:val="superscript"/>
           <w:lang w:eastAsia="es-PE"/>
-          <w14:ligatures w14:val="none"/>
+          <ns2:ligatures ns2:val="none"/>
         </w:rPr>
         <w:footnoteReference w:id="9"/>
       </w:r>
@@ -6294,7 +6159,7 @@
           <w:color w:val="000000"/>
           <w:kern w:val="0"/>
           <w:lang w:eastAsia="es-PE"/>
-          <w14:ligatures w14:val="none"/>
+          <ns2:ligatures ns2:val="none"/>
         </w:rPr>
         <w:t>, faculta a la Comisión a calificar las infracciones de la referida norma como leves, graves o muy graves e imponer sanciones que van desde una amonestación hasta una multa por un máximo de 450 Unidades Impositivas Tributarias, sin perjuicio de las medidas correctivas, reparadoras y complementarias, que puedan ordenarse de acuerdo a lo estipulado en los artículos 114</w:t>
       </w:r>
@@ -6304,7 +6169,7 @@
           <w:color w:val="000000"/>
           <w:kern w:val="0"/>
           <w:lang w:eastAsia="es-PE"/>
-          <w14:ligatures w14:val="none"/>
+          <ns2:ligatures ns2:val="none"/>
         </w:rPr>
         <w:t/>
       </w:r>
@@ -6314,7 +6179,7 @@
           <w:color w:val="000000"/>
           <w:kern w:val="0"/>
           <w:lang w:eastAsia="es-PE"/>
-          <w14:ligatures w14:val="none"/>
+          <ns2:ligatures ns2:val="none"/>
         </w:rPr>
         <w:t>, 115</w:t>
       </w:r>
@@ -6324,7 +6189,7 @@
           <w:color w:val="000000"/>
           <w:kern w:val="0"/>
           <w:lang w:eastAsia="es-PE"/>
-          <w14:ligatures w14:val="none"/>
+          <ns2:ligatures ns2:val="none"/>
         </w:rPr>
         <w:t/>
       </w:r>
@@ -6334,7 +6199,7 @@
           <w:color w:val="000000"/>
           <w:kern w:val="0"/>
           <w:lang w:eastAsia="es-PE"/>
-          <w14:ligatures w14:val="none"/>
+          <ns2:ligatures ns2:val="none"/>
         </w:rPr>
         <w:t xml:space="preserve"> y 116</w:t>
       </w:r>
@@ -6344,7 +6209,7 @@
           <w:color w:val="000000"/>
           <w:kern w:val="0"/>
           <w:lang w:eastAsia="es-PE"/>
-          <w14:ligatures w14:val="none"/>
+          <ns2:ligatures ns2:val="none"/>
         </w:rPr>
         <w:t/>
       </w:r>
@@ -6354,7 +6219,7 @@
           <w:color w:val="000000"/>
           <w:kern w:val="0"/>
           <w:lang w:eastAsia="es-PE"/>
-          <w14:ligatures w14:val="none"/>
+          <ns2:ligatures ns2:val="none"/>
         </w:rPr>
         <w:t xml:space="preserve"> de la referida norma</w:t>
       </w:r>
@@ -6366,7 +6231,7 @@
           <w:kern w:val="0"/>
           <w:vertAlign w:val="superscript"/>
           <w:lang w:eastAsia="es-PE"/>
-          <w14:ligatures w14:val="none"/>
+          <ns2:ligatures ns2:val="none"/>
         </w:rPr>
         <w:footnoteReference w:id="10"/>
       </w:r>
@@ -6376,7 +6241,7 @@
           <w:color w:val="000000"/>
           <w:kern w:val="0"/>
           <w:lang w:eastAsia="es-PE"/>
-          <w14:ligatures w14:val="none"/>
+          <ns2:ligatures ns2:val="none"/>
         </w:rPr>
         <w:t xml:space="preserve">. </w:t>
       </w:r>
@@ -6387,7 +6252,7 @@
           <w:color w:val="000000"/>
           <w:kern w:val="0"/>
           <w:lang w:eastAsia="es-PE"/>
-          <w14:ligatures w14:val="none"/>
+          <ns2:ligatures ns2:val="none"/>
         </w:rPr>
         <w:lastRenderedPageBreak/>
         <w:t>Asimismo, se consideran circunstancias atenuantes para la graduación de la sanción, el allanamiento de la denuncia o el reconocimiento de las pretensiones en ella contenidas, de acuerdo con el artículo 112</w:t>
@@ -6398,7 +6263,7 @@
           <w:color w:val="000000"/>
           <w:kern w:val="0"/>
           <w:lang w:eastAsia="es-PE"/>
-          <w14:ligatures w14:val="none"/>
+          <ns2:ligatures ns2:val="none"/>
         </w:rPr>
         <w:t/>
       </w:r>
@@ -6408,7 +6273,7 @@
           <w:color w:val="000000"/>
           <w:kern w:val="0"/>
           <w:lang w:eastAsia="es-PE"/>
-          <w14:ligatures w14:val="none"/>
+          <ns2:ligatures ns2:val="none"/>
         </w:rPr>
         <w:t xml:space="preserve"> del Código</w:t>
       </w:r>
@@ -6420,7 +6285,7 @@
           <w:kern w:val="0"/>
           <w:vertAlign w:val="superscript"/>
           <w:lang w:eastAsia="es-PE"/>
-          <w14:ligatures w14:val="none"/>
+          <ns2:ligatures ns2:val="none"/>
         </w:rPr>
         <w:footnoteReference w:id="11"/>
       </w:r>
@@ -6430,12 +6295,12 @@
           <w:color w:val="000000"/>
           <w:kern w:val="0"/>
           <w:lang w:eastAsia="es-PE"/>
-          <w14:ligatures w14:val="none"/>
+          <ns2:ligatures ns2:val="none"/>
         </w:rPr>
         <w:t>.</w:t>
       </w:r>
     </w:p>
-    <w:p>
+    <w:p ns2:paraId="3F071DDA" ns2:textId="77777777">
       <w:pPr>
         <w:shd w:val="clear" w:color="auto" w:fill="FFFFFF"/>
         <w:spacing w:after="0" w:line="240" w:lineRule="auto"/>
@@ -6445,7 +6310,7 @@
           <w:color w:val="000000"/>
           <w:kern w:val="0"/>
           <w:lang w:eastAsia="es-PE"/>
-          <w14:ligatures w14:val="none"/>
+          <ns2:ligatures ns2:val="none"/>
         </w:rPr>
       </w:pPr>
       <w:r>
@@ -6454,7 +6319,7 @@
           <w:b/>
           <w:bCs/>
           <w:kern w:val="0"/>
-          <w14:ligatures w14:val="none"/>
+          <ns2:ligatures ns2:val="none"/>
         </w:rPr>
         <w:t>OCTAVO</w:t>
       </w:r>
@@ -6465,7 +6330,7 @@
           <w:color w:val="000000"/>
           <w:kern w:val="0"/>
           <w:lang w:eastAsia="es-PE"/>
-          <w14:ligatures w14:val="none"/>
+          <ns2:ligatures ns2:val="none"/>
         </w:rPr>
         <w:t>:</w:t>
       </w:r>
@@ -6475,7 +6340,7 @@
           <w:color w:val="000000"/>
           <w:kern w:val="0"/>
           <w:lang w:eastAsia="es-PE"/>
-          <w14:ligatures w14:val="none"/>
+          <ns2:ligatures ns2:val="none"/>
         </w:rPr>
         <w:t xml:space="preserve"> informar a las partes que conforme a lo establecido en el artículo 39</w:t>
       </w:r>
@@ -6485,7 +6350,7 @@
           <w:color w:val="000000"/>
           <w:kern w:val="0"/>
           <w:lang w:eastAsia="es-PE"/>
-          <w14:ligatures w14:val="none"/>
+          <ns2:ligatures ns2:val="none"/>
         </w:rPr>
         <w:t/>
       </w:r>
@@ -6495,7 +6360,7 @@
           <w:color w:val="000000"/>
           <w:kern w:val="0"/>
           <w:lang w:eastAsia="es-PE"/>
-          <w14:ligatures w14:val="none"/>
+          <ns2:ligatures ns2:val="none"/>
         </w:rPr>
         <w:t xml:space="preserve"> de la Ley sobre Facultades, Normas y Organización del Indecopi, aprobada por Decreto Legislativo 807, los gastos por los peritajes </w:t>
       </w:r>
@@ -6505,13 +6370,13 @@
           <w:color w:val="000000"/>
           <w:kern w:val="0"/>
           <w:lang w:eastAsia="es-PE"/>
-          <w14:ligatures w14:val="none"/>
+          <ns2:ligatures ns2:val="none"/>
         </w:rPr>
         <w:lastRenderedPageBreak/>
         <w:t xml:space="preserve">realizados, actuación de pruebas, inspecciones y otros derivados de la tramitación del proceso serán de cargo de la parte que solicita la prueba, salvo pacto en contrario. En todos los casos, la resolución final determinará si los gastos deben ser asumidos por alguna de las partes, o reembolsados a la otra parte o al Indecopi, según sea el caso, de manera adicional a la sanción que haya podido imponerse. </w:t>
       </w:r>
     </w:p>
-    <w:p>
+    <w:p ns2:paraId="0F10F9CF" ns2:textId="77777777">
       <w:pPr>
         <w:shd w:val="clear" w:color="auto" w:fill="FFFFFF"/>
         <w:spacing w:after="0" w:line="240" w:lineRule="auto"/>
@@ -6521,11 +6386,11 @@
           <w:color w:val="000000"/>
           <w:kern w:val="0"/>
           <w:lang w:eastAsia="es-PE"/>
-          <w14:ligatures w14:val="none"/>
-        </w:rPr>
-      </w:pPr>
-    </w:p>
-    <w:p>
+          <ns2:ligatures ns2:val="none"/>
+        </w:rPr>
+      </w:pPr>
+    </w:p>
+    <w:p ns2:paraId="194C23DD" ns2:textId="77777777">
       <w:pPr>
         <w:suppressAutoHyphens/>
         <w:spacing w:after="0" w:line="240" w:lineRule="auto"/>
@@ -6534,7 +6399,7 @@
           <w:rFonts w:ascii="Arial Narrow" w:eastAsia="Calibri" w:hAnsi="Arial Narrow" w:cs="Arial"/>
           <w:kern w:val="0"/>
           <w:u w:val="single"/>
-          <w14:ligatures w14:val="none"/>
+          <ns2:ligatures ns2:val="none"/>
         </w:rPr>
       </w:pPr>
       <w:r>
@@ -6544,7 +6409,7 @@
           <w:color w:val="000000"/>
           <w:kern w:val="0"/>
           <w:lang w:eastAsia="es-PE"/>
-          <w14:ligatures w14:val="none"/>
+          <ns2:ligatures ns2:val="none"/>
         </w:rPr>
         <w:t>NOVENO</w:t>
       </w:r>
@@ -6553,7 +6418,7 @@
           <w:rFonts w:ascii="Arial Narrow" w:eastAsia="Calibri" w:hAnsi="Arial Narrow" w:cs="Arial"/>
           <w:b/>
           <w:kern w:val="0"/>
-          <w14:ligatures w14:val="none"/>
+          <ns2:ligatures ns2:val="none"/>
         </w:rPr>
         <w:t>:</w:t>
       </w:r>
@@ -6561,7 +6426,7 @@
         <w:rPr>
           <w:rFonts w:ascii="Arial Narrow" w:eastAsia="Calibri" w:hAnsi="Arial Narrow" w:cs="Arial"/>
           <w:kern w:val="0"/>
-          <w14:ligatures w14:val="none"/>
+          <ns2:ligatures ns2:val="none"/>
         </w:rPr>
         <w:t xml:space="preserve"> comunicar a las partes que, </w:t>
       </w:r>
@@ -6570,7 +6435,7 @@
         <w:rPr>
           <w:rFonts w:ascii="Arial Narrow" w:eastAsia="Calibri" w:hAnsi="Arial Narrow" w:cs="Arial"/>
           <w:kern w:val="0"/>
-          <w14:ligatures w14:val="none"/>
+          <ns2:ligatures ns2:val="none"/>
         </w:rPr>
         <w:t>de acuerdo a</w:t>
       </w:r>
@@ -6579,7 +6444,7 @@
         <w:rPr>
           <w:rFonts w:ascii="Arial Narrow" w:eastAsia="Calibri" w:hAnsi="Arial Narrow" w:cs="Arial"/>
           <w:kern w:val="0"/>
-          <w14:ligatures w14:val="none"/>
+          <ns2:ligatures ns2:val="none"/>
         </w:rPr>
         <w:t xml:space="preserve"> lo señalado por el artículo 29</w:t>
       </w:r>
@@ -6589,7 +6454,7 @@
           <w:color w:val="000000"/>
           <w:kern w:val="0"/>
           <w:lang w:eastAsia="es-PE"/>
-          <w14:ligatures w14:val="none"/>
+          <ns2:ligatures ns2:val="none"/>
         </w:rPr>
         <w:t/>
       </w:r>
@@ -6597,7 +6462,7 @@
         <w:rPr>
           <w:rFonts w:ascii="Arial Narrow" w:eastAsia="Calibri" w:hAnsi="Arial Narrow" w:cs="Arial"/>
           <w:kern w:val="0"/>
-          <w14:ligatures w14:val="none"/>
+          <ns2:ligatures ns2:val="none"/>
         </w:rPr>
         <w:t xml:space="preserve"> del Decreto Legislativo 807</w:t>
       </w:r>
@@ -6607,7 +6472,7 @@
           <w:rFonts w:ascii="Arial Narrow" w:eastAsia="Calibri" w:hAnsi="Arial Narrow" w:cs="Arial"/>
           <w:kern w:val="0"/>
           <w:vertAlign w:val="superscript"/>
-          <w14:ligatures w14:val="none"/>
+          <ns2:ligatures ns2:val="none"/>
         </w:rPr>
         <w:footnoteReference w:id="12"/>
       </w:r>
@@ -6615,7 +6480,7 @@
         <w:rPr>
           <w:rFonts w:ascii="Arial Narrow" w:eastAsia="Calibri" w:hAnsi="Arial Narrow" w:cs="Arial"/>
           <w:kern w:val="0"/>
-          <w14:ligatures w14:val="none"/>
+          <ns2:ligatures ns2:val="none"/>
         </w:rPr>
         <w:t xml:space="preserve">, hasta antes de la emisión de la Resolución Final tienen la posibilidad de solicitar una audiencia de conciliación. En caso deleguen a favor de una tercera persona su actuación en la diligencia programada, esta deberá presentar un poder especial con firma legalizada ante Notario Público, donde conste </w:t>
       </w:r>
@@ -6624,7 +6489,7 @@
           <w:rFonts w:ascii="Arial Narrow" w:eastAsia="Calibri" w:hAnsi="Arial Narrow" w:cs="Arial"/>
           <w:kern w:val="0"/>
           <w:u w:val="single"/>
-          <w14:ligatures w14:val="none"/>
+          <ns2:ligatures ns2:val="none"/>
         </w:rPr>
         <w:t>expresamente su facultad para asistir y conciliar en su representación</w:t>
       </w:r>
@@ -6633,7 +6498,7 @@
           <w:rFonts w:ascii="Arial Narrow" w:eastAsia="Calibri" w:hAnsi="Arial Narrow" w:cs="Arial"/>
           <w:bCs/>
           <w:kern w:val="0"/>
-          <w14:ligatures w14:val="none"/>
+          <ns2:ligatures ns2:val="none"/>
         </w:rPr>
         <w:t>.</w:t>
       </w:r>
@@ -6643,7 +6508,7 @@
           <w:b/>
           <w:bCs/>
           <w:kern w:val="0"/>
-          <w14:ligatures w14:val="none"/>
+          <ns2:ligatures ns2:val="none"/>
         </w:rPr>
         <w:t xml:space="preserve"> </w:t>
       </w:r>
@@ -6652,12 +6517,12 @@
           <w:rFonts w:ascii="Arial Narrow" w:eastAsia="Calibri" w:hAnsi="Arial Narrow" w:cs="Arial"/>
           <w:kern w:val="0"/>
           <w:u w:val="single"/>
-          <w14:ligatures w14:val="none"/>
+          <ns2:ligatures ns2:val="none"/>
         </w:rPr>
         <w:t xml:space="preserve">Ello bajo apercibimiento de no realizar la audiencia de conciliación y levantar el acta de inasistencia correspondiente. </w:t>
       </w:r>
     </w:p>
-    <w:p>
+    <w:p ns2:paraId="19088877" ns2:textId="77777777">
       <w:pPr>
         <w:suppressAutoHyphens/>
         <w:spacing w:after="0" w:line="240" w:lineRule="auto"/>
@@ -6666,11 +6531,11 @@
           <w:rFonts w:ascii="Arial Narrow" w:eastAsia="Calibri" w:hAnsi="Arial Narrow" w:cs="Arial"/>
           <w:kern w:val="0"/>
           <w:u w:val="single"/>
-          <w14:ligatures w14:val="none"/>
-        </w:rPr>
-      </w:pPr>
-    </w:p>
-    <w:p>
+          <ns2:ligatures ns2:val="none"/>
+        </w:rPr>
+      </w:pPr>
+    </w:p>
+    <w:p ns2:paraId="7767F307" ns2:textId="77777777">
       <w:pPr>
         <w:suppressAutoHyphens/>
         <w:spacing w:after="0" w:line="240" w:lineRule="auto"/>
@@ -6687,7 +6552,7 @@
           <w:b/>
           <w:spacing w:val="-3"/>
           <w:kern w:val="0"/>
-          <w14:ligatures w14:val="none"/>
+          <ns2:ligatures ns2:val="none"/>
         </w:rPr>
         <w:t>DÉCIMO</w:t>
       </w:r>
@@ -6698,7 +6563,7 @@
           <w:color w:val="000000"/>
           <w:kern w:val="0"/>
           <w:lang w:eastAsia="es-PE"/>
-          <w14:ligatures w14:val="none"/>
+          <ns2:ligatures ns2:val="none"/>
         </w:rPr>
         <w:t>:</w:t>
       </w:r>
@@ -6708,14 +6573,14 @@
           <w:color w:val="000000"/>
           <w:kern w:val="0"/>
           <w:lang w:eastAsia="es-PE"/>
-          <w14:ligatures w14:val="none"/>
+          <ns2:ligatures ns2:val="none"/>
         </w:rPr>
         <w:t xml:space="preserve"> poner en conocimiento de las partes que, antes de la emisión de la Resolución Final, tienen la posibilidad de formular su desistimiento o presentar el acuerdo arribado mediante la conciliación, mediación, transacción o cualquier otro que, de forma indubitable, deje constancia que se ha solucionado la controversia materia de denuncia.</w:t>
       </w:r>
       <w:bookmarkStart w:id="14" w:name="h.gjdgxs" w:colFirst="0" w:colLast="0"/>
       <w:bookmarkEnd w:id="14"/>
     </w:p>
-    <w:p>
+    <w:p ns2:paraId="69E33D6A" ns2:textId="77777777">
       <w:pPr>
         <w:suppressAutoHyphens/>
         <w:spacing w:after="0" w:line="240" w:lineRule="auto"/>
@@ -6725,11 +6590,11 @@
           <w:color w:val="000000"/>
           <w:kern w:val="0"/>
           <w:lang w:eastAsia="es-PE"/>
-          <w14:ligatures w14:val="none"/>
-        </w:rPr>
-      </w:pPr>
-    </w:p>
-    <w:p>
+          <ns2:ligatures ns2:val="none"/>
+        </w:rPr>
+      </w:pPr>
+    </w:p>
+    <w:p ns2:paraId="4DB7FEAC" ns2:textId="19E97366">
       <w:pPr>
         <w:suppressAutoHyphens/>
         <w:spacing w:after="0" w:line="240" w:lineRule="auto"/>
@@ -6760,7 +6625,7 @@
           <w:b/>
           <w:spacing w:val="-3"/>
           <w:kern w:val="0"/>
-          <w14:ligatures w14:val="none"/>
+          <ns2:ligatures ns2:val="none"/>
         </w:rPr>
         <w:t/>
       </w:r>
@@ -6770,7 +6635,7 @@
           <w:bCs/>
           <w:spacing w:val="-3"/>
           <w:kern w:val="0"/>
-          <w14:ligatures w14:val="none"/>
+          <ns2:ligatures ns2:val="none"/>
         </w:rPr>
         <w:t xml:space="preserve"/>
       </w:r>
@@ -6780,7 +6645,7 @@
           <w:bCs/>
           <w:spacing w:val="-3"/>
           <w:kern w:val="0"/>
-          <w14:ligatures w14:val="none"/>
+          <ns2:ligatures ns2:val="none"/>
         </w:rPr>
         <w:t xml:space="preserve"/>
       </w:r>
@@ -6790,7 +6655,7 @@
           <w:bCs/>
           <w:spacing w:val="-3"/>
           <w:kern w:val="0"/>
-          <w14:ligatures w14:val="none"/>
+          <ns2:ligatures ns2:val="none"/>
         </w:rPr>
         <w:t xml:space="preserve"/>
       </w:r>
@@ -6898,7 +6763,7 @@
           <w:color w:val="000000"/>
           <w:kern w:val="0"/>
           <w:lang w:eastAsia="es-PE"/>
-          <w14:ligatures w14:val="none"/>
+          <ns2:ligatures ns2:val="none"/>
         </w:rPr>
         <w:t/>
       </w:r>
@@ -6915,7 +6780,7 @@
           <w:color w:val="000000"/>
           <w:kern w:val="0"/>
           <w:lang w:eastAsia="es-PE"/>
-          <w14:ligatures w14:val="none"/>
+          <ns2:ligatures ns2:val="none"/>
         </w:rPr>
         <w:t/>
       </w:r>
@@ -6941,7 +6806,7 @@
         <w:t/>
       </w:r>
     </w:p>
-    <w:p>
+    <w:p ns2:paraId="26B1ED4B" ns2:textId="77777777">
       <w:pPr>
         <w:suppressAutoHyphens/>
         <w:spacing w:after="0" w:line="240" w:lineRule="auto"/>
@@ -6951,7 +6816,7 @@
         </w:rPr>
       </w:pPr>
     </w:p>
-    <w:p>
+    <w:p ns2:paraId="79C1D3C4" ns2:textId="61B19777">
       <w:pPr>
         <w:suppressAutoHyphens/>
         <w:spacing w:line="240" w:lineRule="auto"/>
@@ -7044,7 +6909,7 @@
       <w:bookmarkEnd w:id="0"/>
     </w:p>
     <w:bookmarkEnd w:id="16"/>
-    <w:p>
+    <w:p ns2:paraId="62C789DB" ns2:textId="77777777">
       <w:pPr>
         <w:shd w:val="clear" w:color="auto" w:fill="FFFFFF"/>
         <w:spacing w:after="0" w:line="240" w:lineRule="auto"/>
@@ -7066,7 +6931,7 @@
         <w:t xml:space="preserve">Firmado digitalmente por </w:t>
       </w:r>
     </w:p>
-    <w:p>
+    <w:p ns2:paraId="1C006ED4" ns2:textId="77777777">
       <w:pPr>
         <w:shd w:val="clear" w:color="auto" w:fill="FFFFFF"/>
         <w:spacing w:after="0" w:line="240" w:lineRule="auto"/>
@@ -7088,7 +6953,7 @@
         <w:t xml:space="preserve">EVELING ROA QUISPE </w:t>
       </w:r>
     </w:p>
-    <w:p>
+    <w:p ns2:paraId="57A86D71" ns2:textId="77777777">
       <w:pPr>
         <w:shd w:val="clear" w:color="auto" w:fill="FFFFFF"/>
         <w:spacing w:after="0" w:line="240" w:lineRule="auto"/>
@@ -7110,7 +6975,7 @@
         <w:t>Secretaria Técnica</w:t>
       </w:r>
     </w:p>
-    <w:p>
+    <w:p ns2:paraId="737B6B41" ns2:textId="77777777">
       <w:pPr>
         <w:shd w:val="clear" w:color="auto" w:fill="FFFFFF"/>
         <w:spacing w:after="0" w:line="240" w:lineRule="auto"/>
@@ -7132,7 +6997,7 @@
         <w:t>Comisión de Protección al Consumidor 1</w:t>
       </w:r>
     </w:p>
-    <w:p>
+    <w:p ns2:paraId="68107EE2" ns2:textId="750C972E">
       <w:pPr>
         <w:spacing w:after="0" w:line="240" w:lineRule="auto"/>
         <w:rPr>
@@ -7150,8 +7015,8 @@
       </w:r>
     </w:p>
     <w:sectPr>
-      <w:headerReference w:type="default" r:id="rId8"/>
-      <w:footerReference w:type="default" r:id="rId9"/>
+      <w:headerReference w:type="default" ns3:id="rId8"/>
+      <w:footerReference w:type="default" ns3:id="rId9"/>
       <w:pgSz w:w="11906" w:h="16838"/>
       <w:pgMar w:top="1417" w:right="1701" w:bottom="1417" w:left="1701" w:header="708" w:footer="708" w:gutter="0"/>
       <w:cols w:space="708"/>

--- a/plantillas_maestras/06_seguro_hogar_e_inmuebles/anulacion_indebida/2_o_mas_ddos_varios/mujer/TPL_0600_2026_SEGURO_HOGAR_E_INMUEBLES_ANULACION_INDEBIDA_ASEGURADORA_MUJER_R2.docx
+++ b/plantillas_maestras/06_seguro_hogar_e_inmuebles/anulacion_indebida/2_o_mas_ddos_varios/mujer/TPL_0600_2026_SEGURO_HOGAR_E_INMUEBLES_ANULACION_INDEBIDA_ASEGURADORA_MUJER_R2.docx
@@ -5524,7 +5524,7 @@
           <w:sz w:val="20"/>
           <w:szCs w:val="20"/>
         </w:rPr>
-        <w:t xml:space="preserve">correr traslado de la presente resolución a Rímac Seguros y Reaseguros S.A. y Baukost Ajustadores y Peritos de Seguros S.A.C para que, de conformidad con lo dispuesto por el artículo 26° de la Ley sobre Facultades, Normas y Organización del Indecopi, aprobado por Decreto Legislativo N° 8079, presenten sus descargos sobre la imputación de cargos realizada en un plazo no mayor a cinco (5) días hábiles contado a partir del día siguiente de la notificación de la presente resolución, vencido el cual, el Secretario Técnico declarará en rebeldía a los denunciados que no lo hubieran presentado. Debe precisarse que de conformidad con lo establecido por el artículo 223° del Texto Único Ordenado de la Ley N° 27444, Ley del Procedimiento Administrativo General, las alegaciones y los hechos relevantes de la reclamación, salvo que hayan sido específicamente negadas en la contestación, se tendrán por aceptadas o meritadas como ciertas.</w:t>
+        <w:t xml:space="preserve">correr traslado de la presente resolución a Rímac Seguros y Reaseguros S.A. y Baukost Ajustadores y Peritos de Seguros S.A.C. para que, de conformidad con lo dispuesto por el artículo 26 de la Ley sobre Facultades, Normas y Organización del Indecopi, aprobada por Decreto Legislativo 807, presenten sus descargos sobre la imputación de cargos realizada en un plazo no mayor a cinco (5) días hábiles contado a partir del día siguiente de la notificación de la presente resolución, vencido el cual, el Secretario Técnico declarará en rebeldía a los denunciados que no lo hubieran presentado. Debe precisarse que de conformidad con lo establecido por el artículo 223 del Texto Único Ordenado de la Ley 27444, Ley del Procedimiento Administrativo General, las alegaciones y los hechos relevantes de la reclamación, salvo que hayan sido específicamente negadas en la contestación, se tendrán por aceptadas o merituadas como ciertas.</w:t>
       </w:r>
     </w:p>
     <w:p ns2:paraId="2F1C55D7" ns2:textId="77777777">
@@ -6950,7 +6950,7 @@
           <w:color w:val="000000"/>
           <w:lang w:eastAsia="es-PE"/>
         </w:rPr>
-        <w:t xml:space="preserve">EVELING ROA QUISPE </w:t>
+        <w:t xml:space="preserve">LUISA ANALÍ SILVA MALPARTIDA</w:t>
       </w:r>
     </w:p>
     <w:p ns2:paraId="57A86D71" ns2:textId="77777777">
@@ -6972,7 +6972,7 @@
           <w:color w:val="000000"/>
           <w:lang w:eastAsia="es-PE"/>
         </w:rPr>
-        <w:t>Secretaria Técnica</w:t>
+        <w:t xml:space="preserve">Secretaria Técnica Ad Hoc</w:t>
       </w:r>
     </w:p>
     <w:p ns2:paraId="737B6B41" ns2:textId="77777777">

--- a/plantillas_maestras/06_seguro_hogar_e_inmuebles/anulacion_indebida/2_o_mas_ddos_varios/mujer/TPL_0600_2026_SEGURO_HOGAR_E_INMUEBLES_ANULACION_INDEBIDA_ASEGURADORA_MUJER_R2.docx
+++ b/plantillas_maestras/06_seguro_hogar_e_inmuebles/anulacion_indebida/2_o_mas_ddos_varios/mujer/TPL_0600_2026_SEGURO_HOGAR_E_INMUEBLES_ANULACION_INDEBIDA_ASEGURADORA_MUJER_R2.docx
@@ -578,7 +578,7 @@
           <w:lang w:eastAsia="es-PE"/>
           <ns2:ligatures ns2:val="none"/>
         </w:rPr>
-        <w:t>19</w:t>
+        <w:t xml:space="preserve">19 de marzo de 2026</w:t>
       </w:r>
       <w:r>
         <w:rPr>
@@ -589,7 +589,7 @@
           <w:lang w:eastAsia="es-PE"/>
           <ns2:ligatures ns2:val="none"/>
         </w:rPr>
-        <w:t xml:space="preserve"> de </w:t>
+        <w:t xml:space="preserve"/>
       </w:r>
       <w:bookmarkStart w:id="1" w:name="_Hlk218508373"/>
       <w:r>
@@ -601,7 +601,7 @@
           <w:lang w:eastAsia="es-PE"/>
           <ns2:ligatures ns2:val="none"/>
         </w:rPr>
-        <w:t>marzo</w:t>
+        <w:t xml:space="preserve"/>
       </w:r>
       <w:r>
         <w:rPr>
@@ -612,7 +612,7 @@
           <w:lang w:eastAsia="es-PE"/>
           <ns2:ligatures ns2:val="none"/>
         </w:rPr>
-        <w:t xml:space="preserve"> de 2026</w:t>
+        <w:t xml:space="preserve"/>
       </w:r>
       <w:bookmarkEnd w:id="1"/>
     </w:p>
@@ -7206,7 +7206,7 @@
           <w:sz w:val="14"/>
           <w:szCs w:val="14"/>
         </w:rPr>
-        <w:t>recepcionada</w:t>
+        <w:t xml:space="preserve">recibida</w:t>
       </w:r>
       <w:proofErr w:type="spellEnd"/>
       <w:r>
@@ -7293,7 +7293,7 @@
           <w:sz w:val="14"/>
           <w:szCs w:val="14"/>
         </w:rPr>
-        <w:t>el 2 de setiembre del 2010 en el Diario Oficial El Peruano, vigente desde el 2 de octubre del 2010 y modificado por Decreto Legislativo 1308.</w:t>
+        <w:t xml:space="preserve">el 2 de setiembre de 2010 en el Diario Oficial El Peruano, vigente desde el 2 de octubre de 2010 y modificado por Decreto Legislativo 1308.</w:t>
       </w:r>
     </w:p>
     <w:p>

--- a/plantillas_maestras/06_seguro_hogar_e_inmuebles/anulacion_indebida/2_o_mas_ddos_varios/mujer/TPL_0600_2026_SEGURO_HOGAR_E_INMUEBLES_ANULACION_INDEBIDA_ASEGURADORA_MUJER_R2.docx
+++ b/plantillas_maestras/06_seguro_hogar_e_inmuebles/anulacion_indebida/2_o_mas_ddos_varios/mujer/TPL_0600_2026_SEGURO_HOGAR_E_INMUEBLES_ANULACION_INDEBIDA_ASEGURADORA_MUJER_R2.docx
@@ -1,8 +1,8 @@
 
 <file path=word/document.xml><?xml version="1.0" encoding="utf-8"?>
-<w:document xmlns:ns1="http://schemas.openxmlformats.org/markup-compatibility/2006" xmlns:ns2="http://schemas.microsoft.com/office/word/2010/wordml" xmlns:ns3="http://schemas.openxmlformats.org/officeDocument/2006/relationships" xmlns:w="http://schemas.openxmlformats.org/wordprocessingml/2006/main" ns1:Ignorable="w14 w15 w16se w16cid w16 w16cex w16sdtdh w16sdtfl w16du wp14">
+<w:document xmlns:mc="http://schemas.openxmlformats.org/markup-compatibility/2006" xmlns:r="http://schemas.openxmlformats.org/officeDocument/2006/relationships" xmlns:w="http://schemas.openxmlformats.org/wordprocessingml/2006/main" xmlns:w14="http://schemas.microsoft.com/office/word/2010/wordml" xmlns:w15="http://schemas.microsoft.com/office/word/2012/wordml" xmlns:w16="http://schemas.microsoft.com/office/word/2018/wordml" xmlns:w16cex="http://schemas.microsoft.com/office/word/2018/wordml/cex" xmlns:w16cid="http://schemas.microsoft.com/office/word/2016/wordml/cid" xmlns:w16du="http://schemas.microsoft.com/office/word/2023/wordml/word16du" xmlns:w16sdtdh="http://schemas.microsoft.com/office/word/2020/wordml/sdtdatahash" xmlns:w16se="http://schemas.microsoft.com/office/word/2015/wordml/symex" xmlns:wp14="http://schemas.microsoft.com/office/word/2010/wordprocessingDrawing" mc:Ignorable="w14 w15 w16se w16cid w16 w16cex w16sdtdh w16du wp14">
   <w:body>
-    <w:p ns2:paraId="4D92E425" ns2:textId="76102B85">
+    <w:p>
       <w:pPr>
         <w:tabs>
           <w:tab w:val="left" w:pos="1701"/>
@@ -14,7 +14,7 @@
           <w:color w:val="000000"/>
           <w:kern w:val="0"/>
           <w:lang w:eastAsia="es-PE"/>
-          <ns2:ligatures ns2:val="none"/>
+          <w14:ligatures w14:val="none"/>
         </w:rPr>
       </w:pPr>
       <w:bookmarkStart w:id="0" w:name="_Hlk80343540"/>
@@ -25,7 +25,7 @@
           <w:color w:val="000000"/>
           <w:kern w:val="0"/>
           <w:lang w:eastAsia="es-PE"/>
-          <ns2:ligatures ns2:val="none"/>
+          <w14:ligatures w14:val="none"/>
         </w:rPr>
         <w:t>EX</w:t>
       </w:r>
@@ -36,7 +36,7 @@
           <w:color w:val="000000"/>
           <w:kern w:val="0"/>
           <w:lang w:eastAsia="es-PE"/>
-          <ns2:ligatures ns2:val="none"/>
+          <w14:ligatures w14:val="none"/>
         </w:rPr>
         <w:t xml:space="preserve">PEDIENTE </w:t>
       </w:r>
@@ -47,7 +47,7 @@
           <w:color w:val="000000"/>
           <w:kern w:val="0"/>
           <w:lang w:eastAsia="es-PE"/>
-          <ns2:ligatures ns2:val="none"/>
+          <w14:ligatures w14:val="none"/>
         </w:rPr>
         <w:tab/>
         <w:t>:</w:t>
@@ -59,7 +59,7 @@
           <w:color w:val="000000"/>
           <w:kern w:val="0"/>
           <w:lang w:eastAsia="es-PE"/>
-          <ns2:ligatures ns2:val="none"/>
+          <w14:ligatures w14:val="none"/>
         </w:rPr>
         <w:tab/>
       </w:r>
@@ -72,12 +72,12 @@
           <w:kern w:val="0"/>
           <w:shd w:val="clear" w:color="auto" w:fill="FFFFFF"/>
           <w:lang w:eastAsia="es-PE"/>
-          <ns2:ligatures ns2:val="none"/>
+          <w14:ligatures w14:val="none"/>
         </w:rPr>
         <w:t>0600-2026/CC1</w:t>
       </w:r>
     </w:p>
-    <w:p ns2:paraId="174737B6" ns2:textId="6EC06DED">
+    <w:p>
       <w:pPr>
         <w:tabs>
           <w:tab w:val="left" w:pos="1701"/>
@@ -92,7 +92,7 @@
           <w:color w:val="000000"/>
           <w:kern w:val="0"/>
           <w:lang w:eastAsia="es-PE"/>
-          <ns2:ligatures ns2:val="none"/>
+          <w14:ligatures w14:val="none"/>
         </w:rPr>
       </w:pPr>
       <w:r>
@@ -102,101 +102,16 @@
           <w:color w:val="000000"/>
           <w:kern w:val="0"/>
           <w:lang w:eastAsia="es-PE"/>
-          <ns2:ligatures ns2:val="none"/>
-        </w:rPr>
-        <w:t xml:space="preserve">DENUNCIANTE:[DENUNCIANTE] (SEÑORA [APELLIDO])</w:t>
-      </w:r>
-      <w:r>
-        <w:rPr>
-          <w:rFonts w:ascii="Arial Narrow" w:eastAsia="Arial Narrow" w:hAnsi="Arial Narrow" w:cs="Arial Narrow"/>
-          <w:b/>
-          <w:color w:val="000000"/>
-          <w:kern w:val="0"/>
-          <w:lang w:eastAsia="es-PE"/>
-          <ns2:ligatures ns2:val="none"/>
-        </w:rPr>
+          <w14:ligatures w14:val="none"/>
+        </w:rPr>
+        <w:t>DENUNCIANTE</w:t>
         <w:tab/>
-        <w:t/>
-      </w:r>
-      <w:r>
-        <w:rPr>
-          <w:rFonts w:ascii="Arial Narrow" w:eastAsia="Arial Narrow" w:hAnsi="Arial Narrow" w:cs="Arial Narrow"/>
-          <w:b/>
-          <w:color w:val="000000"/>
-          <w:kern w:val="0"/>
-          <w:lang w:eastAsia="es-PE"/>
-          <ns2:ligatures ns2:val="none"/>
-        </w:rPr>
+        <w:t>:</w:t>
         <w:tab/>
-      </w:r>
-      <w:r>
-        <w:rPr>
-          <w:rFonts w:ascii="Arial Narrow" w:eastAsia="Arial Narrow" w:hAnsi="Arial Narrow" w:cs="Arial Narrow"/>
-          <w:b/>
-          <w:color w:val="000000"/>
-          <w:kern w:val="0"/>
-          <w:lang w:eastAsia="es-PE"/>
-          <ns2:ligatures ns2:val="none"/>
-        </w:rPr>
-        <w:t xml:space="preserve"/>
-      </w:r>
-      <w:r>
-        <w:rPr>
-          <w:rFonts w:ascii="Arial Narrow" w:eastAsia="Arial Narrow" w:hAnsi="Arial Narrow" w:cs="Arial Narrow"/>
-          <w:b/>
-          <w:color w:val="000000"/>
-          <w:kern w:val="0"/>
-          <w:lang w:eastAsia="es-PE"/>
-          <ns2:ligatures ns2:val="none"/>
-        </w:rPr>
-        <w:t/>
-      </w:r>
-      <w:r>
-        <w:rPr>
-          <w:rFonts w:ascii="Arial Narrow" w:eastAsia="Arial Narrow" w:hAnsi="Arial Narrow" w:cs="Arial Narrow"/>
-          <w:b/>
-          <w:color w:val="000000"/>
-          <w:kern w:val="0"/>
-          <w:lang w:eastAsia="es-PE"/>
-          <ns2:ligatures ns2:val="none"/>
-        </w:rPr>
-        <w:t/>
-      </w:r>
-      <w:r>
-        <w:rPr>
-          <w:rFonts w:ascii="Arial Narrow" w:eastAsia="Arial Narrow" w:hAnsi="Arial Narrow" w:cs="Arial Narrow"/>
-          <w:b/>
-          <w:color w:val="000000"/>
-          <w:kern w:val="0"/>
-          <w:lang w:eastAsia="es-PE"/>
-          <ns2:ligatures ns2:val="none"/>
-        </w:rPr>
-        <w:t xml:space="preserve"/>
-      </w:r>
-      <w:r>
-        <w:rPr>
-          <w:rFonts w:ascii="Arial Narrow" w:eastAsia="Arial Narrow" w:hAnsi="Arial Narrow" w:cs="Arial Narrow"/>
-          <w:b/>
-          <w:color w:val="000000"/>
-          <w:kern w:val="0"/>
-          <w:lang w:eastAsia="es-PE"/>
-          <ns2:ligatures ns2:val="none"/>
-        </w:rPr>
-        <w:t/>
-      </w:r>
-      <w:r>
-        <w:rPr>
-          <w:rFonts w:ascii="Arial Narrow" w:eastAsia="Arial Narrow" w:hAnsi="Arial Narrow" w:cs="Arial Narrow"/>
-          <w:b/>
-          <w:color w:val="000000"/>
-          <w:kern w:val="0"/>
-          <w:lang w:eastAsia="es-PE"/>
-          <ns2:ligatures ns2:val="none"/>
-        </w:rPr>
-        <w:t/>
-      </w:r>
-    </w:p>
-    <w:p ns2:paraId="223101EF" ns2:textId="47B2DEFA">
+        <w:t xml:space="preserve">[DENUNCIANTE] (SEÑORA [APELLIDO])</w:t>
+      </w:r>
+    </w:p>
+    <w:p>
       <w:pPr>
         <w:tabs>
           <w:tab w:val="left" w:pos="1701"/>
@@ -211,7 +126,7 @@
           <w:color w:val="000000"/>
           <w:kern w:val="0"/>
           <w:lang w:eastAsia="es-PE"/>
-          <ns2:ligatures ns2:val="none"/>
+          <w14:ligatures w14:val="none"/>
         </w:rPr>
       </w:pPr>
       <w:r>
@@ -221,7 +136,7 @@
           <w:color w:val="000000"/>
           <w:kern w:val="0"/>
           <w:lang w:eastAsia="es-PE"/>
-          <ns2:ligatures ns2:val="none"/>
+          <w14:ligatures w14:val="none"/>
         </w:rPr>
         <w:t>DENUNCIADOS</w:t>
       </w:r>
@@ -232,7 +147,7 @@
           <w:color w:val="000000"/>
           <w:kern w:val="0"/>
           <w:lang w:eastAsia="es-PE"/>
-          <ns2:ligatures ns2:val="none"/>
+          <w14:ligatures w14:val="none"/>
         </w:rPr>
         <w:tab/>
         <w:t>:</w:t>
@@ -244,7 +159,7 @@
           <w:color w:val="000000"/>
           <w:kern w:val="0"/>
           <w:lang w:eastAsia="es-PE"/>
-          <ns2:ligatures ns2:val="none"/>
+          <w14:ligatures w14:val="none"/>
         </w:rPr>
         <w:tab/>
       </w:r>
@@ -255,7 +170,7 @@
           <w:color w:val="000000"/>
           <w:kern w:val="0"/>
           <w:lang w:eastAsia="es-PE"/>
-          <ns2:ligatures ns2:val="none"/>
+          <w14:ligatures w14:val="none"/>
         </w:rPr>
         <w:t xml:space="preserve">RÍMAC SEGUROS Y REASEGUROS S.A. </w:t>
       </w:r>
@@ -266,7 +181,7 @@
           <w:color w:val="000000"/>
           <w:kern w:val="0"/>
           <w:lang w:eastAsia="es-PE"/>
-          <ns2:ligatures ns2:val="none"/>
+          <w14:ligatures w14:val="none"/>
         </w:rPr>
         <w:t>(</w:t>
       </w:r>
@@ -277,7 +192,7 @@
           <w:color w:val="000000"/>
           <w:kern w:val="0"/>
           <w:lang w:eastAsia="es-PE"/>
-          <ns2:ligatures ns2:val="none"/>
+          <w14:ligatures w14:val="none"/>
         </w:rPr>
         <w:t>RÍMAC</w:t>
       </w:r>
@@ -288,12 +203,12 @@
           <w:color w:val="000000"/>
           <w:kern w:val="0"/>
           <w:lang w:eastAsia="es-PE"/>
-          <ns2:ligatures ns2:val="none"/>
+          <w14:ligatures w14:val="none"/>
         </w:rPr>
         <w:t xml:space="preserve">) </w:t>
       </w:r>
     </w:p>
-    <w:p ns2:paraId="4D23E5DF" ns2:textId="0128D072">
+    <w:p>
       <w:pPr>
         <w:tabs>
           <w:tab w:val="left" w:pos="1701"/>
@@ -308,7 +223,7 @@
           <w:color w:val="000000"/>
           <w:kern w:val="0"/>
           <w:lang w:eastAsia="es-PE"/>
-          <ns2:ligatures ns2:val="none"/>
+          <w14:ligatures w14:val="none"/>
         </w:rPr>
       </w:pPr>
       <w:r>
@@ -318,7 +233,7 @@
           <w:color w:val="000000"/>
           <w:kern w:val="0"/>
           <w:lang w:eastAsia="es-PE"/>
-          <ns2:ligatures ns2:val="none"/>
+          <w14:ligatures w14:val="none"/>
         </w:rPr>
         <w:tab/>
       </w:r>
@@ -329,7 +244,7 @@
           <w:color w:val="000000"/>
           <w:kern w:val="0"/>
           <w:lang w:eastAsia="es-PE"/>
-          <ns2:ligatures ns2:val="none"/>
+          <w14:ligatures w14:val="none"/>
         </w:rPr>
         <w:tab/>
       </w:r>
@@ -340,7 +255,7 @@
           <w:color w:val="000000"/>
           <w:kern w:val="0"/>
           <w:lang w:eastAsia="es-PE"/>
-          <ns2:ligatures ns2:val="none"/>
+          <w14:ligatures w14:val="none"/>
         </w:rPr>
         <w:t xml:space="preserve">BAUKOST AJUSTADORES Y PERITOS DE SEGUROS S.A.C. </w:t>
       </w:r>
@@ -351,7 +266,7 @@
           <w:color w:val="000000"/>
           <w:kern w:val="0"/>
           <w:lang w:eastAsia="es-PE"/>
-          <ns2:ligatures ns2:val="none"/>
+          <w14:ligatures w14:val="none"/>
         </w:rPr>
         <w:t>(</w:t>
       </w:r>
@@ -362,7 +277,7 @@
           <w:color w:val="000000"/>
           <w:kern w:val="0"/>
           <w:lang w:eastAsia="es-PE"/>
-          <ns2:ligatures ns2:val="none"/>
+          <w14:ligatures w14:val="none"/>
         </w:rPr>
         <w:t>BAUKOST</w:t>
       </w:r>
@@ -373,12 +288,12 @@
           <w:color w:val="000000"/>
           <w:kern w:val="0"/>
           <w:lang w:eastAsia="es-PE"/>
-          <ns2:ligatures ns2:val="none"/>
+          <w14:ligatures w14:val="none"/>
         </w:rPr>
         <w:t>)</w:t>
       </w:r>
     </w:p>
-    <w:p ns2:paraId="753670C1" ns2:textId="77777777">
+    <w:p>
       <w:pPr>
         <w:tabs>
           <w:tab w:val="left" w:pos="1701"/>
@@ -393,7 +308,7 @@
           <w:color w:val="000000"/>
           <w:kern w:val="0"/>
           <w:lang w:eastAsia="es-PE"/>
-          <ns2:ligatures ns2:val="none"/>
+          <w14:ligatures w14:val="none"/>
         </w:rPr>
       </w:pPr>
       <w:r>
@@ -403,7 +318,7 @@
           <w:color w:val="000000"/>
           <w:kern w:val="0"/>
           <w:lang w:eastAsia="es-PE"/>
-          <ns2:ligatures ns2:val="none"/>
+          <w14:ligatures w14:val="none"/>
         </w:rPr>
         <w:t>MATERIAS</w:t>
       </w:r>
@@ -414,7 +329,7 @@
           <w:color w:val="000000"/>
           <w:kern w:val="0"/>
           <w:lang w:eastAsia="es-PE"/>
-          <ns2:ligatures ns2:val="none"/>
+          <w14:ligatures w14:val="none"/>
         </w:rPr>
         <w:tab/>
         <w:t xml:space="preserve">: </w:t>
@@ -426,13 +341,13 @@
           <w:color w:val="000000"/>
           <w:kern w:val="0"/>
           <w:lang w:eastAsia="es-PE"/>
-          <ns2:ligatures ns2:val="none"/>
+          <w14:ligatures w14:val="none"/>
         </w:rPr>
         <w:tab/>
         <w:t>ADMISIÓN A TRÁMITE</w:t>
       </w:r>
     </w:p>
-    <w:p ns2:paraId="449086A9" ns2:textId="77777777">
+    <w:p>
       <w:pPr>
         <w:tabs>
           <w:tab w:val="left" w:pos="1701"/>
@@ -447,7 +362,7 @@
           <w:color w:val="000000"/>
           <w:kern w:val="0"/>
           <w:lang w:eastAsia="es-PE"/>
-          <ns2:ligatures ns2:val="none"/>
+          <w14:ligatures w14:val="none"/>
         </w:rPr>
       </w:pPr>
       <w:r>
@@ -457,12 +372,12 @@
           <w:color w:val="000000"/>
           <w:kern w:val="0"/>
           <w:lang w:eastAsia="es-PE"/>
-          <ns2:ligatures ns2:val="none"/>
+          <w14:ligatures w14:val="none"/>
         </w:rPr>
         <w:t xml:space="preserve">REQUERIMIENTO DE INFORMACIÓN </w:t>
       </w:r>
     </w:p>
-    <w:p ns2:paraId="778AE69F" ns2:textId="74BE3161">
+    <w:p>
       <w:pPr>
         <w:tabs>
           <w:tab w:val="left" w:pos="1701"/>
@@ -476,7 +391,7 @@
           <w:color w:val="000000"/>
           <w:kern w:val="0"/>
           <w:lang w:eastAsia="es-PE"/>
-          <ns2:ligatures ns2:val="none"/>
+          <w14:ligatures w14:val="none"/>
         </w:rPr>
       </w:pPr>
       <w:r>
@@ -486,7 +401,7 @@
           <w:color w:val="000000"/>
           <w:kern w:val="0"/>
           <w:lang w:eastAsia="es-PE"/>
-          <ns2:ligatures ns2:val="none"/>
+          <w14:ligatures w14:val="none"/>
         </w:rPr>
         <w:t xml:space="preserve">RESOLUCIÓN </w:t>
       </w:r>
@@ -497,7 +412,7 @@
           <w:color w:val="000000"/>
           <w:kern w:val="0"/>
           <w:lang w:eastAsia="es-PE"/>
-          <ns2:ligatures ns2:val="none"/>
+          <w14:ligatures w14:val="none"/>
         </w:rPr>
         <w:tab/>
         <w:t>:</w:t>
@@ -509,7 +424,7 @@
           <w:color w:val="000000"/>
           <w:kern w:val="0"/>
           <w:lang w:eastAsia="es-PE"/>
-          <ns2:ligatures ns2:val="none"/>
+          <w14:ligatures w14:val="none"/>
         </w:rPr>
         <w:tab/>
       </w:r>
@@ -520,12 +435,12 @@
           <w:color w:val="000000"/>
           <w:kern w:val="0"/>
           <w:lang w:eastAsia="es-PE"/>
-          <ns2:ligatures ns2:val="none"/>
+          <w14:ligatures w14:val="none"/>
         </w:rPr>
         <w:t>2</w:t>
       </w:r>
     </w:p>
-    <w:p ns2:paraId="26BE4AD0" ns2:textId="77777777">
+    <w:p>
       <w:pPr>
         <w:tabs>
           <w:tab w:val="left" w:pos="1014"/>
@@ -538,11 +453,11 @@
           <w:kern w:val="0"/>
           <w:shd w:val="clear" w:color="auto" w:fill="FFFFFF"/>
           <w:lang w:eastAsia="es-PE"/>
-          <ns2:ligatures ns2:val="none"/>
-        </w:rPr>
-      </w:pPr>
-    </w:p>
-    <w:p ns2:paraId="6D48DA83" ns2:textId="32CAAA73">
+          <w14:ligatures w14:val="none"/>
+        </w:rPr>
+      </w:pPr>
+    </w:p>
+    <w:p>
       <w:pPr>
         <w:tabs>
           <w:tab w:val="left" w:pos="1014"/>
@@ -555,7 +470,7 @@
           <w:kern w:val="0"/>
           <w:shd w:val="clear" w:color="auto" w:fill="FFFFFF"/>
           <w:lang w:eastAsia="es-PE"/>
-          <ns2:ligatures ns2:val="none"/>
+          <w14:ligatures w14:val="none"/>
         </w:rPr>
       </w:pPr>
       <w:r>
@@ -565,7 +480,7 @@
           <w:kern w:val="0"/>
           <w:shd w:val="clear" w:color="auto" w:fill="FFFFFF"/>
           <w:lang w:eastAsia="es-PE"/>
-          <ns2:ligatures ns2:val="none"/>
+          <w14:ligatures w14:val="none"/>
         </w:rPr>
         <w:t xml:space="preserve">Lima, </w:t>
       </w:r>
@@ -576,7 +491,7 @@
           <w:kern w:val="0"/>
           <w:shd w:val="clear" w:color="auto" w:fill="FFFFFF"/>
           <w:lang w:eastAsia="es-PE"/>
-          <ns2:ligatures ns2:val="none"/>
+          <w14:ligatures w14:val="none"/>
         </w:rPr>
         <w:t xml:space="preserve">19 de marzo de 2026</w:t>
       </w:r>
@@ -587,7 +502,7 @@
           <w:kern w:val="0"/>
           <w:shd w:val="clear" w:color="auto" w:fill="FFFFFF"/>
           <w:lang w:eastAsia="es-PE"/>
-          <ns2:ligatures ns2:val="none"/>
+          <w14:ligatures w14:val="none"/>
         </w:rPr>
         <w:t xml:space="preserve"/>
       </w:r>
@@ -599,7 +514,7 @@
           <w:kern w:val="0"/>
           <w:shd w:val="clear" w:color="auto" w:fill="FFFFFF"/>
           <w:lang w:eastAsia="es-PE"/>
-          <ns2:ligatures ns2:val="none"/>
+          <w14:ligatures w14:val="none"/>
         </w:rPr>
         <w:t xml:space="preserve"/>
       </w:r>
@@ -610,13 +525,13 @@
           <w:kern w:val="0"/>
           <w:shd w:val="clear" w:color="auto" w:fill="FFFFFF"/>
           <w:lang w:eastAsia="es-PE"/>
-          <ns2:ligatures ns2:val="none"/>
+          <w14:ligatures w14:val="none"/>
         </w:rPr>
         <w:t xml:space="preserve"/>
       </w:r>
       <w:bookmarkEnd w:id="1"/>
     </w:p>
-    <w:p ns2:paraId="1EF3C256" ns2:textId="77777777">
+    <w:p>
       <w:pPr>
         <w:tabs>
           <w:tab w:val="left" w:pos="1014"/>
@@ -628,11 +543,11 @@
           <w:color w:val="000000"/>
           <w:kern w:val="0"/>
           <w:lang w:eastAsia="es-PE"/>
-          <ns2:ligatures ns2:val="none"/>
-        </w:rPr>
-      </w:pPr>
-    </w:p>
-    <w:p ns2:paraId="087322B4" ns2:textId="77777777">
+          <w14:ligatures w14:val="none"/>
+        </w:rPr>
+      </w:pPr>
+    </w:p>
+    <w:p>
       <w:pPr>
         <w:numPr>
           <w:ilvl w:val="0"/>
@@ -646,7 +561,7 @@
           <w:color w:val="000000"/>
           <w:kern w:val="0"/>
           <w:lang w:eastAsia="es-PE"/>
-          <ns2:ligatures ns2:val="none"/>
+          <w14:ligatures w14:val="none"/>
         </w:rPr>
       </w:pPr>
       <w:r>
@@ -656,12 +571,12 @@
           <w:color w:val="000000"/>
           <w:kern w:val="0"/>
           <w:lang w:eastAsia="es-PE"/>
-          <ns2:ligatures ns2:val="none"/>
+          <w14:ligatures w14:val="none"/>
         </w:rPr>
         <w:t xml:space="preserve">HECHOS </w:t>
       </w:r>
     </w:p>
-    <w:p ns2:paraId="4407157A" ns2:textId="77777777">
+    <w:p>
       <w:pPr>
         <w:spacing w:after="0" w:line="240" w:lineRule="auto"/>
         <w:jc w:val="both"/>
@@ -670,11 +585,11 @@
           <w:color w:val="000000"/>
           <w:kern w:val="0"/>
           <w:lang w:eastAsia="es-PE"/>
-          <ns2:ligatures ns2:val="none"/>
-        </w:rPr>
-      </w:pPr>
-    </w:p>
-    <w:p ns2:paraId="5ECFCB1A" ns2:textId="74BF46A5">
+          <w14:ligatures w14:val="none"/>
+        </w:rPr>
+      </w:pPr>
+    </w:p>
+    <w:p>
       <w:pPr>
         <w:numPr>
           <w:ilvl w:val="1"/>
@@ -688,16 +603,16 @@
           <w:color w:val="000000"/>
           <w:kern w:val="0"/>
           <w:lang w:val="es-ES" w:eastAsia="es-ES"/>
-          <ns2:ligatures ns2:val="none"/>
-        </w:rPr>
-      </w:pPr>
-      <w:r>
-        <w:rPr>
-          <w:rFonts w:ascii="Arial Narrow" w:eastAsia="Times New Roman" w:hAnsi="Arial Narrow" w:cs="Arial"/>
-          <w:color w:val="000000"/>
-          <w:kern w:val="0"/>
-          <w:lang w:val="es-ES" w:eastAsia="es-ES"/>
-          <ns2:ligatures ns2:val="none"/>
+          <w14:ligatures w14:val="none"/>
+        </w:rPr>
+      </w:pPr>
+      <w:r>
+        <w:rPr>
+          <w:rFonts w:ascii="Arial Narrow" w:eastAsia="Times New Roman" w:hAnsi="Arial Narrow" w:cs="Arial"/>
+          <w:color w:val="000000"/>
+          <w:kern w:val="0"/>
+          <w:lang w:val="es-ES" w:eastAsia="es-ES"/>
+          <w14:ligatures w14:val="none"/>
         </w:rPr>
         <w:t xml:space="preserve">Mediante la denuncia del 30 de diciembre de 2025, complementado mediante dos (2) escritos del 29 de enero de 2026, subsanada mediante dos (2) escritos del 12 de marzo de 2026, la señora [APELLIDO] denunció a Rímac y Baukost por presuntas infracciones a la Ley 29571, Código de Protección y Defensa del Consumidor (en adelante, Código), señalando lo siguiente:</w:t>
       </w:r>
@@ -707,7 +622,7 @@
           <w:color w:val="000000"/>
           <w:kern w:val="0"/>
           <w:lang w:val="es-ES" w:eastAsia="es-ES"/>
-          <ns2:ligatures ns2:val="none"/>
+          <w14:ligatures w14:val="none"/>
         </w:rPr>
         <w:t/>
       </w:r>
@@ -719,7 +634,7 @@
           <w:kern w:val="0"/>
           <w:vertAlign w:val="superscript"/>
           <w:lang w:val="es-ES" w:eastAsia="es-ES"/>
-          <ns2:ligatures ns2:val="none"/>
+          <w14:ligatures w14:val="none"/>
         </w:rPr>
         <w:footnoteReference w:id="1"/>
       </w:r>
@@ -729,7 +644,7 @@
           <w:color w:val="000000"/>
           <w:kern w:val="0"/>
           <w:lang w:val="es-ES" w:eastAsia="es-ES"/>
-          <ns2:ligatures ns2:val="none"/>
+          <w14:ligatures w14:val="none"/>
         </w:rPr>
         <w:t xml:space="preserve"/>
       </w:r>
@@ -739,7 +654,7 @@
           <w:color w:val="000000"/>
           <w:kern w:val="0"/>
           <w:lang w:val="es-ES" w:eastAsia="es-ES"/>
-          <ns2:ligatures ns2:val="none"/>
+          <w14:ligatures w14:val="none"/>
         </w:rPr>
         <w:t xml:space="preserve"/>
       </w:r>
@@ -749,7 +664,7 @@
           <w:color w:val="000000"/>
           <w:kern w:val="0"/>
           <w:lang w:val="es-ES" w:eastAsia="es-ES"/>
-          <ns2:ligatures ns2:val="none"/>
+          <w14:ligatures w14:val="none"/>
         </w:rPr>
         <w:t xml:space="preserve"/>
       </w:r>
@@ -759,7 +674,7 @@
           <w:color w:val="000000"/>
           <w:kern w:val="0"/>
           <w:lang w:val="es-ES" w:eastAsia="es-ES"/>
-          <ns2:ligatures ns2:val="none"/>
+          <w14:ligatures w14:val="none"/>
         </w:rPr>
         <w:t xml:space="preserve"/>
       </w:r>
@@ -769,7 +684,7 @@
           <w:color w:val="000000"/>
           <w:kern w:val="0"/>
           <w:lang w:val="es-ES" w:eastAsia="es-ES"/>
-          <ns2:ligatures ns2:val="none"/>
+          <w14:ligatures w14:val="none"/>
         </w:rPr>
         <w:t/>
       </w:r>
@@ -779,7 +694,7 @@
           <w:color w:val="000000"/>
           <w:kern w:val="0"/>
           <w:lang w:val="es-ES" w:eastAsia="es-ES"/>
-          <ns2:ligatures ns2:val="none"/>
+          <w14:ligatures w14:val="none"/>
         </w:rPr>
         <w:t xml:space="preserve"/>
       </w:r>
@@ -789,7 +704,7 @@
           <w:color w:val="000000"/>
           <w:kern w:val="0"/>
           <w:lang w:val="es-ES" w:eastAsia="es-ES"/>
-          <ns2:ligatures ns2:val="none"/>
+          <w14:ligatures w14:val="none"/>
         </w:rPr>
         <w:t/>
       </w:r>
@@ -797,7 +712,7 @@
         <w:rPr>
           <w:rFonts w:ascii="Arial Narrow" w:eastAsia="Calibri" w:hAnsi="Arial Narrow" w:cs="Arial"/>
           <w:kern w:val="0"/>
-          <ns2:ligatures ns2:val="none"/>
+          <w14:ligatures w14:val="none"/>
         </w:rPr>
         <w:t xml:space="preserve"/>
       </w:r>
@@ -805,7 +720,7 @@
         <w:rPr>
           <w:rFonts w:ascii="Arial Narrow" w:eastAsia="Calibri" w:hAnsi="Arial Narrow" w:cs="Arial"/>
           <w:kern w:val="0"/>
-          <ns2:ligatures ns2:val="none"/>
+          <w14:ligatures w14:val="none"/>
         </w:rPr>
         <w:t/>
       </w:r>
@@ -813,7 +728,7 @@
         <w:rPr>
           <w:rFonts w:ascii="Arial Narrow" w:eastAsia="Calibri" w:hAnsi="Arial Narrow" w:cs="Arial"/>
           <w:kern w:val="0"/>
-          <ns2:ligatures ns2:val="none"/>
+          <w14:ligatures w14:val="none"/>
         </w:rPr>
         <w:t xml:space="preserve"/>
       </w:r>
@@ -821,7 +736,7 @@
         <w:rPr>
           <w:rFonts w:ascii="Arial Narrow" w:eastAsia="Calibri" w:hAnsi="Arial Narrow" w:cs="Arial"/>
           <w:kern w:val="0"/>
-          <ns2:ligatures ns2:val="none"/>
+          <w14:ligatures w14:val="none"/>
         </w:rPr>
         <w:t/>
       </w:r>
@@ -829,7 +744,7 @@
         <w:rPr>
           <w:rFonts w:ascii="Arial Narrow" w:eastAsia="Calibri" w:hAnsi="Arial Narrow" w:cs="Arial"/>
           <w:kern w:val="0"/>
-          <ns2:ligatures ns2:val="none"/>
+          <w14:ligatures w14:val="none"/>
         </w:rPr>
         <w:t xml:space="preserve"/>
       </w:r>
@@ -837,7 +752,7 @@
         <w:rPr>
           <w:rFonts w:ascii="Arial Narrow" w:eastAsia="Calibri" w:hAnsi="Arial Narrow" w:cs="Arial"/>
           <w:kern w:val="0"/>
-          <ns2:ligatures ns2:val="none"/>
+          <w14:ligatures w14:val="none"/>
         </w:rPr>
         <w:t xml:space="preserve"/>
       </w:r>
@@ -845,7 +760,7 @@
         <w:rPr>
           <w:rFonts w:ascii="Arial Narrow" w:eastAsia="Calibri" w:hAnsi="Arial Narrow" w:cs="Arial"/>
           <w:kern w:val="0"/>
-          <ns2:ligatures ns2:val="none"/>
+          <w14:ligatures w14:val="none"/>
         </w:rPr>
         <w:t/>
       </w:r>
@@ -855,7 +770,7 @@
           <w:color w:val="000000"/>
           <w:kern w:val="0"/>
           <w:lang w:val="es-ES" w:eastAsia="es-ES"/>
-          <ns2:ligatures ns2:val="none"/>
+          <w14:ligatures w14:val="none"/>
         </w:rPr>
         <w:t xml:space="preserve"/>
       </w:r>
@@ -865,7 +780,7 @@
           <w:color w:val="000000"/>
           <w:kern w:val="0"/>
           <w:lang w:val="es-ES" w:eastAsia="es-ES"/>
-          <ns2:ligatures ns2:val="none"/>
+          <w14:ligatures w14:val="none"/>
         </w:rPr>
         <w:t xml:space="preserve"/>
       </w:r>
@@ -875,7 +790,7 @@
           <w:color w:val="000000"/>
           <w:kern w:val="0"/>
           <w:lang w:val="es-ES" w:eastAsia="es-ES"/>
-          <ns2:ligatures ns2:val="none"/>
+          <w14:ligatures w14:val="none"/>
         </w:rPr>
         <w:t xml:space="preserve"/>
       </w:r>
@@ -886,7 +801,7 @@
           <w:color w:val="000000"/>
           <w:kern w:val="0"/>
           <w:lang w:val="es-ES" w:eastAsia="es-ES"/>
-          <ns2:ligatures ns2:val="none"/>
+          <w14:ligatures w14:val="none"/>
         </w:rPr>
         <w:t/>
       </w:r>
@@ -897,7 +812,7 @@
           <w:color w:val="000000"/>
           <w:kern w:val="0"/>
           <w:lang w:val="es-ES" w:eastAsia="es-ES"/>
-          <ns2:ligatures ns2:val="none"/>
+          <w14:ligatures w14:val="none"/>
         </w:rPr>
         <w:t xml:space="preserve"/>
       </w:r>
@@ -907,7 +822,7 @@
           <w:color w:val="000000"/>
           <w:kern w:val="0"/>
           <w:lang w:val="es-ES" w:eastAsia="es-ES"/>
-          <ns2:ligatures ns2:val="none"/>
+          <w14:ligatures w14:val="none"/>
         </w:rPr>
         <w:t/>
       </w:r>
@@ -919,7 +834,7 @@
           <w:kern w:val="0"/>
           <w:vertAlign w:val="superscript"/>
           <w:lang w:val="es-ES" w:eastAsia="es-ES"/>
-          <ns2:ligatures ns2:val="none"/>
+          <w14:ligatures w14:val="none"/>
         </w:rPr>
         <w:footnoteReference w:id="2"/>
       </w:r>
@@ -929,7 +844,7 @@
           <w:color w:val="000000"/>
           <w:kern w:val="0"/>
           <w:lang w:val="es-ES" w:eastAsia="es-ES"/>
-          <ns2:ligatures ns2:val="none"/>
+          <w14:ligatures w14:val="none"/>
         </w:rPr>
         <w:t xml:space="preserve"/>
       </w:r>
@@ -940,25 +855,25 @@
           <w:color w:val="000000"/>
           <w:kern w:val="0"/>
           <w:lang w:val="es-ES" w:eastAsia="es-ES"/>
-          <ns2:ligatures ns2:val="none"/>
+          <w14:ligatures w14:val="none"/>
         </w:rPr>
         <w:t/>
       </w:r>
     </w:p>
-    <w:p ns2:paraId="25FB0296" ns2:textId="77777777">
-      <w:pPr>
-        <w:spacing w:after="0" w:line="240" w:lineRule="auto"/>
-        <w:jc w:val="both"/>
-        <w:rPr>
-          <w:rFonts w:ascii="Arial Narrow" w:eastAsia="Times New Roman" w:hAnsi="Arial Narrow" w:cs="Arial"/>
-          <w:color w:val="000000"/>
-          <w:kern w:val="0"/>
-          <w:lang w:eastAsia="es-ES"/>
-          <ns2:ligatures ns2:val="none"/>
-        </w:rPr>
-      </w:pPr>
-    </w:p>
-    <w:p ns2:paraId="47CC1C31" ns2:textId="4019F80B">
+    <w:p>
+      <w:pPr>
+        <w:spacing w:after="0" w:line="240" w:lineRule="auto"/>
+        <w:jc w:val="both"/>
+        <w:rPr>
+          <w:rFonts w:ascii="Arial Narrow" w:eastAsia="Times New Roman" w:hAnsi="Arial Narrow" w:cs="Arial"/>
+          <w:color w:val="000000"/>
+          <w:kern w:val="0"/>
+          <w:lang w:eastAsia="es-ES"/>
+          <w14:ligatures w14:val="none"/>
+        </w:rPr>
+      </w:pPr>
+    </w:p>
+    <w:p>
       <w:pPr>
         <w:pStyle w:val="Prrafodelista"/>
         <w:numPr>
@@ -976,16 +891,16 @@
           <w:color w:val="000000"/>
           <w:kern w:val="0"/>
           <w:lang w:eastAsia="es-ES"/>
-          <ns2:ligatures ns2:val="none"/>
-        </w:rPr>
-      </w:pPr>
-      <w:r>
-        <w:rPr>
-          <w:rFonts w:ascii="Arial Narrow" w:eastAsia="Times New Roman" w:hAnsi="Arial Narrow" w:cs="Arial"/>
-          <w:color w:val="000000"/>
-          <w:kern w:val="0"/>
-          <w:lang w:eastAsia="es-ES"/>
-          <ns2:ligatures ns2:val="none"/>
+          <w14:ligatures w14:val="none"/>
+        </w:rPr>
+      </w:pPr>
+      <w:r>
+        <w:rPr>
+          <w:rFonts w:ascii="Arial Narrow" w:eastAsia="Times New Roman" w:hAnsi="Arial Narrow" w:cs="Arial"/>
+          <w:color w:val="000000"/>
+          <w:kern w:val="0"/>
+          <w:lang w:eastAsia="es-ES"/>
+          <w14:ligatures w14:val="none"/>
         </w:rPr>
         <w:t>En 2019, a</w:t>
       </w:r>
@@ -995,7 +910,7 @@
           <w:color w:val="000000"/>
           <w:kern w:val="0"/>
           <w:lang w:eastAsia="es-ES"/>
-          <ns2:ligatures ns2:val="none"/>
+          <w14:ligatures w14:val="none"/>
         </w:rPr>
         <w:t xml:space="preserve">dquirió </w:t>
       </w:r>
@@ -1005,7 +920,7 @@
           <w:color w:val="000000"/>
           <w:kern w:val="0"/>
           <w:lang w:eastAsia="es-ES"/>
-          <ns2:ligatures ns2:val="none"/>
+          <w14:ligatures w14:val="none"/>
         </w:rPr>
         <w:t xml:space="preserve">la </w:t>
       </w:r>
@@ -1015,7 +930,7 @@
           <w:color w:val="000000"/>
           <w:kern w:val="0"/>
           <w:lang w:eastAsia="es-ES"/>
-          <ns2:ligatures ns2:val="none"/>
+          <w14:ligatures w14:val="none"/>
         </w:rPr>
         <w:t>Póliza Domiciliari</w:t>
       </w:r>
@@ -1025,7 +940,7 @@
           <w:color w:val="000000"/>
           <w:kern w:val="0"/>
           <w:lang w:eastAsia="es-ES"/>
-          <ns2:ligatures ns2:val="none"/>
+          <w14:ligatures w14:val="none"/>
         </w:rPr>
         <w:t>a</w:t>
       </w:r>
@@ -1035,7 +950,7 @@
           <w:color w:val="000000"/>
           <w:kern w:val="0"/>
           <w:lang w:eastAsia="es-ES"/>
-          <ns2:ligatures ns2:val="none"/>
+          <w14:ligatures w14:val="none"/>
         </w:rPr>
         <w:t xml:space="preserve"> </w:t>
       </w:r>
@@ -1045,7 +960,7 @@
           <w:color w:val="000000"/>
           <w:kern w:val="0"/>
           <w:lang w:eastAsia="es-ES"/>
-          <ns2:ligatures ns2:val="none"/>
+          <w14:ligatures w14:val="none"/>
         </w:rPr>
         <w:t xml:space="preserve">1416-20015 </w:t>
       </w:r>
@@ -1055,7 +970,7 @@
           <w:color w:val="000000"/>
           <w:kern w:val="0"/>
           <w:lang w:eastAsia="es-ES"/>
-          <ns2:ligatures ns2:val="none"/>
+          <w14:ligatures w14:val="none"/>
         </w:rPr>
         <w:t>(</w:t>
       </w:r>
@@ -1065,7 +980,7 @@
           <w:color w:val="000000"/>
           <w:kern w:val="0"/>
           <w:lang w:eastAsia="es-ES"/>
-          <ns2:ligatures ns2:val="none"/>
+          <w14:ligatures w14:val="none"/>
         </w:rPr>
         <w:t xml:space="preserve">en adelante, </w:t>
       </w:r>
@@ -1075,7 +990,7 @@
           <w:color w:val="000000"/>
           <w:kern w:val="0"/>
           <w:lang w:eastAsia="es-ES"/>
-          <ns2:ligatures ns2:val="none"/>
+          <w14:ligatures w14:val="none"/>
         </w:rPr>
         <w:t>Póliza Domiciliari</w:t>
       </w:r>
@@ -1085,7 +1000,7 @@
           <w:color w:val="000000"/>
           <w:kern w:val="0"/>
           <w:lang w:eastAsia="es-ES"/>
-          <ns2:ligatures ns2:val="none"/>
+          <w14:ligatures w14:val="none"/>
         </w:rPr>
         <w:t>a</w:t>
       </w:r>
@@ -1095,7 +1010,7 @@
           <w:color w:val="000000"/>
           <w:kern w:val="0"/>
           <w:lang w:eastAsia="es-ES"/>
-          <ns2:ligatures ns2:val="none"/>
+          <w14:ligatures w14:val="none"/>
         </w:rPr>
         <w:t>)</w:t>
       </w:r>
@@ -1105,7 +1020,7 @@
           <w:color w:val="000000"/>
           <w:kern w:val="0"/>
           <w:lang w:eastAsia="es-ES"/>
-          <ns2:ligatures ns2:val="none"/>
+          <w14:ligatures w14:val="none"/>
         </w:rPr>
         <w:t xml:space="preserve"> </w:t>
       </w:r>
@@ -1115,7 +1030,7 @@
           <w:color w:val="000000"/>
           <w:kern w:val="0"/>
           <w:lang w:eastAsia="es-ES"/>
-          <ns2:ligatures ns2:val="none"/>
+          <w14:ligatures w14:val="none"/>
         </w:rPr>
         <w:t xml:space="preserve">emitido por </w:t>
       </w:r>
@@ -1125,7 +1040,7 @@
           <w:color w:val="000000"/>
           <w:kern w:val="0"/>
           <w:lang w:val="es-ES" w:eastAsia="es-ES"/>
-          <ns2:ligatures ns2:val="none"/>
+          <w14:ligatures w14:val="none"/>
         </w:rPr>
         <w:t>Rímac</w:t>
       </w:r>
@@ -1135,7 +1050,7 @@
           <w:color w:val="000000"/>
           <w:kern w:val="0"/>
           <w:lang w:val="es-ES" w:eastAsia="es-ES"/>
-          <ns2:ligatures ns2:val="none"/>
+          <w14:ligatures w14:val="none"/>
         </w:rPr>
         <w:t xml:space="preserve"> para su domicilio (en adelante, domicilio asegurado)</w:t>
       </w:r>
@@ -1145,7 +1060,7 @@
           <w:color w:val="000000"/>
           <w:kern w:val="0"/>
           <w:lang w:eastAsia="es-ES"/>
-          <ns2:ligatures ns2:val="none"/>
+          <w14:ligatures w14:val="none"/>
         </w:rPr>
         <w:t>, el cual incluía coberturas por sismos y eventos naturales, así como servicios adicionales, efectuando el pago de primas mediante débito automático en su cuenta de ahorros, sin que le remitieran las boletas de pago a su domicilio ni a su correo electrónico.</w:t>
       </w:r>
@@ -1155,7 +1070,7 @@
           <w:color w:val="000000"/>
           <w:kern w:val="0"/>
           <w:lang w:eastAsia="es-ES"/>
-          <ns2:ligatures ns2:val="none"/>
+          <w14:ligatures w14:val="none"/>
         </w:rPr>
         <w:t xml:space="preserve"> </w:t>
       </w:r>
@@ -1165,25 +1080,25 @@
           <w:color w:val="000000"/>
           <w:kern w:val="0"/>
           <w:lang w:eastAsia="es-ES"/>
-          <ns2:ligatures ns2:val="none"/>
+          <w14:ligatures w14:val="none"/>
         </w:rPr>
         <w:t xml:space="preserve"> </w:t>
       </w:r>
     </w:p>
-    <w:p ns2:paraId="124C1B0B" ns2:textId="77777777">
-      <w:pPr>
-        <w:spacing w:after="0" w:line="240" w:lineRule="auto"/>
-        <w:jc w:val="both"/>
-        <w:rPr>
-          <w:rFonts w:ascii="Arial Narrow" w:eastAsia="Times New Roman" w:hAnsi="Arial Narrow" w:cs="Arial"/>
-          <w:color w:val="000000"/>
-          <w:kern w:val="0"/>
-          <w:lang w:eastAsia="es-ES"/>
-          <ns2:ligatures ns2:val="none"/>
-        </w:rPr>
-      </w:pPr>
-    </w:p>
-    <w:p ns2:paraId="0CB63164" ns2:textId="173EE5EB">
+    <w:p>
+      <w:pPr>
+        <w:spacing w:after="0" w:line="240" w:lineRule="auto"/>
+        <w:jc w:val="both"/>
+        <w:rPr>
+          <w:rFonts w:ascii="Arial Narrow" w:eastAsia="Times New Roman" w:hAnsi="Arial Narrow" w:cs="Arial"/>
+          <w:color w:val="000000"/>
+          <w:kern w:val="0"/>
+          <w:lang w:eastAsia="es-ES"/>
+          <w14:ligatures w14:val="none"/>
+        </w:rPr>
+      </w:pPr>
+    </w:p>
+    <w:p>
       <w:pPr>
         <w:pStyle w:val="Prrafodelista"/>
         <w:numPr>
@@ -1201,16 +1116,16 @@
           <w:color w:val="000000"/>
           <w:kern w:val="0"/>
           <w:lang w:eastAsia="es-ES"/>
-          <ns2:ligatures ns2:val="none"/>
-        </w:rPr>
-      </w:pPr>
-      <w:r>
-        <w:rPr>
-          <w:rFonts w:ascii="Arial Narrow" w:eastAsia="Times New Roman" w:hAnsi="Arial Narrow" w:cs="Arial"/>
-          <w:color w:val="000000"/>
-          <w:kern w:val="0"/>
-          <w:lang w:eastAsia="es-ES"/>
-          <ns2:ligatures ns2:val="none"/>
+          <w14:ligatures w14:val="none"/>
+        </w:rPr>
+      </w:pPr>
+      <w:r>
+        <w:rPr>
+          <w:rFonts w:ascii="Arial Narrow" w:eastAsia="Times New Roman" w:hAnsi="Arial Narrow" w:cs="Arial"/>
+          <w:color w:val="000000"/>
+          <w:kern w:val="0"/>
+          <w:lang w:eastAsia="es-ES"/>
+          <w14:ligatures w14:val="none"/>
         </w:rPr>
         <w:t>E</w:t>
       </w:r>
@@ -1220,7 +1135,7 @@
           <w:color w:val="000000"/>
           <w:kern w:val="0"/>
           <w:lang w:eastAsia="es-ES"/>
-          <ns2:ligatures ns2:val="none"/>
+          <w14:ligatures w14:val="none"/>
         </w:rPr>
         <w:t>ntre 2024 y 2025</w:t>
       </w:r>
@@ -1230,7 +1145,7 @@
           <w:color w:val="000000"/>
           <w:kern w:val="0"/>
           <w:lang w:eastAsia="es-ES"/>
-          <ns2:ligatures ns2:val="none"/>
+          <w14:ligatures w14:val="none"/>
         </w:rPr>
         <w:t>, solicitó en diversas oportunidades información sobre la</w:t>
       </w:r>
@@ -1240,7 +1155,7 @@
           <w:color w:val="000000"/>
           <w:kern w:val="0"/>
           <w:lang w:eastAsia="es-ES"/>
-          <ns2:ligatures ns2:val="none"/>
+          <w14:ligatures w14:val="none"/>
         </w:rPr>
         <w:t xml:space="preserve"> </w:t>
       </w:r>
@@ -1250,7 +1165,7 @@
           <w:color w:val="000000"/>
           <w:kern w:val="0"/>
           <w:lang w:eastAsia="es-ES"/>
-          <ns2:ligatures ns2:val="none"/>
+          <w14:ligatures w14:val="none"/>
         </w:rPr>
         <w:t>Póliza Domiciliari</w:t>
       </w:r>
@@ -1260,7 +1175,7 @@
           <w:color w:val="000000"/>
           <w:kern w:val="0"/>
           <w:lang w:eastAsia="es-ES"/>
-          <ns2:ligatures ns2:val="none"/>
+          <w14:ligatures w14:val="none"/>
         </w:rPr>
         <w:t>a</w:t>
       </w:r>
@@ -1270,7 +1185,7 @@
           <w:color w:val="000000"/>
           <w:kern w:val="0"/>
           <w:lang w:eastAsia="es-ES"/>
-          <ns2:ligatures ns2:val="none"/>
+          <w14:ligatures w14:val="none"/>
         </w:rPr>
         <w:t xml:space="preserve">, incluyendo la impresión de la </w:t>
       </w:r>
@@ -1280,7 +1195,7 @@
           <w:color w:val="000000"/>
           <w:kern w:val="0"/>
           <w:lang w:eastAsia="es-ES"/>
-          <ns2:ligatures ns2:val="none"/>
+          <w14:ligatures w14:val="none"/>
         </w:rPr>
         <w:t>referida póliza</w:t>
       </w:r>
@@ -1290,7 +1205,7 @@
           <w:color w:val="000000"/>
           <w:kern w:val="0"/>
           <w:lang w:eastAsia="es-ES"/>
-          <ns2:ligatures ns2:val="none"/>
+          <w14:ligatures w14:val="none"/>
         </w:rPr>
         <w:t xml:space="preserve"> y su remisión a su domicilio, así como el envío de dicha documentación a su correo electrónico; sin embargo, no obtuvo respuesta oportuna.</w:t>
       </w:r>
@@ -1300,25 +1215,25 @@
           <w:color w:val="000000"/>
           <w:kern w:val="0"/>
           <w:lang w:eastAsia="es-ES"/>
-          <ns2:ligatures ns2:val="none"/>
+          <w14:ligatures w14:val="none"/>
         </w:rPr>
         <w:t xml:space="preserve"> </w:t>
       </w:r>
     </w:p>
-    <w:p ns2:paraId="4A7F630A" ns2:textId="77777777">
-      <w:pPr>
-        <w:spacing w:after="0" w:line="240" w:lineRule="auto"/>
-        <w:jc w:val="both"/>
-        <w:rPr>
-          <w:rFonts w:ascii="Arial Narrow" w:eastAsia="Times New Roman" w:hAnsi="Arial Narrow" w:cs="Arial"/>
-          <w:color w:val="000000"/>
-          <w:kern w:val="0"/>
-          <w:lang w:eastAsia="es-ES"/>
-          <ns2:ligatures ns2:val="none"/>
-        </w:rPr>
-      </w:pPr>
-    </w:p>
-    <w:p ns2:paraId="3198C2DF" ns2:textId="6DBA04C1">
+    <w:p>
+      <w:pPr>
+        <w:spacing w:after="0" w:line="240" w:lineRule="auto"/>
+        <w:jc w:val="both"/>
+        <w:rPr>
+          <w:rFonts w:ascii="Arial Narrow" w:eastAsia="Times New Roman" w:hAnsi="Arial Narrow" w:cs="Arial"/>
+          <w:color w:val="000000"/>
+          <w:kern w:val="0"/>
+          <w:lang w:eastAsia="es-ES"/>
+          <w14:ligatures w14:val="none"/>
+        </w:rPr>
+      </w:pPr>
+    </w:p>
+    <w:p>
       <w:pPr>
         <w:pStyle w:val="Prrafodelista"/>
         <w:numPr>
@@ -1336,16 +1251,16 @@
           <w:color w:val="000000"/>
           <w:kern w:val="0"/>
           <w:lang w:eastAsia="es-ES"/>
-          <ns2:ligatures ns2:val="none"/>
-        </w:rPr>
-      </w:pPr>
-      <w:r>
-        <w:rPr>
-          <w:rFonts w:ascii="Arial Narrow" w:eastAsia="Times New Roman" w:hAnsi="Arial Narrow" w:cs="Arial"/>
-          <w:color w:val="000000"/>
-          <w:kern w:val="0"/>
-          <w:lang w:eastAsia="es-ES"/>
-          <ns2:ligatures ns2:val="none"/>
+          <w14:ligatures w14:val="none"/>
+        </w:rPr>
+      </w:pPr>
+      <w:r>
+        <w:rPr>
+          <w:rFonts w:ascii="Arial Narrow" w:eastAsia="Times New Roman" w:hAnsi="Arial Narrow" w:cs="Arial"/>
+          <w:color w:val="000000"/>
+          <w:kern w:val="0"/>
+          <w:lang w:eastAsia="es-ES"/>
+          <w14:ligatures w14:val="none"/>
         </w:rPr>
         <w:t>El 15 de junio de 2025, se produjo un sismo que generó diversos daños en su domicilio</w:t>
       </w:r>
@@ -1355,7 +1270,7 @@
           <w:color w:val="000000"/>
           <w:kern w:val="0"/>
           <w:lang w:eastAsia="es-ES"/>
-          <ns2:ligatures ns2:val="none"/>
+          <w14:ligatures w14:val="none"/>
         </w:rPr>
         <w:t xml:space="preserve"> asegurado</w:t>
       </w:r>
@@ -1365,7 +1280,7 @@
           <w:color w:val="000000"/>
           <w:kern w:val="0"/>
           <w:lang w:eastAsia="es-ES"/>
-          <ns2:ligatures ns2:val="none"/>
+          <w14:ligatures w14:val="none"/>
         </w:rPr>
         <w:t>, entre ellos rajaduras en pisos, paredes, columnas, techo y fachada, así como filtraciones de agua, los cuales fueron detallados en informes y cotizaciones de reparación por un monto de S/10 363</w:t>
       </w:r>
@@ -1375,7 +1290,7 @@
           <w:color w:val="000000"/>
           <w:kern w:val="0"/>
           <w:lang w:eastAsia="es-ES"/>
-          <ns2:ligatures ns2:val="none"/>
+          <w14:ligatures w14:val="none"/>
         </w:rPr>
         <w:t>,00</w:t>
       </w:r>
@@ -1385,7 +1300,7 @@
           <w:color w:val="000000"/>
           <w:kern w:val="0"/>
           <w:lang w:eastAsia="es-ES"/>
-          <ns2:ligatures ns2:val="none"/>
+          <w14:ligatures w14:val="none"/>
         </w:rPr>
         <w:t>.</w:t>
       </w:r>
@@ -1395,7 +1310,7 @@
           <w:color w:val="000000"/>
           <w:kern w:val="0"/>
           <w:lang w:eastAsia="es-ES"/>
-          <ns2:ligatures ns2:val="none"/>
+          <w14:ligatures w14:val="none"/>
         </w:rPr>
         <w:t xml:space="preserve"> </w:t>
       </w:r>
@@ -1405,7 +1320,7 @@
           <w:color w:val="000000"/>
           <w:kern w:val="0"/>
           <w:lang w:eastAsia="es-ES"/>
-          <ns2:ligatures ns2:val="none"/>
+          <w14:ligatures w14:val="none"/>
         </w:rPr>
         <w:t xml:space="preserve"> El mismo día,</w:t>
       </w:r>
@@ -1415,7 +1330,7 @@
           <w:color w:val="000000"/>
           <w:kern w:val="0"/>
           <w:lang w:eastAsia="es-ES"/>
-          <ns2:ligatures ns2:val="none"/>
+          <w14:ligatures w14:val="none"/>
         </w:rPr>
         <w:t xml:space="preserve"> se comunicó con la c</w:t>
       </w:r>
@@ -1425,7 +1340,7 @@
           <w:color w:val="000000"/>
           <w:kern w:val="0"/>
           <w:lang w:eastAsia="es-ES"/>
-          <ns2:ligatures ns2:val="none"/>
+          <w14:ligatures w14:val="none"/>
         </w:rPr>
         <w:t xml:space="preserve">ompañía aseguradora </w:t>
       </w:r>
@@ -1435,7 +1350,7 @@
           <w:color w:val="000000"/>
           <w:kern w:val="0"/>
           <w:lang w:eastAsia="es-ES"/>
-          <ns2:ligatures ns2:val="none"/>
+          <w14:ligatures w14:val="none"/>
         </w:rPr>
         <w:t xml:space="preserve">para reportar el siniestro, ocasión en la cual le brindaron la opción de elegir entre tres ajustadores, optando por </w:t>
       </w:r>
@@ -1446,7 +1361,7 @@
           <w:color w:val="000000"/>
           <w:kern w:val="0"/>
           <w:lang w:val="es-ES" w:eastAsia="es-ES"/>
-          <ns2:ligatures ns2:val="none"/>
+          <w14:ligatures w14:val="none"/>
         </w:rPr>
         <w:t>Baukost</w:t>
       </w:r>
@@ -1457,12 +1372,12 @@
           <w:color w:val="000000"/>
           <w:kern w:val="0"/>
           <w:lang w:eastAsia="es-ES"/>
-          <ns2:ligatures ns2:val="none"/>
+          <w14:ligatures w14:val="none"/>
         </w:rPr>
         <w:t>.</w:t>
       </w:r>
     </w:p>
-    <w:p ns2:paraId="4C78AB12" ns2:textId="77777777">
+    <w:p>
       <w:pPr>
         <w:pStyle w:val="Prrafodelista"/>
         <w:spacing w:after="0" w:line="240" w:lineRule="auto"/>
@@ -1473,11 +1388,11 @@
           <w:color w:val="000000"/>
           <w:kern w:val="0"/>
           <w:lang w:eastAsia="es-ES"/>
-          <ns2:ligatures ns2:val="none"/>
-        </w:rPr>
-      </w:pPr>
-    </w:p>
-    <w:p ns2:paraId="4C47A502" ns2:textId="1030312A">
+          <w14:ligatures w14:val="none"/>
+        </w:rPr>
+      </w:pPr>
+    </w:p>
+    <w:p>
       <w:pPr>
         <w:pStyle w:val="Prrafodelista"/>
         <w:numPr>
@@ -1495,16 +1410,16 @@
           <w:color w:val="000000"/>
           <w:kern w:val="0"/>
           <w:lang w:eastAsia="es-ES"/>
-          <ns2:ligatures ns2:val="none"/>
-        </w:rPr>
-      </w:pPr>
-      <w:r>
-        <w:rPr>
-          <w:rFonts w:ascii="Arial Narrow" w:eastAsia="Times New Roman" w:hAnsi="Arial Narrow" w:cs="Arial"/>
-          <w:color w:val="000000"/>
-          <w:kern w:val="0"/>
-          <w:lang w:eastAsia="es-ES"/>
-          <ns2:ligatures ns2:val="none"/>
+          <w14:ligatures w14:val="none"/>
+        </w:rPr>
+      </w:pPr>
+      <w:r>
+        <w:rPr>
+          <w:rFonts w:ascii="Arial Narrow" w:eastAsia="Times New Roman" w:hAnsi="Arial Narrow" w:cs="Arial"/>
+          <w:color w:val="000000"/>
+          <w:kern w:val="0"/>
+          <w:lang w:eastAsia="es-ES"/>
+          <w14:ligatures w14:val="none"/>
         </w:rPr>
         <w:t>Posteriormente</w:t>
       </w:r>
@@ -1514,7 +1429,7 @@
           <w:color w:val="000000"/>
           <w:kern w:val="0"/>
           <w:lang w:eastAsia="es-ES"/>
-          <ns2:ligatures ns2:val="none"/>
+          <w14:ligatures w14:val="none"/>
         </w:rPr>
         <w:t xml:space="preserve">, </w:t>
       </w:r>
@@ -1525,7 +1440,7 @@
           <w:color w:val="000000"/>
           <w:kern w:val="0"/>
           <w:lang w:eastAsia="es-ES"/>
-          <ns2:ligatures ns2:val="none"/>
+          <w14:ligatures w14:val="none"/>
         </w:rPr>
         <w:t>Baukost</w:t>
       </w:r>
@@ -1536,7 +1451,7 @@
           <w:color w:val="000000"/>
           <w:kern w:val="0"/>
           <w:lang w:eastAsia="es-ES"/>
-          <ns2:ligatures ns2:val="none"/>
+          <w14:ligatures w14:val="none"/>
         </w:rPr>
         <w:t xml:space="preserve"> designó </w:t>
       </w:r>
@@ -1546,7 +1461,7 @@
           <w:color w:val="000000"/>
           <w:kern w:val="0"/>
           <w:lang w:eastAsia="es-ES"/>
-          <ns2:ligatures ns2:val="none"/>
+          <w14:ligatures w14:val="none"/>
         </w:rPr>
         <w:t>un</w:t>
       </w:r>
@@ -1556,7 +1471,7 @@
           <w:color w:val="000000"/>
           <w:kern w:val="0"/>
           <w:lang w:eastAsia="es-ES"/>
-          <ns2:ligatures ns2:val="none"/>
+          <w14:ligatures w14:val="none"/>
         </w:rPr>
         <w:t xml:space="preserve"> ajustador, quien acudió a su domicilio para realizar la inspección, oportunidad en la que tomó fotografías de los daños reportados; sin embargo, la visita fue breve y que posteriormente no le remitió el informe de inspección a su correo electrónico, sino que lo envió directamente a </w:t>
       </w:r>
@@ -1566,7 +1481,7 @@
           <w:color w:val="000000"/>
           <w:kern w:val="0"/>
           <w:lang w:val="es-ES" w:eastAsia="es-ES"/>
-          <ns2:ligatures ns2:val="none"/>
+          <w14:ligatures w14:val="none"/>
         </w:rPr>
         <w:t>Rímac</w:t>
       </w:r>
@@ -1576,7 +1491,7 @@
           <w:color w:val="000000"/>
           <w:kern w:val="0"/>
           <w:lang w:eastAsia="es-ES"/>
-          <ns2:ligatures ns2:val="none"/>
+          <w14:ligatures w14:val="none"/>
         </w:rPr>
         <w:t>.</w:t>
       </w:r>
@@ -1586,12 +1501,12 @@
           <w:color w:val="000000"/>
           <w:kern w:val="0"/>
           <w:lang w:eastAsia="es-ES"/>
-          <ns2:ligatures ns2:val="none"/>
+          <w14:ligatures w14:val="none"/>
         </w:rPr>
         <w:t xml:space="preserve"> </w:t>
       </w:r>
     </w:p>
-    <w:p ns2:paraId="739224E6" ns2:textId="77777777">
+    <w:p>
       <w:pPr>
         <w:pStyle w:val="Prrafodelista"/>
         <w:spacing w:after="0" w:line="240" w:lineRule="auto"/>
@@ -1602,11 +1517,11 @@
           <w:color w:val="000000"/>
           <w:kern w:val="0"/>
           <w:lang w:eastAsia="es-ES"/>
-          <ns2:ligatures ns2:val="none"/>
-        </w:rPr>
-      </w:pPr>
-    </w:p>
-    <w:p ns2:paraId="489E9054" ns2:textId="1F0C1902">
+          <w14:ligatures w14:val="none"/>
+        </w:rPr>
+      </w:pPr>
+    </w:p>
+    <w:p>
       <w:pPr>
         <w:pStyle w:val="Prrafodelista"/>
         <w:numPr>
@@ -1624,16 +1539,16 @@
           <w:color w:val="000000"/>
           <w:kern w:val="0"/>
           <w:lang w:eastAsia="es-ES"/>
-          <ns2:ligatures ns2:val="none"/>
-        </w:rPr>
-      </w:pPr>
-      <w:r>
-        <w:rPr>
-          <w:rFonts w:ascii="Arial Narrow" w:eastAsia="Times New Roman" w:hAnsi="Arial Narrow" w:cs="Arial"/>
-          <w:color w:val="000000"/>
-          <w:kern w:val="0"/>
-          <w:lang w:eastAsia="es-ES"/>
-          <ns2:ligatures ns2:val="none"/>
+          <w14:ligatures w14:val="none"/>
+        </w:rPr>
+      </w:pPr>
+      <w:r>
+        <w:rPr>
+          <w:rFonts w:ascii="Arial Narrow" w:eastAsia="Times New Roman" w:hAnsi="Arial Narrow" w:cs="Arial"/>
+          <w:color w:val="000000"/>
+          <w:kern w:val="0"/>
+          <w:lang w:eastAsia="es-ES"/>
+          <w14:ligatures w14:val="none"/>
         </w:rPr>
         <w:t>El 8 de julio de 2025, recibió a través de la aplicación de mensajería WhatsApp una comunicación d</w:t>
       </w:r>
@@ -1643,7 +1558,7 @@
           <w:color w:val="000000"/>
           <w:kern w:val="0"/>
           <w:lang w:eastAsia="es-ES"/>
-          <ns2:ligatures ns2:val="none"/>
+          <w14:ligatures w14:val="none"/>
         </w:rPr>
         <w:t>el ajustador</w:t>
       </w:r>
@@ -1653,7 +1568,7 @@
           <w:color w:val="000000"/>
           <w:kern w:val="0"/>
           <w:lang w:eastAsia="es-ES"/>
-          <ns2:ligatures ns2:val="none"/>
+          <w14:ligatures w14:val="none"/>
         </w:rPr>
         <w:t>, mediante la cual le solicitó la presentación de diversos documentos relacionados con el siniestro</w:t>
       </w:r>
@@ -1663,7 +1578,7 @@
           <w:color w:val="000000"/>
           <w:kern w:val="0"/>
           <w:lang w:eastAsia="es-ES"/>
-          <ns2:ligatures ns2:val="none"/>
+          <w14:ligatures w14:val="none"/>
         </w:rPr>
         <w:t xml:space="preserve"> del 15 de junio de 2025</w:t>
       </w:r>
@@ -1673,7 +1588,7 @@
           <w:color w:val="000000"/>
           <w:kern w:val="0"/>
           <w:lang w:eastAsia="es-ES"/>
-          <ns2:ligatures ns2:val="none"/>
+          <w14:ligatures w14:val="none"/>
         </w:rPr>
         <w:t>, incluyendo documentos de la propiedad y de identificación personal, los cuales remitió conforme a lo requerido.</w:t>
       </w:r>
@@ -1683,12 +1598,12 @@
           <w:color w:val="000000"/>
           <w:kern w:val="0"/>
           <w:lang w:eastAsia="es-ES"/>
-          <ns2:ligatures ns2:val="none"/>
+          <w14:ligatures w14:val="none"/>
         </w:rPr>
         <w:t xml:space="preserve"> </w:t>
       </w:r>
     </w:p>
-    <w:p ns2:paraId="0613BB43" ns2:textId="77777777">
+    <w:p>
       <w:pPr>
         <w:pStyle w:val="Prrafodelista"/>
         <w:spacing w:after="0" w:line="240" w:lineRule="auto"/>
@@ -1699,11 +1614,11 @@
           <w:color w:val="000000"/>
           <w:kern w:val="0"/>
           <w:lang w:eastAsia="es-ES"/>
-          <ns2:ligatures ns2:val="none"/>
-        </w:rPr>
-      </w:pPr>
-    </w:p>
-    <w:p ns2:paraId="3E03BD86" ns2:textId="551542CB">
+          <w14:ligatures w14:val="none"/>
+        </w:rPr>
+      </w:pPr>
+    </w:p>
+    <w:p>
       <w:pPr>
         <w:pStyle w:val="Prrafodelista"/>
         <w:numPr>
@@ -1721,16 +1636,16 @@
           <w:color w:val="000000"/>
           <w:kern w:val="0"/>
           <w:lang w:eastAsia="es-ES"/>
-          <ns2:ligatures ns2:val="none"/>
-        </w:rPr>
-      </w:pPr>
-      <w:r>
-        <w:rPr>
-          <w:rFonts w:ascii="Arial Narrow" w:eastAsia="Times New Roman" w:hAnsi="Arial Narrow" w:cs="Arial"/>
-          <w:color w:val="000000"/>
-          <w:kern w:val="0"/>
-          <w:lang w:eastAsia="es-ES"/>
-          <ns2:ligatures ns2:val="none"/>
+          <w14:ligatures w14:val="none"/>
+        </w:rPr>
+      </w:pPr>
+      <w:r>
+        <w:rPr>
+          <w:rFonts w:ascii="Arial Narrow" w:eastAsia="Times New Roman" w:hAnsi="Arial Narrow" w:cs="Arial"/>
+          <w:color w:val="000000"/>
+          <w:kern w:val="0"/>
+          <w:lang w:eastAsia="es-ES"/>
+          <w14:ligatures w14:val="none"/>
         </w:rPr>
         <w:lastRenderedPageBreak/>
         <w:t>El 15 de julio de 2025, presentó una comunicación manifestando su disconformidad con el informe elaborado por el ajustador, señalando que no se habrían considerado todos los daños observados durante la inspección, pese a haberlos documentado y remitido.</w:t>
@@ -1741,12 +1656,12 @@
           <w:color w:val="000000"/>
           <w:kern w:val="0"/>
           <w:lang w:eastAsia="es-ES"/>
-          <ns2:ligatures ns2:val="none"/>
+          <w14:ligatures w14:val="none"/>
         </w:rPr>
         <w:t xml:space="preserve"> </w:t>
       </w:r>
     </w:p>
-    <w:p ns2:paraId="308AA2C2" ns2:textId="77777777">
+    <w:p>
       <w:pPr>
         <w:pStyle w:val="Prrafodelista"/>
         <w:spacing w:after="0" w:line="240" w:lineRule="auto"/>
@@ -1757,11 +1672,11 @@
           <w:color w:val="000000"/>
           <w:kern w:val="0"/>
           <w:lang w:eastAsia="es-ES"/>
-          <ns2:ligatures ns2:val="none"/>
-        </w:rPr>
-      </w:pPr>
-    </w:p>
-    <w:p ns2:paraId="5192C797" ns2:textId="198E669E">
+          <w14:ligatures w14:val="none"/>
+        </w:rPr>
+      </w:pPr>
+    </w:p>
+    <w:p>
       <w:pPr>
         <w:pStyle w:val="Prrafodelista"/>
         <w:numPr>
@@ -1779,16 +1694,16 @@
           <w:color w:val="000000"/>
           <w:kern w:val="0"/>
           <w:lang w:eastAsia="es-ES"/>
-          <ns2:ligatures ns2:val="none"/>
-        </w:rPr>
-      </w:pPr>
-      <w:r>
-        <w:rPr>
-          <w:rFonts w:ascii="Arial Narrow" w:eastAsia="Times New Roman" w:hAnsi="Arial Narrow" w:cs="Arial"/>
-          <w:color w:val="000000"/>
-          <w:kern w:val="0"/>
-          <w:lang w:eastAsia="es-ES"/>
-          <ns2:ligatures ns2:val="none"/>
+          <w14:ligatures w14:val="none"/>
+        </w:rPr>
+      </w:pPr>
+      <w:r>
+        <w:rPr>
+          <w:rFonts w:ascii="Arial Narrow" w:eastAsia="Times New Roman" w:hAnsi="Arial Narrow" w:cs="Arial"/>
+          <w:color w:val="000000"/>
+          <w:kern w:val="0"/>
+          <w:lang w:eastAsia="es-ES"/>
+          <w14:ligatures w14:val="none"/>
         </w:rPr>
         <w:t>E</w:t>
       </w:r>
@@ -1798,7 +1713,7 @@
           <w:color w:val="000000"/>
           <w:kern w:val="0"/>
           <w:lang w:eastAsia="es-ES"/>
-          <ns2:ligatures ns2:val="none"/>
+          <w14:ligatures w14:val="none"/>
         </w:rPr>
         <w:t>n</w:t>
       </w:r>
@@ -1808,7 +1723,7 @@
           <w:color w:val="000000"/>
           <w:kern w:val="0"/>
           <w:lang w:eastAsia="es-ES"/>
-          <ns2:ligatures ns2:val="none"/>
+          <w14:ligatures w14:val="none"/>
         </w:rPr>
         <w:t xml:space="preserve"> julio de 2025, recibió una carta de </w:t>
       </w:r>
@@ -1818,7 +1733,7 @@
           <w:color w:val="000000"/>
           <w:kern w:val="0"/>
           <w:lang w:val="es-ES" w:eastAsia="es-ES"/>
-          <ns2:ligatures ns2:val="none"/>
+          <w14:ligatures w14:val="none"/>
         </w:rPr>
         <w:t>Rímac</w:t>
       </w:r>
@@ -1828,7 +1743,7 @@
           <w:color w:val="000000"/>
           <w:kern w:val="0"/>
           <w:lang w:eastAsia="es-ES"/>
-          <ns2:ligatures ns2:val="none"/>
+          <w14:ligatures w14:val="none"/>
         </w:rPr>
         <w:t xml:space="preserve"> </w:t>
       </w:r>
@@ -1838,7 +1753,7 @@
           <w:color w:val="000000"/>
           <w:kern w:val="0"/>
           <w:lang w:eastAsia="es-ES"/>
-          <ns2:ligatures ns2:val="none"/>
+          <w14:ligatures w14:val="none"/>
         </w:rPr>
         <w:t xml:space="preserve">mediante la cual se le comunicó la cancelación de </w:t>
       </w:r>
@@ -1848,7 +1763,7 @@
           <w:color w:val="000000"/>
           <w:kern w:val="0"/>
           <w:lang w:eastAsia="es-ES"/>
-          <ns2:ligatures ns2:val="none"/>
+          <w14:ligatures w14:val="none"/>
         </w:rPr>
         <w:t xml:space="preserve">la </w:t>
       </w:r>
@@ -1858,7 +1773,7 @@
           <w:color w:val="000000"/>
           <w:kern w:val="0"/>
           <w:lang w:eastAsia="es-ES"/>
-          <ns2:ligatures ns2:val="none"/>
+          <w14:ligatures w14:val="none"/>
         </w:rPr>
         <w:t>Póliza Domiciliari</w:t>
       </w:r>
@@ -1868,7 +1783,7 @@
           <w:color w:val="000000"/>
           <w:kern w:val="0"/>
           <w:lang w:eastAsia="es-ES"/>
-          <ns2:ligatures ns2:val="none"/>
+          <w14:ligatures w14:val="none"/>
         </w:rPr>
         <w:t xml:space="preserve">a </w:t>
       </w:r>
@@ -1878,7 +1793,7 @@
           <w:color w:val="000000"/>
           <w:kern w:val="0"/>
           <w:lang w:eastAsia="es-ES"/>
-          <ns2:ligatures ns2:val="none"/>
+          <w14:ligatures w14:val="none"/>
         </w:rPr>
         <w:t>antes del vencimiento establecido</w:t>
       </w:r>
@@ -1888,7 +1803,7 @@
           <w:color w:val="000000"/>
           <w:kern w:val="0"/>
           <w:lang w:eastAsia="es-ES"/>
-          <ns2:ligatures ns2:val="none"/>
+          <w14:ligatures w14:val="none"/>
         </w:rPr>
         <w:t>, indicando que la cobertura del evento ocurrido el 15 de junio de 2025 sería la última atendida, sin que se le precisaran los fundamentos de dicha decisión.</w:t>
       </w:r>
@@ -1898,12 +1813,12 @@
           <w:color w:val="000000"/>
           <w:kern w:val="0"/>
           <w:lang w:eastAsia="es-ES"/>
-          <ns2:ligatures ns2:val="none"/>
+          <w14:ligatures w14:val="none"/>
         </w:rPr>
         <w:t xml:space="preserve"> </w:t>
       </w:r>
     </w:p>
-    <w:p ns2:paraId="06FFC0E7" ns2:textId="77777777">
+    <w:p>
       <w:pPr>
         <w:pStyle w:val="Prrafodelista"/>
         <w:spacing w:after="0" w:line="240" w:lineRule="auto"/>
@@ -1914,11 +1829,11 @@
           <w:color w:val="000000"/>
           <w:kern w:val="0"/>
           <w:lang w:eastAsia="es-ES"/>
-          <ns2:ligatures ns2:val="none"/>
-        </w:rPr>
-      </w:pPr>
-    </w:p>
-    <w:p ns2:paraId="1C98179E" ns2:textId="01383859">
+          <w14:ligatures w14:val="none"/>
+        </w:rPr>
+      </w:pPr>
+    </w:p>
+    <w:p>
       <w:pPr>
         <w:pStyle w:val="Prrafodelista"/>
         <w:numPr>
@@ -1936,16 +1851,16 @@
           <w:color w:val="000000"/>
           <w:kern w:val="0"/>
           <w:lang w:eastAsia="es-ES"/>
-          <ns2:ligatures ns2:val="none"/>
-        </w:rPr>
-      </w:pPr>
-      <w:r>
-        <w:rPr>
-          <w:rFonts w:ascii="Arial Narrow" w:eastAsia="Times New Roman" w:hAnsi="Arial Narrow" w:cs="Arial"/>
-          <w:color w:val="000000"/>
-          <w:kern w:val="0"/>
-          <w:lang w:eastAsia="es-ES"/>
-          <ns2:ligatures ns2:val="none"/>
+          <w14:ligatures w14:val="none"/>
+        </w:rPr>
+      </w:pPr>
+      <w:r>
+        <w:rPr>
+          <w:rFonts w:ascii="Arial Narrow" w:eastAsia="Times New Roman" w:hAnsi="Arial Narrow" w:cs="Arial"/>
+          <w:color w:val="000000"/>
+          <w:kern w:val="0"/>
+          <w:lang w:eastAsia="es-ES"/>
+          <w14:ligatures w14:val="none"/>
         </w:rPr>
         <w:t>Luego</w:t>
       </w:r>
@@ -1955,7 +1870,7 @@
           <w:color w:val="000000"/>
           <w:kern w:val="0"/>
           <w:lang w:eastAsia="es-ES"/>
-          <ns2:ligatures ns2:val="none"/>
+          <w14:ligatures w14:val="none"/>
         </w:rPr>
         <w:t xml:space="preserve">, </w:t>
       </w:r>
@@ -1965,7 +1880,7 @@
           <w:color w:val="000000"/>
           <w:kern w:val="0"/>
           <w:lang w:eastAsia="es-ES"/>
-          <ns2:ligatures ns2:val="none"/>
+          <w14:ligatures w14:val="none"/>
         </w:rPr>
         <w:t xml:space="preserve">se realizó la gestión para realizarse una audiencia de conciliación con </w:t>
       </w:r>
@@ -1975,7 +1890,7 @@
           <w:color w:val="000000"/>
           <w:kern w:val="0"/>
           <w:lang w:eastAsia="es-ES"/>
-          <ns2:ligatures ns2:val="none"/>
+          <w14:ligatures w14:val="none"/>
         </w:rPr>
         <w:t xml:space="preserve">registro con </w:t>
       </w:r>
@@ -1985,7 +1900,7 @@
           <w:color w:val="000000"/>
           <w:kern w:val="0"/>
           <w:lang w:eastAsia="es-ES"/>
-          <ns2:ligatures ns2:val="none"/>
+          <w14:ligatures w14:val="none"/>
         </w:rPr>
         <w:t>el</w:t>
       </w:r>
@@ -1995,7 +1910,7 @@
           <w:color w:val="000000"/>
           <w:kern w:val="0"/>
           <w:lang w:eastAsia="es-ES"/>
-          <ns2:ligatures ns2:val="none"/>
+          <w14:ligatures w14:val="none"/>
         </w:rPr>
         <w:t xml:space="preserve"> 41991-2025-SAC/RC, en el cual solicitó la atención de</w:t>
       </w:r>
@@ -2005,7 +1920,7 @@
           <w:color w:val="000000"/>
           <w:kern w:val="0"/>
           <w:lang w:eastAsia="es-ES"/>
-          <ns2:ligatures ns2:val="none"/>
+          <w14:ligatures w14:val="none"/>
         </w:rPr>
         <w:t xml:space="preserve">l </w:t>
       </w:r>
@@ -2015,7 +1930,7 @@
           <w:color w:val="000000"/>
           <w:kern w:val="0"/>
           <w:lang w:eastAsia="es-ES"/>
-          <ns2:ligatures ns2:val="none"/>
+          <w14:ligatures w14:val="none"/>
         </w:rPr>
         <w:t>siniestro; sin embargo, no se llegó a un acuerdo,</w:t>
       </w:r>
@@ -2025,7 +1940,7 @@
           <w:color w:val="000000"/>
           <w:kern w:val="0"/>
           <w:lang w:eastAsia="es-ES"/>
-          <ns2:ligatures ns2:val="none"/>
+          <w14:ligatures w14:val="none"/>
         </w:rPr>
         <w:t xml:space="preserve"> siendo </w:t>
       </w:r>
@@ -2035,7 +1950,7 @@
           <w:color w:val="000000"/>
           <w:kern w:val="0"/>
           <w:lang w:eastAsia="es-ES"/>
-          <ns2:ligatures ns2:val="none"/>
+          <w14:ligatures w14:val="none"/>
         </w:rPr>
         <w:t xml:space="preserve">la primera audiencia de conciliación postergada por </w:t>
       </w:r>
@@ -2045,7 +1960,7 @@
           <w:color w:val="000000"/>
           <w:kern w:val="0"/>
           <w:lang w:val="es-ES" w:eastAsia="es-ES"/>
-          <ns2:ligatures ns2:val="none"/>
+          <w14:ligatures w14:val="none"/>
         </w:rPr>
         <w:t>Rímac</w:t>
       </w:r>
@@ -2055,7 +1970,7 @@
           <w:color w:val="000000"/>
           <w:kern w:val="0"/>
           <w:lang w:eastAsia="es-ES"/>
-          <ns2:ligatures ns2:val="none"/>
+          <w14:ligatures w14:val="none"/>
         </w:rPr>
         <w:t xml:space="preserve"> </w:t>
       </w:r>
@@ -2065,7 +1980,7 @@
           <w:color w:val="000000"/>
           <w:kern w:val="0"/>
           <w:lang w:eastAsia="es-ES"/>
-          <ns2:ligatures ns2:val="none"/>
+          <w14:ligatures w14:val="none"/>
         </w:rPr>
         <w:t>y que en la segunda no se le permitió participar al iniciar sin su presencia.</w:t>
       </w:r>
@@ -2075,25 +1990,25 @@
           <w:color w:val="000000"/>
           <w:kern w:val="0"/>
           <w:lang w:eastAsia="es-ES"/>
-          <ns2:ligatures ns2:val="none"/>
+          <w14:ligatures w14:val="none"/>
         </w:rPr>
         <w:t xml:space="preserve"> </w:t>
       </w:r>
     </w:p>
-    <w:p ns2:paraId="56B97B67" ns2:textId="77777777">
-      <w:pPr>
-        <w:spacing w:after="0" w:line="240" w:lineRule="auto"/>
-        <w:jc w:val="both"/>
-        <w:rPr>
-          <w:rFonts w:ascii="Arial Narrow" w:eastAsia="Times New Roman" w:hAnsi="Arial Narrow" w:cs="Arial"/>
-          <w:color w:val="000000"/>
-          <w:kern w:val="0"/>
-          <w:lang w:eastAsia="es-ES"/>
-          <ns2:ligatures ns2:val="none"/>
-        </w:rPr>
-      </w:pPr>
-    </w:p>
-    <w:p ns2:paraId="24BFF8C9" ns2:textId="69684B2B">
+    <w:p>
+      <w:pPr>
+        <w:spacing w:after="0" w:line="240" w:lineRule="auto"/>
+        <w:jc w:val="both"/>
+        <w:rPr>
+          <w:rFonts w:ascii="Arial Narrow" w:eastAsia="Times New Roman" w:hAnsi="Arial Narrow" w:cs="Arial"/>
+          <w:color w:val="000000"/>
+          <w:kern w:val="0"/>
+          <w:lang w:eastAsia="es-ES"/>
+          <w14:ligatures w14:val="none"/>
+        </w:rPr>
+      </w:pPr>
+    </w:p>
+    <w:p>
       <w:pPr>
         <w:pStyle w:val="Prrafodelista"/>
         <w:numPr>
@@ -2111,16 +2026,16 @@
           <w:color w:val="000000"/>
           <w:kern w:val="0"/>
           <w:lang w:eastAsia="es-ES"/>
-          <ns2:ligatures ns2:val="none"/>
-        </w:rPr>
-      </w:pPr>
-      <w:r>
-        <w:rPr>
-          <w:rFonts w:ascii="Arial Narrow" w:eastAsia="Times New Roman" w:hAnsi="Arial Narrow" w:cs="Arial"/>
-          <w:color w:val="000000"/>
-          <w:kern w:val="0"/>
-          <w:lang w:eastAsia="es-ES"/>
-          <ns2:ligatures ns2:val="none"/>
+          <w14:ligatures w14:val="none"/>
+        </w:rPr>
+      </w:pPr>
+      <w:r>
+        <w:rPr>
+          <w:rFonts w:ascii="Arial Narrow" w:eastAsia="Times New Roman" w:hAnsi="Arial Narrow" w:cs="Arial"/>
+          <w:color w:val="000000"/>
+          <w:kern w:val="0"/>
+          <w:lang w:eastAsia="es-ES"/>
+          <w14:ligatures w14:val="none"/>
         </w:rPr>
         <w:t>Asimismo</w:t>
       </w:r>
@@ -2130,7 +2045,7 @@
           <w:color w:val="000000"/>
           <w:kern w:val="0"/>
           <w:lang w:eastAsia="es-ES"/>
-          <ns2:ligatures ns2:val="none"/>
+          <w14:ligatures w14:val="none"/>
         </w:rPr>
         <w:t xml:space="preserve">, efectuó múltiples comunicaciones con la central telefónica de </w:t>
       </w:r>
@@ -2140,7 +2055,7 @@
           <w:color w:val="000000"/>
           <w:kern w:val="0"/>
           <w:lang w:val="es-ES" w:eastAsia="es-ES"/>
-          <ns2:ligatures ns2:val="none"/>
+          <w14:ligatures w14:val="none"/>
         </w:rPr>
         <w:t>Rímac</w:t>
       </w:r>
@@ -2150,7 +2065,7 @@
           <w:color w:val="000000"/>
           <w:kern w:val="0"/>
           <w:lang w:eastAsia="es-ES"/>
-          <ns2:ligatures ns2:val="none"/>
+          <w14:ligatures w14:val="none"/>
         </w:rPr>
         <w:t xml:space="preserve"> </w:t>
       </w:r>
@@ -2160,7 +2075,7 @@
           <w:color w:val="000000"/>
           <w:kern w:val="0"/>
           <w:lang w:eastAsia="es-ES"/>
-          <ns2:ligatures ns2:val="none"/>
+          <w14:ligatures w14:val="none"/>
         </w:rPr>
         <w:t>y con las áreas encargadas de siniestros, a fin de obtener información y seguimiento de su caso, sin obtener una respuesta favorable</w:t>
       </w:r>
@@ -2170,7 +2085,7 @@
           <w:color w:val="000000"/>
           <w:kern w:val="0"/>
           <w:lang w:eastAsia="es-ES"/>
-          <ns2:ligatures ns2:val="none"/>
+          <w14:ligatures w14:val="none"/>
         </w:rPr>
         <w:t xml:space="preserve"> </w:t>
       </w:r>
@@ -2180,7 +2095,7 @@
           <w:color w:val="000000"/>
           <w:kern w:val="0"/>
           <w:lang w:eastAsia="es-ES"/>
-          <ns2:ligatures ns2:val="none"/>
+          <w14:ligatures w14:val="none"/>
         </w:rPr>
         <w:t xml:space="preserve">y </w:t>
       </w:r>
@@ -2190,7 +2105,7 @@
           <w:color w:val="000000"/>
           <w:kern w:val="0"/>
           <w:lang w:eastAsia="es-ES"/>
-          <ns2:ligatures ns2:val="none"/>
+          <w14:ligatures w14:val="none"/>
         </w:rPr>
         <w:t>se le comunicó que el siniestro no sería cubierto por aplicación de deducibles.</w:t>
       </w:r>
@@ -2200,12 +2115,12 @@
           <w:color w:val="000000"/>
           <w:kern w:val="0"/>
           <w:lang w:eastAsia="es-ES"/>
-          <ns2:ligatures ns2:val="none"/>
+          <w14:ligatures w14:val="none"/>
         </w:rPr>
         <w:t xml:space="preserve"> </w:t>
       </w:r>
     </w:p>
-    <w:p ns2:paraId="76630485" ns2:textId="58AEAA15">
+    <w:p>
       <w:pPr>
         <w:tabs>
           <w:tab w:val="left" w:pos="1134"/>
@@ -2217,11 +2132,11 @@
           <w:color w:val="000000"/>
           <w:kern w:val="0"/>
           <w:lang w:eastAsia="es-ES"/>
-          <ns2:ligatures ns2:val="none"/>
-        </w:rPr>
-      </w:pPr>
-    </w:p>
-    <w:p ns2:paraId="4FB15987" ns2:textId="0BA4C0E7">
+          <w14:ligatures w14:val="none"/>
+        </w:rPr>
+      </w:pPr>
+    </w:p>
+    <w:p>
       <w:pPr>
         <w:numPr>
           <w:ilvl w:val="1"/>
@@ -2239,16 +2154,16 @@
           <w:color w:val="000000"/>
           <w:kern w:val="0"/>
           <w:lang w:val="es-ES" w:eastAsia="es-ES"/>
-          <ns2:ligatures ns2:val="none"/>
-        </w:rPr>
-      </w:pPr>
-      <w:r>
-        <w:rPr>
-          <w:rFonts w:ascii="Arial Narrow" w:eastAsia="Times New Roman" w:hAnsi="Arial Narrow" w:cs="Arial"/>
-          <w:color w:val="000000"/>
-          <w:kern w:val="0"/>
-          <w:lang w:val="es-ES" w:eastAsia="es-ES"/>
-          <ns2:ligatures ns2:val="none"/>
+          <w14:ligatures w14:val="none"/>
+        </w:rPr>
+      </w:pPr>
+      <w:r>
+        <w:rPr>
+          <w:rFonts w:ascii="Arial Narrow" w:eastAsia="Times New Roman" w:hAnsi="Arial Narrow" w:cs="Arial"/>
+          <w:color w:val="000000"/>
+          <w:kern w:val="0"/>
+          <w:lang w:val="es-ES" w:eastAsia="es-ES"/>
+          <w14:ligatures w14:val="none"/>
         </w:rPr>
         <w:t xml:space="preserve">La señora [APELLIDO] solicitó, en calidad de medida correctiva, que Rímac cumpla con: (i) devolver el monto respecto de los pagos realizados de las primas de la Póliza Domiciliaria desde su adquisición hasta el cese; o, en su defecto, cumplir con cubrir el siniestro del 15 de junio de 2025 por el monto de S/10 363,00; (ii) remitir la copia de todas las boletas de pago de primas de todas las pólizas adquiridas hasta la fecha y que gestiona la compañía aseguradora; (iii) remitir el listado de todos los productos registrados en Rímac a su nombre vigentes y no vigentes desde el 2007 en adelante; y, (iv) informar de todos los servicios adicionales solicitados como cerrajería, gasfitería, electricista, lavado de colchones, médicos a domicilio y otros; y, (v) remitir el registro de todos los siniestros reportados de todas las pólizas y accidentes atendidos y no atendidos. Asimismo, requirió el reembolso de costos y costas del presente procedimiento.</w:t>
       </w:r>
@@ -2258,7 +2173,7 @@
           <w:color w:val="000000"/>
           <w:kern w:val="0"/>
           <w:lang w:val="es-ES" w:eastAsia="es-ES"/>
-          <ns2:ligatures ns2:val="none"/>
+          <w14:ligatures w14:val="none"/>
         </w:rPr>
         <w:t xml:space="preserve"/>
       </w:r>
@@ -2266,7 +2181,7 @@
         <w:rPr>
           <w:rFonts w:ascii="Arial Narrow" w:eastAsia="Calibri" w:hAnsi="Arial Narrow" w:cs="Arial"/>
           <w:kern w:val="0"/>
-          <ns2:ligatures ns2:val="none"/>
+          <w14:ligatures w14:val="none"/>
         </w:rPr>
         <w:t xml:space="preserve"/>
       </w:r>
@@ -2276,7 +2191,7 @@
           <w:color w:val="000000"/>
           <w:kern w:val="0"/>
           <w:lang w:val="es-ES" w:eastAsia="es-ES"/>
-          <ns2:ligatures ns2:val="none"/>
+          <w14:ligatures w14:val="none"/>
         </w:rPr>
         <w:t xml:space="preserve"/>
       </w:r>
@@ -2287,7 +2202,7 @@
           <w:color w:val="000000"/>
           <w:kern w:val="0"/>
           <w:lang w:val="es-ES" w:eastAsia="es-ES"/>
-          <ns2:ligatures ns2:val="none"/>
+          <w14:ligatures w14:val="none"/>
         </w:rPr>
         <w:t xml:space="preserve"/>
       </w:r>
@@ -2297,7 +2212,7 @@
           <w:color w:val="000000"/>
           <w:kern w:val="0"/>
           <w:lang w:val="es-ES" w:eastAsia="es-ES"/>
-          <ns2:ligatures ns2:val="none"/>
+          <w14:ligatures w14:val="none"/>
         </w:rPr>
         <w:t/>
       </w:r>
@@ -2307,7 +2222,7 @@
           <w:color w:val="000000"/>
           <w:kern w:val="0"/>
           <w:lang w:val="es-ES" w:eastAsia="es-ES"/>
-          <ns2:ligatures ns2:val="none"/>
+          <w14:ligatures w14:val="none"/>
         </w:rPr>
         <w:t xml:space="preserve"/>
       </w:r>
@@ -2317,7 +2232,7 @@
           <w:color w:val="000000"/>
           <w:kern w:val="0"/>
           <w:lang w:val="es-ES" w:eastAsia="es-ES"/>
-          <ns2:ligatures ns2:val="none"/>
+          <w14:ligatures w14:val="none"/>
         </w:rPr>
         <w:t xml:space="preserve"/>
       </w:r>
@@ -2327,7 +2242,7 @@
           <w:color w:val="000000"/>
           <w:kern w:val="0"/>
           <w:lang w:eastAsia="es-ES"/>
-          <ns2:ligatures ns2:val="none"/>
+          <w14:ligatures w14:val="none"/>
         </w:rPr>
         <w:t xml:space="preserve"/>
       </w:r>
@@ -2337,7 +2252,7 @@
           <w:color w:val="000000"/>
           <w:kern w:val="0"/>
           <w:lang w:eastAsia="es-ES"/>
-          <ns2:ligatures ns2:val="none"/>
+          <w14:ligatures w14:val="none"/>
         </w:rPr>
         <w:t/>
       </w:r>
@@ -2347,7 +2262,7 @@
           <w:color w:val="000000"/>
           <w:kern w:val="0"/>
           <w:lang w:eastAsia="es-ES"/>
-          <ns2:ligatures ns2:val="none"/>
+          <w14:ligatures w14:val="none"/>
         </w:rPr>
         <w:t/>
       </w:r>
@@ -2357,7 +2272,7 @@
           <w:color w:val="000000"/>
           <w:kern w:val="0"/>
           <w:lang w:val="es-ES" w:eastAsia="es-ES"/>
-          <ns2:ligatures ns2:val="none"/>
+          <w14:ligatures w14:val="none"/>
         </w:rPr>
         <w:t xml:space="preserve"/>
       </w:r>
@@ -2367,7 +2282,7 @@
           <w:color w:val="000000"/>
           <w:kern w:val="0"/>
           <w:lang w:val="es-ES" w:eastAsia="es-ES"/>
-          <ns2:ligatures ns2:val="none"/>
+          <w14:ligatures w14:val="none"/>
         </w:rPr>
         <w:t/>
       </w:r>
@@ -2377,7 +2292,7 @@
           <w:color w:val="000000"/>
           <w:kern w:val="0"/>
           <w:lang w:val="es-ES" w:eastAsia="es-ES"/>
-          <ns2:ligatures ns2:val="none"/>
+          <w14:ligatures w14:val="none"/>
         </w:rPr>
         <w:t/>
       </w:r>
@@ -2387,7 +2302,7 @@
           <w:color w:val="000000"/>
           <w:kern w:val="0"/>
           <w:lang w:val="es-ES" w:eastAsia="es-ES"/>
-          <ns2:ligatures ns2:val="none"/>
+          <w14:ligatures w14:val="none"/>
         </w:rPr>
         <w:t xml:space="preserve"/>
       </w:r>
@@ -2397,7 +2312,7 @@
           <w:color w:val="000000"/>
           <w:kern w:val="0"/>
           <w:lang w:val="es-ES" w:eastAsia="es-ES"/>
-          <ns2:ligatures ns2:val="none"/>
+          <w14:ligatures w14:val="none"/>
         </w:rPr>
         <w:t/>
       </w:r>
@@ -2407,7 +2322,7 @@
           <w:color w:val="000000"/>
           <w:kern w:val="0"/>
           <w:lang w:val="es-ES" w:eastAsia="es-ES"/>
-          <ns2:ligatures ns2:val="none"/>
+          <w14:ligatures w14:val="none"/>
         </w:rPr>
         <w:t xml:space="preserve"/>
       </w:r>
@@ -2417,7 +2332,7 @@
           <w:color w:val="000000"/>
           <w:kern w:val="0"/>
           <w:lang w:val="es-ES" w:eastAsia="es-ES"/>
-          <ns2:ligatures ns2:val="none"/>
+          <w14:ligatures w14:val="none"/>
         </w:rPr>
         <w:t xml:space="preserve"/>
       </w:r>
@@ -2427,7 +2342,7 @@
           <w:color w:val="000000"/>
           <w:kern w:val="0"/>
           <w:lang w:val="es-ES" w:eastAsia="es-ES"/>
-          <ns2:ligatures ns2:val="none"/>
+          <w14:ligatures w14:val="none"/>
         </w:rPr>
         <w:t/>
       </w:r>
@@ -2437,7 +2352,7 @@
           <w:color w:val="000000"/>
           <w:kern w:val="0"/>
           <w:lang w:val="es-ES" w:eastAsia="es-ES"/>
-          <ns2:ligatures ns2:val="none"/>
+          <w14:ligatures w14:val="none"/>
         </w:rPr>
         <w:t/>
       </w:r>
@@ -2447,7 +2362,7 @@
           <w:color w:val="000000"/>
           <w:kern w:val="0"/>
           <w:lang w:val="es-ES" w:eastAsia="es-ES"/>
-          <ns2:ligatures ns2:val="none"/>
+          <w14:ligatures w14:val="none"/>
         </w:rPr>
         <w:t xml:space="preserve"/>
       </w:r>
@@ -2457,7 +2372,7 @@
           <w:color w:val="000000"/>
           <w:kern w:val="0"/>
           <w:lang w:eastAsia="es-ES"/>
-          <ns2:ligatures ns2:val="none"/>
+          <w14:ligatures w14:val="none"/>
         </w:rPr>
         <w:t/>
       </w:r>
@@ -2467,7 +2382,7 @@
           <w:color w:val="000000"/>
           <w:kern w:val="0"/>
           <w:lang w:eastAsia="es-ES"/>
-          <ns2:ligatures ns2:val="none"/>
+          <w14:ligatures w14:val="none"/>
         </w:rPr>
         <w:t xml:space="preserve"/>
       </w:r>
@@ -2477,7 +2392,7 @@
           <w:color w:val="000000"/>
           <w:kern w:val="0"/>
           <w:lang w:val="es-ES" w:eastAsia="es-ES"/>
-          <ns2:ligatures ns2:val="none"/>
+          <w14:ligatures w14:val="none"/>
         </w:rPr>
         <w:t/>
       </w:r>
@@ -2488,7 +2403,7 @@
           <w:color w:val="000000"/>
           <w:kern w:val="0"/>
           <w:lang w:val="es-ES" w:eastAsia="es-ES"/>
-          <ns2:ligatures ns2:val="none"/>
+          <w14:ligatures w14:val="none"/>
         </w:rPr>
         <w:t/>
       </w:r>
@@ -2499,7 +2414,7 @@
           <w:color w:val="000000"/>
           <w:kern w:val="0"/>
           <w:lang w:val="es-ES" w:eastAsia="es-ES"/>
-          <ns2:ligatures ns2:val="none"/>
+          <w14:ligatures w14:val="none"/>
         </w:rPr>
         <w:t xml:space="preserve"/>
       </w:r>
@@ -2509,7 +2424,7 @@
           <w:color w:val="000000"/>
           <w:kern w:val="0"/>
           <w:lang w:val="es-ES" w:eastAsia="es-ES"/>
-          <ns2:ligatures ns2:val="none"/>
+          <w14:ligatures w14:val="none"/>
         </w:rPr>
         <w:t/>
       </w:r>
@@ -2519,7 +2434,7 @@
           <w:color w:val="000000"/>
           <w:kern w:val="0"/>
           <w:lang w:val="es-ES" w:eastAsia="es-ES"/>
-          <ns2:ligatures ns2:val="none"/>
+          <w14:ligatures w14:val="none"/>
         </w:rPr>
         <w:t xml:space="preserve"/>
       </w:r>
@@ -2529,7 +2444,7 @@
           <w:color w:val="000000"/>
           <w:kern w:val="0"/>
           <w:lang w:val="es-ES" w:eastAsia="es-ES"/>
-          <ns2:ligatures ns2:val="none"/>
+          <w14:ligatures w14:val="none"/>
         </w:rPr>
         <w:t/>
       </w:r>
@@ -2539,7 +2454,7 @@
           <w:color w:val="000000"/>
           <w:kern w:val="0"/>
           <w:lang w:val="es-ES" w:eastAsia="es-ES"/>
-          <ns2:ligatures ns2:val="none"/>
+          <w14:ligatures w14:val="none"/>
         </w:rPr>
         <w:t xml:space="preserve"/>
       </w:r>
@@ -2549,7 +2464,7 @@
           <w:color w:val="000000"/>
           <w:kern w:val="0"/>
           <w:lang w:val="es-ES" w:eastAsia="es-ES"/>
-          <ns2:ligatures ns2:val="none"/>
+          <w14:ligatures w14:val="none"/>
         </w:rPr>
         <w:t/>
       </w:r>
@@ -2559,7 +2474,7 @@
           <w:color w:val="000000"/>
           <w:kern w:val="0"/>
           <w:lang w:val="es-ES" w:eastAsia="es-ES"/>
-          <ns2:ligatures ns2:val="none"/>
+          <w14:ligatures w14:val="none"/>
         </w:rPr>
         <w:t xml:space="preserve"/>
       </w:r>
@@ -2569,7 +2484,7 @@
           <w:color w:val="000000"/>
           <w:kern w:val="0"/>
           <w:lang w:val="es-ES" w:eastAsia="es-ES"/>
-          <ns2:ligatures ns2:val="none"/>
+          <w14:ligatures w14:val="none"/>
         </w:rPr>
         <w:t/>
       </w:r>
@@ -2579,7 +2494,7 @@
           <w:color w:val="000000"/>
           <w:kern w:val="0"/>
           <w:lang w:val="es-ES" w:eastAsia="es-ES"/>
-          <ns2:ligatures ns2:val="none"/>
+          <w14:ligatures w14:val="none"/>
         </w:rPr>
         <w:t xml:space="preserve"/>
       </w:r>
@@ -2589,7 +2504,7 @@
           <w:color w:val="000000"/>
           <w:kern w:val="0"/>
           <w:lang w:val="es-ES" w:eastAsia="es-ES"/>
-          <ns2:ligatures ns2:val="none"/>
+          <w14:ligatures w14:val="none"/>
         </w:rPr>
         <w:t xml:space="preserve"/>
       </w:r>
@@ -2599,7 +2514,7 @@
           <w:color w:val="000000"/>
           <w:kern w:val="0"/>
           <w:lang w:val="es-ES" w:eastAsia="es-ES"/>
-          <ns2:ligatures ns2:val="none"/>
+          <w14:ligatures w14:val="none"/>
         </w:rPr>
         <w:t xml:space="preserve"/>
       </w:r>
@@ -2609,7 +2524,7 @@
           <w:color w:val="000000"/>
           <w:kern w:val="0"/>
           <w:lang w:val="es-ES" w:eastAsia="es-ES"/>
-          <ns2:ligatures ns2:val="none"/>
+          <w14:ligatures w14:val="none"/>
         </w:rPr>
         <w:t xml:space="preserve"/>
       </w:r>
@@ -2619,7 +2534,7 @@
           <w:color w:val="000000"/>
           <w:kern w:val="0"/>
           <w:lang w:val="es-ES" w:eastAsia="es-ES"/>
-          <ns2:ligatures ns2:val="none"/>
+          <w14:ligatures w14:val="none"/>
         </w:rPr>
         <w:t xml:space="preserve"/>
       </w:r>
@@ -2629,7 +2544,7 @@
           <w:color w:val="000000"/>
           <w:kern w:val="0"/>
           <w:lang w:val="es-ES" w:eastAsia="es-ES"/>
-          <ns2:ligatures ns2:val="none"/>
+          <w14:ligatures w14:val="none"/>
         </w:rPr>
         <w:t/>
       </w:r>
@@ -2639,7 +2554,7 @@
           <w:color w:val="000000"/>
           <w:kern w:val="0"/>
           <w:lang w:val="es-ES" w:eastAsia="es-ES"/>
-          <ns2:ligatures ns2:val="none"/>
+          <w14:ligatures w14:val="none"/>
         </w:rPr>
         <w:t xml:space="preserve"/>
       </w:r>
@@ -2649,7 +2564,7 @@
           <w:color w:val="000000"/>
           <w:kern w:val="0"/>
           <w:lang w:val="es-ES" w:eastAsia="es-ES"/>
-          <ns2:ligatures ns2:val="none"/>
+          <w14:ligatures w14:val="none"/>
         </w:rPr>
         <w:t xml:space="preserve"/>
       </w:r>
@@ -2659,7 +2574,7 @@
           <w:color w:val="000000"/>
           <w:kern w:val="0"/>
           <w:lang w:val="es-ES" w:eastAsia="es-ES"/>
-          <ns2:ligatures ns2:val="none"/>
+          <w14:ligatures w14:val="none"/>
         </w:rPr>
         <w:t xml:space="preserve"/>
       </w:r>
@@ -2669,7 +2584,7 @@
           <w:color w:val="000000"/>
           <w:kern w:val="0"/>
           <w:lang w:val="es-ES" w:eastAsia="es-ES"/>
-          <ns2:ligatures ns2:val="none"/>
+          <w14:ligatures w14:val="none"/>
         </w:rPr>
         <w:t xml:space="preserve"/>
       </w:r>
@@ -2679,7 +2594,7 @@
           <w:color w:val="000000"/>
           <w:kern w:val="0"/>
           <w:lang w:val="es-ES" w:eastAsia="es-ES"/>
-          <ns2:ligatures ns2:val="none"/>
+          <w14:ligatures w14:val="none"/>
         </w:rPr>
         <w:t/>
       </w:r>
@@ -2689,7 +2604,7 @@
           <w:color w:val="000000"/>
           <w:kern w:val="0"/>
           <w:lang w:val="es-ES" w:eastAsia="es-ES"/>
-          <ns2:ligatures ns2:val="none"/>
+          <w14:ligatures w14:val="none"/>
         </w:rPr>
         <w:t/>
       </w:r>
@@ -2699,7 +2614,7 @@
           <w:color w:val="000000"/>
           <w:kern w:val="0"/>
           <w:lang w:val="es-ES" w:eastAsia="es-ES"/>
-          <ns2:ligatures ns2:val="none"/>
+          <w14:ligatures w14:val="none"/>
         </w:rPr>
         <w:t/>
       </w:r>
@@ -2709,7 +2624,7 @@
           <w:color w:val="000000"/>
           <w:kern w:val="0"/>
           <w:lang w:val="es-ES" w:eastAsia="es-ES"/>
-          <ns2:ligatures ns2:val="none"/>
+          <w14:ligatures w14:val="none"/>
         </w:rPr>
         <w:t/>
       </w:r>
@@ -2719,13 +2634,13 @@
           <w:color w:val="000000"/>
           <w:kern w:val="0"/>
           <w:lang w:val="es-ES" w:eastAsia="es-ES"/>
-          <ns2:ligatures ns2:val="none"/>
+          <w14:ligatures w14:val="none"/>
         </w:rPr>
         <w:t/>
       </w:r>
     </w:p>
     <w:bookmarkEnd w:id="2"/>
-    <w:p ns2:paraId="61C46995" ns2:textId="77777777">
+    <w:p>
       <w:pPr>
         <w:spacing w:after="0" w:line="240" w:lineRule="auto"/>
         <w:contextualSpacing/>
@@ -2736,11 +2651,11 @@
           <w:color w:val="000000"/>
           <w:kern w:val="0"/>
           <w:lang w:eastAsia="es-PE"/>
-          <ns2:ligatures ns2:val="none"/>
-        </w:rPr>
-      </w:pPr>
-    </w:p>
-    <w:p ns2:paraId="4713554A" ns2:textId="77777777">
+          <w14:ligatures w14:val="none"/>
+        </w:rPr>
+      </w:pPr>
+    </w:p>
+    <w:p>
       <w:pPr>
         <w:pStyle w:val="Prrafodelista"/>
         <w:numPr>
@@ -2760,7 +2675,7 @@
           <w:color w:val="000000"/>
           <w:kern w:val="0"/>
           <w:lang w:eastAsia="es-PE"/>
-          <ns2:ligatures ns2:val="none"/>
+          <w14:ligatures w14:val="none"/>
         </w:rPr>
       </w:pPr>
       <w:r>
@@ -2770,12 +2685,12 @@
           <w:color w:val="000000"/>
           <w:kern w:val="0"/>
           <w:lang w:eastAsia="es-PE"/>
-          <ns2:ligatures ns2:val="none"/>
+          <w14:ligatures w14:val="none"/>
         </w:rPr>
         <w:t>DE LA ADMISIÓN A TRÁMITE DE LA DENUNCIA</w:t>
       </w:r>
     </w:p>
-    <w:p ns2:paraId="4BBBE1C2" ns2:textId="77777777">
+    <w:p>
       <w:pPr>
         <w:spacing w:after="0" w:line="240" w:lineRule="auto"/>
         <w:ind w:left="567"/>
@@ -2787,11 +2702,11 @@
           <w:color w:val="000000"/>
           <w:kern w:val="0"/>
           <w:lang w:eastAsia="es-PE"/>
-          <ns2:ligatures ns2:val="none"/>
-        </w:rPr>
-      </w:pPr>
-    </w:p>
-    <w:p ns2:paraId="749C69A0" ns2:textId="2FF5CD93">
+          <w14:ligatures w14:val="none"/>
+        </w:rPr>
+      </w:pPr>
+    </w:p>
+    <w:p>
       <w:pPr>
         <w:pStyle w:val="Prrafodelista"/>
         <w:numPr>
@@ -2804,7 +2719,7 @@
         <w:rPr>
           <w:rFonts w:ascii="Arial Narrow" w:eastAsia="Arial Narrow" w:hAnsi="Arial Narrow" w:cs="Arial Narrow"/>
           <w:kern w:val="0"/>
-          <ns2:ligatures ns2:val="none"/>
+          <w14:ligatures w14:val="none"/>
         </w:rPr>
       </w:pPr>
       <w:bookmarkStart w:id="3" w:name="_Hlk140755208"/>
@@ -2816,7 +2731,7 @@
           <w:color w:val="000000"/>
           <w:kern w:val="0"/>
           <w:lang w:eastAsia="es-PE"/>
-          <ns2:ligatures ns2:val="none"/>
+          <w14:ligatures w14:val="none"/>
         </w:rPr>
         <w:t xml:space="preserve">La Secretaría </w:t>
       </w:r>
@@ -2829,7 +2744,7 @@
           <w:color w:val="000000"/>
           <w:kern w:val="0"/>
           <w:lang w:eastAsia="es-PE"/>
-          <ns2:ligatures ns2:val="none"/>
+          <w14:ligatures w14:val="none"/>
         </w:rPr>
         <w:t>Técnica de la Comisión de Protección al Consumidor 1 (en adelante, la Secretaría Técnica), en ejercicio de sus facultades</w:t>
       </w:r>
@@ -2839,7 +2754,7 @@
           <w:rFonts w:ascii="Arial Narrow" w:eastAsia="Arial Narrow" w:hAnsi="Arial Narrow" w:cs="Arial Narrow"/>
           <w:kern w:val="0"/>
           <w:vertAlign w:val="superscript"/>
-          <ns2:ligatures ns2:val="none"/>
+          <w14:ligatures w14:val="none"/>
         </w:rPr>
         <w:footnoteReference w:id="3"/>
       </w:r>
@@ -2849,7 +2764,7 @@
           <w:color w:val="000000"/>
           <w:kern w:val="0"/>
           <w:lang w:eastAsia="es-PE"/>
-          <ns2:ligatures ns2:val="none"/>
+          <w14:ligatures w14:val="none"/>
         </w:rPr>
         <w:t xml:space="preserve">, considera </w:t>
       </w:r>
@@ -2857,7 +2772,7 @@
         <w:rPr>
           <w:rFonts w:ascii="Arial Narrow" w:eastAsia="Arial Narrow" w:hAnsi="Arial Narrow" w:cs="Arial Narrow"/>
           <w:kern w:val="0"/>
-          <ns2:ligatures ns2:val="none"/>
+          <w14:ligatures w14:val="none"/>
         </w:rPr>
         <w:t xml:space="preserve">que el hecho denunciado, </w:t>
       </w:r>
@@ -2865,7 +2780,7 @@
         <w:rPr>
           <w:rFonts w:ascii="Arial Narrow" w:eastAsia="Arial Narrow" w:hAnsi="Arial Narrow" w:cs="Arial Narrow"/>
           <w:kern w:val="0"/>
-          <ns2:ligatures ns2:val="none"/>
+          <w14:ligatures w14:val="none"/>
         </w:rPr>
         <w:t xml:space="preserve">consistente en que </w:t>
       </w:r>
@@ -2878,7 +2793,7 @@
           <w:kern w:val="0"/>
           <w:shd w:val="clear" w:color="auto" w:fill="FFFFFF"/>
           <w:lang w:eastAsia="es-PE"/>
-          <ns2:ligatures ns2:val="none"/>
+          <w14:ligatures w14:val="none"/>
         </w:rPr>
         <w:t>Baukost</w:t>
       </w:r>
@@ -2890,7 +2805,7 @@
           <w:kern w:val="0"/>
           <w:shd w:val="clear" w:color="auto" w:fill="FFFFFF"/>
           <w:lang w:eastAsia="es-PE"/>
-          <ns2:ligatures ns2:val="none"/>
+          <w14:ligatures w14:val="none"/>
         </w:rPr>
         <w:t xml:space="preserve"> Ajustadores y Peritos de Seguros S.A.C. habría emitido un informe de ajuste inadecuado del siniestro ocurrido el 15 de junio de 2025 en virtud de la cobertura del Póliza Domiciliaria 1416-20015, sin considerar el presupuesto presentado por la denunciante</w:t>
       </w:r>
@@ -2898,7 +2813,7 @@
         <w:rPr>
           <w:rFonts w:ascii="Arial Narrow" w:eastAsia="Arial Narrow" w:hAnsi="Arial Narrow" w:cs="Arial Narrow"/>
           <w:kern w:val="0"/>
-          <ns2:ligatures ns2:val="none"/>
+          <w14:ligatures w14:val="none"/>
         </w:rPr>
         <w:t xml:space="preserve">; involucraría una presunta afectación a sus expectativas, quien no habría encontrado una correspondencia entre lo que </w:t>
       </w:r>
@@ -2906,7 +2821,7 @@
         <w:rPr>
           <w:rFonts w:ascii="Arial Narrow" w:eastAsia="Arial Narrow" w:hAnsi="Arial Narrow" w:cs="Arial Narrow"/>
           <w:kern w:val="0"/>
-          <ns2:ligatures ns2:val="none"/>
+          <w14:ligatures w14:val="none"/>
         </w:rPr>
         <w:lastRenderedPageBreak/>
         <w:t>esperaba recibir de parte del proveedor y lo que realmente recibió. Por consiguiente, corresponde calificar el hecho materia de denuncia como una presunta infracción al deber de idoneidad, tipificado en los artículos 18</w:t>
@@ -2917,7 +2832,7 @@
           <w:color w:val="000000"/>
           <w:kern w:val="0"/>
           <w:lang w:eastAsia="es-PE"/>
-          <ns2:ligatures ns2:val="none"/>
+          <w14:ligatures w14:val="none"/>
         </w:rPr>
         <w:t/>
       </w:r>
@@ -2925,7 +2840,7 @@
         <w:rPr>
           <w:rFonts w:ascii="Arial Narrow" w:eastAsia="Arial Narrow" w:hAnsi="Arial Narrow" w:cs="Arial Narrow"/>
           <w:kern w:val="0"/>
-          <ns2:ligatures ns2:val="none"/>
+          <w14:ligatures w14:val="none"/>
         </w:rPr>
         <w:t xml:space="preserve"> y 19</w:t>
       </w:r>
@@ -2935,7 +2850,7 @@
           <w:color w:val="000000"/>
           <w:kern w:val="0"/>
           <w:lang w:eastAsia="es-PE"/>
-          <ns2:ligatures ns2:val="none"/>
+          <w14:ligatures w14:val="none"/>
         </w:rPr>
         <w:t/>
       </w:r>
@@ -2943,7 +2858,7 @@
         <w:rPr>
           <w:rFonts w:ascii="Arial Narrow" w:eastAsia="Arial Narrow" w:hAnsi="Arial Narrow" w:cs="Arial Narrow"/>
           <w:kern w:val="0"/>
-          <ns2:ligatures ns2:val="none"/>
+          <w14:ligatures w14:val="none"/>
         </w:rPr>
         <w:t xml:space="preserve"> del Código</w:t>
       </w:r>
@@ -2952,7 +2867,7 @@
           <w:rFonts w:ascii="Arial Narrow" w:eastAsia="Arial Narrow" w:hAnsi="Arial Narrow" w:cs="Arial"/>
           <w:kern w:val="0"/>
           <w:vertAlign w:val="superscript"/>
-          <ns2:ligatures ns2:val="none"/>
+          <w14:ligatures w14:val="none"/>
         </w:rPr>
         <w:t xml:space="preserve"> </w:t>
       </w:r>
@@ -2962,7 +2877,7 @@
           <w:rFonts w:ascii="Arial Narrow" w:eastAsia="Arial Narrow" w:hAnsi="Arial Narrow" w:cs="Arial"/>
           <w:kern w:val="0"/>
           <w:vertAlign w:val="superscript"/>
-          <ns2:ligatures ns2:val="none"/>
+          <w14:ligatures w14:val="none"/>
         </w:rPr>
         <w:footnoteReference w:id="4"/>
       </w:r>
@@ -2970,13 +2885,13 @@
         <w:rPr>
           <w:rFonts w:ascii="Arial Narrow" w:eastAsia="Arial Narrow" w:hAnsi="Arial Narrow" w:cs="Arial Narrow"/>
           <w:kern w:val="0"/>
-          <ns2:ligatures ns2:val="none"/>
+          <w14:ligatures w14:val="none"/>
         </w:rPr>
         <w:t>.</w:t>
       </w:r>
       <w:bookmarkEnd w:id="6"/>
     </w:p>
-    <w:p ns2:paraId="2F8D23C0" ns2:textId="77777777">
+    <w:p>
       <w:pPr>
         <w:pStyle w:val="Prrafodelista"/>
         <w:spacing w:after="0" w:line="240" w:lineRule="auto"/>
@@ -2985,11 +2900,11 @@
         <w:rPr>
           <w:rFonts w:ascii="Arial Narrow" w:eastAsia="Arial Narrow" w:hAnsi="Arial Narrow" w:cs="Arial Narrow"/>
           <w:kern w:val="0"/>
-          <ns2:ligatures ns2:val="none"/>
-        </w:rPr>
-      </w:pPr>
-    </w:p>
-    <w:p ns2:paraId="54A143B5" ns2:textId="7ACF319B">
+          <w14:ligatures w14:val="none"/>
+        </w:rPr>
+      </w:pPr>
+    </w:p>
+    <w:p>
       <w:pPr>
         <w:pStyle w:val="Prrafodelista"/>
         <w:numPr>
@@ -3002,14 +2917,14 @@
         <w:rPr>
           <w:rFonts w:ascii="Arial Narrow" w:eastAsia="Arial Narrow" w:hAnsi="Arial Narrow" w:cs="Arial Narrow"/>
           <w:kern w:val="0"/>
-          <ns2:ligatures ns2:val="none"/>
-        </w:rPr>
-      </w:pPr>
-      <w:r>
-        <w:rPr>
-          <w:rFonts w:ascii="Arial Narrow" w:eastAsia="Arial Narrow" w:hAnsi="Arial Narrow" w:cs="Arial Narrow"/>
-          <w:kern w:val="0"/>
-          <ns2:ligatures ns2:val="none"/>
+          <w14:ligatures w14:val="none"/>
+        </w:rPr>
+      </w:pPr>
+      <w:r>
+        <w:rPr>
+          <w:rFonts w:ascii="Arial Narrow" w:eastAsia="Arial Narrow" w:hAnsi="Arial Narrow" w:cs="Arial Narrow"/>
+          <w:kern w:val="0"/>
+          <w14:ligatures w14:val="none"/>
         </w:rPr>
         <w:t xml:space="preserve">Así también, la Secretaría Técnica, en ejercicio de sus facultades, </w:t>
       </w:r>
@@ -3020,7 +2935,7 @@
           <w:color w:val="000000"/>
           <w:kern w:val="0"/>
           <w:lang w:eastAsia="es-PE"/>
-          <ns2:ligatures ns2:val="none"/>
+          <w14:ligatures w14:val="none"/>
         </w:rPr>
         <w:t xml:space="preserve">considera </w:t>
       </w:r>
@@ -3028,7 +2943,7 @@
         <w:rPr>
           <w:rFonts w:ascii="Arial Narrow" w:eastAsia="Arial Narrow" w:hAnsi="Arial Narrow" w:cs="Arial Narrow"/>
           <w:kern w:val="0"/>
-          <ns2:ligatures ns2:val="none"/>
+          <w14:ligatures w14:val="none"/>
         </w:rPr>
         <w:t xml:space="preserve">que el hecho denunciado, consistente en que </w:t>
       </w:r>
@@ -3040,7 +2955,7 @@
           <w:kern w:val="0"/>
           <w:shd w:val="clear" w:color="auto" w:fill="FFFFFF"/>
           <w:lang w:eastAsia="es-PE"/>
-          <ns2:ligatures ns2:val="none"/>
+          <w14:ligatures w14:val="none"/>
         </w:rPr>
         <w:t>Baukost</w:t>
       </w:r>
@@ -3052,7 +2967,7 @@
           <w:kern w:val="0"/>
           <w:shd w:val="clear" w:color="auto" w:fill="FFFFFF"/>
           <w:lang w:eastAsia="es-PE"/>
-          <ns2:ligatures ns2:val="none"/>
+          <w14:ligatures w14:val="none"/>
         </w:rPr>
         <w:t xml:space="preserve"> Ajustadores y Peritos de Seguros S.A.C. y Rímac Seguros y Reaseguros S.A. habrían realizado una liquidación inadecuada del siniestro ocurrido el 15 de junio de 2025 en virtud de la cobertura del Póliza Domiciliaria 1416-20015, al señalar que el monto correspondiente a la pérdida se encuentra absorbido por el deducible estipulado en la Póliza Domiciliaria 1416-20015</w:t>
       </w:r>
@@ -3060,7 +2975,7 @@
         <w:rPr>
           <w:rFonts w:ascii="Arial Narrow" w:eastAsia="Arial Narrow" w:hAnsi="Arial Narrow" w:cs="Arial Narrow"/>
           <w:kern w:val="0"/>
-          <ns2:ligatures ns2:val="none"/>
+          <w14:ligatures w14:val="none"/>
         </w:rPr>
         <w:t>; involucraría una presunta afectación a sus expectativas, quien no habría encontrado una correspondencia entre lo que esperaba recibir de parte del proveedor y lo que realmente recibió. Por consiguiente, corresponde calificar el hecho materia de denuncia como una presunta infracción al deber de idoneidad, tipificado en los artículos 18</w:t>
       </w:r>
@@ -3070,7 +2985,7 @@
           <w:color w:val="000000"/>
           <w:kern w:val="0"/>
           <w:lang w:eastAsia="es-PE"/>
-          <ns2:ligatures ns2:val="none"/>
+          <w14:ligatures w14:val="none"/>
         </w:rPr>
         <w:t/>
       </w:r>
@@ -3078,7 +2993,7 @@
         <w:rPr>
           <w:rFonts w:ascii="Arial Narrow" w:eastAsia="Arial Narrow" w:hAnsi="Arial Narrow" w:cs="Arial Narrow"/>
           <w:kern w:val="0"/>
-          <ns2:ligatures ns2:val="none"/>
+          <w14:ligatures w14:val="none"/>
         </w:rPr>
         <w:t xml:space="preserve"> y 19</w:t>
       </w:r>
@@ -3088,7 +3003,7 @@
           <w:color w:val="000000"/>
           <w:kern w:val="0"/>
           <w:lang w:eastAsia="es-PE"/>
-          <ns2:ligatures ns2:val="none"/>
+          <w14:ligatures w14:val="none"/>
         </w:rPr>
         <w:t/>
       </w:r>
@@ -3096,7 +3011,7 @@
         <w:rPr>
           <w:rFonts w:ascii="Arial Narrow" w:eastAsia="Arial Narrow" w:hAnsi="Arial Narrow" w:cs="Arial Narrow"/>
           <w:kern w:val="0"/>
-          <ns2:ligatures ns2:val="none"/>
+          <w14:ligatures w14:val="none"/>
         </w:rPr>
         <w:t xml:space="preserve"> del Código</w:t>
       </w:r>
@@ -3107,24 +3022,24 @@
           <w:color w:val="000000"/>
           <w:kern w:val="0"/>
           <w:lang w:eastAsia="es-PE"/>
-          <ns2:ligatures ns2:val="none"/>
+          <w14:ligatures w14:val="none"/>
         </w:rPr>
         <w:t xml:space="preserve">. </w:t>
       </w:r>
     </w:p>
     <w:bookmarkEnd w:id="7"/>
-    <w:p ns2:paraId="6BDA4B7E" ns2:textId="49AF511E">
-      <w:pPr>
-        <w:spacing w:after="0" w:line="240" w:lineRule="auto"/>
-        <w:jc w:val="both"/>
-        <w:rPr>
-          <w:rFonts w:ascii="Arial Narrow" w:eastAsia="Arial Narrow" w:hAnsi="Arial Narrow" w:cs="Arial Narrow"/>
-          <w:kern w:val="0"/>
-          <ns2:ligatures ns2:val="none"/>
-        </w:rPr>
-      </w:pPr>
-    </w:p>
-    <w:p ns2:paraId="308F08C6" ns2:textId="64F04F14">
+    <w:p>
+      <w:pPr>
+        <w:spacing w:after="0" w:line="240" w:lineRule="auto"/>
+        <w:jc w:val="both"/>
+        <w:rPr>
+          <w:rFonts w:ascii="Arial Narrow" w:eastAsia="Arial Narrow" w:hAnsi="Arial Narrow" w:cs="Arial Narrow"/>
+          <w:kern w:val="0"/>
+          <w14:ligatures w14:val="none"/>
+        </w:rPr>
+      </w:pPr>
+    </w:p>
+    <w:p>
       <w:pPr>
         <w:pStyle w:val="Prrafodelista"/>
         <w:numPr>
@@ -3137,14 +3052,14 @@
         <w:rPr>
           <w:rFonts w:ascii="Arial Narrow" w:eastAsia="Arial Narrow" w:hAnsi="Arial Narrow" w:cs="Arial Narrow"/>
           <w:kern w:val="0"/>
-          <ns2:ligatures ns2:val="none"/>
-        </w:rPr>
-      </w:pPr>
-      <w:r>
-        <w:rPr>
-          <w:rFonts w:ascii="Arial Narrow" w:eastAsia="Arial Narrow" w:hAnsi="Arial Narrow" w:cs="Arial Narrow"/>
-          <w:kern w:val="0"/>
-          <ns2:ligatures ns2:val="none"/>
+          <w14:ligatures w14:val="none"/>
+        </w:rPr>
+      </w:pPr>
+      <w:r>
+        <w:rPr>
+          <w:rFonts w:ascii="Arial Narrow" w:eastAsia="Arial Narrow" w:hAnsi="Arial Narrow" w:cs="Arial Narrow"/>
+          <w:kern w:val="0"/>
+          <w14:ligatures w14:val="none"/>
         </w:rPr>
         <w:t xml:space="preserve">Asimismo, </w:t>
       </w:r>
@@ -3154,7 +3069,7 @@
           <w:color w:val="000000"/>
           <w:kern w:val="0"/>
           <w:lang w:eastAsia="es-PE"/>
-          <ns2:ligatures ns2:val="none"/>
+          <w14:ligatures w14:val="none"/>
         </w:rPr>
         <w:t xml:space="preserve">la Secretaría Técnica, en ejercicio de sus facultades, considera </w:t>
       </w:r>
@@ -3162,7 +3077,7 @@
         <w:rPr>
           <w:rFonts w:ascii="Arial Narrow" w:eastAsia="Arial Narrow" w:hAnsi="Arial Narrow" w:cs="Arial"/>
           <w:kern w:val="0"/>
-          <ns2:ligatures ns2:val="none"/>
+          <w14:ligatures w14:val="none"/>
         </w:rPr>
         <w:t xml:space="preserve">que el hecho denunciado, consistente en que </w:t>
       </w:r>
@@ -3173,7 +3088,7 @@
           <w:kern w:val="0"/>
           <w:shd w:val="clear" w:color="auto" w:fill="FFFFFF"/>
           <w:lang w:eastAsia="es-PE"/>
-          <ns2:ligatures ns2:val="none"/>
+          <w14:ligatures w14:val="none"/>
         </w:rPr>
         <w:t>Rímac Seguros y Reaseguros S.A. no habría cumplido con remitir a la denunciante las boletas de pago de la Póliza Domiciliaria 1416-20015 a su domicilio ni a su correo electrónico, pese a haberse efectuado el pago de primas correspondiente</w:t>
       </w:r>
@@ -3181,7 +3096,7 @@
         <w:rPr>
           <w:rFonts w:ascii="Arial Narrow" w:eastAsia="Arial Narrow" w:hAnsi="Arial Narrow" w:cs="Arial Narrow"/>
           <w:kern w:val="0"/>
-          <ns2:ligatures ns2:val="none"/>
+          <w14:ligatures w14:val="none"/>
         </w:rPr>
         <w:t>; involucraría una presunta afectación a sus expectativas, quien no habría encontrado una correspondencia entre lo que esperaba recibir de parte del proveedor y lo que realmente recibió. Por consiguiente, corresponde calificar el hecho materia de denuncia como una presunta infracción al deber de idoneidad, tipificado en los artículos 18</w:t>
       </w:r>
@@ -3191,7 +3106,7 @@
           <w:color w:val="000000"/>
           <w:kern w:val="0"/>
           <w:lang w:eastAsia="es-PE"/>
-          <ns2:ligatures ns2:val="none"/>
+          <w14:ligatures w14:val="none"/>
         </w:rPr>
         <w:t/>
       </w:r>
@@ -3199,7 +3114,7 @@
         <w:rPr>
           <w:rFonts w:ascii="Arial Narrow" w:eastAsia="Arial Narrow" w:hAnsi="Arial Narrow" w:cs="Arial Narrow"/>
           <w:kern w:val="0"/>
-          <ns2:ligatures ns2:val="none"/>
+          <w14:ligatures w14:val="none"/>
         </w:rPr>
         <w:t xml:space="preserve"> y 19</w:t>
       </w:r>
@@ -3209,7 +3124,7 @@
           <w:color w:val="000000"/>
           <w:kern w:val="0"/>
           <w:lang w:eastAsia="es-PE"/>
-          <ns2:ligatures ns2:val="none"/>
+          <w14:ligatures w14:val="none"/>
         </w:rPr>
         <w:t/>
       </w:r>
@@ -3217,7 +3132,7 @@
         <w:rPr>
           <w:rFonts w:ascii="Arial Narrow" w:eastAsia="Arial Narrow" w:hAnsi="Arial Narrow" w:cs="Arial Narrow"/>
           <w:kern w:val="0"/>
-          <ns2:ligatures ns2:val="none"/>
+          <w14:ligatures w14:val="none"/>
         </w:rPr>
         <w:t xml:space="preserve"> del Código</w:t>
       </w:r>
@@ -3225,22 +3140,22 @@
         <w:rPr>
           <w:rFonts w:ascii="Arial Narrow" w:eastAsia="Arial Narrow" w:hAnsi="Arial Narrow" w:cs="Arial"/>
           <w:kern w:val="0"/>
-          <ns2:ligatures ns2:val="none"/>
+          <w14:ligatures w14:val="none"/>
         </w:rPr>
         <w:t>.</w:t>
       </w:r>
     </w:p>
-    <w:p ns2:paraId="233AFED9" ns2:textId="77777777">
+    <w:p>
       <w:pPr>
         <w:pStyle w:val="Prrafodelista"/>
         <w:rPr>
           <w:rFonts w:ascii="Arial Narrow" w:eastAsia="Arial Narrow" w:hAnsi="Arial Narrow" w:cs="Arial Narrow"/>
           <w:kern w:val="0"/>
-          <ns2:ligatures ns2:val="none"/>
-        </w:rPr>
-      </w:pPr>
-    </w:p>
-    <w:p ns2:paraId="680BAEBA" ns2:textId="3F9C256D">
+          <w14:ligatures w14:val="none"/>
+        </w:rPr>
+      </w:pPr>
+    </w:p>
+    <w:p>
       <w:pPr>
         <w:pStyle w:val="Prrafodelista"/>
         <w:numPr>
@@ -3253,14 +3168,14 @@
         <w:rPr>
           <w:rFonts w:ascii="Arial Narrow" w:eastAsia="Arial Narrow" w:hAnsi="Arial Narrow" w:cs="Arial Narrow"/>
           <w:kern w:val="0"/>
-          <ns2:ligatures ns2:val="none"/>
-        </w:rPr>
-      </w:pPr>
-      <w:r>
-        <w:rPr>
-          <w:rFonts w:ascii="Arial Narrow" w:eastAsia="Arial Narrow" w:hAnsi="Arial Narrow" w:cs="Arial Narrow"/>
-          <w:kern w:val="0"/>
-          <ns2:ligatures ns2:val="none"/>
+          <w14:ligatures w14:val="none"/>
+        </w:rPr>
+      </w:pPr>
+      <w:r>
+        <w:rPr>
+          <w:rFonts w:ascii="Arial Narrow" w:eastAsia="Arial Narrow" w:hAnsi="Arial Narrow" w:cs="Arial Narrow"/>
+          <w:kern w:val="0"/>
+          <w14:ligatures w14:val="none"/>
         </w:rPr>
         <w:t xml:space="preserve">Adicionalmente, </w:t>
       </w:r>
@@ -3270,7 +3185,7 @@
           <w:color w:val="000000"/>
           <w:kern w:val="0"/>
           <w:lang w:eastAsia="es-PE"/>
-          <ns2:ligatures ns2:val="none"/>
+          <w14:ligatures w14:val="none"/>
         </w:rPr>
         <w:t xml:space="preserve">la Secretaría Técnica, en ejercicio de sus facultades, considera </w:t>
       </w:r>
@@ -3278,7 +3193,7 @@
         <w:rPr>
           <w:rFonts w:ascii="Arial Narrow" w:eastAsia="Arial Narrow" w:hAnsi="Arial Narrow" w:cs="Arial"/>
           <w:kern w:val="0"/>
-          <ns2:ligatures ns2:val="none"/>
+          <w14:ligatures w14:val="none"/>
         </w:rPr>
         <w:t xml:space="preserve">que el hecho denunciado, consistente en que </w:t>
       </w:r>
@@ -3289,7 +3204,7 @@
           <w:kern w:val="0"/>
           <w:shd w:val="clear" w:color="auto" w:fill="FFFFFF"/>
           <w:lang w:eastAsia="es-PE"/>
-          <ns2:ligatures ns2:val="none"/>
+          <w14:ligatures w14:val="none"/>
         </w:rPr>
         <w:t>Rímac Seguros y Reaseguros S.A. habría efectuado la anulación anticipada de la Póliza Domiciliaria 1416-20015 en julio de 2025 sin una justificación objetiva y razonable comunicada a la denunciante</w:t>
       </w:r>
@@ -3297,7 +3212,7 @@
         <w:rPr>
           <w:rFonts w:ascii="Arial Narrow" w:eastAsia="Arial Narrow" w:hAnsi="Arial Narrow" w:cs="Arial Narrow"/>
           <w:kern w:val="0"/>
-          <ns2:ligatures ns2:val="none"/>
+          <w14:ligatures w14:val="none"/>
         </w:rPr>
         <w:t>; involucraría una presunta afectación a sus expectativas, quien no habría encontrado una correspondencia entre lo que esperaba recibir de parte del proveedor y lo que realmente recibió. Por consiguiente, corresponde calificar el hecho materia de denuncia como una presunta infracción al deber de idoneidad, tipificado en los artículos 18</w:t>
       </w:r>
@@ -3307,7 +3222,7 @@
           <w:color w:val="000000"/>
           <w:kern w:val="0"/>
           <w:lang w:eastAsia="es-PE"/>
-          <ns2:ligatures ns2:val="none"/>
+          <w14:ligatures w14:val="none"/>
         </w:rPr>
         <w:t/>
       </w:r>
@@ -3315,7 +3230,7 @@
         <w:rPr>
           <w:rFonts w:ascii="Arial Narrow" w:eastAsia="Arial Narrow" w:hAnsi="Arial Narrow" w:cs="Arial Narrow"/>
           <w:kern w:val="0"/>
-          <ns2:ligatures ns2:val="none"/>
+          <w14:ligatures w14:val="none"/>
         </w:rPr>
         <w:t xml:space="preserve"> y 19</w:t>
       </w:r>
@@ -3325,7 +3240,7 @@
           <w:color w:val="000000"/>
           <w:kern w:val="0"/>
           <w:lang w:eastAsia="es-PE"/>
-          <ns2:ligatures ns2:val="none"/>
+          <w14:ligatures w14:val="none"/>
         </w:rPr>
         <w:t/>
       </w:r>
@@ -3333,7 +3248,7 @@
         <w:rPr>
           <w:rFonts w:ascii="Arial Narrow" w:eastAsia="Arial Narrow" w:hAnsi="Arial Narrow" w:cs="Arial Narrow"/>
           <w:kern w:val="0"/>
-          <ns2:ligatures ns2:val="none"/>
+          <w14:ligatures w14:val="none"/>
         </w:rPr>
         <w:t xml:space="preserve"> del Código</w:t>
       </w:r>
@@ -3341,23 +3256,23 @@
         <w:rPr>
           <w:rFonts w:ascii="Arial Narrow" w:eastAsia="Arial Narrow" w:hAnsi="Arial Narrow" w:cs="Arial"/>
           <w:kern w:val="0"/>
-          <ns2:ligatures ns2:val="none"/>
+          <w14:ligatures w14:val="none"/>
         </w:rPr>
         <w:t>.</w:t>
       </w:r>
     </w:p>
-    <w:p ns2:paraId="7A507243" ns2:textId="77777777">
-      <w:pPr>
-        <w:spacing w:after="0" w:line="240" w:lineRule="auto"/>
-        <w:jc w:val="both"/>
-        <w:rPr>
-          <w:rFonts w:ascii="Arial Narrow" w:eastAsia="Arial Narrow" w:hAnsi="Arial Narrow" w:cs="Arial Narrow"/>
-          <w:kern w:val="0"/>
-          <ns2:ligatures ns2:val="none"/>
-        </w:rPr>
-      </w:pPr>
-    </w:p>
-    <w:p ns2:paraId="606CA27D" ns2:textId="5CEA8249">
+    <w:p>
+      <w:pPr>
+        <w:spacing w:after="0" w:line="240" w:lineRule="auto"/>
+        <w:jc w:val="both"/>
+        <w:rPr>
+          <w:rFonts w:ascii="Arial Narrow" w:eastAsia="Arial Narrow" w:hAnsi="Arial Narrow" w:cs="Arial Narrow"/>
+          <w:kern w:val="0"/>
+          <w14:ligatures w14:val="none"/>
+        </w:rPr>
+      </w:pPr>
+    </w:p>
+    <w:p>
       <w:pPr>
         <w:pStyle w:val="Prrafodelista"/>
         <w:numPr>
@@ -3370,16 +3285,16 @@
         <w:rPr>
           <w:rFonts w:ascii="Arial Narrow" w:eastAsia="Arial Narrow" w:hAnsi="Arial Narrow" w:cs="Arial Narrow"/>
           <w:kern w:val="0"/>
-          <ns2:ligatures ns2:val="none"/>
-        </w:rPr>
-      </w:pPr>
-      <w:r>
-        <w:rPr>
-          <w:rFonts w:ascii="Arial Narrow" w:eastAsia="Times New Roman" w:hAnsi="Arial Narrow" w:cs="Arial"/>
-          <w:color w:val="000000"/>
-          <w:kern w:val="0"/>
-          <w:lang w:eastAsia="es-PE"/>
-          <ns2:ligatures ns2:val="none"/>
+          <w14:ligatures w14:val="none"/>
+        </w:rPr>
+      </w:pPr>
+      <w:r>
+        <w:rPr>
+          <w:rFonts w:ascii="Arial Narrow" w:eastAsia="Times New Roman" w:hAnsi="Arial Narrow" w:cs="Arial"/>
+          <w:color w:val="000000"/>
+          <w:kern w:val="0"/>
+          <w:lang w:eastAsia="es-PE"/>
+          <w14:ligatures w14:val="none"/>
         </w:rPr>
         <w:t xml:space="preserve">Además, la Secretaría Técnica, en ejercicio de sus facultades, considera </w:t>
       </w:r>
@@ -3387,7 +3302,7 @@
         <w:rPr>
           <w:rFonts w:ascii="Arial Narrow" w:eastAsia="Arial Narrow" w:hAnsi="Arial Narrow" w:cs="Arial"/>
           <w:kern w:val="0"/>
-          <ns2:ligatures ns2:val="none"/>
+          <w14:ligatures w14:val="none"/>
         </w:rPr>
         <w:t xml:space="preserve">que el hecho denunciado, consistente en que </w:t>
       </w:r>
@@ -3395,7 +3310,7 @@
         <w:rPr>
           <w:rFonts w:ascii="Arial Narrow" w:eastAsia="Arial Narrow" w:hAnsi="Arial Narrow" w:cs="Arial Narrow"/>
           <w:kern w:val="0"/>
-          <ns2:ligatures ns2:val="none"/>
+          <w14:ligatures w14:val="none"/>
         </w:rPr>
         <w:t>Rímac Seguros y Reaseguros S.A. no habría cumplido con remitir a la denunciante una copia impresa de la Póliza Domiciliaria 1416-20015 y su remisión a su domicilio, así como el envío de dicha documentación a su correo electrónico, solicitada entre 2024 y 2025</w:t>
       </w:r>
@@ -3406,7 +3321,7 @@
           <w:color w:val="000000"/>
           <w:kern w:val="0"/>
           <w:lang w:eastAsia="es-PE"/>
-          <ns2:ligatures ns2:val="none"/>
+          <w14:ligatures w14:val="none"/>
         </w:rPr>
         <w:t xml:space="preserve">. Por </w:t>
       </w:r>
@@ -3417,7 +3332,7 @@
           <w:color w:val="000000"/>
           <w:kern w:val="0"/>
           <w:lang w:eastAsia="es-PE"/>
-          <ns2:ligatures ns2:val="none"/>
+          <w14:ligatures w14:val="none"/>
         </w:rPr>
         <w:lastRenderedPageBreak/>
         <w:t xml:space="preserve">consiguiente, corresponde calificar el hecho materia de denuncia como una presunta infracción al deber de información, tipificado en el </w:t>
@@ -3430,7 +3345,7 @@
           <w:color w:val="000000"/>
           <w:kern w:val="0"/>
           <w:lang w:eastAsia="es-PE"/>
-          <ns2:ligatures ns2:val="none"/>
+          <w14:ligatures w14:val="none"/>
         </w:rPr>
         <w:t xml:space="preserve">artículo 1, numeral 1, literal b) </w:t>
       </w:r>
@@ -3442,7 +3357,7 @@
           <w:color w:val="000000"/>
           <w:kern w:val="0"/>
           <w:lang w:eastAsia="es-PE"/>
-          <ns2:ligatures ns2:val="none"/>
+          <w14:ligatures w14:val="none"/>
         </w:rPr>
         <w:t>y al artículo 2 del Código</w:t>
       </w:r>
@@ -3455,7 +3370,7 @@
           <w:kern w:val="0"/>
           <w:vertAlign w:val="superscript"/>
           <w:lang w:eastAsia="es-PE"/>
-          <ns2:ligatures ns2:val="none"/>
+          <w14:ligatures w14:val="none"/>
         </w:rPr>
         <w:footnoteReference w:id="5"/>
       </w:r>
@@ -3466,19 +3381,19 @@
           <w:color w:val="000000"/>
           <w:kern w:val="0"/>
           <w:lang w:eastAsia="es-PE"/>
-          <ns2:ligatures ns2:val="none"/>
+          <w14:ligatures w14:val="none"/>
         </w:rPr>
         <w:t>.</w:t>
       </w:r>
     </w:p>
-    <w:p ns2:paraId="2E7770E0" ns2:textId="1D8708E3">
-      <w:pPr>
-        <w:spacing w:after="0" w:line="240" w:lineRule="auto"/>
-        <w:jc w:val="both"/>
-        <w:rPr>
-          <w:rFonts w:ascii="Arial Narrow" w:eastAsia="Arial Narrow" w:hAnsi="Arial Narrow" w:cs="Arial Narrow"/>
-          <w:kern w:val="0"/>
-          <ns2:ligatures ns2:val="none"/>
+    <w:p>
+      <w:pPr>
+        <w:spacing w:after="0" w:line="240" w:lineRule="auto"/>
+        <w:jc w:val="both"/>
+        <w:rPr>
+          <w:rFonts w:ascii="Arial Narrow" w:eastAsia="Arial Narrow" w:hAnsi="Arial Narrow" w:cs="Arial Narrow"/>
+          <w:kern w:val="0"/>
+          <w14:ligatures w14:val="none"/>
         </w:rPr>
       </w:pPr>
       <w:r>
@@ -3488,12 +3403,12 @@
           <w:color w:val="000000"/>
           <w:kern w:val="0"/>
           <w:lang w:eastAsia="es-PE"/>
-          <ns2:ligatures ns2:val="none"/>
+          <w14:ligatures w14:val="none"/>
         </w:rPr>
         <w:t xml:space="preserve"> </w:t>
       </w:r>
     </w:p>
-    <w:p ns2:paraId="37321452" ns2:textId="77777777">
+    <w:p>
       <w:pPr>
         <w:pStyle w:val="Prrafodelista"/>
         <w:numPr>
@@ -3507,7 +3422,7 @@
           <w:rFonts w:ascii="Arial Narrow" w:eastAsia="Calibri" w:hAnsi="Arial Narrow" w:cs="Arial Narrow"/>
           <w:kern w:val="0"/>
           <w:lang w:eastAsia="es-PE"/>
-          <ns2:ligatures ns2:val="none"/>
+          <w14:ligatures w14:val="none"/>
         </w:rPr>
       </w:pPr>
       <w:r>
@@ -3516,7 +3431,7 @@
           <w:color w:val="000000"/>
           <w:kern w:val="0"/>
           <w:lang w:eastAsia="es-PE"/>
-          <ns2:ligatures ns2:val="none"/>
+          <w14:ligatures w14:val="none"/>
         </w:rPr>
         <w:t>En tanto la denuncia reúne los requisitos establecidos por la norma citada, corresponde admitirla a trámite</w:t>
       </w:r>
@@ -3526,7 +3441,7 @@
           <w:rFonts w:ascii="Arial Narrow" w:eastAsia="Arial Narrow" w:hAnsi="Arial Narrow" w:cs="Arial Narrow"/>
           <w:kern w:val="0"/>
           <w:vertAlign w:val="superscript"/>
-          <ns2:ligatures ns2:val="none"/>
+          <w14:ligatures w14:val="none"/>
         </w:rPr>
         <w:footnoteReference w:id="6"/>
       </w:r>
@@ -3536,12 +3451,12 @@
           <w:color w:val="000000"/>
           <w:kern w:val="0"/>
           <w:lang w:eastAsia="es-PE"/>
-          <ns2:ligatures ns2:val="none"/>
+          <w14:ligatures w14:val="none"/>
         </w:rPr>
         <w:t>.</w:t>
       </w:r>
     </w:p>
-    <w:p ns2:paraId="17426A8E" ns2:textId="77777777">
+    <w:p>
       <w:pPr>
         <w:spacing w:after="0" w:line="240" w:lineRule="auto"/>
         <w:ind w:left="567"/>
@@ -3552,11 +3467,11 @@
           <w:color w:val="000000"/>
           <w:kern w:val="0"/>
           <w:lang w:eastAsia="es-PE"/>
-          <ns2:ligatures ns2:val="none"/>
-        </w:rPr>
-      </w:pPr>
-    </w:p>
-    <w:p ns2:paraId="69FE781D" ns2:textId="77777777">
+          <w14:ligatures w14:val="none"/>
+        </w:rPr>
+      </w:pPr>
+    </w:p>
+    <w:p>
       <w:pPr>
         <w:pStyle w:val="Prrafodelista"/>
         <w:numPr>
@@ -3576,7 +3491,7 @@
           <w:color w:val="000000"/>
           <w:kern w:val="0"/>
           <w:lang w:eastAsia="es-PE"/>
-          <ns2:ligatures ns2:val="none"/>
+          <w14:ligatures w14:val="none"/>
         </w:rPr>
       </w:pPr>
       <w:r>
@@ -3586,25 +3501,25 @@
           <w:color w:val="000000"/>
           <w:kern w:val="0"/>
           <w:lang w:eastAsia="es-PE"/>
-          <ns2:ligatures ns2:val="none"/>
+          <w14:ligatures w14:val="none"/>
         </w:rPr>
         <w:t>REQUERIMIENTO DE INFORMACION</w:t>
       </w:r>
     </w:p>
-    <w:p ns2:paraId="6252E905" ns2:textId="77777777">
-      <w:pPr>
-        <w:spacing w:after="0" w:line="240" w:lineRule="auto"/>
-        <w:jc w:val="both"/>
-        <w:rPr>
-          <w:rFonts w:ascii="Arial Narrow" w:eastAsia="Times New Roman" w:hAnsi="Arial Narrow" w:cs="Arial"/>
-          <w:color w:val="000000"/>
-          <w:kern w:val="0"/>
-          <w:lang w:val="es-ES" w:eastAsia="es-ES"/>
-          <ns2:ligatures ns2:val="none"/>
-        </w:rPr>
-      </w:pPr>
-    </w:p>
-    <w:p ns2:paraId="21C241A8" ns2:textId="77777777">
+    <w:p>
+      <w:pPr>
+        <w:spacing w:after="0" w:line="240" w:lineRule="auto"/>
+        <w:jc w:val="both"/>
+        <w:rPr>
+          <w:rFonts w:ascii="Arial Narrow" w:eastAsia="Times New Roman" w:hAnsi="Arial Narrow" w:cs="Arial"/>
+          <w:color w:val="000000"/>
+          <w:kern w:val="0"/>
+          <w:lang w:val="es-ES" w:eastAsia="es-ES"/>
+          <w14:ligatures w14:val="none"/>
+        </w:rPr>
+      </w:pPr>
+    </w:p>
+    <w:p>
       <w:pPr>
         <w:pStyle w:val="Prrafodelista"/>
         <w:numPr>
@@ -3619,16 +3534,16 @@
           <w:color w:val="000000"/>
           <w:kern w:val="0"/>
           <w:lang w:val="es-ES" w:eastAsia="es-ES"/>
-          <ns2:ligatures ns2:val="none"/>
-        </w:rPr>
-      </w:pPr>
-      <w:r>
-        <w:rPr>
-          <w:rFonts w:ascii="Arial Narrow" w:eastAsia="Times New Roman" w:hAnsi="Arial Narrow" w:cs="Arial"/>
-          <w:color w:val="000000"/>
-          <w:kern w:val="0"/>
-          <w:lang w:val="es-ES" w:eastAsia="es-ES"/>
-          <ns2:ligatures ns2:val="none"/>
+          <w14:ligatures w14:val="none"/>
+        </w:rPr>
+      </w:pPr>
+      <w:r>
+        <w:rPr>
+          <w:rFonts w:ascii="Arial Narrow" w:eastAsia="Times New Roman" w:hAnsi="Arial Narrow" w:cs="Arial"/>
+          <w:color w:val="000000"/>
+          <w:kern w:val="0"/>
+          <w:lang w:val="es-ES" w:eastAsia="es-ES"/>
+          <w14:ligatures w14:val="none"/>
         </w:rPr>
         <w:t xml:space="preserve">A efectos de tener mayores elementos que sirvan para la resolución definitiva del presente caso, </w:t>
       </w:r>
@@ -3638,7 +3553,7 @@
           <w:color w:val="000000"/>
           <w:kern w:val="0"/>
           <w:lang w:val="es-ES" w:eastAsia="es-ES"/>
-          <ns2:ligatures ns2:val="none"/>
+          <w14:ligatures w14:val="none"/>
         </w:rPr>
         <w:t xml:space="preserve">la Secretaría Técnica, </w:t>
       </w:r>
@@ -3648,7 +3563,7 @@
           <w:color w:val="000000"/>
           <w:kern w:val="0"/>
           <w:lang w:val="es-ES" w:eastAsia="es-ES"/>
-          <ns2:ligatures ns2:val="none"/>
+          <w14:ligatures w14:val="none"/>
         </w:rPr>
         <w:t xml:space="preserve">en ejercicio de las facultades que la ley le </w:t>
       </w:r>
@@ -3658,7 +3573,7 @@
           <w:color w:val="000000"/>
           <w:kern w:val="0"/>
           <w:lang w:val="es-ES" w:eastAsia="es-ES"/>
-          <ns2:ligatures ns2:val="none"/>
+          <w14:ligatures w14:val="none"/>
         </w:rPr>
         <w:t xml:space="preserve">confiere, </w:t>
       </w:r>
@@ -3669,7 +3584,7 @@
           <w:color w:val="000000"/>
           <w:kern w:val="0"/>
           <w:lang w:val="es-ES" w:eastAsia="es-ES"/>
-          <ns2:ligatures ns2:val="none"/>
+          <w14:ligatures w14:val="none"/>
         </w:rPr>
         <w:t xml:space="preserve">conviene requerir a los </w:t>
       </w:r>
@@ -3679,7 +3594,7 @@
           <w:color w:val="000000"/>
           <w:kern w:val="0"/>
           <w:lang w:val="es-ES" w:eastAsia="es-ES"/>
-          <ns2:ligatures ns2:val="none"/>
+          <w14:ligatures w14:val="none"/>
         </w:rPr>
         <w:t xml:space="preserve">proveedores denunciados </w:t>
       </w:r>
@@ -3690,7 +3605,7 @@
           <w:color w:val="000000"/>
           <w:kern w:val="0"/>
           <w:lang w:val="es-ES" w:eastAsia="es-ES"/>
-          <ns2:ligatures ns2:val="none"/>
+          <w14:ligatures w14:val="none"/>
         </w:rPr>
         <w:t xml:space="preserve">que, en un plazo no mayor de cinco (5) días hábiles contado a partir del día siguiente de la notificación de la presente resolución, </w:t>
       </w:r>
@@ -3701,12 +3616,12 @@
           <w:color w:val="000000"/>
           <w:kern w:val="0"/>
           <w:lang w:val="es-ES" w:eastAsia="es-ES"/>
-          <ns2:ligatures ns2:val="none"/>
+          <w14:ligatures w14:val="none"/>
         </w:rPr>
         <w:t>cumplan con lo siguiente:</w:t>
       </w:r>
     </w:p>
-    <w:p ns2:paraId="345D7F88" ns2:textId="77777777">
+    <w:p>
       <w:pPr>
         <w:pStyle w:val="Prrafodelista"/>
         <w:spacing w:after="0" w:line="240" w:lineRule="auto"/>
@@ -3717,11 +3632,11 @@
           <w:color w:val="000000"/>
           <w:kern w:val="0"/>
           <w:lang w:val="es-ES" w:eastAsia="es-ES"/>
-          <ns2:ligatures ns2:val="none"/>
-        </w:rPr>
-      </w:pPr>
-    </w:p>
-    <w:p ns2:paraId="01F25269" ns2:textId="38BC5B4E">
+          <w14:ligatures w14:val="none"/>
+        </w:rPr>
+      </w:pPr>
+    </w:p>
+    <w:p>
       <w:pPr>
         <w:pStyle w:val="Prrafodelista"/>
         <w:spacing w:after="0" w:line="240" w:lineRule="auto"/>
@@ -3732,7 +3647,7 @@
           <w:color w:val="000000"/>
           <w:kern w:val="0"/>
           <w:lang w:val="es-ES" w:eastAsia="es-ES"/>
-          <ns2:ligatures ns2:val="none"/>
+          <w14:ligatures w14:val="none"/>
         </w:rPr>
       </w:pPr>
       <w:r>
@@ -3742,7 +3657,7 @@
           <w:kern w:val="0"/>
           <w:u w:val="single"/>
           <w:lang w:val="es-ES" w:eastAsia="es-ES"/>
-          <ns2:ligatures ns2:val="none"/>
+          <w14:ligatures w14:val="none"/>
         </w:rPr>
         <w:t xml:space="preserve">A </w:t>
       </w:r>
@@ -3753,7 +3668,7 @@
           <w:kern w:val="0"/>
           <w:u w:val="single"/>
           <w:lang w:val="es-ES" w:eastAsia="es-ES"/>
-          <ns2:ligatures ns2:val="none"/>
+          <w14:ligatures w14:val="none"/>
         </w:rPr>
         <w:t>Rímac</w:t>
       </w:r>
@@ -3763,7 +3678,7 @@
           <w:color w:val="000000"/>
           <w:kern w:val="0"/>
           <w:lang w:val="es-ES" w:eastAsia="es-ES"/>
-          <ns2:ligatures ns2:val="none"/>
+          <w14:ligatures w14:val="none"/>
         </w:rPr>
         <w:t xml:space="preserve">: </w:t>
       </w:r>
@@ -3773,7 +3688,7 @@
           <w:color w:val="000000"/>
           <w:kern w:val="0"/>
           <w:lang w:val="es-ES" w:eastAsia="es-ES"/>
-          <ns2:ligatures ns2:val="none"/>
+          <w14:ligatures w14:val="none"/>
         </w:rPr>
         <w:t xml:space="preserve">(i) presentar una copia debidamente suscrita de la </w:t>
       </w:r>
@@ -3783,7 +3698,7 @@
           <w:color w:val="000000"/>
           <w:kern w:val="0"/>
           <w:lang w:eastAsia="es-ES"/>
-          <ns2:ligatures ns2:val="none"/>
+          <w14:ligatures w14:val="none"/>
         </w:rPr>
         <w:t>Póliza Domiciliari</w:t>
       </w:r>
@@ -3793,7 +3708,7 @@
           <w:color w:val="000000"/>
           <w:kern w:val="0"/>
           <w:lang w:eastAsia="es-ES"/>
-          <ns2:ligatures ns2:val="none"/>
+          <w14:ligatures w14:val="none"/>
         </w:rPr>
         <w:t>a</w:t>
       </w:r>
@@ -3803,7 +3718,7 @@
           <w:color w:val="000000"/>
           <w:kern w:val="0"/>
           <w:lang w:eastAsia="es-ES"/>
-          <ns2:ligatures ns2:val="none"/>
+          <w14:ligatures w14:val="none"/>
         </w:rPr>
         <w:t xml:space="preserve"> </w:t>
       </w:r>
@@ -3813,7 +3728,7 @@
           <w:color w:val="000000"/>
           <w:kern w:val="0"/>
           <w:lang w:eastAsia="es-ES"/>
-          <ns2:ligatures ns2:val="none"/>
+          <w14:ligatures w14:val="none"/>
         </w:rPr>
         <w:t xml:space="preserve">1416-20015 </w:t>
       </w:r>
@@ -3823,7 +3738,7 @@
           <w:color w:val="000000"/>
           <w:kern w:val="0"/>
           <w:lang w:val="es-ES" w:eastAsia="es-ES"/>
-          <ns2:ligatures ns2:val="none"/>
+          <w14:ligatures w14:val="none"/>
         </w:rPr>
         <w:t>materia de denuncia, así como el cargo de remisión de la póliza; (</w:t>
       </w:r>
@@ -3834,7 +3749,7 @@
           <w:color w:val="000000"/>
           <w:kern w:val="0"/>
           <w:lang w:val="es-ES" w:eastAsia="es-ES"/>
-          <ns2:ligatures ns2:val="none"/>
+          <w14:ligatures w14:val="none"/>
         </w:rPr>
         <w:t>ii</w:t>
       </w:r>
@@ -3845,7 +3760,7 @@
           <w:color w:val="000000"/>
           <w:kern w:val="0"/>
           <w:lang w:val="es-ES" w:eastAsia="es-ES"/>
-          <ns2:ligatures ns2:val="none"/>
+          <w14:ligatures w14:val="none"/>
         </w:rPr>
         <w:t xml:space="preserve">) presentar copia de la liquidación del </w:t>
       </w:r>
@@ -3855,7 +3770,7 @@
           <w:color w:val="000000"/>
           <w:kern w:val="0"/>
           <w:lang w:val="es-ES" w:eastAsia="es-ES"/>
-          <ns2:ligatures ns2:val="none"/>
+          <w14:ligatures w14:val="none"/>
         </w:rPr>
         <w:t xml:space="preserve">siniestro ocurrido el </w:t>
       </w:r>
@@ -3865,7 +3780,7 @@
           <w:color w:val="000000"/>
           <w:kern w:val="0"/>
           <w:lang w:eastAsia="es-ES"/>
-          <ns2:ligatures ns2:val="none"/>
+          <w14:ligatures w14:val="none"/>
         </w:rPr>
         <w:t>15 de junio de 2025</w:t>
       </w:r>
@@ -3875,7 +3790,7 @@
           <w:color w:val="000000"/>
           <w:kern w:val="0"/>
           <w:lang w:val="es-ES" w:eastAsia="es-ES"/>
-          <ns2:ligatures ns2:val="none"/>
+          <w14:ligatures w14:val="none"/>
         </w:rPr>
         <w:t xml:space="preserve"> en virtud de la cobertura de la </w:t>
       </w:r>
@@ -3885,7 +3800,7 @@
           <w:color w:val="000000"/>
           <w:kern w:val="0"/>
           <w:lang w:eastAsia="es-ES"/>
-          <ns2:ligatures ns2:val="none"/>
+          <w14:ligatures w14:val="none"/>
         </w:rPr>
         <w:t>Póliza Domiciliari</w:t>
       </w:r>
@@ -3895,7 +3810,7 @@
           <w:color w:val="000000"/>
           <w:kern w:val="0"/>
           <w:lang w:eastAsia="es-ES"/>
-          <ns2:ligatures ns2:val="none"/>
+          <w14:ligatures w14:val="none"/>
         </w:rPr>
         <w:t>a</w:t>
       </w:r>
@@ -3905,7 +3820,7 @@
           <w:color w:val="000000"/>
           <w:kern w:val="0"/>
           <w:lang w:eastAsia="es-ES"/>
-          <ns2:ligatures ns2:val="none"/>
+          <w14:ligatures w14:val="none"/>
         </w:rPr>
         <w:t xml:space="preserve"> </w:t>
       </w:r>
@@ -3915,7 +3830,7 @@
           <w:color w:val="000000"/>
           <w:kern w:val="0"/>
           <w:lang w:eastAsia="es-ES"/>
-          <ns2:ligatures ns2:val="none"/>
+          <w14:ligatures w14:val="none"/>
         </w:rPr>
         <w:t>1416-20015</w:t>
       </w:r>
@@ -3925,7 +3840,7 @@
           <w:color w:val="000000"/>
           <w:kern w:val="0"/>
           <w:lang w:val="es-ES" w:eastAsia="es-ES"/>
-          <ns2:ligatures ns2:val="none"/>
+          <w14:ligatures w14:val="none"/>
         </w:rPr>
         <w:t>; y, (iii) presentar una copia de todas las comunicaciones cursadas con la denunciante en virtud de los hechos materia de denuncia</w:t>
       </w:r>
@@ -3935,12 +3850,12 @@
           <w:color w:val="000000"/>
           <w:kern w:val="0"/>
           <w:lang w:val="es-ES" w:eastAsia="es-ES"/>
-          <ns2:ligatures ns2:val="none"/>
+          <w14:ligatures w14:val="none"/>
         </w:rPr>
         <w:t>.</w:t>
       </w:r>
     </w:p>
-    <w:p ns2:paraId="48503CFE" ns2:textId="77777777">
+    <w:p>
       <w:pPr>
         <w:pStyle w:val="Prrafodelista"/>
         <w:spacing w:after="0" w:line="240" w:lineRule="auto"/>
@@ -3952,11 +3867,11 @@
           <w:kern w:val="0"/>
           <w:u w:val="single"/>
           <w:lang w:val="es-ES" w:eastAsia="es-ES"/>
-          <ns2:ligatures ns2:val="none"/>
-        </w:rPr>
-      </w:pPr>
-    </w:p>
-    <w:p ns2:paraId="0E56AE77" ns2:textId="088B545A">
+          <w14:ligatures w14:val="none"/>
+        </w:rPr>
+      </w:pPr>
+    </w:p>
+    <w:p>
       <w:pPr>
         <w:pStyle w:val="Prrafodelista"/>
         <w:spacing w:after="0" w:line="240" w:lineRule="auto"/>
@@ -3968,7 +3883,7 @@
           <w:kern w:val="0"/>
           <w:u w:val="single"/>
           <w:lang w:val="es-ES" w:eastAsia="es-ES"/>
-          <ns2:ligatures ns2:val="none"/>
+          <w14:ligatures w14:val="none"/>
         </w:rPr>
       </w:pPr>
       <w:r>
@@ -3978,7 +3893,7 @@
           <w:kern w:val="0"/>
           <w:u w:val="single"/>
           <w:lang w:val="es-ES" w:eastAsia="es-ES"/>
-          <ns2:ligatures ns2:val="none"/>
+          <w14:ligatures w14:val="none"/>
         </w:rPr>
         <w:t xml:space="preserve">A </w:t>
       </w:r>
@@ -3990,7 +3905,7 @@
           <w:kern w:val="0"/>
           <w:u w:val="single"/>
           <w:lang w:val="es-ES" w:eastAsia="es-ES"/>
-          <ns2:ligatures ns2:val="none"/>
+          <w14:ligatures w14:val="none"/>
         </w:rPr>
         <w:t>Baukost</w:t>
       </w:r>
@@ -4001,7 +3916,7 @@
           <w:color w:val="000000"/>
           <w:kern w:val="0"/>
           <w:lang w:val="es-ES" w:eastAsia="es-ES"/>
-          <ns2:ligatures ns2:val="none"/>
+          <w14:ligatures w14:val="none"/>
         </w:rPr>
         <w:t>:</w:t>
       </w:r>
@@ -4011,7 +3926,7 @@
           <w:color w:val="000000"/>
           <w:kern w:val="0"/>
           <w:lang w:eastAsia="es-ES"/>
-          <ns2:ligatures ns2:val="none"/>
+          <w14:ligatures w14:val="none"/>
         </w:rPr>
         <w:t xml:space="preserve"> </w:t>
       </w:r>
@@ -4021,7 +3936,7 @@
           <w:color w:val="000000"/>
           <w:kern w:val="0"/>
           <w:lang w:val="es-ES" w:eastAsia="es-ES"/>
-          <ns2:ligatures ns2:val="none"/>
+          <w14:ligatures w14:val="none"/>
         </w:rPr>
         <w:t xml:space="preserve">(i) presentar los medios probatorios que acrediten que realizó un adecuado ajuste técnico integral del </w:t>
       </w:r>
@@ -4031,7 +3946,7 @@
           <w:color w:val="000000"/>
           <w:kern w:val="0"/>
           <w:lang w:val="es-ES" w:eastAsia="es-ES"/>
-          <ns2:ligatures ns2:val="none"/>
+          <w14:ligatures w14:val="none"/>
         </w:rPr>
         <w:t xml:space="preserve">siniestro ocurrido el </w:t>
       </w:r>
@@ -4041,7 +3956,7 @@
           <w:color w:val="000000"/>
           <w:kern w:val="0"/>
           <w:lang w:eastAsia="es-ES"/>
-          <ns2:ligatures ns2:val="none"/>
+          <w14:ligatures w14:val="none"/>
         </w:rPr>
         <w:t>15 de junio de 2025</w:t>
       </w:r>
@@ -4051,7 +3966,7 @@
           <w:color w:val="000000"/>
           <w:kern w:val="0"/>
           <w:lang w:val="es-ES" w:eastAsia="es-ES"/>
-          <ns2:ligatures ns2:val="none"/>
+          <w14:ligatures w14:val="none"/>
         </w:rPr>
         <w:t xml:space="preserve">, debidamente motivado, basado en la correcta identificación del inmueble asegurado y la suma asegurada de la </w:t>
       </w:r>
@@ -4061,7 +3976,7 @@
           <w:color w:val="000000"/>
           <w:kern w:val="0"/>
           <w:lang w:eastAsia="es-ES"/>
-          <ns2:ligatures ns2:val="none"/>
+          <w14:ligatures w14:val="none"/>
         </w:rPr>
         <w:t>Póliza Domiciliari</w:t>
       </w:r>
@@ -4071,7 +3986,7 @@
           <w:color w:val="000000"/>
           <w:kern w:val="0"/>
           <w:lang w:eastAsia="es-ES"/>
-          <ns2:ligatures ns2:val="none"/>
+          <w14:ligatures w14:val="none"/>
         </w:rPr>
         <w:t>a</w:t>
       </w:r>
@@ -4081,7 +3996,7 @@
           <w:color w:val="000000"/>
           <w:kern w:val="0"/>
           <w:lang w:eastAsia="es-ES"/>
-          <ns2:ligatures ns2:val="none"/>
+          <w14:ligatures w14:val="none"/>
         </w:rPr>
         <w:t xml:space="preserve"> </w:t>
       </w:r>
@@ -4091,7 +4006,7 @@
           <w:color w:val="000000"/>
           <w:kern w:val="0"/>
           <w:lang w:eastAsia="es-ES"/>
-          <ns2:ligatures ns2:val="none"/>
+          <w14:ligatures w14:val="none"/>
         </w:rPr>
         <w:t>1416-20015</w:t>
       </w:r>
@@ -4101,7 +4016,7 @@
           <w:color w:val="000000"/>
           <w:kern w:val="0"/>
           <w:lang w:val="es-ES" w:eastAsia="es-ES"/>
-          <ns2:ligatures ns2:val="none"/>
+          <w14:ligatures w14:val="none"/>
         </w:rPr>
         <w:t>; y, (</w:t>
       </w:r>
@@ -4112,7 +4027,7 @@
           <w:color w:val="000000"/>
           <w:kern w:val="0"/>
           <w:lang w:val="es-ES" w:eastAsia="es-ES"/>
-          <ns2:ligatures ns2:val="none"/>
+          <w14:ligatures w14:val="none"/>
         </w:rPr>
         <w:t>ii</w:t>
       </w:r>
@@ -4123,7 +4038,7 @@
           <w:color w:val="000000"/>
           <w:kern w:val="0"/>
           <w:lang w:val="es-ES" w:eastAsia="es-ES"/>
-          <ns2:ligatures ns2:val="none"/>
+          <w14:ligatures w14:val="none"/>
         </w:rPr>
         <w:t>) presentar todas las comunicaciones cursadas con la parte denunciante en virtud de los hechos materia de denuncia</w:t>
       </w:r>
@@ -4133,13 +4048,13 @@
           <w:color w:val="000000"/>
           <w:kern w:val="0"/>
           <w:lang w:val="es-ES" w:eastAsia="es-ES"/>
-          <ns2:ligatures ns2:val="none"/>
+          <w14:ligatures w14:val="none"/>
         </w:rPr>
         <w:t>.</w:t>
       </w:r>
       <w:bookmarkEnd w:id="10"/>
     </w:p>
-    <w:p ns2:paraId="137D6EB1" ns2:textId="77777777">
+    <w:p>
       <w:pPr>
         <w:pStyle w:val="Prrafodelista"/>
         <w:spacing w:after="0" w:line="240" w:lineRule="auto"/>
@@ -4150,11 +4065,11 @@
           <w:color w:val="000000"/>
           <w:kern w:val="0"/>
           <w:lang w:val="es-ES" w:eastAsia="es-ES"/>
-          <ns2:ligatures ns2:val="none"/>
-        </w:rPr>
-      </w:pPr>
-    </w:p>
-    <w:p ns2:paraId="45192A8B" ns2:textId="77777777">
+          <w14:ligatures w14:val="none"/>
+        </w:rPr>
+      </w:pPr>
+    </w:p>
+    <w:p>
       <w:pPr>
         <w:pStyle w:val="Prrafodelista"/>
         <w:numPr>
@@ -4174,7 +4089,7 @@
           <w:color w:val="000000"/>
           <w:kern w:val="0"/>
           <w:lang w:eastAsia="es-PE"/>
-          <ns2:ligatures ns2:val="none"/>
+          <w14:ligatures w14:val="none"/>
         </w:rPr>
       </w:pPr>
       <w:r>
@@ -4184,12 +4099,12 @@
           <w:color w:val="000000"/>
           <w:kern w:val="0"/>
           <w:lang w:eastAsia="es-PE"/>
-          <ns2:ligatures ns2:val="none"/>
+          <w14:ligatures w14:val="none"/>
         </w:rPr>
         <w:t xml:space="preserve">RESOLUCIÓN DE LA SECRETARÍA TÉCNICA </w:t>
       </w:r>
     </w:p>
-    <w:p ns2:paraId="71820251" ns2:textId="77777777">
+    <w:p>
       <w:pPr>
         <w:spacing w:after="0" w:line="240" w:lineRule="auto"/>
         <w:jc w:val="both"/>
@@ -4199,11 +4114,11 @@
           <w:color w:val="000000"/>
           <w:kern w:val="0"/>
           <w:lang w:eastAsia="es-PE"/>
-          <ns2:ligatures ns2:val="none"/>
-        </w:rPr>
-      </w:pPr>
-    </w:p>
-    <w:p ns2:paraId="7432D178" ns2:textId="77777777">
+          <w14:ligatures w14:val="none"/>
+        </w:rPr>
+      </w:pPr>
+    </w:p>
+    <w:p>
       <w:pPr>
         <w:spacing w:after="0" w:line="240" w:lineRule="auto"/>
         <w:jc w:val="both"/>
@@ -4212,7 +4127,7 @@
           <w:color w:val="000000"/>
           <w:kern w:val="0"/>
           <w:lang w:eastAsia="es-PE"/>
-          <ns2:ligatures ns2:val="none"/>
+          <w14:ligatures w14:val="none"/>
         </w:rPr>
       </w:pPr>
       <w:r>
@@ -4222,7 +4137,7 @@
           <w:color w:val="000000"/>
           <w:kern w:val="0"/>
           <w:lang w:eastAsia="es-PE"/>
-          <ns2:ligatures ns2:val="none"/>
+          <w14:ligatures w14:val="none"/>
         </w:rPr>
         <w:t xml:space="preserve">PRIMERO: admitir a trámite la denuncia del 30 de diciembre de 2025, complementado mediante dos (2) escritos del 29 de enero de 2026, subsanada mediante dos (2) escritos del 12 de marzo de 2026, interpuesta por la señora [DENUNCIANTE] contra Rímac Seguros y Reaseguros S.A. y Baukost Ajustadores y Peritos de Seguros S.A.C., por lo siguiente:</w:t>
       </w:r>
@@ -4233,7 +4148,7 @@
           <w:kern w:val="0"/>
           <w:shd w:val="clear" w:color="auto" w:fill="FFFFFF"/>
           <w:lang w:eastAsia="es-PE"/>
-          <ns2:ligatures ns2:val="none"/>
+          <w14:ligatures w14:val="none"/>
         </w:rPr>
         <w:t xml:space="preserve"/>
       </w:r>
@@ -4243,7 +4158,7 @@
           <w:color w:val="000000"/>
           <w:kern w:val="0"/>
           <w:lang w:val="es-ES" w:eastAsia="es-ES"/>
-          <ns2:ligatures ns2:val="none"/>
+          <w14:ligatures w14:val="none"/>
         </w:rPr>
         <w:t xml:space="preserve"/>
       </w:r>
@@ -4253,7 +4168,7 @@
           <w:color w:val="000000"/>
           <w:kern w:val="0"/>
           <w:lang w:val="es-ES" w:eastAsia="es-ES"/>
-          <ns2:ligatures ns2:val="none"/>
+          <w14:ligatures w14:val="none"/>
         </w:rPr>
         <w:t/>
       </w:r>
@@ -4263,7 +4178,7 @@
           <w:color w:val="000000"/>
           <w:kern w:val="0"/>
           <w:lang w:val="es-ES" w:eastAsia="es-ES"/>
-          <ns2:ligatures ns2:val="none"/>
+          <w14:ligatures w14:val="none"/>
         </w:rPr>
         <w:t xml:space="preserve"/>
       </w:r>
@@ -4274,7 +4189,7 @@
           <w:kern w:val="0"/>
           <w:shd w:val="clear" w:color="auto" w:fill="FFFFFF"/>
           <w:lang w:eastAsia="es-PE"/>
-          <ns2:ligatures ns2:val="none"/>
+          <w14:ligatures w14:val="none"/>
         </w:rPr>
         <w:t xml:space="preserve"/>
       </w:r>
@@ -4285,7 +4200,7 @@
           <w:kern w:val="0"/>
           <w:shd w:val="clear" w:color="auto" w:fill="FFFFFF"/>
           <w:lang w:eastAsia="es-PE"/>
-          <ns2:ligatures ns2:val="none"/>
+          <w14:ligatures w14:val="none"/>
         </w:rPr>
         <w:t/>
       </w:r>
@@ -4296,7 +4211,7 @@
           <w:kern w:val="0"/>
           <w:shd w:val="clear" w:color="auto" w:fill="FFFFFF"/>
           <w:lang w:eastAsia="es-PE"/>
-          <ns2:ligatures ns2:val="none"/>
+          <w14:ligatures w14:val="none"/>
         </w:rPr>
         <w:t xml:space="preserve"/>
       </w:r>
@@ -4306,7 +4221,7 @@
           <w:bCs/>
           <w:spacing w:val="-3"/>
           <w:kern w:val="0"/>
-          <ns2:ligatures ns2:val="none"/>
+          <w14:ligatures w14:val="none"/>
         </w:rPr>
         <w:t xml:space="preserve"/>
       </w:r>
@@ -4317,7 +4232,7 @@
           <w:kern w:val="0"/>
           <w:shd w:val="clear" w:color="auto" w:fill="FFFFFF"/>
           <w:lang w:eastAsia="es-PE"/>
-          <ns2:ligatures ns2:val="none"/>
+          <w14:ligatures w14:val="none"/>
         </w:rPr>
         <w:t xml:space="preserve"/>
       </w:r>
@@ -4351,7 +4266,7 @@
           <w:kern w:val="0"/>
           <w:shd w:val="clear" w:color="auto" w:fill="FFFFFF"/>
           <w:lang w:eastAsia="es-PE"/>
-          <ns2:ligatures ns2:val="none"/>
+          <w14:ligatures w14:val="none"/>
         </w:rPr>
         <w:t xml:space="preserve"/>
       </w:r>
@@ -4362,23 +4277,23 @@
           <w:kern w:val="0"/>
           <w:shd w:val="clear" w:color="auto" w:fill="FFFFFF"/>
           <w:lang w:eastAsia="es-PE"/>
-          <ns2:ligatures ns2:val="none"/>
+          <w14:ligatures w14:val="none"/>
         </w:rPr>
         <w:t/>
       </w:r>
     </w:p>
-    <w:p ns2:paraId="5C9AE74C" ns2:textId="77777777">
-      <w:pPr>
-        <w:spacing w:after="0" w:line="240" w:lineRule="auto"/>
-        <w:jc w:val="both"/>
-        <w:rPr>
-          <w:rFonts w:ascii="Arial Narrow" w:eastAsia="Arial Narrow" w:hAnsi="Arial Narrow" w:cs="Arial Narrow"/>
-          <w:kern w:val="0"/>
-          <ns2:ligatures ns2:val="none"/>
-        </w:rPr>
-      </w:pPr>
-    </w:p>
-    <w:p ns2:paraId="2CB1EE25" ns2:textId="1DDBB003">
+    <w:p>
+      <w:pPr>
+        <w:spacing w:after="0" w:line="240" w:lineRule="auto"/>
+        <w:jc w:val="both"/>
+        <w:rPr>
+          <w:rFonts w:ascii="Arial Narrow" w:eastAsia="Arial Narrow" w:hAnsi="Arial Narrow" w:cs="Arial Narrow"/>
+          <w:kern w:val="0"/>
+          <w14:ligatures w14:val="none"/>
+        </w:rPr>
+      </w:pPr>
+    </w:p>
+    <w:p>
       <w:pPr>
         <w:pStyle w:val="Prrafodelista"/>
         <w:numPr>
@@ -4394,14 +4309,14 @@
         <w:rPr>
           <w:rFonts w:ascii="Arial Narrow" w:eastAsia="Arial Narrow" w:hAnsi="Arial Narrow" w:cs="Arial Narrow"/>
           <w:kern w:val="0"/>
-          <ns2:ligatures ns2:val="none"/>
-        </w:rPr>
-      </w:pPr>
-      <w:r>
-        <w:rPr>
-          <w:rFonts w:ascii="Arial Narrow" w:eastAsia="Arial Narrow" w:hAnsi="Arial Narrow" w:cs="Arial Narrow"/>
-          <w:kern w:val="0"/>
-          <ns2:ligatures ns2:val="none"/>
+          <w14:ligatures w14:val="none"/>
+        </w:rPr>
+      </w:pPr>
+      <w:r>
+        <w:rPr>
+          <w:rFonts w:ascii="Arial Narrow" w:eastAsia="Arial Narrow" w:hAnsi="Arial Narrow" w:cs="Arial Narrow"/>
+          <w:kern w:val="0"/>
+          <w14:ligatures w14:val="none"/>
         </w:rPr>
         <w:lastRenderedPageBreak/>
         <w:t>Presunta infracción a los artículos 18 y 19 de la Ley</w:t>
@@ -4410,7 +4325,7 @@
         <w:rPr>
           <w:rFonts w:ascii="Arial Narrow" w:eastAsia="Arial Narrow" w:hAnsi="Arial Narrow" w:cs="Arial Narrow"/>
           <w:kern w:val="0"/>
-          <ns2:ligatures ns2:val="none"/>
+          <w14:ligatures w14:val="none"/>
         </w:rPr>
         <w:t xml:space="preserve"> </w:t>
       </w:r>
@@ -4418,7 +4333,7 @@
         <w:rPr>
           <w:rFonts w:ascii="Arial Narrow" w:eastAsia="Arial Narrow" w:hAnsi="Arial Narrow" w:cs="Arial Narrow"/>
           <w:kern w:val="0"/>
-          <ns2:ligatures ns2:val="none"/>
+          <w14:ligatures w14:val="none"/>
         </w:rPr>
         <w:t xml:space="preserve"> 29571, Código de Protección y Defensa del Consumidor, en tanto </w:t>
       </w:r>
@@ -4442,7 +4357,7 @@
         <w:rPr>
           <w:rFonts w:ascii="Arial Narrow" w:eastAsia="Arial Narrow" w:hAnsi="Arial Narrow" w:cs="Arial Narrow"/>
           <w:kern w:val="0"/>
-          <ns2:ligatures ns2:val="none"/>
+          <w14:ligatures w14:val="none"/>
         </w:rPr>
         <w:t xml:space="preserve">habría emitido un informe de ajuste inadecuado del siniestro </w:t>
       </w:r>
@@ -4452,7 +4367,7 @@
           <w:color w:val="000000"/>
           <w:kern w:val="0"/>
           <w:lang w:val="es-ES" w:eastAsia="es-ES"/>
-          <ns2:ligatures ns2:val="none"/>
+          <w14:ligatures w14:val="none"/>
         </w:rPr>
         <w:t xml:space="preserve">ocurrido el </w:t>
       </w:r>
@@ -4462,7 +4377,7 @@
           <w:color w:val="000000"/>
           <w:kern w:val="0"/>
           <w:lang w:eastAsia="es-ES"/>
-          <ns2:ligatures ns2:val="none"/>
+          <w14:ligatures w14:val="none"/>
         </w:rPr>
         <w:t>15 de junio de 2025</w:t>
       </w:r>
@@ -4470,7 +4385,7 @@
         <w:rPr>
           <w:rFonts w:ascii="Arial Narrow" w:eastAsia="Arial Narrow" w:hAnsi="Arial Narrow" w:cs="Arial Narrow"/>
           <w:kern w:val="0"/>
-          <ns2:ligatures ns2:val="none"/>
+          <w14:ligatures w14:val="none"/>
         </w:rPr>
         <w:t xml:space="preserve"> </w:t>
       </w:r>
@@ -4478,7 +4393,7 @@
         <w:rPr>
           <w:rFonts w:ascii="Arial Narrow" w:eastAsia="Arial Narrow" w:hAnsi="Arial Narrow" w:cs="Arial Narrow"/>
           <w:kern w:val="0"/>
-          <ns2:ligatures ns2:val="none"/>
+          <w14:ligatures w14:val="none"/>
         </w:rPr>
         <w:t xml:space="preserve">en virtud de la cobertura del </w:t>
       </w:r>
@@ -4488,7 +4403,7 @@
           <w:color w:val="000000"/>
           <w:kern w:val="0"/>
           <w:lang w:eastAsia="es-ES"/>
-          <ns2:ligatures ns2:val="none"/>
+          <w14:ligatures w14:val="none"/>
         </w:rPr>
         <w:t>Póliza Domiciliaria 1416-20015</w:t>
       </w:r>
@@ -4496,7 +4411,7 @@
         <w:rPr>
           <w:rFonts w:ascii="Arial Narrow" w:eastAsia="Arial Narrow" w:hAnsi="Arial Narrow" w:cs="Arial Narrow"/>
           <w:kern w:val="0"/>
-          <ns2:ligatures ns2:val="none"/>
+          <w14:ligatures w14:val="none"/>
         </w:rPr>
         <w:t xml:space="preserve">, </w:t>
       </w:r>
@@ -4504,7 +4419,7 @@
         <w:rPr>
           <w:rFonts w:ascii="Arial Narrow" w:eastAsia="Arial Narrow" w:hAnsi="Arial Narrow" w:cs="Arial Narrow"/>
           <w:kern w:val="0"/>
-          <ns2:ligatures ns2:val="none"/>
+          <w14:ligatures w14:val="none"/>
         </w:rPr>
         <w:t>sin considerar el presupuesto presentado por la denunciante.</w:t>
       </w:r>
@@ -4512,12 +4427,12 @@
         <w:rPr>
           <w:rFonts w:ascii="Arial Narrow" w:eastAsia="Arial Narrow" w:hAnsi="Arial Narrow" w:cs="Arial Narrow"/>
           <w:kern w:val="0"/>
-          <ns2:ligatures ns2:val="none"/>
+          <w14:ligatures w14:val="none"/>
         </w:rPr>
         <w:t xml:space="preserve"> </w:t>
       </w:r>
     </w:p>
-    <w:p ns2:paraId="2168F9B3" ns2:textId="77777777">
+    <w:p>
       <w:pPr>
         <w:pStyle w:val="Prrafodelista"/>
         <w:spacing w:after="0" w:line="240" w:lineRule="auto"/>
@@ -4526,11 +4441,11 @@
         <w:rPr>
           <w:rFonts w:ascii="Arial Narrow" w:eastAsia="Arial Narrow" w:hAnsi="Arial Narrow" w:cs="Arial Narrow"/>
           <w:kern w:val="0"/>
-          <ns2:ligatures ns2:val="none"/>
-        </w:rPr>
-      </w:pPr>
-    </w:p>
-    <w:p ns2:paraId="4109C6FA" ns2:textId="55600282">
+          <w14:ligatures w14:val="none"/>
+        </w:rPr>
+      </w:pPr>
+    </w:p>
+    <w:p>
       <w:pPr>
         <w:pStyle w:val="Prrafodelista"/>
         <w:numPr>
@@ -4546,14 +4461,14 @@
         <w:rPr>
           <w:rFonts w:ascii="Arial Narrow" w:eastAsia="Arial Narrow" w:hAnsi="Arial Narrow" w:cs="Arial Narrow"/>
           <w:kern w:val="0"/>
-          <ns2:ligatures ns2:val="none"/>
-        </w:rPr>
-      </w:pPr>
-      <w:r>
-        <w:rPr>
-          <w:rFonts w:ascii="Arial Narrow" w:eastAsia="Arial Narrow" w:hAnsi="Arial Narrow" w:cs="Arial Narrow"/>
-          <w:kern w:val="0"/>
-          <ns2:ligatures ns2:val="none"/>
+          <w14:ligatures w14:val="none"/>
+        </w:rPr>
+      </w:pPr>
+      <w:r>
+        <w:rPr>
+          <w:rFonts w:ascii="Arial Narrow" w:eastAsia="Arial Narrow" w:hAnsi="Arial Narrow" w:cs="Arial Narrow"/>
+          <w:kern w:val="0"/>
+          <w14:ligatures w14:val="none"/>
         </w:rPr>
         <w:t>Presunta infracción a los artículos 18 y 19 de la Ley</w:t>
       </w:r>
@@ -4561,7 +4476,7 @@
         <w:rPr>
           <w:rFonts w:ascii="Arial Narrow" w:eastAsia="Arial Narrow" w:hAnsi="Arial Narrow" w:cs="Arial Narrow"/>
           <w:kern w:val="0"/>
-          <ns2:ligatures ns2:val="none"/>
+          <w14:ligatures w14:val="none"/>
         </w:rPr>
         <w:t xml:space="preserve"> </w:t>
       </w:r>
@@ -4569,7 +4484,7 @@
         <w:rPr>
           <w:rFonts w:ascii="Arial Narrow" w:eastAsia="Arial Narrow" w:hAnsi="Arial Narrow" w:cs="Arial Narrow"/>
           <w:kern w:val="0"/>
-          <ns2:ligatures ns2:val="none"/>
+          <w14:ligatures w14:val="none"/>
         </w:rPr>
         <w:t xml:space="preserve"> 29571, Código de Protección y Defensa del Consumidor, en tanto </w:t>
       </w:r>
@@ -4596,7 +4511,7 @@
           <w:kern w:val="0"/>
           <w:shd w:val="clear" w:color="auto" w:fill="FFFFFF"/>
           <w:lang w:eastAsia="es-PE"/>
-          <ns2:ligatures ns2:val="none"/>
+          <w14:ligatures w14:val="none"/>
         </w:rPr>
         <w:t xml:space="preserve">Rímac Seguros y Reaseguros S.A. </w:t>
       </w:r>
@@ -4604,7 +4519,7 @@
         <w:rPr>
           <w:rFonts w:ascii="Arial Narrow" w:eastAsia="Arial Narrow" w:hAnsi="Arial Narrow" w:cs="Arial Narrow"/>
           <w:kern w:val="0"/>
-          <ns2:ligatures ns2:val="none"/>
+          <w14:ligatures w14:val="none"/>
         </w:rPr>
         <w:t xml:space="preserve">habrían realizado una liquidación inadecuada del </w:t>
       </w:r>
@@ -4612,7 +4527,7 @@
         <w:rPr>
           <w:rFonts w:ascii="Arial Narrow" w:eastAsia="Arial Narrow" w:hAnsi="Arial Narrow" w:cs="Arial Narrow"/>
           <w:kern w:val="0"/>
-          <ns2:ligatures ns2:val="none"/>
+          <w14:ligatures w14:val="none"/>
         </w:rPr>
         <w:t xml:space="preserve">siniestro </w:t>
       </w:r>
@@ -4622,7 +4537,7 @@
           <w:color w:val="000000"/>
           <w:kern w:val="0"/>
           <w:lang w:val="es-ES" w:eastAsia="es-ES"/>
-          <ns2:ligatures ns2:val="none"/>
+          <w14:ligatures w14:val="none"/>
         </w:rPr>
         <w:t xml:space="preserve">ocurrido el </w:t>
       </w:r>
@@ -4632,7 +4547,7 @@
           <w:color w:val="000000"/>
           <w:kern w:val="0"/>
           <w:lang w:eastAsia="es-ES"/>
-          <ns2:ligatures ns2:val="none"/>
+          <w14:ligatures w14:val="none"/>
         </w:rPr>
         <w:t>15 de junio de 2025</w:t>
       </w:r>
@@ -4640,7 +4555,7 @@
         <w:rPr>
           <w:rFonts w:ascii="Arial Narrow" w:eastAsia="Arial Narrow" w:hAnsi="Arial Narrow" w:cs="Arial Narrow"/>
           <w:kern w:val="0"/>
-          <ns2:ligatures ns2:val="none"/>
+          <w14:ligatures w14:val="none"/>
         </w:rPr>
         <w:t xml:space="preserve"> </w:t>
       </w:r>
@@ -4648,7 +4563,7 @@
         <w:rPr>
           <w:rFonts w:ascii="Arial Narrow" w:eastAsia="Arial Narrow" w:hAnsi="Arial Narrow" w:cs="Arial Narrow"/>
           <w:kern w:val="0"/>
-          <ns2:ligatures ns2:val="none"/>
+          <w14:ligatures w14:val="none"/>
         </w:rPr>
         <w:t xml:space="preserve">en virtud de la </w:t>
       </w:r>
@@ -4656,7 +4571,7 @@
         <w:rPr>
           <w:rFonts w:ascii="Arial Narrow" w:eastAsia="Arial Narrow" w:hAnsi="Arial Narrow" w:cs="Arial Narrow"/>
           <w:kern w:val="0"/>
-          <ns2:ligatures ns2:val="none"/>
+          <w14:ligatures w14:val="none"/>
         </w:rPr>
         <w:t xml:space="preserve">cobertura del </w:t>
       </w:r>
@@ -4666,7 +4581,7 @@
           <w:color w:val="000000"/>
           <w:kern w:val="0"/>
           <w:lang w:eastAsia="es-ES"/>
-          <ns2:ligatures ns2:val="none"/>
+          <w14:ligatures w14:val="none"/>
         </w:rPr>
         <w:t>Póliza Domiciliaria 1416-20015</w:t>
       </w:r>
@@ -4676,7 +4591,7 @@
           <w:color w:val="000000"/>
           <w:kern w:val="0"/>
           <w:lang w:eastAsia="es-ES"/>
-          <ns2:ligatures ns2:val="none"/>
+          <w14:ligatures w14:val="none"/>
         </w:rPr>
         <w:t xml:space="preserve">, al señalar que el monto correspondiente a la pérdida se encuentra absorbido por el deducible estipulado en la </w:t>
       </w:r>
@@ -4684,7 +4599,7 @@
         <w:rPr>
           <w:rFonts w:ascii="Arial Narrow" w:eastAsia="Arial Narrow" w:hAnsi="Arial Narrow" w:cs="Arial Narrow"/>
           <w:kern w:val="0"/>
-          <ns2:ligatures ns2:val="none"/>
+          <w14:ligatures w14:val="none"/>
         </w:rPr>
         <w:t>Póliza Domiciliaria 1416-20015</w:t>
       </w:r>
@@ -4692,7 +4607,7 @@
         <w:rPr>
           <w:rFonts w:ascii="Arial Narrow" w:eastAsia="Arial Narrow" w:hAnsi="Arial Narrow" w:cs="Arial Narrow"/>
           <w:kern w:val="0"/>
-          <ns2:ligatures ns2:val="none"/>
+          <w14:ligatures w14:val="none"/>
         </w:rPr>
         <w:t>.</w:t>
       </w:r>
@@ -4700,22 +4615,22 @@
         <w:rPr>
           <w:rFonts w:ascii="Arial Narrow" w:eastAsia="Arial Narrow" w:hAnsi="Arial Narrow" w:cs="Arial Narrow"/>
           <w:kern w:val="0"/>
-          <ns2:ligatures ns2:val="none"/>
+          <w14:ligatures w14:val="none"/>
         </w:rPr>
         <w:t xml:space="preserve"> </w:t>
       </w:r>
     </w:p>
-    <w:p ns2:paraId="6E32A669" ns2:textId="77777777">
+    <w:p>
       <w:pPr>
         <w:pStyle w:val="Prrafodelista"/>
         <w:rPr>
           <w:rFonts w:ascii="Arial Narrow" w:eastAsia="Arial Narrow" w:hAnsi="Arial Narrow" w:cs="Arial Narrow"/>
           <w:kern w:val="0"/>
-          <ns2:ligatures ns2:val="none"/>
-        </w:rPr>
-      </w:pPr>
-    </w:p>
-    <w:p ns2:paraId="631D181B" ns2:textId="43B6378C">
+          <w14:ligatures w14:val="none"/>
+        </w:rPr>
+      </w:pPr>
+    </w:p>
+    <w:p>
       <w:pPr>
         <w:pStyle w:val="Prrafodelista"/>
         <w:numPr>
@@ -4731,14 +4646,14 @@
         <w:rPr>
           <w:rFonts w:ascii="Arial Narrow" w:eastAsia="Arial Narrow" w:hAnsi="Arial Narrow" w:cs="Arial Narrow"/>
           <w:kern w:val="0"/>
-          <ns2:ligatures ns2:val="none"/>
-        </w:rPr>
-      </w:pPr>
-      <w:r>
-        <w:rPr>
-          <w:rFonts w:ascii="Arial Narrow" w:eastAsia="Arial Narrow" w:hAnsi="Arial Narrow" w:cs="Arial Narrow"/>
-          <w:kern w:val="0"/>
-          <ns2:ligatures ns2:val="none"/>
+          <w14:ligatures w14:val="none"/>
+        </w:rPr>
+      </w:pPr>
+      <w:r>
+        <w:rPr>
+          <w:rFonts w:ascii="Arial Narrow" w:eastAsia="Arial Narrow" w:hAnsi="Arial Narrow" w:cs="Arial Narrow"/>
+          <w:kern w:val="0"/>
+          <w14:ligatures w14:val="none"/>
         </w:rPr>
         <w:t>Presunta infracción a los artículos 18 y 19 de la Ley</w:t>
       </w:r>
@@ -4746,7 +4661,7 @@
         <w:rPr>
           <w:rFonts w:ascii="Arial Narrow" w:eastAsia="Arial Narrow" w:hAnsi="Arial Narrow" w:cs="Arial Narrow"/>
           <w:kern w:val="0"/>
-          <ns2:ligatures ns2:val="none"/>
+          <w14:ligatures w14:val="none"/>
         </w:rPr>
         <w:t xml:space="preserve"> </w:t>
       </w:r>
@@ -4754,7 +4669,7 @@
         <w:rPr>
           <w:rFonts w:ascii="Arial Narrow" w:eastAsia="Arial Narrow" w:hAnsi="Arial Narrow" w:cs="Arial Narrow"/>
           <w:kern w:val="0"/>
-          <ns2:ligatures ns2:val="none"/>
+          <w14:ligatures w14:val="none"/>
         </w:rPr>
         <w:t xml:space="preserve"> 29571, Código de Protección y Defensa del Consumidor, en tanto </w:t>
       </w:r>
@@ -4765,7 +4680,7 @@
           <w:kern w:val="0"/>
           <w:shd w:val="clear" w:color="auto" w:fill="FFFFFF"/>
           <w:lang w:eastAsia="es-PE"/>
-          <ns2:ligatures ns2:val="none"/>
+          <w14:ligatures w14:val="none"/>
         </w:rPr>
         <w:t xml:space="preserve">Rímac Seguros y Reaseguros S.A. no habría cumplido con remitir </w:t>
       </w:r>
@@ -4773,7 +4688,7 @@
         <w:rPr>
           <w:rFonts w:ascii="Arial Narrow" w:eastAsia="Arial Narrow" w:hAnsi="Arial Narrow" w:cs="Arial Narrow"/>
           <w:kern w:val="0"/>
-          <ns2:ligatures ns2:val="none"/>
+          <w14:ligatures w14:val="none"/>
         </w:rPr>
         <w:t>a la denunciante las boletas de pago de la Póliza Domiciliaria 1416-20015 a su domicilio ni a su correo electrónico, pese a haberse efectuado el pago de primas correspondiente.</w:t>
       </w:r>
@@ -4781,22 +4696,22 @@
         <w:rPr>
           <w:rFonts w:ascii="Arial Narrow" w:eastAsia="Arial Narrow" w:hAnsi="Arial Narrow" w:cs="Arial Narrow"/>
           <w:kern w:val="0"/>
-          <ns2:ligatures ns2:val="none"/>
+          <w14:ligatures w14:val="none"/>
         </w:rPr>
         <w:t xml:space="preserve"> </w:t>
       </w:r>
     </w:p>
-    <w:p ns2:paraId="634750F0" ns2:textId="77777777">
+    <w:p>
       <w:pPr>
         <w:pStyle w:val="Prrafodelista"/>
         <w:rPr>
           <w:rFonts w:ascii="Arial Narrow" w:eastAsia="Arial Narrow" w:hAnsi="Arial Narrow" w:cs="Arial Narrow"/>
           <w:kern w:val="0"/>
-          <ns2:ligatures ns2:val="none"/>
-        </w:rPr>
-      </w:pPr>
-    </w:p>
-    <w:p ns2:paraId="11BB8E1B" ns2:textId="0917F2E5">
+          <w14:ligatures w14:val="none"/>
+        </w:rPr>
+      </w:pPr>
+    </w:p>
+    <w:p>
       <w:pPr>
         <w:pStyle w:val="Prrafodelista"/>
         <w:numPr>
@@ -4812,14 +4727,14 @@
         <w:rPr>
           <w:rFonts w:ascii="Arial Narrow" w:eastAsia="Arial Narrow" w:hAnsi="Arial Narrow" w:cs="Arial Narrow"/>
           <w:kern w:val="0"/>
-          <ns2:ligatures ns2:val="none"/>
-        </w:rPr>
-      </w:pPr>
-      <w:r>
-        <w:rPr>
-          <w:rFonts w:ascii="Arial Narrow" w:eastAsia="Arial Narrow" w:hAnsi="Arial Narrow" w:cs="Arial Narrow"/>
-          <w:kern w:val="0"/>
-          <ns2:ligatures ns2:val="none"/>
+          <w14:ligatures w14:val="none"/>
+        </w:rPr>
+      </w:pPr>
+      <w:r>
+        <w:rPr>
+          <w:rFonts w:ascii="Arial Narrow" w:eastAsia="Arial Narrow" w:hAnsi="Arial Narrow" w:cs="Arial Narrow"/>
+          <w:kern w:val="0"/>
+          <w14:ligatures w14:val="none"/>
         </w:rPr>
         <w:t xml:space="preserve">Presunta infracción a los artículos 18 y 19 de la Ley </w:t>
       </w:r>
@@ -4827,7 +4742,7 @@
         <w:rPr>
           <w:rFonts w:ascii="Arial Narrow" w:eastAsia="Arial Narrow" w:hAnsi="Arial Narrow" w:cs="Arial Narrow"/>
           <w:kern w:val="0"/>
-          <ns2:ligatures ns2:val="none"/>
+          <w14:ligatures w14:val="none"/>
         </w:rPr>
         <w:t xml:space="preserve"/>
       </w:r>
@@ -4835,7 +4750,7 @@
         <w:rPr>
           <w:rFonts w:ascii="Arial Narrow" w:eastAsia="Arial Narrow" w:hAnsi="Arial Narrow" w:cs="Arial Narrow"/>
           <w:kern w:val="0"/>
-          <ns2:ligatures ns2:val="none"/>
+          <w14:ligatures w14:val="none"/>
         </w:rPr>
         <w:t xml:space="preserve">29571, Código de Protección y Defensa del Consumidor, en tanto </w:t>
       </w:r>
@@ -4846,7 +4761,7 @@
           <w:kern w:val="0"/>
           <w:shd w:val="clear" w:color="auto" w:fill="FFFFFF"/>
           <w:lang w:eastAsia="es-PE"/>
-          <ns2:ligatures ns2:val="none"/>
+          <w14:ligatures w14:val="none"/>
         </w:rPr>
         <w:t xml:space="preserve">Rímac Seguros y Reaseguros S.A. </w:t>
       </w:r>
@@ -4854,7 +4769,7 @@
         <w:rPr>
           <w:rFonts w:ascii="Arial Narrow" w:eastAsia="Arial Narrow" w:hAnsi="Arial Narrow" w:cs="Arial Narrow"/>
           <w:kern w:val="0"/>
-          <ns2:ligatures ns2:val="none"/>
+          <w14:ligatures w14:val="none"/>
         </w:rPr>
         <w:t xml:space="preserve">habría efectuado la </w:t>
       </w:r>
@@ -4862,7 +4777,7 @@
         <w:rPr>
           <w:rFonts w:ascii="Arial Narrow" w:eastAsia="Arial Narrow" w:hAnsi="Arial Narrow" w:cs="Arial Narrow"/>
           <w:kern w:val="0"/>
-          <ns2:ligatures ns2:val="none"/>
+          <w14:ligatures w14:val="none"/>
         </w:rPr>
         <w:t>anulaci</w:t>
       </w:r>
@@ -4870,22 +4785,22 @@
         <w:rPr>
           <w:rFonts w:ascii="Arial Narrow" w:eastAsia="Arial Narrow" w:hAnsi="Arial Narrow" w:cs="Arial Narrow"/>
           <w:kern w:val="0"/>
-          <ns2:ligatures ns2:val="none"/>
+          <w14:ligatures w14:val="none"/>
         </w:rPr>
         <w:t>ón anticipada de la Póliza Domiciliaria 1416-20015 en julio de 2025 sin una justificación objetiva y razonable comunicada a la denunciante.</w:t>
       </w:r>
     </w:p>
-    <w:p ns2:paraId="212516A7" ns2:textId="77777777">
+    <w:p>
       <w:pPr>
         <w:pStyle w:val="Prrafodelista"/>
         <w:rPr>
           <w:rFonts w:ascii="Arial Narrow" w:eastAsia="Arial Narrow" w:hAnsi="Arial Narrow" w:cs="Arial Narrow"/>
           <w:kern w:val="0"/>
-          <ns2:ligatures ns2:val="none"/>
-        </w:rPr>
-      </w:pPr>
-    </w:p>
-    <w:p ns2:paraId="73A3C808" ns2:textId="76E07F63">
+          <w14:ligatures w14:val="none"/>
+        </w:rPr>
+      </w:pPr>
+    </w:p>
+    <w:p>
       <w:pPr>
         <w:pStyle w:val="Prrafodelista"/>
         <w:numPr>
@@ -4904,14 +4819,14 @@
           <w:kern w:val="0"/>
           <w:shd w:val="clear" w:color="auto" w:fill="FFFFFF"/>
           <w:lang w:eastAsia="es-PE"/>
-          <ns2:ligatures ns2:val="none"/>
-        </w:rPr>
-      </w:pPr>
-      <w:r>
-        <w:rPr>
-          <w:rFonts w:ascii="Arial Narrow" w:eastAsia="Arial Narrow" w:hAnsi="Arial Narrow" w:cs="Arial Narrow"/>
-          <w:kern w:val="0"/>
-          <ns2:ligatures ns2:val="none"/>
+          <w14:ligatures w14:val="none"/>
+        </w:rPr>
+      </w:pPr>
+      <w:r>
+        <w:rPr>
+          <w:rFonts w:ascii="Arial Narrow" w:eastAsia="Arial Narrow" w:hAnsi="Arial Narrow" w:cs="Arial Narrow"/>
+          <w:kern w:val="0"/>
+          <w14:ligatures w14:val="none"/>
         </w:rPr>
         <w:t xml:space="preserve">Presunta infracción al artículo 1, numeral 1, literal b) y al artículo 2 de la Ley </w:t>
       </w:r>
@@ -4919,7 +4834,7 @@
         <w:rPr>
           <w:rFonts w:ascii="Arial Narrow" w:eastAsia="Arial Narrow" w:hAnsi="Arial Narrow" w:cs="Arial Narrow"/>
           <w:kern w:val="0"/>
-          <ns2:ligatures ns2:val="none"/>
+          <w14:ligatures w14:val="none"/>
         </w:rPr>
         <w:t xml:space="preserve"/>
       </w:r>
@@ -4927,7 +4842,7 @@
         <w:rPr>
           <w:rFonts w:ascii="Arial Narrow" w:eastAsia="Arial Narrow" w:hAnsi="Arial Narrow" w:cs="Arial Narrow"/>
           <w:kern w:val="0"/>
-          <ns2:ligatures ns2:val="none"/>
+          <w14:ligatures w14:val="none"/>
         </w:rPr>
         <w:t xml:space="preserve">29571, Código de Protección y Defensa del Consumidor, en tanto </w:t>
       </w:r>
@@ -4938,7 +4853,7 @@
           <w:kern w:val="0"/>
           <w:shd w:val="clear" w:color="auto" w:fill="FFFFFF"/>
           <w:lang w:eastAsia="es-PE"/>
-          <ns2:ligatures ns2:val="none"/>
+          <w14:ligatures w14:val="none"/>
         </w:rPr>
         <w:t xml:space="preserve">Rímac Seguros y Reaseguros S.A. </w:t>
       </w:r>
@@ -4946,7 +4861,7 @@
         <w:rPr>
           <w:rFonts w:ascii="Arial Narrow" w:eastAsia="Arial Narrow" w:hAnsi="Arial Narrow" w:cs="Arial Narrow"/>
           <w:kern w:val="0"/>
-          <ns2:ligatures ns2:val="none"/>
+          <w14:ligatures w14:val="none"/>
         </w:rPr>
         <w:t xml:space="preserve">no habría cumplido con remitir a la denunciante una copia </w:t>
       </w:r>
@@ -4956,7 +4871,7 @@
           <w:color w:val="000000"/>
           <w:kern w:val="0"/>
           <w:lang w:eastAsia="es-ES"/>
-          <ns2:ligatures ns2:val="none"/>
+          <w14:ligatures w14:val="none"/>
         </w:rPr>
         <w:t xml:space="preserve">impresa </w:t>
       </w:r>
@@ -4964,7 +4879,7 @@
         <w:rPr>
           <w:rFonts w:ascii="Arial Narrow" w:eastAsia="Arial Narrow" w:hAnsi="Arial Narrow" w:cs="Arial Narrow"/>
           <w:kern w:val="0"/>
-          <ns2:ligatures ns2:val="none"/>
+          <w14:ligatures w14:val="none"/>
         </w:rPr>
         <w:t xml:space="preserve">de la Póliza Domiciliaria 1416-20015 </w:t>
       </w:r>
@@ -4974,7 +4889,7 @@
           <w:color w:val="000000"/>
           <w:kern w:val="0"/>
           <w:lang w:eastAsia="es-ES"/>
-          <ns2:ligatures ns2:val="none"/>
+          <w14:ligatures w14:val="none"/>
         </w:rPr>
         <w:t>y su remisión a su domicilio, así como el envío de dicha documentación a su correo electrónico, solicitada entre 2024 y 2025</w:t>
       </w:r>
@@ -4982,7 +4897,7 @@
         <w:rPr>
           <w:rFonts w:ascii="Arial Narrow" w:eastAsia="Arial Narrow" w:hAnsi="Arial Narrow" w:cs="Arial Narrow"/>
           <w:kern w:val="0"/>
-          <ns2:ligatures ns2:val="none"/>
+          <w14:ligatures w14:val="none"/>
         </w:rPr>
         <w:t>.</w:t>
       </w:r>
@@ -4993,7 +4908,7 @@
           <w:kern w:val="0"/>
           <w:shd w:val="clear" w:color="auto" w:fill="FFFFFF"/>
           <w:lang w:eastAsia="es-PE"/>
-          <ns2:ligatures ns2:val="none"/>
+          <w14:ligatures w14:val="none"/>
         </w:rPr>
         <w:t xml:space="preserve"> </w:t>
       </w:r>
@@ -5001,23 +4916,23 @@
         <w:rPr>
           <w:rFonts w:ascii="Arial Narrow" w:eastAsia="Arial Narrow" w:hAnsi="Arial Narrow" w:cs="Arial Narrow"/>
           <w:kern w:val="0"/>
-          <ns2:ligatures ns2:val="none"/>
+          <w14:ligatures w14:val="none"/>
         </w:rPr>
         <w:t>.</w:t>
       </w:r>
     </w:p>
-    <w:p ns2:paraId="1DEB3481" ns2:textId="6D3DDD0E">
-      <w:pPr>
-        <w:spacing w:after="0" w:line="240" w:lineRule="auto"/>
-        <w:jc w:val="both"/>
-        <w:rPr>
-          <w:rFonts w:ascii="Arial Narrow" w:eastAsia="Arial Narrow" w:hAnsi="Arial Narrow" w:cs="Arial Narrow"/>
-          <w:kern w:val="0"/>
-          <ns2:ligatures ns2:val="none"/>
-        </w:rPr>
-      </w:pPr>
-    </w:p>
-    <w:p ns2:paraId="634A0D61" ns2:textId="01EE00B6">
+    <w:p>
+      <w:pPr>
+        <w:spacing w:after="0" w:line="240" w:lineRule="auto"/>
+        <w:jc w:val="both"/>
+        <w:rPr>
+          <w:rFonts w:ascii="Arial Narrow" w:eastAsia="Arial Narrow" w:hAnsi="Arial Narrow" w:cs="Arial Narrow"/>
+          <w:kern w:val="0"/>
+          <w14:ligatures w14:val="none"/>
+        </w:rPr>
+      </w:pPr>
+    </w:p>
+    <w:p>
       <w:pPr>
         <w:spacing w:line="240" w:lineRule="auto"/>
         <w:contextualSpacing/>
@@ -5025,7 +4940,7 @@
         <w:rPr>
           <w:rFonts w:ascii="Arial Narrow" w:eastAsia="Calibri" w:hAnsi="Arial Narrow" w:cs="Arial"/>
           <w:kern w:val="0"/>
-          <ns2:ligatures ns2:val="none"/>
+          <w14:ligatures w14:val="none"/>
         </w:rPr>
       </w:pPr>
       <w:r>
@@ -5035,7 +4950,7 @@
           <w:color w:val="000000"/>
           <w:kern w:val="0"/>
           <w:lang w:eastAsia="es-PE"/>
-          <ns2:ligatures ns2:val="none"/>
+          <w14:ligatures w14:val="none"/>
         </w:rPr>
         <w:t>SEGUNDO:</w:t>
       </w:r>
@@ -5045,7 +4960,7 @@
           <w:color w:val="000000"/>
           <w:kern w:val="0"/>
           <w:lang w:eastAsia="es-PE"/>
-          <ns2:ligatures ns2:val="none"/>
+          <w14:ligatures w14:val="none"/>
         </w:rPr>
         <w:t xml:space="preserve"> tener por ofrecidos los medios probatorios presentados</w:t>
       </w:r>
@@ -5055,7 +4970,7 @@
           <w:color w:val="000000"/>
           <w:kern w:val="0"/>
           <w:lang w:eastAsia="es-PE"/>
-          <ns2:ligatures ns2:val="none"/>
+          <w14:ligatures w14:val="none"/>
         </w:rPr>
         <w:t xml:space="preserve"> en el escrito de </w:t>
       </w:r>
@@ -5065,7 +4980,7 @@
           <w:color w:val="000000"/>
           <w:kern w:val="0"/>
           <w:lang w:eastAsia="es-PE"/>
-          <ns2:ligatures ns2:val="none"/>
+          <w14:ligatures w14:val="none"/>
         </w:rPr>
         <w:t xml:space="preserve">denuncia </w:t>
       </w:r>
@@ -5075,7 +4990,7 @@
           <w:color w:val="000000"/>
           <w:kern w:val="0"/>
           <w:lang w:val="es-ES" w:eastAsia="es-ES"/>
-          <ns2:ligatures ns2:val="none"/>
+          <w14:ligatures w14:val="none"/>
         </w:rPr>
         <w:t xml:space="preserve">del </w:t>
       </w:r>
@@ -5085,7 +5000,7 @@
           <w:color w:val="000000"/>
           <w:kern w:val="0"/>
           <w:lang w:val="es-ES" w:eastAsia="es-ES"/>
-          <ns2:ligatures ns2:val="none"/>
+          <w14:ligatures w14:val="none"/>
         </w:rPr>
         <w:t>30 de diciembre de 2025, complementado mediante dos (2) escritos del 29 de enero de 2026, subsanada mediante dos (2) escritos del 12 de marzo de 2026</w:t>
       </w:r>
@@ -5093,12 +5008,12 @@
         <w:rPr>
           <w:rFonts w:ascii="Arial Narrow" w:eastAsia="Calibri" w:hAnsi="Arial Narrow" w:cs="Arial"/>
           <w:kern w:val="0"/>
-          <ns2:ligatures ns2:val="none"/>
+          <w14:ligatures w14:val="none"/>
         </w:rPr>
         <w:t>.</w:t>
       </w:r>
     </w:p>
-    <w:p ns2:paraId="2AF03E3F" ns2:textId="77777777">
+    <w:p>
       <w:pPr>
         <w:spacing w:line="240" w:lineRule="auto"/>
         <w:contextualSpacing/>
@@ -5108,20 +5023,20 @@
           <w:color w:val="000000"/>
           <w:kern w:val="0"/>
           <w:lang w:eastAsia="es-PE"/>
-          <ns2:ligatures ns2:val="none"/>
-        </w:rPr>
-      </w:pPr>
-    </w:p>
-    <w:p ns2:paraId="5D90C1F7" ns2:textId="3AC9B558">
-      <w:pPr>
-        <w:spacing w:after="0" w:line="240" w:lineRule="auto"/>
-        <w:jc w:val="both"/>
-        <w:rPr>
-          <w:rFonts w:ascii="Arial Narrow" w:eastAsia="Arial Narrow" w:hAnsi="Arial Narrow" w:cs="Arial Narrow"/>
-          <w:color w:val="000000"/>
-          <w:kern w:val="0"/>
-          <w:lang w:eastAsia="es-PE"/>
-          <ns2:ligatures ns2:val="none"/>
+          <w14:ligatures w14:val="none"/>
+        </w:rPr>
+      </w:pPr>
+    </w:p>
+    <w:p>
+      <w:pPr>
+        <w:spacing w:after="0" w:line="240" w:lineRule="auto"/>
+        <w:jc w:val="both"/>
+        <w:rPr>
+          <w:rFonts w:ascii="Arial Narrow" w:eastAsia="Arial Narrow" w:hAnsi="Arial Narrow" w:cs="Arial Narrow"/>
+          <w:color w:val="000000"/>
+          <w:kern w:val="0"/>
+          <w:lang w:eastAsia="es-PE"/>
+          <w14:ligatures w14:val="none"/>
         </w:rPr>
       </w:pPr>
       <w:r>
@@ -5131,7 +5046,7 @@
           <w:color w:val="000000"/>
           <w:kern w:val="0"/>
           <w:lang w:eastAsia="es-PE"/>
-          <ns2:ligatures ns2:val="none"/>
+          <w14:ligatures w14:val="none"/>
         </w:rPr>
         <w:t xml:space="preserve">TERCERO: </w:t>
       </w:r>
@@ -5141,7 +5056,7 @@
           <w:color w:val="000000"/>
           <w:kern w:val="0"/>
           <w:lang w:eastAsia="es-PE"/>
-          <ns2:ligatures ns2:val="none"/>
+          <w14:ligatures w14:val="none"/>
         </w:rPr>
         <w:t xml:space="preserve">requerir a </w:t>
       </w:r>
@@ -5181,7 +5096,7 @@
           <w:color w:val="000000"/>
           <w:kern w:val="0"/>
           <w:lang w:eastAsia="es-PE"/>
-          <ns2:ligatures ns2:val="none"/>
+          <w14:ligatures w14:val="none"/>
         </w:rPr>
         <w:t>que cumpla</w:t>
       </w:r>
@@ -5191,7 +5106,7 @@
           <w:color w:val="000000"/>
           <w:kern w:val="0"/>
           <w:lang w:eastAsia="es-PE"/>
-          <ns2:ligatures ns2:val="none"/>
+          <w14:ligatures w14:val="none"/>
         </w:rPr>
         <w:t>n</w:t>
       </w:r>
@@ -5201,12 +5116,12 @@
           <w:color w:val="000000"/>
           <w:kern w:val="0"/>
           <w:lang w:eastAsia="es-PE"/>
-          <ns2:ligatures ns2:val="none"/>
+          <w14:ligatures w14:val="none"/>
         </w:rPr>
         <w:t xml:space="preserve"> con lo siguiente:</w:t>
       </w:r>
     </w:p>
-    <w:p ns2:paraId="156DFAB9" ns2:textId="77777777">
+    <w:p>
       <w:pPr>
         <w:spacing w:after="0" w:line="240" w:lineRule="auto"/>
         <w:jc w:val="both"/>
@@ -5215,11 +5130,11 @@
           <w:color w:val="000000"/>
           <w:kern w:val="0"/>
           <w:lang w:eastAsia="es-PE"/>
-          <ns2:ligatures ns2:val="none"/>
-        </w:rPr>
-      </w:pPr>
-    </w:p>
-    <w:p ns2:paraId="37384474" ns2:textId="77777777">
+          <w14:ligatures w14:val="none"/>
+        </w:rPr>
+      </w:pPr>
+    </w:p>
+    <w:p>
       <w:pPr>
         <w:numPr>
           <w:ilvl w:val="0"/>
@@ -5233,21 +5148,21 @@
           <w:color w:val="000000"/>
           <w:kern w:val="0"/>
           <w:lang w:eastAsia="es-PE"/>
-          <ns2:ligatures ns2:val="none"/>
-        </w:rPr>
-      </w:pPr>
-      <w:r>
-        <w:rPr>
-          <w:rFonts w:ascii="Arial Narrow" w:eastAsia="Arial Narrow" w:hAnsi="Arial Narrow" w:cs="Arial Narrow"/>
-          <w:color w:val="000000"/>
-          <w:kern w:val="0"/>
-          <w:lang w:eastAsia="es-PE"/>
-          <ns2:ligatures ns2:val="none"/>
+          <w14:ligatures w14:val="none"/>
+        </w:rPr>
+      </w:pPr>
+      <w:r>
+        <w:rPr>
+          <w:rFonts w:ascii="Arial Narrow" w:eastAsia="Arial Narrow" w:hAnsi="Arial Narrow" w:cs="Arial Narrow"/>
+          <w:color w:val="000000"/>
+          <w:kern w:val="0"/>
+          <w:lang w:eastAsia="es-PE"/>
+          <w14:ligatures w14:val="none"/>
         </w:rPr>
         <w:t>presentar documentos que acrediten su inscripción en los Registros Públicos o una declaración jurada que indique que cuenta con dicha inscripción;</w:t>
       </w:r>
     </w:p>
-    <w:p ns2:paraId="04A6E74B" ns2:textId="77777777">
+    <w:p>
       <w:pPr>
         <w:numPr>
           <w:ilvl w:val="0"/>
@@ -5261,21 +5176,21 @@
           <w:color w:val="000000"/>
           <w:kern w:val="0"/>
           <w:lang w:eastAsia="es-PE"/>
-          <ns2:ligatures ns2:val="none"/>
-        </w:rPr>
-      </w:pPr>
-      <w:r>
-        <w:rPr>
-          <w:rFonts w:ascii="Arial Narrow" w:eastAsia="Arial Narrow" w:hAnsi="Arial Narrow" w:cs="Arial Narrow"/>
-          <w:color w:val="000000"/>
-          <w:kern w:val="0"/>
-          <w:lang w:eastAsia="es-PE"/>
-          <ns2:ligatures ns2:val="none"/>
+          <w14:ligatures w14:val="none"/>
+        </w:rPr>
+      </w:pPr>
+      <w:r>
+        <w:rPr>
+          <w:rFonts w:ascii="Arial Narrow" w:eastAsia="Arial Narrow" w:hAnsi="Arial Narrow" w:cs="Arial Narrow"/>
+          <w:color w:val="000000"/>
+          <w:kern w:val="0"/>
+          <w:lang w:eastAsia="es-PE"/>
+          <w14:ligatures w14:val="none"/>
         </w:rPr>
         <w:t>presentar copia simple de las facultades de representación de su representante legal en el presente procedimiento o la declaración jurada que indique que cuenta con dichas facultades y que estas se encuentran vigentes;</w:t>
       </w:r>
     </w:p>
-    <w:p ns2:paraId="1203D0DC" ns2:textId="77777777">
+    <w:p>
       <w:pPr>
         <w:numPr>
           <w:ilvl w:val="0"/>
@@ -5289,21 +5204,21 @@
           <w:color w:val="000000"/>
           <w:kern w:val="0"/>
           <w:lang w:eastAsia="es-PE"/>
-          <ns2:ligatures ns2:val="none"/>
-        </w:rPr>
-      </w:pPr>
-      <w:r>
-        <w:rPr>
-          <w:rFonts w:ascii="Arial Narrow" w:eastAsia="Arial Narrow" w:hAnsi="Arial Narrow" w:cs="Arial Narrow"/>
-          <w:color w:val="000000"/>
-          <w:kern w:val="0"/>
-          <w:lang w:eastAsia="es-PE"/>
-          <ns2:ligatures ns2:val="none"/>
+          <w14:ligatures w14:val="none"/>
+        </w:rPr>
+      </w:pPr>
+      <w:r>
+        <w:rPr>
+          <w:rFonts w:ascii="Arial Narrow" w:eastAsia="Arial Narrow" w:hAnsi="Arial Narrow" w:cs="Arial Narrow"/>
+          <w:color w:val="000000"/>
+          <w:kern w:val="0"/>
+          <w:lang w:eastAsia="es-PE"/>
+          <w14:ligatures w14:val="none"/>
         </w:rPr>
         <w:t>consignar el Número de Registro Único de Contribuyentes (RUC); y,</w:t>
       </w:r>
     </w:p>
-    <w:p ns2:paraId="37704CA2" ns2:textId="77777777">
+    <w:p>
       <w:pPr>
         <w:numPr>
           <w:ilvl w:val="0"/>
@@ -5315,16 +5230,16 @@
         <w:rPr>
           <w:rFonts w:ascii="Arial Narrow" w:eastAsia="Calibri" w:hAnsi="Arial Narrow" w:cs="Arial"/>
           <w:kern w:val="0"/>
-          <ns2:ligatures ns2:val="none"/>
-        </w:rPr>
-      </w:pPr>
-      <w:r>
-        <w:rPr>
-          <w:rFonts w:ascii="Arial Narrow" w:eastAsia="Arial Narrow" w:hAnsi="Arial Narrow" w:cs="Arial Narrow"/>
-          <w:color w:val="000000"/>
-          <w:kern w:val="0"/>
-          <w:lang w:eastAsia="es-PE"/>
-          <ns2:ligatures ns2:val="none"/>
+          <w14:ligatures w14:val="none"/>
+        </w:rPr>
+      </w:pPr>
+      <w:r>
+        <w:rPr>
+          <w:rFonts w:ascii="Arial Narrow" w:eastAsia="Arial Narrow" w:hAnsi="Arial Narrow" w:cs="Arial Narrow"/>
+          <w:color w:val="000000"/>
+          <w:kern w:val="0"/>
+          <w:lang w:eastAsia="es-PE"/>
+          <w14:ligatures w14:val="none"/>
         </w:rPr>
         <w:t>fijar domicilio procesal para el procedimiento, de conformidad con el numeral 1 del artículo 442</w:t>
       </w:r>
@@ -5334,7 +5249,7 @@
           <w:color w:val="000000"/>
           <w:kern w:val="0"/>
           <w:lang w:eastAsia="es-PE"/>
-          <ns2:ligatures ns2:val="none"/>
+          <w14:ligatures w14:val="none"/>
         </w:rPr>
         <w:t/>
       </w:r>
@@ -5344,7 +5259,7 @@
           <w:color w:val="000000"/>
           <w:kern w:val="0"/>
           <w:lang w:eastAsia="es-PE"/>
-          <ns2:ligatures ns2:val="none"/>
+          <w14:ligatures w14:val="none"/>
         </w:rPr>
         <w:t xml:space="preserve"> del Código Procesal Civil. </w:t>
       </w:r>
@@ -5352,7 +5267,7 @@
         <w:rPr>
           <w:rFonts w:ascii="Arial Narrow" w:eastAsia="Calibri" w:hAnsi="Arial Narrow" w:cs="Arial"/>
           <w:kern w:val="0"/>
-          <ns2:ligatures ns2:val="none"/>
+          <w14:ligatures w14:val="none"/>
         </w:rPr>
         <w:t>Para ello podrá señalar domicilio físico o una dirección electrónica a la que pueda remitirse las notificaciones</w:t>
       </w:r>
@@ -5361,12 +5276,12 @@
           <w:rFonts w:ascii="Arial Narrow" w:eastAsia="Arial" w:hAnsi="Arial Narrow" w:cs="Arial"/>
           <w:kern w:val="0"/>
           <w:lang w:val="es"/>
-          <ns2:ligatures ns2:val="none"/>
+          <w14:ligatures w14:val="none"/>
         </w:rPr>
         <w:t>;</w:t>
       </w:r>
     </w:p>
-    <w:p ns2:paraId="6A38ABFB" ns2:textId="77777777">
+    <w:p>
       <w:pPr>
         <w:numPr>
           <w:ilvl w:val="0"/>
@@ -5378,14 +5293,14 @@
         <w:rPr>
           <w:rFonts w:ascii="Arial Narrow" w:eastAsia="Calibri" w:hAnsi="Arial Narrow" w:cs="Arial"/>
           <w:kern w:val="0"/>
-          <ns2:ligatures ns2:val="none"/>
+          <w14:ligatures w14:val="none"/>
         </w:rPr>
       </w:pPr>
       <w:r>
         <w:rPr>
           <w:rFonts w:ascii="Arial Narrow" w:eastAsia="Calibri" w:hAnsi="Arial Narrow" w:cs="Arial"/>
           <w:kern w:val="0"/>
-          <ns2:ligatures ns2:val="none"/>
+          <w14:ligatures w14:val="none"/>
         </w:rPr>
         <w:t xml:space="preserve">en caso califique como </w:t>
       </w:r>
@@ -5394,7 +5309,7 @@
         <w:rPr>
           <w:rFonts w:ascii="Arial Narrow" w:eastAsia="Calibri" w:hAnsi="Arial Narrow" w:cs="Arial"/>
           <w:kern w:val="0"/>
-          <ns2:ligatures ns2:val="none"/>
+          <w14:ligatures w14:val="none"/>
         </w:rPr>
         <w:t>micro empresa</w:t>
       </w:r>
@@ -5403,7 +5318,7 @@
         <w:rPr>
           <w:rFonts w:ascii="Arial Narrow" w:eastAsia="Calibri" w:hAnsi="Arial Narrow" w:cs="Arial"/>
           <w:kern w:val="0"/>
-          <ns2:ligatures ns2:val="none"/>
+          <w14:ligatures w14:val="none"/>
         </w:rPr>
         <w:t xml:space="preserve"> o pequeña empresa, presentar los documentos que acrediten su volumen de ventas o ingresos brutos percibidos el año anterior relativo a todas sus actividades </w:t>
       </w:r>
@@ -5411,7 +5326,7 @@
         <w:rPr>
           <w:rFonts w:ascii="Arial Narrow" w:eastAsia="Calibri" w:hAnsi="Arial Narrow" w:cs="Arial"/>
           <w:kern w:val="0"/>
-          <ns2:ligatures ns2:val="none"/>
+          <w14:ligatures w14:val="none"/>
         </w:rPr>
         <w:lastRenderedPageBreak/>
         <w:t>económicas y el número de trabajadores con el que cuenta</w:t>
@@ -5422,7 +5337,7 @@
           <w:rFonts w:ascii="Arial Narrow" w:eastAsia="Calibri" w:hAnsi="Arial Narrow" w:cs="Arial"/>
           <w:kern w:val="0"/>
           <w:vertAlign w:val="superscript"/>
-          <ns2:ligatures ns2:val="none"/>
+          <w14:ligatures w14:val="none"/>
         </w:rPr>
         <w:footnoteReference w:id="7"/>
       </w:r>
@@ -5430,7 +5345,7 @@
         <w:rPr>
           <w:rFonts w:ascii="Arial Narrow" w:eastAsia="Calibri" w:hAnsi="Arial Narrow" w:cs="Arial"/>
           <w:kern w:val="0"/>
-          <ns2:ligatures ns2:val="none"/>
+          <w14:ligatures w14:val="none"/>
         </w:rPr>
         <w:t>. Ello, a fin de que la Comisión pueda meritar dicha documentación, conforme lo establece el artículo 110</w:t>
       </w:r>
@@ -5440,7 +5355,7 @@
           <w:color w:val="000000"/>
           <w:kern w:val="0"/>
           <w:lang w:eastAsia="es-PE"/>
-          <ns2:ligatures ns2:val="none"/>
+          <w14:ligatures w14:val="none"/>
         </w:rPr>
         <w:t/>
       </w:r>
@@ -5448,7 +5363,7 @@
         <w:rPr>
           <w:rFonts w:ascii="Arial Narrow" w:eastAsia="Calibri" w:hAnsi="Arial Narrow" w:cs="Arial"/>
           <w:kern w:val="0"/>
-          <ns2:ligatures ns2:val="none"/>
+          <w14:ligatures w14:val="none"/>
         </w:rPr>
         <w:t xml:space="preserve"> del </w:t>
       </w:r>
@@ -5457,7 +5372,7 @@
           <w:rFonts w:ascii="Arial Narrow" w:eastAsia="Calibri" w:hAnsi="Arial Narrow" w:cs="Arial"/>
           <w:spacing w:val="-2"/>
           <w:kern w:val="0"/>
-          <ns2:ligatures ns2:val="none"/>
+          <w14:ligatures w14:val="none"/>
         </w:rPr>
         <w:t>Código</w:t>
       </w:r>
@@ -5468,7 +5383,7 @@
           <w:spacing w:val="-2"/>
           <w:kern w:val="0"/>
           <w:vertAlign w:val="superscript"/>
-          <ns2:ligatures ns2:val="none"/>
+          <w14:ligatures w14:val="none"/>
         </w:rPr>
         <w:footnoteReference w:id="8"/>
       </w:r>
@@ -5477,12 +5392,12 @@
           <w:rFonts w:ascii="Arial Narrow" w:eastAsia="Calibri" w:hAnsi="Arial Narrow" w:cs="Arial"/>
           <w:spacing w:val="-2"/>
           <w:kern w:val="0"/>
-          <ns2:ligatures ns2:val="none"/>
+          <w14:ligatures w14:val="none"/>
         </w:rPr>
         <w:t>.</w:t>
       </w:r>
     </w:p>
-    <w:p ns2:paraId="1B2AA0D1" ns2:textId="77777777">
+    <w:p>
       <w:pPr>
         <w:spacing w:after="0" w:line="240" w:lineRule="auto"/>
         <w:ind w:left="567"/>
@@ -5492,20 +5407,20 @@
           <w:color w:val="000000"/>
           <w:kern w:val="0"/>
           <w:lang w:eastAsia="es-PE"/>
-          <ns2:ligatures ns2:val="none"/>
-        </w:rPr>
-      </w:pPr>
-    </w:p>
-    <w:p>
-      <w:pPr>
-        <w:spacing w:after="0" w:line="240" w:lineRule="auto"/>
-        <w:jc w:val="both"/>
-        <w:rPr>
-          <w:rFonts w:ascii="Arial Narrow" w:eastAsia="Arial Narrow" w:hAnsi="Arial Narrow" w:cs="Arial Narrow"/>
-          <w:color w:val="000000"/>
-          <w:kern w:val="0"/>
-          <w:lang w:eastAsia="es-PE"/>
-          <ns2:ligatures ns2:val="none"/>
+          <w14:ligatures w14:val="none"/>
+        </w:rPr>
+      </w:pPr>
+    </w:p>
+    <w:p>
+      <w:pPr>
+        <w:spacing w:after="0" w:line="240" w:lineRule="auto"/>
+        <w:jc w:val="both"/>
+        <w:rPr>
+          <w:rFonts w:ascii="Arial Narrow" w:eastAsia="Arial Narrow" w:hAnsi="Arial Narrow" w:cs="Arial Narrow"/>
+          <w:color w:val="000000"/>
+          <w:kern w:val="0"/>
+          <w:lang w:eastAsia="es-PE"/>
+          <w14:ligatures w14:val="none"/>
         </w:rPr>
       </w:pPr>
       <w:r>
@@ -5524,32 +5439,72 @@
           <w:sz w:val="20"/>
           <w:szCs w:val="20"/>
         </w:rPr>
-        <w:t xml:space="preserve">correr traslado de la presente resolución a Rímac Seguros y Reaseguros S.A. y Baukost Ajustadores y Peritos de Seguros S.A.C. para que, de conformidad con lo dispuesto por el artículo 26 de la Ley sobre Facultades, Normas y Organización del Indecopi, aprobada por Decreto Legislativo 807, presenten sus descargos sobre la imputación de cargos realizada en un plazo no mayor a cinco (5) días hábiles contado a partir del día siguiente de la notificación de la presente resolución, vencido el cual, el Secretario Técnico declarará en rebeldía a los denunciados que no lo hubieran presentado. Debe precisarse que de conformidad con lo establecido por el artículo 223 del Texto Único Ordenado de la Ley 27444, Ley del Procedimiento Administrativo General, las alegaciones y los hechos relevantes de la reclamación, salvo que hayan sido específicamente negadas en la contestación, se tendrán por aceptadas o merituadas como ciertas.</w:t>
-      </w:r>
-    </w:p>
-    <w:p ns2:paraId="2F1C55D7" ns2:textId="77777777">
-      <w:pPr>
-        <w:spacing w:after="0" w:line="240" w:lineRule="auto"/>
-        <w:jc w:val="both"/>
-        <w:rPr>
-          <w:rFonts w:ascii="Arial Narrow" w:eastAsia="Arial Narrow" w:hAnsi="Arial Narrow" w:cs="Arial Narrow"/>
-          <w:color w:val="000000"/>
-          <w:kern w:val="0"/>
-          <w:lang w:eastAsia="es-PE"/>
-          <ns2:ligatures ns2:val="none"/>
-        </w:rPr>
-      </w:pPr>
-    </w:p>
-    <w:p ns2:paraId="6D15F6EA" ns2:textId="4673E2D2">
-      <w:pPr>
-        <w:spacing w:after="0" w:line="240" w:lineRule="auto"/>
-        <w:jc w:val="both"/>
-        <w:rPr>
-          <w:rFonts w:ascii="Arial Narrow" w:eastAsia="Times New Roman" w:hAnsi="Arial Narrow" w:cs="Arial"/>
-          <w:color w:val="000000"/>
-          <w:kern w:val="0"/>
-          <w:lang w:val="es-ES" w:eastAsia="es-ES"/>
-          <ns2:ligatures ns2:val="none"/>
+        <w:t xml:space="preserve">correr traslado de la presente resolución a Rímac Seguros y Reaseguros S.A. y Baukost Ajustadores y Peritos de Seguros S.A.C. para que, de conformidad con lo dispuesto por el artículo 26 de la Ley sobre Facultades, Normas y Organización del Indecopi, aprobada por Decreto Legislativo 807</w:t>
+      </w:r>
+      <w:r>
+        <w:rPr>
+          <w:rStyle w:val="Refdenotaalpie"/>
+          <w:rFonts w:ascii="Arial Narrow" w:eastAsia="Times New Roman" w:hAnsi="Arial Narrow" w:cs="Times New Roman"/>
+          <w:color w:val="000000"/>
+          <w:kern w:val="0"/>
+          <w:vertAlign w:val="superscript"/>
+          <w:lang w:val="es-ES" w:eastAsia="es-ES"/>
+          <w14:ligatures w14:val="none"/>
+        </w:rPr>
+        <w:footnoteReference w:id="14"/>
+      </w:r>
+      <w:r>
+        <w:rPr>
+          <w:rFonts w:ascii="Arial Narrow" w:hAnsi="Arial Narrow" w:cs="Arial Narrow"/>
+          <w:sz w:val="20"/>
+          <w:szCs w:val="20"/>
+        </w:rPr>
+        <w:t xml:space="preserve">, presenten sus descargos sobre la imputación de cargos realizada en un plazo no mayor a cinco (5) días hábiles contado a partir del día siguiente de la notificación de la presente resolución, vencido el cual, el Secretario Técnico declarará en rebeldía a los denunciados que no lo hubieran presentado. Debe precisarse que de conformidad con lo establecido por el artículo 223 del Texto Único Ordenado de la Ley 27444, Ley del Procedimiento Administrativo General</w:t>
+      </w:r>
+      <w:r>
+        <w:rPr>
+          <w:rStyle w:val="Refdenotaalpie"/>
+          <w:rFonts w:ascii="Arial Narrow" w:eastAsia="Times New Roman" w:hAnsi="Arial Narrow" w:cs="Times New Roman"/>
+          <w:color w:val="000000"/>
+          <w:kern w:val="0"/>
+          <w:vertAlign w:val="superscript"/>
+          <w:lang w:val="es-ES" w:eastAsia="es-ES"/>
+          <w14:ligatures w14:val="none"/>
+        </w:rPr>
+        <w:footnoteReference w:id="15"/>
+      </w:r>
+      <w:r>
+        <w:rPr>
+          <w:rFonts w:ascii="Arial Narrow" w:hAnsi="Arial Narrow" w:cs="Arial Narrow"/>
+          <w:sz w:val="20"/>
+          <w:szCs w:val="20"/>
+        </w:rPr>
+        <w:t xml:space="preserve">, las alegaciones y los hechos relevantes de la reclamación, salvo que hayan sido específicamente negadas en la contestación, se tendrán por aceptadas o merituadas como ciertas.</w:t>
+      </w:r>
+    </w:p>
+    <w:p>
+      <w:pPr>
+        <w:spacing w:after="0" w:line="240" w:lineRule="auto"/>
+        <w:jc w:val="both"/>
+        <w:rPr>
+          <w:rFonts w:ascii="Arial Narrow" w:eastAsia="Arial Narrow" w:hAnsi="Arial Narrow" w:cs="Arial Narrow"/>
+          <w:color w:val="000000"/>
+          <w:kern w:val="0"/>
+          <w:lang w:eastAsia="es-PE"/>
+          <w14:ligatures w14:val="none"/>
+        </w:rPr>
+      </w:pPr>
+    </w:p>
+    <w:p>
+      <w:pPr>
+        <w:spacing w:after="0" w:line="240" w:lineRule="auto"/>
+        <w:jc w:val="both"/>
+        <w:rPr>
+          <w:rFonts w:ascii="Arial Narrow" w:eastAsia="Times New Roman" w:hAnsi="Arial Narrow" w:cs="Arial"/>
+          <w:color w:val="000000"/>
+          <w:kern w:val="0"/>
+          <w:lang w:val="es-ES" w:eastAsia="es-ES"/>
+          <w14:ligatures w14:val="none"/>
         </w:rPr>
       </w:pPr>
       <w:r>
@@ -5559,7 +5514,7 @@
           <w:color w:val="000000"/>
           <w:kern w:val="0"/>
           <w:lang w:eastAsia="es-PE"/>
-          <ns2:ligatures ns2:val="none"/>
+          <w14:ligatures w14:val="none"/>
         </w:rPr>
         <w:t xml:space="preserve">QUINTO: </w:t>
       </w:r>
@@ -5570,7 +5525,7 @@
           <w:color w:val="000000"/>
           <w:kern w:val="0"/>
           <w:lang w:eastAsia="es-ES"/>
-          <ns2:ligatures ns2:val="none"/>
+          <w14:ligatures w14:val="none"/>
         </w:rPr>
         <w:t xml:space="preserve">requerir </w:t>
       </w:r>
@@ -5580,7 +5535,7 @@
           <w:color w:val="000000"/>
           <w:kern w:val="0"/>
           <w:lang w:val="es-ES" w:eastAsia="es-ES"/>
-          <ns2:ligatures ns2:val="none"/>
+          <w14:ligatures w14:val="none"/>
         </w:rPr>
         <w:t xml:space="preserve">que, en un </w:t>
       </w:r>
@@ -5590,7 +5545,7 @@
           <w:color w:val="000000"/>
           <w:kern w:val="0"/>
           <w:lang w:eastAsia="es-ES"/>
-          <ns2:ligatures ns2:val="none"/>
+          <w14:ligatures w14:val="none"/>
         </w:rPr>
         <w:t>plazo no mayor de cinco (5) días hábiles contado a partir del día siguiente de la notificación de la presente resolución</w:t>
       </w:r>
@@ -5601,7 +5556,7 @@
           <w:color w:val="000000"/>
           <w:kern w:val="0"/>
           <w:lang w:eastAsia="es-ES"/>
-          <ns2:ligatures ns2:val="none"/>
+          <w14:ligatures w14:val="none"/>
         </w:rPr>
         <w:t xml:space="preserve">, </w:t>
       </w:r>
@@ -5612,7 +5567,7 @@
           <w:bCs/>
           <w:spacing w:val="-3"/>
           <w:kern w:val="0"/>
-          <ns2:ligatures ns2:val="none"/>
+          <w14:ligatures w14:val="none"/>
         </w:rPr>
         <w:t>Rímac Seguros y Reaseguros S.A.</w:t>
       </w:r>
@@ -5622,7 +5577,7 @@
           <w:color w:val="000000"/>
           <w:kern w:val="0"/>
           <w:lang w:eastAsia="es-ES"/>
-          <ns2:ligatures ns2:val="none"/>
+          <w14:ligatures w14:val="none"/>
         </w:rPr>
         <w:t xml:space="preserve">, </w:t>
       </w:r>
@@ -5633,7 +5588,7 @@
           <w:color w:val="000000"/>
           <w:kern w:val="0"/>
           <w:lang w:val="es-ES" w:eastAsia="es-ES"/>
-          <ns2:ligatures ns2:val="none"/>
+          <w14:ligatures w14:val="none"/>
         </w:rPr>
         <w:t>cumpla</w:t>
       </w:r>
@@ -5643,7 +5598,7 @@
           <w:color w:val="000000"/>
           <w:kern w:val="0"/>
           <w:lang w:val="es-ES" w:eastAsia="es-ES"/>
-          <ns2:ligatures ns2:val="none"/>
+          <w14:ligatures w14:val="none"/>
         </w:rPr>
         <w:t xml:space="preserve"> con: </w:t>
       </w:r>
@@ -5653,7 +5608,7 @@
           <w:color w:val="000000"/>
           <w:kern w:val="0"/>
           <w:lang w:val="es-ES" w:eastAsia="es-ES"/>
-          <ns2:ligatures ns2:val="none"/>
+          <w14:ligatures w14:val="none"/>
         </w:rPr>
         <w:t xml:space="preserve">(i) presentar una copia debidamente suscrita de la </w:t>
       </w:r>
@@ -5663,7 +5618,7 @@
           <w:color w:val="000000"/>
           <w:kern w:val="0"/>
           <w:lang w:eastAsia="es-ES"/>
-          <ns2:ligatures ns2:val="none"/>
+          <w14:ligatures w14:val="none"/>
         </w:rPr>
         <w:t>Póliza Domiciliari</w:t>
       </w:r>
@@ -5673,7 +5628,7 @@
           <w:color w:val="000000"/>
           <w:kern w:val="0"/>
           <w:lang w:eastAsia="es-ES"/>
-          <ns2:ligatures ns2:val="none"/>
+          <w14:ligatures w14:val="none"/>
         </w:rPr>
         <w:t>a</w:t>
       </w:r>
@@ -5683,7 +5638,7 @@
           <w:color w:val="000000"/>
           <w:kern w:val="0"/>
           <w:lang w:eastAsia="es-ES"/>
-          <ns2:ligatures ns2:val="none"/>
+          <w14:ligatures w14:val="none"/>
         </w:rPr>
         <w:t xml:space="preserve"> </w:t>
       </w:r>
@@ -5693,7 +5648,7 @@
           <w:color w:val="000000"/>
           <w:kern w:val="0"/>
           <w:lang w:eastAsia="es-ES"/>
-          <ns2:ligatures ns2:val="none"/>
+          <w14:ligatures w14:val="none"/>
         </w:rPr>
         <w:t xml:space="preserve">1416-20015 </w:t>
       </w:r>
@@ -5703,7 +5658,7 @@
           <w:color w:val="000000"/>
           <w:kern w:val="0"/>
           <w:lang w:val="es-ES" w:eastAsia="es-ES"/>
-          <ns2:ligatures ns2:val="none"/>
+          <w14:ligatures w14:val="none"/>
         </w:rPr>
         <w:t>materia de denuncia, así como el cargo de remisión de la póliza; (</w:t>
       </w:r>
@@ -5714,7 +5669,7 @@
           <w:color w:val="000000"/>
           <w:kern w:val="0"/>
           <w:lang w:val="es-ES" w:eastAsia="es-ES"/>
-          <ns2:ligatures ns2:val="none"/>
+          <w14:ligatures w14:val="none"/>
         </w:rPr>
         <w:t>ii</w:t>
       </w:r>
@@ -5725,7 +5680,7 @@
           <w:color w:val="000000"/>
           <w:kern w:val="0"/>
           <w:lang w:val="es-ES" w:eastAsia="es-ES"/>
-          <ns2:ligatures ns2:val="none"/>
+          <w14:ligatures w14:val="none"/>
         </w:rPr>
         <w:t xml:space="preserve">) presentar copia de la liquidación del </w:t>
       </w:r>
@@ -5735,7 +5690,7 @@
           <w:color w:val="000000"/>
           <w:kern w:val="0"/>
           <w:lang w:val="es-ES" w:eastAsia="es-ES"/>
-          <ns2:ligatures ns2:val="none"/>
+          <w14:ligatures w14:val="none"/>
         </w:rPr>
         <w:t xml:space="preserve">siniestro ocurrido el </w:t>
       </w:r>
@@ -5745,7 +5700,7 @@
           <w:color w:val="000000"/>
           <w:kern w:val="0"/>
           <w:lang w:eastAsia="es-ES"/>
-          <ns2:ligatures ns2:val="none"/>
+          <w14:ligatures w14:val="none"/>
         </w:rPr>
         <w:t>15 de junio de 2025</w:t>
       </w:r>
@@ -5755,7 +5710,7 @@
           <w:color w:val="000000"/>
           <w:kern w:val="0"/>
           <w:lang w:val="es-ES" w:eastAsia="es-ES"/>
-          <ns2:ligatures ns2:val="none"/>
+          <w14:ligatures w14:val="none"/>
         </w:rPr>
         <w:t xml:space="preserve"> en virtud de la cobertura de la </w:t>
       </w:r>
@@ -5765,7 +5720,7 @@
           <w:color w:val="000000"/>
           <w:kern w:val="0"/>
           <w:lang w:eastAsia="es-ES"/>
-          <ns2:ligatures ns2:val="none"/>
+          <w14:ligatures w14:val="none"/>
         </w:rPr>
         <w:t>Póliza Domiciliari</w:t>
       </w:r>
@@ -5775,7 +5730,7 @@
           <w:color w:val="000000"/>
           <w:kern w:val="0"/>
           <w:lang w:eastAsia="es-ES"/>
-          <ns2:ligatures ns2:val="none"/>
+          <w14:ligatures w14:val="none"/>
         </w:rPr>
         <w:t>a</w:t>
       </w:r>
@@ -5785,7 +5740,7 @@
           <w:color w:val="000000"/>
           <w:kern w:val="0"/>
           <w:lang w:eastAsia="es-ES"/>
-          <ns2:ligatures ns2:val="none"/>
+          <w14:ligatures w14:val="none"/>
         </w:rPr>
         <w:t xml:space="preserve"> </w:t>
       </w:r>
@@ -5795,7 +5750,7 @@
           <w:color w:val="000000"/>
           <w:kern w:val="0"/>
           <w:lang w:eastAsia="es-ES"/>
-          <ns2:ligatures ns2:val="none"/>
+          <w14:ligatures w14:val="none"/>
         </w:rPr>
         <w:t>1416-20015</w:t>
       </w:r>
@@ -5805,7 +5760,7 @@
           <w:color w:val="000000"/>
           <w:kern w:val="0"/>
           <w:lang w:val="es-ES" w:eastAsia="es-ES"/>
-          <ns2:ligatures ns2:val="none"/>
+          <w14:ligatures w14:val="none"/>
         </w:rPr>
         <w:t>; y, (iii) presentar una copia de todas las comunicaciones cursadas con la denunciante en virtud de los hechos materia de denuncia</w:t>
       </w:r>
@@ -5815,7 +5770,7 @@
           <w:color w:val="000000"/>
           <w:kern w:val="0"/>
           <w:lang w:val="es-ES" w:eastAsia="es-ES"/>
-          <ns2:ligatures ns2:val="none"/>
+          <w14:ligatures w14:val="none"/>
         </w:rPr>
         <w:t>.</w:t>
       </w:r>
@@ -5825,34 +5780,34 @@
           <w:color w:val="000000"/>
           <w:kern w:val="0"/>
           <w:lang w:val="es-ES" w:eastAsia="es-ES"/>
-          <ns2:ligatures ns2:val="none"/>
+          <w14:ligatures w14:val="none"/>
         </w:rPr>
         <w:t xml:space="preserve"> </w:t>
       </w:r>
     </w:p>
-    <w:p ns2:paraId="7EAE58BA" ns2:textId="77777777">
-      <w:pPr>
-        <w:spacing w:after="0" w:line="240" w:lineRule="auto"/>
-        <w:jc w:val="both"/>
-        <w:rPr>
-          <w:rFonts w:ascii="Arial Narrow" w:eastAsia="Times New Roman" w:hAnsi="Arial Narrow" w:cs="Arial"/>
-          <w:color w:val="000000"/>
-          <w:kern w:val="0"/>
-          <w:lang w:val="es-ES" w:eastAsia="es-ES"/>
-          <ns2:ligatures ns2:val="none"/>
-        </w:rPr>
-      </w:pPr>
-    </w:p>
-    <w:p ns2:paraId="018EE32A" ns2:textId="6F790AC6">
-      <w:pPr>
-        <w:spacing w:after="0" w:line="240" w:lineRule="auto"/>
-        <w:jc w:val="both"/>
-        <w:rPr>
-          <w:rFonts w:ascii="Arial Narrow" w:eastAsia="Times New Roman" w:hAnsi="Arial Narrow" w:cs="Arial"/>
-          <w:color w:val="000000"/>
-          <w:kern w:val="0"/>
-          <w:lang w:val="es-ES" w:eastAsia="es-ES"/>
-          <ns2:ligatures ns2:val="none"/>
+    <w:p>
+      <w:pPr>
+        <w:spacing w:after="0" w:line="240" w:lineRule="auto"/>
+        <w:jc w:val="both"/>
+        <w:rPr>
+          <w:rFonts w:ascii="Arial Narrow" w:eastAsia="Times New Roman" w:hAnsi="Arial Narrow" w:cs="Arial"/>
+          <w:color w:val="000000"/>
+          <w:kern w:val="0"/>
+          <w:lang w:val="es-ES" w:eastAsia="es-ES"/>
+          <w14:ligatures w14:val="none"/>
+        </w:rPr>
+      </w:pPr>
+    </w:p>
+    <w:p>
+      <w:pPr>
+        <w:spacing w:after="0" w:line="240" w:lineRule="auto"/>
+        <w:jc w:val="both"/>
+        <w:rPr>
+          <w:rFonts w:ascii="Arial Narrow" w:eastAsia="Times New Roman" w:hAnsi="Arial Narrow" w:cs="Arial"/>
+          <w:color w:val="000000"/>
+          <w:kern w:val="0"/>
+          <w:lang w:val="es-ES" w:eastAsia="es-ES"/>
+          <w14:ligatures w14:val="none"/>
         </w:rPr>
       </w:pPr>
       <w:r>
@@ -5862,7 +5817,7 @@
           <w:color w:val="000000"/>
           <w:kern w:val="0"/>
           <w:lang w:eastAsia="es-PE"/>
-          <ns2:ligatures ns2:val="none"/>
+          <w14:ligatures w14:val="none"/>
         </w:rPr>
         <w:t xml:space="preserve">SEXTO: </w:t>
       </w:r>
@@ -5872,7 +5827,7 @@
           <w:color w:val="000000"/>
           <w:kern w:val="0"/>
           <w:lang w:eastAsia="es-ES"/>
-          <ns2:ligatures ns2:val="none"/>
+          <w14:ligatures w14:val="none"/>
         </w:rPr>
         <w:t xml:space="preserve">requerir </w:t>
       </w:r>
@@ -5882,7 +5837,7 @@
           <w:color w:val="000000"/>
           <w:kern w:val="0"/>
           <w:lang w:val="es-ES" w:eastAsia="es-ES"/>
-          <ns2:ligatures ns2:val="none"/>
+          <w14:ligatures w14:val="none"/>
         </w:rPr>
         <w:t xml:space="preserve">que, en un </w:t>
       </w:r>
@@ -5892,7 +5847,7 @@
           <w:color w:val="000000"/>
           <w:kern w:val="0"/>
           <w:lang w:eastAsia="es-ES"/>
-          <ns2:ligatures ns2:val="none"/>
+          <w14:ligatures w14:val="none"/>
         </w:rPr>
         <w:t xml:space="preserve">plazo no mayor de cinco (5) días hábiles contado a partir del día siguiente de la notificación de la presente resolución, </w:t>
       </w:r>
@@ -5904,7 +5859,7 @@
           <w:kern w:val="0"/>
           <w:shd w:val="clear" w:color="auto" w:fill="FFFFFF"/>
           <w:lang w:eastAsia="es-PE"/>
-          <ns2:ligatures ns2:val="none"/>
+          <w14:ligatures w14:val="none"/>
         </w:rPr>
         <w:t>Baukost</w:t>
       </w:r>
@@ -5916,7 +5871,7 @@
           <w:kern w:val="0"/>
           <w:shd w:val="clear" w:color="auto" w:fill="FFFFFF"/>
           <w:lang w:eastAsia="es-PE"/>
-          <ns2:ligatures ns2:val="none"/>
+          <w14:ligatures w14:val="none"/>
         </w:rPr>
         <w:t xml:space="preserve"> Ajustadores y Peritos de Seguros S.A.C.</w:t>
       </w:r>
@@ -5926,7 +5881,7 @@
           <w:color w:val="000000"/>
           <w:kern w:val="0"/>
           <w:lang w:eastAsia="es-ES"/>
-          <ns2:ligatures ns2:val="none"/>
+          <w14:ligatures w14:val="none"/>
         </w:rPr>
         <w:t xml:space="preserve">, </w:t>
       </w:r>
@@ -5936,7 +5891,7 @@
           <w:color w:val="000000"/>
           <w:kern w:val="0"/>
           <w:lang w:val="es-ES" w:eastAsia="es-ES"/>
-          <ns2:ligatures ns2:val="none"/>
+          <w14:ligatures w14:val="none"/>
         </w:rPr>
         <w:t xml:space="preserve">cumpla con: </w:t>
       </w:r>
@@ -5946,7 +5901,7 @@
           <w:color w:val="000000"/>
           <w:kern w:val="0"/>
           <w:lang w:val="es-ES" w:eastAsia="es-ES"/>
-          <ns2:ligatures ns2:val="none"/>
+          <w14:ligatures w14:val="none"/>
         </w:rPr>
         <w:t xml:space="preserve">(i) presentar los medios probatorios que acrediten que realizó un adecuado ajuste técnico integral del </w:t>
       </w:r>
@@ -5956,7 +5911,7 @@
           <w:color w:val="000000"/>
           <w:kern w:val="0"/>
           <w:lang w:val="es-ES" w:eastAsia="es-ES"/>
-          <ns2:ligatures ns2:val="none"/>
+          <w14:ligatures w14:val="none"/>
         </w:rPr>
         <w:t xml:space="preserve">siniestro ocurrido el </w:t>
       </w:r>
@@ -5966,7 +5921,7 @@
           <w:color w:val="000000"/>
           <w:kern w:val="0"/>
           <w:lang w:eastAsia="es-ES"/>
-          <ns2:ligatures ns2:val="none"/>
+          <w14:ligatures w14:val="none"/>
         </w:rPr>
         <w:t>15 de junio de 2025</w:t>
       </w:r>
@@ -5976,7 +5931,7 @@
           <w:color w:val="000000"/>
           <w:kern w:val="0"/>
           <w:lang w:val="es-ES" w:eastAsia="es-ES"/>
-          <ns2:ligatures ns2:val="none"/>
+          <w14:ligatures w14:val="none"/>
         </w:rPr>
         <w:t xml:space="preserve">, debidamente motivado, basado en la correcta identificación del inmueble asegurado y la suma asegurada de la </w:t>
       </w:r>
@@ -5986,7 +5941,7 @@
           <w:color w:val="000000"/>
           <w:kern w:val="0"/>
           <w:lang w:eastAsia="es-ES"/>
-          <ns2:ligatures ns2:val="none"/>
+          <w14:ligatures w14:val="none"/>
         </w:rPr>
         <w:t>Póliza Domiciliari</w:t>
       </w:r>
@@ -5996,7 +5951,7 @@
           <w:color w:val="000000"/>
           <w:kern w:val="0"/>
           <w:lang w:eastAsia="es-ES"/>
-          <ns2:ligatures ns2:val="none"/>
+          <w14:ligatures w14:val="none"/>
         </w:rPr>
         <w:t>a</w:t>
       </w:r>
@@ -6006,7 +5961,7 @@
           <w:color w:val="000000"/>
           <w:kern w:val="0"/>
           <w:lang w:eastAsia="es-ES"/>
-          <ns2:ligatures ns2:val="none"/>
+          <w14:ligatures w14:val="none"/>
         </w:rPr>
         <w:t xml:space="preserve"> </w:t>
       </w:r>
@@ -6016,7 +5971,7 @@
           <w:color w:val="000000"/>
           <w:kern w:val="0"/>
           <w:lang w:eastAsia="es-ES"/>
-          <ns2:ligatures ns2:val="none"/>
+          <w14:ligatures w14:val="none"/>
         </w:rPr>
         <w:t>1416-20015</w:t>
       </w:r>
@@ -6026,7 +5981,7 @@
           <w:color w:val="000000"/>
           <w:kern w:val="0"/>
           <w:lang w:val="es-ES" w:eastAsia="es-ES"/>
-          <ns2:ligatures ns2:val="none"/>
+          <w14:ligatures w14:val="none"/>
         </w:rPr>
         <w:t>; y, (</w:t>
       </w:r>
@@ -6037,7 +5992,7 @@
           <w:color w:val="000000"/>
           <w:kern w:val="0"/>
           <w:lang w:val="es-ES" w:eastAsia="es-ES"/>
-          <ns2:ligatures ns2:val="none"/>
+          <w14:ligatures w14:val="none"/>
         </w:rPr>
         <w:t>ii</w:t>
       </w:r>
@@ -6048,7 +6003,7 @@
           <w:color w:val="000000"/>
           <w:kern w:val="0"/>
           <w:lang w:val="es-ES" w:eastAsia="es-ES"/>
-          <ns2:ligatures ns2:val="none"/>
+          <w14:ligatures w14:val="none"/>
         </w:rPr>
         <w:t>) presentar todas las comunicaciones cursadas con la parte denunciante en virtud de los hechos materia de denuncia.</w:t>
       </w:r>
@@ -6058,12 +6013,12 @@
           <w:color w:val="000000"/>
           <w:kern w:val="0"/>
           <w:lang w:val="es-ES" w:eastAsia="es-ES"/>
-          <ns2:ligatures ns2:val="none"/>
+          <w14:ligatures w14:val="none"/>
         </w:rPr>
         <w:t xml:space="preserve"> </w:t>
       </w:r>
     </w:p>
-    <w:p ns2:paraId="61AD8504" ns2:textId="77777777">
+    <w:p>
       <w:pPr>
         <w:spacing w:after="0" w:line="240" w:lineRule="auto"/>
         <w:jc w:val="both"/>
@@ -6073,20 +6028,20 @@
           <w:color w:val="000000"/>
           <w:kern w:val="0"/>
           <w:lang w:val="es-ES" w:eastAsia="es-PE"/>
-          <ns2:ligatures ns2:val="none"/>
-        </w:rPr>
-      </w:pPr>
-    </w:p>
-    <w:p ns2:paraId="7A5236A4" ns2:textId="4E0C358C">
-      <w:pPr>
-        <w:spacing w:after="0" w:line="240" w:lineRule="auto"/>
-        <w:jc w:val="both"/>
-        <w:rPr>
-          <w:rFonts w:ascii="Arial Narrow" w:eastAsia="Arial Narrow" w:hAnsi="Arial Narrow" w:cs="Arial Narrow"/>
-          <w:color w:val="000000"/>
-          <w:kern w:val="0"/>
-          <w:lang w:eastAsia="es-PE"/>
-          <ns2:ligatures ns2:val="none"/>
+          <w14:ligatures w14:val="none"/>
+        </w:rPr>
+      </w:pPr>
+    </w:p>
+    <w:p>
+      <w:pPr>
+        <w:spacing w:after="0" w:line="240" w:lineRule="auto"/>
+        <w:jc w:val="both"/>
+        <w:rPr>
+          <w:rFonts w:ascii="Arial Narrow" w:eastAsia="Arial Narrow" w:hAnsi="Arial Narrow" w:cs="Arial Narrow"/>
+          <w:color w:val="000000"/>
+          <w:kern w:val="0"/>
+          <w:lang w:eastAsia="es-PE"/>
+          <w14:ligatures w14:val="none"/>
         </w:rPr>
       </w:pPr>
       <w:r>
@@ -6096,7 +6051,7 @@
           <w:color w:val="000000"/>
           <w:kern w:val="0"/>
           <w:lang w:eastAsia="es-PE"/>
-          <ns2:ligatures ns2:val="none"/>
+          <w14:ligatures w14:val="none"/>
         </w:rPr>
         <w:t>SÉTIMO:</w:t>
       </w:r>
@@ -6106,7 +6061,7 @@
           <w:color w:val="000000"/>
           <w:kern w:val="0"/>
           <w:lang w:eastAsia="es-PE"/>
-          <ns2:ligatures ns2:val="none"/>
+          <w14:ligatures w14:val="none"/>
         </w:rPr>
         <w:t xml:space="preserve"> </w:t>
       </w:r>
@@ -6117,7 +6072,7 @@
           <w:color w:val="000000"/>
           <w:kern w:val="0"/>
           <w:lang w:eastAsia="es-PE"/>
-          <ns2:ligatures ns2:val="none"/>
+          <w14:ligatures w14:val="none"/>
         </w:rPr>
         <w:t>informar a las partes que el artículo 110</w:t>
       </w:r>
@@ -6127,7 +6082,7 @@
           <w:color w:val="000000"/>
           <w:kern w:val="0"/>
           <w:lang w:eastAsia="es-PE"/>
-          <ns2:ligatures ns2:val="none"/>
+          <w14:ligatures w14:val="none"/>
         </w:rPr>
         <w:t/>
       </w:r>
@@ -6137,7 +6092,7 @@
           <w:color w:val="000000"/>
           <w:kern w:val="0"/>
           <w:lang w:eastAsia="es-PE"/>
-          <ns2:ligatures ns2:val="none"/>
+          <w14:ligatures w14:val="none"/>
         </w:rPr>
         <w:t xml:space="preserve"> de la Ley 29571, Código de Protección y Defensa del Consumidor</w:t>
       </w:r>
@@ -6149,7 +6104,7 @@
           <w:kern w:val="0"/>
           <w:vertAlign w:val="superscript"/>
           <w:lang w:eastAsia="es-PE"/>
-          <ns2:ligatures ns2:val="none"/>
+          <w14:ligatures w14:val="none"/>
         </w:rPr>
         <w:footnoteReference w:id="9"/>
       </w:r>
@@ -6159,7 +6114,7 @@
           <w:color w:val="000000"/>
           <w:kern w:val="0"/>
           <w:lang w:eastAsia="es-PE"/>
-          <ns2:ligatures ns2:val="none"/>
+          <w14:ligatures w14:val="none"/>
         </w:rPr>
         <w:t>, faculta a la Comisión a calificar las infracciones de la referida norma como leves, graves o muy graves e imponer sanciones que van desde una amonestación hasta una multa por un máximo de 450 Unidades Impositivas Tributarias, sin perjuicio de las medidas correctivas, reparadoras y complementarias, que puedan ordenarse de acuerdo a lo estipulado en los artículos 114</w:t>
       </w:r>
@@ -6169,7 +6124,7 @@
           <w:color w:val="000000"/>
           <w:kern w:val="0"/>
           <w:lang w:eastAsia="es-PE"/>
-          <ns2:ligatures ns2:val="none"/>
+          <w14:ligatures w14:val="none"/>
         </w:rPr>
         <w:t/>
       </w:r>
@@ -6179,7 +6134,7 @@
           <w:color w:val="000000"/>
           <w:kern w:val="0"/>
           <w:lang w:eastAsia="es-PE"/>
-          <ns2:ligatures ns2:val="none"/>
+          <w14:ligatures w14:val="none"/>
         </w:rPr>
         <w:t>, 115</w:t>
       </w:r>
@@ -6189,7 +6144,7 @@
           <w:color w:val="000000"/>
           <w:kern w:val="0"/>
           <w:lang w:eastAsia="es-PE"/>
-          <ns2:ligatures ns2:val="none"/>
+          <w14:ligatures w14:val="none"/>
         </w:rPr>
         <w:t/>
       </w:r>
@@ -6199,7 +6154,7 @@
           <w:color w:val="000000"/>
           <w:kern w:val="0"/>
           <w:lang w:eastAsia="es-PE"/>
-          <ns2:ligatures ns2:val="none"/>
+          <w14:ligatures w14:val="none"/>
         </w:rPr>
         <w:t xml:space="preserve"> y 116</w:t>
       </w:r>
@@ -6209,7 +6164,7 @@
           <w:color w:val="000000"/>
           <w:kern w:val="0"/>
           <w:lang w:eastAsia="es-PE"/>
-          <ns2:ligatures ns2:val="none"/>
+          <w14:ligatures w14:val="none"/>
         </w:rPr>
         <w:t/>
       </w:r>
@@ -6219,7 +6174,7 @@
           <w:color w:val="000000"/>
           <w:kern w:val="0"/>
           <w:lang w:eastAsia="es-PE"/>
-          <ns2:ligatures ns2:val="none"/>
+          <w14:ligatures w14:val="none"/>
         </w:rPr>
         <w:t xml:space="preserve"> de la referida norma</w:t>
       </w:r>
@@ -6231,7 +6186,7 @@
           <w:kern w:val="0"/>
           <w:vertAlign w:val="superscript"/>
           <w:lang w:eastAsia="es-PE"/>
-          <ns2:ligatures ns2:val="none"/>
+          <w14:ligatures w14:val="none"/>
         </w:rPr>
         <w:footnoteReference w:id="10"/>
       </w:r>
@@ -6241,7 +6196,7 @@
           <w:color w:val="000000"/>
           <w:kern w:val="0"/>
           <w:lang w:eastAsia="es-PE"/>
-          <ns2:ligatures ns2:val="none"/>
+          <w14:ligatures w14:val="none"/>
         </w:rPr>
         <w:t xml:space="preserve">. </w:t>
       </w:r>
@@ -6252,7 +6207,7 @@
           <w:color w:val="000000"/>
           <w:kern w:val="0"/>
           <w:lang w:eastAsia="es-PE"/>
-          <ns2:ligatures ns2:val="none"/>
+          <w14:ligatures w14:val="none"/>
         </w:rPr>
         <w:lastRenderedPageBreak/>
         <w:t>Asimismo, se consideran circunstancias atenuantes para la graduación de la sanción, el allanamiento de la denuncia o el reconocimiento de las pretensiones en ella contenidas, de acuerdo con el artículo 112</w:t>
@@ -6263,7 +6218,7 @@
           <w:color w:val="000000"/>
           <w:kern w:val="0"/>
           <w:lang w:eastAsia="es-PE"/>
-          <ns2:ligatures ns2:val="none"/>
+          <w14:ligatures w14:val="none"/>
         </w:rPr>
         <w:t/>
       </w:r>
@@ -6273,7 +6228,7 @@
           <w:color w:val="000000"/>
           <w:kern w:val="0"/>
           <w:lang w:eastAsia="es-PE"/>
-          <ns2:ligatures ns2:val="none"/>
+          <w14:ligatures w14:val="none"/>
         </w:rPr>
         <w:t xml:space="preserve"> del Código</w:t>
       </w:r>
@@ -6285,7 +6240,7 @@
           <w:kern w:val="0"/>
           <w:vertAlign w:val="superscript"/>
           <w:lang w:eastAsia="es-PE"/>
-          <ns2:ligatures ns2:val="none"/>
+          <w14:ligatures w14:val="none"/>
         </w:rPr>
         <w:footnoteReference w:id="11"/>
       </w:r>
@@ -6295,12 +6250,12 @@
           <w:color w:val="000000"/>
           <w:kern w:val="0"/>
           <w:lang w:eastAsia="es-PE"/>
-          <ns2:ligatures ns2:val="none"/>
+          <w14:ligatures w14:val="none"/>
         </w:rPr>
         <w:t>.</w:t>
       </w:r>
     </w:p>
-    <w:p ns2:paraId="3F071DDA" ns2:textId="77777777">
+    <w:p>
       <w:pPr>
         <w:shd w:val="clear" w:color="auto" w:fill="FFFFFF"/>
         <w:spacing w:after="0" w:line="240" w:lineRule="auto"/>
@@ -6310,7 +6265,7 @@
           <w:color w:val="000000"/>
           <w:kern w:val="0"/>
           <w:lang w:eastAsia="es-PE"/>
-          <ns2:ligatures ns2:val="none"/>
+          <w14:ligatures w14:val="none"/>
         </w:rPr>
       </w:pPr>
       <w:r>
@@ -6319,7 +6274,7 @@
           <w:b/>
           <w:bCs/>
           <w:kern w:val="0"/>
-          <ns2:ligatures ns2:val="none"/>
+          <w14:ligatures w14:val="none"/>
         </w:rPr>
         <w:t>OCTAVO</w:t>
       </w:r>
@@ -6330,7 +6285,7 @@
           <w:color w:val="000000"/>
           <w:kern w:val="0"/>
           <w:lang w:eastAsia="es-PE"/>
-          <ns2:ligatures ns2:val="none"/>
+          <w14:ligatures w14:val="none"/>
         </w:rPr>
         <w:t>:</w:t>
       </w:r>
@@ -6340,7 +6295,7 @@
           <w:color w:val="000000"/>
           <w:kern w:val="0"/>
           <w:lang w:eastAsia="es-PE"/>
-          <ns2:ligatures ns2:val="none"/>
+          <w14:ligatures w14:val="none"/>
         </w:rPr>
         <w:t xml:space="preserve"> informar a las partes que conforme a lo establecido en el artículo 39</w:t>
       </w:r>
@@ -6350,7 +6305,7 @@
           <w:color w:val="000000"/>
           <w:kern w:val="0"/>
           <w:lang w:eastAsia="es-PE"/>
-          <ns2:ligatures ns2:val="none"/>
+          <w14:ligatures w14:val="none"/>
         </w:rPr>
         <w:t/>
       </w:r>
@@ -6360,7 +6315,7 @@
           <w:color w:val="000000"/>
           <w:kern w:val="0"/>
           <w:lang w:eastAsia="es-PE"/>
-          <ns2:ligatures ns2:val="none"/>
+          <w14:ligatures w14:val="none"/>
         </w:rPr>
         <w:t xml:space="preserve"> de la Ley sobre Facultades, Normas y Organización del Indecopi, aprobada por Decreto Legislativo 807, los gastos por los peritajes </w:t>
       </w:r>
@@ -6370,13 +6325,13 @@
           <w:color w:val="000000"/>
           <w:kern w:val="0"/>
           <w:lang w:eastAsia="es-PE"/>
-          <ns2:ligatures ns2:val="none"/>
+          <w14:ligatures w14:val="none"/>
         </w:rPr>
         <w:lastRenderedPageBreak/>
         <w:t xml:space="preserve">realizados, actuación de pruebas, inspecciones y otros derivados de la tramitación del proceso serán de cargo de la parte que solicita la prueba, salvo pacto en contrario. En todos los casos, la resolución final determinará si los gastos deben ser asumidos por alguna de las partes, o reembolsados a la otra parte o al Indecopi, según sea el caso, de manera adicional a la sanción que haya podido imponerse. </w:t>
       </w:r>
     </w:p>
-    <w:p ns2:paraId="0F10F9CF" ns2:textId="77777777">
+    <w:p>
       <w:pPr>
         <w:shd w:val="clear" w:color="auto" w:fill="FFFFFF"/>
         <w:spacing w:after="0" w:line="240" w:lineRule="auto"/>
@@ -6386,11 +6341,11 @@
           <w:color w:val="000000"/>
           <w:kern w:val="0"/>
           <w:lang w:eastAsia="es-PE"/>
-          <ns2:ligatures ns2:val="none"/>
-        </w:rPr>
-      </w:pPr>
-    </w:p>
-    <w:p ns2:paraId="194C23DD" ns2:textId="77777777">
+          <w14:ligatures w14:val="none"/>
+        </w:rPr>
+      </w:pPr>
+    </w:p>
+    <w:p>
       <w:pPr>
         <w:suppressAutoHyphens/>
         <w:spacing w:after="0" w:line="240" w:lineRule="auto"/>
@@ -6399,7 +6354,7 @@
           <w:rFonts w:ascii="Arial Narrow" w:eastAsia="Calibri" w:hAnsi="Arial Narrow" w:cs="Arial"/>
           <w:kern w:val="0"/>
           <w:u w:val="single"/>
-          <ns2:ligatures ns2:val="none"/>
+          <w14:ligatures w14:val="none"/>
         </w:rPr>
       </w:pPr>
       <w:r>
@@ -6409,7 +6364,7 @@
           <w:color w:val="000000"/>
           <w:kern w:val="0"/>
           <w:lang w:eastAsia="es-PE"/>
-          <ns2:ligatures ns2:val="none"/>
+          <w14:ligatures w14:val="none"/>
         </w:rPr>
         <w:t>NOVENO</w:t>
       </w:r>
@@ -6418,7 +6373,7 @@
           <w:rFonts w:ascii="Arial Narrow" w:eastAsia="Calibri" w:hAnsi="Arial Narrow" w:cs="Arial"/>
           <w:b/>
           <w:kern w:val="0"/>
-          <ns2:ligatures ns2:val="none"/>
+          <w14:ligatures w14:val="none"/>
         </w:rPr>
         <w:t>:</w:t>
       </w:r>
@@ -6426,7 +6381,7 @@
         <w:rPr>
           <w:rFonts w:ascii="Arial Narrow" w:eastAsia="Calibri" w:hAnsi="Arial Narrow" w:cs="Arial"/>
           <w:kern w:val="0"/>
-          <ns2:ligatures ns2:val="none"/>
+          <w14:ligatures w14:val="none"/>
         </w:rPr>
         <w:t xml:space="preserve"> comunicar a las partes que, </w:t>
       </w:r>
@@ -6435,7 +6390,7 @@
         <w:rPr>
           <w:rFonts w:ascii="Arial Narrow" w:eastAsia="Calibri" w:hAnsi="Arial Narrow" w:cs="Arial"/>
           <w:kern w:val="0"/>
-          <ns2:ligatures ns2:val="none"/>
+          <w14:ligatures w14:val="none"/>
         </w:rPr>
         <w:t>de acuerdo a</w:t>
       </w:r>
@@ -6444,7 +6399,7 @@
         <w:rPr>
           <w:rFonts w:ascii="Arial Narrow" w:eastAsia="Calibri" w:hAnsi="Arial Narrow" w:cs="Arial"/>
           <w:kern w:val="0"/>
-          <ns2:ligatures ns2:val="none"/>
+          <w14:ligatures w14:val="none"/>
         </w:rPr>
         <w:t xml:space="preserve"> lo señalado por el artículo 29</w:t>
       </w:r>
@@ -6454,7 +6409,7 @@
           <w:color w:val="000000"/>
           <w:kern w:val="0"/>
           <w:lang w:eastAsia="es-PE"/>
-          <ns2:ligatures ns2:val="none"/>
+          <w14:ligatures w14:val="none"/>
         </w:rPr>
         <w:t/>
       </w:r>
@@ -6462,7 +6417,7 @@
         <w:rPr>
           <w:rFonts w:ascii="Arial Narrow" w:eastAsia="Calibri" w:hAnsi="Arial Narrow" w:cs="Arial"/>
           <w:kern w:val="0"/>
-          <ns2:ligatures ns2:val="none"/>
+          <w14:ligatures w14:val="none"/>
         </w:rPr>
         <w:t xml:space="preserve"> del Decreto Legislativo 807</w:t>
       </w:r>
@@ -6472,7 +6427,7 @@
           <w:rFonts w:ascii="Arial Narrow" w:eastAsia="Calibri" w:hAnsi="Arial Narrow" w:cs="Arial"/>
           <w:kern w:val="0"/>
           <w:vertAlign w:val="superscript"/>
-          <ns2:ligatures ns2:val="none"/>
+          <w14:ligatures w14:val="none"/>
         </w:rPr>
         <w:footnoteReference w:id="12"/>
       </w:r>
@@ -6480,7 +6435,7 @@
         <w:rPr>
           <w:rFonts w:ascii="Arial Narrow" w:eastAsia="Calibri" w:hAnsi="Arial Narrow" w:cs="Arial"/>
           <w:kern w:val="0"/>
-          <ns2:ligatures ns2:val="none"/>
+          <w14:ligatures w14:val="none"/>
         </w:rPr>
         <w:t xml:space="preserve">, hasta antes de la emisión de la Resolución Final tienen la posibilidad de solicitar una audiencia de conciliación. En caso deleguen a favor de una tercera persona su actuación en la diligencia programada, esta deberá presentar un poder especial con firma legalizada ante Notario Público, donde conste </w:t>
       </w:r>
@@ -6489,7 +6444,7 @@
           <w:rFonts w:ascii="Arial Narrow" w:eastAsia="Calibri" w:hAnsi="Arial Narrow" w:cs="Arial"/>
           <w:kern w:val="0"/>
           <w:u w:val="single"/>
-          <ns2:ligatures ns2:val="none"/>
+          <w14:ligatures w14:val="none"/>
         </w:rPr>
         <w:t>expresamente su facultad para asistir y conciliar en su representación</w:t>
       </w:r>
@@ -6498,7 +6453,7 @@
           <w:rFonts w:ascii="Arial Narrow" w:eastAsia="Calibri" w:hAnsi="Arial Narrow" w:cs="Arial"/>
           <w:bCs/>
           <w:kern w:val="0"/>
-          <ns2:ligatures ns2:val="none"/>
+          <w14:ligatures w14:val="none"/>
         </w:rPr>
         <w:t>.</w:t>
       </w:r>
@@ -6508,7 +6463,7 @@
           <w:b/>
           <w:bCs/>
           <w:kern w:val="0"/>
-          <ns2:ligatures ns2:val="none"/>
+          <w14:ligatures w14:val="none"/>
         </w:rPr>
         <w:t xml:space="preserve"> </w:t>
       </w:r>
@@ -6517,12 +6472,12 @@
           <w:rFonts w:ascii="Arial Narrow" w:eastAsia="Calibri" w:hAnsi="Arial Narrow" w:cs="Arial"/>
           <w:kern w:val="0"/>
           <w:u w:val="single"/>
-          <ns2:ligatures ns2:val="none"/>
+          <w14:ligatures w14:val="none"/>
         </w:rPr>
         <w:t xml:space="preserve">Ello bajo apercibimiento de no realizar la audiencia de conciliación y levantar el acta de inasistencia correspondiente. </w:t>
       </w:r>
     </w:p>
-    <w:p ns2:paraId="19088877" ns2:textId="77777777">
+    <w:p>
       <w:pPr>
         <w:suppressAutoHyphens/>
         <w:spacing w:after="0" w:line="240" w:lineRule="auto"/>
@@ -6531,11 +6486,11 @@
           <w:rFonts w:ascii="Arial Narrow" w:eastAsia="Calibri" w:hAnsi="Arial Narrow" w:cs="Arial"/>
           <w:kern w:val="0"/>
           <w:u w:val="single"/>
-          <ns2:ligatures ns2:val="none"/>
-        </w:rPr>
-      </w:pPr>
-    </w:p>
-    <w:p ns2:paraId="7767F307" ns2:textId="77777777">
+          <w14:ligatures w14:val="none"/>
+        </w:rPr>
+      </w:pPr>
+    </w:p>
+    <w:p>
       <w:pPr>
         <w:suppressAutoHyphens/>
         <w:spacing w:after="0" w:line="240" w:lineRule="auto"/>
@@ -6552,7 +6507,7 @@
           <w:b/>
           <w:spacing w:val="-3"/>
           <w:kern w:val="0"/>
-          <ns2:ligatures ns2:val="none"/>
+          <w14:ligatures w14:val="none"/>
         </w:rPr>
         <w:t>DÉCIMO</w:t>
       </w:r>
@@ -6563,7 +6518,7 @@
           <w:color w:val="000000"/>
           <w:kern w:val="0"/>
           <w:lang w:eastAsia="es-PE"/>
-          <ns2:ligatures ns2:val="none"/>
+          <w14:ligatures w14:val="none"/>
         </w:rPr>
         <w:t>:</w:t>
       </w:r>
@@ -6573,14 +6528,14 @@
           <w:color w:val="000000"/>
           <w:kern w:val="0"/>
           <w:lang w:eastAsia="es-PE"/>
-          <ns2:ligatures ns2:val="none"/>
+          <w14:ligatures w14:val="none"/>
         </w:rPr>
         <w:t xml:space="preserve"> poner en conocimiento de las partes que, antes de la emisión de la Resolución Final, tienen la posibilidad de formular su desistimiento o presentar el acuerdo arribado mediante la conciliación, mediación, transacción o cualquier otro que, de forma indubitable, deje constancia que se ha solucionado la controversia materia de denuncia.</w:t>
       </w:r>
       <w:bookmarkStart w:id="14" w:name="h.gjdgxs" w:colFirst="0" w:colLast="0"/>
       <w:bookmarkEnd w:id="14"/>
     </w:p>
-    <w:p ns2:paraId="69E33D6A" ns2:textId="77777777">
+    <w:p>
       <w:pPr>
         <w:suppressAutoHyphens/>
         <w:spacing w:after="0" w:line="240" w:lineRule="auto"/>
@@ -6590,11 +6545,11 @@
           <w:color w:val="000000"/>
           <w:kern w:val="0"/>
           <w:lang w:eastAsia="es-PE"/>
-          <ns2:ligatures ns2:val="none"/>
-        </w:rPr>
-      </w:pPr>
-    </w:p>
-    <w:p ns2:paraId="4DB7FEAC" ns2:textId="19E97366">
+          <w14:ligatures w14:val="none"/>
+        </w:rPr>
+      </w:pPr>
+    </w:p>
+    <w:p>
       <w:pPr>
         <w:suppressAutoHyphens/>
         <w:spacing w:after="0" w:line="240" w:lineRule="auto"/>
@@ -6625,7 +6580,7 @@
           <w:b/>
           <w:spacing w:val="-3"/>
           <w:kern w:val="0"/>
-          <ns2:ligatures ns2:val="none"/>
+          <w14:ligatures w14:val="none"/>
         </w:rPr>
         <w:t/>
       </w:r>
@@ -6635,7 +6590,7 @@
           <w:bCs/>
           <w:spacing w:val="-3"/>
           <w:kern w:val="0"/>
-          <ns2:ligatures ns2:val="none"/>
+          <w14:ligatures w14:val="none"/>
         </w:rPr>
         <w:t xml:space="preserve"/>
       </w:r>
@@ -6645,7 +6600,7 @@
           <w:bCs/>
           <w:spacing w:val="-3"/>
           <w:kern w:val="0"/>
-          <ns2:ligatures ns2:val="none"/>
+          <w14:ligatures w14:val="none"/>
         </w:rPr>
         <w:t xml:space="preserve"/>
       </w:r>
@@ -6655,7 +6610,7 @@
           <w:bCs/>
           <w:spacing w:val="-3"/>
           <w:kern w:val="0"/>
-          <ns2:ligatures ns2:val="none"/>
+          <w14:ligatures w14:val="none"/>
         </w:rPr>
         <w:t xml:space="preserve"/>
       </w:r>
@@ -6763,7 +6718,7 @@
           <w:color w:val="000000"/>
           <w:kern w:val="0"/>
           <w:lang w:eastAsia="es-PE"/>
-          <ns2:ligatures ns2:val="none"/>
+          <w14:ligatures w14:val="none"/>
         </w:rPr>
         <w:t/>
       </w:r>
@@ -6780,7 +6735,7 @@
           <w:color w:val="000000"/>
           <w:kern w:val="0"/>
           <w:lang w:eastAsia="es-PE"/>
-          <ns2:ligatures ns2:val="none"/>
+          <w14:ligatures w14:val="none"/>
         </w:rPr>
         <w:t/>
       </w:r>
@@ -6806,7 +6761,7 @@
         <w:t/>
       </w:r>
     </w:p>
-    <w:p ns2:paraId="26B1ED4B" ns2:textId="77777777">
+    <w:p>
       <w:pPr>
         <w:suppressAutoHyphens/>
         <w:spacing w:after="0" w:line="240" w:lineRule="auto"/>
@@ -6816,7 +6771,7 @@
         </w:rPr>
       </w:pPr>
     </w:p>
-    <w:p ns2:paraId="79C1D3C4" ns2:textId="61B19777">
+    <w:p>
       <w:pPr>
         <w:suppressAutoHyphens/>
         <w:spacing w:line="240" w:lineRule="auto"/>
@@ -6909,7 +6864,7 @@
       <w:bookmarkEnd w:id="0"/>
     </w:p>
     <w:bookmarkEnd w:id="16"/>
-    <w:p ns2:paraId="62C789DB" ns2:textId="77777777">
+    <w:p>
       <w:pPr>
         <w:shd w:val="clear" w:color="auto" w:fill="FFFFFF"/>
         <w:spacing w:after="0" w:line="240" w:lineRule="auto"/>
@@ -6931,7 +6886,7 @@
         <w:t xml:space="preserve">Firmado digitalmente por </w:t>
       </w:r>
     </w:p>
-    <w:p ns2:paraId="1C006ED4" ns2:textId="77777777">
+    <w:p>
       <w:pPr>
         <w:shd w:val="clear" w:color="auto" w:fill="FFFFFF"/>
         <w:spacing w:after="0" w:line="240" w:lineRule="auto"/>
@@ -6953,7 +6908,7 @@
         <w:t xml:space="preserve">LUISA ANALÍ SILVA MALPARTIDA</w:t>
       </w:r>
     </w:p>
-    <w:p ns2:paraId="57A86D71" ns2:textId="77777777">
+    <w:p>
       <w:pPr>
         <w:shd w:val="clear" w:color="auto" w:fill="FFFFFF"/>
         <w:spacing w:after="0" w:line="240" w:lineRule="auto"/>
@@ -6975,7 +6930,7 @@
         <w:t xml:space="preserve">Secretaria Técnica Ad Hoc</w:t>
       </w:r>
     </w:p>
-    <w:p ns2:paraId="737B6B41" ns2:textId="77777777">
+    <w:p>
       <w:pPr>
         <w:shd w:val="clear" w:color="auto" w:fill="FFFFFF"/>
         <w:spacing w:after="0" w:line="240" w:lineRule="auto"/>
@@ -6997,7 +6952,7 @@
         <w:t>Comisión de Protección al Consumidor 1</w:t>
       </w:r>
     </w:p>
-    <w:p ns2:paraId="68107EE2" ns2:textId="750C972E">
+    <w:p>
       <w:pPr>
         <w:spacing w:after="0" w:line="240" w:lineRule="auto"/>
         <w:rPr>
@@ -7015,8 +6970,8 @@
       </w:r>
     </w:p>
     <w:sectPr>
-      <w:headerReference w:type="default" ns3:id="rId8"/>
-      <w:footerReference w:type="default" ns3:id="rId9"/>
+      <w:headerReference w:type="default" r:id="rId8"/>
+      <w:footerReference w:type="default" r:id="rId9"/>
       <w:pgSz w:w="11906" w:h="16838"/>
       <w:pgMar w:top="1417" w:right="1701" w:bottom="1417" w:left="1701" w:header="708" w:footer="708" w:gutter="0"/>
       <w:cols w:space="708"/>
@@ -7027,7 +6982,7 @@
 </file>
 
 <file path=word/endnotes.xml><?xml version="1.0" encoding="utf-8"?>
-<w:endnotes xmlns:wpc="http://schemas.microsoft.com/office/word/2010/wordprocessingCanvas" xmlns:cx="http://schemas.microsoft.com/office/drawing/2014/chartex" xmlns:cx1="http://schemas.microsoft.com/office/drawing/2015/9/8/chartex" xmlns:cx2="http://schemas.microsoft.com/office/drawing/2015/10/21/chartex" xmlns:cx3="http://schemas.microsoft.com/office/drawing/2016/5/9/chartex" xmlns:cx4="http://schemas.microsoft.com/office/drawing/2016/5/10/chartex" xmlns:cx5="http://schemas.microsoft.com/office/drawing/2016/5/11/chartex" xmlns:cx6="http://schemas.microsoft.com/office/drawing/2016/5/12/chartex" xmlns:cx7="http://schemas.microsoft.com/office/drawing/2016/5/13/chartex" xmlns:cx8="http://schemas.microsoft.com/office/drawing/2016/5/14/chartex" xmlns:mc="http://schemas.openxmlformats.org/markup-compatibility/2006" xmlns:aink="http://schemas.microsoft.com/office/drawing/2016/ink" xmlns:am3d="http://schemas.microsoft.com/office/drawing/2017/model3d" xmlns:o="urn:schemas-microsoft-com:office:office" xmlns:oel="http://schemas.microsoft.com/office/2019/extlst" xmlns:r="http://schemas.openxmlformats.org/officeDocument/2006/relationships" xmlns:m="http://schemas.openxmlformats.org/officeDocument/2006/math" xmlns:v="urn:schemas-microsoft-com:vml" xmlns:wp14="http://schemas.microsoft.com/office/word/2010/wordprocessingDrawing" xmlns:wp="http://schemas.openxmlformats.org/drawingml/2006/wordprocessingDrawing" xmlns:w10="urn:schemas-microsoft-com:office:word" xmlns:w="http://schemas.openxmlformats.org/wordprocessingml/2006/main" xmlns:w14="http://schemas.microsoft.com/office/word/2010/wordml" xmlns:w15="http://schemas.microsoft.com/office/word/2012/wordml" xmlns:w16cex="http://schemas.microsoft.com/office/word/2018/wordml/cex" xmlns:w16cid="http://schemas.microsoft.com/office/word/2016/wordml/cid" xmlns:w16="http://schemas.microsoft.com/office/word/2018/wordml" xmlns:w16du="http://schemas.microsoft.com/office/word/2023/wordml/word16du" xmlns:w16sdtdh="http://schemas.microsoft.com/office/word/2020/wordml/sdtdatahash" xmlns:w16sdtfl="http://schemas.microsoft.com/office/word/2024/wordml/sdtformatlock" xmlns:w16se="http://schemas.microsoft.com/office/word/2015/wordml/symex" xmlns:wpg="http://schemas.microsoft.com/office/word/2010/wordprocessingGroup" xmlns:wpi="http://schemas.microsoft.com/office/word/2010/wordprocessingInk" xmlns:wne="http://schemas.microsoft.com/office/word/2006/wordml" xmlns:wps="http://schemas.microsoft.com/office/word/2010/wordprocessingShape" mc:Ignorable="w14 w15 w16se w16cid w16 w16cex w16sdtdh w16sdtfl w16du wp14">
+<w:endnotes xmlns:mc="http://schemas.openxmlformats.org/markup-compatibility/2006" xmlns:r="http://schemas.openxmlformats.org/officeDocument/2006/relationships" xmlns:w="http://schemas.openxmlformats.org/wordprocessingml/2006/main" xmlns:w14="http://schemas.microsoft.com/office/word/2010/wordml" xmlns:w15="http://schemas.microsoft.com/office/word/2012/wordml" xmlns:w16="http://schemas.microsoft.com/office/word/2018/wordml" xmlns:w16cex="http://schemas.microsoft.com/office/word/2018/wordml/cex" xmlns:w16cid="http://schemas.microsoft.com/office/word/2016/wordml/cid" xmlns:w16du="http://schemas.microsoft.com/office/word/2023/wordml/word16du" xmlns:w16sdtdh="http://schemas.microsoft.com/office/word/2020/wordml/sdtdatahash" xmlns:w16se="http://schemas.microsoft.com/office/word/2015/wordml/symex" xmlns:wp14="http://schemas.microsoft.com/office/word/2010/wordprocessingDrawing" mc:Ignorable="w14 w15 w16se w16cid w16 w16cex w16sdtdh w16du wp14">
   <w:endnote w:type="separator" w:id="-1">
     <w:p>
       <w:pPr>
@@ -7052,7 +7007,7 @@
 </file>
 
 <file path=word/footer1.xml><?xml version="1.0" encoding="utf-8"?>
-<w:ftr xmlns:wpc="http://schemas.microsoft.com/office/word/2010/wordprocessingCanvas" xmlns:cx="http://schemas.microsoft.com/office/drawing/2014/chartex" xmlns:cx1="http://schemas.microsoft.com/office/drawing/2015/9/8/chartex" xmlns:cx2="http://schemas.microsoft.com/office/drawing/2015/10/21/chartex" xmlns:cx3="http://schemas.microsoft.com/office/drawing/2016/5/9/chartex" xmlns:cx4="http://schemas.microsoft.com/office/drawing/2016/5/10/chartex" xmlns:cx5="http://schemas.microsoft.com/office/drawing/2016/5/11/chartex" xmlns:cx6="http://schemas.microsoft.com/office/drawing/2016/5/12/chartex" xmlns:cx7="http://schemas.microsoft.com/office/drawing/2016/5/13/chartex" xmlns:cx8="http://schemas.microsoft.com/office/drawing/2016/5/14/chartex" xmlns:mc="http://schemas.openxmlformats.org/markup-compatibility/2006" xmlns:aink="http://schemas.microsoft.com/office/drawing/2016/ink" xmlns:am3d="http://schemas.microsoft.com/office/drawing/2017/model3d" xmlns:o="urn:schemas-microsoft-com:office:office" xmlns:oel="http://schemas.microsoft.com/office/2019/extlst" xmlns:r="http://schemas.openxmlformats.org/officeDocument/2006/relationships" xmlns:m="http://schemas.openxmlformats.org/officeDocument/2006/math" xmlns:v="urn:schemas-microsoft-com:vml" xmlns:wp14="http://schemas.microsoft.com/office/word/2010/wordprocessingDrawing" xmlns:wp="http://schemas.openxmlformats.org/drawingml/2006/wordprocessingDrawing" xmlns:w10="urn:schemas-microsoft-com:office:word" xmlns:w="http://schemas.openxmlformats.org/wordprocessingml/2006/main" xmlns:w14="http://schemas.microsoft.com/office/word/2010/wordml" xmlns:w15="http://schemas.microsoft.com/office/word/2012/wordml" xmlns:w16cex="http://schemas.microsoft.com/office/word/2018/wordml/cex" xmlns:w16cid="http://schemas.microsoft.com/office/word/2016/wordml/cid" xmlns:w16="http://schemas.microsoft.com/office/word/2018/wordml" xmlns:w16du="http://schemas.microsoft.com/office/word/2023/wordml/word16du" xmlns:w16sdtdh="http://schemas.microsoft.com/office/word/2020/wordml/sdtdatahash" xmlns:w16sdtfl="http://schemas.microsoft.com/office/word/2024/wordml/sdtformatlock" xmlns:w16se="http://schemas.microsoft.com/office/word/2015/wordml/symex" xmlns:wpg="http://schemas.microsoft.com/office/word/2010/wordprocessingGroup" xmlns:wpi="http://schemas.microsoft.com/office/word/2010/wordprocessingInk" xmlns:wne="http://schemas.microsoft.com/office/word/2006/wordml" xmlns:wps="http://schemas.microsoft.com/office/word/2010/wordprocessingShape" mc:Ignorable="w14 w15 w16se w16cid w16 w16cex w16sdtdh w16sdtfl w16du wp14">
+<w:ftr xmlns:mc="http://schemas.openxmlformats.org/markup-compatibility/2006" xmlns:r="http://schemas.openxmlformats.org/officeDocument/2006/relationships" xmlns:w="http://schemas.openxmlformats.org/wordprocessingml/2006/main" xmlns:w14="http://schemas.microsoft.com/office/word/2010/wordml" xmlns:w15="http://schemas.microsoft.com/office/word/2012/wordml" xmlns:w16="http://schemas.microsoft.com/office/word/2018/wordml" xmlns:w16cex="http://schemas.microsoft.com/office/word/2018/wordml/cex" xmlns:w16cid="http://schemas.microsoft.com/office/word/2016/wordml/cid" xmlns:w16du="http://schemas.microsoft.com/office/word/2023/wordml/word16du" xmlns:w16sdtdh="http://schemas.microsoft.com/office/word/2020/wordml/sdtdatahash" xmlns:w16se="http://schemas.microsoft.com/office/word/2015/wordml/symex" xmlns:wp14="http://schemas.microsoft.com/office/word/2010/wordprocessingDrawing" mc:Ignorable="w14 w15 w16se w16cid w16 w16cex w16sdtdh w16du wp14">
   <w:p>
     <w:pPr>
       <w:pBdr>
@@ -7131,7 +7086,7 @@
 </file>
 
 <file path=word/footnotes.xml><?xml version="1.0" encoding="utf-8"?>
-<w:footnotes xmlns:wpc="http://schemas.microsoft.com/office/word/2010/wordprocessingCanvas" xmlns:cx="http://schemas.microsoft.com/office/drawing/2014/chartex" xmlns:cx1="http://schemas.microsoft.com/office/drawing/2015/9/8/chartex" xmlns:cx2="http://schemas.microsoft.com/office/drawing/2015/10/21/chartex" xmlns:cx3="http://schemas.microsoft.com/office/drawing/2016/5/9/chartex" xmlns:cx4="http://schemas.microsoft.com/office/drawing/2016/5/10/chartex" xmlns:cx5="http://schemas.microsoft.com/office/drawing/2016/5/11/chartex" xmlns:cx6="http://schemas.microsoft.com/office/drawing/2016/5/12/chartex" xmlns:cx7="http://schemas.microsoft.com/office/drawing/2016/5/13/chartex" xmlns:cx8="http://schemas.microsoft.com/office/drawing/2016/5/14/chartex" xmlns:mc="http://schemas.openxmlformats.org/markup-compatibility/2006" xmlns:aink="http://schemas.microsoft.com/office/drawing/2016/ink" xmlns:am3d="http://schemas.microsoft.com/office/drawing/2017/model3d" xmlns:o="urn:schemas-microsoft-com:office:office" xmlns:oel="http://schemas.microsoft.com/office/2019/extlst" xmlns:r="http://schemas.openxmlformats.org/officeDocument/2006/relationships" xmlns:m="http://schemas.openxmlformats.org/officeDocument/2006/math" xmlns:v="urn:schemas-microsoft-com:vml" xmlns:wp14="http://schemas.microsoft.com/office/word/2010/wordprocessingDrawing" xmlns:wp="http://schemas.openxmlformats.org/drawingml/2006/wordprocessingDrawing" xmlns:w10="urn:schemas-microsoft-com:office:word" xmlns:w="http://schemas.openxmlformats.org/wordprocessingml/2006/main" xmlns:w14="http://schemas.microsoft.com/office/word/2010/wordml" xmlns:w15="http://schemas.microsoft.com/office/word/2012/wordml" xmlns:w16cex="http://schemas.microsoft.com/office/word/2018/wordml/cex" xmlns:w16cid="http://schemas.microsoft.com/office/word/2016/wordml/cid" xmlns:w16="http://schemas.microsoft.com/office/word/2018/wordml" xmlns:w16du="http://schemas.microsoft.com/office/word/2023/wordml/word16du" xmlns:w16sdtdh="http://schemas.microsoft.com/office/word/2020/wordml/sdtdatahash" xmlns:w16sdtfl="http://schemas.microsoft.com/office/word/2024/wordml/sdtformatlock" xmlns:w16se="http://schemas.microsoft.com/office/word/2015/wordml/symex" xmlns:wpg="http://schemas.microsoft.com/office/word/2010/wordprocessingGroup" xmlns:wpi="http://schemas.microsoft.com/office/word/2010/wordprocessingInk" xmlns:wne="http://schemas.microsoft.com/office/word/2006/wordml" xmlns:wps="http://schemas.microsoft.com/office/word/2010/wordprocessingShape" mc:Ignorable="w14 w15 w16se w16cid w16 w16cex w16sdtdh w16sdtfl w16du wp14">
+<w:footnotes xmlns:mc="http://schemas.openxmlformats.org/markup-compatibility/2006" xmlns:r="http://schemas.openxmlformats.org/officeDocument/2006/relationships" xmlns:w="http://schemas.openxmlformats.org/wordprocessingml/2006/main" xmlns:w14="http://schemas.microsoft.com/office/word/2010/wordml" xmlns:w15="http://schemas.microsoft.com/office/word/2012/wordml" xmlns:w16="http://schemas.microsoft.com/office/word/2018/wordml" xmlns:w16cex="http://schemas.microsoft.com/office/word/2018/wordml/cex" xmlns:w16cid="http://schemas.microsoft.com/office/word/2016/wordml/cid" xmlns:w16du="http://schemas.microsoft.com/office/word/2023/wordml/word16du" xmlns:w16sdtdh="http://schemas.microsoft.com/office/word/2020/wordml/sdtdatahash" xmlns:w16se="http://schemas.microsoft.com/office/word/2015/wordml/symex" xmlns:wp14="http://schemas.microsoft.com/office/word/2010/wordprocessingDrawing" mc:Ignorable="w14 w15 w16se w16cid w16 w16cex w16sdtdh w16du wp14">
   <w:footnote w:type="separator" w:id="-1">
     <w:p>
       <w:pPr>
@@ -8491,6 +8446,161 @@
       </w:pPr>
     </w:p>
   </w:footnote>
+  <w:footnote w:id="14">
+    <w:p>
+      <w:pPr>
+        <w:pStyle w:val="Textonotapie"/>
+        <w:ind w:left="567" w:hanging="567"/>
+        <w:jc w:val="both"/>
+      </w:pPr>
+      <w:r>
+        <w:rPr>
+          <w:rStyle w:val="Refdenotaalpie"/>
+          <w:rFonts w:ascii="Arial Narrow" w:hAnsi="Arial Narrow" w:cs="Arial"/>
+          <w:sz w:val="16"/>
+          <w:szCs w:val="14"/>
+          <w:vertAlign w:val="superscript"/>
+        </w:rPr>
+        <w:footnoteRef/>
+      </w:r>
+      <w:r>
+        <w:rPr>
+          <w:rFonts w:ascii="Arial Narrow" w:hAnsi="Arial Narrow" w:cs="Arial"/>
+          <w:sz w:val="14"/>
+          <w:szCs w:val="14"/>
+        </w:rPr>
+        <w:tab/>
+      </w:r>
+      <w:r>
+        <w:rPr>
+          <w:rFonts w:ascii="Arial Narrow" w:hAnsi="Arial Narrow" w:cs="Arial"/>
+          <w:b/>
+          <w:bCs/>
+          <w:sz w:val="14"/>
+          <w:szCs w:val="14"/>
+        </w:rPr>
+        <w:t xml:space="preserve">DECRETO LEGISLATIVO 807, LEY SOBRE FACULTADES, NORMAS Y ORGANIZACIÓN DEL INDECOPI, publicado el 18 de abril de 1996</w:t>
+      </w:r>
+    </w:p>
+    <w:p>
+      <w:pPr>
+        <w:pStyle w:val="Textonotapie"/>
+        <w:ind w:left="567" w:hanging="567"/>
+        <w:jc w:val="both"/>
+      </w:pPr>
+      <w:r>
+        <w:rPr>
+          <w:rFonts w:ascii="Arial Narrow" w:hAnsi="Arial Narrow" w:cs="Arial"/>
+          <w:sz w:val="14"/>
+          <w:szCs w:val="14"/>
+        </w:rPr>
+        <w:tab/>
+      </w:r>
+      <w:r>
+        <w:rPr>
+          <w:rFonts w:ascii="Arial Narrow" w:hAnsi="Arial Narrow" w:cs="Arial"/>
+          <w:b/>
+          <w:bCs/>
+          <w:sz w:val="14"/>
+          <w:szCs w:val="14"/>
+        </w:rPr>
+        <w:t xml:space="preserve">Artículo 26.-</w:t>
+      </w:r>
+      <w:r>
+        <w:rPr>
+          <w:rFonts w:ascii="Arial Narrow" w:hAnsi="Arial Narrow" w:cs="Arial"/>
+          <w:sz w:val="14"/>
+          <w:szCs w:val="14"/>
+        </w:rPr>
+        <w:t xml:space="preserve"> Una vez admitida a trámite la denuncia, se correrá traslado de la misma al denunciado, a fin de que éste presente su descargo. El plazo para la presentación del descargo será de cinco (5) días contados desde la notificación, vencido el cual, el Secretario Técnico declarará en rebeldía al denunciado que no lo hubiera presentado.</w:t>
+      </w:r>
+    </w:p>
+  </w:footnote>
+  <w:footnote w:id="15">
+    <w:p>
+      <w:pPr>
+        <w:pStyle w:val="Textonotapie"/>
+        <w:ind w:left="567" w:hanging="567"/>
+        <w:jc w:val="both"/>
+      </w:pPr>
+      <w:r>
+        <w:rPr>
+          <w:rStyle w:val="Refdenotaalpie"/>
+          <w:rFonts w:ascii="Arial Narrow" w:hAnsi="Arial Narrow" w:cs="Arial"/>
+          <w:sz w:val="16"/>
+          <w:szCs w:val="14"/>
+          <w:vertAlign w:val="superscript"/>
+        </w:rPr>
+        <w:footnoteRef/>
+      </w:r>
+      <w:r>
+        <w:rPr>
+          <w:rFonts w:ascii="Arial Narrow" w:hAnsi="Arial Narrow" w:cs="Arial"/>
+          <w:sz w:val="14"/>
+          <w:szCs w:val="14"/>
+        </w:rPr>
+        <w:tab/>
+      </w:r>
+      <w:r>
+        <w:rPr>
+          <w:rFonts w:ascii="Arial Narrow" w:hAnsi="Arial Narrow" w:cs="Arial"/>
+          <w:b/>
+          <w:bCs/>
+          <w:sz w:val="14"/>
+          <w:szCs w:val="14"/>
+        </w:rPr>
+        <w:t xml:space="preserve">DECRETO SUPREMO 006-2026-JUS, TEXTO ÚNICO ORDENADO DE LA LEY 27444, LEY DEL PROCEDIMIENTO ADMINISTRATIVO GENERAL, publicado el 30 de abril de 2026</w:t>
+      </w:r>
+    </w:p>
+    <w:p>
+      <w:pPr>
+        <w:pStyle w:val="Textonotapie"/>
+        <w:ind w:left="567" w:hanging="567"/>
+        <w:jc w:val="both"/>
+      </w:pPr>
+      <w:r>
+        <w:rPr>
+          <w:rFonts w:ascii="Arial Narrow" w:hAnsi="Arial Narrow" w:cs="Arial"/>
+          <w:sz w:val="14"/>
+          <w:szCs w:val="14"/>
+        </w:rPr>
+        <w:tab/>
+      </w:r>
+      <w:r>
+        <w:rPr>
+          <w:rFonts w:ascii="Arial Narrow" w:hAnsi="Arial Narrow" w:cs="Arial"/>
+          <w:b/>
+          <w:bCs/>
+          <w:sz w:val="14"/>
+          <w:szCs w:val="14"/>
+        </w:rPr>
+        <w:t xml:space="preserve">Artículo 223.- Contestación de la reclamación</w:t>
+      </w:r>
+    </w:p>
+    <w:p>
+      <w:pPr>
+        <w:pStyle w:val="Textonotapie"/>
+        <w:ind w:left="567" w:hanging="567"/>
+        <w:jc w:val="both"/>
+      </w:pPr>
+      <w:r>
+        <w:rPr>
+          <w:rFonts w:ascii="Arial Narrow" w:hAnsi="Arial Narrow" w:cs="Arial"/>
+          <w:sz w:val="14"/>
+          <w:szCs w:val="14"/>
+        </w:rPr>
+        <w:tab/>
+      </w:r>
+      <w:r>
+        <w:rPr>
+          <w:rFonts w:ascii="Arial Narrow" w:hAnsi="Arial Narrow" w:cs="Arial"/>
+          <w:sz w:val="14"/>
+          <w:szCs w:val="14"/>
+        </w:rPr>
+        <w:t xml:space="preserve">223.1 El reclamado deberá presentar la contestación de la reclamación dentro de los quince (15) días posteriores a la notificación de ésta; vencido este plazo, la Administración declarará en rebeldía al reclamado que no la hubiera presentado. La contestación deberá contener los requisitos de los escritos previstos en el artículo 113 de la presente Ley, así como la absolución de todos los asuntos controvertidos de hecho y de derecho, Las alegaciones y los hechos relevantes de la reclamación, salvo que hayan sido específicamente negadas en la contestación, se tendrán por aceptadas o merituadas como ciertas.</w:t>
+      </w:r>
+    </w:p>
+  </w:footnote>
   <w:footnote w:id="9">
     <w:p>
       <w:pPr>
@@ -9984,7 +10094,7 @@
 </file>
 
 <file path=word/header1.xml><?xml version="1.0" encoding="utf-8"?>
-<w:hdr xmlns:wpc="http://schemas.microsoft.com/office/word/2010/wordprocessingCanvas" xmlns:cx="http://schemas.microsoft.com/office/drawing/2014/chartex" xmlns:cx1="http://schemas.microsoft.com/office/drawing/2015/9/8/chartex" xmlns:cx2="http://schemas.microsoft.com/office/drawing/2015/10/21/chartex" xmlns:cx3="http://schemas.microsoft.com/office/drawing/2016/5/9/chartex" xmlns:cx4="http://schemas.microsoft.com/office/drawing/2016/5/10/chartex" xmlns:cx5="http://schemas.microsoft.com/office/drawing/2016/5/11/chartex" xmlns:cx6="http://schemas.microsoft.com/office/drawing/2016/5/12/chartex" xmlns:cx7="http://schemas.microsoft.com/office/drawing/2016/5/13/chartex" xmlns:cx8="http://schemas.microsoft.com/office/drawing/2016/5/14/chartex" xmlns:mc="http://schemas.openxmlformats.org/markup-compatibility/2006" xmlns:aink="http://schemas.microsoft.com/office/drawing/2016/ink" xmlns:am3d="http://schemas.microsoft.com/office/drawing/2017/model3d" xmlns:o="urn:schemas-microsoft-com:office:office" xmlns:oel="http://schemas.microsoft.com/office/2019/extlst" xmlns:r="http://schemas.openxmlformats.org/officeDocument/2006/relationships" xmlns:m="http://schemas.openxmlformats.org/officeDocument/2006/math" xmlns:v="urn:schemas-microsoft-com:vml" xmlns:wp14="http://schemas.microsoft.com/office/word/2010/wordprocessingDrawing" xmlns:wp="http://schemas.openxmlformats.org/drawingml/2006/wordprocessingDrawing" xmlns:w10="urn:schemas-microsoft-com:office:word" xmlns:w="http://schemas.openxmlformats.org/wordprocessingml/2006/main" xmlns:w14="http://schemas.microsoft.com/office/word/2010/wordml" xmlns:w15="http://schemas.microsoft.com/office/word/2012/wordml" xmlns:w16cex="http://schemas.microsoft.com/office/word/2018/wordml/cex" xmlns:w16cid="http://schemas.microsoft.com/office/word/2016/wordml/cid" xmlns:w16="http://schemas.microsoft.com/office/word/2018/wordml" xmlns:w16du="http://schemas.microsoft.com/office/word/2023/wordml/word16du" xmlns:w16sdtdh="http://schemas.microsoft.com/office/word/2020/wordml/sdtdatahash" xmlns:w16sdtfl="http://schemas.microsoft.com/office/word/2024/wordml/sdtformatlock" xmlns:w16se="http://schemas.microsoft.com/office/word/2015/wordml/symex" xmlns:wpg="http://schemas.microsoft.com/office/word/2010/wordprocessingGroup" xmlns:wpi="http://schemas.microsoft.com/office/word/2010/wordprocessingInk" xmlns:wne="http://schemas.microsoft.com/office/word/2006/wordml" xmlns:wps="http://schemas.microsoft.com/office/word/2010/wordprocessingShape" mc:Ignorable="w14 w15 w16se w16cid w16 w16cex w16sdtdh w16sdtfl w16du wp14">
+<w:hdr xmlns:a="http://schemas.openxmlformats.org/drawingml/2006/main" xmlns:a14="http://schemas.microsoft.com/office/drawing/2010/main" xmlns:mc="http://schemas.openxmlformats.org/markup-compatibility/2006" xmlns:pic="http://schemas.openxmlformats.org/drawingml/2006/picture" xmlns:r="http://schemas.openxmlformats.org/officeDocument/2006/relationships" xmlns:w="http://schemas.openxmlformats.org/wordprocessingml/2006/main" xmlns:w14="http://schemas.microsoft.com/office/word/2010/wordml" xmlns:w15="http://schemas.microsoft.com/office/word/2012/wordml" xmlns:w16="http://schemas.microsoft.com/office/word/2018/wordml" xmlns:w16cex="http://schemas.microsoft.com/office/word/2018/wordml/cex" xmlns:w16cid="http://schemas.microsoft.com/office/word/2016/wordml/cid" xmlns:w16du="http://schemas.microsoft.com/office/word/2023/wordml/word16du" xmlns:w16sdtdh="http://schemas.microsoft.com/office/word/2020/wordml/sdtdatahash" xmlns:w16se="http://schemas.microsoft.com/office/word/2015/wordml/symex" xmlns:wp="http://schemas.openxmlformats.org/drawingml/2006/wordprocessingDrawing" xmlns:wp14="http://schemas.microsoft.com/office/word/2010/wordprocessingDrawing" mc:Ignorable="w14 w15 w16se w16cid w16 w16cex w16sdtdh w16du wp14">
   <w:tbl>
     <w:tblPr>
       <w:tblW w:w="8645" w:type="dxa"/>

--- a/plantillas_maestras/06_seguro_hogar_e_inmuebles/anulacion_indebida/2_o_mas_ddos_varios/mujer/TPL_0600_2026_SEGURO_HOGAR_E_INMUEBLES_ANULACION_INDEBIDA_ASEGURADORA_MUJER_R2.docx
+++ b/plantillas_maestras/06_seguro_hogar_e_inmuebles/anulacion_indebida/2_o_mas_ddos_varios/mujer/TPL_0600_2026_SEGURO_HOGAR_E_INMUEBLES_ANULACION_INDEBIDA_ASEGURADORA_MUJER_R2.docx
@@ -708,19 +708,7 @@
           <w:lang w:val="es-ES" w:eastAsia="es-ES"/>
           <w14:ligatures w14:val="none"/>
         </w:rPr>
-        <w:t xml:space="preserve">Mediante la denuncia del 30 de diciembre de 2025, complementado mediante dos (2) escritos del 29 de enero de 2026, subsanada mediante dos (2) escritos del 12 de marzo de 2026, la señora [APELLIDO] denunció a Rímac y Baukost por presuntas infracciones a la Ley 29571, Código de Protección y Defensa del Consumidor (en adelante, Código), señalando lo siguiente:</w:t>
-      </w:r>
-      <w:r>
-        <w:rPr>
-          <w:rFonts w:ascii="Arial Narrow" w:eastAsia="Arial Narrow" w:hAnsi="Arial Narrow" w:cs="Arial Narrow"/>
-          <w:color w:val="000000"/>
-          <w:kern w:val="0"/>
-          <w:sz w:val="22"/>
-          <w:szCs w:val="22"/>
-          <w:lang w:val="es-ES" w:eastAsia="es-ES"/>
-          <w14:ligatures w14:val="none"/>
-        </w:rPr>
-        <w:t/>
+        <w:t xml:space="preserve">Mediante la denuncia del 30 de diciembre de 2025, complementado mediante dos (2) escritos del 29 de enero de 2026, subsanada mediante dos (2) escritos del 12 de marzo de 2026, la señora [APELLIDO] denunció a Rímac y Baukost por presuntas infracciones a la Ley 29571, Código de Protección y Defensa del Consumidor</w:t>
       </w:r>
       <w:r>
         <w:rPr>
@@ -746,211 +734,7 @@
           <w:lang w:val="es-ES" w:eastAsia="es-ES"/>
           <w14:ligatures w14:val="none"/>
         </w:rPr>
-        <w:t xml:space="preserve"/>
-      </w:r>
-      <w:r>
-        <w:rPr>
-          <w:rFonts w:ascii="Arial Narrow" w:eastAsia="Arial Narrow" w:hAnsi="Arial Narrow" w:cs="Arial Narrow"/>
-          <w:color w:val="000000"/>
-          <w:kern w:val="0"/>
-          <w:sz w:val="22"/>
-          <w:szCs w:val="22"/>
-          <w:lang w:val="es-ES" w:eastAsia="es-ES"/>
-          <w14:ligatures w14:val="none"/>
-        </w:rPr>
-        <w:t xml:space="preserve"/>
-      </w:r>
-      <w:r>
-        <w:rPr>
-          <w:rFonts w:ascii="Arial Narrow" w:eastAsia="Arial Narrow" w:hAnsi="Arial Narrow" w:cs="Arial Narrow"/>
-          <w:color w:val="000000"/>
-          <w:kern w:val="0"/>
-          <w:sz w:val="22"/>
-          <w:szCs w:val="22"/>
-          <w:lang w:val="es-ES" w:eastAsia="es-ES"/>
-          <w14:ligatures w14:val="none"/>
-        </w:rPr>
-        <w:t xml:space="preserve"/>
-      </w:r>
-      <w:r>
-        <w:rPr>
-          <w:rFonts w:ascii="Arial Narrow" w:eastAsia="Arial Narrow" w:hAnsi="Arial Narrow" w:cs="Arial Narrow"/>
-          <w:color w:val="000000"/>
-          <w:kern w:val="0"/>
-          <w:sz w:val="22"/>
-          <w:szCs w:val="22"/>
-          <w:lang w:val="es-ES" w:eastAsia="es-ES"/>
-          <w14:ligatures w14:val="none"/>
-        </w:rPr>
-        <w:t xml:space="preserve"/>
-      </w:r>
-      <w:r>
-        <w:rPr>
-          <w:rFonts w:ascii="Arial Narrow" w:eastAsia="Arial Narrow" w:hAnsi="Arial Narrow" w:cs="Arial Narrow"/>
-          <w:color w:val="000000"/>
-          <w:kern w:val="0"/>
-          <w:sz w:val="22"/>
-          <w:szCs w:val="22"/>
-          <w:lang w:val="es-ES" w:eastAsia="es-ES"/>
-          <w14:ligatures w14:val="none"/>
-        </w:rPr>
-        <w:t/>
-      </w:r>
-      <w:r>
-        <w:rPr>
-          <w:rFonts w:ascii="Arial Narrow" w:eastAsia="Arial Narrow" w:hAnsi="Arial Narrow" w:cs="Arial Narrow"/>
-          <w:color w:val="000000"/>
-          <w:kern w:val="0"/>
-          <w:sz w:val="22"/>
-          <w:szCs w:val="22"/>
-          <w:lang w:val="es-ES" w:eastAsia="es-ES"/>
-          <w14:ligatures w14:val="none"/>
-        </w:rPr>
-        <w:t xml:space="preserve"/>
-      </w:r>
-      <w:r>
-        <w:rPr>
-          <w:rFonts w:ascii="Arial Narrow" w:eastAsia="Arial Narrow" w:hAnsi="Arial Narrow" w:cs="Arial Narrow"/>
-          <w:color w:val="000000"/>
-          <w:kern w:val="0"/>
-          <w:sz w:val="22"/>
-          <w:szCs w:val="22"/>
-          <w:lang w:val="es-ES" w:eastAsia="es-ES"/>
-          <w14:ligatures w14:val="none"/>
-        </w:rPr>
-        <w:t/>
-      </w:r>
-      <w:r>
-        <w:rPr>
-          <w:rFonts w:ascii="Arial Narrow" w:eastAsia="Arial Narrow" w:hAnsi="Arial Narrow" w:cs="Arial Narrow"/>
-          <w:kern w:val="0"/>
-          <w14:ligatures w14:val="none"/>
-          <w:sz w:val="22"/>
-          <w:szCs w:val="22"/>
-        </w:rPr>
-        <w:t xml:space="preserve"/>
-      </w:r>
-      <w:r>
-        <w:rPr>
-          <w:rFonts w:ascii="Arial Narrow" w:eastAsia="Arial Narrow" w:hAnsi="Arial Narrow" w:cs="Arial Narrow"/>
-          <w:kern w:val="0"/>
-          <w14:ligatures w14:val="none"/>
-          <w:sz w:val="22"/>
-          <w:szCs w:val="22"/>
-        </w:rPr>
-        <w:t/>
-      </w:r>
-      <w:r>
-        <w:rPr>
-          <w:rFonts w:ascii="Arial Narrow" w:eastAsia="Arial Narrow" w:hAnsi="Arial Narrow" w:cs="Arial Narrow"/>
-          <w:kern w:val="0"/>
-          <w14:ligatures w14:val="none"/>
-          <w:sz w:val="22"/>
-          <w:szCs w:val="22"/>
-        </w:rPr>
-        <w:t xml:space="preserve"/>
-      </w:r>
-      <w:r>
-        <w:rPr>
-          <w:rFonts w:ascii="Arial Narrow" w:eastAsia="Arial Narrow" w:hAnsi="Arial Narrow" w:cs="Arial Narrow"/>
-          <w:kern w:val="0"/>
-          <w14:ligatures w14:val="none"/>
-          <w:sz w:val="22"/>
-          <w:szCs w:val="22"/>
-        </w:rPr>
-        <w:t/>
-      </w:r>
-      <w:r>
-        <w:rPr>
-          <w:rFonts w:ascii="Arial Narrow" w:eastAsia="Arial Narrow" w:hAnsi="Arial Narrow" w:cs="Arial Narrow"/>
-          <w:kern w:val="0"/>
-          <w14:ligatures w14:val="none"/>
-          <w:sz w:val="22"/>
-          <w:szCs w:val="22"/>
-        </w:rPr>
-        <w:t xml:space="preserve"/>
-      </w:r>
-      <w:r>
-        <w:rPr>
-          <w:rFonts w:ascii="Arial Narrow" w:eastAsia="Arial Narrow" w:hAnsi="Arial Narrow" w:cs="Arial Narrow"/>
-          <w:kern w:val="0"/>
-          <w14:ligatures w14:val="none"/>
-          <w:sz w:val="22"/>
-          <w:szCs w:val="22"/>
-        </w:rPr>
-        <w:t xml:space="preserve"/>
-      </w:r>
-      <w:r>
-        <w:rPr>
-          <w:rFonts w:ascii="Arial Narrow" w:eastAsia="Arial Narrow" w:hAnsi="Arial Narrow" w:cs="Arial Narrow"/>
-          <w:kern w:val="0"/>
-          <w14:ligatures w14:val="none"/>
-          <w:sz w:val="22"/>
-          <w:szCs w:val="22"/>
-        </w:rPr>
-        <w:t/>
-      </w:r>
-      <w:r>
-        <w:rPr>
-          <w:rFonts w:ascii="Arial Narrow" w:eastAsia="Arial Narrow" w:hAnsi="Arial Narrow" w:cs="Arial Narrow"/>
-          <w:color w:val="000000"/>
-          <w:kern w:val="0"/>
-          <w:sz w:val="22"/>
-          <w:szCs w:val="22"/>
-          <w:lang w:val="es-ES" w:eastAsia="es-ES"/>
-          <w14:ligatures w14:val="none"/>
-        </w:rPr>
-        <w:t xml:space="preserve"/>
-      </w:r>
-      <w:r>
-        <w:rPr>
-          <w:rFonts w:ascii="Arial Narrow" w:eastAsia="Arial Narrow" w:hAnsi="Arial Narrow" w:cs="Arial Narrow"/>
-          <w:color w:val="000000"/>
-          <w:kern w:val="0"/>
-          <w:sz w:val="22"/>
-          <w:szCs w:val="22"/>
-          <w:lang w:val="es-ES" w:eastAsia="es-ES"/>
-          <w14:ligatures w14:val="none"/>
-        </w:rPr>
-        <w:t xml:space="preserve"/>
-      </w:r>
-      <w:r>
-        <w:rPr>
-          <w:rFonts w:ascii="Arial Narrow" w:eastAsia="Arial Narrow" w:hAnsi="Arial Narrow" w:cs="Arial Narrow"/>
-          <w:color w:val="000000"/>
-          <w:kern w:val="0"/>
-          <w:sz w:val="22"/>
-          <w:szCs w:val="22"/>
-          <w:lang w:val="es-ES" w:eastAsia="es-ES"/>
-          <w14:ligatures w14:val="none"/>
-        </w:rPr>
-        <w:t xml:space="preserve"/>
-      </w:r>
-      <w:proofErr w:type="spellStart"/>
-      <w:r>
-        <w:rPr>
-          <w:rFonts w:ascii="Arial Narrow" w:eastAsia="Arial Narrow" w:hAnsi="Arial Narrow" w:cs="Arial Narrow"/>
-          <w:color w:val="000000"/>
-          <w:kern w:val="0"/>
-          <w:sz w:val="22"/>
-          <w:szCs w:val="22"/>
-          <w:lang w:val="es-ES" w:eastAsia="es-ES"/>
-          <w14:ligatures w14:val="none"/>
-        </w:rPr>
-        <w:t/>
-      </w:r>
-      <w:proofErr w:type="spellEnd"/>
-      <w:r>
-        <w:rPr>
-          <w:rFonts w:ascii="Arial Narrow" w:eastAsia="Arial Narrow" w:hAnsi="Arial Narrow" w:cs="Arial Narrow"/>
-          <w:color w:val="000000"/>
-          <w:kern w:val="0"/>
-          <w:sz w:val="22"/>
-          <w:szCs w:val="22"/>
-          <w:lang w:val="es-ES" w:eastAsia="es-ES"/>
-          <w14:ligatures w14:val="none"/>
-        </w:rPr>
-        <w:t xml:space="preserve"/>
+        <w:t xml:space="preserve"> (en adelante, Código), señalando lo siguiente:</w:t>
       </w:r>
       <w:r>
         <w:rPr>
@@ -977,6 +761,234 @@
           <w14:ligatures w14:val="none"/>
         </w:rPr>
         <w:footnoteReference w:id="2"/>
+      </w:r>
+      <w:r>
+        <w:rPr>
+          <w:rFonts w:ascii="Arial Narrow" w:eastAsia="Arial Narrow" w:hAnsi="Arial Narrow" w:cs="Arial Narrow"/>
+          <w:color w:val="000000"/>
+          <w:kern w:val="0"/>
+          <w:sz w:val="22"/>
+          <w:szCs w:val="22"/>
+          <w:lang w:val="es-ES" w:eastAsia="es-ES"/>
+          <w14:ligatures w14:val="none"/>
+        </w:rPr>
+        <w:t xml:space="preserve"/>
+      </w:r>
+      <w:r>
+        <w:rPr>
+          <w:rFonts w:ascii="Arial Narrow" w:eastAsia="Arial Narrow" w:hAnsi="Arial Narrow" w:cs="Arial Narrow"/>
+          <w:color w:val="000000"/>
+          <w:kern w:val="0"/>
+          <w:sz w:val="22"/>
+          <w:szCs w:val="22"/>
+          <w:lang w:val="es-ES" w:eastAsia="es-ES"/>
+          <w14:ligatures w14:val="none"/>
+        </w:rPr>
+        <w:t xml:space="preserve"/>
+      </w:r>
+      <w:r>
+        <w:rPr>
+          <w:rFonts w:ascii="Arial Narrow" w:eastAsia="Arial Narrow" w:hAnsi="Arial Narrow" w:cs="Arial Narrow"/>
+          <w:color w:val="000000"/>
+          <w:kern w:val="0"/>
+          <w:sz w:val="22"/>
+          <w:szCs w:val="22"/>
+          <w:lang w:val="es-ES" w:eastAsia="es-ES"/>
+          <w14:ligatures w14:val="none"/>
+        </w:rPr>
+        <w:t xml:space="preserve"/>
+      </w:r>
+      <w:r>
+        <w:rPr>
+          <w:rFonts w:ascii="Arial Narrow" w:eastAsia="Arial Narrow" w:hAnsi="Arial Narrow" w:cs="Arial Narrow"/>
+          <w:color w:val="000000"/>
+          <w:kern w:val="0"/>
+          <w:sz w:val="22"/>
+          <w:szCs w:val="22"/>
+          <w:lang w:val="es-ES" w:eastAsia="es-ES"/>
+          <w14:ligatures w14:val="none"/>
+        </w:rPr>
+        <w:t xml:space="preserve"/>
+      </w:r>
+      <w:r>
+        <w:rPr>
+          <w:rFonts w:ascii="Arial Narrow" w:eastAsia="Arial Narrow" w:hAnsi="Arial Narrow" w:cs="Arial Narrow"/>
+          <w:color w:val="000000"/>
+          <w:kern w:val="0"/>
+          <w:sz w:val="22"/>
+          <w:szCs w:val="22"/>
+          <w:lang w:val="es-ES" w:eastAsia="es-ES"/>
+          <w14:ligatures w14:val="none"/>
+        </w:rPr>
+        <w:t/>
+      </w:r>
+      <w:r>
+        <w:rPr>
+          <w:rFonts w:ascii="Arial Narrow" w:eastAsia="Arial Narrow" w:hAnsi="Arial Narrow" w:cs="Arial Narrow"/>
+          <w:color w:val="000000"/>
+          <w:kern w:val="0"/>
+          <w:sz w:val="22"/>
+          <w:szCs w:val="22"/>
+          <w:lang w:val="es-ES" w:eastAsia="es-ES"/>
+          <w14:ligatures w14:val="none"/>
+        </w:rPr>
+        <w:t xml:space="preserve"/>
+      </w:r>
+      <w:r>
+        <w:rPr>
+          <w:rFonts w:ascii="Arial Narrow" w:eastAsia="Arial Narrow" w:hAnsi="Arial Narrow" w:cs="Arial Narrow"/>
+          <w:color w:val="000000"/>
+          <w:kern w:val="0"/>
+          <w:sz w:val="22"/>
+          <w:szCs w:val="22"/>
+          <w:lang w:val="es-ES" w:eastAsia="es-ES"/>
+          <w14:ligatures w14:val="none"/>
+        </w:rPr>
+        <w:t/>
+      </w:r>
+      <w:r>
+        <w:rPr>
+          <w:rFonts w:ascii="Arial Narrow" w:eastAsia="Arial Narrow" w:hAnsi="Arial Narrow" w:cs="Arial Narrow"/>
+          <w:kern w:val="0"/>
+          <w14:ligatures w14:val="none"/>
+          <w:sz w:val="22"/>
+          <w:szCs w:val="22"/>
+        </w:rPr>
+        <w:t xml:space="preserve"/>
+      </w:r>
+      <w:r>
+        <w:rPr>
+          <w:rFonts w:ascii="Arial Narrow" w:eastAsia="Arial Narrow" w:hAnsi="Arial Narrow" w:cs="Arial Narrow"/>
+          <w:kern w:val="0"/>
+          <w14:ligatures w14:val="none"/>
+          <w:sz w:val="22"/>
+          <w:szCs w:val="22"/>
+        </w:rPr>
+        <w:t/>
+      </w:r>
+      <w:r>
+        <w:rPr>
+          <w:rFonts w:ascii="Arial Narrow" w:eastAsia="Arial Narrow" w:hAnsi="Arial Narrow" w:cs="Arial Narrow"/>
+          <w:kern w:val="0"/>
+          <w14:ligatures w14:val="none"/>
+          <w:sz w:val="22"/>
+          <w:szCs w:val="22"/>
+        </w:rPr>
+        <w:t xml:space="preserve"/>
+      </w:r>
+      <w:r>
+        <w:rPr>
+          <w:rFonts w:ascii="Arial Narrow" w:eastAsia="Arial Narrow" w:hAnsi="Arial Narrow" w:cs="Arial Narrow"/>
+          <w:kern w:val="0"/>
+          <w14:ligatures w14:val="none"/>
+          <w:sz w:val="22"/>
+          <w:szCs w:val="22"/>
+        </w:rPr>
+        <w:t/>
+      </w:r>
+      <w:r>
+        <w:rPr>
+          <w:rFonts w:ascii="Arial Narrow" w:eastAsia="Arial Narrow" w:hAnsi="Arial Narrow" w:cs="Arial Narrow"/>
+          <w:kern w:val="0"/>
+          <w14:ligatures w14:val="none"/>
+          <w:sz w:val="22"/>
+          <w:szCs w:val="22"/>
+        </w:rPr>
+        <w:t xml:space="preserve"/>
+      </w:r>
+      <w:r>
+        <w:rPr>
+          <w:rFonts w:ascii="Arial Narrow" w:eastAsia="Arial Narrow" w:hAnsi="Arial Narrow" w:cs="Arial Narrow"/>
+          <w:kern w:val="0"/>
+          <w14:ligatures w14:val="none"/>
+          <w:sz w:val="22"/>
+          <w:szCs w:val="22"/>
+        </w:rPr>
+        <w:t xml:space="preserve"/>
+      </w:r>
+      <w:r>
+        <w:rPr>
+          <w:rFonts w:ascii="Arial Narrow" w:eastAsia="Arial Narrow" w:hAnsi="Arial Narrow" w:cs="Arial Narrow"/>
+          <w:kern w:val="0"/>
+          <w14:ligatures w14:val="none"/>
+          <w:sz w:val="22"/>
+          <w:szCs w:val="22"/>
+        </w:rPr>
+        <w:t/>
+      </w:r>
+      <w:r>
+        <w:rPr>
+          <w:rFonts w:ascii="Arial Narrow" w:eastAsia="Arial Narrow" w:hAnsi="Arial Narrow" w:cs="Arial Narrow"/>
+          <w:color w:val="000000"/>
+          <w:kern w:val="0"/>
+          <w:sz w:val="22"/>
+          <w:szCs w:val="22"/>
+          <w:lang w:val="es-ES" w:eastAsia="es-ES"/>
+          <w14:ligatures w14:val="none"/>
+        </w:rPr>
+        <w:t xml:space="preserve"/>
+      </w:r>
+      <w:r>
+        <w:rPr>
+          <w:rFonts w:ascii="Arial Narrow" w:eastAsia="Arial Narrow" w:hAnsi="Arial Narrow" w:cs="Arial Narrow"/>
+          <w:color w:val="000000"/>
+          <w:kern w:val="0"/>
+          <w:sz w:val="22"/>
+          <w:szCs w:val="22"/>
+          <w:lang w:val="es-ES" w:eastAsia="es-ES"/>
+          <w14:ligatures w14:val="none"/>
+        </w:rPr>
+        <w:t xml:space="preserve"/>
+      </w:r>
+      <w:r>
+        <w:rPr>
+          <w:rFonts w:ascii="Arial Narrow" w:eastAsia="Arial Narrow" w:hAnsi="Arial Narrow" w:cs="Arial Narrow"/>
+          <w:color w:val="000000"/>
+          <w:kern w:val="0"/>
+          <w:sz w:val="22"/>
+          <w:szCs w:val="22"/>
+          <w:lang w:val="es-ES" w:eastAsia="es-ES"/>
+          <w14:ligatures w14:val="none"/>
+        </w:rPr>
+        <w:t xml:space="preserve"/>
+      </w:r>
+      <w:proofErr w:type="spellStart"/>
+      <w:r>
+        <w:rPr>
+          <w:rFonts w:ascii="Arial Narrow" w:eastAsia="Arial Narrow" w:hAnsi="Arial Narrow" w:cs="Arial Narrow"/>
+          <w:color w:val="000000"/>
+          <w:kern w:val="0"/>
+          <w:sz w:val="22"/>
+          <w:szCs w:val="22"/>
+          <w:lang w:val="es-ES" w:eastAsia="es-ES"/>
+          <w14:ligatures w14:val="none"/>
+        </w:rPr>
+        <w:t/>
+      </w:r>
+      <w:proofErr w:type="spellEnd"/>
+      <w:r>
+        <w:rPr>
+          <w:rFonts w:ascii="Arial Narrow" w:eastAsia="Arial Narrow" w:hAnsi="Arial Narrow" w:cs="Arial Narrow"/>
+          <w:color w:val="000000"/>
+          <w:kern w:val="0"/>
+          <w:sz w:val="22"/>
+          <w:szCs w:val="22"/>
+          <w:lang w:val="es-ES" w:eastAsia="es-ES"/>
+          <w14:ligatures w14:val="none"/>
+        </w:rPr>
+        <w:t xml:space="preserve"/>
+      </w:r>
+      <w:r>
+        <w:rPr>
+          <w:rFonts w:ascii="Arial Narrow" w:eastAsia="Arial Narrow" w:hAnsi="Arial Narrow" w:cs="Arial Narrow"/>
+          <w:color w:val="000000"/>
+          <w:kern w:val="0"/>
+          <w:sz w:val="22"/>
+          <w:szCs w:val="22"/>
+          <w:lang w:val="es-ES" w:eastAsia="es-ES"/>
+          <w14:ligatures w14:val="none"/>
+        </w:rPr>
+        <w:t/>
       </w:r>
       <w:r>
         <w:rPr>
@@ -4875,7 +4887,19 @@
           <w:lang w:eastAsia="es-PE"/>
           <w14:ligatures w14:val="none"/>
         </w:rPr>
-        <w:t xml:space="preserve">PRIMERO: admitir a trámite la denuncia del 30 de diciembre de 2025, complementado mediante dos (2) escritos del 29 de enero de 2026, subsanada mediante dos (2) escritos del 12 de marzo de 2026, interpuesta por la señora [DENUNCIANTE] contra Rímac Seguros y Reaseguros S.A. y Baukost Ajustadores y Peritos de Seguros S.A.C., por lo siguiente:</w:t>
+        <w:t xml:space="preserve">PRIMERO:</w:t>
+      </w:r>
+      <w:r>
+        <w:rPr>
+          <w:rFonts w:ascii="Arial Narrow" w:eastAsia="Arial Narrow" w:hAnsi="Arial Narrow" w:cs="Arial Narrow"/>
+          <w:color w:val="000000"/>
+          <w:kern w:val="0"/>
+          <w:sz w:val="22"/>
+          <w:szCs w:val="22"/>
+          <w:lang w:eastAsia="es-PE"/>
+          <w14:ligatures w14:val="none"/>
+        </w:rPr>
+        <w:t xml:space="preserve"> admitir a trámite la denuncia del 30 de diciembre de 2025, complementado mediante dos (2) escritos del 29 de enero de 2026, subsanada mediante dos (2) escritos del 12 de marzo de 2026, interpuesta por la señora [DENUNCIANTE] contra Rímac Seguros y Reaseguros S.A. y Baukost Ajustadores y Peritos de Seguros S.A.C., por lo siguiente:</w:t>
       </w:r>
       <w:r>
         <w:rPr>
@@ -4968,7 +4992,6 @@
       <w:r>
         <w:rPr>
           <w:rFonts w:ascii="Arial Narrow" w:eastAsia="Arial Narrow" w:hAnsi="Arial Narrow" w:cs="Arial Narrow"/>
-          <w:bCs/>
           <w:spacing w:val="-3"/>
           <w:kern w:val="0"/>
           <w14:ligatures w14:val="none"/>
@@ -4993,7 +5016,6 @@
       <w:r>
         <w:rPr>
           <w:rFonts w:ascii="Arial Narrow" w:eastAsia="Arial Narrow" w:hAnsi="Arial Narrow" w:cs="Arial Narrow"/>
-          <w:bCs/>
           <w:sz w:val="22"/>
           <w:szCs w:val="22"/>
         </w:rPr>
@@ -5003,7 +5025,6 @@
       <w:r>
         <w:rPr>
           <w:rFonts w:ascii="Arial Narrow" w:eastAsia="Arial Narrow" w:hAnsi="Arial Narrow" w:cs="Arial Narrow"/>
-          <w:bCs/>
           <w:sz w:val="22"/>
           <w:szCs w:val="22"/>
         </w:rPr>
@@ -5013,7 +5034,6 @@
       <w:r>
         <w:rPr>
           <w:rFonts w:ascii="Arial Narrow" w:eastAsia="Arial Narrow" w:hAnsi="Arial Narrow" w:cs="Arial Narrow"/>
-          <w:bCs/>
           <w:sz w:val="22"/>
           <w:szCs w:val="22"/>
         </w:rPr>
@@ -5968,7 +5988,19 @@
           <w:lang w:eastAsia="es-PE"/>
           <w14:ligatures w14:val="none"/>
         </w:rPr>
-        <w:t xml:space="preserve">TERCERO: </w:t>
+        <w:t xml:space="preserve">TERCERO:</w:t>
+      </w:r>
+      <w:r>
+        <w:rPr>
+          <w:rFonts w:ascii="Arial Narrow" w:eastAsia="Arial Narrow" w:hAnsi="Arial Narrow" w:cs="Arial Narrow"/>
+          <w:color w:val="000000"/>
+          <w:kern w:val="0"/>
+          <w:sz w:val="22"/>
+          <w:szCs w:val="22"/>
+          <w:lang w:eastAsia="es-PE"/>
+          <w14:ligatures w14:val="none"/>
+        </w:rPr>
+        <w:t xml:space="preserve"> </w:t>
       </w:r>
       <w:r>
         <w:rPr>
@@ -5985,7 +6017,6 @@
       <w:r>
         <w:rPr>
           <w:rFonts w:ascii="Arial Narrow" w:eastAsia="Arial Narrow" w:hAnsi="Arial Narrow" w:cs="Arial Narrow"/>
-          <w:bCs/>
           <w:sz w:val="22"/>
           <w:szCs w:val="22"/>
         </w:rPr>
@@ -5995,7 +6026,6 @@
       <w:r>
         <w:rPr>
           <w:rFonts w:ascii="Arial Narrow" w:eastAsia="Arial Narrow" w:hAnsi="Arial Narrow" w:cs="Arial Narrow"/>
-          <w:bCs/>
           <w:sz w:val="22"/>
           <w:szCs w:val="22"/>
         </w:rPr>
@@ -6005,7 +6035,6 @@
       <w:r>
         <w:rPr>
           <w:rFonts w:ascii="Arial Narrow" w:eastAsia="Arial Narrow" w:hAnsi="Arial Narrow" w:cs="Arial Narrow"/>
-          <w:bCs/>
           <w:sz w:val="22"/>
           <w:szCs w:val="22"/>
         </w:rPr>
@@ -6014,7 +6043,6 @@
       <w:r>
         <w:rPr>
           <w:rFonts w:ascii="Arial Narrow" w:eastAsia="Arial Narrow" w:hAnsi="Arial Narrow" w:cs="Arial Narrow"/>
-          <w:bCs/>
           <w:sz w:val="22"/>
           <w:szCs w:val="22"/>
         </w:rPr>
@@ -6421,7 +6449,15 @@
           <w:sz w:val="22"/>
           <w:szCs w:val="22"/>
         </w:rPr>
-        <w:t xml:space="preserve">CUARTO: </w:t>
+        <w:t xml:space="preserve">CUARTO:</w:t>
+      </w:r>
+      <w:r>
+        <w:rPr>
+          <w:rFonts w:ascii="Arial Narrow" w:eastAsia="Arial Narrow" w:hAnsi="Arial Narrow" w:cs="Arial Narrow"/>
+          <w:sz w:val="22"/>
+          <w:szCs w:val="22"/>
+        </w:rPr>
+        <w:t xml:space="preserve"> </w:t>
       </w:r>
       <w:r>
         <w:rPr>
@@ -6443,7 +6479,7 @@
           <w:lang w:val="es-ES" w:eastAsia="es-ES"/>
           <w14:ligatures w14:val="none"/>
         </w:rPr>
-        <w:footnoteReference w:id="14"/>
+        <w:footnoteReference w:id="9"/>
       </w:r>
       <w:r>
         <w:rPr>
@@ -6465,7 +6501,7 @@
           <w:lang w:val="es-ES" w:eastAsia="es-ES"/>
           <w14:ligatures w14:val="none"/>
         </w:rPr>
-        <w:footnoteReference w:id="15"/>
+        <w:footnoteReference w:id="10"/>
       </w:r>
       <w:r>
         <w:rPr>
@@ -6516,7 +6552,19 @@
           <w:lang w:eastAsia="es-PE"/>
           <w14:ligatures w14:val="none"/>
         </w:rPr>
-        <w:t xml:space="preserve">QUINTO: </w:t>
+        <w:t xml:space="preserve">QUINTO:</w:t>
+      </w:r>
+      <w:r>
+        <w:rPr>
+          <w:rFonts w:ascii="Arial Narrow" w:eastAsia="Arial Narrow" w:hAnsi="Arial Narrow" w:cs="Arial Narrow"/>
+          <w:color w:val="000000"/>
+          <w:kern w:val="0"/>
+          <w:sz w:val="22"/>
+          <w:szCs w:val="22"/>
+          <w:lang w:eastAsia="es-PE"/>
+          <w14:ligatures w14:val="none"/>
+        </w:rPr>
+        <w:t xml:space="preserve"> </w:t>
       </w:r>
       <w:bookmarkStart w:id="11" w:name="_Hlk188286813"/>
       <w:r>
@@ -6572,7 +6620,6 @@
       <w:r>
         <w:rPr>
           <w:rFonts w:ascii="Arial Narrow" w:eastAsia="Arial Narrow" w:hAnsi="Arial Narrow" w:cs="Arial Narrow"/>
-          <w:bCs/>
           <w:spacing w:val="-3"/>
           <w:kern w:val="0"/>
           <w14:ligatures w14:val="none"/>
@@ -6877,7 +6924,19 @@
           <w:lang w:eastAsia="es-PE"/>
           <w14:ligatures w14:val="none"/>
         </w:rPr>
-        <w:t xml:space="preserve">SEXTO: </w:t>
+        <w:t xml:space="preserve">SEXTO:</w:t>
+      </w:r>
+      <w:r>
+        <w:rPr>
+          <w:rFonts w:ascii="Arial Narrow" w:eastAsia="Arial Narrow" w:hAnsi="Arial Narrow" w:cs="Arial Narrow"/>
+          <w:color w:val="000000"/>
+          <w:kern w:val="0"/>
+          <w:sz w:val="22"/>
+          <w:szCs w:val="22"/>
+          <w:lang w:eastAsia="es-PE"/>
+          <w14:ligatures w14:val="none"/>
+        </w:rPr>
+        <w:t xml:space="preserve"> </w:t>
       </w:r>
       <w:r>
         <w:rPr>
@@ -7218,7 +7277,7 @@
           <w:lang w:eastAsia="es-PE"/>
           <w14:ligatures w14:val="none"/>
         </w:rPr>
-        <w:footnoteReference w:id="9"/>
+        <w:footnoteReference w:id="11"/>
       </w:r>
       <w:r>
         <w:rPr>
@@ -7316,7 +7375,7 @@
           <w:lang w:eastAsia="es-PE"/>
           <w14:ligatures w14:val="none"/>
         </w:rPr>
-        <w:footnoteReference w:id="10"/>
+        <w:footnoteReference w:id="12"/>
       </w:r>
       <w:r>
         <w:rPr>
@@ -7380,7 +7439,7 @@
           <w:lang w:eastAsia="es-PE"/>
           <w14:ligatures w14:val="none"/>
         </w:rPr>
-        <w:footnoteReference w:id="11"/>
+        <w:footnoteReference w:id="13"/>
       </w:r>
       <w:r>
         <w:rPr>
@@ -7603,7 +7662,7 @@
           <w:vertAlign w:val="superscript"/>
           <w14:ligatures w14:val="none"/>
         </w:rPr>
-        <w:footnoteReference w:id="12"/>
+        <w:footnoteReference w:id="14"/>
       </w:r>
       <w:r>
         <w:rPr>
@@ -7621,45 +7680,120 @@
           <w:kern w:val="0"/>
           <w:sz w:val="22"/>
           <w:szCs w:val="22"/>
+          <w14:ligatures w14:val="none"/>
+        </w:rPr>
+        <w:t>expresamente su facultad para asistir y conciliar en su representación</w:t>
+      </w:r>
+      <w:r>
+        <w:rPr>
+          <w:rFonts w:ascii="Arial Narrow" w:eastAsia="Arial Narrow" w:hAnsi="Arial Narrow" w:cs="Arial Narrow"/>
+          <w:kern w:val="0"/>
+          <w14:ligatures w14:val="none"/>
+          <w:sz w:val="22"/>
+          <w:szCs w:val="22"/>
+        </w:rPr>
+        <w:t>.</w:t>
+      </w:r>
+      <w:r>
+        <w:rPr>
+          <w:rFonts w:ascii="Arial Narrow" w:eastAsia="Arial Narrow" w:hAnsi="Arial Narrow" w:cs="Arial Narrow"/>
+          <w:kern w:val="0"/>
+          <w14:ligatures w14:val="none"/>
+          <w:sz w:val="22"/>
+          <w:szCs w:val="22"/>
+        </w:rPr>
+        <w:t xml:space="preserve"> </w:t>
+      </w:r>
+      <w:r>
+        <w:rPr>
+          <w:rFonts w:ascii="Arial Narrow" w:eastAsia="Arial Narrow" w:hAnsi="Arial Narrow" w:cs="Arial Narrow"/>
+          <w:kern w:val="0"/>
+          <w:sz w:val="22"/>
+          <w:szCs w:val="22"/>
+          <w14:ligatures w14:val="none"/>
+        </w:rPr>
+        <w:t xml:space="preserve">Ello bajo apercibimiento de no realizar la audiencia de conciliación y levantar el acta de inasistencia correspondiente. </w:t>
+      </w:r>
+    </w:p>
+    <w:p>
+      <w:pPr>
+        <w:suppressAutoHyphens/>
+        <w:spacing w:after="0" w:line="240" w:lineRule="auto"/>
+        <w:jc w:val="both"/>
+        <w:rPr>
+          <w:rFonts w:ascii="Arial Narrow" w:eastAsia="Arial Narrow" w:hAnsi="Arial Narrow" w:cs="Arial Narrow"/>
+          <w:kern w:val="0"/>
+          <w:sz w:val="22"/>
+          <w:szCs w:val="22"/>
           <w:u w:val="single"/>
           <w14:ligatures w14:val="none"/>
         </w:rPr>
-        <w:t>expresamente su facultad para asistir y conciliar en su representación</w:t>
-      </w:r>
-      <w:r>
-        <w:rPr>
-          <w:rFonts w:ascii="Arial Narrow" w:eastAsia="Arial Narrow" w:hAnsi="Arial Narrow" w:cs="Arial Narrow"/>
-          <w:bCs/>
-          <w:kern w:val="0"/>
-          <w14:ligatures w14:val="none"/>
-          <w:sz w:val="22"/>
-          <w:szCs w:val="22"/>
-        </w:rPr>
-        <w:t>.</w:t>
-      </w:r>
-      <w:r>
+      </w:pPr>
+    </w:p>
+    <w:p>
+      <w:pPr>
+        <w:suppressAutoHyphens/>
+        <w:spacing w:after="0" w:line="240" w:lineRule="auto"/>
+        <w:jc w:val="both"/>
         <w:rPr>
           <w:rFonts w:ascii="Arial Narrow" w:eastAsia="Arial Narrow" w:hAnsi="Arial Narrow" w:cs="Arial Narrow"/>
           <w:b/>
           <w:bCs/>
-          <w:kern w:val="0"/>
-          <w14:ligatures w14:val="none"/>
-          <w:sz w:val="22"/>
-          <w:szCs w:val="22"/>
+          <w:sz w:val="22"/>
+          <w:szCs w:val="22"/>
+        </w:rPr>
+      </w:pPr>
+      <w:r>
+        <w:rPr>
+          <w:rFonts w:ascii="Arial Narrow" w:eastAsia="Arial Narrow" w:hAnsi="Arial Narrow" w:cs="Arial Narrow"/>
+          <w:b/>
+          <w:spacing w:val="-3"/>
+          <w:kern w:val="0"/>
+          <w14:ligatures w14:val="none"/>
+          <w:sz w:val="22"/>
+          <w:szCs w:val="22"/>
+        </w:rPr>
+        <w:t>DÉCIMO</w:t>
+      </w:r>
+      <w:r>
+        <w:rPr>
+          <w:rFonts w:ascii="Arial Narrow" w:eastAsia="Arial Narrow" w:hAnsi="Arial Narrow" w:cs="Arial Narrow"/>
+          <w:b/>
+          <w:color w:val="000000"/>
+          <w:kern w:val="0"/>
+          <w:sz w:val="22"/>
+          <w:szCs w:val="22"/>
+          <w:lang w:eastAsia="es-PE"/>
+          <w14:ligatures w14:val="none"/>
+        </w:rPr>
+        <w:t>:</w:t>
+      </w:r>
+      <w:r>
+        <w:rPr>
+          <w:rFonts w:ascii="Arial Narrow" w:eastAsia="Arial Narrow" w:hAnsi="Arial Narrow" w:cs="Arial Narrow"/>
+          <w:color w:val="000000"/>
+          <w:kern w:val="0"/>
+          <w:sz w:val="22"/>
+          <w:szCs w:val="22"/>
+          <w:lang w:eastAsia="es-PE"/>
+          <w14:ligatures w14:val="none"/>
         </w:rPr>
         <w:t xml:space="preserve"> </w:t>
       </w:r>
       <w:r>
         <w:rPr>
           <w:rFonts w:ascii="Arial Narrow" w:eastAsia="Arial Narrow" w:hAnsi="Arial Narrow" w:cs="Arial Narrow"/>
-          <w:kern w:val="0"/>
-          <w:sz w:val="22"/>
-          <w:szCs w:val="22"/>
-          <w:u w:val="single"/>
-          <w14:ligatures w14:val="none"/>
-        </w:rPr>
-        <w:t xml:space="preserve">Ello bajo apercibimiento de no realizar la audiencia de conciliación y levantar el acta de inasistencia correspondiente. </w:t>
-      </w:r>
+          <w:color w:val="000000"/>
+          <w:kern w:val="0"/>
+          <w:sz w:val="22"/>
+          <w:szCs w:val="22"/>
+          <w:lang w:eastAsia="es-PE"/>
+          <w14:ligatures w14:val="none"/>
+        </w:rPr>
+        <w:t xml:space="preserve">poner en conocimiento de las partes que, antes de la emisión de la Resolución Final, tienen la posibilidad de formular su desistimiento o presentar el acuerdo arribado mediante la conciliación, mediación, transacción o cualquier otro que, de forma indubitable, deje constancia que se ha solucionado la controversia materia de denuncia.</w:t>
+      </w:r>
+      <w:bookmarkStart w:id="14" w:name="h.gjdgxs" w:colFirst="0" w:colLast="0"/>
+      <w:bookmarkEnd w:id="14"/>
     </w:p>
     <w:p>
       <w:pPr>
@@ -7668,10 +7802,11 @@
         <w:jc w:val="both"/>
         <w:rPr>
           <w:rFonts w:ascii="Arial Narrow" w:eastAsia="Arial Narrow" w:hAnsi="Arial Narrow" w:cs="Arial Narrow"/>
-          <w:kern w:val="0"/>
-          <w:sz w:val="22"/>
-          <w:szCs w:val="22"/>
-          <w:u w:val="single"/>
+          <w:color w:val="000000"/>
+          <w:kern w:val="0"/>
+          <w:sz w:val="22"/>
+          <w:szCs w:val="22"/>
+          <w:lang w:eastAsia="es-PE"/>
           <w14:ligatures w14:val="none"/>
         </w:rPr>
       </w:pPr>
@@ -7683,112 +7818,61 @@
         <w:jc w:val="both"/>
         <w:rPr>
           <w:rFonts w:ascii="Arial Narrow" w:eastAsia="Arial Narrow" w:hAnsi="Arial Narrow" w:cs="Arial Narrow"/>
+          <w:sz w:val="22"/>
+          <w:szCs w:val="22"/>
+        </w:rPr>
+      </w:pPr>
+      <w:r>
+        <w:rPr>
+          <w:rFonts w:ascii="Arial Narrow" w:eastAsia="Arial Narrow" w:hAnsi="Arial Narrow" w:cs="Arial Narrow"/>
           <w:b/>
           <w:bCs/>
           <w:sz w:val="22"/>
           <w:szCs w:val="22"/>
         </w:rPr>
-      </w:pPr>
-      <w:r>
-        <w:rPr>
-          <w:rFonts w:ascii="Arial Narrow" w:eastAsia="Arial Narrow" w:hAnsi="Arial Narrow" w:cs="Arial Narrow"/>
-          <w:b/>
+        <w:t xml:space="preserve">DÉCIMO PRIMERO:</w:t>
+      </w:r>
+      <w:r>
+        <w:rPr>
+          <w:rFonts w:ascii="Arial Narrow" w:eastAsia="Arial Narrow" w:hAnsi="Arial Narrow" w:cs="Arial Narrow"/>
+          <w:sz w:val="22"/>
+          <w:szCs w:val="22"/>
+        </w:rPr>
+        <w:t xml:space="preserve"> </w:t>
+      </w:r>
+      <w:r>
+        <w:rPr>
+          <w:rFonts w:ascii="Arial Narrow" w:eastAsia="Arial Narrow" w:hAnsi="Arial Narrow" w:cs="Arial Narrow"/>
+          <w:sz w:val="22"/>
+          <w:szCs w:val="22"/>
+        </w:rPr>
+        <w:t xml:space="preserve">requerir a la señora [DENUNCIANTE] y Rímac Seguros y Reaseguros S.A. para que, dentro del plazo de dos (2) días hábiles siguientes a la fecha en que reciban la notificación en su bandejas de correo electrónico, efectúen la confirmación de recepción de la notificación remitida por este despacho a sus correos electrónicos, de conformidad con el segundo párrafo del numeral 4 del artículo 20 del Texto Único Ordenado de la Ley del Procedimiento Administrativo General, aprobado mediante Decreto Supremo 006-2026-JUS, bajo apercibimiento de rehacer el acto de notificación y notificarles conforme al numeral 1 del artículo 20 del citado cuerpo normativo.</w:t>
+      </w:r>
+      <w:r>
+        <w:rPr>
+          <w:rFonts w:ascii="Arial Narrow" w:eastAsia="Arial Narrow" w:hAnsi="Arial Narrow" w:cs="Arial Narrow"/>
+          <w:sz w:val="22"/>
+          <w:szCs w:val="22"/>
+        </w:rPr>
+        <w:t xml:space="preserve"/>
+      </w:r>
+      <w:r>
+        <w:rPr>
+          <w:rFonts w:ascii="Arial Narrow" w:eastAsia="Arial Narrow" w:hAnsi="Arial Narrow" w:cs="Arial Narrow"/>
           <w:spacing w:val="-3"/>
           <w:kern w:val="0"/>
           <w14:ligatures w14:val="none"/>
           <w:sz w:val="22"/>
           <w:szCs w:val="22"/>
         </w:rPr>
-        <w:t>DÉCIMO</w:t>
-      </w:r>
-      <w:r>
-        <w:rPr>
-          <w:rFonts w:ascii="Arial Narrow" w:eastAsia="Arial Narrow" w:hAnsi="Arial Narrow" w:cs="Arial Narrow"/>
-          <w:b/>
-          <w:color w:val="000000"/>
-          <w:kern w:val="0"/>
-          <w:sz w:val="22"/>
-          <w:szCs w:val="22"/>
-          <w:lang w:eastAsia="es-PE"/>
-          <w14:ligatures w14:val="none"/>
-        </w:rPr>
-        <w:t>:</w:t>
-      </w:r>
-      <w:r>
-        <w:rPr>
-          <w:rFonts w:ascii="Arial Narrow" w:eastAsia="Arial Narrow" w:hAnsi="Arial Narrow" w:cs="Arial Narrow"/>
-          <w:color w:val="000000"/>
-          <w:kern w:val="0"/>
-          <w:sz w:val="22"/>
-          <w:szCs w:val="22"/>
-          <w:lang w:eastAsia="es-PE"/>
-          <w14:ligatures w14:val="none"/>
-        </w:rPr>
-        <w:t xml:space="preserve"> </w:t>
-      </w:r>
-      <w:r>
-        <w:rPr>
-          <w:rFonts w:ascii="Arial Narrow" w:eastAsia="Arial Narrow" w:hAnsi="Arial Narrow" w:cs="Arial Narrow"/>
-          <w:color w:val="000000"/>
-          <w:kern w:val="0"/>
-          <w:sz w:val="22"/>
-          <w:szCs w:val="22"/>
-          <w:lang w:eastAsia="es-PE"/>
-          <w14:ligatures w14:val="none"/>
-        </w:rPr>
-        <w:t xml:space="preserve">poner en conocimiento de las partes que, antes de la emisión de la Resolución Final, tienen la posibilidad de formular su desistimiento o presentar el acuerdo arribado mediante la conciliación, mediación, transacción o cualquier otro que, de forma indubitable, deje constancia que se ha solucionado la controversia materia de denuncia.</w:t>
-      </w:r>
-      <w:bookmarkStart w:id="14" w:name="h.gjdgxs" w:colFirst="0" w:colLast="0"/>
-      <w:bookmarkEnd w:id="14"/>
-    </w:p>
-    <w:p>
-      <w:pPr>
-        <w:suppressAutoHyphens/>
-        <w:spacing w:after="0" w:line="240" w:lineRule="auto"/>
-        <w:jc w:val="both"/>
-        <w:rPr>
-          <w:rFonts w:ascii="Arial Narrow" w:eastAsia="Arial Narrow" w:hAnsi="Arial Narrow" w:cs="Arial Narrow"/>
-          <w:color w:val="000000"/>
-          <w:kern w:val="0"/>
-          <w:sz w:val="22"/>
-          <w:szCs w:val="22"/>
-          <w:lang w:eastAsia="es-PE"/>
-          <w14:ligatures w14:val="none"/>
-        </w:rPr>
-      </w:pPr>
-    </w:p>
-    <w:p>
-      <w:pPr>
-        <w:suppressAutoHyphens/>
-        <w:spacing w:after="0" w:line="240" w:lineRule="auto"/>
-        <w:jc w:val="both"/>
-        <w:rPr>
-          <w:rFonts w:ascii="Arial Narrow" w:eastAsia="Arial Narrow" w:hAnsi="Arial Narrow" w:cs="Arial Narrow"/>
-          <w:sz w:val="22"/>
-          <w:szCs w:val="22"/>
-        </w:rPr>
-      </w:pPr>
-      <w:r>
-        <w:rPr>
-          <w:rFonts w:ascii="Arial Narrow" w:eastAsia="Arial Narrow" w:hAnsi="Arial Narrow" w:cs="Arial Narrow"/>
-          <w:b/>
-          <w:bCs/>
-          <w:sz w:val="22"/>
-          <w:szCs w:val="22"/>
-        </w:rPr>
-        <w:t xml:space="preserve">DÉCIMO PRIMERO: </w:t>
-      </w:r>
-      <w:r>
-        <w:rPr>
-          <w:rFonts w:ascii="Arial Narrow" w:eastAsia="Arial Narrow" w:hAnsi="Arial Narrow" w:cs="Arial Narrow"/>
-          <w:sz w:val="22"/>
-          <w:szCs w:val="22"/>
-        </w:rPr>
-        <w:t xml:space="preserve">requerir a la señora [DENUNCIANTE] y Rímac Seguros y Reaseguros S.A. para que, dentro del plazo de dos (2) días hábiles siguientes a la fecha en que reciban la notificación en su bandejas de correo electrónico, efectúen la confirmación de recepción de la notificación remitida por este despacho a sus correos electrónicos, de conformidad con el segundo párrafo del numeral 4 del artículo 20 del Texto Único Ordenado de la Ley del Procedimiento Administrativo General, aprobado mediante Decreto Supremo 006-2026-JUS, bajo apercibimiento de rehacer el acto de notificación y notificarle conforme al numeral 1 del artículo 20 del citado cuerpo normativo.</w:t>
-      </w:r>
-      <w:r>
-        <w:rPr>
-          <w:rFonts w:ascii="Arial Narrow" w:eastAsia="Arial Narrow" w:hAnsi="Arial Narrow" w:cs="Arial Narrow"/>
+        <w:t/>
+      </w:r>
+      <w:r>
+        <w:rPr>
+          <w:rFonts w:ascii="Arial Narrow" w:eastAsia="Arial Narrow" w:hAnsi="Arial Narrow" w:cs="Arial Narrow"/>
+          <w:spacing w:val="-3"/>
+          <w:kern w:val="0"/>
+          <w14:ligatures w14:val="none"/>
           <w:sz w:val="22"/>
           <w:szCs w:val="22"/>
         </w:rPr>
@@ -7803,14 +7887,41 @@
           <w:sz w:val="22"/>
           <w:szCs w:val="22"/>
         </w:rPr>
+        <w:t xml:space="preserve"/>
+      </w:r>
+      <w:r>
+        <w:rPr>
+          <w:rFonts w:ascii="Arial Narrow" w:eastAsia="Arial Narrow" w:hAnsi="Arial Narrow" w:cs="Arial Narrow"/>
+          <w:spacing w:val="-3"/>
+          <w:kern w:val="0"/>
+          <w14:ligatures w14:val="none"/>
+          <w:sz w:val="22"/>
+          <w:szCs w:val="22"/>
+        </w:rPr>
+        <w:t xml:space="preserve"/>
+      </w:r>
+      <w:r>
+        <w:rPr>
+          <w:rFonts w:ascii="Arial Narrow" w:eastAsia="Arial Narrow" w:hAnsi="Arial Narrow" w:cs="Arial Narrow"/>
+          <w:color w:val="000000"/>
+          <w:sz w:val="22"/>
+          <w:szCs w:val="22"/>
+        </w:rPr>
         <w:t/>
       </w:r>
       <w:r>
         <w:rPr>
           <w:rFonts w:ascii="Arial Narrow" w:eastAsia="Arial Narrow" w:hAnsi="Arial Narrow" w:cs="Arial Narrow"/>
-          <w:spacing w:val="-3"/>
-          <w:kern w:val="0"/>
-          <w14:ligatures w14:val="none"/>
+          <w:color w:val="000000"/>
+          <w:sz w:val="22"/>
+          <w:szCs w:val="22"/>
+        </w:rPr>
+        <w:t/>
+      </w:r>
+      <w:r>
+        <w:rPr>
+          <w:rFonts w:ascii="Arial Narrow" w:eastAsia="Arial Narrow" w:hAnsi="Arial Narrow" w:cs="Arial Narrow"/>
+          <w:color w:val="000000"/>
           <w:sz w:val="22"/>
           <w:szCs w:val="22"/>
         </w:rPr>
@@ -7819,9 +7930,16 @@
       <w:r>
         <w:rPr>
           <w:rFonts w:ascii="Arial Narrow" w:eastAsia="Arial Narrow" w:hAnsi="Arial Narrow" w:cs="Arial Narrow"/>
-          <w:spacing w:val="-3"/>
-          <w:kern w:val="0"/>
-          <w14:ligatures w14:val="none"/>
+          <w:color w:val="000000"/>
+          <w:sz w:val="22"/>
+          <w:szCs w:val="22"/>
+        </w:rPr>
+        <w:t/>
+      </w:r>
+      <w:r>
+        <w:rPr>
+          <w:rFonts w:ascii="Arial Narrow" w:eastAsia="Arial Narrow" w:hAnsi="Arial Narrow" w:cs="Arial Narrow"/>
+          <w:color w:val="000000"/>
           <w:sz w:val="22"/>
           <w:szCs w:val="22"/>
         </w:rPr>
@@ -7830,9 +7948,16 @@
       <w:r>
         <w:rPr>
           <w:rFonts w:ascii="Arial Narrow" w:eastAsia="Arial Narrow" w:hAnsi="Arial Narrow" w:cs="Arial Narrow"/>
-          <w:spacing w:val="-3"/>
-          <w:kern w:val="0"/>
-          <w14:ligatures w14:val="none"/>
+          <w:color w:val="000000"/>
+          <w:sz w:val="22"/>
+          <w:szCs w:val="22"/>
+        </w:rPr>
+        <w:t/>
+      </w:r>
+      <w:r>
+        <w:rPr>
+          <w:rFonts w:ascii="Arial Narrow" w:eastAsia="Arial Narrow" w:hAnsi="Arial Narrow" w:cs="Arial Narrow"/>
+          <w:color w:val="000000"/>
           <w:sz w:val="22"/>
           <w:szCs w:val="22"/>
         </w:rPr>
@@ -7854,6 +7979,15 @@
           <w:sz w:val="22"/>
           <w:szCs w:val="22"/>
         </w:rPr>
+        <w:t xml:space="preserve"/>
+      </w:r>
+      <w:r>
+        <w:rPr>
+          <w:rFonts w:ascii="Arial Narrow" w:eastAsia="Arial Narrow" w:hAnsi="Arial Narrow" w:cs="Arial Narrow"/>
+          <w:color w:val="000000"/>
+          <w:sz w:val="22"/>
+          <w:szCs w:val="22"/>
+        </w:rPr>
         <w:t/>
       </w:r>
       <w:r>
@@ -7881,14 +8015,26 @@
           <w:sz w:val="22"/>
           <w:szCs w:val="22"/>
         </w:rPr>
+        <w:t/>
+      </w:r>
+      <w:r>
+        <w:rPr>
+          <w:rFonts w:ascii="Arial Narrow" w:eastAsia="Arial Narrow" w:hAnsi="Arial Narrow" w:cs="Arial Narrow"/>
+          <w:color w:val="000000"/>
+          <w:sz w:val="22"/>
+          <w:szCs w:val="22"/>
+        </w:rPr>
         <w:t xml:space="preserve"/>
       </w:r>
       <w:r>
         <w:rPr>
           <w:rFonts w:ascii="Arial Narrow" w:eastAsia="Arial Narrow" w:hAnsi="Arial Narrow" w:cs="Arial Narrow"/>
           <w:color w:val="000000"/>
-          <w:sz w:val="22"/>
-          <w:szCs w:val="22"/>
+          <w:kern w:val="0"/>
+          <w:sz w:val="22"/>
+          <w:szCs w:val="22"/>
+          <w:lang w:eastAsia="es-PE"/>
+          <w14:ligatures w14:val="none"/>
         </w:rPr>
         <w:t/>
       </w:r>
@@ -7905,8 +8051,11 @@
         <w:rPr>
           <w:rFonts w:ascii="Arial Narrow" w:eastAsia="Arial Narrow" w:hAnsi="Arial Narrow" w:cs="Arial Narrow"/>
           <w:color w:val="000000"/>
-          <w:sz w:val="22"/>
-          <w:szCs w:val="22"/>
+          <w:kern w:val="0"/>
+          <w:sz w:val="22"/>
+          <w:szCs w:val="22"/>
+          <w:lang w:eastAsia="es-PE"/>
+          <w14:ligatures w14:val="none"/>
         </w:rPr>
         <w:t/>
       </w:r>
@@ -7921,100 +8070,13 @@
       </w:r>
       <w:r>
         <w:rPr>
-          <w:rFonts w:ascii="Arial Narrow" w:eastAsia="Arial Narrow" w:hAnsi="Arial Narrow" w:cs="Arial Narrow"/>
-          <w:color w:val="000000"/>
-          <w:sz w:val="22"/>
-          <w:szCs w:val="22"/>
-        </w:rPr>
-        <w:t/>
-      </w:r>
-      <w:r>
-        <w:rPr>
-          <w:rFonts w:ascii="Arial Narrow" w:eastAsia="Arial Narrow" w:hAnsi="Arial Narrow" w:cs="Arial Narrow"/>
-          <w:color w:val="000000"/>
-          <w:sz w:val="22"/>
-          <w:szCs w:val="22"/>
-        </w:rPr>
-        <w:t xml:space="preserve"/>
-      </w:r>
-      <w:r>
-        <w:rPr>
-          <w:rFonts w:ascii="Arial Narrow" w:eastAsia="Arial Narrow" w:hAnsi="Arial Narrow" w:cs="Arial Narrow"/>
-          <w:color w:val="000000"/>
-          <w:sz w:val="22"/>
-          <w:szCs w:val="22"/>
-        </w:rPr>
-        <w:t/>
-      </w:r>
-      <w:r>
-        <w:rPr>
-          <w:rFonts w:ascii="Arial Narrow" w:eastAsia="Arial Narrow" w:hAnsi="Arial Narrow" w:cs="Arial Narrow"/>
-          <w:color w:val="000000"/>
-          <w:sz w:val="22"/>
-          <w:szCs w:val="22"/>
-        </w:rPr>
-        <w:t/>
-      </w:r>
-      <w:r>
-        <w:rPr>
-          <w:rFonts w:ascii="Arial Narrow" w:eastAsia="Arial Narrow" w:hAnsi="Arial Narrow" w:cs="Arial Narrow"/>
-          <w:color w:val="000000"/>
-          <w:sz w:val="22"/>
-          <w:szCs w:val="22"/>
-        </w:rPr>
-        <w:t xml:space="preserve"/>
-      </w:r>
-      <w:r>
-        <w:rPr>
-          <w:rFonts w:ascii="Arial Narrow" w:eastAsia="Arial Narrow" w:hAnsi="Arial Narrow" w:cs="Arial Narrow"/>
-          <w:color w:val="000000"/>
-          <w:kern w:val="0"/>
-          <w:sz w:val="22"/>
-          <w:szCs w:val="22"/>
-          <w:lang w:eastAsia="es-PE"/>
-          <w14:ligatures w14:val="none"/>
-        </w:rPr>
-        <w:t/>
-      </w:r>
-      <w:r>
-        <w:rPr>
-          <w:rFonts w:ascii="Arial Narrow" w:eastAsia="Arial Narrow" w:hAnsi="Arial Narrow" w:cs="Arial Narrow"/>
-          <w:color w:val="000000"/>
-          <w:sz w:val="22"/>
-          <w:szCs w:val="22"/>
-        </w:rPr>
-        <w:t xml:space="preserve"/>
-      </w:r>
-      <w:r>
-        <w:rPr>
-          <w:rFonts w:ascii="Arial Narrow" w:eastAsia="Arial Narrow" w:hAnsi="Arial Narrow" w:cs="Arial Narrow"/>
-          <w:color w:val="000000"/>
-          <w:kern w:val="0"/>
-          <w:sz w:val="22"/>
-          <w:szCs w:val="22"/>
-          <w:lang w:eastAsia="es-PE"/>
-          <w14:ligatures w14:val="none"/>
-        </w:rPr>
-        <w:t/>
-      </w:r>
-      <w:r>
-        <w:rPr>
-          <w:rFonts w:ascii="Arial Narrow" w:eastAsia="Arial Narrow" w:hAnsi="Arial Narrow" w:cs="Arial Narrow"/>
-          <w:color w:val="000000"/>
-          <w:sz w:val="22"/>
-          <w:szCs w:val="22"/>
-        </w:rPr>
-        <w:t xml:space="preserve"/>
-      </w:r>
-      <w:r>
-        <w:rPr>
           <w:rStyle w:val="Refdenotaalpie"/>
           <w:rFonts w:ascii="Arial Narrow" w:eastAsia="Arial Narrow" w:hAnsi="Arial Narrow" w:cs="Arial Narrow"/>
           <w:sz w:val="22"/>
           <w:szCs w:val="22"/>
           <w:vertAlign w:val="superscript"/>
         </w:rPr>
-        <w:footnoteReference w:id="13"/>
+        <w:footnoteReference w:id="15"/>
       </w:r>
       <w:r>
         <w:rPr>
@@ -8414,6 +8476,9 @@
     <w:p>
       <w:pPr>
         <w:pStyle w:val="Textonotapie"/>
+        <w:tabs>
+          <w:tab w:val="left" w:pos="567"/>
+        </w:tabs>
         <w:ind w:left="567" w:hanging="567"/>
         <w:jc w:val="both"/>
         <w:rPr>
@@ -8438,7 +8503,82 @@
           <w:sz w:val="16"/>
           <w:szCs w:val="16"/>
         </w:rPr>
+        <w:tab/>
+        <w:t xml:space="preserve"/>
+      </w:r>
+      <w:r>
+        <w:rPr>
+          <w:rFonts w:ascii="Arial Narrow" w:eastAsia="Arial Narrow" w:hAnsi="Arial Narrow" w:cs="Arial Narrow"/>
+          <w:sz w:val="16"/>
+          <w:szCs w:val="16"/>
+        </w:rPr>
+        <w:tab/>
+        <w:t>Publicado</w:t>
+      </w:r>
+      <w:r>
+        <w:rPr>
+          <w:rFonts w:ascii="Arial Narrow" w:eastAsia="Arial Narrow" w:hAnsi="Arial Narrow" w:cs="Arial Narrow"/>
+          <w:b/>
+          <w:sz w:val="16"/>
+          <w:szCs w:val="16"/>
+        </w:rPr>
         <w:t xml:space="preserve"> </w:t>
+      </w:r>
+      <w:r>
+        <w:rPr>
+          <w:rFonts w:ascii="Arial Narrow" w:eastAsia="Arial Narrow" w:hAnsi="Arial Narrow" w:cs="Arial Narrow"/>
+          <w:sz w:val="16"/>
+          <w:szCs w:val="16"/>
+        </w:rPr>
+        <w:t xml:space="preserve">el 2 de setiembre de 2010 en el Diario Oficial El Peruano, vigente desde el 2 de octubre de 2010 y modificado por Decreto Legislativo 1308.</w:t>
+      </w:r>
+    </w:p>
+    <w:p>
+      <w:pPr>
+        <w:pStyle w:val="Textonotapie"/>
+        <w:ind w:left="567" w:hanging="567"/>
+        <w:jc w:val="both"/>
+        <w:rPr>
+          <w:rFonts w:ascii="Arial Narrow" w:eastAsia="Arial Narrow" w:hAnsi="Arial Narrow" w:cs="Arial Narrow"/>
+          <w:sz w:val="16"/>
+          <w:szCs w:val="16"/>
+        </w:rPr>
+      </w:pPr>
+    </w:p>
+  </w:footnote>
+  <w:footnote w:id="2">
+    <w:p>
+      <w:pPr>
+        <w:pStyle w:val="Textonotapie"/>
+        <w:tabs>
+          <w:tab w:val="left" w:pos="567"/>
+        </w:tabs>
+        <w:ind w:left="567" w:hanging="567"/>
+        <w:jc w:val="both"/>
+        <w:rPr>
+          <w:rFonts w:ascii="Arial Narrow" w:eastAsia="Arial Narrow" w:hAnsi="Arial Narrow" w:cs="Arial Narrow"/>
+          <w:sz w:val="16"/>
+          <w:szCs w:val="16"/>
+        </w:rPr>
+      </w:pPr>
+      <w:r>
+        <w:rPr>
+          <w:rStyle w:val="Refdenotaalpie"/>
+          <w:rFonts w:ascii="Arial Narrow" w:eastAsia="Arial Narrow" w:hAnsi="Arial Narrow" w:cs="Arial Narrow"/>
+          <w:sz w:val="16"/>
+          <w:szCs w:val="16"/>
+          <w:vertAlign w:val="superscript"/>
+        </w:rPr>
+        <w:footnoteRef/>
+      </w:r>
+      <w:r>
+        <w:rPr>
+          <w:rFonts w:ascii="Arial Narrow" w:eastAsia="Arial Narrow" w:hAnsi="Arial Narrow" w:cs="Arial Narrow"/>
+          <w:sz w:val="16"/>
+          <w:szCs w:val="16"/>
+        </w:rPr>
+        <w:tab/>
+        <w:t xml:space="preserve"/>
       </w:r>
       <w:r>
         <w:rPr>
@@ -8482,76 +8622,6 @@
           <w:szCs w:val="16"/>
         </w:rPr>
         <w:t>.</w:t>
-      </w:r>
-    </w:p>
-    <w:p>
-      <w:pPr>
-        <w:pStyle w:val="Textonotapie"/>
-        <w:ind w:left="567" w:hanging="567"/>
-        <w:jc w:val="both"/>
-        <w:rPr>
-          <w:rFonts w:ascii="Arial Narrow" w:eastAsia="Arial Narrow" w:hAnsi="Arial Narrow" w:cs="Arial Narrow"/>
-          <w:sz w:val="16"/>
-          <w:szCs w:val="16"/>
-        </w:rPr>
-      </w:pPr>
-    </w:p>
-  </w:footnote>
-  <w:footnote w:id="2">
-    <w:p>
-      <w:pPr>
-        <w:pStyle w:val="Textonotapie"/>
-        <w:ind w:left="567" w:hanging="567"/>
-        <w:jc w:val="both"/>
-        <w:rPr>
-          <w:rFonts w:ascii="Arial Narrow" w:eastAsia="Arial Narrow" w:hAnsi="Arial Narrow" w:cs="Arial Narrow"/>
-          <w:sz w:val="16"/>
-          <w:szCs w:val="16"/>
-        </w:rPr>
-      </w:pPr>
-      <w:r>
-        <w:rPr>
-          <w:rStyle w:val="Refdenotaalpie"/>
-          <w:rFonts w:ascii="Arial Narrow" w:eastAsia="Arial Narrow" w:hAnsi="Arial Narrow" w:cs="Arial Narrow"/>
-          <w:sz w:val="16"/>
-          <w:szCs w:val="16"/>
-          <w:vertAlign w:val="superscript"/>
-        </w:rPr>
-        <w:footnoteRef/>
-      </w:r>
-      <w:r>
-        <w:rPr>
-          <w:rFonts w:ascii="Arial Narrow" w:eastAsia="Arial Narrow" w:hAnsi="Arial Narrow" w:cs="Arial Narrow"/>
-          <w:sz w:val="16"/>
-          <w:szCs w:val="16"/>
-        </w:rPr>
-        <w:t xml:space="preserve"> </w:t>
-      </w:r>
-      <w:r>
-        <w:rPr>
-          <w:rFonts w:ascii="Arial Narrow" w:eastAsia="Arial Narrow" w:hAnsi="Arial Narrow" w:cs="Arial Narrow"/>
-          <w:sz w:val="16"/>
-          <w:szCs w:val="16"/>
-        </w:rPr>
-        <w:tab/>
-        <w:t>Publicado</w:t>
-      </w:r>
-      <w:r>
-        <w:rPr>
-          <w:rFonts w:ascii="Arial Narrow" w:eastAsia="Arial Narrow" w:hAnsi="Arial Narrow" w:cs="Arial Narrow"/>
-          <w:b/>
-          <w:sz w:val="16"/>
-          <w:szCs w:val="16"/>
-        </w:rPr>
-        <w:t xml:space="preserve"> </w:t>
-      </w:r>
-      <w:r>
-        <w:rPr>
-          <w:rFonts w:ascii="Arial Narrow" w:eastAsia="Arial Narrow" w:hAnsi="Arial Narrow" w:cs="Arial Narrow"/>
-          <w:sz w:val="16"/>
-          <w:szCs w:val="16"/>
-        </w:rPr>
-        <w:t xml:space="preserve">el 2 de setiembre de 2010 en el Diario Oficial El Peruano, vigente desde el 2 de octubre de 2010 y modificado por Decreto Legislativo 1308.</w:t>
       </w:r>
     </w:p>
     <w:p>
@@ -8600,7 +8670,8 @@
           <w:sz w:val="16"/>
           <w:szCs w:val="16"/>
         </w:rPr>
-        <w:t xml:space="preserve"> </w:t>
+        <w:tab/>
+        <w:t xml:space="preserve"/>
       </w:r>
       <w:r>
         <w:rPr>
@@ -8707,10 +8778,30 @@
         <w:jc w:val="both"/>
         <w:rPr>
           <w:rFonts w:ascii="Arial Narrow" w:eastAsia="Arial Narrow" w:hAnsi="Arial Narrow" w:cs="Arial Narrow"/>
-          <w:sz w:val="16"/>
-          <w:szCs w:val="16"/>
-        </w:rPr>
-      </w:pPr>
+          <w:b/>
+          <w:bCs/>
+          <w:sz w:val="16"/>
+          <w:szCs w:val="16"/>
+        </w:rPr>
+      </w:pPr>
+      <w:r>
+        <w:rPr>
+          <w:rFonts w:ascii="Arial Narrow" w:eastAsia="Arial Narrow" w:hAnsi="Arial Narrow" w:cs="Arial Narrow"/>
+          <w:sz w:val="16"/>
+          <w:szCs w:val="16"/>
+        </w:rPr>
+        <w:tab/>
+      </w:r>
+      <w:r>
+        <w:rPr>
+          <w:rFonts w:ascii="Arial Narrow" w:eastAsia="Arial Narrow" w:hAnsi="Arial Narrow" w:cs="Arial Narrow"/>
+          <w:b/>
+          <w:bCs/>
+          <w:sz w:val="16"/>
+          <w:szCs w:val="16"/>
+        </w:rPr>
+        <w:t xml:space="preserve">LEY DE ORGANIZACIÓN Y FUNCIONES DEL INDECOPI, APROBADA POR DECRETO LEGISLATIVO 1033 </w:t>
+      </w:r>
     </w:p>
     <w:p>
       <w:pPr>
@@ -8722,29 +8813,28 @@
         <w:jc w:val="both"/>
         <w:rPr>
           <w:rFonts w:ascii="Arial Narrow" w:eastAsia="Arial Narrow" w:hAnsi="Arial Narrow" w:cs="Arial Narrow"/>
+          <w:sz w:val="16"/>
+          <w:szCs w:val="16"/>
+        </w:rPr>
+      </w:pPr>
+      <w:r>
+        <w:rPr>
+          <w:rFonts w:ascii="Arial Narrow" w:eastAsia="Arial Narrow" w:hAnsi="Arial Narrow" w:cs="Arial Narrow"/>
           <w:b/>
           <w:bCs/>
           <w:sz w:val="16"/>
           <w:szCs w:val="16"/>
         </w:rPr>
-      </w:pPr>
-      <w:r>
-        <w:rPr>
-          <w:rFonts w:ascii="Arial Narrow" w:eastAsia="Arial Narrow" w:hAnsi="Arial Narrow" w:cs="Arial Narrow"/>
-          <w:sz w:val="16"/>
-          <w:szCs w:val="16"/>
-        </w:rPr>
         <w:tab/>
-      </w:r>
-      <w:r>
-        <w:rPr>
-          <w:rFonts w:ascii="Arial Narrow" w:eastAsia="Arial Narrow" w:hAnsi="Arial Narrow" w:cs="Arial Narrow"/>
-          <w:b/>
-          <w:bCs/>
-          <w:sz w:val="16"/>
-          <w:szCs w:val="16"/>
-        </w:rPr>
-        <w:t xml:space="preserve">LEY DE ORGANIZACIÓN Y FUNCIONES DEL INDECOPI, APROBADA POR DECRETO LEGISLATIVO 1033 </w:t>
+        <w:t>Artículo 27.-</w:t>
+      </w:r>
+      <w:r>
+        <w:rPr>
+          <w:rFonts w:ascii="Arial Narrow" w:eastAsia="Arial Narrow" w:hAnsi="Arial Narrow" w:cs="Arial Narrow"/>
+          <w:sz w:val="16"/>
+          <w:szCs w:val="16"/>
+        </w:rPr>
+        <w:t xml:space="preserve"> De la Comisión de Protección al Consumidor.- </w:t>
       </w:r>
     </w:p>
     <w:p>
@@ -8764,21 +8854,11 @@
       <w:r>
         <w:rPr>
           <w:rFonts w:ascii="Arial Narrow" w:eastAsia="Arial Narrow" w:hAnsi="Arial Narrow" w:cs="Arial Narrow"/>
-          <w:b/>
-          <w:bCs/>
           <w:sz w:val="16"/>
           <w:szCs w:val="16"/>
         </w:rPr>
         <w:tab/>
-        <w:t>Artículo 27.-</w:t>
-      </w:r>
-      <w:r>
-        <w:rPr>
-          <w:rFonts w:ascii="Arial Narrow" w:eastAsia="Arial Narrow" w:hAnsi="Arial Narrow" w:cs="Arial Narrow"/>
-          <w:sz w:val="16"/>
-          <w:szCs w:val="16"/>
-        </w:rPr>
-        <w:t xml:space="preserve"> De la Comisión de Protección al Consumidor.- </w:t>
+        <w:t>Corresponde a la Comisión de Protección al Consumidor velar por el cumplimiento de la Ley de Protección al Consumidor y de las leyes que, en general, protegen a los consumidores de la falta de idoneidad de los bienes y servicios en función de la información brindada, de las omisiones de información y de la discriminación en el consumo, así como de aquellas que complementen o sustituyan a las anteriores.</w:t>
       </w:r>
     </w:p>
     <w:p>
@@ -8791,20 +8871,15 @@
         <w:jc w:val="both"/>
         <w:rPr>
           <w:rFonts w:ascii="Arial Narrow" w:eastAsia="Arial Narrow" w:hAnsi="Arial Narrow" w:cs="Arial Narrow"/>
-          <w:sz w:val="16"/>
-          <w:szCs w:val="16"/>
-        </w:rPr>
-      </w:pPr>
-      <w:r>
-        <w:rPr>
-          <w:rFonts w:ascii="Arial Narrow" w:eastAsia="Arial Narrow" w:hAnsi="Arial Narrow" w:cs="Arial Narrow"/>
-          <w:sz w:val="16"/>
-          <w:szCs w:val="16"/>
-        </w:rPr>
-        <w:tab/>
-        <w:t>Corresponde a la Comisión de Protección al Consumidor velar por el cumplimiento de la Ley de Protección al Consumidor y de las leyes que, en general, protegen a los consumidores de la falta de idoneidad de los bienes y servicios en función de la información brindada, de las omisiones de información y de la discriminación en el consumo, así como de aquellas que complementen o sustituyan a las anteriores.</w:t>
-      </w:r>
-    </w:p>
+          <w:b/>
+          <w:bCs/>
+          <w:sz w:val="16"/>
+          <w:szCs w:val="16"/>
+        </w:rPr>
+      </w:pPr>
+    </w:p>
+  </w:footnote>
+  <w:footnote w:id="4">
     <w:p>
       <w:pPr>
         <w:pStyle w:val="Textonotapie"/>
@@ -8821,9 +8896,150 @@
           <w:szCs w:val="16"/>
         </w:rPr>
       </w:pPr>
-    </w:p>
-  </w:footnote>
-  <w:footnote w:id="4">
+      <w:r>
+        <w:rPr>
+          <w:rStyle w:val="Refdenotaalpie"/>
+          <w:rFonts w:ascii="Arial Narrow" w:eastAsia="Arial Narrow" w:hAnsi="Arial Narrow" w:cs="Arial Narrow"/>
+          <w:sz w:val="16"/>
+          <w:szCs w:val="16"/>
+          <w:vertAlign w:val="superscript"/>
+        </w:rPr>
+        <w:footnoteRef/>
+      </w:r>
+      <w:r>
+        <w:rPr>
+          <w:rFonts w:ascii="Arial Narrow" w:eastAsia="Arial Narrow" w:hAnsi="Arial Narrow" w:cs="Arial Narrow"/>
+          <w:sz w:val="16"/>
+          <w:szCs w:val="16"/>
+        </w:rPr>
+        <w:tab/>
+        <w:t xml:space="preserve"/>
+      </w:r>
+      <w:r>
+        <w:rPr>
+          <w:rFonts w:ascii="Arial Narrow" w:eastAsia="Arial Narrow" w:hAnsi="Arial Narrow" w:cs="Arial Narrow"/>
+          <w:sz w:val="16"/>
+          <w:szCs w:val="16"/>
+        </w:rPr>
+        <w:tab/>
+      </w:r>
+      <w:r>
+        <w:rPr>
+          <w:rFonts w:ascii="Arial Narrow" w:eastAsia="Arial Narrow" w:hAnsi="Arial Narrow" w:cs="Arial Narrow"/>
+          <w:b/>
+          <w:bCs/>
+          <w:sz w:val="16"/>
+          <w:szCs w:val="16"/>
+        </w:rPr>
+        <w:t xml:space="preserve">LEY 29571, CÓDIGO DE PROTECCIÓN Y DEFENSA DEL CONSUMIDOR, publicado el 2 de setiembre de 2010 y modificado por Decreto Legislativo 1308 </w:t>
+      </w:r>
+    </w:p>
+    <w:p>
+      <w:pPr>
+        <w:pStyle w:val="Textonotapie"/>
+        <w:ind w:left="567" w:right="-1"/>
+        <w:jc w:val="both"/>
+        <w:rPr>
+          <w:rFonts w:ascii="Arial Narrow" w:eastAsia="Arial Narrow" w:hAnsi="Arial Narrow" w:cs="Arial Narrow"/>
+          <w:b/>
+          <w:bCs/>
+          <w:sz w:val="16"/>
+          <w:szCs w:val="16"/>
+        </w:rPr>
+      </w:pPr>
+      <w:r>
+        <w:rPr>
+          <w:rFonts w:ascii="Arial Narrow" w:eastAsia="Arial Narrow" w:hAnsi="Arial Narrow" w:cs="Arial Narrow"/>
+          <w:b/>
+          <w:bCs/>
+          <w:sz w:val="16"/>
+          <w:szCs w:val="16"/>
+        </w:rPr>
+        <w:t xml:space="preserve">Artículo 18.- Idoneidad </w:t>
+      </w:r>
+    </w:p>
+    <w:p>
+      <w:pPr>
+        <w:pStyle w:val="Textonotapie"/>
+        <w:ind w:left="567" w:right="-1"/>
+        <w:jc w:val="both"/>
+        <w:rPr>
+          <w:rFonts w:ascii="Arial Narrow" w:eastAsia="Arial Narrow" w:hAnsi="Arial Narrow" w:cs="Arial Narrow"/>
+          <w:sz w:val="16"/>
+          <w:szCs w:val="16"/>
+        </w:rPr>
+      </w:pPr>
+      <w:r>
+        <w:rPr>
+          <w:rFonts w:ascii="Arial Narrow" w:eastAsia="Arial Narrow" w:hAnsi="Arial Narrow" w:cs="Arial Narrow"/>
+          <w:sz w:val="16"/>
+          <w:szCs w:val="16"/>
+        </w:rPr>
+        <w:t xml:space="preserve">Se entiende por idoneidad la correspondencia entre lo que un consumidor espera y lo que efectivamente recibe, en función a lo que se le hubiera ofrecido, la publicidad e información transmitida, las condiciones y circunstancias de la transacción, las características y naturaleza del producto o servicio, el precio, entre otros factores, atendiendo a las circunstancias del caso. </w:t>
+      </w:r>
+    </w:p>
+    <w:p>
+      <w:pPr>
+        <w:pStyle w:val="Textonotapie"/>
+        <w:ind w:left="567" w:right="-1"/>
+        <w:jc w:val="both"/>
+        <w:rPr>
+          <w:rFonts w:ascii="Arial Narrow" w:eastAsia="Arial Narrow" w:hAnsi="Arial Narrow" w:cs="Arial Narrow"/>
+          <w:sz w:val="16"/>
+          <w:szCs w:val="16"/>
+        </w:rPr>
+      </w:pPr>
+      <w:r>
+        <w:rPr>
+          <w:rFonts w:ascii="Arial Narrow" w:eastAsia="Arial Narrow" w:hAnsi="Arial Narrow" w:cs="Arial Narrow"/>
+          <w:sz w:val="16"/>
+          <w:szCs w:val="16"/>
+        </w:rPr>
+        <w:t xml:space="preserve">La idoneidad es evaluada en función a la propia naturaleza del producto o servicio y a su aptitud para satisfacer la finalidad para la cual ha sido puesto en el mercado. Las autorizaciones por parte de los organismos del Estado para la fabricación de un producto o la prestación de un servicio, en los casos que sea necesario, no eximen de responsabilidad al proveedor frente al consumidor. </w:t>
+      </w:r>
+    </w:p>
+    <w:p>
+      <w:pPr>
+        <w:pStyle w:val="Textonotapie"/>
+        <w:ind w:left="567" w:right="-1"/>
+        <w:jc w:val="both"/>
+        <w:rPr>
+          <w:rFonts w:ascii="Arial Narrow" w:eastAsia="Arial Narrow" w:hAnsi="Arial Narrow" w:cs="Arial Narrow"/>
+          <w:sz w:val="16"/>
+          <w:szCs w:val="16"/>
+        </w:rPr>
+      </w:pPr>
+      <w:r>
+        <w:rPr>
+          <w:rFonts w:ascii="Arial Narrow" w:eastAsia="Arial Narrow" w:hAnsi="Arial Narrow" w:cs="Arial Narrow"/>
+          <w:b/>
+          <w:bCs/>
+          <w:sz w:val="16"/>
+          <w:szCs w:val="16"/>
+        </w:rPr>
+        <w:t xml:space="preserve">Artículo 19.- Obligación de los proveedores </w:t>
+      </w:r>
+    </w:p>
+    <w:p>
+      <w:pPr>
+        <w:pStyle w:val="Textonotapie"/>
+        <w:ind w:left="567" w:right="-1"/>
+        <w:jc w:val="both"/>
+        <w:rPr>
+          <w:rFonts w:ascii="Arial Narrow" w:eastAsia="Arial Narrow" w:hAnsi="Arial Narrow" w:cs="Arial Narrow"/>
+          <w:sz w:val="16"/>
+          <w:szCs w:val="16"/>
+        </w:rPr>
+      </w:pPr>
+      <w:r>
+        <w:rPr>
+          <w:rFonts w:ascii="Arial Narrow" w:eastAsia="Arial Narrow" w:hAnsi="Arial Narrow" w:cs="Arial Narrow"/>
+          <w:sz w:val="16"/>
+          <w:szCs w:val="16"/>
+        </w:rPr>
+        <w:t>El proveedor responde por la idoneidad y calidad de los productos y servicios ofrecidos; por la autenticidad de las marcas y leyendas que exhiben sus productos o del signo que respalda al prestador del servicio, por la falta de conformidad entre la publicidad comercial de los productos y servicios y estos, así como por el contenido y la vida útil del producto indicado en el envase, en lo que corresponda.</w:t>
+      </w:r>
+    </w:p>
     <w:p>
       <w:pPr>
         <w:pStyle w:val="Textonotapie"/>
@@ -8840,161 +9056,9 @@
           <w:szCs w:val="16"/>
         </w:rPr>
       </w:pPr>
-      <w:r>
-        <w:rPr>
-          <w:rStyle w:val="Refdenotaalpie"/>
-          <w:rFonts w:ascii="Arial Narrow" w:eastAsia="Arial Narrow" w:hAnsi="Arial Narrow" w:cs="Arial Narrow"/>
-          <w:sz w:val="16"/>
-          <w:szCs w:val="16"/>
-          <w:vertAlign w:val="superscript"/>
-        </w:rPr>
-        <w:footnoteRef/>
-      </w:r>
-      <w:r>
-        <w:rPr>
-          <w:rFonts w:ascii="Arial Narrow" w:eastAsia="Arial Narrow" w:hAnsi="Arial Narrow" w:cs="Arial Narrow"/>
-          <w:sz w:val="16"/>
-          <w:szCs w:val="16"/>
-        </w:rPr>
-        <w:t xml:space="preserve"> </w:t>
-      </w:r>
-      <w:r>
-        <w:rPr>
-          <w:rFonts w:ascii="Arial Narrow" w:eastAsia="Arial Narrow" w:hAnsi="Arial Narrow" w:cs="Arial Narrow"/>
-          <w:sz w:val="16"/>
-          <w:szCs w:val="16"/>
-        </w:rPr>
-        <w:tab/>
-      </w:r>
-      <w:r>
-        <w:rPr>
-          <w:rFonts w:ascii="Arial Narrow" w:eastAsia="Arial Narrow" w:hAnsi="Arial Narrow" w:cs="Arial Narrow"/>
-          <w:b/>
-          <w:bCs/>
-          <w:sz w:val="16"/>
-          <w:szCs w:val="16"/>
-        </w:rPr>
-        <w:t xml:space="preserve">LEY 29571, CÓDIGO DE PROTECCIÓN Y DEFENSA DEL CONSUMIDOR, publicado el 2 de setiembre de 2010 y modificado por Decreto Legislativo 1308 </w:t>
-      </w:r>
-    </w:p>
-    <w:p>
-      <w:pPr>
-        <w:pStyle w:val="Textonotapie"/>
-        <w:ind w:left="567" w:right="-1"/>
-        <w:jc w:val="both"/>
-        <w:rPr>
-          <w:rFonts w:ascii="Arial Narrow" w:eastAsia="Arial Narrow" w:hAnsi="Arial Narrow" w:cs="Arial Narrow"/>
-          <w:b/>
-          <w:bCs/>
-          <w:sz w:val="16"/>
-          <w:szCs w:val="16"/>
-        </w:rPr>
-      </w:pPr>
-      <w:r>
-        <w:rPr>
-          <w:rFonts w:ascii="Arial Narrow" w:eastAsia="Arial Narrow" w:hAnsi="Arial Narrow" w:cs="Arial Narrow"/>
-          <w:b/>
-          <w:bCs/>
-          <w:sz w:val="16"/>
-          <w:szCs w:val="16"/>
-        </w:rPr>
-        <w:t xml:space="preserve">Artículo 18.- Idoneidad </w:t>
-      </w:r>
-    </w:p>
-    <w:p>
-      <w:pPr>
-        <w:pStyle w:val="Textonotapie"/>
-        <w:ind w:left="567" w:right="-1"/>
-        <w:jc w:val="both"/>
-        <w:rPr>
-          <w:rFonts w:ascii="Arial Narrow" w:eastAsia="Arial Narrow" w:hAnsi="Arial Narrow" w:cs="Arial Narrow"/>
-          <w:sz w:val="16"/>
-          <w:szCs w:val="16"/>
-        </w:rPr>
-      </w:pPr>
-      <w:r>
-        <w:rPr>
-          <w:rFonts w:ascii="Arial Narrow" w:eastAsia="Arial Narrow" w:hAnsi="Arial Narrow" w:cs="Arial Narrow"/>
-          <w:sz w:val="16"/>
-          <w:szCs w:val="16"/>
-        </w:rPr>
-        <w:t xml:space="preserve">Se entiende por idoneidad la correspondencia entre lo que un consumidor espera y lo que efectivamente recibe, en función a lo que se le hubiera ofrecido, la publicidad e información transmitida, las condiciones y circunstancias de la transacción, las características y naturaleza del producto o servicio, el precio, entre otros factores, atendiendo a las circunstancias del caso. </w:t>
-      </w:r>
-    </w:p>
-    <w:p>
-      <w:pPr>
-        <w:pStyle w:val="Textonotapie"/>
-        <w:ind w:left="567" w:right="-1"/>
-        <w:jc w:val="both"/>
-        <w:rPr>
-          <w:rFonts w:ascii="Arial Narrow" w:eastAsia="Arial Narrow" w:hAnsi="Arial Narrow" w:cs="Arial Narrow"/>
-          <w:sz w:val="16"/>
-          <w:szCs w:val="16"/>
-        </w:rPr>
-      </w:pPr>
-      <w:r>
-        <w:rPr>
-          <w:rFonts w:ascii="Arial Narrow" w:eastAsia="Arial Narrow" w:hAnsi="Arial Narrow" w:cs="Arial Narrow"/>
-          <w:sz w:val="16"/>
-          <w:szCs w:val="16"/>
-        </w:rPr>
-        <w:t xml:space="preserve">La idoneidad es evaluada en función a la propia naturaleza del producto o servicio y a su aptitud para satisfacer la finalidad para la cual ha sido puesto en el mercado. Las autorizaciones por parte de los organismos del Estado para la fabricación de un producto o la prestación de un servicio, en los casos que sea necesario, no eximen de responsabilidad al proveedor frente al consumidor. </w:t>
-      </w:r>
-    </w:p>
-    <w:p>
-      <w:pPr>
-        <w:pStyle w:val="Textonotapie"/>
-        <w:ind w:left="567" w:right="-1"/>
-        <w:jc w:val="both"/>
-        <w:rPr>
-          <w:rFonts w:ascii="Arial Narrow" w:eastAsia="Arial Narrow" w:hAnsi="Arial Narrow" w:cs="Arial Narrow"/>
-          <w:sz w:val="16"/>
-          <w:szCs w:val="16"/>
-        </w:rPr>
-      </w:pPr>
-    </w:p>
-    <w:p>
-      <w:pPr>
-        <w:pStyle w:val="Textonotapie"/>
-        <w:ind w:left="567" w:right="-1"/>
-        <w:jc w:val="both"/>
-        <w:rPr>
-          <w:rFonts w:ascii="Arial Narrow" w:eastAsia="Arial Narrow" w:hAnsi="Arial Narrow" w:cs="Arial Narrow"/>
-          <w:sz w:val="16"/>
-          <w:szCs w:val="16"/>
-        </w:rPr>
-      </w:pPr>
-      <w:r>
-        <w:rPr>
-          <w:rFonts w:ascii="Arial Narrow" w:eastAsia="Arial Narrow" w:hAnsi="Arial Narrow" w:cs="Arial Narrow"/>
-          <w:b/>
-          <w:bCs/>
-          <w:sz w:val="16"/>
-          <w:szCs w:val="16"/>
-        </w:rPr>
-        <w:t xml:space="preserve">Artículo 19.- Obligación de los proveedores </w:t>
-      </w:r>
-    </w:p>
-    <w:p>
-      <w:pPr>
-        <w:pStyle w:val="Textonotapie"/>
-        <w:ind w:left="567" w:right="-1"/>
-        <w:jc w:val="both"/>
-        <w:rPr>
-          <w:rFonts w:ascii="Arial Narrow" w:eastAsia="Arial Narrow" w:hAnsi="Arial Narrow" w:cs="Arial Narrow"/>
-          <w:sz w:val="16"/>
-          <w:szCs w:val="16"/>
-        </w:rPr>
-      </w:pPr>
-      <w:r>
-        <w:rPr>
-          <w:rFonts w:ascii="Arial Narrow" w:eastAsia="Arial Narrow" w:hAnsi="Arial Narrow" w:cs="Arial Narrow"/>
-          <w:sz w:val="16"/>
-          <w:szCs w:val="16"/>
-        </w:rPr>
-        <w:t>El proveedor responde por la idoneidad y calidad de los productos y servicios ofrecidos; por la autenticidad de las marcas y leyendas que exhiben sus productos o del signo que respalda al prestador del servicio, por la falta de conformidad entre la publicidad comercial de los productos y servicios y estos, así como por el contenido y la vida útil del producto indicado en el envase, en lo que corresponda.</w:t>
-      </w:r>
-    </w:p>
+    </w:p>
+  </w:footnote>
+  <w:footnote w:id="5">
     <w:p>
       <w:pPr>
         <w:pStyle w:val="Textonotapie"/>
@@ -9011,9 +9075,122 @@
           <w:szCs w:val="16"/>
         </w:rPr>
       </w:pPr>
-    </w:p>
-  </w:footnote>
-  <w:footnote w:id="5">
+      <w:r>
+        <w:rPr>
+          <w:rStyle w:val="Refdenotaalpie"/>
+          <w:rFonts w:ascii="Arial Narrow" w:eastAsia="Arial Narrow" w:hAnsi="Arial Narrow" w:cs="Arial Narrow"/>
+          <w:sz w:val="16"/>
+          <w:szCs w:val="16"/>
+          <w:vertAlign w:val="superscript"/>
+        </w:rPr>
+        <w:footnoteRef/>
+      </w:r>
+      <w:r>
+        <w:rPr>
+          <w:rFonts w:ascii="Arial Narrow" w:eastAsia="Arial Narrow" w:hAnsi="Arial Narrow" w:cs="Arial Narrow"/>
+          <w:sz w:val="16"/>
+          <w:szCs w:val="16"/>
+        </w:rPr>
+        <w:tab/>
+        <w:t xml:space="preserve"/>
+      </w:r>
+      <w:r>
+        <w:rPr>
+          <w:rFonts w:ascii="Arial Narrow" w:eastAsia="Arial Narrow" w:hAnsi="Arial Narrow" w:cs="Arial Narrow"/>
+          <w:sz w:val="16"/>
+          <w:szCs w:val="16"/>
+        </w:rPr>
+        <w:tab/>
+      </w:r>
+      <w:r>
+        <w:rPr>
+          <w:rFonts w:ascii="Arial Narrow" w:eastAsia="Arial Narrow" w:hAnsi="Arial Narrow" w:cs="Arial Narrow"/>
+          <w:b/>
+          <w:bCs/>
+          <w:sz w:val="16"/>
+          <w:szCs w:val="16"/>
+        </w:rPr>
+        <w:t xml:space="preserve">LEY 29571, CÓDIGO DE PROTECCIÓN Y DEFENSA DEL CONSUMIDOR, publicado el 2 de setiembre de 2010 y modificado por Decreto Legislativo 1308 </w:t>
+      </w:r>
+    </w:p>
+    <w:p>
+      <w:pPr>
+        <w:pStyle w:val="Textonotapie"/>
+        <w:ind w:firstLine="567"/>
+        <w:jc w:val="both"/>
+        <w:rPr>
+          <w:rFonts w:ascii="Arial Narrow" w:eastAsia="Arial Narrow" w:hAnsi="Arial Narrow" w:cs="Arial Narrow"/>
+          <w:b/>
+          <w:bCs/>
+          <w:sz w:val="16"/>
+          <w:szCs w:val="16"/>
+        </w:rPr>
+      </w:pPr>
+      <w:r>
+        <w:rPr>
+          <w:rFonts w:ascii="Arial Narrow" w:eastAsia="Arial Narrow" w:hAnsi="Arial Narrow" w:cs="Arial Narrow"/>
+          <w:b/>
+          <w:bCs/>
+          <w:sz w:val="16"/>
+          <w:szCs w:val="16"/>
+        </w:rPr>
+        <w:t>Artículo 1.- Derechos de los consumidores</w:t>
+      </w:r>
+    </w:p>
+    <w:p>
+      <w:pPr>
+        <w:pStyle w:val="Textonotapie"/>
+        <w:tabs>
+          <w:tab w:val="left" w:pos="567"/>
+        </w:tabs>
+        <w:jc w:val="both"/>
+        <w:rPr>
+          <w:rFonts w:ascii="Arial Narrow" w:eastAsia="Arial Narrow" w:hAnsi="Arial Narrow" w:cs="Arial Narrow"/>
+          <w:sz w:val="16"/>
+          <w:szCs w:val="16"/>
+        </w:rPr>
+      </w:pPr>
+      <w:r>
+        <w:rPr>
+          <w:rFonts w:ascii="Arial Narrow" w:eastAsia="Arial Narrow" w:hAnsi="Arial Narrow" w:cs="Arial Narrow"/>
+          <w:sz w:val="16"/>
+          <w:szCs w:val="16"/>
+        </w:rPr>
+        <w:tab/>
+        <w:t>1.1 (…)</w:t>
+      </w:r>
+    </w:p>
+    <w:p>
+      <w:pPr>
+        <w:pStyle w:val="Textonotapie"/>
+        <w:tabs>
+          <w:tab w:val="left" w:pos="567"/>
+        </w:tabs>
+        <w:ind w:left="570"/>
+        <w:jc w:val="both"/>
+        <w:rPr>
+          <w:rFonts w:ascii="Arial Narrow" w:eastAsia="Arial Narrow" w:hAnsi="Arial Narrow" w:cs="Arial Narrow"/>
+          <w:sz w:val="16"/>
+          <w:szCs w:val="16"/>
+        </w:rPr>
+      </w:pPr>
+      <w:r>
+        <w:rPr>
+          <w:rFonts w:ascii="Arial Narrow" w:eastAsia="Arial Narrow" w:hAnsi="Arial Narrow" w:cs="Arial Narrow"/>
+          <w:sz w:val="16"/>
+          <w:szCs w:val="16"/>
+        </w:rPr>
+        <w:t xml:space="preserve">b. </w:t>
+      </w:r>
+      <w:r>
+        <w:rPr>
+          <w:rFonts w:ascii="Arial Narrow" w:eastAsia="Arial Narrow" w:hAnsi="Arial Narrow" w:cs="Arial Narrow"/>
+          <w:sz w:val="16"/>
+          <w:szCs w:val="16"/>
+        </w:rPr>
+        <w:t xml:space="preserve">Derecho a acceder a información oportuna, suficiente, veraz y fácilmente accesible, relevante para tomar una decisión o realizar una elección de consumo que se ajuste a sus intereses, así como para efectuar un uso o consumo adecuado de los productos o servicios. </w:t>
+      </w:r>
+    </w:p>
     <w:p>
       <w:pPr>
         <w:pStyle w:val="Textonotapie"/>
@@ -9024,6 +9201,27 @@
         <w:jc w:val="both"/>
         <w:rPr>
           <w:rFonts w:ascii="Arial Narrow" w:eastAsia="Arial Narrow" w:hAnsi="Arial Narrow" w:cs="Arial Narrow"/>
+          <w:sz w:val="16"/>
+          <w:szCs w:val="16"/>
+        </w:rPr>
+      </w:pPr>
+      <w:r>
+        <w:rPr>
+          <w:rFonts w:ascii="Arial Narrow" w:eastAsia="Arial Narrow" w:hAnsi="Arial Narrow" w:cs="Arial Narrow"/>
+          <w:sz w:val="16"/>
+          <w:szCs w:val="16"/>
+        </w:rPr>
+        <w:tab/>
+        <w:t>(…).</w:t>
+      </w:r>
+    </w:p>
+    <w:p>
+      <w:pPr>
+        <w:pStyle w:val="Textonotapie"/>
+        <w:ind w:firstLine="567"/>
+        <w:jc w:val="both"/>
+        <w:rPr>
+          <w:rFonts w:ascii="Arial Narrow" w:eastAsia="Arial Narrow" w:hAnsi="Arial Narrow" w:cs="Arial Narrow"/>
           <w:b/>
           <w:bCs/>
           <w:sz w:val="16"/>
@@ -9032,63 +9230,13 @@
       </w:pPr>
       <w:r>
         <w:rPr>
-          <w:rStyle w:val="Refdenotaalpie"/>
-          <w:rFonts w:ascii="Arial Narrow" w:eastAsia="Arial Narrow" w:hAnsi="Arial Narrow" w:cs="Arial Narrow"/>
-          <w:sz w:val="16"/>
-          <w:szCs w:val="16"/>
-          <w:vertAlign w:val="superscript"/>
-        </w:rPr>
-        <w:footnoteRef/>
-      </w:r>
-      <w:r>
-        <w:rPr>
-          <w:rFonts w:ascii="Arial Narrow" w:eastAsia="Arial Narrow" w:hAnsi="Arial Narrow" w:cs="Arial Narrow"/>
-          <w:sz w:val="16"/>
-          <w:szCs w:val="16"/>
-        </w:rPr>
-        <w:t xml:space="preserve"> </w:t>
-      </w:r>
-      <w:r>
-        <w:rPr>
-          <w:rFonts w:ascii="Arial Narrow" w:eastAsia="Arial Narrow" w:hAnsi="Arial Narrow" w:cs="Arial Narrow"/>
-          <w:sz w:val="16"/>
-          <w:szCs w:val="16"/>
-        </w:rPr>
-        <w:tab/>
-      </w:r>
-      <w:r>
-        <w:rPr>
           <w:rFonts w:ascii="Arial Narrow" w:eastAsia="Arial Narrow" w:hAnsi="Arial Narrow" w:cs="Arial Narrow"/>
           <w:b/>
           <w:bCs/>
           <w:sz w:val="16"/>
           <w:szCs w:val="16"/>
         </w:rPr>
-        <w:t xml:space="preserve">LEY 29571, CÓDIGO DE PROTECCIÓN Y DEFENSA DEL CONSUMIDOR, publicado el 2 de setiembre de 2010 y modificado por Decreto Legislativo 1308 </w:t>
-      </w:r>
-    </w:p>
-    <w:p>
-      <w:pPr>
-        <w:pStyle w:val="Textonotapie"/>
-        <w:ind w:firstLine="567"/>
-        <w:jc w:val="both"/>
-        <w:rPr>
-          <w:rFonts w:ascii="Arial Narrow" w:eastAsia="Arial Narrow" w:hAnsi="Arial Narrow" w:cs="Arial Narrow"/>
-          <w:b/>
-          <w:bCs/>
-          <w:sz w:val="16"/>
-          <w:szCs w:val="16"/>
-        </w:rPr>
-      </w:pPr>
-      <w:r>
-        <w:rPr>
-          <w:rFonts w:ascii="Arial Narrow" w:eastAsia="Arial Narrow" w:hAnsi="Arial Narrow" w:cs="Arial Narrow"/>
-          <w:b/>
-          <w:bCs/>
-          <w:sz w:val="16"/>
-          <w:szCs w:val="16"/>
-        </w:rPr>
-        <w:t>Artículo 1.- Derechos de los consumidores</w:t>
+        <w:t>Artículo 2.- Información relevante</w:t>
       </w:r>
     </w:p>
     <w:p>
@@ -9097,21 +9245,21 @@
         <w:tabs>
           <w:tab w:val="left" w:pos="567"/>
         </w:tabs>
-        <w:jc w:val="both"/>
-        <w:rPr>
-          <w:rFonts w:ascii="Arial Narrow" w:eastAsia="Arial Narrow" w:hAnsi="Arial Narrow" w:cs="Arial Narrow"/>
-          <w:sz w:val="16"/>
-          <w:szCs w:val="16"/>
-        </w:rPr>
-      </w:pPr>
-      <w:r>
-        <w:rPr>
-          <w:rFonts w:ascii="Arial Narrow" w:eastAsia="Arial Narrow" w:hAnsi="Arial Narrow" w:cs="Arial Narrow"/>
-          <w:sz w:val="16"/>
-          <w:szCs w:val="16"/>
-        </w:rPr>
-        <w:tab/>
-        <w:t>1.1 (…)</w:t>
+        <w:ind w:left="567"/>
+        <w:jc w:val="both"/>
+        <w:rPr>
+          <w:rFonts w:ascii="Arial Narrow" w:eastAsia="Arial Narrow" w:hAnsi="Arial Narrow" w:cs="Arial Narrow"/>
+          <w:sz w:val="16"/>
+          <w:szCs w:val="16"/>
+        </w:rPr>
+      </w:pPr>
+      <w:r>
+        <w:rPr>
+          <w:rFonts w:ascii="Arial Narrow" w:eastAsia="Arial Narrow" w:hAnsi="Arial Narrow" w:cs="Arial Narrow"/>
+          <w:sz w:val="16"/>
+          <w:szCs w:val="16"/>
+        </w:rPr>
+        <w:t xml:space="preserve">2.1 El proveedor tiene la obligación de ofrecer al consumidor toda la información relevante para tomar una decisión o realizar una elección adecuada de consumo, así como para efectuar un uso o consumo adecuado de los productos o servicios. </w:t>
       </w:r>
     </w:p>
     <w:p>
@@ -9120,29 +9268,75 @@
         <w:tabs>
           <w:tab w:val="left" w:pos="567"/>
         </w:tabs>
-        <w:ind w:left="570"/>
-        <w:jc w:val="both"/>
-        <w:rPr>
-          <w:rFonts w:ascii="Arial Narrow" w:eastAsia="Arial Narrow" w:hAnsi="Arial Narrow" w:cs="Arial Narrow"/>
-          <w:sz w:val="16"/>
-          <w:szCs w:val="16"/>
-        </w:rPr>
-      </w:pPr>
-      <w:r>
-        <w:rPr>
-          <w:rFonts w:ascii="Arial Narrow" w:eastAsia="Arial Narrow" w:hAnsi="Arial Narrow" w:cs="Arial Narrow"/>
-          <w:sz w:val="16"/>
-          <w:szCs w:val="16"/>
-        </w:rPr>
-        <w:t xml:space="preserve">b. </w:t>
-      </w:r>
-      <w:r>
-        <w:rPr>
-          <w:rFonts w:ascii="Arial Narrow" w:eastAsia="Arial Narrow" w:hAnsi="Arial Narrow" w:cs="Arial Narrow"/>
-          <w:sz w:val="16"/>
-          <w:szCs w:val="16"/>
-        </w:rPr>
-        <w:t xml:space="preserve">Derecho a acceder a información oportuna, suficiente, veraz y fácilmente accesible, relevante para tomar una decisión o realizar una elección de consumo que se ajuste a sus intereses, así como para efectuar un uso o consumo adecuado de los productos o servicios. </w:t>
+        <w:ind w:left="567"/>
+        <w:jc w:val="both"/>
+        <w:rPr>
+          <w:rFonts w:ascii="Arial Narrow" w:eastAsia="Arial Narrow" w:hAnsi="Arial Narrow" w:cs="Arial Narrow"/>
+          <w:sz w:val="16"/>
+          <w:szCs w:val="16"/>
+        </w:rPr>
+      </w:pPr>
+      <w:r>
+        <w:rPr>
+          <w:rFonts w:ascii="Arial Narrow" w:eastAsia="Arial Narrow" w:hAnsi="Arial Narrow" w:cs="Arial Narrow"/>
+          <w:sz w:val="16"/>
+          <w:szCs w:val="16"/>
+        </w:rPr>
+        <w:t xml:space="preserve">2.2 La información debe ser veraz, suficiente, de fácil comprensión, apropiada, oportuna y fácilmente accesible, debiendo ser brindada en idioma castellano. </w:t>
+      </w:r>
+    </w:p>
+    <w:p>
+      <w:pPr>
+        <w:pStyle w:val="Textonotapie"/>
+        <w:tabs>
+          <w:tab w:val="left" w:pos="567"/>
+        </w:tabs>
+        <w:ind w:left="567"/>
+        <w:jc w:val="both"/>
+        <w:rPr>
+          <w:rFonts w:ascii="Arial Narrow" w:eastAsia="Arial Narrow" w:hAnsi="Arial Narrow" w:cs="Arial Narrow"/>
+          <w:sz w:val="16"/>
+          <w:szCs w:val="16"/>
+        </w:rPr>
+      </w:pPr>
+      <w:r>
+        <w:rPr>
+          <w:rFonts w:ascii="Arial Narrow" w:eastAsia="Arial Narrow" w:hAnsi="Arial Narrow" w:cs="Arial Narrow"/>
+          <w:sz w:val="16"/>
+          <w:szCs w:val="16"/>
+        </w:rPr>
+        <w:t xml:space="preserve">2.3 Sin perjuicio de las exigencias concretas de las normas sectoriales correspondientes, para analizar la información relevante se tiene en consideración a toda aquella sin la cual no se hubiera adoptado la decisión de consumo o se hubiera efectuado en términos substancialmente distintos. Para ello se debe examinar si la información omitida desnaturaliza las condiciones en que se realizó la oferta al consumidor. </w:t>
+      </w:r>
+    </w:p>
+    <w:p>
+      <w:pPr>
+        <w:pStyle w:val="Textonotapie"/>
+        <w:tabs>
+          <w:tab w:val="left" w:pos="567"/>
+        </w:tabs>
+        <w:ind w:left="567"/>
+        <w:jc w:val="both"/>
+        <w:rPr>
+          <w:rFonts w:ascii="Arial Narrow" w:eastAsia="Arial Narrow" w:hAnsi="Arial Narrow" w:cs="Arial Narrow"/>
+          <w:sz w:val="16"/>
+          <w:szCs w:val="16"/>
+        </w:rPr>
+      </w:pPr>
+      <w:r>
+        <w:rPr>
+          <w:rFonts w:ascii="Arial Narrow" w:eastAsia="Arial Narrow" w:hAnsi="Arial Narrow" w:cs="Arial Narrow"/>
+          <w:sz w:val="16"/>
+          <w:szCs w:val="16"/>
+        </w:rPr>
+        <w:t>2.4 Al evaluarse la información, deben considerarse los problemas de confusión que generarían al consumidor el suministro de información excesiva o sumamente compleja, atendiendo a la naturaleza del producto adquirido o al servicio contratado</w:t>
+      </w:r>
+      <w:r>
+        <w:rPr>
+          <w:rFonts w:ascii="Arial Narrow" w:eastAsia="Arial Narrow" w:hAnsi="Arial Narrow" w:cs="Arial Narrow"/>
+          <w:sz w:val="16"/>
+          <w:szCs w:val="16"/>
+        </w:rPr>
+        <w:t xml:space="preserve">. </w:t>
       </w:r>
     </w:p>
     <w:p>
@@ -9155,20 +9349,15 @@
         <w:jc w:val="both"/>
         <w:rPr>
           <w:rFonts w:ascii="Arial Narrow" w:eastAsia="Arial Narrow" w:hAnsi="Arial Narrow" w:cs="Arial Narrow"/>
-          <w:sz w:val="16"/>
-          <w:szCs w:val="16"/>
-        </w:rPr>
-      </w:pPr>
-      <w:r>
-        <w:rPr>
-          <w:rFonts w:ascii="Arial Narrow" w:eastAsia="Arial Narrow" w:hAnsi="Arial Narrow" w:cs="Arial Narrow"/>
-          <w:sz w:val="16"/>
-          <w:szCs w:val="16"/>
-        </w:rPr>
-        <w:tab/>
-        <w:t>(…).</w:t>
-      </w:r>
-    </w:p>
+          <w:b/>
+          <w:bCs/>
+          <w:sz w:val="16"/>
+          <w:szCs w:val="16"/>
+        </w:rPr>
+      </w:pPr>
+    </w:p>
+  </w:footnote>
+  <w:footnote w:id="6">
     <w:p>
       <w:pPr>
         <w:pStyle w:val="Textonotapie"/>
@@ -9179,135 +9368,54 @@
         <w:jc w:val="both"/>
         <w:rPr>
           <w:rFonts w:ascii="Arial Narrow" w:eastAsia="Arial Narrow" w:hAnsi="Arial Narrow" w:cs="Arial Narrow"/>
+          <w:sz w:val="16"/>
+          <w:szCs w:val="16"/>
+        </w:rPr>
+      </w:pPr>
+      <w:r>
+        <w:rPr>
+          <w:rStyle w:val="Refdenotaalpie"/>
+          <w:rFonts w:ascii="Arial Narrow" w:eastAsia="Arial Narrow" w:hAnsi="Arial Narrow" w:cs="Arial Narrow"/>
+          <w:sz w:val="16"/>
+          <w:szCs w:val="16"/>
+          <w:vertAlign w:val="superscript"/>
+        </w:rPr>
+        <w:footnoteRef/>
+      </w:r>
+      <w:r>
+        <w:rPr>
+          <w:rFonts w:ascii="Arial Narrow" w:eastAsia="Arial Narrow" w:hAnsi="Arial Narrow" w:cs="Arial Narrow"/>
+          <w:sz w:val="16"/>
+          <w:szCs w:val="16"/>
+        </w:rPr>
+        <w:tab/>
+        <w:t xml:space="preserve"/>
+      </w:r>
+      <w:r>
+        <w:rPr>
+          <w:rFonts w:ascii="Arial Narrow" w:eastAsia="Arial Narrow" w:hAnsi="Arial Narrow" w:cs="Arial Narrow"/>
+          <w:sz w:val="16"/>
+          <w:szCs w:val="16"/>
+        </w:rPr>
+        <w:tab/>
+      </w:r>
+      <w:r>
+        <w:rPr>
+          <w:rFonts w:ascii="Arial Narrow" w:eastAsia="Arial Narrow" w:hAnsi="Arial Narrow" w:cs="Arial Narrow"/>
           <w:b/>
           <w:bCs/>
           <w:sz w:val="16"/>
           <w:szCs w:val="16"/>
         </w:rPr>
-      </w:pPr>
-    </w:p>
-    <w:p>
-      <w:pPr>
-        <w:pStyle w:val="Textonotapie"/>
-        <w:ind w:firstLine="567"/>
-        <w:jc w:val="both"/>
-        <w:rPr>
-          <w:rFonts w:ascii="Arial Narrow" w:eastAsia="Arial Narrow" w:hAnsi="Arial Narrow" w:cs="Arial Narrow"/>
-          <w:b/>
-          <w:bCs/>
-          <w:sz w:val="16"/>
-          <w:szCs w:val="16"/>
-        </w:rPr>
-      </w:pPr>
-      <w:r>
-        <w:rPr>
-          <w:rFonts w:ascii="Arial Narrow" w:eastAsia="Arial Narrow" w:hAnsi="Arial Narrow" w:cs="Arial Narrow"/>
-          <w:b/>
-          <w:bCs/>
-          <w:sz w:val="16"/>
-          <w:szCs w:val="16"/>
-        </w:rPr>
-        <w:t>Artículo 2.- Información relevante</w:t>
-      </w:r>
-    </w:p>
-    <w:p>
-      <w:pPr>
-        <w:pStyle w:val="Textonotapie"/>
-        <w:tabs>
-          <w:tab w:val="left" w:pos="567"/>
-        </w:tabs>
-        <w:ind w:left="567"/>
-        <w:jc w:val="both"/>
-        <w:rPr>
-          <w:rFonts w:ascii="Arial Narrow" w:eastAsia="Arial Narrow" w:hAnsi="Arial Narrow" w:cs="Arial Narrow"/>
-          <w:sz w:val="16"/>
-          <w:szCs w:val="16"/>
-        </w:rPr>
-      </w:pPr>
-      <w:r>
-        <w:rPr>
-          <w:rFonts w:ascii="Arial Narrow" w:eastAsia="Arial Narrow" w:hAnsi="Arial Narrow" w:cs="Arial Narrow"/>
-          <w:sz w:val="16"/>
-          <w:szCs w:val="16"/>
-        </w:rPr>
-        <w:t xml:space="preserve">2.1 El proveedor tiene la obligación de ofrecer al consumidor toda la información relevante para tomar una decisión o realizar una elección adecuada de consumo, así como para efectuar un uso o consumo adecuado de los productos o servicios. </w:t>
-      </w:r>
-    </w:p>
-    <w:p>
-      <w:pPr>
-        <w:pStyle w:val="Textonotapie"/>
-        <w:tabs>
-          <w:tab w:val="left" w:pos="567"/>
-        </w:tabs>
-        <w:ind w:left="567"/>
-        <w:jc w:val="both"/>
-        <w:rPr>
-          <w:rFonts w:ascii="Arial Narrow" w:eastAsia="Arial Narrow" w:hAnsi="Arial Narrow" w:cs="Arial Narrow"/>
-          <w:sz w:val="16"/>
-          <w:szCs w:val="16"/>
-        </w:rPr>
-      </w:pPr>
-      <w:r>
-        <w:rPr>
-          <w:rFonts w:ascii="Arial Narrow" w:eastAsia="Arial Narrow" w:hAnsi="Arial Narrow" w:cs="Arial Narrow"/>
-          <w:sz w:val="16"/>
-          <w:szCs w:val="16"/>
-        </w:rPr>
-        <w:t xml:space="preserve">2.2 La información debe ser veraz, suficiente, de fácil comprensión, apropiada, oportuna y fácilmente accesible, debiendo ser brindada en idioma castellano. </w:t>
-      </w:r>
-    </w:p>
-    <w:p>
-      <w:pPr>
-        <w:pStyle w:val="Textonotapie"/>
-        <w:tabs>
-          <w:tab w:val="left" w:pos="567"/>
-        </w:tabs>
-        <w:ind w:left="567"/>
-        <w:jc w:val="both"/>
-        <w:rPr>
-          <w:rFonts w:ascii="Arial Narrow" w:eastAsia="Arial Narrow" w:hAnsi="Arial Narrow" w:cs="Arial Narrow"/>
-          <w:sz w:val="16"/>
-          <w:szCs w:val="16"/>
-        </w:rPr>
-      </w:pPr>
-      <w:r>
-        <w:rPr>
-          <w:rFonts w:ascii="Arial Narrow" w:eastAsia="Arial Narrow" w:hAnsi="Arial Narrow" w:cs="Arial Narrow"/>
-          <w:sz w:val="16"/>
-          <w:szCs w:val="16"/>
-        </w:rPr>
-        <w:t xml:space="preserve">2.3 Sin perjuicio de las exigencias concretas de las normas sectoriales correspondientes, para analizar la información relevante se tiene en consideración a toda aquella sin la cual no se hubiera adoptado la decisión de consumo o se hubiera efectuado en términos substancialmente distintos. Para ello se debe examinar si la información omitida desnaturaliza las condiciones en que se realizó la oferta al consumidor. </w:t>
-      </w:r>
-    </w:p>
-    <w:p>
-      <w:pPr>
-        <w:pStyle w:val="Textonotapie"/>
-        <w:tabs>
-          <w:tab w:val="left" w:pos="567"/>
-        </w:tabs>
-        <w:ind w:left="567"/>
-        <w:jc w:val="both"/>
-        <w:rPr>
-          <w:rFonts w:ascii="Arial Narrow" w:eastAsia="Arial Narrow" w:hAnsi="Arial Narrow" w:cs="Arial Narrow"/>
-          <w:sz w:val="16"/>
-          <w:szCs w:val="16"/>
-        </w:rPr>
-      </w:pPr>
-      <w:r>
-        <w:rPr>
-          <w:rFonts w:ascii="Arial Narrow" w:eastAsia="Arial Narrow" w:hAnsi="Arial Narrow" w:cs="Arial Narrow"/>
-          <w:sz w:val="16"/>
-          <w:szCs w:val="16"/>
-        </w:rPr>
-        <w:t>2.4 Al evaluarse la información, deben considerarse los problemas de confusión que generarían al consumidor el suministro de información excesiva o sumamente compleja, atendiendo a la naturaleza del producto adquirido o al servicio contratado</w:t>
-      </w:r>
-      <w:r>
-        <w:rPr>
-          <w:rFonts w:ascii="Arial Narrow" w:eastAsia="Arial Narrow" w:hAnsi="Arial Narrow" w:cs="Arial Narrow"/>
-          <w:sz w:val="16"/>
-          <w:szCs w:val="16"/>
-        </w:rPr>
-        <w:t xml:space="preserve">. </w:t>
+        <w:t>LEY SOBRE FACULTADES, NORMAS Y ORGANIZACIÓN DEL INDECOPI, APROBADA POR DECRETO LEGISLATIVO 807 Artículo 24.-</w:t>
+      </w:r>
+      <w:r>
+        <w:rPr>
+          <w:rFonts w:ascii="Arial Narrow" w:eastAsia="Arial Narrow" w:hAnsi="Arial Narrow" w:cs="Arial Narrow"/>
+          <w:sz w:val="16"/>
+          <w:szCs w:val="16"/>
+        </w:rPr>
+        <w:t xml:space="preserve"> El Secretario Técnico se encargará de la tramitación del procedimiento. Para ello, cuenta con las siguientes facultades:</w:t>
       </w:r>
     </w:p>
     <w:p>
@@ -9320,15 +9428,20 @@
         <w:jc w:val="both"/>
         <w:rPr>
           <w:rFonts w:ascii="Arial Narrow" w:eastAsia="Arial Narrow" w:hAnsi="Arial Narrow" w:cs="Arial Narrow"/>
-          <w:b/>
-          <w:bCs/>
-          <w:sz w:val="16"/>
-          <w:szCs w:val="16"/>
-        </w:rPr>
-      </w:pPr>
-    </w:p>
-  </w:footnote>
-  <w:footnote w:id="6">
+          <w:sz w:val="16"/>
+          <w:szCs w:val="16"/>
+        </w:rPr>
+      </w:pPr>
+      <w:r>
+        <w:rPr>
+          <w:rFonts w:ascii="Arial Narrow" w:eastAsia="Arial Narrow" w:hAnsi="Arial Narrow" w:cs="Arial Narrow"/>
+          <w:sz w:val="16"/>
+          <w:szCs w:val="16"/>
+        </w:rPr>
+        <w:tab/>
+        <w:t xml:space="preserve">(...) </w:t>
+      </w:r>
+    </w:p>
     <w:p>
       <w:pPr>
         <w:pStyle w:val="Textonotapie"/>
@@ -9345,47 +9458,12 @@
       </w:pPr>
       <w:r>
         <w:rPr>
-          <w:rStyle w:val="Refdenotaalpie"/>
-          <w:rFonts w:ascii="Arial Narrow" w:eastAsia="Arial Narrow" w:hAnsi="Arial Narrow" w:cs="Arial Narrow"/>
-          <w:sz w:val="16"/>
-          <w:szCs w:val="16"/>
-          <w:vertAlign w:val="superscript"/>
-        </w:rPr>
-        <w:footnoteRef/>
-      </w:r>
-      <w:r>
-        <w:rPr>
-          <w:rFonts w:ascii="Arial Narrow" w:eastAsia="Arial Narrow" w:hAnsi="Arial Narrow" w:cs="Arial Narrow"/>
-          <w:sz w:val="16"/>
-          <w:szCs w:val="16"/>
-        </w:rPr>
-        <w:t xml:space="preserve"> </w:t>
-      </w:r>
-      <w:r>
-        <w:rPr>
           <w:rFonts w:ascii="Arial Narrow" w:eastAsia="Arial Narrow" w:hAnsi="Arial Narrow" w:cs="Arial Narrow"/>
           <w:sz w:val="16"/>
           <w:szCs w:val="16"/>
         </w:rPr>
         <w:tab/>
-      </w:r>
-      <w:r>
-        <w:rPr>
-          <w:rFonts w:ascii="Arial Narrow" w:eastAsia="Arial Narrow" w:hAnsi="Arial Narrow" w:cs="Arial Narrow"/>
-          <w:b/>
-          <w:bCs/>
-          <w:sz w:val="16"/>
-          <w:szCs w:val="16"/>
-        </w:rPr>
-        <w:t>LEY SOBRE FACULTADES, NORMAS Y ORGANIZACIÓN DEL INDECOPI, APROBADA POR DECRETO LEGISLATIVO 807 Artículo 24.-</w:t>
-      </w:r>
-      <w:r>
-        <w:rPr>
-          <w:rFonts w:ascii="Arial Narrow" w:eastAsia="Arial Narrow" w:hAnsi="Arial Narrow" w:cs="Arial Narrow"/>
-          <w:sz w:val="16"/>
-          <w:szCs w:val="16"/>
-        </w:rPr>
-        <w:t xml:space="preserve"> El Secretario Técnico se encargará de la tramitación del procedimiento. Para ello, cuenta con las siguientes facultades:</w:t>
+        <w:t xml:space="preserve">c) Admitir denuncias a trámite, en aquellos casos en que la Comisión le haya delegado esta facultad. </w:t>
       </w:r>
     </w:p>
     <w:p>
@@ -9409,7 +9487,7 @@
           <w:szCs w:val="16"/>
         </w:rPr>
         <w:tab/>
-        <w:t xml:space="preserve">(...) </w:t>
+        <w:t>(...).</w:t>
       </w:r>
     </w:p>
     <w:p>
@@ -9426,30 +9504,33 @@
           <w:szCs w:val="16"/>
         </w:rPr>
       </w:pPr>
-      <w:r>
-        <w:rPr>
-          <w:rFonts w:ascii="Arial Narrow" w:eastAsia="Arial Narrow" w:hAnsi="Arial Narrow" w:cs="Arial Narrow"/>
-          <w:sz w:val="16"/>
-          <w:szCs w:val="16"/>
-        </w:rPr>
-        <w:tab/>
-        <w:t xml:space="preserve">c) Admitir denuncias a trámite, en aquellos casos en que la Comisión le haya delegado esta facultad. </w:t>
-      </w:r>
-    </w:p>
+    </w:p>
+  </w:footnote>
+  <w:footnote w:id="7">
     <w:p>
       <w:pPr>
         <w:pStyle w:val="Textonotapie"/>
         <w:tabs>
           <w:tab w:val="left" w:pos="567"/>
         </w:tabs>
-        <w:ind w:left="567" w:right="-1" w:hanging="567"/>
-        <w:jc w:val="both"/>
-        <w:rPr>
-          <w:rFonts w:ascii="Arial Narrow" w:eastAsia="Arial Narrow" w:hAnsi="Arial Narrow" w:cs="Arial Narrow"/>
-          <w:sz w:val="16"/>
-          <w:szCs w:val="16"/>
-        </w:rPr>
-      </w:pPr>
+        <w:ind w:left="567" w:hanging="567"/>
+        <w:jc w:val="both"/>
+        <w:rPr>
+          <w:rFonts w:ascii="Arial Narrow" w:eastAsia="Arial Narrow" w:hAnsi="Arial Narrow" w:cs="Arial Narrow"/>
+          <w:sz w:val="16"/>
+          <w:szCs w:val="16"/>
+        </w:rPr>
+      </w:pPr>
+      <w:r>
+        <w:rPr>
+          <w:rStyle w:val="Refdenotaalpie"/>
+          <w:rFonts w:ascii="Arial Narrow" w:eastAsia="Arial Narrow" w:hAnsi="Arial Narrow" w:cs="Arial Narrow"/>
+          <w:sz w:val="16"/>
+          <w:szCs w:val="16"/>
+          <w:vertAlign w:val="superscript"/>
+        </w:rPr>
+        <w:footnoteRef/>
+      </w:r>
       <w:r>
         <w:rPr>
           <w:rFonts w:ascii="Arial Narrow" w:eastAsia="Arial Narrow" w:hAnsi="Arial Narrow" w:cs="Arial Narrow"/>
@@ -9457,52 +9538,56 @@
           <w:szCs w:val="16"/>
         </w:rPr>
         <w:tab/>
-        <w:t>(...).</w:t>
-      </w:r>
-    </w:p>
+        <w:t xml:space="preserve"/>
+      </w:r>
+      <w:r>
+        <w:rPr>
+          <w:rFonts w:ascii="Arial Narrow" w:eastAsia="Arial Narrow" w:hAnsi="Arial Narrow" w:cs="Arial Narrow"/>
+          <w:sz w:val="16"/>
+          <w:szCs w:val="16"/>
+        </w:rPr>
+        <w:tab/>
+        <w:t xml:space="preserve">El número de trabajadores se atenderá siempre que la empresa haya sido constituida antes de la vigencia de la Ley 30056, publicada el 2 de julio de 2013, que modificó el artículo 5 del Texto Único Ordenado de la Ley de Promoción de la Competitividad, Formalización y Desarrollo de la Micro y Pequeña Empresa y de Acceso al Empleo Decente (LEY MYPE). Ello, en la medida que la Tercera Disposición Complementaria Transitoria de la norma modificatoria precisa que las empresas constituidas antes de la </w:t>
+      </w:r>
+      <w:proofErr w:type="gramStart"/>
+      <w:r>
+        <w:rPr>
+          <w:rFonts w:ascii="Arial Narrow" w:eastAsia="Arial Narrow" w:hAnsi="Arial Narrow" w:cs="Arial Narrow"/>
+          <w:sz w:val="16"/>
+          <w:szCs w:val="16"/>
+        </w:rPr>
+        <w:t>entrada en vigencia</w:t>
+      </w:r>
+      <w:proofErr w:type="gramEnd"/>
+      <w:r>
+        <w:rPr>
+          <w:rFonts w:ascii="Arial Narrow" w:eastAsia="Arial Narrow" w:hAnsi="Arial Narrow" w:cs="Arial Narrow"/>
+          <w:sz w:val="16"/>
+          <w:szCs w:val="16"/>
+        </w:rPr>
+        <w:t xml:space="preserve"> de dicha Ley se rigen por los requisitos de acogimiento al régimen de las micro y pequeñas empresas regulados en el Decreto Legislativo 1086.</w:t>
+      </w:r>
+    </w:p>
+    <w:p>
+      <w:pPr>
+        <w:pStyle w:val="Textonotapie"/>
+        <w:ind w:left="567" w:hanging="567"/>
+        <w:jc w:val="both"/>
+        <w:rPr>
+          <w:rFonts w:ascii="Arial Narrow" w:eastAsia="Arial Narrow" w:hAnsi="Arial Narrow" w:cs="Arial Narrow"/>
+          <w:sz w:val="16"/>
+          <w:szCs w:val="16"/>
+        </w:rPr>
+      </w:pPr>
+    </w:p>
+  </w:footnote>
+  <w:footnote w:id="8">
     <w:p>
       <w:pPr>
         <w:pStyle w:val="Textonotapie"/>
         <w:tabs>
           <w:tab w:val="left" w:pos="567"/>
         </w:tabs>
-        <w:ind w:left="567" w:right="-1" w:hanging="567"/>
-        <w:jc w:val="both"/>
-        <w:rPr>
-          <w:rFonts w:ascii="Arial Narrow" w:eastAsia="Arial Narrow" w:hAnsi="Arial Narrow" w:cs="Arial Narrow"/>
-          <w:sz w:val="16"/>
-          <w:szCs w:val="16"/>
-        </w:rPr>
-      </w:pPr>
-      <w:r>
-        <w:rPr>
-          <w:rFonts w:ascii="Arial Narrow" w:eastAsia="Arial Narrow" w:hAnsi="Arial Narrow" w:cs="Arial Narrow"/>
-          <w:sz w:val="16"/>
-          <w:szCs w:val="16"/>
-        </w:rPr>
-        <w:t xml:space="preserve">. </w:t>
-      </w:r>
-    </w:p>
-    <w:p>
-      <w:pPr>
-        <w:pStyle w:val="Textonotapie"/>
-        <w:tabs>
-          <w:tab w:val="left" w:pos="567"/>
-        </w:tabs>
-        <w:ind w:left="567" w:right="-1" w:hanging="567"/>
-        <w:jc w:val="both"/>
-        <w:rPr>
-          <w:rFonts w:ascii="Arial Narrow" w:eastAsia="Arial Narrow" w:hAnsi="Arial Narrow" w:cs="Arial Narrow"/>
-          <w:sz w:val="16"/>
-          <w:szCs w:val="16"/>
-        </w:rPr>
-      </w:pPr>
-    </w:p>
-  </w:footnote>
-  <w:footnote w:id="7">
-    <w:p>
-      <w:pPr>
-        <w:pStyle w:val="Textonotapie"/>
         <w:ind w:left="567" w:hanging="567"/>
         <w:jc w:val="both"/>
         <w:rPr>
@@ -9527,78 +9612,8 @@
           <w:sz w:val="16"/>
           <w:szCs w:val="16"/>
         </w:rPr>
-        <w:t xml:space="preserve"> </w:t>
-      </w:r>
-      <w:r>
-        <w:rPr>
-          <w:rFonts w:ascii="Arial Narrow" w:eastAsia="Arial Narrow" w:hAnsi="Arial Narrow" w:cs="Arial Narrow"/>
-          <w:sz w:val="16"/>
-          <w:szCs w:val="16"/>
-        </w:rPr>
         <w:tab/>
-        <w:t xml:space="preserve">El número de trabajadores se atenderá siempre que la empresa haya sido constituida antes de la vigencia de la Ley 30056, publicada el 2 de julio de 2013, que modificó el artículo 5 del Texto Único Ordenado de la Ley de Promoción de la Competitividad, Formalización y Desarrollo de la Micro y Pequeña Empresa y de Acceso al Empleo Decente (LEY MYPE). Ello, en la medida que la Tercera Disposición Complementaria Transitoria de la norma modificatoria precisa que las empresas constituidas antes de la </w:t>
-      </w:r>
-      <w:proofErr w:type="gramStart"/>
-      <w:r>
-        <w:rPr>
-          <w:rFonts w:ascii="Arial Narrow" w:eastAsia="Arial Narrow" w:hAnsi="Arial Narrow" w:cs="Arial Narrow"/>
-          <w:sz w:val="16"/>
-          <w:szCs w:val="16"/>
-        </w:rPr>
-        <w:t>entrada en vigencia</w:t>
-      </w:r>
-      <w:proofErr w:type="gramEnd"/>
-      <w:r>
-        <w:rPr>
-          <w:rFonts w:ascii="Arial Narrow" w:eastAsia="Arial Narrow" w:hAnsi="Arial Narrow" w:cs="Arial Narrow"/>
-          <w:sz w:val="16"/>
-          <w:szCs w:val="16"/>
-        </w:rPr>
-        <w:t xml:space="preserve"> de dicha Ley se rigen por los requisitos de acogimiento al régimen de las micro y pequeñas empresas regulados en el Decreto Legislativo 1086.</w:t>
-      </w:r>
-    </w:p>
-    <w:p>
-      <w:pPr>
-        <w:pStyle w:val="Textonotapie"/>
-        <w:ind w:left="567" w:hanging="567"/>
-        <w:jc w:val="both"/>
-        <w:rPr>
-          <w:rFonts w:ascii="Arial Narrow" w:eastAsia="Arial Narrow" w:hAnsi="Arial Narrow" w:cs="Arial Narrow"/>
-          <w:sz w:val="16"/>
-          <w:szCs w:val="16"/>
-        </w:rPr>
-      </w:pPr>
-    </w:p>
-  </w:footnote>
-  <w:footnote w:id="8">
-    <w:p>
-      <w:pPr>
-        <w:pStyle w:val="Textonotapie"/>
-        <w:ind w:left="567" w:hanging="567"/>
-        <w:jc w:val="both"/>
-        <w:rPr>
-          <w:rFonts w:ascii="Arial Narrow" w:eastAsia="Arial Narrow" w:hAnsi="Arial Narrow" w:cs="Arial Narrow"/>
-          <w:sz w:val="16"/>
-          <w:szCs w:val="16"/>
-        </w:rPr>
-      </w:pPr>
-      <w:r>
-        <w:rPr>
-          <w:rStyle w:val="Refdenotaalpie"/>
-          <w:rFonts w:ascii="Arial Narrow" w:eastAsia="Arial Narrow" w:hAnsi="Arial Narrow" w:cs="Arial Narrow"/>
-          <w:sz w:val="16"/>
-          <w:szCs w:val="16"/>
-          <w:vertAlign w:val="superscript"/>
-        </w:rPr>
-        <w:footnoteRef/>
-      </w:r>
-      <w:r>
-        <w:rPr>
-          <w:rFonts w:ascii="Arial Narrow" w:eastAsia="Arial Narrow" w:hAnsi="Arial Narrow" w:cs="Arial Narrow"/>
-          <w:sz w:val="16"/>
-          <w:szCs w:val="16"/>
-        </w:rPr>
-        <w:t xml:space="preserve"> </w:t>
+        <w:t xml:space="preserve"/>
       </w:r>
       <w:r>
         <w:rPr>
@@ -9757,7 +9772,50 @@
       </w:pPr>
     </w:p>
   </w:footnote>
-  <w:footnote w:id="14">
+  <w:footnote w:id="9">
+    <w:p>
+      <w:pPr>
+        <w:pStyle w:val="Textonotapie"/>
+        <w:tabs>
+          <w:tab w:val="left" w:pos="567"/>
+        </w:tabs>
+        <w:ind w:left="567" w:hanging="567"/>
+        <w:jc w:val="both"/>
+        <w:rPr>
+          <w:rFonts w:ascii="Arial Narrow" w:eastAsia="Arial Narrow" w:hAnsi="Arial Narrow" w:cs="Arial Narrow"/>
+          <w:sz w:val="16"/>
+          <w:szCs w:val="16"/>
+        </w:rPr>
+      </w:pPr>
+      <w:r>
+        <w:rPr>
+          <w:rStyle w:val="Refdenotaalpie"/>
+          <w:rFonts w:ascii="Arial Narrow" w:eastAsia="Arial Narrow" w:hAnsi="Arial Narrow" w:cs="Arial Narrow"/>
+          <w:sz w:val="16"/>
+          <w:szCs w:val="16"/>
+          <w:vertAlign w:val="superscript"/>
+        </w:rPr>
+        <w:footnoteRef/>
+      </w:r>
+      <w:r>
+        <w:rPr>
+          <w:rFonts w:ascii="Arial Narrow" w:eastAsia="Arial Narrow" w:hAnsi="Arial Narrow" w:cs="Arial Narrow"/>
+          <w:sz w:val="16"/>
+          <w:szCs w:val="16"/>
+        </w:rPr>
+        <w:tab/>
+      </w:r>
+      <w:r>
+        <w:rPr>
+          <w:rFonts w:ascii="Arial Narrow" w:eastAsia="Arial Narrow" w:hAnsi="Arial Narrow" w:cs="Arial Narrow"/>
+          <w:b/>
+          <w:bCs/>
+          <w:sz w:val="16"/>
+          <w:szCs w:val="16"/>
+        </w:rPr>
+        <w:t xml:space="preserve">DECRETO LEGISLATIVO 807, LEY SOBRE FACULTADES, NORMAS Y ORGANIZACIÓN DEL INDECOPI, publicado el 18 de abril de 1996</w:t>
+      </w:r>
+    </w:p>
     <w:p>
       <w:pPr>
         <w:pStyle w:val="Textonotapie"/>
@@ -9771,16 +9829,6 @@
       </w:pPr>
       <w:r>
         <w:rPr>
-          <w:rStyle w:val="Refdenotaalpie"/>
-          <w:rFonts w:ascii="Arial Narrow" w:eastAsia="Arial Narrow" w:hAnsi="Arial Narrow" w:cs="Arial Narrow"/>
-          <w:sz w:val="16"/>
-          <w:szCs w:val="16"/>
-          <w:vertAlign w:val="superscript"/>
-        </w:rPr>
-        <w:footnoteRef/>
-      </w:r>
-      <w:r>
-        <w:rPr>
           <w:rFonts w:ascii="Arial Narrow" w:eastAsia="Arial Narrow" w:hAnsi="Arial Narrow" w:cs="Arial Narrow"/>
           <w:sz w:val="16"/>
           <w:szCs w:val="16"/>
@@ -9795,7 +9843,15 @@
           <w:sz w:val="16"/>
           <w:szCs w:val="16"/>
         </w:rPr>
-        <w:t xml:space="preserve">DECRETO LEGISLATIVO 807, LEY SOBRE FACULTADES, NORMAS Y ORGANIZACIÓN DEL INDECOPI, publicado el 18 de abril de 1996</w:t>
+        <w:t xml:space="preserve">Artículo 26.-</w:t>
+      </w:r>
+      <w:r>
+        <w:rPr>
+          <w:rFonts w:ascii="Arial Narrow" w:eastAsia="Arial Narrow" w:hAnsi="Arial Narrow" w:cs="Arial Narrow"/>
+          <w:sz w:val="16"/>
+          <w:szCs w:val="16"/>
+        </w:rPr>
+        <w:t xml:space="preserve"> Una vez admitida a trámite la denuncia, se correrá traslado de la misma al denunciado, a fin de que éste presente su descargo. El plazo para la presentación del descargo será de cinco (5) días contados desde la notificación, vencido el cual, el Secretario Técnico declarará en rebeldía al denunciado que no lo hubiera presentado.</w:t>
       </w:r>
     </w:p>
     <w:p>
@@ -9809,6 +9865,33 @@
           <w:szCs w:val="16"/>
         </w:rPr>
       </w:pPr>
+    </w:p>
+  </w:footnote>
+  <w:footnote w:id="10">
+    <w:p>
+      <w:pPr>
+        <w:pStyle w:val="Textonotapie"/>
+        <w:tabs>
+          <w:tab w:val="left" w:pos="567"/>
+        </w:tabs>
+        <w:ind w:left="567" w:hanging="567"/>
+        <w:jc w:val="both"/>
+        <w:rPr>
+          <w:rFonts w:ascii="Arial Narrow" w:eastAsia="Arial Narrow" w:hAnsi="Arial Narrow" w:cs="Arial Narrow"/>
+          <w:sz w:val="16"/>
+          <w:szCs w:val="16"/>
+        </w:rPr>
+      </w:pPr>
+      <w:r>
+        <w:rPr>
+          <w:rStyle w:val="Refdenotaalpie"/>
+          <w:rFonts w:ascii="Arial Narrow" w:eastAsia="Arial Narrow" w:hAnsi="Arial Narrow" w:cs="Arial Narrow"/>
+          <w:sz w:val="16"/>
+          <w:szCs w:val="16"/>
+          <w:vertAlign w:val="superscript"/>
+        </w:rPr>
+        <w:footnoteRef/>
+      </w:r>
       <w:r>
         <w:rPr>
           <w:rFonts w:ascii="Arial Narrow" w:eastAsia="Arial Narrow" w:hAnsi="Arial Narrow" w:cs="Arial Narrow"/>
@@ -9825,15 +9908,7 @@
           <w:sz w:val="16"/>
           <w:szCs w:val="16"/>
         </w:rPr>
-        <w:t xml:space="preserve">Artículo 26.-</w:t>
-      </w:r>
-      <w:r>
-        <w:rPr>
-          <w:rFonts w:ascii="Arial Narrow" w:eastAsia="Arial Narrow" w:hAnsi="Arial Narrow" w:cs="Arial Narrow"/>
-          <w:sz w:val="16"/>
-          <w:szCs w:val="16"/>
-        </w:rPr>
-        <w:t xml:space="preserve"> Una vez admitida a trámite la denuncia, se correrá traslado de la misma al denunciado, a fin de que éste presente su descargo. El plazo para la presentación del descargo será de cinco (5) días contados desde la notificación, vencido el cual, el Secretario Técnico declarará en rebeldía al denunciado que no lo hubiera presentado.</w:t>
+        <w:t xml:space="preserve">DECRETO SUPREMO 006-2026-JUS, TEXTO ÚNICO ORDENADO DE LA LEY 27444, LEY DEL PROCEDIMIENTO ADMINISTRATIVO GENERAL, publicado el 30 de abril de 2026</w:t>
       </w:r>
     </w:p>
     <w:p>
@@ -9847,9 +9922,25 @@
           <w:szCs w:val="16"/>
         </w:rPr>
       </w:pPr>
-    </w:p>
-  </w:footnote>
-  <w:footnote w:id="15">
+      <w:r>
+        <w:rPr>
+          <w:rFonts w:ascii="Arial Narrow" w:eastAsia="Arial Narrow" w:hAnsi="Arial Narrow" w:cs="Arial Narrow"/>
+          <w:sz w:val="16"/>
+          <w:szCs w:val="16"/>
+        </w:rPr>
+        <w:tab/>
+      </w:r>
+      <w:r>
+        <w:rPr>
+          <w:rFonts w:ascii="Arial Narrow" w:eastAsia="Arial Narrow" w:hAnsi="Arial Narrow" w:cs="Arial Narrow"/>
+          <w:b/>
+          <w:bCs/>
+          <w:sz w:val="16"/>
+          <w:szCs w:val="16"/>
+        </w:rPr>
+        <w:t xml:space="preserve">Artículo 223.- Contestación de la reclamación</w:t>
+      </w:r>
+    </w:p>
     <w:p>
       <w:pPr>
         <w:pStyle w:val="Textonotapie"/>
@@ -9863,16 +9954,6 @@
       </w:pPr>
       <w:r>
         <w:rPr>
-          <w:rStyle w:val="Refdenotaalpie"/>
-          <w:rFonts w:ascii="Arial Narrow" w:eastAsia="Arial Narrow" w:hAnsi="Arial Narrow" w:cs="Arial Narrow"/>
-          <w:sz w:val="16"/>
-          <w:szCs w:val="16"/>
-          <w:vertAlign w:val="superscript"/>
-        </w:rPr>
-        <w:footnoteRef/>
-      </w:r>
-      <w:r>
-        <w:rPr>
           <w:rFonts w:ascii="Arial Narrow" w:eastAsia="Arial Narrow" w:hAnsi="Arial Narrow" w:cs="Arial Narrow"/>
           <w:sz w:val="16"/>
           <w:szCs w:val="16"/>
@@ -9882,12 +9963,10 @@
       <w:r>
         <w:rPr>
           <w:rFonts w:ascii="Arial Narrow" w:eastAsia="Arial Narrow" w:hAnsi="Arial Narrow" w:cs="Arial Narrow"/>
-          <w:b/>
-          <w:bCs/>
-          <w:sz w:val="16"/>
-          <w:szCs w:val="16"/>
-        </w:rPr>
-        <w:t xml:space="preserve">DECRETO SUPREMO 006-2026-JUS, TEXTO ÚNICO ORDENADO DE LA LEY 27444, LEY DEL PROCEDIMIENTO ADMINISTRATIVO GENERAL, publicado el 30 de abril de 2026</w:t>
+          <w:sz w:val="16"/>
+          <w:szCs w:val="16"/>
+        </w:rPr>
+        <w:t xml:space="preserve">223.1 El reclamado deberá presentar la contestación de la reclamación dentro de los quince (15) días posteriores a la notificación de ésta; vencido este plazo, la Administración declarará en rebeldía al reclamado que no la hubiera presentado. La contestación deberá contener los requisitos de los escritos previstos en el artículo 113 de la presente Ley, así como la absolución de todos los asuntos controvertidos de hecho y de derecho, Las alegaciones y los hechos relevantes de la reclamación, salvo que hayan sido específicamente negadas en la contestación, se tendrán por aceptadas o merituadas como ciertas.</w:t>
       </w:r>
     </w:p>
     <w:p>
@@ -9901,69 +9980,14 @@
           <w:szCs w:val="16"/>
         </w:rPr>
       </w:pPr>
-      <w:r>
-        <w:rPr>
-          <w:rFonts w:ascii="Arial Narrow" w:eastAsia="Arial Narrow" w:hAnsi="Arial Narrow" w:cs="Arial Narrow"/>
-          <w:sz w:val="16"/>
-          <w:szCs w:val="16"/>
-        </w:rPr>
-        <w:tab/>
-      </w:r>
-      <w:r>
-        <w:rPr>
-          <w:rFonts w:ascii="Arial Narrow" w:eastAsia="Arial Narrow" w:hAnsi="Arial Narrow" w:cs="Arial Narrow"/>
-          <w:b/>
-          <w:bCs/>
-          <w:sz w:val="16"/>
-          <w:szCs w:val="16"/>
-        </w:rPr>
-        <w:t xml:space="preserve">Artículo 223.- Contestación de la reclamación</w:t>
-      </w:r>
-    </w:p>
-    <w:p>
-      <w:pPr>
-        <w:pStyle w:val="Textonotapie"/>
-        <w:ind w:left="567" w:hanging="567"/>
-        <w:jc w:val="both"/>
-        <w:rPr>
-          <w:rFonts w:ascii="Arial Narrow" w:eastAsia="Arial Narrow" w:hAnsi="Arial Narrow" w:cs="Arial Narrow"/>
-          <w:sz w:val="16"/>
-          <w:szCs w:val="16"/>
-        </w:rPr>
-      </w:pPr>
-      <w:r>
-        <w:rPr>
-          <w:rFonts w:ascii="Arial Narrow" w:eastAsia="Arial Narrow" w:hAnsi="Arial Narrow" w:cs="Arial Narrow"/>
-          <w:sz w:val="16"/>
-          <w:szCs w:val="16"/>
-        </w:rPr>
-        <w:tab/>
-      </w:r>
-      <w:r>
-        <w:rPr>
-          <w:rFonts w:ascii="Arial Narrow" w:eastAsia="Arial Narrow" w:hAnsi="Arial Narrow" w:cs="Arial Narrow"/>
-          <w:sz w:val="16"/>
-          <w:szCs w:val="16"/>
-        </w:rPr>
-        <w:t xml:space="preserve">223.1 El reclamado deberá presentar la contestación de la reclamación dentro de los quince (15) días posteriores a la notificación de ésta; vencido este plazo, la Administración declarará en rebeldía al reclamado que no la hubiera presentado. La contestación deberá contener los requisitos de los escritos previstos en el artículo 113 de la presente Ley, así como la absolución de todos los asuntos controvertidos de hecho y de derecho, Las alegaciones y los hechos relevantes de la reclamación, salvo que hayan sido específicamente negadas en la contestación, se tendrán por aceptadas o merituadas como ciertas.</w:t>
-      </w:r>
-    </w:p>
-    <w:p>
-      <w:pPr>
-        <w:pStyle w:val="Textonotapie"/>
-        <w:ind w:left="567" w:hanging="567"/>
-        <w:jc w:val="both"/>
-        <w:rPr>
-          <w:rFonts w:ascii="Arial Narrow" w:eastAsia="Arial Narrow" w:hAnsi="Arial Narrow" w:cs="Arial Narrow"/>
-          <w:sz w:val="16"/>
-          <w:szCs w:val="16"/>
-        </w:rPr>
-      </w:pPr>
     </w:p>
   </w:footnote>
-  <w:footnote w:id="9">
-    <w:p>
-      <w:pPr>
+  <w:footnote w:id="11">
+    <w:p>
+      <w:pPr>
+        <w:tabs>
+          <w:tab w:val="left" w:pos="567"/>
+        </w:tabs>
         <w:spacing w:after="0" w:line="240" w:lineRule="auto"/>
         <w:ind w:left="567" w:hanging="567"/>
         <w:jc w:val="both"/>
@@ -9990,7 +10014,8 @@
           <w:szCs w:val="16"/>
           <w:vertAlign w:val="superscript"/>
         </w:rPr>
-        <w:t xml:space="preserve"> </w:t>
+        <w:tab/>
+        <w:t xml:space="preserve"/>
       </w:r>
       <w:r>
         <w:rPr>
@@ -10185,9 +10210,66 @@
       </w:pPr>
     </w:p>
   </w:footnote>
-  <w:footnote w:id="10">
-    <w:p>
-      <w:pPr>
+  <w:footnote w:id="12">
+    <w:p>
+      <w:pPr>
+        <w:pStyle w:val="Textonotapie"/>
+        <w:tabs>
+          <w:tab w:val="left" w:pos="567"/>
+        </w:tabs>
+        <w:ind w:left="567" w:right="-1" w:hanging="567"/>
+        <w:jc w:val="both"/>
+        <w:rPr>
+          <w:rFonts w:ascii="Arial Narrow" w:eastAsia="Arial Narrow" w:hAnsi="Arial Narrow" w:cs="Arial Narrow"/>
+          <w:b/>
+          <w:bCs/>
+          <w:sz w:val="16"/>
+          <w:szCs w:val="16"/>
+        </w:rPr>
+      </w:pPr>
+      <w:r>
+        <w:rPr>
+          <w:rStyle w:val="Refdenotaalpie"/>
+          <w:rFonts w:ascii="Arial Narrow" w:eastAsia="Arial Narrow" w:hAnsi="Arial Narrow" w:cs="Arial Narrow"/>
+          <w:sz w:val="16"/>
+          <w:szCs w:val="16"/>
+          <w:vertAlign w:val="superscript"/>
+        </w:rPr>
+        <w:footnoteRef/>
+      </w:r>
+      <w:r>
+        <w:rPr>
+          <w:rFonts w:ascii="Arial Narrow" w:eastAsia="Arial Narrow" w:hAnsi="Arial Narrow" w:cs="Arial Narrow"/>
+          <w:sz w:val="16"/>
+          <w:szCs w:val="16"/>
+        </w:rPr>
+        <w:tab/>
+        <w:t xml:space="preserve"/>
+      </w:r>
+      <w:r>
+        <w:rPr>
+          <w:rFonts w:ascii="Arial Narrow" w:eastAsia="Arial Narrow" w:hAnsi="Arial Narrow" w:cs="Arial Narrow"/>
+          <w:sz w:val="16"/>
+          <w:szCs w:val="16"/>
+        </w:rPr>
+        <w:tab/>
+      </w:r>
+      <w:r>
+        <w:rPr>
+          <w:rFonts w:ascii="Arial Narrow" w:eastAsia="Arial Narrow" w:hAnsi="Arial Narrow" w:cs="Arial Narrow"/>
+          <w:b/>
+          <w:bCs/>
+          <w:sz w:val="16"/>
+          <w:szCs w:val="16"/>
+        </w:rPr>
+        <w:t xml:space="preserve">LEY 29571, CÓDIGO DE PROTECCIÓN Y DEFENSA DEL CONSUMIDOR, publicado el 2 de setiembre de 2010 y modificado por Decreto Legislativo 1308 </w:t>
+      </w:r>
+    </w:p>
+    <w:p>
+      <w:pPr>
+        <w:tabs>
+          <w:tab w:val="left" w:pos="567"/>
+        </w:tabs>
         <w:spacing w:after="0" w:line="240" w:lineRule="auto"/>
         <w:ind w:left="567" w:hanging="567"/>
         <w:jc w:val="both"/>
@@ -10199,29 +10281,12 @@
       </w:pPr>
       <w:r>
         <w:rPr>
-          <w:rStyle w:val="Refdenotaalpie"/>
-          <w:rFonts w:ascii="Arial Narrow" w:eastAsia="Arial Narrow" w:hAnsi="Arial Narrow" w:cs="Arial Narrow"/>
-          <w:sz w:val="16"/>
-          <w:szCs w:val="16"/>
-          <w:vertAlign w:val="superscript"/>
-        </w:rPr>
-        <w:footnoteRef/>
-      </w:r>
-      <w:r>
-        <w:rPr>
-          <w:rFonts w:ascii="Arial Narrow" w:eastAsia="Arial Narrow" w:hAnsi="Arial Narrow" w:cs="Arial Narrow"/>
-          <w:sz w:val="16"/>
-          <w:szCs w:val="16"/>
-        </w:rPr>
-        <w:t xml:space="preserve"> </w:t>
-      </w:r>
-      <w:r>
-        <w:rPr>
           <w:rFonts w:ascii="Arial Narrow" w:eastAsia="Arial Narrow" w:hAnsi="Arial Narrow" w:cs="Arial Narrow"/>
           <w:sz w:val="16"/>
           <w:szCs w:val="16"/>
         </w:rPr>
         <w:tab/>
+        <w:t xml:space="preserve"/>
       </w:r>
       <w:r>
         <w:rPr>
@@ -10294,18 +10359,6 @@
         <w:tab/>
         <w:t>Las medidas correctivas complementarias pueden dictarse de oficio o a pedido de parte.</w:t>
       </w:r>
-    </w:p>
-    <w:p>
-      <w:pPr>
-        <w:spacing w:after="0" w:line="240" w:lineRule="auto"/>
-        <w:ind w:left="567" w:hanging="567"/>
-        <w:jc w:val="both"/>
-        <w:rPr>
-          <w:rFonts w:ascii="Arial Narrow" w:eastAsia="Arial Narrow" w:hAnsi="Arial Narrow" w:cs="Arial Narrow"/>
-          <w:sz w:val="16"/>
-          <w:szCs w:val="16"/>
-        </w:rPr>
-      </w:pPr>
     </w:p>
     <w:p>
       <w:pPr>
@@ -10520,8 +10573,12 @@
     </w:p>
     <w:p>
       <w:pPr>
-        <w:pStyle w:val="Sinespaciado"/>
-        <w:ind w:firstLine="567"/>
+        <w:numPr>
+          <w:ilvl w:val="0"/>
+          <w:numId w:val="1"/>
+        </w:numPr>
+        <w:spacing w:after="0" w:line="240" w:lineRule="auto"/>
+        <w:ind w:left="567" w:firstLine="0"/>
         <w:jc w:val="both"/>
         <w:rPr>
           <w:rFonts w:ascii="Arial Narrow" w:eastAsia="Arial Narrow" w:hAnsi="Arial Narrow" w:cs="Arial Narrow"/>
@@ -10540,8 +10597,12 @@
     </w:p>
     <w:p>
       <w:pPr>
-        <w:pStyle w:val="Sinespaciado"/>
-        <w:ind w:firstLine="567"/>
+        <w:numPr>
+          <w:ilvl w:val="0"/>
+          <w:numId w:val="1"/>
+        </w:numPr>
+        <w:spacing w:after="0" w:line="240" w:lineRule="auto"/>
+        <w:ind w:left="567" w:firstLine="0"/>
         <w:jc w:val="both"/>
         <w:rPr>
           <w:rFonts w:ascii="Arial Narrow" w:eastAsia="Arial Narrow" w:hAnsi="Arial Narrow" w:cs="Arial Narrow"/>
@@ -10703,10 +10764,22 @@
         <w:jc w:val="both"/>
         <w:rPr>
           <w:rFonts w:ascii="Arial Narrow" w:eastAsia="Arial Narrow" w:hAnsi="Arial Narrow" w:cs="Arial Narrow"/>
-          <w:sz w:val="16"/>
-          <w:szCs w:val="16"/>
-        </w:rPr>
-      </w:pPr>
+          <w:b/>
+          <w:bCs/>
+          <w:sz w:val="16"/>
+          <w:szCs w:val="16"/>
+        </w:rPr>
+      </w:pPr>
+      <w:r>
+        <w:rPr>
+          <w:rFonts w:ascii="Arial Narrow" w:eastAsia="Arial Narrow" w:hAnsi="Arial Narrow" w:cs="Arial Narrow"/>
+          <w:b/>
+          <w:bCs/>
+          <w:sz w:val="16"/>
+          <w:szCs w:val="16"/>
+        </w:rPr>
+        <w:t>Artículo 116.- Medidas correctivas complementarias</w:t>
+      </w:r>
     </w:p>
     <w:p>
       <w:pPr>
@@ -10715,21 +10788,17 @@
         <w:jc w:val="both"/>
         <w:rPr>
           <w:rFonts w:ascii="Arial Narrow" w:eastAsia="Arial Narrow" w:hAnsi="Arial Narrow" w:cs="Arial Narrow"/>
-          <w:b/>
-          <w:bCs/>
-          <w:sz w:val="16"/>
-          <w:szCs w:val="16"/>
-        </w:rPr>
-      </w:pPr>
-      <w:r>
-        <w:rPr>
-          <w:rFonts w:ascii="Arial Narrow" w:eastAsia="Arial Narrow" w:hAnsi="Arial Narrow" w:cs="Arial Narrow"/>
-          <w:b/>
-          <w:bCs/>
-          <w:sz w:val="16"/>
-          <w:szCs w:val="16"/>
-        </w:rPr>
-        <w:t>Artículo 116.- Medidas correctivas complementarias</w:t>
+          <w:sz w:val="16"/>
+          <w:szCs w:val="16"/>
+        </w:rPr>
+      </w:pPr>
+      <w:r>
+        <w:rPr>
+          <w:rFonts w:ascii="Arial Narrow" w:eastAsia="Arial Narrow" w:hAnsi="Arial Narrow" w:cs="Arial Narrow"/>
+          <w:sz w:val="16"/>
+          <w:szCs w:val="16"/>
+        </w:rPr>
+        <w:t xml:space="preserve">Las medidas correctivas complementarias tienen el objeto de revertir los efectos de la conducta infractora o evitar que esta se produzca nuevamente en el futuro y pueden ser, entre otras, las siguientes: </w:t>
       </w:r>
     </w:p>
     <w:p>
@@ -10749,7 +10818,7 @@
           <w:sz w:val="16"/>
           <w:szCs w:val="16"/>
         </w:rPr>
-        <w:t xml:space="preserve">Las medidas correctivas complementarias tienen el objeto de revertir los efectos de la conducta infractora o evitar que esta se produzca nuevamente en el futuro y pueden ser, entre otras, las siguientes: </w:t>
+        <w:t xml:space="preserve">a. Que el proveedor cumpla con atender la solicitud de información requerida por el consumidor, siempre que dicho requerimiento guarde relación con el producto adquirido o servicio contratado. </w:t>
       </w:r>
     </w:p>
     <w:p>
@@ -10769,7 +10838,7 @@
           <w:sz w:val="16"/>
           <w:szCs w:val="16"/>
         </w:rPr>
-        <w:t xml:space="preserve">a. Que el proveedor cumpla con atender la solicitud de información requerida por el consumidor, siempre que dicho requerimiento guarde relación con el producto adquirido o servicio contratado. </w:t>
+        <w:t xml:space="preserve">b. Declarar inexigibles las cláusulas que han sido identificadas como abusivas en el procedimiento. </w:t>
       </w:r>
     </w:p>
     <w:p>
@@ -10789,7 +10858,7 @@
           <w:sz w:val="16"/>
           <w:szCs w:val="16"/>
         </w:rPr>
-        <w:t xml:space="preserve">b. Declarar inexigibles las cláusulas que han sido identificadas como abusivas en el procedimiento. </w:t>
+        <w:t xml:space="preserve">c. El decomiso y destrucción de la mercadería, envases, envolturas o etiquetas. </w:t>
       </w:r>
     </w:p>
     <w:p>
@@ -10809,7 +10878,25 @@
           <w:sz w:val="16"/>
           <w:szCs w:val="16"/>
         </w:rPr>
-        <w:t xml:space="preserve">c. El decomiso y destrucción de la mercadería, envases, envolturas o etiquetas. </w:t>
+        <w:t xml:space="preserve">d. En caso de infracciones muy graves y de reincidencia o </w:t>
+      </w:r>
+      <w:proofErr w:type="spellStart"/>
+      <w:r>
+        <w:rPr>
+          <w:rFonts w:ascii="Arial Narrow" w:eastAsia="Arial Narrow" w:hAnsi="Arial Narrow" w:cs="Arial Narrow"/>
+          <w:sz w:val="16"/>
+          <w:szCs w:val="16"/>
+        </w:rPr>
+        <w:t>reiterancia</w:t>
+      </w:r>
+      <w:proofErr w:type="spellEnd"/>
+      <w:r>
+        <w:rPr>
+          <w:rFonts w:ascii="Arial Narrow" w:eastAsia="Arial Narrow" w:hAnsi="Arial Narrow" w:cs="Arial Narrow"/>
+          <w:sz w:val="16"/>
+          <w:szCs w:val="16"/>
+        </w:rPr>
+        <w:t xml:space="preserve">: </w:t>
       </w:r>
     </w:p>
     <w:p>
@@ -10829,25 +10916,7 @@
           <w:sz w:val="16"/>
           <w:szCs w:val="16"/>
         </w:rPr>
-        <w:t xml:space="preserve">d. En caso de infracciones muy graves y de reincidencia o </w:t>
-      </w:r>
-      <w:proofErr w:type="spellStart"/>
-      <w:r>
-        <w:rPr>
-          <w:rFonts w:ascii="Arial Narrow" w:eastAsia="Arial Narrow" w:hAnsi="Arial Narrow" w:cs="Arial Narrow"/>
-          <w:sz w:val="16"/>
-          <w:szCs w:val="16"/>
-        </w:rPr>
-        <w:t>reiterancia</w:t>
-      </w:r>
-      <w:proofErr w:type="spellEnd"/>
-      <w:r>
-        <w:rPr>
-          <w:rFonts w:ascii="Arial Narrow" w:eastAsia="Arial Narrow" w:hAnsi="Arial Narrow" w:cs="Arial Narrow"/>
-          <w:sz w:val="16"/>
-          <w:szCs w:val="16"/>
-        </w:rPr>
-        <w:t xml:space="preserve">: </w:t>
+        <w:t xml:space="preserve">(i) Solicitar a la autoridad correspondiente la clausura temporal del establecimiento industrial, comercial o de servicios por un plazo máximo de seis (6) meses. </w:t>
       </w:r>
     </w:p>
     <w:p>
@@ -10867,7 +10936,25 @@
           <w:sz w:val="16"/>
           <w:szCs w:val="16"/>
         </w:rPr>
-        <w:t xml:space="preserve">(i) Solicitar a la autoridad correspondiente la clausura temporal del establecimiento industrial, comercial o de servicios por un plazo máximo de seis (6) meses. </w:t>
+        <w:t>(</w:t>
+      </w:r>
+      <w:proofErr w:type="spellStart"/>
+      <w:r>
+        <w:rPr>
+          <w:rFonts w:ascii="Arial Narrow" w:eastAsia="Arial Narrow" w:hAnsi="Arial Narrow" w:cs="Arial Narrow"/>
+          <w:sz w:val="16"/>
+          <w:szCs w:val="16"/>
+        </w:rPr>
+        <w:t>ii</w:t>
+      </w:r>
+      <w:proofErr w:type="spellEnd"/>
+      <w:r>
+        <w:rPr>
+          <w:rFonts w:ascii="Arial Narrow" w:eastAsia="Arial Narrow" w:hAnsi="Arial Narrow" w:cs="Arial Narrow"/>
+          <w:sz w:val="16"/>
+          <w:szCs w:val="16"/>
+        </w:rPr>
+        <w:t xml:space="preserve">) Solicitar a la autoridad competente la inhabilitación, temporal o permanente, del proveedor en función de los alcances de la infracción sancionada. </w:t>
       </w:r>
     </w:p>
     <w:p>
@@ -10887,7 +10974,7 @@
           <w:sz w:val="16"/>
           <w:szCs w:val="16"/>
         </w:rPr>
-        <w:t>(</w:t>
+        <w:t xml:space="preserve">e. Publicación de avisos </w:t>
       </w:r>
       <w:proofErr w:type="spellStart"/>
       <w:r>
@@ -10896,7 +10983,7 @@
           <w:sz w:val="16"/>
           <w:szCs w:val="16"/>
         </w:rPr>
-        <w:t>ii</w:t>
+        <w:t>rectificatorios</w:t>
       </w:r>
       <w:proofErr w:type="spellEnd"/>
       <w:r>
@@ -10905,7 +10992,7 @@
           <w:sz w:val="16"/>
           <w:szCs w:val="16"/>
         </w:rPr>
-        <w:t xml:space="preserve">) Solicitar a la autoridad competente la inhabilitación, temporal o permanente, del proveedor en función de los alcances de la infracción sancionada. </w:t>
+        <w:t xml:space="preserve"> o informativos en la forma que determine el Indecopi, tomando en consideración los medios que resulten idóneos para revertir los efectos que el acto objeto de sanción ha ocasionado. </w:t>
       </w:r>
     </w:p>
     <w:p>
@@ -10925,25 +11012,7 @@
           <w:sz w:val="16"/>
           <w:szCs w:val="16"/>
         </w:rPr>
-        <w:t xml:space="preserve">e. Publicación de avisos </w:t>
-      </w:r>
-      <w:proofErr w:type="spellStart"/>
-      <w:r>
-        <w:rPr>
-          <w:rFonts w:ascii="Arial Narrow" w:eastAsia="Arial Narrow" w:hAnsi="Arial Narrow" w:cs="Arial Narrow"/>
-          <w:sz w:val="16"/>
-          <w:szCs w:val="16"/>
-        </w:rPr>
-        <w:t>rectificatorios</w:t>
-      </w:r>
-      <w:proofErr w:type="spellEnd"/>
-      <w:r>
-        <w:rPr>
-          <w:rFonts w:ascii="Arial Narrow" w:eastAsia="Arial Narrow" w:hAnsi="Arial Narrow" w:cs="Arial Narrow"/>
-          <w:sz w:val="16"/>
-          <w:szCs w:val="16"/>
-        </w:rPr>
-        <w:t xml:space="preserve"> o informativos en la forma que determine el Indecopi, tomando en consideración los medios que resulten idóneos para revertir los efectos que el acto objeto de sanción ha ocasionado. </w:t>
+        <w:t xml:space="preserve">f. Cualquier otra medida correctiva que tenga el objeto de revertir los efectos de la conducta infractora o evitar que esta se produzca nuevamente en el futuro. </w:t>
       </w:r>
     </w:p>
     <w:p>
@@ -10963,26 +11032,6 @@
           <w:sz w:val="16"/>
           <w:szCs w:val="16"/>
         </w:rPr>
-        <w:t xml:space="preserve">f. Cualquier otra medida correctiva que tenga el objeto de revertir los efectos de la conducta infractora o evitar que esta se produzca nuevamente en el futuro. </w:t>
-      </w:r>
-    </w:p>
-    <w:p>
-      <w:pPr>
-        <w:spacing w:after="0" w:line="240" w:lineRule="auto"/>
-        <w:ind w:left="567"/>
-        <w:jc w:val="both"/>
-        <w:rPr>
-          <w:rFonts w:ascii="Arial Narrow" w:eastAsia="Arial Narrow" w:hAnsi="Arial Narrow" w:cs="Arial Narrow"/>
-          <w:sz w:val="16"/>
-          <w:szCs w:val="16"/>
-        </w:rPr>
-      </w:pPr>
-      <w:r>
-        <w:rPr>
-          <w:rFonts w:ascii="Arial Narrow" w:eastAsia="Arial Narrow" w:hAnsi="Arial Narrow" w:cs="Arial Narrow"/>
-          <w:sz w:val="16"/>
-          <w:szCs w:val="16"/>
-        </w:rPr>
         <w:t>El Indecopi está facultado para solicitar a la autoridad municipal y policial el apoyo respectivo para la ejecución de las medidas correctivas complementarias correspondientes.</w:t>
       </w:r>
     </w:p>
@@ -10999,7 +11048,7 @@
       </w:pPr>
     </w:p>
   </w:footnote>
-  <w:footnote w:id="11">
+  <w:footnote w:id="13">
     <w:p>
       <w:pPr>
         <w:pStyle w:val="Textonotapie"/>
@@ -11031,7 +11080,8 @@
           <w:sz w:val="16"/>
           <w:szCs w:val="16"/>
         </w:rPr>
-        <w:t xml:space="preserve"> </w:t>
+        <w:tab/>
+        <w:t xml:space="preserve"/>
       </w:r>
       <w:r>
         <w:rPr>
@@ -11222,7 +11272,102 @@
       </w:pPr>
     </w:p>
   </w:footnote>
-  <w:footnote w:id="12">
+  <w:footnote w:id="14">
+    <w:p>
+      <w:pPr>
+        <w:autoSpaceDE w:val="0"/>
+        <w:autoSpaceDN w:val="0"/>
+        <w:adjustRightInd w:val="0"/>
+        <w:tabs>
+          <w:tab w:val="left" w:pos="567"/>
+        </w:tabs>
+        <w:spacing w:after="0" w:line="240" w:lineRule="auto"/>
+        <w:ind w:left="567" w:hanging="567"/>
+        <w:jc w:val="both"/>
+        <w:rPr>
+          <w:rFonts w:ascii="Arial Narrow" w:eastAsia="Arial Narrow" w:hAnsi="Arial Narrow" w:cs="Arial Narrow"/>
+          <w:b/>
+          <w:bCs/>
+          <w:sz w:val="16"/>
+          <w:szCs w:val="16"/>
+        </w:rPr>
+      </w:pPr>
+      <w:r>
+        <w:rPr>
+          <w:rStyle w:val="Refdenotaalpie"/>
+          <w:rFonts w:ascii="Arial Narrow" w:eastAsia="Arial Narrow" w:hAnsi="Arial Narrow" w:cs="Arial Narrow"/>
+          <w:b/>
+          <w:bCs/>
+          <w:sz w:val="16"/>
+          <w:szCs w:val="16"/>
+          <w:vertAlign w:val="superscript"/>
+        </w:rPr>
+        <w:footnoteRef/>
+      </w:r>
+      <w:r>
+        <w:rPr>
+          <w:rFonts w:ascii="Arial Narrow" w:eastAsia="Arial Narrow" w:hAnsi="Arial Narrow" w:cs="Arial Narrow"/>
+          <w:b/>
+          <w:bCs/>
+          <w:sz w:val="16"/>
+          <w:szCs w:val="16"/>
+        </w:rPr>
+        <w:tab/>
+        <w:t xml:space="preserve"/>
+      </w:r>
+      <w:r>
+        <w:rPr>
+          <w:rFonts w:ascii="Arial Narrow" w:eastAsia="Arial Narrow" w:hAnsi="Arial Narrow" w:cs="Arial Narrow"/>
+          <w:b/>
+          <w:bCs/>
+          <w:sz w:val="16"/>
+          <w:szCs w:val="16"/>
+        </w:rPr>
+        <w:tab/>
+        <w:t>DECRETO LEGISLATIVO 807, LEY SOBRE FACULTADES, NORMAS Y ORGANIZACIÓN DEL INDECOPI FACULTADES DE LAS COMISIONES Y OFICINAS DEL INDECOPI</w:t>
+      </w:r>
+    </w:p>
+    <w:p>
+      <w:pPr>
+        <w:pStyle w:val="NormalWeb"/>
+        <w:spacing w:after="0" w:line="240" w:lineRule="auto"/>
+        <w:ind w:left="567"/>
+        <w:jc w:val="both"/>
+        <w:rPr>
+          <w:rFonts w:ascii="Arial Narrow" w:eastAsia="Arial Narrow" w:hAnsi="Arial Narrow" w:cs="Arial Narrow"/>
+          <w:bCs/>
+          <w:sz w:val="16"/>
+          <w:szCs w:val="16"/>
+        </w:rPr>
+      </w:pPr>
+      <w:r>
+        <w:rPr>
+          <w:rFonts w:ascii="Arial Narrow" w:eastAsia="Arial Narrow" w:hAnsi="Arial Narrow" w:cs="Arial Narrow"/>
+          <w:b/>
+          <w:sz w:val="16"/>
+          <w:szCs w:val="16"/>
+        </w:rPr>
+        <w:t xml:space="preserve">Artículo 29.- </w:t>
+      </w:r>
+      <w:r>
+        <w:rPr>
+          <w:rFonts w:ascii="Arial Narrow" w:eastAsia="Arial Narrow" w:hAnsi="Arial Narrow" w:cs="Arial Narrow"/>
+          <w:bCs/>
+          <w:sz w:val="16"/>
+          <w:szCs w:val="16"/>
+        </w:rPr>
+        <w:t xml:space="preserve">En cualquier estado del procedimiento, e incluso antes de admitirse a trámite la denuncia, el Secretario Técnico podrá citar a las partes a audiencia de conciliación. La audiencia se desarrollará ante el Secretario Técnico o ante la persona que este designe. Si ambas partes arribaran a un acuerdo respecto de la denuncia, </w:t>
+      </w:r>
+      <w:r>
+        <w:rPr>
+          <w:rFonts w:ascii="Arial Narrow" w:eastAsia="Arial Narrow" w:hAnsi="Arial Narrow" w:cs="Arial Narrow"/>
+          <w:bCs/>
+          <w:sz w:val="16"/>
+          <w:szCs w:val="16"/>
+        </w:rPr>
+        <w:t>se levantará un acta donde conste el acuerdo respectivo, el mismo que tendrá efectos de transacción extrajudicial. En cualquier caso, la Comisión podrá continuar de oficio el procedimiento, si del análisis de los hechos denunciados considera que podría estarse afectando intereses de terceros.</w:t>
+      </w:r>
+    </w:p>
     <w:p>
       <w:pPr>
         <w:autoSpaceDE w:val="0"/>
@@ -11239,12 +11384,27 @@
           <w:szCs w:val="16"/>
         </w:rPr>
       </w:pPr>
+    </w:p>
+  </w:footnote>
+  <w:footnote w:id="15">
+    <w:p>
+      <w:pPr>
+        <w:pStyle w:val="Textonotapie"/>
+        <w:tabs>
+          <w:tab w:val="left" w:pos="567"/>
+        </w:tabs>
+        <w:ind w:left="567" w:hanging="567"/>
+        <w:jc w:val="both"/>
+        <w:rPr>
+          <w:rFonts w:ascii="Arial Narrow" w:eastAsia="Arial Narrow" w:hAnsi="Arial Narrow" w:cs="Arial Narrow"/>
+          <w:sz w:val="16"/>
+          <w:szCs w:val="16"/>
+        </w:rPr>
+      </w:pPr>
       <w:r>
         <w:rPr>
           <w:rStyle w:val="Refdenotaalpie"/>
           <w:rFonts w:ascii="Arial Narrow" w:eastAsia="Arial Narrow" w:hAnsi="Arial Narrow" w:cs="Arial Narrow"/>
-          <w:b/>
-          <w:bCs/>
           <w:sz w:val="16"/>
           <w:szCs w:val="16"/>
           <w:vertAlign w:val="superscript"/>
@@ -11254,113 +11414,11 @@
       <w:r>
         <w:rPr>
           <w:rFonts w:ascii="Arial Narrow" w:eastAsia="Arial Narrow" w:hAnsi="Arial Narrow" w:cs="Arial Narrow"/>
-          <w:b/>
-          <w:bCs/>
-          <w:sz w:val="16"/>
-          <w:szCs w:val="16"/>
-        </w:rPr>
-        <w:t xml:space="preserve"> </w:t>
-      </w:r>
-      <w:r>
-        <w:rPr>
-          <w:rFonts w:ascii="Arial Narrow" w:eastAsia="Arial Narrow" w:hAnsi="Arial Narrow" w:cs="Arial Narrow"/>
-          <w:b/>
-          <w:bCs/>
           <w:sz w:val="16"/>
           <w:szCs w:val="16"/>
         </w:rPr>
         <w:tab/>
-        <w:t>DECRETO LEGISLATIVO 807, LEY SOBRE FACULTADES, NORMAS Y ORGANIZACIÓN DEL INDECOPI FACULTADES DE LAS COMISIONES Y OFICINAS DEL INDECOPI</w:t>
-      </w:r>
-    </w:p>
-    <w:p>
-      <w:pPr>
-        <w:pStyle w:val="NormalWeb"/>
-        <w:spacing w:after="0" w:line="240" w:lineRule="auto"/>
-        <w:ind w:left="567"/>
-        <w:jc w:val="both"/>
-        <w:rPr>
-          <w:rFonts w:ascii="Arial Narrow" w:eastAsia="Arial Narrow" w:hAnsi="Arial Narrow" w:cs="Arial Narrow"/>
-          <w:bCs/>
-          <w:sz w:val="16"/>
-          <w:szCs w:val="16"/>
-        </w:rPr>
-      </w:pPr>
-      <w:r>
-        <w:rPr>
-          <w:rFonts w:ascii="Arial Narrow" w:eastAsia="Arial Narrow" w:hAnsi="Arial Narrow" w:cs="Arial Narrow"/>
-          <w:b/>
-          <w:sz w:val="16"/>
-          <w:szCs w:val="16"/>
-        </w:rPr>
-        <w:t xml:space="preserve">Artículo 29.- </w:t>
-      </w:r>
-      <w:r>
-        <w:rPr>
-          <w:rFonts w:ascii="Arial Narrow" w:eastAsia="Arial Narrow" w:hAnsi="Arial Narrow" w:cs="Arial Narrow"/>
-          <w:bCs/>
-          <w:sz w:val="16"/>
-          <w:szCs w:val="16"/>
-        </w:rPr>
-        <w:t xml:space="preserve">En cualquier estado del procedimiento, e incluso antes de admitirse a trámite la denuncia, el Secretario Técnico podrá citar a las partes a audiencia de conciliación. La audiencia se desarrollará ante el Secretario Técnico o ante la persona que este designe. Si ambas partes arribaran a un acuerdo respecto de la denuncia, </w:t>
-      </w:r>
-      <w:r>
-        <w:rPr>
-          <w:rFonts w:ascii="Arial Narrow" w:eastAsia="Arial Narrow" w:hAnsi="Arial Narrow" w:cs="Arial Narrow"/>
-          <w:bCs/>
-          <w:sz w:val="16"/>
-          <w:szCs w:val="16"/>
-        </w:rPr>
-        <w:t>se levantará un acta donde conste el acuerdo respectivo, el mismo que tendrá efectos de transacción extrajudicial. En cualquier caso, la Comisión podrá continuar de oficio el procedimiento, si del análisis de los hechos denunciados considera que podría estarse afectando intereses de terceros.</w:t>
-      </w:r>
-    </w:p>
-    <w:p>
-      <w:pPr>
-        <w:autoSpaceDE w:val="0"/>
-        <w:autoSpaceDN w:val="0"/>
-        <w:adjustRightInd w:val="0"/>
-        <w:spacing w:after="0" w:line="240" w:lineRule="auto"/>
-        <w:ind w:left="567" w:hanging="567"/>
-        <w:jc w:val="both"/>
-        <w:rPr>
-          <w:rFonts w:ascii="Arial Narrow" w:eastAsia="Arial Narrow" w:hAnsi="Arial Narrow" w:cs="Arial Narrow"/>
-          <w:b/>
-          <w:bCs/>
-          <w:sz w:val="16"/>
-          <w:szCs w:val="16"/>
-        </w:rPr>
-      </w:pPr>
-    </w:p>
-  </w:footnote>
-  <w:footnote w:id="13">
-    <w:p>
-      <w:pPr>
-        <w:pStyle w:val="Textonotapie"/>
-        <w:ind w:left="567" w:hanging="567"/>
-        <w:jc w:val="both"/>
-        <w:rPr>
-          <w:rFonts w:ascii="Arial Narrow" w:eastAsia="Arial Narrow" w:hAnsi="Arial Narrow" w:cs="Arial Narrow"/>
-          <w:sz w:val="16"/>
-          <w:szCs w:val="16"/>
-        </w:rPr>
-      </w:pPr>
-      <w:r>
-        <w:rPr>
-          <w:rStyle w:val="Refdenotaalpie"/>
-          <w:rFonts w:ascii="Arial Narrow" w:eastAsia="Arial Narrow" w:hAnsi="Arial Narrow" w:cs="Arial Narrow"/>
-          <w:sz w:val="16"/>
-          <w:szCs w:val="16"/>
-          <w:vertAlign w:val="superscript"/>
-        </w:rPr>
-        <w:footnoteRef/>
-      </w:r>
-      <w:r>
-        <w:rPr>
-          <w:rFonts w:ascii="Arial Narrow" w:eastAsia="Arial Narrow" w:hAnsi="Arial Narrow" w:cs="Arial Narrow"/>
-          <w:sz w:val="16"/>
-          <w:szCs w:val="16"/>
-        </w:rPr>
-        <w:t xml:space="preserve"> </w:t>
+        <w:t xml:space="preserve"/>
       </w:r>
       <w:r>
         <w:rPr>

--- a/plantillas_maestras/06_seguro_hogar_e_inmuebles/anulacion_indebida/2_o_mas_ddos_varios/mujer/TPL_0600_2026_SEGURO_HOGAR_E_INMUEBLES_ANULACION_INDEBIDA_ASEGURADORA_MUJER_R2.docx
+++ b/plantillas_maestras/06_seguro_hogar_e_inmuebles/anulacion_indebida/2_o_mas_ddos_varios/mujer/TPL_0600_2026_SEGURO_HOGAR_E_INMUEBLES_ANULACION_INDEBIDA_ASEGURADORA_MUJER_R2.docx
@@ -666,7 +666,7 @@
     </w:p>
     <w:p>
       <w:pPr>
-        <w:spacing w:after="0" w:line="240" w:lineRule="auto"/>
+        <w:spacing w:before="0" w:after="0" w:line="240" w:lineRule="auto"/>
         <w:jc w:val="both"/>
         <w:rPr>
           <w:rFonts w:ascii="Arial Narrow" w:eastAsia="Arial Narrow" w:hAnsi="Arial Narrow" w:cs="Arial Narrow"/>
@@ -708,7 +708,7 @@
           <w:lang w:val="es-ES" w:eastAsia="es-ES"/>
           <w14:ligatures w14:val="none"/>
         </w:rPr>
-        <w:t xml:space="preserve">Mediante la denuncia del 30 de diciembre de 2025, complementado mediante dos (2) escritos del 29 de enero de 2026, subsanada mediante dos (2) escritos del 12 de marzo de 2026, la señora [APELLIDO] denunció a Rímac y Baukost por presuntas infracciones a la Ley 29571, Código de Protección y Defensa del Consumidor</w:t>
+        <w:t xml:space="preserve">Mediante la denuncia del 30 de diciembre de 2025</w:t>
       </w:r>
       <w:r>
         <w:rPr>
@@ -734,19 +734,7 @@
           <w:lang w:val="es-ES" w:eastAsia="es-ES"/>
           <w14:ligatures w14:val="none"/>
         </w:rPr>
-        <w:t xml:space="preserve"> (en adelante, Código), señalando lo siguiente:</w:t>
-      </w:r>
-      <w:r>
-        <w:rPr>
-          <w:rFonts w:ascii="Arial Narrow" w:eastAsia="Arial Narrow" w:hAnsi="Arial Narrow" w:cs="Arial Narrow"/>
-          <w:color w:val="000000"/>
-          <w:kern w:val="0"/>
-          <w:sz w:val="22"/>
-          <w:szCs w:val="22"/>
-          <w:lang w:val="es-ES" w:eastAsia="es-ES"/>
-          <w14:ligatures w14:val="none"/>
-        </w:rPr>
-        <w:t/>
+        <w:t xml:space="preserve">, complementado mediante dos (2) escritos del 29 de enero de 2026, subsanada mediante dos (2) escritos del 12 de marzo de 2026, la señora [APELLIDO] denunció a Rímac y Baukost por presuntas infracciones a la Ley 29571, Código de Protección y Defensa del Consumidor</w:t>
       </w:r>
       <w:r>
         <w:rPr>
@@ -772,6 +760,30 @@
           <w:lang w:val="es-ES" w:eastAsia="es-ES"/>
           <w14:ligatures w14:val="none"/>
         </w:rPr>
+        <w:t xml:space="preserve"> (en adelante, Código), señalando lo siguiente:</w:t>
+      </w:r>
+      <w:r>
+        <w:rPr>
+          <w:rFonts w:ascii="Arial Narrow" w:eastAsia="Arial Narrow" w:hAnsi="Arial Narrow" w:cs="Arial Narrow"/>
+          <w:color w:val="000000"/>
+          <w:kern w:val="0"/>
+          <w:sz w:val="22"/>
+          <w:szCs w:val="22"/>
+          <w:lang w:val="es-ES" w:eastAsia="es-ES"/>
+          <w14:ligatures w14:val="none"/>
+        </w:rPr>
+        <w:t/>
+      </w:r>
+      <w:r>
+        <w:rPr>
+          <w:rFonts w:ascii="Arial Narrow" w:eastAsia="Arial Narrow" w:hAnsi="Arial Narrow" w:cs="Arial Narrow"/>
+          <w:color w:val="000000"/>
+          <w:kern w:val="0"/>
+          <w:sz w:val="22"/>
+          <w:szCs w:val="22"/>
+          <w:lang w:val="es-ES" w:eastAsia="es-ES"/>
+          <w14:ligatures w14:val="none"/>
+        </w:rPr>
         <w:t xml:space="preserve"/>
       </w:r>
       <w:r>
@@ -1018,7 +1030,7 @@
     </w:p>
     <w:p>
       <w:pPr>
-        <w:spacing w:after="0" w:line="240" w:lineRule="auto"/>
+        <w:spacing w:before="0" w:after="0" w:line="240" w:lineRule="auto"/>
         <w:jc w:val="both"/>
         <w:rPr>
           <w:rFonts w:ascii="Arial Narrow" w:eastAsia="Arial Narrow" w:hAnsi="Arial Narrow" w:cs="Arial Narrow"/>
@@ -1285,7 +1297,7 @@
     </w:p>
     <w:p>
       <w:pPr>
-        <w:spacing w:after="0" w:line="240" w:lineRule="auto"/>
+        <w:spacing w:before="0" w:after="0" w:line="240" w:lineRule="auto"/>
         <w:jc w:val="both"/>
         <w:rPr>
           <w:rFonts w:ascii="Arial Narrow" w:eastAsia="Arial Narrow" w:hAnsi="Arial Narrow" w:cs="Arial Narrow"/>
@@ -1444,7 +1456,7 @@
     </w:p>
     <w:p>
       <w:pPr>
-        <w:spacing w:after="0" w:line="240" w:lineRule="auto"/>
+        <w:spacing w:before="0" w:after="0" w:line="240" w:lineRule="auto"/>
         <w:jc w:val="both"/>
         <w:rPr>
           <w:rFonts w:ascii="Arial Narrow" w:eastAsia="Arial Narrow" w:hAnsi="Arial Narrow" w:cs="Arial Narrow"/>
@@ -1630,7 +1642,7 @@
     <w:p>
       <w:pPr>
         <w:pStyle w:val="Prrafodelista"/>
-        <w:spacing w:after="0" w:line="240" w:lineRule="auto"/>
+        <w:spacing w:before="0" w:after="0" w:line="240" w:lineRule="auto"/>
         <w:ind w:left="1134"/>
         <w:jc w:val="both"/>
         <w:rPr>
@@ -1781,7 +1793,7 @@
     <w:p>
       <w:pPr>
         <w:pStyle w:val="Prrafodelista"/>
-        <w:spacing w:after="0" w:line="240" w:lineRule="auto"/>
+        <w:spacing w:before="0" w:after="0" w:line="240" w:lineRule="auto"/>
         <w:ind w:left="1134"/>
         <w:jc w:val="both"/>
         <w:rPr>
@@ -1894,7 +1906,7 @@
     <w:p>
       <w:pPr>
         <w:pStyle w:val="Prrafodelista"/>
-        <w:spacing w:after="0" w:line="240" w:lineRule="auto"/>
+        <w:spacing w:before="0" w:after="0" w:line="240" w:lineRule="auto"/>
         <w:ind w:left="1134"/>
         <w:jc w:val="both"/>
         <w:rPr>
@@ -1960,7 +1972,7 @@
     <w:p>
       <w:pPr>
         <w:pStyle w:val="Prrafodelista"/>
-        <w:spacing w:after="0" w:line="240" w:lineRule="auto"/>
+        <w:spacing w:before="0" w:after="0" w:line="240" w:lineRule="auto"/>
         <w:ind w:left="1134"/>
         <w:jc w:val="both"/>
         <w:rPr>
@@ -2145,7 +2157,7 @@
     <w:p>
       <w:pPr>
         <w:pStyle w:val="Prrafodelista"/>
-        <w:spacing w:after="0" w:line="240" w:lineRule="auto"/>
+        <w:spacing w:before="0" w:after="0" w:line="240" w:lineRule="auto"/>
         <w:ind w:left="1134"/>
         <w:jc w:val="both"/>
         <w:rPr>
@@ -2353,7 +2365,7 @@
     </w:p>
     <w:p>
       <w:pPr>
-        <w:spacing w:after="0" w:line="240" w:lineRule="auto"/>
+        <w:spacing w:before="0" w:after="0" w:line="240" w:lineRule="auto"/>
         <w:jc w:val="both"/>
         <w:rPr>
           <w:rFonts w:ascii="Arial Narrow" w:eastAsia="Arial Narrow" w:hAnsi="Arial Narrow" w:cs="Arial Narrow"/>
@@ -2500,10 +2512,10 @@
     </w:p>
     <w:p>
       <w:pPr>
+        <w:spacing w:before="0" w:after="0" w:line="240" w:lineRule="auto"/>
         <w:tabs>
           <w:tab w:val="left" w:pos="1134"/>
         </w:tabs>
-        <w:spacing w:after="0" w:line="240" w:lineRule="auto"/>
         <w:jc w:val="both"/>
         <w:rPr>
           <w:rFonts w:ascii="Arial Narrow" w:eastAsia="Arial Narrow" w:hAnsi="Arial Narrow" w:cs="Arial Narrow"/>
@@ -3120,7 +3132,7 @@
     <w:bookmarkEnd w:id="2"/>
     <w:p>
       <w:pPr>
-        <w:spacing w:after="0" w:line="240" w:lineRule="auto"/>
+        <w:spacing w:before="0" w:after="0" w:line="240" w:lineRule="auto"/>
         <w:contextualSpacing/>
         <w:jc w:val="both"/>
         <w:rPr>
@@ -3176,7 +3188,7 @@
     </w:p>
     <w:p>
       <w:pPr>
-        <w:spacing w:after="0" w:line="240" w:lineRule="auto"/>
+        <w:spacing w:before="0" w:after="0" w:line="240" w:lineRule="auto"/>
         <w:ind w:left="567"/>
         <w:contextualSpacing/>
         <w:jc w:val="both"/>
@@ -3416,7 +3428,7 @@
     <w:p>
       <w:pPr>
         <w:pStyle w:val="Prrafodelista"/>
-        <w:spacing w:after="0" w:line="240" w:lineRule="auto"/>
+        <w:spacing w:before="0" w:after="0" w:line="240" w:lineRule="auto"/>
         <w:ind w:left="567"/>
         <w:jc w:val="both"/>
         <w:rPr>
@@ -3578,7 +3590,7 @@
     <w:bookmarkEnd w:id="7"/>
     <w:p>
       <w:pPr>
-        <w:spacing w:after="0" w:line="240" w:lineRule="auto"/>
+        <w:spacing w:before="0" w:after="0" w:line="240" w:lineRule="auto"/>
         <w:jc w:val="both"/>
         <w:rPr>
           <w:rFonts w:ascii="Arial Narrow" w:eastAsia="Arial Narrow" w:hAnsi="Arial Narrow" w:cs="Arial Narrow"/>
@@ -3720,6 +3732,7 @@
     <w:p>
       <w:pPr>
         <w:pStyle w:val="Prrafodelista"/>
+        <w:spacing w:before="0" w:after="0" w:line="240" w:lineRule="auto"/>
         <w:rPr>
           <w:rFonts w:ascii="Arial Narrow" w:eastAsia="Arial Narrow" w:hAnsi="Arial Narrow" w:cs="Arial Narrow"/>
           <w:kern w:val="0"/>
@@ -3859,7 +3872,7 @@
     </w:p>
     <w:p>
       <w:pPr>
-        <w:spacing w:after="0" w:line="240" w:lineRule="auto"/>
+        <w:spacing w:before="0" w:after="0" w:line="240" w:lineRule="auto"/>
         <w:jc w:val="both"/>
         <w:rPr>
           <w:rFonts w:ascii="Arial Narrow" w:eastAsia="Arial Narrow" w:hAnsi="Arial Narrow" w:cs="Arial Narrow"/>
@@ -4006,7 +4019,7 @@
     </w:p>
     <w:p>
       <w:pPr>
-        <w:spacing w:after="0" w:line="240" w:lineRule="auto"/>
+        <w:spacing w:before="0" w:after="0" w:line="240" w:lineRule="auto"/>
         <w:jc w:val="both"/>
         <w:rPr>
           <w:rFonts w:ascii="Arial Narrow" w:eastAsia="Arial Narrow" w:hAnsi="Arial Narrow" w:cs="Arial Narrow"/>
@@ -4088,7 +4101,7 @@
     </w:p>
     <w:p>
       <w:pPr>
-        <w:spacing w:after="0" w:line="240" w:lineRule="auto"/>
+        <w:spacing w:before="0" w:after="0" w:line="240" w:lineRule="auto"/>
         <w:ind w:left="567"/>
         <w:contextualSpacing/>
         <w:jc w:val="both"/>
@@ -4144,7 +4157,7 @@
     </w:p>
     <w:p>
       <w:pPr>
-        <w:spacing w:after="0" w:line="240" w:lineRule="auto"/>
+        <w:spacing w:before="0" w:after="0" w:line="240" w:lineRule="auto"/>
         <w:jc w:val="both"/>
         <w:rPr>
           <w:rFonts w:ascii="Arial Narrow" w:eastAsia="Arial Narrow" w:hAnsi="Arial Narrow" w:cs="Arial Narrow"/>
@@ -4280,7 +4293,7 @@
     <w:p>
       <w:pPr>
         <w:pStyle w:val="Prrafodelista"/>
-        <w:spacing w:after="0" w:line="240" w:lineRule="auto"/>
+        <w:spacing w:before="0" w:after="0" w:line="240" w:lineRule="auto"/>
         <w:ind w:left="567"/>
         <w:jc w:val="both"/>
         <w:rPr>
@@ -4346,7 +4359,7 @@
           <w:lang w:val="es-ES" w:eastAsia="es-ES"/>
           <w14:ligatures w14:val="none"/>
         </w:rPr>
-        <w:t xml:space="preserve">: </w:t>
+        <w:t xml:space="preserve">:</w:t>
       </w:r>
       <w:r>
         <w:rPr>
@@ -4358,6 +4371,18 @@
           <w:lang w:val="es-ES" w:eastAsia="es-ES"/>
           <w14:ligatures w14:val="none"/>
         </w:rPr>
+        <w:t xml:space="preserve"> </w:t>
+      </w:r>
+      <w:r>
+        <w:rPr>
+          <w:rFonts w:ascii="Arial Narrow" w:eastAsia="Arial Narrow" w:hAnsi="Arial Narrow" w:cs="Arial Narrow"/>
+          <w:color w:val="000000"/>
+          <w:kern w:val="0"/>
+          <w:sz w:val="22"/>
+          <w:szCs w:val="22"/>
+          <w:lang w:val="es-ES" w:eastAsia="es-ES"/>
+          <w14:ligatures w14:val="none"/>
+        </w:rPr>
         <w:t xml:space="preserve">(i) presentar una copia debidamente suscrita de la </w:t>
       </w:r>
       <w:r>
@@ -4554,6 +4579,24 @@
         </w:rPr>
         <w:t>.</w:t>
       </w:r>
+    </w:p>
+    <w:p>
+      <w:pPr>
+        <w:pStyle w:val="Prrafodelista"/>
+        <w:spacing w:before="0" w:after="0" w:line="240" w:lineRule="auto"/>
+        <w:ind w:left="567"/>
+        <w:jc w:val="both"/>
+        <w:rPr>
+          <w:rFonts w:ascii="Arial Narrow" w:eastAsia="Arial Narrow" w:hAnsi="Arial Narrow" w:cs="Arial Narrow"/>
+          <w:color w:val="000000"/>
+          <w:kern w:val="0"/>
+          <w:sz w:val="22"/>
+          <w:szCs w:val="22"/>
+          <w:u w:val="single"/>
+          <w:lang w:val="es-ES" w:eastAsia="es-ES"/>
+          <w14:ligatures w14:val="none"/>
+        </w:rPr>
+      </w:pPr>
     </w:p>
     <w:p>
       <w:pPr>
@@ -4572,13 +4615,7 @@
           <w14:ligatures w14:val="none"/>
         </w:rPr>
       </w:pPr>
-    </w:p>
-    <w:p>
-      <w:pPr>
-        <w:pStyle w:val="Prrafodelista"/>
-        <w:spacing w:after="0" w:line="240" w:lineRule="auto"/>
-        <w:ind w:left="567"/>
-        <w:jc w:val="both"/>
+      <w:r>
         <w:rPr>
           <w:rFonts w:ascii="Arial Narrow" w:eastAsia="Arial Narrow" w:hAnsi="Arial Narrow" w:cs="Arial Narrow"/>
           <w:color w:val="000000"/>
@@ -4589,7 +4626,9 @@
           <w:lang w:val="es-ES" w:eastAsia="es-ES"/>
           <w14:ligatures w14:val="none"/>
         </w:rPr>
-      </w:pPr>
+        <w:t xml:space="preserve">A </w:t>
+      </w:r>
+      <w:proofErr w:type="spellStart"/>
       <w:r>
         <w:rPr>
           <w:rFonts w:ascii="Arial Narrow" w:eastAsia="Arial Narrow" w:hAnsi="Arial Narrow" w:cs="Arial Narrow"/>
@@ -4601,7 +4640,140 @@
           <w:lang w:val="es-ES" w:eastAsia="es-ES"/>
           <w14:ligatures w14:val="none"/>
         </w:rPr>
-        <w:t xml:space="preserve">A </w:t>
+        <w:t>Baukost</w:t>
+      </w:r>
+      <w:proofErr w:type="spellEnd"/>
+      <w:r>
+        <w:rPr>
+          <w:rFonts w:ascii="Arial Narrow" w:eastAsia="Arial Narrow" w:hAnsi="Arial Narrow" w:cs="Arial Narrow"/>
+          <w:color w:val="000000"/>
+          <w:kern w:val="0"/>
+          <w:sz w:val="22"/>
+          <w:szCs w:val="22"/>
+          <w:lang w:val="es-ES" w:eastAsia="es-ES"/>
+          <w14:ligatures w14:val="none"/>
+        </w:rPr>
+        <w:t>:</w:t>
+      </w:r>
+      <w:r>
+        <w:rPr>
+          <w:rFonts w:ascii="Arial Narrow" w:eastAsia="Arial Narrow" w:hAnsi="Arial Narrow" w:cs="Arial Narrow"/>
+          <w:color w:val="000000"/>
+          <w:kern w:val="0"/>
+          <w:sz w:val="22"/>
+          <w:szCs w:val="22"/>
+          <w:lang w:eastAsia="es-ES"/>
+          <w14:ligatures w14:val="none"/>
+        </w:rPr>
+        <w:t xml:space="preserve"> </w:t>
+      </w:r>
+      <w:r>
+        <w:rPr>
+          <w:rFonts w:ascii="Arial Narrow" w:eastAsia="Arial Narrow" w:hAnsi="Arial Narrow" w:cs="Arial Narrow"/>
+          <w:color w:val="000000"/>
+          <w:kern w:val="0"/>
+          <w:sz w:val="22"/>
+          <w:szCs w:val="22"/>
+          <w:lang w:val="es-ES" w:eastAsia="es-ES"/>
+          <w14:ligatures w14:val="none"/>
+        </w:rPr>
+        <w:t xml:space="preserve">(i) presentar los medios probatorios que acrediten que realizó un adecuado ajuste técnico integral del </w:t>
+      </w:r>
+      <w:r>
+        <w:rPr>
+          <w:rFonts w:ascii="Arial Narrow" w:eastAsia="Arial Narrow" w:hAnsi="Arial Narrow" w:cs="Arial Narrow"/>
+          <w:color w:val="000000"/>
+          <w:kern w:val="0"/>
+          <w:sz w:val="22"/>
+          <w:szCs w:val="22"/>
+          <w:lang w:val="es-ES" w:eastAsia="es-ES"/>
+          <w14:ligatures w14:val="none"/>
+        </w:rPr>
+        <w:t xml:space="preserve">siniestro ocurrido el </w:t>
+      </w:r>
+      <w:r>
+        <w:rPr>
+          <w:rFonts w:ascii="Arial Narrow" w:eastAsia="Arial Narrow" w:hAnsi="Arial Narrow" w:cs="Arial Narrow"/>
+          <w:color w:val="000000"/>
+          <w:kern w:val="0"/>
+          <w:sz w:val="22"/>
+          <w:szCs w:val="22"/>
+          <w:lang w:eastAsia="es-ES"/>
+          <w14:ligatures w14:val="none"/>
+        </w:rPr>
+        <w:t>15 de junio de 2025</w:t>
+      </w:r>
+      <w:r>
+        <w:rPr>
+          <w:rFonts w:ascii="Arial Narrow" w:eastAsia="Arial Narrow" w:hAnsi="Arial Narrow" w:cs="Arial Narrow"/>
+          <w:color w:val="000000"/>
+          <w:kern w:val="0"/>
+          <w:sz w:val="22"/>
+          <w:szCs w:val="22"/>
+          <w:lang w:val="es-ES" w:eastAsia="es-ES"/>
+          <w14:ligatures w14:val="none"/>
+        </w:rPr>
+        <w:t xml:space="preserve">, debidamente motivado, basado en la correcta identificación del inmueble asegurado y la suma asegurada de la </w:t>
+      </w:r>
+      <w:r>
+        <w:rPr>
+          <w:rFonts w:ascii="Arial Narrow" w:eastAsia="Arial Narrow" w:hAnsi="Arial Narrow" w:cs="Arial Narrow"/>
+          <w:color w:val="000000"/>
+          <w:kern w:val="0"/>
+          <w:sz w:val="22"/>
+          <w:szCs w:val="22"/>
+          <w:lang w:eastAsia="es-ES"/>
+          <w14:ligatures w14:val="none"/>
+        </w:rPr>
+        <w:t>Póliza Domiciliari</w:t>
+      </w:r>
+      <w:r>
+        <w:rPr>
+          <w:rFonts w:ascii="Arial Narrow" w:eastAsia="Arial Narrow" w:hAnsi="Arial Narrow" w:cs="Arial Narrow"/>
+          <w:color w:val="000000"/>
+          <w:kern w:val="0"/>
+          <w:sz w:val="22"/>
+          <w:szCs w:val="22"/>
+          <w:lang w:eastAsia="es-ES"/>
+          <w14:ligatures w14:val="none"/>
+        </w:rPr>
+        <w:t>a</w:t>
+      </w:r>
+      <w:r>
+        <w:rPr>
+          <w:rFonts w:ascii="Arial Narrow" w:eastAsia="Arial Narrow" w:hAnsi="Arial Narrow" w:cs="Arial Narrow"/>
+          <w:color w:val="000000"/>
+          <w:kern w:val="0"/>
+          <w:sz w:val="22"/>
+          <w:szCs w:val="22"/>
+          <w:lang w:eastAsia="es-ES"/>
+          <w14:ligatures w14:val="none"/>
+        </w:rPr>
+        <w:t xml:space="preserve"> </w:t>
+      </w:r>
+      <w:r>
+        <w:rPr>
+          <w:rFonts w:ascii="Arial Narrow" w:eastAsia="Arial Narrow" w:hAnsi="Arial Narrow" w:cs="Arial Narrow"/>
+          <w:color w:val="000000"/>
+          <w:kern w:val="0"/>
+          <w:sz w:val="22"/>
+          <w:szCs w:val="22"/>
+          <w:lang w:eastAsia="es-ES"/>
+          <w14:ligatures w14:val="none"/>
+        </w:rPr>
+        <w:t>1416-20015</w:t>
+      </w:r>
+      <w:r>
+        <w:rPr>
+          <w:rFonts w:ascii="Arial Narrow" w:eastAsia="Arial Narrow" w:hAnsi="Arial Narrow" w:cs="Arial Narrow"/>
+          <w:color w:val="000000"/>
+          <w:kern w:val="0"/>
+          <w:sz w:val="22"/>
+          <w:szCs w:val="22"/>
+          <w:lang w:val="es-ES" w:eastAsia="es-ES"/>
+          <w14:ligatures w14:val="none"/>
+        </w:rPr>
+        <w:t>; y, (</w:t>
       </w:r>
       <w:proofErr w:type="spellStart"/>
       <w:r>
@@ -4611,11 +4783,10 @@
           <w:kern w:val="0"/>
           <w:sz w:val="22"/>
           <w:szCs w:val="22"/>
-          <w:u w:val="single"/>
           <w:lang w:val="es-ES" w:eastAsia="es-ES"/>
           <w14:ligatures w14:val="none"/>
         </w:rPr>
-        <w:t>Baukost</w:t>
+        <w:t>ii</w:t>
       </w:r>
       <w:proofErr w:type="spellEnd"/>
       <w:r>
@@ -4628,19 +4799,7 @@
           <w:lang w:val="es-ES" w:eastAsia="es-ES"/>
           <w14:ligatures w14:val="none"/>
         </w:rPr>
-        <w:t>:</w:t>
-      </w:r>
-      <w:r>
-        <w:rPr>
-          <w:rFonts w:ascii="Arial Narrow" w:eastAsia="Arial Narrow" w:hAnsi="Arial Narrow" w:cs="Arial Narrow"/>
-          <w:color w:val="000000"/>
-          <w:kern w:val="0"/>
-          <w:sz w:val="22"/>
-          <w:szCs w:val="22"/>
-          <w:lang w:eastAsia="es-ES"/>
-          <w14:ligatures w14:val="none"/>
-        </w:rPr>
-        <w:t xml:space="preserve"> </w:t>
+        <w:t>) presentar todas las comunicaciones cursadas con la parte denunciante en virtud de los hechos materia de denuncia</w:t>
       </w:r>
       <w:r>
         <w:rPr>
@@ -4652,140 +4811,6 @@
           <w:lang w:val="es-ES" w:eastAsia="es-ES"/>
           <w14:ligatures w14:val="none"/>
         </w:rPr>
-        <w:t xml:space="preserve">(i) presentar los medios probatorios que acrediten que realizó un adecuado ajuste técnico integral del </w:t>
-      </w:r>
-      <w:r>
-        <w:rPr>
-          <w:rFonts w:ascii="Arial Narrow" w:eastAsia="Arial Narrow" w:hAnsi="Arial Narrow" w:cs="Arial Narrow"/>
-          <w:color w:val="000000"/>
-          <w:kern w:val="0"/>
-          <w:sz w:val="22"/>
-          <w:szCs w:val="22"/>
-          <w:lang w:val="es-ES" w:eastAsia="es-ES"/>
-          <w14:ligatures w14:val="none"/>
-        </w:rPr>
-        <w:t xml:space="preserve">siniestro ocurrido el </w:t>
-      </w:r>
-      <w:r>
-        <w:rPr>
-          <w:rFonts w:ascii="Arial Narrow" w:eastAsia="Arial Narrow" w:hAnsi="Arial Narrow" w:cs="Arial Narrow"/>
-          <w:color w:val="000000"/>
-          <w:kern w:val="0"/>
-          <w:sz w:val="22"/>
-          <w:szCs w:val="22"/>
-          <w:lang w:eastAsia="es-ES"/>
-          <w14:ligatures w14:val="none"/>
-        </w:rPr>
-        <w:t>15 de junio de 2025</w:t>
-      </w:r>
-      <w:r>
-        <w:rPr>
-          <w:rFonts w:ascii="Arial Narrow" w:eastAsia="Arial Narrow" w:hAnsi="Arial Narrow" w:cs="Arial Narrow"/>
-          <w:color w:val="000000"/>
-          <w:kern w:val="0"/>
-          <w:sz w:val="22"/>
-          <w:szCs w:val="22"/>
-          <w:lang w:val="es-ES" w:eastAsia="es-ES"/>
-          <w14:ligatures w14:val="none"/>
-        </w:rPr>
-        <w:t xml:space="preserve">, debidamente motivado, basado en la correcta identificación del inmueble asegurado y la suma asegurada de la </w:t>
-      </w:r>
-      <w:r>
-        <w:rPr>
-          <w:rFonts w:ascii="Arial Narrow" w:eastAsia="Arial Narrow" w:hAnsi="Arial Narrow" w:cs="Arial Narrow"/>
-          <w:color w:val="000000"/>
-          <w:kern w:val="0"/>
-          <w:sz w:val="22"/>
-          <w:szCs w:val="22"/>
-          <w:lang w:eastAsia="es-ES"/>
-          <w14:ligatures w14:val="none"/>
-        </w:rPr>
-        <w:t>Póliza Domiciliari</w:t>
-      </w:r>
-      <w:r>
-        <w:rPr>
-          <w:rFonts w:ascii="Arial Narrow" w:eastAsia="Arial Narrow" w:hAnsi="Arial Narrow" w:cs="Arial Narrow"/>
-          <w:color w:val="000000"/>
-          <w:kern w:val="0"/>
-          <w:sz w:val="22"/>
-          <w:szCs w:val="22"/>
-          <w:lang w:eastAsia="es-ES"/>
-          <w14:ligatures w14:val="none"/>
-        </w:rPr>
-        <w:t>a</w:t>
-      </w:r>
-      <w:r>
-        <w:rPr>
-          <w:rFonts w:ascii="Arial Narrow" w:eastAsia="Arial Narrow" w:hAnsi="Arial Narrow" w:cs="Arial Narrow"/>
-          <w:color w:val="000000"/>
-          <w:kern w:val="0"/>
-          <w:sz w:val="22"/>
-          <w:szCs w:val="22"/>
-          <w:lang w:eastAsia="es-ES"/>
-          <w14:ligatures w14:val="none"/>
-        </w:rPr>
-        <w:t xml:space="preserve"> </w:t>
-      </w:r>
-      <w:r>
-        <w:rPr>
-          <w:rFonts w:ascii="Arial Narrow" w:eastAsia="Arial Narrow" w:hAnsi="Arial Narrow" w:cs="Arial Narrow"/>
-          <w:color w:val="000000"/>
-          <w:kern w:val="0"/>
-          <w:sz w:val="22"/>
-          <w:szCs w:val="22"/>
-          <w:lang w:eastAsia="es-ES"/>
-          <w14:ligatures w14:val="none"/>
-        </w:rPr>
-        <w:t>1416-20015</w:t>
-      </w:r>
-      <w:r>
-        <w:rPr>
-          <w:rFonts w:ascii="Arial Narrow" w:eastAsia="Arial Narrow" w:hAnsi="Arial Narrow" w:cs="Arial Narrow"/>
-          <w:color w:val="000000"/>
-          <w:kern w:val="0"/>
-          <w:sz w:val="22"/>
-          <w:szCs w:val="22"/>
-          <w:lang w:val="es-ES" w:eastAsia="es-ES"/>
-          <w14:ligatures w14:val="none"/>
-        </w:rPr>
-        <w:t>; y, (</w:t>
-      </w:r>
-      <w:proofErr w:type="spellStart"/>
-      <w:r>
-        <w:rPr>
-          <w:rFonts w:ascii="Arial Narrow" w:eastAsia="Arial Narrow" w:hAnsi="Arial Narrow" w:cs="Arial Narrow"/>
-          <w:color w:val="000000"/>
-          <w:kern w:val="0"/>
-          <w:sz w:val="22"/>
-          <w:szCs w:val="22"/>
-          <w:lang w:val="es-ES" w:eastAsia="es-ES"/>
-          <w14:ligatures w14:val="none"/>
-        </w:rPr>
-        <w:t>ii</w:t>
-      </w:r>
-      <w:proofErr w:type="spellEnd"/>
-      <w:r>
-        <w:rPr>
-          <w:rFonts w:ascii="Arial Narrow" w:eastAsia="Arial Narrow" w:hAnsi="Arial Narrow" w:cs="Arial Narrow"/>
-          <w:color w:val="000000"/>
-          <w:kern w:val="0"/>
-          <w:sz w:val="22"/>
-          <w:szCs w:val="22"/>
-          <w:lang w:val="es-ES" w:eastAsia="es-ES"/>
-          <w14:ligatures w14:val="none"/>
-        </w:rPr>
-        <w:t>) presentar todas las comunicaciones cursadas con la parte denunciante en virtud de los hechos materia de denuncia</w:t>
-      </w:r>
-      <w:r>
-        <w:rPr>
-          <w:rFonts w:ascii="Arial Narrow" w:eastAsia="Arial Narrow" w:hAnsi="Arial Narrow" w:cs="Arial Narrow"/>
-          <w:color w:val="000000"/>
-          <w:kern w:val="0"/>
-          <w:sz w:val="22"/>
-          <w:szCs w:val="22"/>
-          <w:lang w:val="es-ES" w:eastAsia="es-ES"/>
-          <w14:ligatures w14:val="none"/>
-        </w:rPr>
         <w:t>.</w:t>
       </w:r>
       <w:bookmarkEnd w:id="10"/>
@@ -4793,7 +4818,7 @@
     <w:p>
       <w:pPr>
         <w:pStyle w:val="Prrafodelista"/>
-        <w:spacing w:after="0" w:line="240" w:lineRule="auto"/>
+        <w:spacing w:before="0" w:after="0" w:line="240" w:lineRule="auto"/>
         <w:ind w:left="567"/>
         <w:jc w:val="both"/>
         <w:rPr>
@@ -4848,10 +4873,37 @@
     </w:p>
     <w:p>
       <w:pPr>
+        <w:spacing w:before="0" w:after="0" w:line="240" w:lineRule="auto"/>
+        <w:jc w:val="both"/>
+        <w:rPr>
+          <w:rFonts w:ascii="Arial Narrow" w:eastAsia="Arial Narrow" w:hAnsi="Arial Narrow" w:cs="Arial Narrow"/>
+          <w:b/>
+          <w:color w:val="000000"/>
+          <w:kern w:val="0"/>
+          <w:sz w:val="22"/>
+          <w:szCs w:val="22"/>
+          <w:lang w:eastAsia="es-PE"/>
+          <w14:ligatures w14:val="none"/>
+        </w:rPr>
+      </w:pPr>
+    </w:p>
+    <w:p>
+      <w:pPr>
         <w:spacing w:after="0" w:line="240" w:lineRule="auto"/>
         <w:jc w:val="both"/>
         <w:rPr>
           <w:rFonts w:ascii="Arial Narrow" w:eastAsia="Arial Narrow" w:hAnsi="Arial Narrow" w:cs="Arial Narrow"/>
+          <w:color w:val="000000"/>
+          <w:kern w:val="0"/>
+          <w:sz w:val="22"/>
+          <w:szCs w:val="22"/>
+          <w:lang w:eastAsia="es-PE"/>
+          <w14:ligatures w14:val="none"/>
+        </w:rPr>
+      </w:pPr>
+      <w:r>
+        <w:rPr>
+          <w:rFonts w:ascii="Arial Narrow" w:eastAsia="Arial Narrow" w:hAnsi="Arial Narrow" w:cs="Arial Narrow"/>
           <w:b/>
           <w:color w:val="000000"/>
           <w:kern w:val="0"/>
@@ -4860,33 +4912,6 @@
           <w:lang w:eastAsia="es-PE"/>
           <w14:ligatures w14:val="none"/>
         </w:rPr>
-      </w:pPr>
-    </w:p>
-    <w:p>
-      <w:pPr>
-        <w:spacing w:after="0" w:line="240" w:lineRule="auto"/>
-        <w:jc w:val="both"/>
-        <w:rPr>
-          <w:rFonts w:ascii="Arial Narrow" w:eastAsia="Arial Narrow" w:hAnsi="Arial Narrow" w:cs="Arial Narrow"/>
-          <w:color w:val="000000"/>
-          <w:kern w:val="0"/>
-          <w:sz w:val="22"/>
-          <w:szCs w:val="22"/>
-          <w:lang w:eastAsia="es-PE"/>
-          <w14:ligatures w14:val="none"/>
-        </w:rPr>
-      </w:pPr>
-      <w:r>
-        <w:rPr>
-          <w:rFonts w:ascii="Arial Narrow" w:eastAsia="Arial Narrow" w:hAnsi="Arial Narrow" w:cs="Arial Narrow"/>
-          <w:b/>
-          <w:color w:val="000000"/>
-          <w:kern w:val="0"/>
-          <w:sz w:val="22"/>
-          <w:szCs w:val="22"/>
-          <w:lang w:eastAsia="es-PE"/>
-          <w14:ligatures w14:val="none"/>
-        </w:rPr>
         <w:t xml:space="preserve">PRIMERO:</w:t>
       </w:r>
       <w:r>
@@ -5068,7 +5093,7 @@
     </w:p>
     <w:p>
       <w:pPr>
-        <w:spacing w:after="0" w:line="240" w:lineRule="auto"/>
+        <w:spacing w:before="0" w:after="0" w:line="240" w:lineRule="auto"/>
         <w:jc w:val="both"/>
         <w:rPr>
           <w:rFonts w:ascii="Arial Narrow" w:eastAsia="Arial Narrow" w:hAnsi="Arial Narrow" w:cs="Arial Narrow"/>
@@ -5251,7 +5276,7 @@
     <w:p>
       <w:pPr>
         <w:pStyle w:val="Prrafodelista"/>
-        <w:spacing w:after="0" w:line="240" w:lineRule="auto"/>
+        <w:spacing w:before="0" w:after="0" w:line="240" w:lineRule="auto"/>
         <w:ind w:left="567"/>
         <w:jc w:val="both"/>
         <w:rPr>
@@ -5479,6 +5504,7 @@
     <w:p>
       <w:pPr>
         <w:pStyle w:val="Prrafodelista"/>
+        <w:spacing w:before="0" w:after="0" w:line="240" w:lineRule="auto"/>
         <w:rPr>
           <w:rFonts w:ascii="Arial Narrow" w:eastAsia="Arial Narrow" w:hAnsi="Arial Narrow" w:cs="Arial Narrow"/>
           <w:kern w:val="0"/>
@@ -5576,6 +5602,7 @@
     <w:p>
       <w:pPr>
         <w:pStyle w:val="Prrafodelista"/>
+        <w:spacing w:before="0" w:after="0" w:line="240" w:lineRule="auto"/>
         <w:rPr>
           <w:rFonts w:ascii="Arial Narrow" w:eastAsia="Arial Narrow" w:hAnsi="Arial Narrow" w:cs="Arial Narrow"/>
           <w:kern w:val="0"/>
@@ -5683,6 +5710,7 @@
     <w:p>
       <w:pPr>
         <w:pStyle w:val="Prrafodelista"/>
+        <w:spacing w:before="0" w:after="0" w:line="240" w:lineRule="auto"/>
         <w:rPr>
           <w:rFonts w:ascii="Arial Narrow" w:eastAsia="Arial Narrow" w:hAnsi="Arial Narrow" w:cs="Arial Narrow"/>
           <w:kern w:val="0"/>
@@ -5839,7 +5867,7 @@
     </w:p>
     <w:p>
       <w:pPr>
-        <w:spacing w:after="0" w:line="240" w:lineRule="auto"/>
+        <w:spacing w:before="0" w:after="0" w:line="240" w:lineRule="auto"/>
         <w:jc w:val="both"/>
         <w:rPr>
           <w:rFonts w:ascii="Arial Narrow" w:eastAsia="Arial Narrow" w:hAnsi="Arial Narrow" w:cs="Arial Narrow"/>
@@ -5949,7 +5977,7 @@
     </w:p>
     <w:p>
       <w:pPr>
-        <w:spacing w:line="240" w:lineRule="auto"/>
+        <w:spacing w:before="0" w:after="0" w:line="240" w:lineRule="auto"/>
         <w:contextualSpacing/>
         <w:jc w:val="both"/>
         <w:rPr>
@@ -6087,7 +6115,7 @@
     </w:p>
     <w:p>
       <w:pPr>
-        <w:spacing w:after="0" w:line="240" w:lineRule="auto"/>
+        <w:spacing w:before="0" w:after="0" w:line="240" w:lineRule="auto"/>
         <w:jc w:val="both"/>
         <w:rPr>
           <w:rFonts w:ascii="Arial Narrow" w:eastAsia="Arial Narrow" w:hAnsi="Arial Narrow" w:cs="Arial Narrow"/>
@@ -6413,7 +6441,7 @@
     </w:p>
     <w:p>
       <w:pPr>
-        <w:spacing w:after="0" w:line="240" w:lineRule="auto"/>
+        <w:spacing w:before="0" w:after="0" w:line="240" w:lineRule="auto"/>
         <w:ind w:left="567"/>
         <w:jc w:val="both"/>
         <w:rPr>
@@ -6514,6 +6542,21 @@
     </w:p>
     <w:p>
       <w:pPr>
+        <w:spacing w:before="0" w:after="0" w:line="240" w:lineRule="auto"/>
+        <w:jc w:val="both"/>
+        <w:rPr>
+          <w:rFonts w:ascii="Arial Narrow" w:eastAsia="Arial Narrow" w:hAnsi="Arial Narrow" w:cs="Arial Narrow"/>
+          <w:color w:val="000000"/>
+          <w:kern w:val="0"/>
+          <w:sz w:val="22"/>
+          <w:szCs w:val="22"/>
+          <w:lang w:eastAsia="es-PE"/>
+          <w14:ligatures w14:val="none"/>
+        </w:rPr>
+      </w:pPr>
+    </w:p>
+    <w:p>
+      <w:pPr>
         <w:spacing w:after="0" w:line="240" w:lineRule="auto"/>
         <w:jc w:val="both"/>
         <w:rPr>
@@ -6522,7 +6565,364 @@
           <w:kern w:val="0"/>
           <w:sz w:val="22"/>
           <w:szCs w:val="22"/>
-          <w:lang w:eastAsia="es-PE"/>
+          <w:lang w:val="es-ES" w:eastAsia="es-ES"/>
+          <w14:ligatures w14:val="none"/>
+        </w:rPr>
+      </w:pPr>
+      <w:r>
+        <w:rPr>
+          <w:rFonts w:ascii="Arial Narrow" w:eastAsia="Arial Narrow" w:hAnsi="Arial Narrow" w:cs="Arial Narrow"/>
+          <w:b/>
+          <w:color w:val="000000"/>
+          <w:kern w:val="0"/>
+          <w:sz w:val="22"/>
+          <w:szCs w:val="22"/>
+          <w:lang w:eastAsia="es-PE"/>
+          <w14:ligatures w14:val="none"/>
+        </w:rPr>
+        <w:t xml:space="preserve">QUINTO:</w:t>
+      </w:r>
+      <w:r>
+        <w:rPr>
+          <w:rFonts w:ascii="Arial Narrow" w:eastAsia="Arial Narrow" w:hAnsi="Arial Narrow" w:cs="Arial Narrow"/>
+          <w:color w:val="000000"/>
+          <w:kern w:val="0"/>
+          <w:sz w:val="22"/>
+          <w:szCs w:val="22"/>
+          <w:lang w:eastAsia="es-PE"/>
+          <w14:ligatures w14:val="none"/>
+        </w:rPr>
+        <w:t xml:space="preserve"> </w:t>
+      </w:r>
+      <w:bookmarkStart w:id="11" w:name="_Hlk188286813"/>
+      <w:r>
+        <w:rPr>
+          <w:rFonts w:ascii="Arial Narrow" w:eastAsia="Arial Narrow" w:hAnsi="Arial Narrow" w:cs="Arial Narrow"/>
+          <w:color w:val="000000"/>
+          <w:kern w:val="0"/>
+          <w:sz w:val="22"/>
+          <w:szCs w:val="22"/>
+          <w:lang w:eastAsia="es-ES"/>
+          <w14:ligatures w14:val="none"/>
+        </w:rPr>
+        <w:t xml:space="preserve">requerir </w:t>
+      </w:r>
+      <w:r>
+        <w:rPr>
+          <w:rFonts w:ascii="Arial Narrow" w:eastAsia="Arial Narrow" w:hAnsi="Arial Narrow" w:cs="Arial Narrow"/>
+          <w:color w:val="000000"/>
+          <w:kern w:val="0"/>
+          <w:sz w:val="22"/>
+          <w:szCs w:val="22"/>
+          <w:lang w:val="es-ES" w:eastAsia="es-ES"/>
+          <w14:ligatures w14:val="none"/>
+        </w:rPr>
+        <w:t xml:space="preserve">que, en un </w:t>
+      </w:r>
+      <w:r>
+        <w:rPr>
+          <w:rFonts w:ascii="Arial Narrow" w:eastAsia="Arial Narrow" w:hAnsi="Arial Narrow" w:cs="Arial Narrow"/>
+          <w:color w:val="000000"/>
+          <w:kern w:val="0"/>
+          <w:sz w:val="22"/>
+          <w:szCs w:val="22"/>
+          <w:lang w:eastAsia="es-ES"/>
+          <w14:ligatures w14:val="none"/>
+        </w:rPr>
+        <w:t>plazo no mayor de cinco (5) días hábiles contado a partir del día siguiente de la notificación de la presente resolución</w:t>
+      </w:r>
+      <w:bookmarkEnd w:id="11"/>
+      <w:r>
+        <w:rPr>
+          <w:rFonts w:ascii="Arial Narrow" w:eastAsia="Arial Narrow" w:hAnsi="Arial Narrow" w:cs="Arial Narrow"/>
+          <w:color w:val="000000"/>
+          <w:kern w:val="0"/>
+          <w:sz w:val="22"/>
+          <w:szCs w:val="22"/>
+          <w:lang w:eastAsia="es-ES"/>
+          <w14:ligatures w14:val="none"/>
+        </w:rPr>
+        <w:t xml:space="preserve">, </w:t>
+      </w:r>
+      <w:bookmarkStart w:id="12" w:name="_Hlk188286828"/>
+      <w:r>
+        <w:rPr>
+          <w:rFonts w:ascii="Arial Narrow" w:eastAsia="Arial Narrow" w:hAnsi="Arial Narrow" w:cs="Arial Narrow"/>
+          <w:spacing w:val="-3"/>
+          <w:kern w:val="0"/>
+          <w14:ligatures w14:val="none"/>
+          <w:sz w:val="22"/>
+          <w:szCs w:val="22"/>
+        </w:rPr>
+        <w:t>Rímac Seguros y Reaseguros S.A.</w:t>
+      </w:r>
+      <w:r>
+        <w:rPr>
+          <w:rFonts w:ascii="Arial Narrow" w:eastAsia="Arial Narrow" w:hAnsi="Arial Narrow" w:cs="Arial Narrow"/>
+          <w:color w:val="000000"/>
+          <w:kern w:val="0"/>
+          <w:sz w:val="22"/>
+          <w:szCs w:val="22"/>
+          <w:lang w:eastAsia="es-ES"/>
+          <w14:ligatures w14:val="none"/>
+        </w:rPr>
+        <w:t xml:space="preserve">, </w:t>
+      </w:r>
+      <w:bookmarkEnd w:id="12"/>
+      <w:r>
+        <w:rPr>
+          <w:rFonts w:ascii="Arial Narrow" w:eastAsia="Arial Narrow" w:hAnsi="Arial Narrow" w:cs="Arial Narrow"/>
+          <w:color w:val="000000"/>
+          <w:kern w:val="0"/>
+          <w:sz w:val="22"/>
+          <w:szCs w:val="22"/>
+          <w:lang w:val="es-ES" w:eastAsia="es-ES"/>
+          <w14:ligatures w14:val="none"/>
+        </w:rPr>
+        <w:t>cumpla</w:t>
+      </w:r>
+      <w:r>
+        <w:rPr>
+          <w:rFonts w:ascii="Arial Narrow" w:eastAsia="Arial Narrow" w:hAnsi="Arial Narrow" w:cs="Arial Narrow"/>
+          <w:color w:val="000000"/>
+          <w:kern w:val="0"/>
+          <w:sz w:val="22"/>
+          <w:szCs w:val="22"/>
+          <w:lang w:val="es-ES" w:eastAsia="es-ES"/>
+          <w14:ligatures w14:val="none"/>
+        </w:rPr>
+        <w:t xml:space="preserve"> con: </w:t>
+      </w:r>
+      <w:r>
+        <w:rPr>
+          <w:rFonts w:ascii="Arial Narrow" w:eastAsia="Arial Narrow" w:hAnsi="Arial Narrow" w:cs="Arial Narrow"/>
+          <w:color w:val="000000"/>
+          <w:kern w:val="0"/>
+          <w:sz w:val="22"/>
+          <w:szCs w:val="22"/>
+          <w:lang w:val="es-ES" w:eastAsia="es-ES"/>
+          <w14:ligatures w14:val="none"/>
+        </w:rPr>
+        <w:t xml:space="preserve">(i) presentar una copia debidamente suscrita de la </w:t>
+      </w:r>
+      <w:r>
+        <w:rPr>
+          <w:rFonts w:ascii="Arial Narrow" w:eastAsia="Arial Narrow" w:hAnsi="Arial Narrow" w:cs="Arial Narrow"/>
+          <w:color w:val="000000"/>
+          <w:kern w:val="0"/>
+          <w:sz w:val="22"/>
+          <w:szCs w:val="22"/>
+          <w:lang w:eastAsia="es-ES"/>
+          <w14:ligatures w14:val="none"/>
+        </w:rPr>
+        <w:t>Póliza Domiciliari</w:t>
+      </w:r>
+      <w:r>
+        <w:rPr>
+          <w:rFonts w:ascii="Arial Narrow" w:eastAsia="Arial Narrow" w:hAnsi="Arial Narrow" w:cs="Arial Narrow"/>
+          <w:color w:val="000000"/>
+          <w:kern w:val="0"/>
+          <w:sz w:val="22"/>
+          <w:szCs w:val="22"/>
+          <w:lang w:eastAsia="es-ES"/>
+          <w14:ligatures w14:val="none"/>
+        </w:rPr>
+        <w:t>a</w:t>
+      </w:r>
+      <w:r>
+        <w:rPr>
+          <w:rFonts w:ascii="Arial Narrow" w:eastAsia="Arial Narrow" w:hAnsi="Arial Narrow" w:cs="Arial Narrow"/>
+          <w:color w:val="000000"/>
+          <w:kern w:val="0"/>
+          <w:sz w:val="22"/>
+          <w:szCs w:val="22"/>
+          <w:lang w:eastAsia="es-ES"/>
+          <w14:ligatures w14:val="none"/>
+        </w:rPr>
+        <w:t xml:space="preserve"> </w:t>
+      </w:r>
+      <w:r>
+        <w:rPr>
+          <w:rFonts w:ascii="Arial Narrow" w:eastAsia="Arial Narrow" w:hAnsi="Arial Narrow" w:cs="Arial Narrow"/>
+          <w:color w:val="000000"/>
+          <w:kern w:val="0"/>
+          <w:sz w:val="22"/>
+          <w:szCs w:val="22"/>
+          <w:lang w:eastAsia="es-ES"/>
+          <w14:ligatures w14:val="none"/>
+        </w:rPr>
+        <w:t xml:space="preserve">1416-20015 </w:t>
+      </w:r>
+      <w:r>
+        <w:rPr>
+          <w:rFonts w:ascii="Arial Narrow" w:eastAsia="Arial Narrow" w:hAnsi="Arial Narrow" w:cs="Arial Narrow"/>
+          <w:color w:val="000000"/>
+          <w:kern w:val="0"/>
+          <w:sz w:val="22"/>
+          <w:szCs w:val="22"/>
+          <w:lang w:val="es-ES" w:eastAsia="es-ES"/>
+          <w14:ligatures w14:val="none"/>
+        </w:rPr>
+        <w:t>materia de denuncia, así como el cargo de remisión de la póliza; (</w:t>
+      </w:r>
+      <w:proofErr w:type="spellStart"/>
+      <w:r>
+        <w:rPr>
+          <w:rFonts w:ascii="Arial Narrow" w:eastAsia="Arial Narrow" w:hAnsi="Arial Narrow" w:cs="Arial Narrow"/>
+          <w:color w:val="000000"/>
+          <w:kern w:val="0"/>
+          <w:sz w:val="22"/>
+          <w:szCs w:val="22"/>
+          <w:lang w:val="es-ES" w:eastAsia="es-ES"/>
+          <w14:ligatures w14:val="none"/>
+        </w:rPr>
+        <w:t>ii</w:t>
+      </w:r>
+      <w:proofErr w:type="spellEnd"/>
+      <w:r>
+        <w:rPr>
+          <w:rFonts w:ascii="Arial Narrow" w:eastAsia="Arial Narrow" w:hAnsi="Arial Narrow" w:cs="Arial Narrow"/>
+          <w:color w:val="000000"/>
+          <w:kern w:val="0"/>
+          <w:sz w:val="22"/>
+          <w:szCs w:val="22"/>
+          <w:lang w:val="es-ES" w:eastAsia="es-ES"/>
+          <w14:ligatures w14:val="none"/>
+        </w:rPr>
+        <w:t xml:space="preserve">) presentar copia de la liquidación del </w:t>
+      </w:r>
+      <w:r>
+        <w:rPr>
+          <w:rFonts w:ascii="Arial Narrow" w:eastAsia="Arial Narrow" w:hAnsi="Arial Narrow" w:cs="Arial Narrow"/>
+          <w:color w:val="000000"/>
+          <w:kern w:val="0"/>
+          <w:sz w:val="22"/>
+          <w:szCs w:val="22"/>
+          <w:lang w:val="es-ES" w:eastAsia="es-ES"/>
+          <w14:ligatures w14:val="none"/>
+        </w:rPr>
+        <w:t xml:space="preserve">siniestro ocurrido el </w:t>
+      </w:r>
+      <w:r>
+        <w:rPr>
+          <w:rFonts w:ascii="Arial Narrow" w:eastAsia="Arial Narrow" w:hAnsi="Arial Narrow" w:cs="Arial Narrow"/>
+          <w:color w:val="000000"/>
+          <w:kern w:val="0"/>
+          <w:sz w:val="22"/>
+          <w:szCs w:val="22"/>
+          <w:lang w:eastAsia="es-ES"/>
+          <w14:ligatures w14:val="none"/>
+        </w:rPr>
+        <w:t>15 de junio de 2025</w:t>
+      </w:r>
+      <w:r>
+        <w:rPr>
+          <w:rFonts w:ascii="Arial Narrow" w:eastAsia="Arial Narrow" w:hAnsi="Arial Narrow" w:cs="Arial Narrow"/>
+          <w:color w:val="000000"/>
+          <w:kern w:val="0"/>
+          <w:sz w:val="22"/>
+          <w:szCs w:val="22"/>
+          <w:lang w:val="es-ES" w:eastAsia="es-ES"/>
+          <w14:ligatures w14:val="none"/>
+        </w:rPr>
+        <w:t xml:space="preserve"> en virtud de la cobertura de la </w:t>
+      </w:r>
+      <w:r>
+        <w:rPr>
+          <w:rFonts w:ascii="Arial Narrow" w:eastAsia="Arial Narrow" w:hAnsi="Arial Narrow" w:cs="Arial Narrow"/>
+          <w:color w:val="000000"/>
+          <w:kern w:val="0"/>
+          <w:sz w:val="22"/>
+          <w:szCs w:val="22"/>
+          <w:lang w:eastAsia="es-ES"/>
+          <w14:ligatures w14:val="none"/>
+        </w:rPr>
+        <w:t>Póliza Domiciliari</w:t>
+      </w:r>
+      <w:r>
+        <w:rPr>
+          <w:rFonts w:ascii="Arial Narrow" w:eastAsia="Arial Narrow" w:hAnsi="Arial Narrow" w:cs="Arial Narrow"/>
+          <w:color w:val="000000"/>
+          <w:kern w:val="0"/>
+          <w:sz w:val="22"/>
+          <w:szCs w:val="22"/>
+          <w:lang w:eastAsia="es-ES"/>
+          <w14:ligatures w14:val="none"/>
+        </w:rPr>
+        <w:t>a</w:t>
+      </w:r>
+      <w:r>
+        <w:rPr>
+          <w:rFonts w:ascii="Arial Narrow" w:eastAsia="Arial Narrow" w:hAnsi="Arial Narrow" w:cs="Arial Narrow"/>
+          <w:color w:val="000000"/>
+          <w:kern w:val="0"/>
+          <w:sz w:val="22"/>
+          <w:szCs w:val="22"/>
+          <w:lang w:eastAsia="es-ES"/>
+          <w14:ligatures w14:val="none"/>
+        </w:rPr>
+        <w:t xml:space="preserve"> </w:t>
+      </w:r>
+      <w:r>
+        <w:rPr>
+          <w:rFonts w:ascii="Arial Narrow" w:eastAsia="Arial Narrow" w:hAnsi="Arial Narrow" w:cs="Arial Narrow"/>
+          <w:color w:val="000000"/>
+          <w:kern w:val="0"/>
+          <w:sz w:val="22"/>
+          <w:szCs w:val="22"/>
+          <w:lang w:eastAsia="es-ES"/>
+          <w14:ligatures w14:val="none"/>
+        </w:rPr>
+        <w:t>1416-20015</w:t>
+      </w:r>
+      <w:r>
+        <w:rPr>
+          <w:rFonts w:ascii="Arial Narrow" w:eastAsia="Arial Narrow" w:hAnsi="Arial Narrow" w:cs="Arial Narrow"/>
+          <w:color w:val="000000"/>
+          <w:kern w:val="0"/>
+          <w:sz w:val="22"/>
+          <w:szCs w:val="22"/>
+          <w:lang w:val="es-ES" w:eastAsia="es-ES"/>
+          <w14:ligatures w14:val="none"/>
+        </w:rPr>
+        <w:t>; y, (iii) presentar una copia de todas las comunicaciones cursadas con la denunciante en virtud de los hechos materia de denuncia</w:t>
+      </w:r>
+      <w:r>
+        <w:rPr>
+          <w:rFonts w:ascii="Arial Narrow" w:eastAsia="Arial Narrow" w:hAnsi="Arial Narrow" w:cs="Arial Narrow"/>
+          <w:color w:val="000000"/>
+          <w:kern w:val="0"/>
+          <w:sz w:val="22"/>
+          <w:szCs w:val="22"/>
+          <w:lang w:val="es-ES" w:eastAsia="es-ES"/>
+          <w14:ligatures w14:val="none"/>
+        </w:rPr>
+        <w:t>.</w:t>
+      </w:r>
+      <w:r>
+        <w:rPr>
+          <w:rFonts w:ascii="Arial Narrow" w:eastAsia="Arial Narrow" w:hAnsi="Arial Narrow" w:cs="Arial Narrow"/>
+          <w:color w:val="000000"/>
+          <w:kern w:val="0"/>
+          <w:sz w:val="22"/>
+          <w:szCs w:val="22"/>
+          <w:lang w:val="es-ES" w:eastAsia="es-ES"/>
+          <w14:ligatures w14:val="none"/>
+        </w:rPr>
+        <w:t xml:space="preserve"> </w:t>
+      </w:r>
+    </w:p>
+    <w:p>
+      <w:pPr>
+        <w:spacing w:before="0" w:after="0" w:line="240" w:lineRule="auto"/>
+        <w:jc w:val="both"/>
+        <w:rPr>
+          <w:rFonts w:ascii="Arial Narrow" w:eastAsia="Arial Narrow" w:hAnsi="Arial Narrow" w:cs="Arial Narrow"/>
+          <w:color w:val="000000"/>
+          <w:kern w:val="0"/>
+          <w:sz w:val="22"/>
+          <w:szCs w:val="22"/>
+          <w:lang w:val="es-ES" w:eastAsia="es-ES"/>
           <w14:ligatures w14:val="none"/>
         </w:rPr>
       </w:pPr>
@@ -6552,7 +6952,7 @@
           <w:lang w:eastAsia="es-PE"/>
           <w14:ligatures w14:val="none"/>
         </w:rPr>
-        <w:t xml:space="preserve">QUINTO:</w:t>
+        <w:t xml:space="preserve">SEXTO:</w:t>
       </w:r>
       <w:r>
         <w:rPr>
@@ -6566,7 +6966,6 @@
         </w:rPr>
         <w:t xml:space="preserve"> </w:t>
       </w:r>
-      <w:bookmarkStart w:id="11" w:name="_Hlk188286813"/>
       <w:r>
         <w:rPr>
           <w:rFonts w:ascii="Arial Narrow" w:eastAsia="Arial Narrow" w:hAnsi="Arial Narrow" w:cs="Arial Narrow"/>
@@ -6601,9 +7000,36 @@
           <w:lang w:eastAsia="es-ES"/>
           <w14:ligatures w14:val="none"/>
         </w:rPr>
-        <w:t>plazo no mayor de cinco (5) días hábiles contado a partir del día siguiente de la notificación de la presente resolución</w:t>
-      </w:r>
-      <w:bookmarkEnd w:id="11"/>
+        <w:t xml:space="preserve">plazo no mayor de cinco (5) días hábiles contado a partir del día siguiente de la notificación de la presente resolución, </w:t>
+      </w:r>
+      <w:proofErr w:type="spellStart"/>
+      <w:r>
+        <w:rPr>
+          <w:rFonts w:ascii="Arial Narrow" w:eastAsia="Arial Narrow" w:hAnsi="Arial Narrow" w:cs="Arial Narrow"/>
+          <w:color w:val="000000"/>
+          <w:kern w:val="0"/>
+          <w:sz w:val="22"/>
+          <w:szCs w:val="22"/>
+          <w:shd w:val="clear" w:color="auto" w:fill="FFFFFF"/>
+          <w:lang w:eastAsia="es-PE"/>
+          <w14:ligatures w14:val="none"/>
+        </w:rPr>
+        <w:t>Baukost</w:t>
+      </w:r>
+      <w:proofErr w:type="spellEnd"/>
+      <w:r>
+        <w:rPr>
+          <w:rFonts w:ascii="Arial Narrow" w:eastAsia="Arial Narrow" w:hAnsi="Arial Narrow" w:cs="Arial Narrow"/>
+          <w:color w:val="000000"/>
+          <w:kern w:val="0"/>
+          <w:sz w:val="22"/>
+          <w:szCs w:val="22"/>
+          <w:shd w:val="clear" w:color="auto" w:fill="FFFFFF"/>
+          <w:lang w:eastAsia="es-PE"/>
+          <w14:ligatures w14:val="none"/>
+        </w:rPr>
+        <w:t xml:space="preserve"> Ajustadores y Peritos de Seguros S.A.C.</w:t>
+      </w:r>
       <w:r>
         <w:rPr>
           <w:rFonts w:ascii="Arial Narrow" w:eastAsia="Arial Narrow" w:hAnsi="Arial Narrow" w:cs="Arial Narrow"/>
@@ -6616,31 +7042,6 @@
         </w:rPr>
         <w:t xml:space="preserve">, </w:t>
       </w:r>
-      <w:bookmarkStart w:id="12" w:name="_Hlk188286828"/>
-      <w:r>
-        <w:rPr>
-          <w:rFonts w:ascii="Arial Narrow" w:eastAsia="Arial Narrow" w:hAnsi="Arial Narrow" w:cs="Arial Narrow"/>
-          <w:spacing w:val="-3"/>
-          <w:kern w:val="0"/>
-          <w14:ligatures w14:val="none"/>
-          <w:sz w:val="22"/>
-          <w:szCs w:val="22"/>
-        </w:rPr>
-        <w:t>Rímac Seguros y Reaseguros S.A.</w:t>
-      </w:r>
-      <w:r>
-        <w:rPr>
-          <w:rFonts w:ascii="Arial Narrow" w:eastAsia="Arial Narrow" w:hAnsi="Arial Narrow" w:cs="Arial Narrow"/>
-          <w:color w:val="000000"/>
-          <w:kern w:val="0"/>
-          <w:sz w:val="22"/>
-          <w:szCs w:val="22"/>
-          <w:lang w:eastAsia="es-ES"/>
-          <w14:ligatures w14:val="none"/>
-        </w:rPr>
-        <w:t xml:space="preserve">, </w:t>
-      </w:r>
-      <w:bookmarkEnd w:id="12"/>
       <w:r>
         <w:rPr>
           <w:rFonts w:ascii="Arial Narrow" w:eastAsia="Arial Narrow" w:hAnsi="Arial Narrow" w:cs="Arial Narrow"/>
@@ -6651,7 +7052,7 @@
           <w:lang w:val="es-ES" w:eastAsia="es-ES"/>
           <w14:ligatures w14:val="none"/>
         </w:rPr>
-        <w:t>cumpla</w:t>
+        <w:t xml:space="preserve">cumpla con: </w:t>
       </w:r>
       <w:r>
         <w:rPr>
@@ -6663,7 +7064,7 @@
           <w:lang w:val="es-ES" w:eastAsia="es-ES"/>
           <w14:ligatures w14:val="none"/>
         </w:rPr>
-        <w:t xml:space="preserve"> con: </w:t>
+        <w:t xml:space="preserve">(i) presentar los medios probatorios que acrediten que realizó un adecuado ajuste técnico integral del </w:t>
       </w:r>
       <w:r>
         <w:rPr>
@@ -6675,7 +7076,31 @@
           <w:lang w:val="es-ES" w:eastAsia="es-ES"/>
           <w14:ligatures w14:val="none"/>
         </w:rPr>
-        <w:t xml:space="preserve">(i) presentar una copia debidamente suscrita de la </w:t>
+        <w:t xml:space="preserve">siniestro ocurrido el </w:t>
+      </w:r>
+      <w:r>
+        <w:rPr>
+          <w:rFonts w:ascii="Arial Narrow" w:eastAsia="Arial Narrow" w:hAnsi="Arial Narrow" w:cs="Arial Narrow"/>
+          <w:color w:val="000000"/>
+          <w:kern w:val="0"/>
+          <w:sz w:val="22"/>
+          <w:szCs w:val="22"/>
+          <w:lang w:eastAsia="es-ES"/>
+          <w14:ligatures w14:val="none"/>
+        </w:rPr>
+        <w:t>15 de junio de 2025</w:t>
+      </w:r>
+      <w:r>
+        <w:rPr>
+          <w:rFonts w:ascii="Arial Narrow" w:eastAsia="Arial Narrow" w:hAnsi="Arial Narrow" w:cs="Arial Narrow"/>
+          <w:color w:val="000000"/>
+          <w:kern w:val="0"/>
+          <w:sz w:val="22"/>
+          <w:szCs w:val="22"/>
+          <w:lang w:val="es-ES" w:eastAsia="es-ES"/>
+          <w14:ligatures w14:val="none"/>
+        </w:rPr>
+        <w:t xml:space="preserve">, debidamente motivado, basado en la correcta identificación del inmueble asegurado y la suma asegurada de la </w:t>
       </w:r>
       <w:r>
         <w:rPr>
@@ -6723,7 +7148,7 @@
           <w:lang w:eastAsia="es-ES"/>
           <w14:ligatures w14:val="none"/>
         </w:rPr>
-        <w:t xml:space="preserve">1416-20015 </w:t>
+        <w:t>1416-20015</w:t>
       </w:r>
       <w:r>
         <w:rPr>
@@ -6735,7 +7160,7 @@
           <w:lang w:val="es-ES" w:eastAsia="es-ES"/>
           <w14:ligatures w14:val="none"/>
         </w:rPr>
-        <w:t>materia de denuncia, así como el cargo de remisión de la póliza; (</w:t>
+        <w:t>; y, (</w:t>
       </w:r>
       <w:proofErr w:type="spellStart"/>
       <w:r>
@@ -6761,7 +7186,7 @@
           <w:lang w:val="es-ES" w:eastAsia="es-ES"/>
           <w14:ligatures w14:val="none"/>
         </w:rPr>
-        <w:t xml:space="preserve">) presentar copia de la liquidación del </w:t>
+        <w:t>) presentar todas las comunicaciones cursadas con la parte denunciante en virtud de los hechos materia de denuncia.</w:t>
       </w:r>
       <w:r>
         <w:rPr>
@@ -6773,409 +7198,12 @@
           <w:lang w:val="es-ES" w:eastAsia="es-ES"/>
           <w14:ligatures w14:val="none"/>
         </w:rPr>
-        <w:t xml:space="preserve">siniestro ocurrido el </w:t>
-      </w:r>
-      <w:r>
-        <w:rPr>
-          <w:rFonts w:ascii="Arial Narrow" w:eastAsia="Arial Narrow" w:hAnsi="Arial Narrow" w:cs="Arial Narrow"/>
-          <w:color w:val="000000"/>
-          <w:kern w:val="0"/>
-          <w:sz w:val="22"/>
-          <w:szCs w:val="22"/>
-          <w:lang w:eastAsia="es-ES"/>
-          <w14:ligatures w14:val="none"/>
-        </w:rPr>
-        <w:t>15 de junio de 2025</w:t>
-      </w:r>
-      <w:r>
-        <w:rPr>
-          <w:rFonts w:ascii="Arial Narrow" w:eastAsia="Arial Narrow" w:hAnsi="Arial Narrow" w:cs="Arial Narrow"/>
-          <w:color w:val="000000"/>
-          <w:kern w:val="0"/>
-          <w:sz w:val="22"/>
-          <w:szCs w:val="22"/>
-          <w:lang w:val="es-ES" w:eastAsia="es-ES"/>
-          <w14:ligatures w14:val="none"/>
-        </w:rPr>
-        <w:t xml:space="preserve"> en virtud de la cobertura de la </w:t>
-      </w:r>
-      <w:r>
-        <w:rPr>
-          <w:rFonts w:ascii="Arial Narrow" w:eastAsia="Arial Narrow" w:hAnsi="Arial Narrow" w:cs="Arial Narrow"/>
-          <w:color w:val="000000"/>
-          <w:kern w:val="0"/>
-          <w:sz w:val="22"/>
-          <w:szCs w:val="22"/>
-          <w:lang w:eastAsia="es-ES"/>
-          <w14:ligatures w14:val="none"/>
-        </w:rPr>
-        <w:t>Póliza Domiciliari</w:t>
-      </w:r>
-      <w:r>
-        <w:rPr>
-          <w:rFonts w:ascii="Arial Narrow" w:eastAsia="Arial Narrow" w:hAnsi="Arial Narrow" w:cs="Arial Narrow"/>
-          <w:color w:val="000000"/>
-          <w:kern w:val="0"/>
-          <w:sz w:val="22"/>
-          <w:szCs w:val="22"/>
-          <w:lang w:eastAsia="es-ES"/>
-          <w14:ligatures w14:val="none"/>
-        </w:rPr>
-        <w:t>a</w:t>
-      </w:r>
-      <w:r>
-        <w:rPr>
-          <w:rFonts w:ascii="Arial Narrow" w:eastAsia="Arial Narrow" w:hAnsi="Arial Narrow" w:cs="Arial Narrow"/>
-          <w:color w:val="000000"/>
-          <w:kern w:val="0"/>
-          <w:sz w:val="22"/>
-          <w:szCs w:val="22"/>
-          <w:lang w:eastAsia="es-ES"/>
-          <w14:ligatures w14:val="none"/>
-        </w:rPr>
         <w:t xml:space="preserve"> </w:t>
       </w:r>
-      <w:r>
-        <w:rPr>
-          <w:rFonts w:ascii="Arial Narrow" w:eastAsia="Arial Narrow" w:hAnsi="Arial Narrow" w:cs="Arial Narrow"/>
-          <w:color w:val="000000"/>
-          <w:kern w:val="0"/>
-          <w:sz w:val="22"/>
-          <w:szCs w:val="22"/>
-          <w:lang w:eastAsia="es-ES"/>
-          <w14:ligatures w14:val="none"/>
-        </w:rPr>
-        <w:t>1416-20015</w:t>
-      </w:r>
-      <w:r>
-        <w:rPr>
-          <w:rFonts w:ascii="Arial Narrow" w:eastAsia="Arial Narrow" w:hAnsi="Arial Narrow" w:cs="Arial Narrow"/>
-          <w:color w:val="000000"/>
-          <w:kern w:val="0"/>
-          <w:sz w:val="22"/>
-          <w:szCs w:val="22"/>
-          <w:lang w:val="es-ES" w:eastAsia="es-ES"/>
-          <w14:ligatures w14:val="none"/>
-        </w:rPr>
-        <w:t>; y, (iii) presentar una copia de todas las comunicaciones cursadas con la denunciante en virtud de los hechos materia de denuncia</w:t>
-      </w:r>
-      <w:r>
-        <w:rPr>
-          <w:rFonts w:ascii="Arial Narrow" w:eastAsia="Arial Narrow" w:hAnsi="Arial Narrow" w:cs="Arial Narrow"/>
-          <w:color w:val="000000"/>
-          <w:kern w:val="0"/>
-          <w:sz w:val="22"/>
-          <w:szCs w:val="22"/>
-          <w:lang w:val="es-ES" w:eastAsia="es-ES"/>
-          <w14:ligatures w14:val="none"/>
-        </w:rPr>
-        <w:t>.</w:t>
-      </w:r>
-      <w:r>
-        <w:rPr>
-          <w:rFonts w:ascii="Arial Narrow" w:eastAsia="Arial Narrow" w:hAnsi="Arial Narrow" w:cs="Arial Narrow"/>
-          <w:color w:val="000000"/>
-          <w:kern w:val="0"/>
-          <w:sz w:val="22"/>
-          <w:szCs w:val="22"/>
-          <w:lang w:val="es-ES" w:eastAsia="es-ES"/>
-          <w14:ligatures w14:val="none"/>
-        </w:rPr>
-        <w:t xml:space="preserve"> </w:t>
-      </w:r>
-    </w:p>
-    <w:p>
-      <w:pPr>
-        <w:spacing w:after="0" w:line="240" w:lineRule="auto"/>
-        <w:jc w:val="both"/>
-        <w:rPr>
-          <w:rFonts w:ascii="Arial Narrow" w:eastAsia="Arial Narrow" w:hAnsi="Arial Narrow" w:cs="Arial Narrow"/>
-          <w:color w:val="000000"/>
-          <w:kern w:val="0"/>
-          <w:sz w:val="22"/>
-          <w:szCs w:val="22"/>
-          <w:lang w:val="es-ES" w:eastAsia="es-ES"/>
-          <w14:ligatures w14:val="none"/>
-        </w:rPr>
-      </w:pPr>
-    </w:p>
-    <w:p>
-      <w:pPr>
-        <w:spacing w:after="0" w:line="240" w:lineRule="auto"/>
-        <w:jc w:val="both"/>
-        <w:rPr>
-          <w:rFonts w:ascii="Arial Narrow" w:eastAsia="Arial Narrow" w:hAnsi="Arial Narrow" w:cs="Arial Narrow"/>
-          <w:color w:val="000000"/>
-          <w:kern w:val="0"/>
-          <w:sz w:val="22"/>
-          <w:szCs w:val="22"/>
-          <w:lang w:val="es-ES" w:eastAsia="es-ES"/>
-          <w14:ligatures w14:val="none"/>
-        </w:rPr>
-      </w:pPr>
-      <w:r>
-        <w:rPr>
-          <w:rFonts w:ascii="Arial Narrow" w:eastAsia="Arial Narrow" w:hAnsi="Arial Narrow" w:cs="Arial Narrow"/>
-          <w:b/>
-          <w:color w:val="000000"/>
-          <w:kern w:val="0"/>
-          <w:sz w:val="22"/>
-          <w:szCs w:val="22"/>
-          <w:lang w:eastAsia="es-PE"/>
-          <w14:ligatures w14:val="none"/>
-        </w:rPr>
-        <w:t xml:space="preserve">SEXTO:</w:t>
-      </w:r>
-      <w:r>
-        <w:rPr>
-          <w:rFonts w:ascii="Arial Narrow" w:eastAsia="Arial Narrow" w:hAnsi="Arial Narrow" w:cs="Arial Narrow"/>
-          <w:color w:val="000000"/>
-          <w:kern w:val="0"/>
-          <w:sz w:val="22"/>
-          <w:szCs w:val="22"/>
-          <w:lang w:eastAsia="es-PE"/>
-          <w14:ligatures w14:val="none"/>
-        </w:rPr>
-        <w:t xml:space="preserve"> </w:t>
-      </w:r>
-      <w:r>
-        <w:rPr>
-          <w:rFonts w:ascii="Arial Narrow" w:eastAsia="Arial Narrow" w:hAnsi="Arial Narrow" w:cs="Arial Narrow"/>
-          <w:color w:val="000000"/>
-          <w:kern w:val="0"/>
-          <w:sz w:val="22"/>
-          <w:szCs w:val="22"/>
-          <w:lang w:eastAsia="es-ES"/>
-          <w14:ligatures w14:val="none"/>
-        </w:rPr>
-        <w:t xml:space="preserve">requerir </w:t>
-      </w:r>
-      <w:r>
-        <w:rPr>
-          <w:rFonts w:ascii="Arial Narrow" w:eastAsia="Arial Narrow" w:hAnsi="Arial Narrow" w:cs="Arial Narrow"/>
-          <w:color w:val="000000"/>
-          <w:kern w:val="0"/>
-          <w:sz w:val="22"/>
-          <w:szCs w:val="22"/>
-          <w:lang w:val="es-ES" w:eastAsia="es-ES"/>
-          <w14:ligatures w14:val="none"/>
-        </w:rPr>
-        <w:t xml:space="preserve">que, en un </w:t>
-      </w:r>
-      <w:r>
-        <w:rPr>
-          <w:rFonts w:ascii="Arial Narrow" w:eastAsia="Arial Narrow" w:hAnsi="Arial Narrow" w:cs="Arial Narrow"/>
-          <w:color w:val="000000"/>
-          <w:kern w:val="0"/>
-          <w:sz w:val="22"/>
-          <w:szCs w:val="22"/>
-          <w:lang w:eastAsia="es-ES"/>
-          <w14:ligatures w14:val="none"/>
-        </w:rPr>
-        <w:t xml:space="preserve">plazo no mayor de cinco (5) días hábiles contado a partir del día siguiente de la notificación de la presente resolución, </w:t>
-      </w:r>
-      <w:proofErr w:type="spellStart"/>
-      <w:r>
-        <w:rPr>
-          <w:rFonts w:ascii="Arial Narrow" w:eastAsia="Arial Narrow" w:hAnsi="Arial Narrow" w:cs="Arial Narrow"/>
-          <w:color w:val="000000"/>
-          <w:kern w:val="0"/>
-          <w:sz w:val="22"/>
-          <w:szCs w:val="22"/>
-          <w:shd w:val="clear" w:color="auto" w:fill="FFFFFF"/>
-          <w:lang w:eastAsia="es-PE"/>
-          <w14:ligatures w14:val="none"/>
-        </w:rPr>
-        <w:t>Baukost</w:t>
-      </w:r>
-      <w:proofErr w:type="spellEnd"/>
-      <w:r>
-        <w:rPr>
-          <w:rFonts w:ascii="Arial Narrow" w:eastAsia="Arial Narrow" w:hAnsi="Arial Narrow" w:cs="Arial Narrow"/>
-          <w:color w:val="000000"/>
-          <w:kern w:val="0"/>
-          <w:sz w:val="22"/>
-          <w:szCs w:val="22"/>
-          <w:shd w:val="clear" w:color="auto" w:fill="FFFFFF"/>
-          <w:lang w:eastAsia="es-PE"/>
-          <w14:ligatures w14:val="none"/>
-        </w:rPr>
-        <w:t xml:space="preserve"> Ajustadores y Peritos de Seguros S.A.C.</w:t>
-      </w:r>
-      <w:r>
-        <w:rPr>
-          <w:rFonts w:ascii="Arial Narrow" w:eastAsia="Arial Narrow" w:hAnsi="Arial Narrow" w:cs="Arial Narrow"/>
-          <w:color w:val="000000"/>
-          <w:kern w:val="0"/>
-          <w:sz w:val="22"/>
-          <w:szCs w:val="22"/>
-          <w:lang w:eastAsia="es-ES"/>
-          <w14:ligatures w14:val="none"/>
-        </w:rPr>
-        <w:t xml:space="preserve">, </w:t>
-      </w:r>
-      <w:r>
-        <w:rPr>
-          <w:rFonts w:ascii="Arial Narrow" w:eastAsia="Arial Narrow" w:hAnsi="Arial Narrow" w:cs="Arial Narrow"/>
-          <w:color w:val="000000"/>
-          <w:kern w:val="0"/>
-          <w:sz w:val="22"/>
-          <w:szCs w:val="22"/>
-          <w:lang w:val="es-ES" w:eastAsia="es-ES"/>
-          <w14:ligatures w14:val="none"/>
-        </w:rPr>
-        <w:t xml:space="preserve">cumpla con: </w:t>
-      </w:r>
-      <w:r>
-        <w:rPr>
-          <w:rFonts w:ascii="Arial Narrow" w:eastAsia="Arial Narrow" w:hAnsi="Arial Narrow" w:cs="Arial Narrow"/>
-          <w:color w:val="000000"/>
-          <w:kern w:val="0"/>
-          <w:sz w:val="22"/>
-          <w:szCs w:val="22"/>
-          <w:lang w:val="es-ES" w:eastAsia="es-ES"/>
-          <w14:ligatures w14:val="none"/>
-        </w:rPr>
-        <w:t xml:space="preserve">(i) presentar los medios probatorios que acrediten que realizó un adecuado ajuste técnico integral del </w:t>
-      </w:r>
-      <w:r>
-        <w:rPr>
-          <w:rFonts w:ascii="Arial Narrow" w:eastAsia="Arial Narrow" w:hAnsi="Arial Narrow" w:cs="Arial Narrow"/>
-          <w:color w:val="000000"/>
-          <w:kern w:val="0"/>
-          <w:sz w:val="22"/>
-          <w:szCs w:val="22"/>
-          <w:lang w:val="es-ES" w:eastAsia="es-ES"/>
-          <w14:ligatures w14:val="none"/>
-        </w:rPr>
-        <w:t xml:space="preserve">siniestro ocurrido el </w:t>
-      </w:r>
-      <w:r>
-        <w:rPr>
-          <w:rFonts w:ascii="Arial Narrow" w:eastAsia="Arial Narrow" w:hAnsi="Arial Narrow" w:cs="Arial Narrow"/>
-          <w:color w:val="000000"/>
-          <w:kern w:val="0"/>
-          <w:sz w:val="22"/>
-          <w:szCs w:val="22"/>
-          <w:lang w:eastAsia="es-ES"/>
-          <w14:ligatures w14:val="none"/>
-        </w:rPr>
-        <w:t>15 de junio de 2025</w:t>
-      </w:r>
-      <w:r>
-        <w:rPr>
-          <w:rFonts w:ascii="Arial Narrow" w:eastAsia="Arial Narrow" w:hAnsi="Arial Narrow" w:cs="Arial Narrow"/>
-          <w:color w:val="000000"/>
-          <w:kern w:val="0"/>
-          <w:sz w:val="22"/>
-          <w:szCs w:val="22"/>
-          <w:lang w:val="es-ES" w:eastAsia="es-ES"/>
-          <w14:ligatures w14:val="none"/>
-        </w:rPr>
-        <w:t xml:space="preserve">, debidamente motivado, basado en la correcta identificación del inmueble asegurado y la suma asegurada de la </w:t>
-      </w:r>
-      <w:r>
-        <w:rPr>
-          <w:rFonts w:ascii="Arial Narrow" w:eastAsia="Arial Narrow" w:hAnsi="Arial Narrow" w:cs="Arial Narrow"/>
-          <w:color w:val="000000"/>
-          <w:kern w:val="0"/>
-          <w:sz w:val="22"/>
-          <w:szCs w:val="22"/>
-          <w:lang w:eastAsia="es-ES"/>
-          <w14:ligatures w14:val="none"/>
-        </w:rPr>
-        <w:t>Póliza Domiciliari</w:t>
-      </w:r>
-      <w:r>
-        <w:rPr>
-          <w:rFonts w:ascii="Arial Narrow" w:eastAsia="Arial Narrow" w:hAnsi="Arial Narrow" w:cs="Arial Narrow"/>
-          <w:color w:val="000000"/>
-          <w:kern w:val="0"/>
-          <w:sz w:val="22"/>
-          <w:szCs w:val="22"/>
-          <w:lang w:eastAsia="es-ES"/>
-          <w14:ligatures w14:val="none"/>
-        </w:rPr>
-        <w:t>a</w:t>
-      </w:r>
-      <w:r>
-        <w:rPr>
-          <w:rFonts w:ascii="Arial Narrow" w:eastAsia="Arial Narrow" w:hAnsi="Arial Narrow" w:cs="Arial Narrow"/>
-          <w:color w:val="000000"/>
-          <w:kern w:val="0"/>
-          <w:sz w:val="22"/>
-          <w:szCs w:val="22"/>
-          <w:lang w:eastAsia="es-ES"/>
-          <w14:ligatures w14:val="none"/>
-        </w:rPr>
-        <w:t xml:space="preserve"> </w:t>
-      </w:r>
-      <w:r>
-        <w:rPr>
-          <w:rFonts w:ascii="Arial Narrow" w:eastAsia="Arial Narrow" w:hAnsi="Arial Narrow" w:cs="Arial Narrow"/>
-          <w:color w:val="000000"/>
-          <w:kern w:val="0"/>
-          <w:sz w:val="22"/>
-          <w:szCs w:val="22"/>
-          <w:lang w:eastAsia="es-ES"/>
-          <w14:ligatures w14:val="none"/>
-        </w:rPr>
-        <w:t>1416-20015</w:t>
-      </w:r>
-      <w:r>
-        <w:rPr>
-          <w:rFonts w:ascii="Arial Narrow" w:eastAsia="Arial Narrow" w:hAnsi="Arial Narrow" w:cs="Arial Narrow"/>
-          <w:color w:val="000000"/>
-          <w:kern w:val="0"/>
-          <w:sz w:val="22"/>
-          <w:szCs w:val="22"/>
-          <w:lang w:val="es-ES" w:eastAsia="es-ES"/>
-          <w14:ligatures w14:val="none"/>
-        </w:rPr>
-        <w:t>; y, (</w:t>
-      </w:r>
-      <w:proofErr w:type="spellStart"/>
-      <w:r>
-        <w:rPr>
-          <w:rFonts w:ascii="Arial Narrow" w:eastAsia="Arial Narrow" w:hAnsi="Arial Narrow" w:cs="Arial Narrow"/>
-          <w:color w:val="000000"/>
-          <w:kern w:val="0"/>
-          <w:sz w:val="22"/>
-          <w:szCs w:val="22"/>
-          <w:lang w:val="es-ES" w:eastAsia="es-ES"/>
-          <w14:ligatures w14:val="none"/>
-        </w:rPr>
-        <w:t>ii</w:t>
-      </w:r>
-      <w:proofErr w:type="spellEnd"/>
-      <w:r>
-        <w:rPr>
-          <w:rFonts w:ascii="Arial Narrow" w:eastAsia="Arial Narrow" w:hAnsi="Arial Narrow" w:cs="Arial Narrow"/>
-          <w:color w:val="000000"/>
-          <w:kern w:val="0"/>
-          <w:sz w:val="22"/>
-          <w:szCs w:val="22"/>
-          <w:lang w:val="es-ES" w:eastAsia="es-ES"/>
-          <w14:ligatures w14:val="none"/>
-        </w:rPr>
-        <w:t>) presentar todas las comunicaciones cursadas con la parte denunciante en virtud de los hechos materia de denuncia.</w:t>
-      </w:r>
-      <w:r>
-        <w:rPr>
-          <w:rFonts w:ascii="Arial Narrow" w:eastAsia="Arial Narrow" w:hAnsi="Arial Narrow" w:cs="Arial Narrow"/>
-          <w:color w:val="000000"/>
-          <w:kern w:val="0"/>
-          <w:sz w:val="22"/>
-          <w:szCs w:val="22"/>
-          <w:lang w:val="es-ES" w:eastAsia="es-ES"/>
-          <w14:ligatures w14:val="none"/>
-        </w:rPr>
-        <w:t xml:space="preserve"> </w:t>
-      </w:r>
-    </w:p>
-    <w:p>
-      <w:pPr>
-        <w:spacing w:after="0" w:line="240" w:lineRule="auto"/>
+    </w:p>
+    <w:p>
+      <w:pPr>
+        <w:spacing w:before="0" w:after="0" w:line="240" w:lineRule="auto"/>
         <w:jc w:val="both"/>
         <w:rPr>
           <w:rFonts w:ascii="Arial Narrow" w:eastAsia="Arial Narrow" w:hAnsi="Arial Narrow" w:cs="Arial Narrow"/>
@@ -7546,8 +7574,8 @@
     </w:p>
     <w:p>
       <w:pPr>
+        <w:spacing w:before="0" w:after="0" w:line="240" w:lineRule="auto"/>
         <w:shd w:val="clear" w:color="auto" w:fill="FFFFFF"/>
-        <w:spacing w:after="0" w:line="240" w:lineRule="auto"/>
         <w:jc w:val="both"/>
         <w:rPr>
           <w:rFonts w:ascii="Arial Narrow" w:eastAsia="Arial Narrow" w:hAnsi="Arial Narrow" w:cs="Arial Narrow"/>
@@ -7717,15 +7745,96 @@
     </w:p>
     <w:p>
       <w:pPr>
+        <w:spacing w:before="0" w:after="0" w:line="240" w:lineRule="auto"/>
+        <w:suppressAutoHyphens/>
+        <w:jc w:val="both"/>
+        <w:rPr>
+          <w:rFonts w:ascii="Arial Narrow" w:eastAsia="Arial Narrow" w:hAnsi="Arial Narrow" w:cs="Arial Narrow"/>
+          <w:kern w:val="0"/>
+          <w:sz w:val="22"/>
+          <w:szCs w:val="22"/>
+          <w:u w:val="single"/>
+          <w14:ligatures w14:val="none"/>
+        </w:rPr>
+      </w:pPr>
+    </w:p>
+    <w:p>
+      <w:pPr>
         <w:suppressAutoHyphens/>
         <w:spacing w:after="0" w:line="240" w:lineRule="auto"/>
         <w:jc w:val="both"/>
         <w:rPr>
           <w:rFonts w:ascii="Arial Narrow" w:eastAsia="Arial Narrow" w:hAnsi="Arial Narrow" w:cs="Arial Narrow"/>
-          <w:kern w:val="0"/>
-          <w:sz w:val="22"/>
-          <w:szCs w:val="22"/>
-          <w:u w:val="single"/>
+          <w:b/>
+          <w:bCs/>
+          <w:sz w:val="22"/>
+          <w:szCs w:val="22"/>
+        </w:rPr>
+      </w:pPr>
+      <w:r>
+        <w:rPr>
+          <w:rFonts w:ascii="Arial Narrow" w:eastAsia="Arial Narrow" w:hAnsi="Arial Narrow" w:cs="Arial Narrow"/>
+          <w:b/>
+          <w:spacing w:val="-3"/>
+          <w:kern w:val="0"/>
+          <w14:ligatures w14:val="none"/>
+          <w:sz w:val="22"/>
+          <w:szCs w:val="22"/>
+        </w:rPr>
+        <w:t>DÉCIMO</w:t>
+      </w:r>
+      <w:r>
+        <w:rPr>
+          <w:rFonts w:ascii="Arial Narrow" w:eastAsia="Arial Narrow" w:hAnsi="Arial Narrow" w:cs="Arial Narrow"/>
+          <w:b/>
+          <w:color w:val="000000"/>
+          <w:kern w:val="0"/>
+          <w:sz w:val="22"/>
+          <w:szCs w:val="22"/>
+          <w:lang w:eastAsia="es-PE"/>
+          <w14:ligatures w14:val="none"/>
+        </w:rPr>
+        <w:t>:</w:t>
+      </w:r>
+      <w:r>
+        <w:rPr>
+          <w:rFonts w:ascii="Arial Narrow" w:eastAsia="Arial Narrow" w:hAnsi="Arial Narrow" w:cs="Arial Narrow"/>
+          <w:color w:val="000000"/>
+          <w:kern w:val="0"/>
+          <w:sz w:val="22"/>
+          <w:szCs w:val="22"/>
+          <w:lang w:eastAsia="es-PE"/>
+          <w14:ligatures w14:val="none"/>
+        </w:rPr>
+        <w:t xml:space="preserve"> </w:t>
+      </w:r>
+      <w:r>
+        <w:rPr>
+          <w:rFonts w:ascii="Arial Narrow" w:eastAsia="Arial Narrow" w:hAnsi="Arial Narrow" w:cs="Arial Narrow"/>
+          <w:color w:val="000000"/>
+          <w:kern w:val="0"/>
+          <w:sz w:val="22"/>
+          <w:szCs w:val="22"/>
+          <w:lang w:eastAsia="es-PE"/>
+          <w14:ligatures w14:val="none"/>
+        </w:rPr>
+        <w:t xml:space="preserve">poner en conocimiento de las partes que, antes de la emisión de la Resolución Final, tienen la posibilidad de formular su desistimiento o presentar el acuerdo arribado mediante la conciliación, mediación, transacción o cualquier otro que, de forma indubitable, deje constancia que se ha solucionado la controversia materia de denuncia.</w:t>
+      </w:r>
+      <w:bookmarkStart w:id="14" w:name="h.gjdgxs" w:colFirst="0" w:colLast="0"/>
+      <w:bookmarkEnd w:id="14"/>
+    </w:p>
+    <w:p>
+      <w:pPr>
+        <w:spacing w:before="0" w:after="0" w:line="240" w:lineRule="auto"/>
+        <w:suppressAutoHyphens/>
+        <w:jc w:val="both"/>
+        <w:rPr>
+          <w:rFonts w:ascii="Arial Narrow" w:eastAsia="Arial Narrow" w:hAnsi="Arial Narrow" w:cs="Arial Narrow"/>
+          <w:color w:val="000000"/>
+          <w:kern w:val="0"/>
+          <w:sz w:val="22"/>
+          <w:szCs w:val="22"/>
+          <w:lang w:eastAsia="es-PE"/>
           <w14:ligatures w14:val="none"/>
         </w:rPr>
       </w:pPr>
@@ -7737,360 +7846,279 @@
         <w:jc w:val="both"/>
         <w:rPr>
           <w:rFonts w:ascii="Arial Narrow" w:eastAsia="Arial Narrow" w:hAnsi="Arial Narrow" w:cs="Arial Narrow"/>
+          <w:sz w:val="22"/>
+          <w:szCs w:val="22"/>
+        </w:rPr>
+      </w:pPr>
+      <w:r>
+        <w:rPr>
+          <w:rFonts w:ascii="Arial Narrow" w:eastAsia="Arial Narrow" w:hAnsi="Arial Narrow" w:cs="Arial Narrow"/>
           <w:b/>
           <w:bCs/>
           <w:sz w:val="22"/>
           <w:szCs w:val="22"/>
         </w:rPr>
-      </w:pPr>
-      <w:r>
-        <w:rPr>
-          <w:rFonts w:ascii="Arial Narrow" w:eastAsia="Arial Narrow" w:hAnsi="Arial Narrow" w:cs="Arial Narrow"/>
-          <w:b/>
+        <w:t xml:space="preserve">DÉCIMO PRIMERO:</w:t>
+      </w:r>
+      <w:r>
+        <w:rPr>
+          <w:rFonts w:ascii="Arial Narrow" w:eastAsia="Arial Narrow" w:hAnsi="Arial Narrow" w:cs="Arial Narrow"/>
+          <w:sz w:val="22"/>
+          <w:szCs w:val="22"/>
+        </w:rPr>
+        <w:t xml:space="preserve"> </w:t>
+      </w:r>
+      <w:r>
+        <w:rPr>
+          <w:rFonts w:ascii="Arial Narrow" w:eastAsia="Arial Narrow" w:hAnsi="Arial Narrow" w:cs="Arial Narrow"/>
+          <w:sz w:val="22"/>
+          <w:szCs w:val="22"/>
+        </w:rPr>
+        <w:t xml:space="preserve">requerir a la señora [DENUNCIANTE] y Rímac Seguros y Reaseguros S.A. para que, dentro del plazo de dos (2) días hábiles siguientes a la fecha en que reciban la notificación en su bandejas de correo electrónico, efectúen la confirmación de recepción de la notificación remitida por este despacho a sus correos electrónicos, de conformidad con el segundo párrafo del numeral 4 del artículo 20 del Texto Único Ordenado de la Ley del Procedimiento Administrativo General, aprobado mediante Decreto Supremo 006-2026-JUS, bajo apercibimiento de rehacer el acto de notificación y notificarles conforme al numeral 1 del artículo 20 del citado cuerpo normativo.</w:t>
+      </w:r>
+      <w:r>
+        <w:rPr>
+          <w:rFonts w:ascii="Arial Narrow" w:eastAsia="Arial Narrow" w:hAnsi="Arial Narrow" w:cs="Arial Narrow"/>
+          <w:sz w:val="22"/>
+          <w:szCs w:val="22"/>
+        </w:rPr>
+        <w:t xml:space="preserve"/>
+      </w:r>
+      <w:r>
+        <w:rPr>
+          <w:rFonts w:ascii="Arial Narrow" w:eastAsia="Arial Narrow" w:hAnsi="Arial Narrow" w:cs="Arial Narrow"/>
           <w:spacing w:val="-3"/>
           <w:kern w:val="0"/>
           <w14:ligatures w14:val="none"/>
           <w:sz w:val="22"/>
           <w:szCs w:val="22"/>
         </w:rPr>
-        <w:t>DÉCIMO</w:t>
-      </w:r>
-      <w:r>
-        <w:rPr>
-          <w:rFonts w:ascii="Arial Narrow" w:eastAsia="Arial Narrow" w:hAnsi="Arial Narrow" w:cs="Arial Narrow"/>
-          <w:b/>
-          <w:color w:val="000000"/>
-          <w:kern w:val="0"/>
-          <w:sz w:val="22"/>
-          <w:szCs w:val="22"/>
-          <w:lang w:eastAsia="es-PE"/>
-          <w14:ligatures w14:val="none"/>
-        </w:rPr>
-        <w:t>:</w:t>
-      </w:r>
-      <w:r>
-        <w:rPr>
-          <w:rFonts w:ascii="Arial Narrow" w:eastAsia="Arial Narrow" w:hAnsi="Arial Narrow" w:cs="Arial Narrow"/>
-          <w:color w:val="000000"/>
-          <w:kern w:val="0"/>
-          <w:sz w:val="22"/>
-          <w:szCs w:val="22"/>
-          <w:lang w:eastAsia="es-PE"/>
-          <w14:ligatures w14:val="none"/>
-        </w:rPr>
-        <w:t xml:space="preserve"> </w:t>
-      </w:r>
-      <w:r>
-        <w:rPr>
-          <w:rFonts w:ascii="Arial Narrow" w:eastAsia="Arial Narrow" w:hAnsi="Arial Narrow" w:cs="Arial Narrow"/>
-          <w:color w:val="000000"/>
-          <w:kern w:val="0"/>
-          <w:sz w:val="22"/>
-          <w:szCs w:val="22"/>
-          <w:lang w:eastAsia="es-PE"/>
-          <w14:ligatures w14:val="none"/>
-        </w:rPr>
-        <w:t xml:space="preserve">poner en conocimiento de las partes que, antes de la emisión de la Resolución Final, tienen la posibilidad de formular su desistimiento o presentar el acuerdo arribado mediante la conciliación, mediación, transacción o cualquier otro que, de forma indubitable, deje constancia que se ha solucionado la controversia materia de denuncia.</w:t>
-      </w:r>
-      <w:bookmarkStart w:id="14" w:name="h.gjdgxs" w:colFirst="0" w:colLast="0"/>
-      <w:bookmarkEnd w:id="14"/>
-    </w:p>
-    <w:p>
-      <w:pPr>
+        <w:t/>
+      </w:r>
+      <w:r>
+        <w:rPr>
+          <w:rFonts w:ascii="Arial Narrow" w:eastAsia="Arial Narrow" w:hAnsi="Arial Narrow" w:cs="Arial Narrow"/>
+          <w:spacing w:val="-3"/>
+          <w:kern w:val="0"/>
+          <w14:ligatures w14:val="none"/>
+          <w:sz w:val="22"/>
+          <w:szCs w:val="22"/>
+        </w:rPr>
+        <w:t xml:space="preserve"/>
+      </w:r>
+      <w:r>
+        <w:rPr>
+          <w:rFonts w:ascii="Arial Narrow" w:eastAsia="Arial Narrow" w:hAnsi="Arial Narrow" w:cs="Arial Narrow"/>
+          <w:spacing w:val="-3"/>
+          <w:kern w:val="0"/>
+          <w14:ligatures w14:val="none"/>
+          <w:sz w:val="22"/>
+          <w:szCs w:val="22"/>
+        </w:rPr>
+        <w:t xml:space="preserve"/>
+      </w:r>
+      <w:r>
+        <w:rPr>
+          <w:rFonts w:ascii="Arial Narrow" w:eastAsia="Arial Narrow" w:hAnsi="Arial Narrow" w:cs="Arial Narrow"/>
+          <w:spacing w:val="-3"/>
+          <w:kern w:val="0"/>
+          <w14:ligatures w14:val="none"/>
+          <w:sz w:val="22"/>
+          <w:szCs w:val="22"/>
+        </w:rPr>
+        <w:t xml:space="preserve"/>
+      </w:r>
+      <w:r>
+        <w:rPr>
+          <w:rFonts w:ascii="Arial Narrow" w:eastAsia="Arial Narrow" w:hAnsi="Arial Narrow" w:cs="Arial Narrow"/>
+          <w:color w:val="000000"/>
+          <w:sz w:val="22"/>
+          <w:szCs w:val="22"/>
+        </w:rPr>
+        <w:t/>
+      </w:r>
+      <w:r>
+        <w:rPr>
+          <w:rFonts w:ascii="Arial Narrow" w:eastAsia="Arial Narrow" w:hAnsi="Arial Narrow" w:cs="Arial Narrow"/>
+          <w:color w:val="000000"/>
+          <w:sz w:val="22"/>
+          <w:szCs w:val="22"/>
+        </w:rPr>
+        <w:t/>
+      </w:r>
+      <w:r>
+        <w:rPr>
+          <w:rFonts w:ascii="Arial Narrow" w:eastAsia="Arial Narrow" w:hAnsi="Arial Narrow" w:cs="Arial Narrow"/>
+          <w:color w:val="000000"/>
+          <w:sz w:val="22"/>
+          <w:szCs w:val="22"/>
+        </w:rPr>
+        <w:t xml:space="preserve"/>
+      </w:r>
+      <w:r>
+        <w:rPr>
+          <w:rFonts w:ascii="Arial Narrow" w:eastAsia="Arial Narrow" w:hAnsi="Arial Narrow" w:cs="Arial Narrow"/>
+          <w:color w:val="000000"/>
+          <w:sz w:val="22"/>
+          <w:szCs w:val="22"/>
+        </w:rPr>
+        <w:t/>
+      </w:r>
+      <w:r>
+        <w:rPr>
+          <w:rFonts w:ascii="Arial Narrow" w:eastAsia="Arial Narrow" w:hAnsi="Arial Narrow" w:cs="Arial Narrow"/>
+          <w:color w:val="000000"/>
+          <w:sz w:val="22"/>
+          <w:szCs w:val="22"/>
+        </w:rPr>
+        <w:t xml:space="preserve"/>
+      </w:r>
+      <w:r>
+        <w:rPr>
+          <w:rFonts w:ascii="Arial Narrow" w:eastAsia="Arial Narrow" w:hAnsi="Arial Narrow" w:cs="Arial Narrow"/>
+          <w:color w:val="000000"/>
+          <w:sz w:val="22"/>
+          <w:szCs w:val="22"/>
+        </w:rPr>
+        <w:t/>
+      </w:r>
+      <w:r>
+        <w:rPr>
+          <w:rFonts w:ascii="Arial Narrow" w:eastAsia="Arial Narrow" w:hAnsi="Arial Narrow" w:cs="Arial Narrow"/>
+          <w:color w:val="000000"/>
+          <w:sz w:val="22"/>
+          <w:szCs w:val="22"/>
+        </w:rPr>
+        <w:t xml:space="preserve"/>
+      </w:r>
+      <w:r>
+        <w:rPr>
+          <w:rFonts w:ascii="Arial Narrow" w:eastAsia="Arial Narrow" w:hAnsi="Arial Narrow" w:cs="Arial Narrow"/>
+          <w:color w:val="000000"/>
+          <w:sz w:val="22"/>
+          <w:szCs w:val="22"/>
+        </w:rPr>
+        <w:t/>
+      </w:r>
+      <w:r>
+        <w:rPr>
+          <w:rFonts w:ascii="Arial Narrow" w:eastAsia="Arial Narrow" w:hAnsi="Arial Narrow" w:cs="Arial Narrow"/>
+          <w:color w:val="000000"/>
+          <w:sz w:val="22"/>
+          <w:szCs w:val="22"/>
+        </w:rPr>
+        <w:t xml:space="preserve"/>
+      </w:r>
+      <w:r>
+        <w:rPr>
+          <w:rFonts w:ascii="Arial Narrow" w:eastAsia="Arial Narrow" w:hAnsi="Arial Narrow" w:cs="Arial Narrow"/>
+          <w:color w:val="000000"/>
+          <w:sz w:val="22"/>
+          <w:szCs w:val="22"/>
+        </w:rPr>
+        <w:t/>
+      </w:r>
+      <w:r>
+        <w:rPr>
+          <w:rFonts w:ascii="Arial Narrow" w:eastAsia="Arial Narrow" w:hAnsi="Arial Narrow" w:cs="Arial Narrow"/>
+          <w:color w:val="000000"/>
+          <w:sz w:val="22"/>
+          <w:szCs w:val="22"/>
+        </w:rPr>
+        <w:t xml:space="preserve"/>
+      </w:r>
+      <w:r>
+        <w:rPr>
+          <w:rFonts w:ascii="Arial Narrow" w:eastAsia="Arial Narrow" w:hAnsi="Arial Narrow" w:cs="Arial Narrow"/>
+          <w:color w:val="000000"/>
+          <w:sz w:val="22"/>
+          <w:szCs w:val="22"/>
+        </w:rPr>
+        <w:t/>
+      </w:r>
+      <w:r>
+        <w:rPr>
+          <w:rFonts w:ascii="Arial Narrow" w:eastAsia="Arial Narrow" w:hAnsi="Arial Narrow" w:cs="Arial Narrow"/>
+          <w:color w:val="000000"/>
+          <w:sz w:val="22"/>
+          <w:szCs w:val="22"/>
+        </w:rPr>
+        <w:t/>
+      </w:r>
+      <w:r>
+        <w:rPr>
+          <w:rFonts w:ascii="Arial Narrow" w:eastAsia="Arial Narrow" w:hAnsi="Arial Narrow" w:cs="Arial Narrow"/>
+          <w:color w:val="000000"/>
+          <w:sz w:val="22"/>
+          <w:szCs w:val="22"/>
+        </w:rPr>
+        <w:t xml:space="preserve"/>
+      </w:r>
+      <w:r>
+        <w:rPr>
+          <w:rFonts w:ascii="Arial Narrow" w:eastAsia="Arial Narrow" w:hAnsi="Arial Narrow" w:cs="Arial Narrow"/>
+          <w:color w:val="000000"/>
+          <w:kern w:val="0"/>
+          <w:sz w:val="22"/>
+          <w:szCs w:val="22"/>
+          <w:lang w:eastAsia="es-PE"/>
+          <w14:ligatures w14:val="none"/>
+        </w:rPr>
+        <w:t/>
+      </w:r>
+      <w:r>
+        <w:rPr>
+          <w:rFonts w:ascii="Arial Narrow" w:eastAsia="Arial Narrow" w:hAnsi="Arial Narrow" w:cs="Arial Narrow"/>
+          <w:color w:val="000000"/>
+          <w:sz w:val="22"/>
+          <w:szCs w:val="22"/>
+        </w:rPr>
+        <w:t xml:space="preserve"/>
+      </w:r>
+      <w:r>
+        <w:rPr>
+          <w:rFonts w:ascii="Arial Narrow" w:eastAsia="Arial Narrow" w:hAnsi="Arial Narrow" w:cs="Arial Narrow"/>
+          <w:color w:val="000000"/>
+          <w:kern w:val="0"/>
+          <w:sz w:val="22"/>
+          <w:szCs w:val="22"/>
+          <w:lang w:eastAsia="es-PE"/>
+          <w14:ligatures w14:val="none"/>
+        </w:rPr>
+        <w:t/>
+      </w:r>
+      <w:r>
+        <w:rPr>
+          <w:rFonts w:ascii="Arial Narrow" w:eastAsia="Arial Narrow" w:hAnsi="Arial Narrow" w:cs="Arial Narrow"/>
+          <w:color w:val="000000"/>
+          <w:sz w:val="22"/>
+          <w:szCs w:val="22"/>
+        </w:rPr>
+        <w:t xml:space="preserve"/>
+      </w:r>
+      <w:r>
+        <w:rPr>
+          <w:rStyle w:val="Refdenotaalpie"/>
+          <w:rFonts w:ascii="Arial Narrow" w:eastAsia="Arial Narrow" w:hAnsi="Arial Narrow" w:cs="Arial Narrow"/>
+          <w:sz w:val="22"/>
+          <w:szCs w:val="22"/>
+          <w:vertAlign w:val="superscript"/>
+        </w:rPr>
+        <w:footnoteReference w:id="15"/>
+      </w:r>
+      <w:r>
+        <w:rPr>
+          <w:rFonts w:ascii="Arial Narrow" w:eastAsia="Arial Narrow" w:hAnsi="Arial Narrow" w:cs="Arial Narrow"/>
+          <w:sz w:val="22"/>
+          <w:szCs w:val="22"/>
+        </w:rPr>
+        <w:t/>
+      </w:r>
+    </w:p>
+    <w:p>
+      <w:pPr>
+        <w:spacing w:before="0" w:after="0" w:line="240" w:lineRule="auto"/>
         <w:suppressAutoHyphens/>
-        <w:spacing w:after="0" w:line="240" w:lineRule="auto"/>
-        <w:jc w:val="both"/>
-        <w:rPr>
-          <w:rFonts w:ascii="Arial Narrow" w:eastAsia="Arial Narrow" w:hAnsi="Arial Narrow" w:cs="Arial Narrow"/>
-          <w:color w:val="000000"/>
-          <w:kern w:val="0"/>
-          <w:sz w:val="22"/>
-          <w:szCs w:val="22"/>
-          <w:lang w:eastAsia="es-PE"/>
-          <w14:ligatures w14:val="none"/>
-        </w:rPr>
-      </w:pPr>
-    </w:p>
-    <w:p>
-      <w:pPr>
-        <w:suppressAutoHyphens/>
-        <w:spacing w:after="0" w:line="240" w:lineRule="auto"/>
-        <w:jc w:val="both"/>
-        <w:rPr>
-          <w:rFonts w:ascii="Arial Narrow" w:eastAsia="Arial Narrow" w:hAnsi="Arial Narrow" w:cs="Arial Narrow"/>
-          <w:sz w:val="22"/>
-          <w:szCs w:val="22"/>
-        </w:rPr>
-      </w:pPr>
-      <w:r>
-        <w:rPr>
-          <w:rFonts w:ascii="Arial Narrow" w:eastAsia="Arial Narrow" w:hAnsi="Arial Narrow" w:cs="Arial Narrow"/>
-          <w:b/>
-          <w:bCs/>
-          <w:sz w:val="22"/>
-          <w:szCs w:val="22"/>
-        </w:rPr>
-        <w:t xml:space="preserve">DÉCIMO PRIMERO:</w:t>
-      </w:r>
-      <w:r>
-        <w:rPr>
-          <w:rFonts w:ascii="Arial Narrow" w:eastAsia="Arial Narrow" w:hAnsi="Arial Narrow" w:cs="Arial Narrow"/>
-          <w:sz w:val="22"/>
-          <w:szCs w:val="22"/>
-        </w:rPr>
-        <w:t xml:space="preserve"> </w:t>
-      </w:r>
-      <w:r>
-        <w:rPr>
-          <w:rFonts w:ascii="Arial Narrow" w:eastAsia="Arial Narrow" w:hAnsi="Arial Narrow" w:cs="Arial Narrow"/>
-          <w:sz w:val="22"/>
-          <w:szCs w:val="22"/>
-        </w:rPr>
-        <w:t xml:space="preserve">requerir a la señora [DENUNCIANTE] y Rímac Seguros y Reaseguros S.A. para que, dentro del plazo de dos (2) días hábiles siguientes a la fecha en que reciban la notificación en su bandejas de correo electrónico, efectúen la confirmación de recepción de la notificación remitida por este despacho a sus correos electrónicos, de conformidad con el segundo párrafo del numeral 4 del artículo 20 del Texto Único Ordenado de la Ley del Procedimiento Administrativo General, aprobado mediante Decreto Supremo 006-2026-JUS, bajo apercibimiento de rehacer el acto de notificación y notificarles conforme al numeral 1 del artículo 20 del citado cuerpo normativo.</w:t>
-      </w:r>
-      <w:r>
-        <w:rPr>
-          <w:rFonts w:ascii="Arial Narrow" w:eastAsia="Arial Narrow" w:hAnsi="Arial Narrow" w:cs="Arial Narrow"/>
-          <w:sz w:val="22"/>
-          <w:szCs w:val="22"/>
-        </w:rPr>
-        <w:t xml:space="preserve"/>
-      </w:r>
-      <w:r>
-        <w:rPr>
-          <w:rFonts w:ascii="Arial Narrow" w:eastAsia="Arial Narrow" w:hAnsi="Arial Narrow" w:cs="Arial Narrow"/>
-          <w:spacing w:val="-3"/>
-          <w:kern w:val="0"/>
-          <w14:ligatures w14:val="none"/>
-          <w:sz w:val="22"/>
-          <w:szCs w:val="22"/>
-        </w:rPr>
-        <w:t/>
-      </w:r>
-      <w:r>
-        <w:rPr>
-          <w:rFonts w:ascii="Arial Narrow" w:eastAsia="Arial Narrow" w:hAnsi="Arial Narrow" w:cs="Arial Narrow"/>
-          <w:spacing w:val="-3"/>
-          <w:kern w:val="0"/>
-          <w14:ligatures w14:val="none"/>
-          <w:sz w:val="22"/>
-          <w:szCs w:val="22"/>
-        </w:rPr>
-        <w:t xml:space="preserve"/>
-      </w:r>
-      <w:r>
-        <w:rPr>
-          <w:rFonts w:ascii="Arial Narrow" w:eastAsia="Arial Narrow" w:hAnsi="Arial Narrow" w:cs="Arial Narrow"/>
-          <w:spacing w:val="-3"/>
-          <w:kern w:val="0"/>
-          <w14:ligatures w14:val="none"/>
-          <w:sz w:val="22"/>
-          <w:szCs w:val="22"/>
-        </w:rPr>
-        <w:t xml:space="preserve"/>
-      </w:r>
-      <w:r>
-        <w:rPr>
-          <w:rFonts w:ascii="Arial Narrow" w:eastAsia="Arial Narrow" w:hAnsi="Arial Narrow" w:cs="Arial Narrow"/>
-          <w:spacing w:val="-3"/>
-          <w:kern w:val="0"/>
-          <w14:ligatures w14:val="none"/>
-          <w:sz w:val="22"/>
-          <w:szCs w:val="22"/>
-        </w:rPr>
-        <w:t xml:space="preserve"/>
-      </w:r>
-      <w:r>
-        <w:rPr>
-          <w:rFonts w:ascii="Arial Narrow" w:eastAsia="Arial Narrow" w:hAnsi="Arial Narrow" w:cs="Arial Narrow"/>
-          <w:color w:val="000000"/>
-          <w:sz w:val="22"/>
-          <w:szCs w:val="22"/>
-        </w:rPr>
-        <w:t/>
-      </w:r>
-      <w:r>
-        <w:rPr>
-          <w:rFonts w:ascii="Arial Narrow" w:eastAsia="Arial Narrow" w:hAnsi="Arial Narrow" w:cs="Arial Narrow"/>
-          <w:color w:val="000000"/>
-          <w:sz w:val="22"/>
-          <w:szCs w:val="22"/>
-        </w:rPr>
-        <w:t/>
-      </w:r>
-      <w:r>
-        <w:rPr>
-          <w:rFonts w:ascii="Arial Narrow" w:eastAsia="Arial Narrow" w:hAnsi="Arial Narrow" w:cs="Arial Narrow"/>
-          <w:color w:val="000000"/>
-          <w:sz w:val="22"/>
-          <w:szCs w:val="22"/>
-        </w:rPr>
-        <w:t xml:space="preserve"/>
-      </w:r>
-      <w:r>
-        <w:rPr>
-          <w:rFonts w:ascii="Arial Narrow" w:eastAsia="Arial Narrow" w:hAnsi="Arial Narrow" w:cs="Arial Narrow"/>
-          <w:color w:val="000000"/>
-          <w:sz w:val="22"/>
-          <w:szCs w:val="22"/>
-        </w:rPr>
-        <w:t/>
-      </w:r>
-      <w:r>
-        <w:rPr>
-          <w:rFonts w:ascii="Arial Narrow" w:eastAsia="Arial Narrow" w:hAnsi="Arial Narrow" w:cs="Arial Narrow"/>
-          <w:color w:val="000000"/>
-          <w:sz w:val="22"/>
-          <w:szCs w:val="22"/>
-        </w:rPr>
-        <w:t xml:space="preserve"/>
-      </w:r>
-      <w:r>
-        <w:rPr>
-          <w:rFonts w:ascii="Arial Narrow" w:eastAsia="Arial Narrow" w:hAnsi="Arial Narrow" w:cs="Arial Narrow"/>
-          <w:color w:val="000000"/>
-          <w:sz w:val="22"/>
-          <w:szCs w:val="22"/>
-        </w:rPr>
-        <w:t/>
-      </w:r>
-      <w:r>
-        <w:rPr>
-          <w:rFonts w:ascii="Arial Narrow" w:eastAsia="Arial Narrow" w:hAnsi="Arial Narrow" w:cs="Arial Narrow"/>
-          <w:color w:val="000000"/>
-          <w:sz w:val="22"/>
-          <w:szCs w:val="22"/>
-        </w:rPr>
-        <w:t xml:space="preserve"/>
-      </w:r>
-      <w:r>
-        <w:rPr>
-          <w:rFonts w:ascii="Arial Narrow" w:eastAsia="Arial Narrow" w:hAnsi="Arial Narrow" w:cs="Arial Narrow"/>
-          <w:color w:val="000000"/>
-          <w:sz w:val="22"/>
-          <w:szCs w:val="22"/>
-        </w:rPr>
-        <w:t/>
-      </w:r>
-      <w:r>
-        <w:rPr>
-          <w:rFonts w:ascii="Arial Narrow" w:eastAsia="Arial Narrow" w:hAnsi="Arial Narrow" w:cs="Arial Narrow"/>
-          <w:color w:val="000000"/>
-          <w:sz w:val="22"/>
-          <w:szCs w:val="22"/>
-        </w:rPr>
-        <w:t xml:space="preserve"/>
-      </w:r>
-      <w:r>
-        <w:rPr>
-          <w:rFonts w:ascii="Arial Narrow" w:eastAsia="Arial Narrow" w:hAnsi="Arial Narrow" w:cs="Arial Narrow"/>
-          <w:color w:val="000000"/>
-          <w:sz w:val="22"/>
-          <w:szCs w:val="22"/>
-        </w:rPr>
-        <w:t/>
-      </w:r>
-      <w:r>
-        <w:rPr>
-          <w:rFonts w:ascii="Arial Narrow" w:eastAsia="Arial Narrow" w:hAnsi="Arial Narrow" w:cs="Arial Narrow"/>
-          <w:color w:val="000000"/>
-          <w:sz w:val="22"/>
-          <w:szCs w:val="22"/>
-        </w:rPr>
-        <w:t xml:space="preserve"/>
-      </w:r>
-      <w:r>
-        <w:rPr>
-          <w:rFonts w:ascii="Arial Narrow" w:eastAsia="Arial Narrow" w:hAnsi="Arial Narrow" w:cs="Arial Narrow"/>
-          <w:color w:val="000000"/>
-          <w:sz w:val="22"/>
-          <w:szCs w:val="22"/>
-        </w:rPr>
-        <w:t/>
-      </w:r>
-      <w:r>
-        <w:rPr>
-          <w:rFonts w:ascii="Arial Narrow" w:eastAsia="Arial Narrow" w:hAnsi="Arial Narrow" w:cs="Arial Narrow"/>
-          <w:color w:val="000000"/>
-          <w:sz w:val="22"/>
-          <w:szCs w:val="22"/>
-        </w:rPr>
-        <w:t/>
-      </w:r>
-      <w:r>
-        <w:rPr>
-          <w:rFonts w:ascii="Arial Narrow" w:eastAsia="Arial Narrow" w:hAnsi="Arial Narrow" w:cs="Arial Narrow"/>
-          <w:color w:val="000000"/>
-          <w:sz w:val="22"/>
-          <w:szCs w:val="22"/>
-        </w:rPr>
-        <w:t xml:space="preserve"/>
-      </w:r>
-      <w:r>
-        <w:rPr>
-          <w:rFonts w:ascii="Arial Narrow" w:eastAsia="Arial Narrow" w:hAnsi="Arial Narrow" w:cs="Arial Narrow"/>
-          <w:color w:val="000000"/>
-          <w:kern w:val="0"/>
-          <w:sz w:val="22"/>
-          <w:szCs w:val="22"/>
-          <w:lang w:eastAsia="es-PE"/>
-          <w14:ligatures w14:val="none"/>
-        </w:rPr>
-        <w:t/>
-      </w:r>
-      <w:r>
-        <w:rPr>
-          <w:rFonts w:ascii="Arial Narrow" w:eastAsia="Arial Narrow" w:hAnsi="Arial Narrow" w:cs="Arial Narrow"/>
-          <w:color w:val="000000"/>
-          <w:sz w:val="22"/>
-          <w:szCs w:val="22"/>
-        </w:rPr>
-        <w:t xml:space="preserve"/>
-      </w:r>
-      <w:r>
-        <w:rPr>
-          <w:rFonts w:ascii="Arial Narrow" w:eastAsia="Arial Narrow" w:hAnsi="Arial Narrow" w:cs="Arial Narrow"/>
-          <w:color w:val="000000"/>
-          <w:kern w:val="0"/>
-          <w:sz w:val="22"/>
-          <w:szCs w:val="22"/>
-          <w:lang w:eastAsia="es-PE"/>
-          <w14:ligatures w14:val="none"/>
-        </w:rPr>
-        <w:t/>
-      </w:r>
-      <w:r>
-        <w:rPr>
-          <w:rFonts w:ascii="Arial Narrow" w:eastAsia="Arial Narrow" w:hAnsi="Arial Narrow" w:cs="Arial Narrow"/>
-          <w:color w:val="000000"/>
-          <w:sz w:val="22"/>
-          <w:szCs w:val="22"/>
-        </w:rPr>
-        <w:t xml:space="preserve"/>
-      </w:r>
-      <w:r>
-        <w:rPr>
-          <w:rStyle w:val="Refdenotaalpie"/>
-          <w:rFonts w:ascii="Arial Narrow" w:eastAsia="Arial Narrow" w:hAnsi="Arial Narrow" w:cs="Arial Narrow"/>
-          <w:sz w:val="22"/>
-          <w:szCs w:val="22"/>
-          <w:vertAlign w:val="superscript"/>
-        </w:rPr>
-        <w:footnoteReference w:id="15"/>
-      </w:r>
-      <w:r>
-        <w:rPr>
-          <w:rFonts w:ascii="Arial Narrow" w:eastAsia="Arial Narrow" w:hAnsi="Arial Narrow" w:cs="Arial Narrow"/>
-          <w:sz w:val="22"/>
-          <w:szCs w:val="22"/>
-        </w:rPr>
-        <w:t/>
-      </w:r>
-    </w:p>
-    <w:p>
-      <w:pPr>
-        <w:suppressAutoHyphens/>
-        <w:spacing w:after="0" w:line="240" w:lineRule="auto"/>
         <w:jc w:val="both"/>
         <w:rPr>
           <w:rFonts w:ascii="Arial Narrow" w:eastAsia="Arial Narrow" w:hAnsi="Arial Narrow" w:cs="Arial Narrow"/>
@@ -8503,34 +8531,50 @@
           <w:sz w:val="16"/>
           <w:szCs w:val="16"/>
         </w:rPr>
+        <w:t xml:space="preserve"/>
+      </w:r>
+      <w:r>
+        <w:rPr>
+          <w:rFonts w:ascii="Arial Narrow" w:eastAsia="Arial Narrow" w:hAnsi="Arial Narrow" w:cs="Arial Narrow"/>
+          <w:sz w:val="16"/>
+          <w:szCs w:val="16"/>
+        </w:rPr>
         <w:tab/>
-        <w:t xml:space="preserve"/>
-      </w:r>
-      <w:r>
-        <w:rPr>
-          <w:rFonts w:ascii="Arial Narrow" w:eastAsia="Arial Narrow" w:hAnsi="Arial Narrow" w:cs="Arial Narrow"/>
-          <w:sz w:val="16"/>
-          <w:szCs w:val="16"/>
-        </w:rPr>
-        <w:tab/>
-        <w:t>Publicado</w:t>
-      </w:r>
-      <w:r>
-        <w:rPr>
-          <w:rFonts w:ascii="Arial Narrow" w:eastAsia="Arial Narrow" w:hAnsi="Arial Narrow" w:cs="Arial Narrow"/>
-          <w:b/>
-          <w:sz w:val="16"/>
-          <w:szCs w:val="16"/>
-        </w:rPr>
-        <w:t xml:space="preserve"> </w:t>
-      </w:r>
-      <w:r>
-        <w:rPr>
-          <w:rFonts w:ascii="Arial Narrow" w:eastAsia="Arial Narrow" w:hAnsi="Arial Narrow" w:cs="Arial Narrow"/>
-          <w:sz w:val="16"/>
-          <w:szCs w:val="16"/>
-        </w:rPr>
-        <w:t xml:space="preserve">el 2 de setiembre de 2010 en el Diario Oficial El Peruano, vigente desde el 2 de octubre de 2010 y modificado por Decreto Legislativo 1308.</w:t>
+        <w:t xml:space="preserve">Denuncia remitida a esta Comisión mediante </w:t>
+      </w:r>
+      <w:r>
+        <w:rPr>
+          <w:rFonts w:ascii="Arial Narrow" w:eastAsia="Arial Narrow" w:hAnsi="Arial Narrow" w:cs="Arial Narrow"/>
+          <w:sz w:val="16"/>
+          <w:szCs w:val="16"/>
+        </w:rPr>
+        <w:t xml:space="preserve">DOCUMENTO DE TRASLADO 051-2026-PS1/INDECOPI de fecha 18 de febrero de 2026, </w:t>
+      </w:r>
+      <w:proofErr w:type="spellStart"/>
+      <w:r>
+        <w:rPr>
+          <w:rFonts w:ascii="Arial Narrow" w:eastAsia="Arial Narrow" w:hAnsi="Arial Narrow" w:cs="Arial Narrow"/>
+          <w:sz w:val="16"/>
+          <w:szCs w:val="16"/>
+        </w:rPr>
+        <w:t xml:space="preserve">recibida</w:t>
+      </w:r>
+      <w:proofErr w:type="spellEnd"/>
+      <w:r>
+        <w:rPr>
+          <w:rFonts w:ascii="Arial Narrow" w:eastAsia="Arial Narrow" w:hAnsi="Arial Narrow" w:cs="Arial Narrow"/>
+          <w:sz w:val="16"/>
+          <w:szCs w:val="16"/>
+        </w:rPr>
+        <w:t xml:space="preserve"> el 20 de febrero de 2026</w:t>
+      </w:r>
+      <w:r>
+        <w:rPr>
+          <w:rFonts w:ascii="Arial Narrow" w:eastAsia="Arial Narrow" w:hAnsi="Arial Narrow" w:cs="Arial Narrow"/>
+          <w:sz w:val="16"/>
+          <w:szCs w:val="16"/>
+        </w:rPr>
+        <w:t>.</w:t>
       </w:r>
     </w:p>
     <w:p>
@@ -8577,51 +8621,33 @@
           <w:sz w:val="16"/>
           <w:szCs w:val="16"/>
         </w:rPr>
+        <w:t xml:space="preserve"/>
+      </w:r>
+      <w:r>
+        <w:rPr>
+          <w:rFonts w:ascii="Arial Narrow" w:eastAsia="Arial Narrow" w:hAnsi="Arial Narrow" w:cs="Arial Narrow"/>
+          <w:sz w:val="16"/>
+          <w:szCs w:val="16"/>
+        </w:rPr>
         <w:tab/>
-        <w:t xml:space="preserve"/>
-      </w:r>
-      <w:r>
-        <w:rPr>
-          <w:rFonts w:ascii="Arial Narrow" w:eastAsia="Arial Narrow" w:hAnsi="Arial Narrow" w:cs="Arial Narrow"/>
-          <w:sz w:val="16"/>
-          <w:szCs w:val="16"/>
-        </w:rPr>
-        <w:tab/>
-        <w:t xml:space="preserve">Denuncia remitida a esta Comisión mediante </w:t>
-      </w:r>
-      <w:r>
-        <w:rPr>
-          <w:rFonts w:ascii="Arial Narrow" w:eastAsia="Arial Narrow" w:hAnsi="Arial Narrow" w:cs="Arial Narrow"/>
-          <w:sz w:val="16"/>
-          <w:szCs w:val="16"/>
-        </w:rPr>
-        <w:t xml:space="preserve">DOCUMENTO DE TRASLADO 051-2026-PS1/INDECOPI de fecha 18 de febrero de 2026, </w:t>
-      </w:r>
-      <w:proofErr w:type="spellStart"/>
-      <w:r>
-        <w:rPr>
-          <w:rFonts w:ascii="Arial Narrow" w:eastAsia="Arial Narrow" w:hAnsi="Arial Narrow" w:cs="Arial Narrow"/>
-          <w:sz w:val="16"/>
-          <w:szCs w:val="16"/>
-        </w:rPr>
-        <w:t xml:space="preserve">recibida</w:t>
-      </w:r>
-      <w:proofErr w:type="spellEnd"/>
-      <w:r>
-        <w:rPr>
-          <w:rFonts w:ascii="Arial Narrow" w:eastAsia="Arial Narrow" w:hAnsi="Arial Narrow" w:cs="Arial Narrow"/>
-          <w:sz w:val="16"/>
-          <w:szCs w:val="16"/>
-        </w:rPr>
-        <w:t xml:space="preserve"> el 20 de febrero de 2026</w:t>
-      </w:r>
-      <w:r>
-        <w:rPr>
-          <w:rFonts w:ascii="Arial Narrow" w:eastAsia="Arial Narrow" w:hAnsi="Arial Narrow" w:cs="Arial Narrow"/>
-          <w:sz w:val="16"/>
-          <w:szCs w:val="16"/>
-        </w:rPr>
-        <w:t>.</w:t>
+        <w:t>Publicado</w:t>
+      </w:r>
+      <w:r>
+        <w:rPr>
+          <w:rFonts w:ascii="Arial Narrow" w:eastAsia="Arial Narrow" w:hAnsi="Arial Narrow" w:cs="Arial Narrow"/>
+          <w:b/>
+          <w:sz w:val="16"/>
+          <w:szCs w:val="16"/>
+        </w:rPr>
+        <w:t xml:space="preserve"> </w:t>
+      </w:r>
+      <w:r>
+        <w:rPr>
+          <w:rFonts w:ascii="Arial Narrow" w:eastAsia="Arial Narrow" w:hAnsi="Arial Narrow" w:cs="Arial Narrow"/>
+          <w:sz w:val="16"/>
+          <w:szCs w:val="16"/>
+        </w:rPr>
+        <w:t xml:space="preserve">el 2 de setiembre de 2010 en el Diario Oficial El Peruano, vigente desde el 2 de octubre de 2010 y modificado por Decreto Legislativo 1308.</w:t>
       </w:r>
     </w:p>
     <w:p>
@@ -8670,7 +8696,6 @@
           <w:sz w:val="16"/>
           <w:szCs w:val="16"/>
         </w:rPr>
-        <w:tab/>
         <w:t xml:space="preserve"/>
       </w:r>
       <w:r>
@@ -8679,7 +8704,6 @@
           <w:sz w:val="16"/>
           <w:szCs w:val="16"/>
         </w:rPr>
-        <w:tab/>
       </w:r>
       <w:r>
         <w:rPr>
@@ -8689,6 +8713,7 @@
           <w:sz w:val="16"/>
           <w:szCs w:val="16"/>
         </w:rPr>
+        <w:tab/>
         <w:t xml:space="preserve">LEY 29571, CÓDIGO DE PROTECCIÓN Y DEFENSA DEL CONSUMIDOR, publicado el 2 de setiembre de 2010 y modificado por Decreto Legislativo 1308 </w:t>
       </w:r>
     </w:p>
@@ -8912,7 +8937,6 @@
           <w:sz w:val="16"/>
           <w:szCs w:val="16"/>
         </w:rPr>
-        <w:tab/>
         <w:t xml:space="preserve"/>
       </w:r>
       <w:r>
@@ -8921,7 +8945,6 @@
           <w:sz w:val="16"/>
           <w:szCs w:val="16"/>
         </w:rPr>
-        <w:tab/>
       </w:r>
       <w:r>
         <w:rPr>
@@ -8931,6 +8954,7 @@
           <w:sz w:val="16"/>
           <w:szCs w:val="16"/>
         </w:rPr>
+        <w:tab/>
         <w:t xml:space="preserve">LEY 29571, CÓDIGO DE PROTECCIÓN Y DEFENSA DEL CONSUMIDOR, publicado el 2 de setiembre de 2010 y modificado por Decreto Legislativo 1308 </w:t>
       </w:r>
     </w:p>
@@ -9091,7 +9115,6 @@
           <w:sz w:val="16"/>
           <w:szCs w:val="16"/>
         </w:rPr>
-        <w:tab/>
         <w:t xml:space="preserve"/>
       </w:r>
       <w:r>
@@ -9100,7 +9123,6 @@
           <w:sz w:val="16"/>
           <w:szCs w:val="16"/>
         </w:rPr>
-        <w:tab/>
       </w:r>
       <w:r>
         <w:rPr>
@@ -9110,6 +9132,7 @@
           <w:sz w:val="16"/>
           <w:szCs w:val="16"/>
         </w:rPr>
+        <w:tab/>
         <w:t xml:space="preserve">LEY 29571, CÓDIGO DE PROTECCIÓN Y DEFENSA DEL CONSUMIDOR, publicado el 2 de setiembre de 2010 y modificado por Decreto Legislativo 1308 </w:t>
       </w:r>
     </w:p>
@@ -9388,7 +9411,6 @@
           <w:sz w:val="16"/>
           <w:szCs w:val="16"/>
         </w:rPr>
-        <w:tab/>
         <w:t xml:space="preserve"/>
       </w:r>
       <w:r>
@@ -9397,7 +9419,6 @@
           <w:sz w:val="16"/>
           <w:szCs w:val="16"/>
         </w:rPr>
-        <w:tab/>
       </w:r>
       <w:r>
         <w:rPr>
@@ -9407,6 +9428,7 @@
           <w:sz w:val="16"/>
           <w:szCs w:val="16"/>
         </w:rPr>
+        <w:tab/>
         <w:t>LEY SOBRE FACULTADES, NORMAS Y ORGANIZACIÓN DEL INDECOPI, APROBADA POR DECRETO LEGISLATIVO 807 Artículo 24.-</w:t>
       </w:r>
       <w:r>
@@ -9537,7 +9559,6 @@
           <w:sz w:val="16"/>
           <w:szCs w:val="16"/>
         </w:rPr>
-        <w:tab/>
         <w:t xml:space="preserve"/>
       </w:r>
       <w:r>
@@ -9612,24 +9633,23 @@
           <w:sz w:val="16"/>
           <w:szCs w:val="16"/>
         </w:rPr>
+        <w:t xml:space="preserve"/>
+      </w:r>
+      <w:r>
+        <w:rPr>
+          <w:rFonts w:ascii="Arial Narrow" w:eastAsia="Arial Narrow" w:hAnsi="Arial Narrow" w:cs="Arial Narrow"/>
+          <w:sz w:val="16"/>
+          <w:szCs w:val="16"/>
+        </w:rPr>
+      </w:r>
+      <w:r>
+        <w:rPr>
+          <w:rFonts w:ascii="Arial Narrow" w:eastAsia="Arial Narrow" w:hAnsi="Arial Narrow" w:cs="Arial Narrow"/>
+          <w:b/>
+          <w:sz w:val="16"/>
+          <w:szCs w:val="16"/>
+        </w:rPr>
         <w:tab/>
-        <w:t xml:space="preserve"/>
-      </w:r>
-      <w:r>
-        <w:rPr>
-          <w:rFonts w:ascii="Arial Narrow" w:eastAsia="Arial Narrow" w:hAnsi="Arial Narrow" w:cs="Arial Narrow"/>
-          <w:sz w:val="16"/>
-          <w:szCs w:val="16"/>
-        </w:rPr>
-        <w:tab/>
-      </w:r>
-      <w:r>
-        <w:rPr>
-          <w:rFonts w:ascii="Arial Narrow" w:eastAsia="Arial Narrow" w:hAnsi="Arial Narrow" w:cs="Arial Narrow"/>
-          <w:b/>
-          <w:sz w:val="16"/>
-          <w:szCs w:val="16"/>
-        </w:rPr>
         <w:t>LEY 29571, CÓDIGO DE PROTECCIÓN Y DEFENSA DEL CONSUMIDOR</w:t>
       </w:r>
       <w:r>
@@ -10014,32 +10034,31 @@
           <w:szCs w:val="16"/>
           <w:vertAlign w:val="superscript"/>
         </w:rPr>
+        <w:t xml:space="preserve"/>
+      </w:r>
+      <w:r>
+        <w:rPr>
+          <w:rFonts w:ascii="Arial Narrow" w:eastAsia="Arial Narrow" w:hAnsi="Arial Narrow" w:cs="Arial Narrow"/>
+          <w:sz w:val="16"/>
+          <w:szCs w:val="16"/>
+        </w:rPr>
+        <w:t xml:space="preserve"/>
+      </w:r>
+      <w:r>
+        <w:rPr>
+          <w:rFonts w:ascii="Arial Narrow" w:eastAsia="Arial Narrow" w:hAnsi="Arial Narrow" w:cs="Arial Narrow"/>
+          <w:sz w:val="16"/>
+          <w:szCs w:val="16"/>
+        </w:rPr>
+      </w:r>
+      <w:r>
+        <w:rPr>
+          <w:rFonts w:ascii="Arial Narrow" w:eastAsia="Arial Narrow" w:hAnsi="Arial Narrow" w:cs="Arial Narrow"/>
+          <w:b/>
+          <w:sz w:val="16"/>
+          <w:szCs w:val="16"/>
+        </w:rPr>
         <w:tab/>
-        <w:t xml:space="preserve"/>
-      </w:r>
-      <w:r>
-        <w:rPr>
-          <w:rFonts w:ascii="Arial Narrow" w:eastAsia="Arial Narrow" w:hAnsi="Arial Narrow" w:cs="Arial Narrow"/>
-          <w:sz w:val="16"/>
-          <w:szCs w:val="16"/>
-        </w:rPr>
-        <w:t xml:space="preserve"> </w:t>
-      </w:r>
-      <w:r>
-        <w:rPr>
-          <w:rFonts w:ascii="Arial Narrow" w:eastAsia="Arial Narrow" w:hAnsi="Arial Narrow" w:cs="Arial Narrow"/>
-          <w:sz w:val="16"/>
-          <w:szCs w:val="16"/>
-        </w:rPr>
-        <w:tab/>
-      </w:r>
-      <w:r>
-        <w:rPr>
-          <w:rFonts w:ascii="Arial Narrow" w:eastAsia="Arial Narrow" w:hAnsi="Arial Narrow" w:cs="Arial Narrow"/>
-          <w:b/>
-          <w:sz w:val="16"/>
-          <w:szCs w:val="16"/>
-        </w:rPr>
         <w:t>LEY 29571, CÓDIGO DE PROTECCIÓN Y DEFENSA DEL CONSUMIDOR</w:t>
       </w:r>
       <w:r>
@@ -10243,7 +10262,6 @@
           <w:sz w:val="16"/>
           <w:szCs w:val="16"/>
         </w:rPr>
-        <w:tab/>
         <w:t xml:space="preserve"/>
       </w:r>
       <w:r>
@@ -10252,7 +10270,6 @@
           <w:sz w:val="16"/>
           <w:szCs w:val="16"/>
         </w:rPr>
-        <w:tab/>
       </w:r>
       <w:r>
         <w:rPr>
@@ -10262,6 +10279,7 @@
           <w:sz w:val="16"/>
           <w:szCs w:val="16"/>
         </w:rPr>
+        <w:tab/>
         <w:t xml:space="preserve">LEY 29571, CÓDIGO DE PROTECCIÓN Y DEFENSA DEL CONSUMIDOR, publicado el 2 de setiembre de 2010 y modificado por Decreto Legislativo 1308 </w:t>
       </w:r>
     </w:p>
@@ -11080,24 +11098,23 @@
           <w:sz w:val="16"/>
           <w:szCs w:val="16"/>
         </w:rPr>
+        <w:t xml:space="preserve"/>
+      </w:r>
+      <w:r>
+        <w:rPr>
+          <w:rFonts w:ascii="Arial Narrow" w:eastAsia="Arial Narrow" w:hAnsi="Arial Narrow" w:cs="Arial Narrow"/>
+          <w:sz w:val="16"/>
+          <w:szCs w:val="16"/>
+        </w:rPr>
+      </w:r>
+      <w:r>
+        <w:rPr>
+          <w:rFonts w:ascii="Arial Narrow" w:eastAsia="Arial Narrow" w:hAnsi="Arial Narrow" w:cs="Arial Narrow"/>
+          <w:b/>
+          <w:sz w:val="16"/>
+          <w:szCs w:val="16"/>
+        </w:rPr>
         <w:tab/>
-        <w:t xml:space="preserve"/>
-      </w:r>
-      <w:r>
-        <w:rPr>
-          <w:rFonts w:ascii="Arial Narrow" w:eastAsia="Arial Narrow" w:hAnsi="Arial Narrow" w:cs="Arial Narrow"/>
-          <w:sz w:val="16"/>
-          <w:szCs w:val="16"/>
-        </w:rPr>
-        <w:tab/>
-      </w:r>
-      <w:r>
-        <w:rPr>
-          <w:rFonts w:ascii="Arial Narrow" w:eastAsia="Arial Narrow" w:hAnsi="Arial Narrow" w:cs="Arial Narrow"/>
-          <w:b/>
-          <w:sz w:val="16"/>
-          <w:szCs w:val="16"/>
-        </w:rPr>
         <w:t>LEY 29571, CÓDIGO DE PROTECCIÓN Y DEFENSA DEL CONSUMIDOR</w:t>
       </w:r>
       <w:r>
@@ -11312,7 +11329,6 @@
           <w:sz w:val="16"/>
           <w:szCs w:val="16"/>
         </w:rPr>
-        <w:tab/>
         <w:t xml:space="preserve"/>
       </w:r>
       <w:r>
@@ -11417,31 +11433,30 @@
           <w:sz w:val="16"/>
           <w:szCs w:val="16"/>
         </w:rPr>
+        <w:t xml:space="preserve"/>
+      </w:r>
+      <w:r>
+        <w:rPr>
+          <w:rFonts w:ascii="Arial Narrow" w:eastAsia="Arial Narrow" w:hAnsi="Arial Narrow" w:cs="Arial Narrow"/>
+          <w:sz w:val="16"/>
+          <w:szCs w:val="16"/>
+        </w:rPr>
+      </w:r>
+      <w:r>
+        <w:rPr>
+          <w:rFonts w:ascii="Arial Narrow" w:eastAsia="Arial Narrow" w:hAnsi="Arial Narrow" w:cs="Arial Narrow"/>
+          <w:b/>
+          <w:sz w:val="16"/>
+          <w:szCs w:val="16"/>
+        </w:rPr>
         <w:tab/>
-        <w:t xml:space="preserve"/>
-      </w:r>
-      <w:r>
-        <w:rPr>
-          <w:rFonts w:ascii="Arial Narrow" w:eastAsia="Arial Narrow" w:hAnsi="Arial Narrow" w:cs="Arial Narrow"/>
-          <w:sz w:val="16"/>
-          <w:szCs w:val="16"/>
-        </w:rPr>
-        <w:tab/>
-      </w:r>
-      <w:r>
-        <w:rPr>
-          <w:rFonts w:ascii="Arial Narrow" w:eastAsia="Arial Narrow" w:hAnsi="Arial Narrow" w:cs="Arial Narrow"/>
-          <w:b/>
-          <w:sz w:val="16"/>
-          <w:szCs w:val="16"/>
-        </w:rPr>
         <w:t>TEXTO ÚNICO ORDENADO DE LA LEY DEL PROCEDIMIENTO ADMINISTRATIVO GENERAL, aprobado mediante Decreto Supremo 006-2026-JUS y publicado el 30 de abril de 2026</w:t>
       </w:r>
     </w:p>
     <w:p>
       <w:pPr>
         <w:pStyle w:val="Textonotapie"/>
-        <w:ind w:left="1134" w:hanging="567"/>
+        <w:ind w:left="1134"/>
         <w:jc w:val="both"/>
         <w:rPr>
           <w:rFonts w:ascii="Arial Narrow" w:eastAsia="Arial Narrow" w:hAnsi="Arial Narrow" w:cs="Arial Narrow"/>

--- a/plantillas_maestras/06_seguro_hogar_e_inmuebles/anulacion_indebida/2_o_mas_ddos_varios/mujer/TPL_0600_2026_SEGURO_HOGAR_E_INMUEBLES_ANULACION_INDEBIDA_ASEGURADORA_MUJER_R2.docx
+++ b/plantillas_maestras/06_seguro_hogar_e_inmuebles/anulacion_indebida/2_o_mas_ddos_varios/mujer/TPL_0600_2026_SEGURO_HOGAR_E_INMUEBLES_ANULACION_INDEBIDA_ASEGURADORA_MUJER_R2.docx
@@ -3931,7 +3931,7 @@
           <w:sz w:val="22"/>
           <w:szCs w:val="22"/>
         </w:rPr>
-        <w:t>Rímac Seguros y Reaseguros S.A. no habría cumplido con remitir a la denunciante una copia impresa de la Póliza Domiciliaria 1416-20015 y su remisión a su domicilio, así como el envío de dicha documentación a su correo electrónico, solicitada entre 2024 y 2025</w:t>
+        <w:t xml:space="preserve">Rímac Seguros y Reaseguros S.A. no habría cumplido con remitir a la denunciante una copia impresa de la Póliza Domiciliaria 1416-20015 y su remisión a su domicilio, así como el envío de dicha documentación a su correo electrónico, solicitada entre 2024 y 2025</w:t>
       </w:r>
       <w:r>
         <w:rPr>
@@ -3944,7 +3944,7 @@
           <w:lang w:eastAsia="es-PE"/>
           <w14:ligatures w14:val="none"/>
         </w:rPr>
-        <w:t xml:space="preserve">. Por </w:t>
+        <w:t xml:space="preserve">; involucraría una presunta afectación al derecho de información de los consumidores. Por consiguiente, corresponde calificar el hecho materia de denuncia como una presunta infracción al deber de información, tipificado en el artículo 1, numeral 1, literal b) y al artículo 2 del Código</w:t>
       </w:r>
       <w:r>
         <w:rPr>
@@ -3958,7 +3958,7 @@
           <w14:ligatures w14:val="none"/>
         </w:rPr>
         <w:lastRenderedPageBreak/>
-        <w:t xml:space="preserve">consiguiente, corresponde calificar el hecho materia de denuncia como una presunta infracción al deber de información, tipificado en el </w:t>
+        <w:t xml:space="preserve"/>
       </w:r>
       <w:bookmarkStart w:id="8" w:name="_Hlk195611851"/>
       <w:r>
@@ -3972,7 +3972,7 @@
           <w:lang w:eastAsia="es-PE"/>
           <w14:ligatures w14:val="none"/>
         </w:rPr>
-        <w:t xml:space="preserve">artículo 1, numeral 1, literal b) </w:t>
+        <w:t xml:space="preserve"/>
       </w:r>
       <w:bookmarkEnd w:id="8"/>
       <w:r>
@@ -3986,7 +3986,7 @@
           <w:lang w:eastAsia="es-PE"/>
           <w14:ligatures w14:val="none"/>
         </w:rPr>
-        <w:t>y al artículo 2 del Código</w:t>
+        <w:t xml:space="preserve"/>
       </w:r>
       <w:r>
         <w:rPr>
@@ -4014,7 +4014,7 @@
           <w:lang w:eastAsia="es-PE"/>
           <w14:ligatures w14:val="none"/>
         </w:rPr>
-        <w:t>.</w:t>
+        <w:t xml:space="preserve">.</w:t>
       </w:r>
     </w:p>
     <w:p>

--- a/plantillas_maestras/06_seguro_hogar_e_inmuebles/anulacion_indebida/2_o_mas_ddos_varios/mujer/TPL_0600_2026_SEGURO_HOGAR_E_INMUEBLES_ANULACION_INDEBIDA_ASEGURADORA_MUJER_R2.docx
+++ b/plantillas_maestras/06_seguro_hogar_e_inmuebles/anulacion_indebida/2_o_mas_ddos_varios/mujer/TPL_0600_2026_SEGURO_HOGAR_E_INMUEBLES_ANULACION_INDEBIDA_ASEGURADORA_MUJER_R2.docx
@@ -6493,7 +6493,7 @@
           <w:sz w:val="22"/>
           <w:szCs w:val="22"/>
         </w:rPr>
-        <w:t xml:space="preserve">correr traslado de la presente resolución a Rímac Seguros y Reaseguros S.A. y Baukost Ajustadores y Peritos de Seguros S.A.C. para que, de conformidad con lo dispuesto por el artículo 26 de la Ley sobre Facultades, Normas y Organización del Indecopi, aprobada por Decreto Legislativo 807</w:t>
+        <w:t xml:space="preserve">correr traslado de la denuncia del 30 de diciembre de 2025, complementado mediante dos (2) escritos del 29 de enero de 2026, subsanada mediante dos (2) escritos del 12 de marzo de 2026 a Rímac Seguros y Reaseguros S.A. y Baukost Ajustadores y Peritos de Seguros S.A.C. para que, de conformidad con lo dispuesto por el artículo 26 de la Ley sobre Facultades, Normas y Organización del Indecopi, aprobada por Decreto Legislativo 807</w:t>
       </w:r>
       <w:r>
         <w:rPr>
